--- a/docs/KE_HOACH_V3_CHINH_THUC.docx
+++ b/docs/KE_HOACH_V3_CHINH_THUC.docx
@@ -2,7 +2,7 @@
 <file path=word/document.xml><?xml version="1.0" encoding="utf-8"?>
 <w:document xmlns:w="http://schemas.openxmlformats.org/wordprocessingml/2006/main" xmlns:m="http://schemas.openxmlformats.org/officeDocument/2006/math" xmlns:r="http://schemas.openxmlformats.org/officeDocument/2006/relationships" xmlns:o="urn:schemas-microsoft-com:office:office" xmlns:v="urn:schemas-microsoft-com:vml" xmlns:w10="urn:schemas-microsoft-com:office:word" xmlns:a="http://schemas.openxmlformats.org/drawingml/2006/main" xmlns:pic="http://schemas.openxmlformats.org/drawingml/2006/picture" xmlns:wp="http://schemas.openxmlformats.org/drawingml/2006/wordprocessingDrawing">
   <w:body>
-    <w:bookmarkStart w:id="26" w:name="Xf591083e63529cee6e3df27d0737062e7768a88"/>
+    <w:bookmarkStart w:id="30" w:name="Xf591083e63529cee6e3df27d0737062e7768a88"/>
     <w:p>
       <w:pPr>
         <w:pStyle w:val="Heading1"/>
@@ -3686,22 +3686,329 @@
       </w:r>
     </w:p>
     <w:bookmarkEnd w:id="18"/>
-    <w:bookmarkStart w:id="25" w:name="X4e74bbea56bf0474fd821a17856e182245ad907"/>
+    <w:bookmarkStart w:id="22" w:name="Xd3e174a69b9a66d038c9d75605c63b17407e4a7"/>
     <w:p>
       <w:pPr>
         <w:pStyle w:val="Heading2"/>
       </w:pPr>
       <w:r>
-        <w:t xml:space="preserve">Bàn giao cho phiên thực hiện (tài khoản phụ)</w:t>
-      </w:r>
-    </w:p>
-    <w:bookmarkStart w:id="19" w:name="bắt-đầu"/>
+        <w:t xml:space="preserve">Tiến độ thực hiện (cập nhật 2026-09-24, nhánh</w:t>
+      </w:r>
+      <w:r>
+        <w:t xml:space="preserve"> </w:t>
+      </w:r>
+      <w:r>
+        <w:rPr>
+          <w:rStyle w:val="VerbatimChar"/>
+        </w:rPr>
+        <w:t xml:space="preserve">v3-shots</w:t>
+      </w:r>
+      <w:r>
+        <w:t xml:space="preserve">)</w:t>
+      </w:r>
+    </w:p>
+    <w:tbl>
+      <w:tblPr>
+        <w:tblStyle w:val="Table"/>
+        <w:tblW w:type="pct" w:w="5000"/>
+        <w:tblLayout w:type="fixed"/>
+        <w:tblLook w:firstRow="1" w:lastRow="0" w:firstColumn="0" w:lastColumn="0" w:noHBand="0" w:noVBand="0" w:val="0020"/>
+      </w:tblPr>
+      <w:tblGrid>
+        <w:gridCol w:w="2640"/>
+        <w:gridCol w:w="2640"/>
+        <w:gridCol w:w="2640"/>
+      </w:tblGrid>
+      <w:tr>
+        <w:trPr>
+          <w:tblHeader w:val="on"/>
+        </w:trPr>
+        <w:tc>
+          <w:tcPr/>
+          <w:p>
+            <w:pPr>
+              <w:pStyle w:val="Compact"/>
+            </w:pPr>
+            <w:r>
+              <w:t xml:space="preserve">GĐ</w:t>
+            </w:r>
+          </w:p>
+        </w:tc>
+        <w:tc>
+          <w:tcPr/>
+          <w:p>
+            <w:pPr>
+              <w:pStyle w:val="Compact"/>
+            </w:pPr>
+            <w:r>
+              <w:t xml:space="preserve">Trạng thái</w:t>
+            </w:r>
+          </w:p>
+        </w:tc>
+        <w:tc>
+          <w:tcPr/>
+          <w:p>
+            <w:pPr>
+              <w:pStyle w:val="Compact"/>
+            </w:pPr>
+            <w:r>
+              <w:t xml:space="preserve">Ghi chú</w:t>
+            </w:r>
+          </w:p>
+        </w:tc>
+      </w:tr>
+      <w:tr>
+        <w:tc>
+          <w:tcPr/>
+          <w:p>
+            <w:pPr>
+              <w:pStyle w:val="Compact"/>
+            </w:pPr>
+            <w:r>
+              <w:t xml:space="preserve">GĐ1 · Thư viện phong cách</w:t>
+            </w:r>
+          </w:p>
+        </w:tc>
+        <w:tc>
+          <w:tcPr/>
+          <w:p>
+            <w:pPr>
+              <w:pStyle w:val="Compact"/>
+            </w:pPr>
+            <w:r>
+              <w:rPr>
+                <w:b/>
+                <w:bCs/>
+              </w:rPr>
+              <w:t xml:space="preserve">Đang làm (~50%)</w:t>
+            </w:r>
+          </w:p>
+        </w:tc>
+        <w:tc>
+          <w:tcPr/>
+          <w:p>
+            <w:pPr>
+              <w:pStyle w:val="Compact"/>
+            </w:pPr>
+            <w:r>
+              <w:t xml:space="preserve">Công cụ xong; 19/≥36 video đã phân tích; chưa viết file phong cách</w:t>
+            </w:r>
+          </w:p>
+        </w:tc>
+      </w:tr>
+      <w:tr>
+        <w:tc>
+          <w:tcPr/>
+          <w:p>
+            <w:pPr>
+              <w:pStyle w:val="Compact"/>
+            </w:pPr>
+            <w:r>
+              <w:t xml:space="preserve">GĐ2 · Lớp shot + nhịp</w:t>
+            </w:r>
+          </w:p>
+        </w:tc>
+        <w:tc>
+          <w:tcPr/>
+          <w:p>
+            <w:pPr>
+              <w:pStyle w:val="Compact"/>
+            </w:pPr>
+            <w:r>
+              <w:t xml:space="preserve">Chưa bắt đầu</w:t>
+            </w:r>
+          </w:p>
+        </w:tc>
+        <w:tc>
+          <w:tcPr/>
+          <w:p>
+            <w:pPr>
+              <w:pStyle w:val="Compact"/>
+            </w:pPr>
+            <w:r>
+              <w:t xml:space="preserve">Đã đọc code nền (xem</w:t>
+            </w:r>
+            <w:r>
+              <w:t xml:space="preserve"> </w:t>
+            </w:r>
+            <w:r>
+              <w:t xml:space="preserve">“Ghi chú thiết kế”</w:t>
+            </w:r>
+            <w:r>
+              <w:t xml:space="preserve"> </w:t>
+            </w:r>
+            <w:r>
+              <w:t xml:space="preserve">dưới)</w:t>
+            </w:r>
+          </w:p>
+        </w:tc>
+      </w:tr>
+      <w:tr>
+        <w:tc>
+          <w:tcPr/>
+          <w:p>
+            <w:pPr>
+              <w:pStyle w:val="Compact"/>
+            </w:pPr>
+            <w:r>
+              <w:t xml:space="preserve">GĐ3 · Nhất quán + Kling multi-shot</w:t>
+            </w:r>
+          </w:p>
+        </w:tc>
+        <w:tc>
+          <w:tcPr/>
+          <w:p>
+            <w:pPr>
+              <w:pStyle w:val="Compact"/>
+            </w:pPr>
+            <w:r>
+              <w:t xml:space="preserve">Chưa bắt đầu</w:t>
+            </w:r>
+          </w:p>
+        </w:tc>
+        <w:tc>
+          <w:tcPr/>
+          <w:p>
+            <w:pPr>
+              <w:pStyle w:val="Compact"/>
+            </w:pPr>
+          </w:p>
+        </w:tc>
+      </w:tr>
+      <w:tr>
+        <w:tc>
+          <w:tcPr/>
+          <w:p>
+            <w:pPr>
+              <w:pStyle w:val="Compact"/>
+            </w:pPr>
+            <w:r>
+              <w:t xml:space="preserve">GĐ4 · Giọng Việt + storyboard theo shot</w:t>
+            </w:r>
+          </w:p>
+        </w:tc>
+        <w:tc>
+          <w:tcPr/>
+          <w:p>
+            <w:pPr>
+              <w:pStyle w:val="Compact"/>
+            </w:pPr>
+            <w:r>
+              <w:t xml:space="preserve">Chưa bắt đầu</w:t>
+            </w:r>
+          </w:p>
+        </w:tc>
+        <w:tc>
+          <w:tcPr/>
+          <w:p>
+            <w:pPr>
+              <w:pStyle w:val="Compact"/>
+            </w:pPr>
+            <w:r>
+              <w:t xml:space="preserve">So</w:t>
+            </w:r>
+            <w:r>
+              <w:t xml:space="preserve"> </w:t>
+            </w:r>
+            <w:r>
+              <w:rPr>
+                <w:rStyle w:val="VerbatimChar"/>
+              </w:rPr>
+              <w:t xml:space="preserve">eleven_v3</w:t>
+            </w:r>
+            <w:r>
+              <w:t xml:space="preserve">/</w:t>
+            </w:r>
+            <w:r>
+              <w:rPr>
+                <w:rStyle w:val="VerbatimChar"/>
+              </w:rPr>
+              <w:t xml:space="preserve">multilingual_v2</w:t>
+            </w:r>
+            <w:r>
+              <w:t xml:space="preserve"> </w:t>
+            </w:r>
+            <w:r>
+              <w:t xml:space="preserve">tốn credit → hỏi trước</w:t>
+            </w:r>
+          </w:p>
+        </w:tc>
+      </w:tr>
+      <w:tr>
+        <w:tc>
+          <w:tcPr/>
+          <w:p>
+            <w:pPr>
+              <w:pStyle w:val="Compact"/>
+            </w:pPr>
+            <w:r>
+              <w:t xml:space="preserve">GĐ5 · Trần ngân sách, thử rẻ, so sánh</w:t>
+            </w:r>
+          </w:p>
+        </w:tc>
+        <w:tc>
+          <w:tcPr/>
+          <w:p>
+            <w:pPr>
+              <w:pStyle w:val="Compact"/>
+            </w:pPr>
+            <w:r>
+              <w:t xml:space="preserve">Chưa bắt đầu</w:t>
+            </w:r>
+          </w:p>
+        </w:tc>
+        <w:tc>
+          <w:tcPr/>
+          <w:p>
+            <w:pPr>
+              <w:pStyle w:val="Compact"/>
+            </w:pPr>
+          </w:p>
+        </w:tc>
+      </w:tr>
+      <w:tr>
+        <w:tc>
+          <w:tcPr/>
+          <w:p>
+            <w:pPr>
+              <w:pStyle w:val="Compact"/>
+            </w:pPr>
+            <w:r>
+              <w:t xml:space="preserve">GĐ6 · Thử thật 3 phương án</w:t>
+            </w:r>
+          </w:p>
+        </w:tc>
+        <w:tc>
+          <w:tcPr/>
+          <w:p>
+            <w:pPr>
+              <w:pStyle w:val="Compact"/>
+            </w:pPr>
+            <w:r>
+              <w:t xml:space="preserve">Chưa bắt đầu</w:t>
+            </w:r>
+          </w:p>
+        </w:tc>
+        <w:tc>
+          <w:tcPr/>
+          <w:p>
+            <w:pPr>
+              <w:pStyle w:val="Compact"/>
+            </w:pPr>
+            <w:r>
+              <w:t xml:space="preserve">Cần bạn duyệt chi tiêu</w:t>
+            </w:r>
+          </w:p>
+        </w:tc>
+      </w:tr>
+    </w:tbl>
+    <w:bookmarkStart w:id="19" w:name="gđ1-đã-xong"/>
     <w:p>
       <w:pPr>
         <w:pStyle w:val="Heading3"/>
       </w:pPr>
       <w:r>
-        <w:t xml:space="preserve">Bắt đầu</w:t>
+        <w:t xml:space="preserve">GĐ1 — đã xong</w:t>
       </w:r>
     </w:p>
     <w:p>
@@ -3716,40 +4023,164 @@
         <w:rPr>
           <w:rStyle w:val="VerbatimChar"/>
         </w:rPr>
-        <w:t xml:space="preserve">git pull</w:t>
-      </w:r>
-      <w:r>
-        <w:t xml:space="preserve"> </w:t>
-      </w:r>
-      <w:r>
-        <w:t xml:space="preserve">trên</w:t>
-      </w:r>
-      <w:r>
-        <w:t xml:space="preserve"> </w:t>
-      </w:r>
-      <w:r>
-        <w:rPr>
-          <w:rStyle w:val="VerbatimChar"/>
-        </w:rPr>
-        <w:t xml:space="preserve">main</w:t>
-      </w:r>
-      <w:r>
-        <w:t xml:space="preserve"> </w:t>
-      </w:r>
-      <w:r>
-        <w:t xml:space="preserve">(commit chốt kế hoạch này), tạo nhánh</w:t>
-      </w:r>
-      <w:r>
-        <w:t xml:space="preserve"> </w:t>
-      </w:r>
-      <w:r>
-        <w:rPr>
-          <w:rStyle w:val="VerbatimChar"/>
-        </w:rPr>
-        <w:t xml:space="preserve">v3-shots</w:t>
-      </w:r>
-      <w:r>
-        <w:t xml:space="preserve">.</w:t>
+        <w:t xml:space="preserve">core/reference_analysis.py</w:t>
+      </w:r>
+      <w:r>
+        <w:t xml:space="preserve">: cắt shot bằng ffmpeg (</w:t>
+      </w:r>
+      <w:r>
+        <w:rPr>
+          <w:rStyle w:val="VerbatimChar"/>
+        </w:rPr>
+        <w:t xml:space="preserve">scale=192</w:t>
+      </w:r>
+      <w:r>
+        <w:t xml:space="preserve">,</w:t>
+      </w:r>
+      <w:r>
+        <w:t xml:space="preserve"> </w:t>
+      </w:r>
+      <w:r>
+        <w:rPr>
+          <w:rStyle w:val="VerbatimChar"/>
+        </w:rPr>
+        <w:t xml:space="preserve">select='gt(scene,T)',showinfo</w:t>
+      </w:r>
+      <w:r>
+        <w:t xml:space="preserve">, mặc định T=0,30; video hướng dẫn dạng chia đôi màn hình/slide dùng 0,15), khung giữa mỗi shot, bảng khung 12 ô/bảng (qua</w:t>
+      </w:r>
+      <w:r>
+        <w:t xml:space="preserve"> </w:t>
+      </w:r>
+      <w:r>
+        <w:rPr>
+          <w:rStyle w:val="VerbatimChar"/>
+        </w:rPr>
+        <w:t xml:space="preserve">layout.storyboard</w:t>
+      </w:r>
+      <w:r>
+        <w:t xml:space="preserve">), gắn nhãn bằng</w:t>
+      </w:r>
+      <w:r>
+        <w:t xml:space="preserve"> </w:t>
+      </w:r>
+      <w:r>
+        <w:rPr>
+          <w:rStyle w:val="VerbatimChar"/>
+        </w:rPr>
+        <w:t xml:space="preserve">llm_runner.ask_json</w:t>
+      </w:r>
+      <w:r>
+        <w:t xml:space="preserve"> </w:t>
+      </w:r>
+      <w:r>
+        <w:t xml:space="preserve">+</w:t>
+      </w:r>
+      <w:r>
+        <w:t xml:space="preserve"> </w:t>
+      </w:r>
+      <w:r>
+        <w:rPr>
+          <w:rStyle w:val="VerbatimChar"/>
+        </w:rPr>
+        <w:t xml:space="preserve">prompts/16_reference_shots.md</w:t>
+      </w:r>
+      <w:r>
+        <w:t xml:space="preserve"> </w:t>
+      </w:r>
+      <w:r>
+        <w:t xml:space="preserve">(từ vựng cố định: cỡ cảnh ECU…EWS +</w:t>
+      </w:r>
+      <w:r>
+        <w:t xml:space="preserve"> </w:t>
+      </w:r>
+      <w:r>
+        <w:rPr>
+          <w:rStyle w:val="VerbatimChar"/>
+        </w:rPr>
+        <w:t xml:space="preserve">GAME_TPS</w:t>
+      </w:r>
+      <w:r>
+        <w:t xml:space="preserve"> </w:t>
+      </w:r>
+      <w:r>
+        <w:t xml:space="preserve">+</w:t>
+      </w:r>
+      <w:r>
+        <w:t xml:space="preserve"> </w:t>
+      </w:r>
+      <w:r>
+        <w:rPr>
+          <w:rStyle w:val="VerbatimChar"/>
+        </w:rPr>
+        <w:t xml:space="preserve">GRAPHIC</w:t>
+      </w:r>
+      <w:r>
+        <w:t xml:space="preserve">, góc, chuyển động máy, 8 vai trò, chữ/giao diện game/hiệu ứng),</w:t>
+      </w:r>
+      <w:r>
+        <w:t xml:space="preserve"> </w:t>
+      </w:r>
+      <w:r>
+        <w:rPr>
+          <w:rStyle w:val="VerbatimChar"/>
+        </w:rPr>
+        <w:t xml:space="preserve">MockLlm</w:t>
+      </w:r>
+      <w:r>
+        <w:t xml:space="preserve"> </w:t>
+      </w:r>
+      <w:r>
+        <w:t xml:space="preserve">có câu trả lời giả lập, lưu</w:t>
+      </w:r>
+      <w:r>
+        <w:t xml:space="preserve"> </w:t>
+      </w:r>
+      <w:r>
+        <w:rPr>
+          <w:b/>
+          <w:bCs/>
+        </w:rPr>
+        <w:t xml:space="preserve">chỉ dữ liệu chữ</w:t>
+      </w:r>
+      <w:r>
+        <w:t xml:space="preserve"> </w:t>
+      </w:r>
+      <w:r>
+        <w:t xml:space="preserve">vào</w:t>
+      </w:r>
+      <w:r>
+        <w:t xml:space="preserve"> </w:t>
+      </w:r>
+      <w:r>
+        <w:rPr>
+          <w:rStyle w:val="VerbatimChar"/>
+        </w:rPr>
+        <w:t xml:space="preserve">research/ff_styles/&lt;STYLE&gt;/&lt;id&gt;.json</w:t>
+      </w:r>
+      <w:r>
+        <w:t xml:space="preserve">, thống kê theo phong cách (</w:t>
+      </w:r>
+      <w:r>
+        <w:rPr>
+          <w:rStyle w:val="VerbatimChar"/>
+        </w:rPr>
+        <w:t xml:space="preserve">style_stats</w:t>
+      </w:r>
+      <w:r>
+        <w:t xml:space="preserve">,</w:t>
+      </w:r>
+      <w:r>
+        <w:t xml:space="preserve"> </w:t>
+      </w:r>
+      <w:r>
+        <w:rPr>
+          <w:rStyle w:val="VerbatimChar"/>
+        </w:rPr>
+        <w:t xml:space="preserve">stats_markdown</w:t>
+      </w:r>
+      <w:r>
+        <w:t xml:space="preserve">: độ dài shot p10–p90, khoảng p25–p75 theo vai trò, tỉ lệ cỡ cảnh/chuyển động, chữ/UI/hiệu ứng, mở–kết).</w:t>
       </w:r>
     </w:p>
     <w:p>
@@ -3761,97 +4192,82 @@
         </w:numPr>
       </w:pPr>
       <w:r>
-        <w:t xml:space="preserve">Đọc theo thứ tự:</w:t>
-      </w:r>
-      <w:r>
-        <w:t xml:space="preserve"> </w:t>
-      </w:r>
-      <w:r>
-        <w:rPr>
-          <w:rStyle w:val="VerbatimChar"/>
-        </w:rPr>
-        <w:t xml:space="preserve">CLAUDE.md</w:t>
-      </w:r>
-      <w:r>
-        <w:t xml:space="preserve"> </w:t>
-      </w:r>
-      <w:r>
-        <w:t xml:space="preserve">(quy ước: luôn commit + push; sửa</w:t>
-      </w:r>
-      <w:r>
-        <w:t xml:space="preserve"> </w:t>
-      </w:r>
-      <w:r>
-        <w:rPr>
-          <w:rStyle w:val="VerbatimChar"/>
-        </w:rPr>
-        <w:t xml:space="preserve">PLAN.md</w:t>
-      </w:r>
-      <w:r>
-        <w:t xml:space="preserve"> </w:t>
-      </w:r>
-      <w:r>
-        <w:t xml:space="preserve">thì chạy</w:t>
-      </w:r>
-      <w:r>
-        <w:t xml:space="preserve"> </w:t>
-      </w:r>
-      <w:r>
-        <w:rPr>
-          <w:rStyle w:val="VerbatimChar"/>
-        </w:rPr>
-        <w:t xml:space="preserve">bash tools/build_docs.sh</w:t>
-      </w:r>
-      <w:r>
-        <w:t xml:space="preserve">; luôn cập nhật</w:t>
-      </w:r>
-      <w:r>
-        <w:t xml:space="preserve"> </w:t>
-      </w:r>
-      <w:r>
-        <w:rPr>
-          <w:rStyle w:val="VerbatimChar"/>
-        </w:rPr>
-        <w:t xml:space="preserve">TODO.md</w:t>
-      </w:r>
-      <w:r>
-        <w:t xml:space="preserve"> </w:t>
-      </w:r>
-      <w:r>
-        <w:t xml:space="preserve">trong cùng commit), file này, PLAN.md 3.8–3.9 + Mục 5,</w:t>
-      </w:r>
-      <w:r>
-        <w:t xml:space="preserve"> </w:t>
-      </w:r>
-      <w:r>
-        <w:rPr>
-          <w:rStyle w:val="VerbatimChar"/>
-        </w:rPr>
-        <w:t xml:space="preserve">TODO.md</w:t>
-      </w:r>
-      <w:r>
-        <w:t xml:space="preserve">,</w:t>
-      </w:r>
-      <w:r>
-        <w:t xml:space="preserve"> </w:t>
-      </w:r>
-      <w:r>
-        <w:rPr>
-          <w:rStyle w:val="VerbatimChar"/>
-        </w:rPr>
-        <w:t xml:space="preserve">docs/V2_TEST_REPORT.md</w:t>
-      </w:r>
-      <w:r>
-        <w:t xml:space="preserve">,</w:t>
-      </w:r>
-      <w:r>
-        <w:t xml:space="preserve"> </w:t>
-      </w:r>
-      <w:r>
-        <w:rPr>
-          <w:rStyle w:val="VerbatimChar"/>
-        </w:rPr>
-        <w:t xml:space="preserve">docs/PHAN_TICH_2026-09-23_NHAT_QUAN_DIRECTOR_LIPSYNC_STORYBOARD.md</w:t>
+        <w:rPr>
+          <w:rStyle w:val="VerbatimChar"/>
+        </w:rPr>
+        <w:t xml:space="preserve">tools/reference_video.py</w:t>
+      </w:r>
+      <w:r>
+        <w:t xml:space="preserve">:</w:t>
+      </w:r>
+      <w:r>
+        <w:t xml:space="preserve"> </w:t>
+      </w:r>
+      <w:r>
+        <w:rPr>
+          <w:rStyle w:val="VerbatimChar"/>
+        </w:rPr>
+        <w:t xml:space="preserve">sheets</w:t>
+      </w:r>
+      <w:r>
+        <w:t xml:space="preserve"> </w:t>
+      </w:r>
+      <w:r>
+        <w:t xml:space="preserve">/</w:t>
+      </w:r>
+      <w:r>
+        <w:t xml:space="preserve"> </w:t>
+      </w:r>
+      <w:r>
+        <w:rPr>
+          <w:rStyle w:val="VerbatimChar"/>
+        </w:rPr>
+        <w:t xml:space="preserve">label</w:t>
+      </w:r>
+      <w:r>
+        <w:t xml:space="preserve"> </w:t>
+      </w:r>
+      <w:r>
+        <w:t xml:space="preserve">(Claude của Dashboard) /</w:t>
+      </w:r>
+      <w:r>
+        <w:t xml:space="preserve"> </w:t>
+      </w:r>
+      <w:r>
+        <w:rPr>
+          <w:rStyle w:val="VerbatimChar"/>
+        </w:rPr>
+        <w:t xml:space="preserve">save</w:t>
+      </w:r>
+      <w:r>
+        <w:t xml:space="preserve"> </w:t>
+      </w:r>
+      <w:r>
+        <w:t xml:space="preserve">(nhãn viết trong phiên chat) /</w:t>
+      </w:r>
+      <w:r>
+        <w:t xml:space="preserve"> </w:t>
+      </w:r>
+      <w:r>
+        <w:rPr>
+          <w:rStyle w:val="VerbatimChar"/>
+        </w:rPr>
+        <w:t xml:space="preserve">cuts</w:t>
+      </w:r>
+      <w:r>
+        <w:t xml:space="preserve"> </w:t>
+      </w:r>
+      <w:r>
+        <w:t xml:space="preserve">(video cắt trong trình duyệt) /</w:t>
+      </w:r>
+      <w:r>
+        <w:t xml:space="preserve"> </w:t>
+      </w:r>
+      <w:r>
+        <w:rPr>
+          <w:rStyle w:val="VerbatimChar"/>
+        </w:rPr>
+        <w:t xml:space="preserve">stats</w:t>
       </w:r>
       <w:r>
         <w:t xml:space="preserve">.</w:t>
@@ -3866,7 +4282,22 @@
         </w:numPr>
       </w:pPr>
       <w:r>
-        <w:t xml:space="preserve">Giao tiếp với người dùng</w:t>
+        <w:t xml:space="preserve">Cách làm với YouTube (tải bằng dòng lệnh bị chặn; trình phát nhúng</w:t>
+      </w:r>
+      <w:r>
+        <w:t xml:space="preserve"> </w:t>
+      </w:r>
+      <w:r>
+        <w:rPr>
+          <w:rStyle w:val="VerbatimChar"/>
+        </w:rPr>
+        <w:t xml:space="preserve">youtube-nocookie</w:t>
+      </w:r>
+      <w:r>
+        <w:t xml:space="preserve"> </w:t>
+      </w:r>
+      <w:r>
+        <w:t xml:space="preserve">báo lỗi 153): mở trang xem thường,</w:t>
       </w:r>
       <w:r>
         <w:t xml:space="preserve"> </w:t>
@@ -3876,22 +4307,512 @@
           <w:b/>
           <w:bCs/>
         </w:rPr>
-        <w:t xml:space="preserve">bằng tiếng Việt</w:t>
-      </w:r>
-      <w:r>
-        <w:t xml:space="preserve">. Hỏi trước mọi việc tốn credit.</w:t>
-      </w:r>
-    </w:p>
-    <w:bookmarkEnd w:id="19"/>
-    <w:bookmarkStart w:id="20" w:name="trạng-thái-hiện-tại"/>
-    <w:p>
-      <w:pPr>
-        <w:pStyle w:val="Heading3"/>
-      </w:pPr>
-      <w:r>
-        <w:t xml:space="preserve">Trạng thái hiện tại</w:t>
-      </w:r>
-    </w:p>
+        <w:t xml:space="preserve">phát tắt tiếng 2,5–3×</w:t>
+      </w:r>
+      <w:r>
+        <w:t xml:space="preserve">, lấy mẫu độ lệch mỗi ~0,2–0,25s + ảnh nhỏ mỗi 0,4s, tự bấm</w:t>
+      </w:r>
+      <w:r>
+        <w:t xml:space="preserve"> </w:t>
+      </w:r>
+      <w:r>
+        <w:t xml:space="preserve">“Bỏ qua”</w:t>
+      </w:r>
+      <w:r>
+        <w:t xml:space="preserve"> </w:t>
+      </w:r>
+      <w:r>
+        <w:t xml:space="preserve">quảng cáo, tắt tự phát video kế tiếp, dừng trước khi hết video. Điểm cắt = gộp 4 quy tắc: lệch xám &gt; max(18, 4×trung vị) · đỉnh cục bộ &gt; 3× trung vị ±5 mẫu · đỉnh khác biệt màu giữa ảnh nhỏ · đỉnh NCC &gt; 0,85 trong đoạn dài &gt; 5s chưa có cắt (bắt montage chuyển động nhanh). Bộ công cụ JS lưu ở</w:t>
+      </w:r>
+      <w:r>
+        <w:t xml:space="preserve"> </w:t>
+      </w:r>
+      <w:r>
+        <w:rPr>
+          <w:rStyle w:val="VerbatimChar"/>
+        </w:rPr>
+        <w:t xml:space="preserve">localStorage['ffkit']</w:t>
+      </w:r>
+      <w:r>
+        <w:t xml:space="preserve"> </w:t>
+      </w:r>
+      <w:r>
+        <w:t xml:space="preserve">của youtube.com (nạp lại bằng</w:t>
+      </w:r>
+      <w:r>
+        <w:t xml:space="preserve"> </w:t>
+      </w:r>
+      <w:r>
+        <w:rPr>
+          <w:rStyle w:val="VerbatimChar"/>
+        </w:rPr>
+        <w:t xml:space="preserve">eval</w:t>
+      </w:r>
+      <w:r>
+        <w:t xml:space="preserve">). Bảng khung phủ lên trang rồi chụp màn hình để gắn nhãn.</w:t>
+      </w:r>
+    </w:p>
+    <w:p>
+      <w:pPr>
+        <w:pStyle w:val="Compact"/>
+        <w:numPr>
+          <w:ilvl w:val="0"/>
+          <w:numId w:val="1007"/>
+        </w:numPr>
+      </w:pPr>
+      <w:r>
+        <w:rPr>
+          <w:b/>
+          <w:bCs/>
+        </w:rPr>
+        <w:t xml:space="preserve">Giới hạn đã biết:</w:t>
+      </w:r>
+      <w:r>
+        <w:t xml:space="preserve"> </w:t>
+      </w:r>
+      <w:r>
+        <w:t xml:space="preserve">cảnh rất tối và montage có thể lệch ~10–20% số điểm cắt; so với danh sách bàn giao của</w:t>
+      </w:r>
+      <w:r>
+        <w:t xml:space="preserve"> </w:t>
+      </w:r>
+      <w:r>
+        <w:t xml:space="preserve">“Kenta’s Obsession”</w:t>
+      </w:r>
+      <w:r>
+        <w:t xml:space="preserve"> </w:t>
+      </w:r>
+      <w:r>
+        <w:t xml:space="preserve">(tua 0,2s, 42 điểm cắt) cách phát nhanh bắt 37 → video đó dùng danh sách bàn giao. Cú máy liền (kiểu</w:t>
+      </w:r>
+      <w:r>
+        <w:t xml:space="preserve"> </w:t>
+      </w:r>
+      <w:r>
+        <w:t xml:space="preserve">“phim kỹ xảo”</w:t>
+      </w:r>
+      <w:r>
+        <w:t xml:space="preserve">) được giữ nguyên là 1 shot dài — đúng, không phải sót cắt.</w:t>
+      </w:r>
+    </w:p>
+    <w:p>
+      <w:pPr>
+        <w:pStyle w:val="Compact"/>
+        <w:numPr>
+          <w:ilvl w:val="0"/>
+          <w:numId w:val="1007"/>
+        </w:numPr>
+      </w:pPr>
+      <w:r>
+        <w:rPr>
+          <w:b/>
+          <w:bCs/>
+        </w:rPr>
+        <w:t xml:space="preserve">Dữ liệu (19 video, 519 shot, 1.316s):</w:t>
+      </w:r>
+    </w:p>
+    <w:tbl>
+      <w:tblPr>
+        <w:tblStyle w:val="Table"/>
+        <w:tblW w:type="pct" w:w="5000"/>
+        <w:tblLayout w:type="fixed"/>
+        <w:tblLook w:firstRow="1" w:lastRow="0" w:firstColumn="0" w:lastColumn="0" w:noHBand="0" w:noVBand="0" w:val="0020"/>
+      </w:tblPr>
+      <w:tblGrid>
+        <w:gridCol w:w="2640"/>
+        <w:gridCol w:w="2640"/>
+        <w:gridCol w:w="2640"/>
+      </w:tblGrid>
+      <w:tr>
+        <w:trPr>
+          <w:tblHeader w:val="on"/>
+        </w:trPr>
+        <w:tc>
+          <w:tcPr/>
+          <w:p>
+            <w:pPr>
+              <w:pStyle w:val="Compact"/>
+            </w:pPr>
+            <w:r>
+              <w:t xml:space="preserve">Dạng</w:t>
+            </w:r>
+          </w:p>
+        </w:tc>
+        <w:tc>
+          <w:tcPr/>
+          <w:p>
+            <w:pPr>
+              <w:pStyle w:val="Compact"/>
+            </w:pPr>
+            <w:r>
+              <w:t xml:space="preserve">Đã có</w:t>
+            </w:r>
+          </w:p>
+        </w:tc>
+        <w:tc>
+          <w:tcPr/>
+          <w:p>
+            <w:pPr>
+              <w:pStyle w:val="Compact"/>
+            </w:pPr>
+            <w:r>
+              <w:t xml:space="preserve">Video</w:t>
+            </w:r>
+          </w:p>
+        </w:tc>
+      </w:tr>
+      <w:tr>
+        <w:tc>
+          <w:tcPr/>
+          <w:p>
+            <w:pPr>
+              <w:pStyle w:val="Compact"/>
+            </w:pPr>
+            <w:r>
+              <w:rPr>
+                <w:rStyle w:val="VerbatimChar"/>
+              </w:rPr>
+              <w:t xml:space="preserve">INGAME</w:t>
+            </w:r>
+          </w:p>
+        </w:tc>
+        <w:tc>
+          <w:tcPr/>
+          <w:p>
+            <w:pPr>
+              <w:pStyle w:val="Compact"/>
+            </w:pPr>
+            <w:r>
+              <w:t xml:space="preserve">8 ✔</w:t>
+            </w:r>
+          </w:p>
+        </w:tc>
+        <w:tc>
+          <w:tcPr/>
+          <w:p>
+            <w:pPr>
+              <w:pStyle w:val="Compact"/>
+            </w:pPr>
+            <w:r>
+              <w:t xml:space="preserve">nội bộ OB55: Tình huống Kenta, Combo Kenta, Combo ném lựu lửa, Túi cứu thương, Lựu đạn dò, Điều chỉnh vũ khí, Top 3 mở trạm, Tối ưu ngựa (bỏ</w:t>
+            </w:r>
+            <w:r>
+              <w:t xml:space="preserve"> </w:t>
+            </w:r>
+            <w:r>
+              <w:t xml:space="preserve">“combo kenta 2”</w:t>
+            </w:r>
+            <w:r>
+              <w:t xml:space="preserve"> </w:t>
+            </w:r>
+            <w:r>
+              <w:t xml:space="preserve">vì là bản cắt khác của cùng video)</w:t>
+            </w:r>
+          </w:p>
+        </w:tc>
+      </w:tr>
+      <w:tr>
+        <w:tc>
+          <w:tcPr/>
+          <w:p>
+            <w:pPr>
+              <w:pStyle w:val="Compact"/>
+            </w:pPr>
+            <w:r>
+              <w:rPr>
+                <w:rStyle w:val="VerbatimChar"/>
+              </w:rPr>
+              <w:t xml:space="preserve">ANIME_CGI</w:t>
+            </w:r>
+          </w:p>
+        </w:tc>
+        <w:tc>
+          <w:tcPr/>
+          <w:p>
+            <w:pPr>
+              <w:pStyle w:val="Compact"/>
+            </w:pPr>
+            <w:r>
+              <w:t xml:space="preserve">3 / 6</w:t>
+            </w:r>
+          </w:p>
+        </w:tc>
+        <w:tc>
+          <w:tcPr/>
+          <w:p>
+            <w:pPr>
+              <w:pStyle w:val="Compact"/>
+            </w:pPr>
+            <w:r>
+              <w:t xml:space="preserve">Chiến Binh Thỏ tập 2 (nội bộ), Kenta’s Obsession</w:t>
+            </w:r>
+            <w:r>
+              <w:t xml:space="preserve"> </w:t>
+            </w:r>
+            <w:r>
+              <w:rPr>
+                <w:rStyle w:val="VerbatimChar"/>
+              </w:rPr>
+              <w:t xml:space="preserve">cUQ1PhwvfAE</w:t>
+            </w:r>
+            <w:r>
+              <w:t xml:space="preserve">, Oscar – The Toxic Tanker</w:t>
+            </w:r>
+            <w:r>
+              <w:t xml:space="preserve"> </w:t>
+            </w:r>
+            <w:r>
+              <w:rPr>
+                <w:rStyle w:val="VerbatimChar"/>
+              </w:rPr>
+              <w:t xml:space="preserve">9XDYAtUUpzo</w:t>
+            </w:r>
+          </w:p>
+        </w:tc>
+      </w:tr>
+      <w:tr>
+        <w:tc>
+          <w:tcPr/>
+          <w:p>
+            <w:pPr>
+              <w:pStyle w:val="Compact"/>
+            </w:pPr>
+            <w:r>
+              <w:rPr>
+                <w:rStyle w:val="VerbatimChar"/>
+              </w:rPr>
+              <w:t xml:space="preserve">REAL_CGI_VFX</w:t>
+            </w:r>
+          </w:p>
+        </w:tc>
+        <w:tc>
+          <w:tcPr/>
+          <w:p>
+            <w:pPr>
+              <w:pStyle w:val="Compact"/>
+            </w:pPr>
+            <w:r>
+              <w:t xml:space="preserve">4 / 6</w:t>
+            </w:r>
+          </w:p>
+        </w:tc>
+        <w:tc>
+          <w:tcPr/>
+          <w:p>
+            <w:pPr>
+              <w:pStyle w:val="Compact"/>
+            </w:pPr>
+            <w:r>
+              <w:t xml:space="preserve">Thánh Nữ Tái Sinh – phim kỹ xảo</w:t>
+            </w:r>
+            <w:r>
+              <w:t xml:space="preserve"> </w:t>
+            </w:r>
+            <w:r>
+              <w:rPr>
+                <w:rStyle w:val="VerbatimChar"/>
+              </w:rPr>
+              <w:t xml:space="preserve">VKAAKZ9wiiM</w:t>
+            </w:r>
+            <w:r>
+              <w:t xml:space="preserve">, Thẻ Vô Cực 11</w:t>
+            </w:r>
+            <w:r>
+              <w:t xml:space="preserve"> </w:t>
+            </w:r>
+            <w:r>
+              <w:rPr>
+                <w:rStyle w:val="VerbatimChar"/>
+              </w:rPr>
+              <w:t xml:space="preserve">r-muFciQCko</w:t>
+            </w:r>
+            <w:r>
+              <w:t xml:space="preserve">, Phi Vụ Cuối Cùng</w:t>
+            </w:r>
+            <w:r>
+              <w:t xml:space="preserve"> </w:t>
+            </w:r>
+            <w:r>
+              <w:rPr>
+                <w:rStyle w:val="VerbatimChar"/>
+              </w:rPr>
+              <w:t xml:space="preserve">KNngDqkfEHk</w:t>
+            </w:r>
+            <w:r>
+              <w:t xml:space="preserve">, Bí Ẩn Biển Sâu CGI</w:t>
+            </w:r>
+            <w:r>
+              <w:t xml:space="preserve"> </w:t>
+            </w:r>
+            <w:r>
+              <w:rPr>
+                <w:rStyle w:val="VerbatimChar"/>
+              </w:rPr>
+              <w:t xml:space="preserve">D3ltkwGqY6M</w:t>
+            </w:r>
+          </w:p>
+        </w:tc>
+      </w:tr>
+      <w:tr>
+        <w:tc>
+          <w:tcPr/>
+          <w:p>
+            <w:pPr>
+              <w:pStyle w:val="Compact"/>
+            </w:pPr>
+            <w:r>
+              <w:rPr>
+                <w:rStyle w:val="VerbatimChar"/>
+              </w:rPr>
+              <w:t xml:space="preserve">KELLY_SHOW</w:t>
+            </w:r>
+          </w:p>
+        </w:tc>
+        <w:tc>
+          <w:tcPr/>
+          <w:p>
+            <w:pPr>
+              <w:pStyle w:val="Compact"/>
+            </w:pPr>
+            <w:r>
+              <w:t xml:space="preserve">1 / 6</w:t>
+            </w:r>
+          </w:p>
+        </w:tc>
+        <w:tc>
+          <w:tcPr/>
+          <w:p>
+            <w:pPr>
+              <w:pStyle w:val="Compact"/>
+            </w:pPr>
+            <w:r>
+              <w:t xml:space="preserve">Nine-Tails Attacks Bermuda OB55</w:t>
+            </w:r>
+            <w:r>
+              <w:t xml:space="preserve"> </w:t>
+            </w:r>
+            <w:r>
+              <w:rPr>
+                <w:rStyle w:val="VerbatimChar"/>
+              </w:rPr>
+              <w:t xml:space="preserve">ylsjBLzKzco</w:t>
+            </w:r>
+          </w:p>
+        </w:tc>
+      </w:tr>
+      <w:tr>
+        <w:tc>
+          <w:tcPr/>
+          <w:p>
+            <w:pPr>
+              <w:pStyle w:val="Compact"/>
+            </w:pPr>
+            <w:r>
+              <w:rPr>
+                <w:rStyle w:val="VerbatimChar"/>
+              </w:rPr>
+              <w:t xml:space="preserve">SHORT_FILM</w:t>
+            </w:r>
+          </w:p>
+        </w:tc>
+        <w:tc>
+          <w:tcPr/>
+          <w:p>
+            <w:pPr>
+              <w:pStyle w:val="Compact"/>
+            </w:pPr>
+            <w:r>
+              <w:t xml:space="preserve">3 / 6</w:t>
+            </w:r>
+          </w:p>
+        </w:tc>
+        <w:tc>
+          <w:tcPr/>
+          <w:p>
+            <w:pPr>
+              <w:pStyle w:val="Compact"/>
+            </w:pPr>
+            <w:r>
+              <w:t xml:space="preserve">Pitch Party</w:t>
+            </w:r>
+            <w:r>
+              <w:t xml:space="preserve"> </w:t>
+            </w:r>
+            <w:r>
+              <w:rPr>
+                <w:rStyle w:val="VerbatimChar"/>
+              </w:rPr>
+              <w:t xml:space="preserve">STvs0Q9HEuU</w:t>
+            </w:r>
+            <w:r>
+              <w:t xml:space="preserve">, The Last Hero</w:t>
+            </w:r>
+            <w:r>
+              <w:t xml:space="preserve"> </w:t>
+            </w:r>
+            <w:r>
+              <w:rPr>
+                <w:rStyle w:val="VerbatimChar"/>
+              </w:rPr>
+              <w:t xml:space="preserve">d-GLVj-SZS8</w:t>
+            </w:r>
+            <w:r>
+              <w:t xml:space="preserve"> </w:t>
+            </w:r>
+            <w:r>
+              <w:t xml:space="preserve">(dựng bằng engine game), Free Fire x Blue Lock</w:t>
+            </w:r>
+            <w:r>
+              <w:t xml:space="preserve"> </w:t>
+            </w:r>
+            <w:r>
+              <w:rPr>
+                <w:rStyle w:val="VerbatimChar"/>
+              </w:rPr>
+              <w:t xml:space="preserve">p0cl6p_Hrmo</w:t>
+            </w:r>
+          </w:p>
+        </w:tc>
+      </w:tr>
+      <w:tr>
+        <w:tc>
+          <w:tcPr/>
+          <w:p>
+            <w:pPr>
+              <w:pStyle w:val="Compact"/>
+            </w:pPr>
+            <w:r>
+              <w:rPr>
+                <w:rStyle w:val="VerbatimChar"/>
+              </w:rPr>
+              <w:t xml:space="preserve">FAN_3D</w:t>
+            </w:r>
+          </w:p>
+        </w:tc>
+        <w:tc>
+          <w:tcPr/>
+          <w:p>
+            <w:pPr>
+              <w:pStyle w:val="Compact"/>
+            </w:pPr>
+            <w:r>
+              <w:t xml:space="preserve">0 / 6</w:t>
+            </w:r>
+          </w:p>
+        </w:tc>
+        <w:tc>
+          <w:tcPr/>
+          <w:p>
+            <w:pPr>
+              <w:pStyle w:val="Compact"/>
+            </w:pPr>
+            <w:r>
+              <w:t xml:space="preserve">chưa bắt đầu</w:t>
+            </w:r>
+          </w:p>
+        </w:tc>
+      </w:tr>
+    </w:tbl>
     <w:p>
       <w:pPr>
         <w:pStyle w:val="Compact"/>
@@ -3901,70 +4822,70 @@
         </w:numPr>
       </w:pPr>
       <w:r>
-        <w:t xml:space="preserve">Dashboard v2 đã xong và ở</w:t>
-      </w:r>
-      <w:r>
-        <w:t xml:space="preserve"> </w:t>
-      </w:r>
-      <w:r>
-        <w:rPr>
-          <w:rStyle w:val="VerbatimChar"/>
-        </w:rPr>
-        <w:t xml:space="preserve">main</w:t>
-      </w:r>
-      <w:r>
-        <w:t xml:space="preserve"> </w:t>
-      </w:r>
-      <w:r>
-        <w:t xml:space="preserve">(632 test pass): lineage</w:t>
-      </w:r>
-      <w:r>
-        <w:t xml:space="preserve"> </w:t>
-      </w:r>
-      <w:r>
-        <w:t xml:space="preserve">“⚠ cũ”</w:t>
-      </w:r>
-      <w:r>
-        <w:t xml:space="preserve">, Director JSON v2 + khóa 🔒, tỉ lệ khung theo dự án (mặc định 9:16), model theo từng cảnh (</w:t>
-      </w:r>
-      <w:r>
-        <w:rPr>
-          <w:rStyle w:val="VerbatimChar"/>
-        </w:rPr>
-        <w:t xml:space="preserve">core/model_router.py</w:t>
-      </w:r>
-      <w:r>
-        <w:t xml:space="preserve">,</w:t>
-      </w:r>
-      <w:r>
-        <w:t xml:space="preserve"> </w:t>
-      </w:r>
-      <w:r>
-        <w:rPr>
-          <w:rStyle w:val="VerbatimChar"/>
-        </w:rPr>
-        <w:t xml:space="preserve">data/video_models.json</w:t>
-      </w:r>
-      <w:r>
-        <w:t xml:space="preserve">, 3 mức ưu tiên), giọng TTS theo nhân vật (</w:t>
-      </w:r>
-      <w:r>
-        <w:rPr>
-          <w:rStyle w:val="VerbatimChar"/>
-        </w:rPr>
-        <w:t xml:space="preserve">core/voice.py</w:t>
-      </w:r>
-      <w:r>
-        <w:t xml:space="preserve">), bản giao dựng → phụ đề → card cuối → kích thước (</w:t>
-      </w:r>
-      <w:r>
-        <w:rPr>
-          <w:rStyle w:val="VerbatimChar"/>
-        </w:rPr>
-        <w:t xml:space="preserve">core/delivery.py</w:t>
-      </w:r>
-      <w:r>
-        <w:t xml:space="preserve">), QC video, chế độ tự động v2.</w:t>
+        <w:t xml:space="preserve">Quy ước phân loại: phim nét anime →</w:t>
+      </w:r>
+      <w:r>
+        <w:t xml:space="preserve"> </w:t>
+      </w:r>
+      <w:r>
+        <w:rPr>
+          <w:rStyle w:val="VerbatimChar"/>
+        </w:rPr>
+        <w:t xml:space="preserve">ANIME_CGI</w:t>
+      </w:r>
+      <w:r>
+        <w:t xml:space="preserve"> </w:t>
+      </w:r>
+      <w:r>
+        <w:t xml:space="preserve">dù tiêu đề ghi</w:t>
+      </w:r>
+      <w:r>
+        <w:t xml:space="preserve"> </w:t>
+      </w:r>
+      <w:r>
+        <w:t xml:space="preserve">“Short Film”</w:t>
+      </w:r>
+      <w:r>
+        <w:t xml:space="preserve"> </w:t>
+      </w:r>
+      <w:r>
+        <w:t xml:space="preserve">(Oscar); giữ đúng danh sách trong kế hoạch (Blue Lock →</w:t>
+      </w:r>
+      <w:r>
+        <w:t xml:space="preserve"> </w:t>
+      </w:r>
+      <w:r>
+        <w:rPr>
+          <w:rStyle w:val="VerbatimChar"/>
+        </w:rPr>
+        <w:t xml:space="preserve">SHORT_FILM</w:t>
+      </w:r>
+      <w:r>
+        <w:t xml:space="preserve">, Kenta’s Obsession →</w:t>
+      </w:r>
+      <w:r>
+        <w:t xml:space="preserve"> </w:t>
+      </w:r>
+      <w:r>
+        <w:rPr>
+          <w:rStyle w:val="VerbatimChar"/>
+        </w:rPr>
+        <w:t xml:space="preserve">ANIME_CGI</w:t>
+      </w:r>
+      <w:r>
+        <w:t xml:space="preserve">); CGI giới thiệu trang phục/sự kiện →</w:t>
+      </w:r>
+      <w:r>
+        <w:t xml:space="preserve"> </w:t>
+      </w:r>
+      <w:r>
+        <w:rPr>
+          <w:rStyle w:val="VerbatimChar"/>
+        </w:rPr>
+        <w:t xml:space="preserve">REAL_CGI_VFX</w:t>
+      </w:r>
+      <w:r>
+        <w:t xml:space="preserve">.</w:t>
       </w:r>
     </w:p>
     <w:p>
@@ -3976,74 +4897,74 @@
         </w:numPr>
       </w:pPr>
       <w:r>
-        <w:t xml:space="preserve">Chạy thử không tốn credit:</w:t>
-      </w:r>
-      <w:r>
-        <w:t xml:space="preserve"> </w:t>
-      </w:r>
-      <w:r>
-        <w:rPr>
-          <w:rStyle w:val="VerbatimChar"/>
-        </w:rPr>
-        <w:t xml:space="preserve">py tools/seed_demo.py</w:t>
-      </w:r>
-      <w:r>
-        <w:t xml:space="preserve"> </w:t>
-      </w:r>
-      <w:r>
-        <w:t xml:space="preserve">rồi</w:t>
-      </w:r>
-      <w:r>
-        <w:t xml:space="preserve"> </w:t>
-      </w:r>
-      <w:r>
-        <w:rPr>
-          <w:rStyle w:val="VerbatimChar"/>
-        </w:rPr>
-        <w:t xml:space="preserve">powershell -File tools/run_demo.ps1</w:t>
-      </w:r>
-      <w:r>
-        <w:t xml:space="preserve"> </w:t>
-      </w:r>
-      <w:r>
-        <w:t xml:space="preserve">(đã bật</w:t>
-      </w:r>
-      <w:r>
-        <w:t xml:space="preserve"> </w:t>
-      </w:r>
-      <w:r>
-        <w:rPr>
-          <w:rStyle w:val="VerbatimChar"/>
-        </w:rPr>
-        <w:t xml:space="preserve">MOCK_REAL_MEDIA=1</w:t>
-      </w:r>
-      <w:r>
-        <w:t xml:space="preserve">: ảnh/clip giả lập là file thật nhỏ, dựng/xuất được). Bộ test:</w:t>
-      </w:r>
-      <w:r>
-        <w:t xml:space="preserve"> </w:t>
-      </w:r>
-      <w:r>
-        <w:rPr>
-          <w:rStyle w:val="VerbatimChar"/>
-        </w:rPr>
-        <w:t xml:space="preserve">py -m unittest discover -s tests -t .</w:t>
-      </w:r>
-      <w:r>
-        <w:t xml:space="preserve"> </w:t>
-      </w:r>
-      <w:r>
-        <w:t xml:space="preserve">(~5 phút).</w:t>
-      </w:r>
-    </w:p>
-    <w:bookmarkEnd w:id="20"/>
-    <w:bookmarkStart w:id="21" w:name="môi-trường-windows"/>
+        <w:t xml:space="preserve">Nhận xét sơ bộ từ số liệu: trung vị 2,0s/shot, 24 shot/phút (bản v2 của ta: 3 shot/56s);</w:t>
+      </w:r>
+      <w:r>
+        <w:t xml:space="preserve"> </w:t>
+      </w:r>
+      <w:r>
+        <w:rPr>
+          <w:rStyle w:val="VerbatimChar"/>
+        </w:rPr>
+        <w:t xml:space="preserve">INGAME</w:t>
+      </w:r>
+      <w:r>
+        <w:t xml:space="preserve"> </w:t>
+      </w:r>
+      <w:r>
+        <w:t xml:space="preserve">79% camera game + 90% có giao diện game, chữ chương vàng;</w:t>
+      </w:r>
+      <w:r>
+        <w:t xml:space="preserve"> </w:t>
+      </w:r>
+      <w:r>
+        <w:rPr>
+          <w:rStyle w:val="VerbatimChar"/>
+        </w:rPr>
+        <w:t xml:space="preserve">SHORT_FILM</w:t>
+      </w:r>
+      <w:r>
+        <w:t xml:space="preserve"> </w:t>
+      </w:r>
+      <w:r>
+        <w:t xml:space="preserve">28 shot/phút, hành động 1,1–2,7s, phản ứng 0,5–1,9s;</w:t>
+      </w:r>
+      <w:r>
+        <w:t xml:space="preserve"> </w:t>
+      </w:r>
+      <w:r>
+        <w:rPr>
+          <w:rStyle w:val="VerbatimChar"/>
+        </w:rPr>
+        <w:t xml:space="preserve">REAL_CGI_VFX</w:t>
+      </w:r>
+      <w:r>
+        <w:t xml:space="preserve"> </w:t>
+      </w:r>
+      <w:r>
+        <w:t xml:space="preserve">nhiều máy tĩnh/vòng chậm, cận chi tiết 1,1–1,8s; Kelly Show có thẻ chương</w:t>
+      </w:r>
+      <w:r>
+        <w:t xml:space="preserve"> </w:t>
+      </w:r>
+      <w:r>
+        <w:t xml:space="preserve">“Kelly Show”</w:t>
+      </w:r>
+      <w:r>
+        <w:t xml:space="preserve"> </w:t>
+      </w:r>
+      <w:r>
+        <w:t xml:space="preserve">lặp 4–5 lần/tập, người dẫn nói thẳng vào máy quay ở đầu/cuối.</w:t>
+      </w:r>
+    </w:p>
+    <w:bookmarkEnd w:id="19"/>
+    <w:bookmarkStart w:id="20" w:name="gđ1-còn-lại"/>
     <w:p>
       <w:pPr>
         <w:pStyle w:val="Heading3"/>
       </w:pPr>
       <w:r>
-        <w:t xml:space="preserve">Môi trường (Windows)</w:t>
+        <w:t xml:space="preserve">GĐ1 — còn lại</w:t>
       </w:r>
     </w:p>
     <w:p>
@@ -4055,34 +4976,358 @@
         </w:numPr>
       </w:pPr>
       <w:r>
-        <w:t xml:space="preserve">Python gọi bằng</w:t>
-      </w:r>
-      <w:r>
-        <w:t xml:space="preserve"> </w:t>
-      </w:r>
-      <w:r>
-        <w:rPr>
-          <w:rStyle w:val="VerbatimChar"/>
-        </w:rPr>
-        <w:t xml:space="preserve">py</w:t>
-      </w:r>
-      <w:r>
-        <w:t xml:space="preserve"> </w:t>
-      </w:r>
-      <w:r>
-        <w:t xml:space="preserve">(trong Git Bash không có</w:t>
-      </w:r>
-      <w:r>
-        <w:t xml:space="preserve"> </w:t>
-      </w:r>
-      <w:r>
-        <w:rPr>
-          <w:rStyle w:val="VerbatimChar"/>
-        </w:rPr>
-        <w:t xml:space="preserve">python</w:t>
-      </w:r>
-      <w:r>
-        <w:t xml:space="preserve">). ffmpeg có sẵn trong PATH. pandoc + Chrome cho build docs.</w:t>
+        <w:t xml:space="preserve">Phân tích thêm (đã có mã video, quét theo cách trên):</w:t>
+      </w:r>
+    </w:p>
+    <w:p>
+      <w:pPr>
+        <w:pStyle w:val="Compact"/>
+        <w:numPr>
+          <w:ilvl w:val="1"/>
+          <w:numId w:val="1010"/>
+        </w:numPr>
+      </w:pPr>
+      <w:r>
+        <w:rPr>
+          <w:rStyle w:val="VerbatimChar"/>
+        </w:rPr>
+        <w:t xml:space="preserve">ANIME_CGI</w:t>
+      </w:r>
+      <w:r>
+        <w:t xml:space="preserve"> </w:t>
+      </w:r>
+      <w:r>
+        <w:t xml:space="preserve">+3: Free Fire Daybreak</w:t>
+      </w:r>
+      <w:r>
+        <w:t xml:space="preserve"> </w:t>
+      </w:r>
+      <w:r>
+        <w:rPr>
+          <w:rStyle w:val="VerbatimChar"/>
+        </w:rPr>
+        <w:t xml:space="preserve">c8Ms_7dvSec</w:t>
+      </w:r>
+      <w:r>
+        <w:t xml:space="preserve">, Eclipse Rises</w:t>
+      </w:r>
+      <w:r>
+        <w:t xml:space="preserve"> </w:t>
+      </w:r>
+      <w:r>
+        <w:rPr>
+          <w:rStyle w:val="VerbatimChar"/>
+        </w:rPr>
+        <w:t xml:space="preserve">tOvd-m1ZPNY</w:t>
+      </w:r>
+      <w:r>
+        <w:t xml:space="preserve">, Hành Trình Truy Tìm Kho Báu</w:t>
+      </w:r>
+      <w:r>
+        <w:t xml:space="preserve"> </w:t>
+      </w:r>
+      <w:r>
+        <w:rPr>
+          <w:rStyle w:val="VerbatimChar"/>
+        </w:rPr>
+        <w:t xml:space="preserve">da4K66mkVtw</w:t>
+      </w:r>
+      <w:r>
+        <w:t xml:space="preserve"> </w:t>
+      </w:r>
+      <w:r>
+        <w:t xml:space="preserve">(hoặc Jujutsu Kaisen CGI</w:t>
+      </w:r>
+      <w:r>
+        <w:t xml:space="preserve"> </w:t>
+      </w:r>
+      <w:r>
+        <w:rPr>
+          <w:rStyle w:val="VerbatimChar"/>
+        </w:rPr>
+        <w:t xml:space="preserve">3Xd3zdyN-NI</w:t>
+      </w:r>
+      <w:r>
+        <w:t xml:space="preserve">)</w:t>
+      </w:r>
+    </w:p>
+    <w:p>
+      <w:pPr>
+        <w:pStyle w:val="Compact"/>
+        <w:numPr>
+          <w:ilvl w:val="1"/>
+          <w:numId w:val="1010"/>
+        </w:numPr>
+      </w:pPr>
+      <w:r>
+        <w:rPr>
+          <w:rStyle w:val="VerbatimChar"/>
+        </w:rPr>
+        <w:t xml:space="preserve">REAL_CGI_VFX</w:t>
+      </w:r>
+      <w:r>
+        <w:t xml:space="preserve"> </w:t>
+      </w:r>
+      <w:r>
+        <w:t xml:space="preserve">+2: 9 Years VFX Masterpiece</w:t>
+      </w:r>
+      <w:r>
+        <w:t xml:space="preserve"> </w:t>
+      </w:r>
+      <w:r>
+        <w:rPr>
+          <w:rStyle w:val="VerbatimChar"/>
+        </w:rPr>
+        <w:t xml:space="preserve">QX2XSNo3VLs</w:t>
+      </w:r>
+      <w:r>
+        <w:t xml:space="preserve"> </w:t>
+      </w:r>
+      <w:r>
+        <w:t xml:space="preserve">(105s, đang quét dở thì dừng), Fury Battle</w:t>
+      </w:r>
+      <w:r>
+        <w:t xml:space="preserve"> </w:t>
+      </w:r>
+      <w:r>
+        <w:rPr>
+          <w:rStyle w:val="VerbatimChar"/>
+        </w:rPr>
+        <w:t xml:space="preserve">7vURb1A0XRo</w:t>
+      </w:r>
+      <w:r>
+        <w:t xml:space="preserve"> </w:t>
+      </w:r>
+      <w:r>
+        <w:t xml:space="preserve">(hoặc Arena of Fire</w:t>
+      </w:r>
+      <w:r>
+        <w:t xml:space="preserve"> </w:t>
+      </w:r>
+      <w:r>
+        <w:rPr>
+          <w:rStyle w:val="VerbatimChar"/>
+        </w:rPr>
+        <w:t xml:space="preserve">EqAm3hEcyqQ</w:t>
+      </w:r>
+      <w:r>
+        <w:t xml:space="preserve">)</w:t>
+      </w:r>
+    </w:p>
+    <w:p>
+      <w:pPr>
+        <w:pStyle w:val="Compact"/>
+        <w:numPr>
+          <w:ilvl w:val="1"/>
+          <w:numId w:val="1010"/>
+        </w:numPr>
+      </w:pPr>
+      <w:r>
+        <w:rPr>
+          <w:rStyle w:val="VerbatimChar"/>
+        </w:rPr>
+        <w:t xml:space="preserve">KELLY_SHOW</w:t>
+      </w:r>
+      <w:r>
+        <w:t xml:space="preserve"> </w:t>
+      </w:r>
+      <w:r>
+        <w:t xml:space="preserve">+5: OB54</w:t>
+      </w:r>
+      <w:r>
+        <w:t xml:space="preserve"> </w:t>
+      </w:r>
+      <w:r>
+        <w:rPr>
+          <w:rStyle w:val="VerbatimChar"/>
+        </w:rPr>
+        <w:t xml:space="preserve">TiinJ2XfY_0</w:t>
+      </w:r>
+      <w:r>
+        <w:t xml:space="preserve">, OB53 Biển sâu</w:t>
+      </w:r>
+      <w:r>
+        <w:t xml:space="preserve"> </w:t>
+      </w:r>
+      <w:r>
+        <w:rPr>
+          <w:rStyle w:val="VerbatimChar"/>
+        </w:rPr>
+        <w:t xml:space="preserve">kprw35F7AG4</w:t>
+      </w:r>
+      <w:r>
+        <w:t xml:space="preserve">, Music Festival</w:t>
+      </w:r>
+      <w:r>
+        <w:t xml:space="preserve"> </w:t>
+      </w:r>
+      <w:r>
+        <w:rPr>
+          <w:rStyle w:val="VerbatimChar"/>
+        </w:rPr>
+        <w:t xml:space="preserve">lhvBqf0mOXA</w:t>
+      </w:r>
+      <w:r>
+        <w:t xml:space="preserve">, OB51</w:t>
+      </w:r>
+      <w:r>
+        <w:t xml:space="preserve"> </w:t>
+      </w:r>
+      <w:r>
+        <w:rPr>
+          <w:rStyle w:val="VerbatimChar"/>
+        </w:rPr>
+        <w:t xml:space="preserve">50lzLEBOWms</w:t>
+      </w:r>
+      <w:r>
+        <w:t xml:space="preserve">, Booyah with Kelly</w:t>
+      </w:r>
+      <w:r>
+        <w:t xml:space="preserve"> </w:t>
+      </w:r>
+      <w:r>
+        <w:rPr>
+          <w:rStyle w:val="VerbatimChar"/>
+        </w:rPr>
+        <w:t xml:space="preserve">7ZiwYDisOnM</w:t>
+      </w:r>
+      <w:r>
+        <w:t xml:space="preserve"> </w:t>
+      </w:r>
+      <w:r>
+        <w:t xml:space="preserve">(+ short</w:t>
+      </w:r>
+      <w:r>
+        <w:t xml:space="preserve"> </w:t>
+      </w:r>
+      <w:r>
+        <w:rPr>
+          <w:rStyle w:val="VerbatimChar"/>
+        </w:rPr>
+        <w:t xml:space="preserve">FSRl0aWrY20</w:t>
+      </w:r>
+      <w:r>
+        <w:t xml:space="preserve"> </w:t>
+      </w:r>
+      <w:r>
+        <w:t xml:space="preserve">nếu cần mẫu tiểu phẩm ngắn)</w:t>
+      </w:r>
+    </w:p>
+    <w:p>
+      <w:pPr>
+        <w:pStyle w:val="Compact"/>
+        <w:numPr>
+          <w:ilvl w:val="1"/>
+          <w:numId w:val="1010"/>
+        </w:numPr>
+      </w:pPr>
+      <w:r>
+        <w:rPr>
+          <w:rStyle w:val="VerbatimChar"/>
+        </w:rPr>
+        <w:t xml:space="preserve">SHORT_FILM</w:t>
+      </w:r>
+      <w:r>
+        <w:t xml:space="preserve"> </w:t>
+      </w:r>
+      <w:r>
+        <w:t xml:space="preserve">+3: Free Fire x Gintama</w:t>
+      </w:r>
+      <w:r>
+        <w:t xml:space="preserve"> </w:t>
+      </w:r>
+      <w:r>
+        <w:rPr>
+          <w:rStyle w:val="VerbatimChar"/>
+        </w:rPr>
+        <w:t xml:space="preserve">JNNfVi3Nq20</w:t>
+      </w:r>
+      <w:r>
+        <w:t xml:space="preserve">, Fire &amp; Ice Festival</w:t>
+      </w:r>
+      <w:r>
+        <w:t xml:space="preserve"> </w:t>
+      </w:r>
+      <w:r>
+        <w:rPr>
+          <w:rStyle w:val="VerbatimChar"/>
+        </w:rPr>
+        <w:t xml:space="preserve">1-3OZJ__HcQ</w:t>
+      </w:r>
+      <w:r>
+        <w:t xml:space="preserve">, Đảo Mặt Trời</w:t>
+      </w:r>
+      <w:r>
+        <w:t xml:space="preserve"> </w:t>
+      </w:r>
+      <w:r>
+        <w:rPr>
+          <w:rStyle w:val="VerbatimChar"/>
+        </w:rPr>
+        <w:t xml:space="preserve">i0t5Tq_tgpM</w:t>
+      </w:r>
+    </w:p>
+    <w:p>
+      <w:pPr>
+        <w:pStyle w:val="Compact"/>
+        <w:numPr>
+          <w:ilvl w:val="1"/>
+          <w:numId w:val="1010"/>
+        </w:numPr>
+      </w:pPr>
+      <w:r>
+        <w:rPr>
+          <w:rStyle w:val="VerbatimChar"/>
+        </w:rPr>
+        <w:t xml:space="preserve">FAN_3D</w:t>
+      </w:r>
+      <w:r>
+        <w:t xml:space="preserve"> </w:t>
+      </w:r>
+      <w:r>
+        <w:t xml:space="preserve">+6: tìm trên YouTube theo lượt xem (</w:t>
+      </w:r>
+      <w:r>
+        <w:t xml:space="preserve">“free fire 3d animation”</w:t>
+      </w:r>
+      <w:r>
+        <w:t xml:space="preserve">,</w:t>
+      </w:r>
+      <w:r>
+        <w:t xml:space="preserve"> </w:t>
+      </w:r>
+      <w:r>
+        <w:t xml:space="preserve">“free fire animation”</w:t>
+      </w:r>
+      <w:r>
+        <w:t xml:space="preserve">)</w:t>
+      </w:r>
+    </w:p>
+    <w:p>
+      <w:pPr>
+        <w:pStyle w:val="Compact"/>
+        <w:numPr>
+          <w:ilvl w:val="1"/>
+          <w:numId w:val="1010"/>
+        </w:numPr>
+      </w:pPr>
+      <w:r>
+        <w:t xml:space="preserve">bỏ qua: Siêu phẩm Hayato Thức Tỉnh</w:t>
+      </w:r>
+      <w:r>
+        <w:t xml:space="preserve"> </w:t>
+      </w:r>
+      <w:r>
+        <w:rPr>
+          <w:rStyle w:val="VerbatimChar"/>
+        </w:rPr>
+        <w:t xml:space="preserve">luydytusp6w</w:t>
+      </w:r>
+      <w:r>
+        <w:t xml:space="preserve"> </w:t>
+      </w:r>
+      <w:r>
+        <w:t xml:space="preserve">(MV 5 phút)</w:t>
       </w:r>
     </w:p>
     <w:p>
@@ -4094,16 +5339,58 @@
         </w:numPr>
       </w:pPr>
       <w:r>
-        <w:t xml:space="preserve">Token</w:t>
-      </w:r>
-      <w:r>
-        <w:t xml:space="preserve"> </w:t>
-      </w:r>
-      <w:r>
-        <w:rPr>
-          <w:rStyle w:val="VerbatimChar"/>
-        </w:rPr>
-        <w:t xml:space="preserve">CLIPAI_TOKEN</w:t>
+        <w:t xml:space="preserve">Viết</w:t>
+      </w:r>
+      <w:r>
+        <w:t xml:space="preserve"> </w:t>
+      </w:r>
+      <w:r>
+        <w:rPr>
+          <w:rStyle w:val="VerbatimChar"/>
+        </w:rPr>
+        <w:t xml:space="preserve">knowledge/ff_styles/&lt;STYLE&gt;.md</w:t>
+      </w:r>
+      <w:r>
+        <w:t xml:space="preserve"> </w:t>
+      </w:r>
+      <w:r>
+        <w:t xml:space="preserve">×6 (phần số liệu sinh bằng</w:t>
+      </w:r>
+      <w:r>
+        <w:t xml:space="preserve"> </w:t>
+      </w:r>
+      <w:r>
+        <w:rPr>
+          <w:rStyle w:val="VerbatimChar"/>
+        </w:rPr>
+        <w:t xml:space="preserve">py tools/reference_video.py stats &lt;STYLE&gt;</w:t>
+      </w:r>
+      <w:r>
+        <w:t xml:space="preserve">, phần chữ tổng hợp từ</w:t>
+      </w:r>
+      <w:r>
+        <w:t xml:space="preserve"> </w:t>
+      </w:r>
+      <w:r>
+        <w:rPr>
+          <w:rStyle w:val="VerbatimChar"/>
+        </w:rPr>
+        <w:t xml:space="preserve">overall</w:t>
+      </w:r>
+      <w:r>
+        <w:t xml:space="preserve"> </w:t>
+      </w:r>
+      <w:r>
+        <w:t xml:space="preserve">của từng video),</w:t>
+      </w:r>
+      <w:r>
+        <w:t xml:space="preserve"> </w:t>
+      </w:r>
+      <w:r>
+        <w:rPr>
+          <w:rStyle w:val="VerbatimChar"/>
+        </w:rPr>
+        <w:t xml:space="preserve">knowledge/ff_directing.md</w:t>
       </w:r>
       <w:r>
         <w:t xml:space="preserve">,</w:t>
@@ -4115,41 +5402,10 @@
         <w:rPr>
           <w:rStyle w:val="VerbatimChar"/>
         </w:rPr>
-        <w:t xml:space="preserve">DEEPIX_TOKEN</w:t>
-      </w:r>
-      <w:r>
-        <w:t xml:space="preserve"> </w:t>
-      </w:r>
-      <w:r>
-        <w:t xml:space="preserve">nằm trong biến môi trường người dùng —</w:t>
-      </w:r>
-      <w:r>
-        <w:t xml:space="preserve"> </w:t>
-      </w:r>
-      <w:r>
-        <w:rPr>
-          <w:b/>
-          <w:bCs/>
-        </w:rPr>
-        <w:t xml:space="preserve">không in, không ghi vào repo/log</w:t>
-      </w:r>
-      <w:r>
-        <w:t xml:space="preserve">. Claude cho Dashboard:</w:t>
-      </w:r>
-      <w:r>
-        <w:t xml:space="preserve"> </w:t>
-      </w:r>
-      <w:r>
-        <w:rPr>
-          <w:rStyle w:val="VerbatimChar"/>
-        </w:rPr>
-        <w:t xml:space="preserve">LLM_PROVIDER=claude_cli</w:t>
-      </w:r>
-      <w:r>
-        <w:t xml:space="preserve"> </w:t>
-      </w:r>
-      <w:r>
-        <w:t xml:space="preserve">(dùng chung hạn mức tài khoản).</w:t>
+        <w:t xml:space="preserve">docs/FF_STYLE_RESEARCH.md</w:t>
+      </w:r>
+      <w:r>
+        <w:t xml:space="preserve">.</w:t>
       </w:r>
     </w:p>
     <w:p>
@@ -4161,40 +5417,22 @@
         </w:numPr>
       </w:pPr>
       <w:r>
-        <w:t xml:space="preserve">Kịch bản thử:</w:t>
-      </w:r>
-      <w:r>
-        <w:t xml:space="preserve"> </w:t>
-      </w:r>
-      <w:r>
-        <w:t xml:space="preserve">“KỊCH BẢN FREE FIRE: KENTA XUYÊN TƯỜNG CƯỚP KILL?!”</w:t>
-      </w:r>
-      <w:r>
-        <w:t xml:space="preserve"> </w:t>
-      </w:r>
-      <w:r>
-        <w:t xml:space="preserve">(3 cảnh, Kelly/Maxim/Kenta, 14 câu thoại,</w:t>
-      </w:r>
-      <w:r>
-        <w:t xml:space="preserve"> </w:t>
-      </w:r>
-      <w:r>
-        <w:t xml:space="preserve">“TEXT CUỐI”</w:t>
-      </w:r>
-      <w:r>
-        <w:t xml:space="preserve">). Nguyên văn ở</w:t>
-      </w:r>
-      <w:r>
-        <w:t xml:space="preserve"> </w:t>
-      </w:r>
-      <w:r>
-        <w:rPr>
-          <w:rStyle w:val="VerbatimChar"/>
-        </w:rPr>
-        <w:t xml:space="preserve">samples/kenta_xuyen_tuong_cuop_kill.txt</w:t>
-      </w:r>
-      <w:r>
-        <w:t xml:space="preserve">.</w:t>
+        <w:t xml:space="preserve">Khối nhỏ trong ⚙ Kho kiến thức (chạy</w:t>
+      </w:r>
+      <w:r>
+        <w:t xml:space="preserve"> </w:t>
+      </w:r>
+      <w:r>
+        <w:rPr>
+          <w:rStyle w:val="VerbatimChar"/>
+        </w:rPr>
+        <w:t xml:space="preserve">analyze_file</w:t>
+      </w:r>
+      <w:r>
+        <w:t xml:space="preserve"> </w:t>
+      </w:r>
+      <w:r>
+        <w:t xml:space="preserve">cho MP4 trên máy).</w:t>
       </w:r>
     </w:p>
     <w:p>
@@ -4206,425 +5444,89 @@
         </w:numPr>
       </w:pPr>
       <w:r>
-        <w:t xml:space="preserve">Video Free Fire nội bộ trên máy:</w:t>
-      </w:r>
-      <w:r>
-        <w:t xml:space="preserve"> </w:t>
-      </w:r>
-      <w:r>
-        <w:rPr>
-          <w:rStyle w:val="VerbatimChar"/>
-        </w:rPr>
-        <w:t xml:space="preserve">D:/2026/OB55/</w:t>
-      </w:r>
-      <w:r>
-        <w:t xml:space="preserve"> </w:t>
-      </w:r>
-      <w:r>
-        <w:t xml:space="preserve">(combo Kenta, tình huống Kenta…),</w:t>
-      </w:r>
-      <w:r>
-        <w:t xml:space="preserve"> </w:t>
-      </w:r>
-      <w:r>
-        <w:rPr>
-          <w:rStyle w:val="VerbatimChar"/>
-        </w:rPr>
-        <w:t xml:space="preserve">D:/2025/</w:t>
-      </w:r>
-      <w:r>
-        <w:t xml:space="preserve"> </w:t>
-      </w:r>
-      <w:r>
-        <w:t xml:space="preserve">— dùng để phân tích, không đưa vào repo.</w:t>
-      </w:r>
-    </w:p>
-    <w:bookmarkEnd w:id="21"/>
-    <w:bookmarkStart w:id="22" w:name="sự-thật-về-api-tra-2026-09-23-chỉ-đọc"/>
+        <w:t xml:space="preserve">Test cho</w:t>
+      </w:r>
+      <w:r>
+        <w:t xml:space="preserve"> </w:t>
+      </w:r>
+      <w:r>
+        <w:rPr>
+          <w:rStyle w:val="VerbatimChar"/>
+        </w:rPr>
+        <w:t xml:space="preserve">core/reference_analysis.py</w:t>
+      </w:r>
+      <w:r>
+        <w:t xml:space="preserve"> </w:t>
+      </w:r>
+      <w:r>
+        <w:t xml:space="preserve">(</w:t>
+      </w:r>
+      <w:r>
+        <w:rPr>
+          <w:rStyle w:val="VerbatimChar"/>
+        </w:rPr>
+        <w:t xml:space="preserve">tests/test_v3.py</w:t>
+      </w:r>
+      <w:r>
+        <w:t xml:space="preserve">:</w:t>
+      </w:r>
+      <w:r>
+        <w:t xml:space="preserve"> </w:t>
+      </w:r>
+      <w:r>
+        <w:rPr>
+          <w:rStyle w:val="VerbatimChar"/>
+        </w:rPr>
+        <w:t xml:space="preserve">shots_from_cuts</w:t>
+      </w:r>
+      <w:r>
+        <w:t xml:space="preserve">,</w:t>
+      </w:r>
+      <w:r>
+        <w:t xml:space="preserve"> </w:t>
+      </w:r>
+      <w:r>
+        <w:rPr>
+          <w:rStyle w:val="VerbatimChar"/>
+        </w:rPr>
+        <w:t xml:space="preserve">cuts_from_diffs</w:t>
+      </w:r>
+      <w:r>
+        <w:t xml:space="preserve">,</w:t>
+      </w:r>
+      <w:r>
+        <w:t xml:space="preserve"> </w:t>
+      </w:r>
+      <w:r>
+        <w:rPr>
+          <w:rStyle w:val="VerbatimChar"/>
+        </w:rPr>
+        <w:t xml:space="preserve">validate_labels</w:t>
+      </w:r>
+      <w:r>
+        <w:t xml:space="preserve">,</w:t>
+      </w:r>
+      <w:r>
+        <w:t xml:space="preserve"> </w:t>
+      </w:r>
+      <w:r>
+        <w:rPr>
+          <w:rStyle w:val="VerbatimChar"/>
+        </w:rPr>
+        <w:t xml:space="preserve">style_stats</w:t>
+      </w:r>
+      <w:r>
+        <w:t xml:space="preserve">, mock label). Chưa chạy lại toàn bộ bộ test trên nhánh.</w:t>
+      </w:r>
+    </w:p>
+    <w:bookmarkEnd w:id="20"/>
+    <w:bookmarkStart w:id="21" w:name="X7d22d232cb620e45b5bcbf31317bdc106111190"/>
     <w:p>
       <w:pPr>
         <w:pStyle w:val="Heading3"/>
       </w:pPr>
       <w:r>
-        <w:t xml:space="preserve">Sự thật về API (tra 2026-09-23, chỉ đọc)</w:t>
-      </w:r>
-    </w:p>
-    <w:p>
-      <w:pPr>
-        <w:pStyle w:val="Compact"/>
-        <w:numPr>
-          <w:ilvl w:val="0"/>
-          <w:numId w:val="1010"/>
-        </w:numPr>
-      </w:pPr>
-      <w:r>
-        <w:t xml:space="preserve">Token dùng được 12 endpoint trong skill</w:t>
-      </w:r>
-      <w:r>
-        <w:t xml:space="preserve"> </w:t>
-      </w:r>
-      <w:r>
-        <w:rPr>
-          <w:rStyle w:val="VerbatimChar"/>
-        </w:rPr>
-        <w:t xml:space="preserve">clipai 1.3.1</w:t>
-      </w:r>
-      <w:r>
-        <w:t xml:space="preserve"> </w:t>
-      </w:r>
-      <w:r>
-        <w:t xml:space="preserve">(</w:t>
-      </w:r>
-      <w:r>
-        <w:rPr>
-          <w:rStyle w:val="VerbatimChar"/>
-        </w:rPr>
-        <w:t xml:space="preserve">Get this Skill to Claude/clipai-1.3.1/clipai/reference.md</w:t>
-      </w:r>
-      <w:r>
-        <w:t xml:space="preserve">): Kling Omni (có</w:t>
-      </w:r>
-      <w:r>
-        <w:t xml:space="preserve"> </w:t>
-      </w:r>
-      <w:r>
-        <w:rPr>
-          <w:rStyle w:val="VerbatimChar"/>
-        </w:rPr>
-        <w:t xml:space="preserve">multi_shot</w:t>
-      </w:r>
-      <w:r>
-        <w:t xml:space="preserve">/</w:t>
-      </w:r>
-      <w:r>
-        <w:rPr>
-          <w:rStyle w:val="VerbatimChar"/>
-        </w:rPr>
-        <w:t xml:space="preserve">multi_prompt</w:t>
-      </w:r>
-      <w:r>
-        <w:t xml:space="preserve">,</w:t>
-      </w:r>
-      <w:r>
-        <w:t xml:space="preserve"> </w:t>
-      </w:r>
-      <w:r>
-        <w:rPr>
-          <w:rStyle w:val="VerbatimChar"/>
-        </w:rPr>
-        <w:t xml:space="preserve">image_list</w:t>
-      </w:r>
-      <w:r>
-        <w:t xml:space="preserve"> </w:t>
-      </w:r>
-      <w:r>
-        <w:t xml:space="preserve">chỉ</w:t>
-      </w:r>
-      <w:r>
-        <w:t xml:space="preserve"> </w:t>
-      </w:r>
-      <w:r>
-        <w:rPr>
-          <w:rStyle w:val="VerbatimChar"/>
-        </w:rPr>
-        <w:t xml:space="preserve">first_frame</w:t>
-      </w:r>
-      <w:r>
-        <w:t xml:space="preserve">,</w:t>
-      </w:r>
-      <w:r>
-        <w:t xml:space="preserve"> </w:t>
-      </w:r>
-      <w:r>
-        <w:rPr>
-          <w:rStyle w:val="VerbatimChar"/>
-        </w:rPr>
-        <w:t xml:space="preserve">element_list</w:t>
-      </w:r>
-      <w:r>
-        <w:t xml:space="preserve"> </w:t>
-      </w:r>
-      <w:r>
-        <w:t xml:space="preserve">— nhưng tạo Element chỉ trên web), Seedance (</w:t>
-      </w:r>
-      <w:r>
-        <w:rPr>
-          <w:rStyle w:val="VerbatimChar"/>
-        </w:rPr>
-        <w:t xml:space="preserve">content</w:t>
-      </w:r>
-      <w:r>
-        <w:t xml:space="preserve"> </w:t>
-      </w:r>
-      <w:r>
-        <w:t xml:space="preserve">với role</w:t>
-      </w:r>
-      <w:r>
-        <w:t xml:space="preserve"> </w:t>
-      </w:r>
-      <w:r>
-        <w:rPr>
-          <w:rStyle w:val="VerbatimChar"/>
-        </w:rPr>
-        <w:t xml:space="preserve">first_frame</w:t>
-      </w:r>
-      <w:r>
-        <w:t xml:space="preserve"> </w:t>
-      </w:r>
-      <w:r>
-        <w:t xml:space="preserve">/</w:t>
-      </w:r>
-      <w:r>
-        <w:t xml:space="preserve"> </w:t>
-      </w:r>
-      <w:r>
-        <w:rPr>
-          <w:rStyle w:val="VerbatimChar"/>
-        </w:rPr>
-        <w:t xml:space="preserve">last_frame</w:t>
-      </w:r>
-      <w:r>
-        <w:t xml:space="preserve"> </w:t>
-      </w:r>
-      <w:r>
-        <w:t xml:space="preserve">/</w:t>
-      </w:r>
-      <w:r>
-        <w:t xml:space="preserve"> </w:t>
-      </w:r>
-      <w:r>
-        <w:rPr>
-          <w:rStyle w:val="VerbatimChar"/>
-        </w:rPr>
-        <w:t xml:space="preserve">reference_image</w:t>
-      </w:r>
-      <w:r>
-        <w:t xml:space="preserve"> </w:t>
-      </w:r>
-      <w:r>
-        <w:t xml:space="preserve">/</w:t>
-      </w:r>
-      <w:r>
-        <w:t xml:space="preserve"> </w:t>
-      </w:r>
-      <w:r>
-        <w:rPr>
-          <w:rStyle w:val="VerbatimChar"/>
-        </w:rPr>
-        <w:t xml:space="preserve">reference_video</w:t>
-      </w:r>
-      <w:r>
-        <w:t xml:space="preserve"> </w:t>
-      </w:r>
-      <w:r>
-        <w:t xml:space="preserve">/</w:t>
-      </w:r>
-      <w:r>
-        <w:t xml:space="preserve"> </w:t>
-      </w:r>
-      <w:r>
-        <w:rPr>
-          <w:rStyle w:val="VerbatimChar"/>
-        </w:rPr>
-        <w:t xml:space="preserve">reference_audio</w:t>
-      </w:r>
-      <w:r>
-        <w:t xml:space="preserve">; 2.0 dài 4–15s, 2.5 dài 4–30s; 480p/720p), video-list, âm thanh (TTS/SFX/nhạc, voice-actors), kho chủ thể Seedance.</w:t>
-      </w:r>
-    </w:p>
-    <w:p>
-      <w:pPr>
-        <w:pStyle w:val="Compact"/>
-        <w:numPr>
-          <w:ilvl w:val="0"/>
-          <w:numId w:val="1010"/>
-        </w:numPr>
-      </w:pPr>
-      <w:r>
-        <w:t xml:space="preserve">Endpoint chỉ có trên web (token trả</w:t>
-      </w:r>
-      <w:r>
-        <w:t xml:space="preserve"> </w:t>
-      </w:r>
-      <w:r>
-        <w:rPr>
-          <w:rStyle w:val="VerbatimChar"/>
-        </w:rPr>
-        <w:t xml:space="preserve">code 1102 LoginErr</w:t>
-      </w:r>
-      <w:r>
-        <w:t xml:space="preserve">):</w:t>
-      </w:r>
-      <w:r>
-        <w:t xml:space="preserve"> </w:t>
-      </w:r>
-      <w:r>
-        <w:rPr>
-          <w:rStyle w:val="VerbatimChar"/>
-        </w:rPr>
-        <w:t xml:space="preserve">/kling/lip-sync</w:t>
-      </w:r>
-      <w:r>
-        <w:t xml:space="preserve">,</w:t>
-      </w:r>
-      <w:r>
-        <w:t xml:space="preserve"> </w:t>
-      </w:r>
-      <w:r>
-        <w:rPr>
-          <w:rStyle w:val="VerbatimChar"/>
-        </w:rPr>
-        <w:t xml:space="preserve">/kling/element-create|list</w:t>
-      </w:r>
-      <w:r>
-        <w:t xml:space="preserve">,</w:t>
-      </w:r>
-      <w:r>
-        <w:t xml:space="preserve"> </w:t>
-      </w:r>
-      <w:r>
-        <w:rPr>
-          <w:rStyle w:val="VerbatimChar"/>
-        </w:rPr>
-        <w:t xml:space="preserve">/kling/custom-voice-list</w:t>
-      </w:r>
-      <w:r>
-        <w:t xml:space="preserve">,</w:t>
-      </w:r>
-      <w:r>
-        <w:t xml:space="preserve"> </w:t>
-      </w:r>
-      <w:r>
-        <w:rPr>
-          <w:rStyle w:val="VerbatimChar"/>
-        </w:rPr>
-        <w:t xml:space="preserve">/sound/voice-actors/design|clone</w:t>
-      </w:r>
-      <w:r>
-        <w:t xml:space="preserve">,</w:t>
-      </w:r>
-      <w:r>
-        <w:t xml:space="preserve"> </w:t>
-      </w:r>
-      <w:r>
-        <w:rPr>
-          <w:rStyle w:val="VerbatimChar"/>
-        </w:rPr>
-        <w:t xml:space="preserve">/kling/motion-control</w:t>
-      </w:r>
-      <w:r>
-        <w:t xml:space="preserve">, Director Workspace →</w:t>
-      </w:r>
-      <w:r>
-        <w:t xml:space="preserve"> </w:t>
-      </w:r>
-      <w:r>
-        <w:rPr>
-          <w:b/>
-          <w:bCs/>
-        </w:rPr>
-        <w:t xml:space="preserve">không dùng</w:t>
-      </w:r>
-      <w:r>
-        <w:t xml:space="preserve"> </w:t>
-      </w:r>
-      <w:r>
-        <w:t xml:space="preserve">(quyết định 6).</w:t>
-      </w:r>
-    </w:p>
-    <w:p>
-      <w:pPr>
-        <w:pStyle w:val="Compact"/>
-        <w:numPr>
-          <w:ilvl w:val="0"/>
-          <w:numId w:val="1010"/>
-        </w:numPr>
-      </w:pPr>
-      <w:r>
-        <w:t xml:space="preserve">Giọng có</w:t>
-      </w:r>
-      <w:r>
-        <w:t xml:space="preserve"> </w:t>
-      </w:r>
-      <w:r>
-        <w:rPr>
-          <w:rStyle w:val="VerbatimChar"/>
-        </w:rPr>
-        <w:t xml:space="preserve">vi</w:t>
-      </w:r>
-      <w:r>
-        <w:t xml:space="preserve"> </w:t>
-      </w:r>
-      <w:r>
-        <w:t xml:space="preserve">(5 giọng, id trùng 2 bản): Xinghe Jiang (30002/2, nam), Austin (30003/3, nam),</w:t>
-      </w:r>
-      <w:r>
-        <w:t xml:space="preserve"> </w:t>
-      </w:r>
-      <w:r>
-        <w:rPr>
-          <w:b/>
-          <w:bCs/>
-        </w:rPr>
-        <w:t xml:space="preserve">Arabella (30007/7, nữ)</w:t>
-      </w:r>
-      <w:r>
-        <w:t xml:space="preserve">, Ethan Zhang (30017/17, nam), Mark (30020/20, nam). Không có giọng gốc Việt. Truyền</w:t>
-      </w:r>
-      <w:r>
-        <w:t xml:space="preserve"> </w:t>
-      </w:r>
-      <w:r>
-        <w:rPr>
-          <w:rStyle w:val="VerbatimChar"/>
-        </w:rPr>
-        <w:t xml:space="preserve">language_code="vi"</w:t>
-      </w:r>
-      <w:r>
-        <w:t xml:space="preserve"> </w:t>
-      </w:r>
-      <w:r>
-        <w:t xml:space="preserve">cho TTS gây HTTP 400 → không truyền.</w:t>
-      </w:r>
-    </w:p>
-    <w:p>
-      <w:pPr>
-        <w:pStyle w:val="Compact"/>
-        <w:numPr>
-          <w:ilvl w:val="0"/>
-          <w:numId w:val="1010"/>
-        </w:numPr>
-      </w:pPr>
-      <w:r>
-        <w:t xml:space="preserve">Độ dài tối thiểu: Kling 3s, Seedance 4s (</w:t>
-      </w:r>
-      <w:r>
-        <w:rPr>
-          <w:rStyle w:val="VerbatimChar"/>
-        </w:rPr>
-        <w:t xml:space="preserve">core/adapters/clipai.py::effective_duration</w:t>
-      </w:r>
-      <w:r>
-        <w:t xml:space="preserve">). Giá ước tính (USD/giây): Kling 0,08; Seedance 2.0 0,15; 2.0 Fast 0,12; 2.5 0,23 (</w:t>
-      </w:r>
-      <w:r>
-        <w:rPr>
-          <w:rStyle w:val="VerbatimChar"/>
-        </w:rPr>
-        <w:t xml:space="preserve">data/pricing.json</w:t>
-      </w:r>
-      <w:r>
-        <w:t xml:space="preserve">, chưa đo thật). Deepix chưa có giá.</w:t>
-      </w:r>
-    </w:p>
-    <w:bookmarkEnd w:id="22"/>
-    <w:bookmarkStart w:id="23" w:name="nghiên-cứu-video-youtube-gđ1"/>
-    <w:p>
-      <w:pPr>
-        <w:pStyle w:val="Heading3"/>
-      </w:pPr>
-      <w:r>
-        <w:t xml:space="preserve">Nghiên cứu video YouTube (GĐ1)</w:t>
+        <w:t xml:space="preserve">Ghi chú thiết kế cho GĐ2–3 (đọc code, chưa làm)</w:t>
       </w:r>
     </w:p>
     <w:p>
@@ -4636,23 +5538,61 @@
         </w:numPr>
       </w:pPr>
       <w:r>
-        <w:rPr>
-          <w:b/>
-          <w:bCs/>
-        </w:rPr>
-        <w:t xml:space="preserve">Trình duyệt tích hợp mở được YouTube</w:t>
-      </w:r>
-      <w:r>
-        <w:t xml:space="preserve">; tải bằng dòng lệnh (urllib) bị 404, chỉ RSS đọc được. Kênh: https://www.youtube.com/</w:t>
-      </w:r>
-      <w:r>
-        <w:t xml:space="preserve">@GarenaFreeFireVN/videos</w:t>
-      </w:r>
-      <w:r>
-        <w:t xml:space="preserve"> </w:t>
-      </w:r>
-      <w:r>
-        <w:t xml:space="preserve">(tab Popular để lấy video nhiều lượt xem).</w:t>
+        <w:t xml:space="preserve">Cột mới theo mẫu</w:t>
+      </w:r>
+      <w:r>
+        <w:t xml:space="preserve"> </w:t>
+      </w:r>
+      <w:r>
+        <w:rPr>
+          <w:rStyle w:val="VerbatimChar"/>
+        </w:rPr>
+        <w:t xml:space="preserve">V2_COLUMNS</w:t>
+      </w:r>
+      <w:r>
+        <w:t xml:space="preserve"> </w:t>
+      </w:r>
+      <w:r>
+        <w:t xml:space="preserve">trong</w:t>
+      </w:r>
+      <w:r>
+        <w:t xml:space="preserve"> </w:t>
+      </w:r>
+      <w:r>
+        <w:rPr>
+          <w:rStyle w:val="VerbatimChar"/>
+        </w:rPr>
+        <w:t xml:space="preserve">core/db.py</w:t>
+      </w:r>
+      <w:r>
+        <w:t xml:space="preserve">; bảng</w:t>
+      </w:r>
+      <w:r>
+        <w:t xml:space="preserve"> </w:t>
+      </w:r>
+      <w:r>
+        <w:rPr>
+          <w:rStyle w:val="VerbatimChar"/>
+        </w:rPr>
+        <w:t xml:space="preserve">story_scenes</w:t>
+      </w:r>
+      <w:r>
+        <w:t xml:space="preserve"> </w:t>
+      </w:r>
+      <w:r>
+        <w:t xml:space="preserve">thêm vào</w:t>
+      </w:r>
+      <w:r>
+        <w:t xml:space="preserve"> </w:t>
+      </w:r>
+      <w:r>
+        <w:rPr>
+          <w:rStyle w:val="VerbatimChar"/>
+        </w:rPr>
+        <w:t xml:space="preserve">SCHEMA</w:t>
+      </w:r>
+      <w:r>
+        <w:t xml:space="preserve">.</w:t>
       </w:r>
     </w:p>
     <w:p>
@@ -4664,2055 +5604,226 @@
         </w:numPr>
       </w:pPr>
       <w:r>
-        <w:t xml:space="preserve">Cách đã chạy được trên</w:t>
-      </w:r>
-      <w:r>
-        <w:t xml:space="preserve"> </w:t>
-      </w:r>
-      <w:r>
-        <w:t xml:space="preserve">“Kenta’s Obsession”</w:t>
-      </w:r>
-      <w:r>
-        <w:t xml:space="preserve"> </w:t>
-      </w:r>
-      <w:r>
-        <w:t xml:space="preserve">(https://www.youtube.com/watch?v=cUQ1PhwvfAE): mở trang video, rồi chạy JS (từng đoạn ≤ 20 giây video mỗi lần gọi vì giới hạn 45 giây của công cụ):</w:t>
-      </w:r>
-    </w:p>
-    <w:p>
-      <w:pPr>
-        <w:pStyle w:val="SourceCode"/>
-      </w:pPr>
-      <w:r>
-        <w:rPr>
-          <w:rStyle w:val="BuiltInTok"/>
-        </w:rPr>
-        <w:t xml:space="preserve">window</w:t>
-      </w:r>
-      <w:r>
-        <w:rPr>
-          <w:rStyle w:val="OperatorTok"/>
-        </w:rPr>
-        <w:t xml:space="preserve">.</w:t>
-      </w:r>
-      <w:r>
-        <w:rPr>
-          <w:rStyle w:val="AttributeTok"/>
-        </w:rPr>
-        <w:t xml:space="preserve">__scan</w:t>
-      </w:r>
-      <w:r>
-        <w:rPr>
-          <w:rStyle w:val="NormalTok"/>
-        </w:rPr>
-        <w:t xml:space="preserve"> </w:t>
-      </w:r>
-      <w:r>
-        <w:rPr>
-          <w:rStyle w:val="OperatorTok"/>
-        </w:rPr>
-        <w:t xml:space="preserve">=</w:t>
-      </w:r>
-      <w:r>
-        <w:rPr>
-          <w:rStyle w:val="NormalTok"/>
-        </w:rPr>
-        <w:t xml:space="preserve"> </w:t>
-      </w:r>
-      <w:r>
-        <w:rPr>
-          <w:rStyle w:val="KeywordTok"/>
-        </w:rPr>
-        <w:t xml:space="preserve">async</w:t>
-      </w:r>
-      <w:r>
-        <w:rPr>
-          <w:rStyle w:val="NormalTok"/>
-        </w:rPr>
-        <w:t xml:space="preserve"> </w:t>
-      </w:r>
-      <w:r>
-        <w:rPr>
-          <w:rStyle w:val="KeywordTok"/>
-        </w:rPr>
-        <w:t xml:space="preserve">function</w:t>
-      </w:r>
-      <w:r>
-        <w:rPr>
-          <w:rStyle w:val="NormalTok"/>
-        </w:rPr>
-        <w:t xml:space="preserve">(</w:t>
-      </w:r>
-      <w:r>
-        <w:rPr>
-          <w:rStyle w:val="ImportTok"/>
-        </w:rPr>
-        <w:t xml:space="preserve">from</w:t>
-      </w:r>
-      <w:r>
-        <w:rPr>
-          <w:rStyle w:val="OperatorTok"/>
-        </w:rPr>
+        <w:rPr>
+          <w:rStyle w:val="VerbatimChar"/>
+        </w:rPr>
+        <w:t xml:space="preserve">dialogue.scene_lines</w:t>
+      </w:r>
+      <w:r>
+        <w:t xml:space="preserve">: dòng có</w:t>
+      </w:r>
+      <w:r>
+        <w:t xml:space="preserve"> </w:t>
+      </w:r>
+      <w:r>
+        <w:rPr>
+          <w:rStyle w:val="VerbatimChar"/>
+        </w:rPr>
+        <w:t xml:space="preserve">shot_no</w:t>
+      </w:r>
+      <w:r>
+        <w:t xml:space="preserve"> </w:t>
+      </w:r>
+      <w:r>
+        <w:t xml:space="preserve">mà</w:t>
+      </w:r>
+      <w:r>
+        <w:t xml:space="preserve"> </w:t>
+      </w:r>
+      <w:r>
+        <w:rPr>
+          <w:rStyle w:val="VerbatimChar"/>
+        </w:rPr>
+        <w:t xml:space="preserve">dialogue == []</w:t>
+      </w:r>
+      <w:r>
+        <w:t xml:space="preserve"> </w:t>
+      </w:r>
+      <w:r>
+        <w:t xml:space="preserve">→ không có thoại (không rơi về</w:t>
+      </w:r>
+      <w:r>
+        <w:t xml:space="preserve"> </w:t>
+      </w:r>
+      <w:r>
+        <w:rPr>
+          <w:rStyle w:val="VerbatimChar"/>
+        </w:rPr>
+        <w:t xml:space="preserve">text</w:t>
+      </w:r>
+      <w:r>
+        <w:t xml:space="preserve">).</w:t>
+      </w:r>
+    </w:p>
+    <w:p>
+      <w:pPr>
+        <w:pStyle w:val="Compact"/>
+        <w:numPr>
+          <w:ilvl w:val="0"/>
+          <w:numId w:val="1011"/>
+        </w:numPr>
+      </w:pPr>
+      <w:r>
+        <w:t xml:space="preserve">Độ dài dùng/cắt: đề xuất giữ file gốc</w:t>
+      </w:r>
+      <w:r>
+        <w:t xml:space="preserve"> </w:t>
+      </w:r>
+      <w:r>
+        <w:rPr>
+          <w:rStyle w:val="VerbatimChar"/>
+        </w:rPr>
+        <w:t xml:space="preserve">videos/{idx}_raw.mp4</w:t>
+      </w:r>
+      <w:r>
+        <w:t xml:space="preserve">, cắt ra</w:t>
+      </w:r>
+      <w:r>
+        <w:t xml:space="preserve"> </w:t>
+      </w:r>
+      <w:r>
+        <w:rPr>
+          <w:rStyle w:val="VerbatimChar"/>
+        </w:rPr>
+        <w:t xml:space="preserve">videos/{idx}.mp4</w:t>
+      </w:r>
+      <w:r>
+        <w:t xml:space="preserve"> </w:t>
+      </w:r>
+      <w:r>
+        <w:t xml:space="preserve">khi tải về (runner) →</w:t>
+      </w:r>
+      <w:r>
+        <w:t xml:space="preserve"> </w:t>
+      </w:r>
+      <w:r>
+        <w:rPr>
+          <w:rStyle w:val="VerbatimChar"/>
+        </w:rPr>
+        <w:t xml:space="preserve">final_cut.clip_seconds</w:t>
+      </w:r>
+      <w:r>
+        <w:t xml:space="preserve"> </w:t>
+      </w:r>
+      <w:r>
+        <w:t xml:space="preserve">(đọc độ dài thật bằng ffmpeg), render,</w:t>
+      </w:r>
+      <w:r>
+        <w:t xml:space="preserve"> </w:t>
+      </w:r>
+      <w:r>
+        <w:rPr>
+          <w:rStyle w:val="VerbatimChar"/>
+        </w:rPr>
+        <w:t xml:space="preserve">voice.place_on_timeline</w:t>
+      </w:r>
+      <w:r>
         <w:t xml:space="preserve">,</w:t>
       </w:r>
       <w:r>
-        <w:rPr>
-          <w:rStyle w:val="NormalTok"/>
-        </w:rPr>
-        <w:t xml:space="preserve"> to</w:t>
-      </w:r>
-      <w:r>
-        <w:rPr>
-          <w:rStyle w:val="OperatorTok"/>
-        </w:rPr>
-        <w:t xml:space="preserve">,</w:t>
-      </w:r>
-      <w:r>
-        <w:rPr>
-          <w:rStyle w:val="NormalTok"/>
-        </w:rPr>
-        <w:t xml:space="preserve"> step){</w:t>
-      </w:r>
-      <w:r>
-        <w:br/>
-      </w:r>
-      <w:r>
-        <w:rPr>
-          <w:rStyle w:val="NormalTok"/>
-        </w:rPr>
-        <w:t xml:space="preserve">  </w:t>
-      </w:r>
-      <w:r>
-        <w:rPr>
-          <w:rStyle w:val="KeywordTok"/>
-        </w:rPr>
-        <w:t xml:space="preserve">const</w:t>
-      </w:r>
-      <w:r>
-        <w:rPr>
-          <w:rStyle w:val="NormalTok"/>
-        </w:rPr>
-        <w:t xml:space="preserve"> v</w:t>
-      </w:r>
-      <w:r>
-        <w:rPr>
-          <w:rStyle w:val="OperatorTok"/>
-        </w:rPr>
-        <w:t xml:space="preserve">=</w:t>
-      </w:r>
-      <w:r>
-        <w:rPr>
-          <w:rStyle w:val="BuiltInTok"/>
-        </w:rPr>
-        <w:t xml:space="preserve">document</w:t>
-      </w:r>
-      <w:r>
-        <w:rPr>
-          <w:rStyle w:val="OperatorTok"/>
-        </w:rPr>
-        <w:t xml:space="preserve">.</w:t>
-      </w:r>
-      <w:r>
-        <w:rPr>
-          <w:rStyle w:val="FunctionTok"/>
-        </w:rPr>
-        <w:t xml:space="preserve">querySelector</w:t>
-      </w:r>
-      <w:r>
-        <w:rPr>
-          <w:rStyle w:val="NormalTok"/>
-        </w:rPr>
-        <w:t xml:space="preserve">(</w:t>
-      </w:r>
-      <w:r>
-        <w:rPr>
-          <w:rStyle w:val="StringTok"/>
-        </w:rPr>
-        <w:t xml:space="preserve">'video'</w:t>
-      </w:r>
-      <w:r>
-        <w:rPr>
-          <w:rStyle w:val="NormalTok"/>
-        </w:rPr>
-        <w:t xml:space="preserve">)</w:t>
-      </w:r>
-      <w:r>
-        <w:rPr>
-          <w:rStyle w:val="OperatorTok"/>
-        </w:rPr>
-        <w:t xml:space="preserve">;</w:t>
-      </w:r>
-      <w:r>
-        <w:rPr>
-          <w:rStyle w:val="NormalTok"/>
-        </w:rPr>
-        <w:t xml:space="preserve"> v</w:t>
-      </w:r>
-      <w:r>
-        <w:rPr>
-          <w:rStyle w:val="OperatorTok"/>
-        </w:rPr>
-        <w:t xml:space="preserve">.</w:t>
-      </w:r>
-      <w:r>
-        <w:rPr>
-          <w:rStyle w:val="AttributeTok"/>
-        </w:rPr>
-        <w:t xml:space="preserve">muted</w:t>
-      </w:r>
-      <w:r>
-        <w:rPr>
-          <w:rStyle w:val="OperatorTok"/>
-        </w:rPr>
-        <w:t xml:space="preserve">=</w:t>
-      </w:r>
-      <w:r>
-        <w:rPr>
-          <w:rStyle w:val="KeywordTok"/>
-        </w:rPr>
-        <w:t xml:space="preserve">true</w:t>
-      </w:r>
-      <w:r>
-        <w:rPr>
-          <w:rStyle w:val="OperatorTok"/>
-        </w:rPr>
-        <w:t xml:space="preserve">;</w:t>
-      </w:r>
-      <w:r>
-        <w:rPr>
-          <w:rStyle w:val="NormalTok"/>
-        </w:rPr>
-        <w:t xml:space="preserve"> v</w:t>
-      </w:r>
-      <w:r>
-        <w:rPr>
-          <w:rStyle w:val="OperatorTok"/>
-        </w:rPr>
-        <w:t xml:space="preserve">.</w:t>
-      </w:r>
-      <w:r>
-        <w:rPr>
-          <w:rStyle w:val="FunctionTok"/>
-        </w:rPr>
-        <w:t xml:space="preserve">pause</w:t>
-      </w:r>
-      <w:r>
-        <w:rPr>
-          <w:rStyle w:val="NormalTok"/>
-        </w:rPr>
-        <w:t xml:space="preserve">()</w:t>
-      </w:r>
-      <w:r>
-        <w:rPr>
-          <w:rStyle w:val="OperatorTok"/>
-        </w:rPr>
-        <w:t xml:space="preserve">;</w:t>
-      </w:r>
-      <w:r>
-        <w:br/>
-      </w:r>
-      <w:r>
-        <w:rPr>
-          <w:rStyle w:val="NormalTok"/>
-        </w:rPr>
-        <w:t xml:space="preserve">  </w:t>
-      </w:r>
-      <w:r>
-        <w:rPr>
-          <w:rStyle w:val="KeywordTok"/>
-        </w:rPr>
-        <w:t xml:space="preserve">const</w:t>
-      </w:r>
-      <w:r>
-        <w:rPr>
-          <w:rStyle w:val="NormalTok"/>
-        </w:rPr>
-        <w:t xml:space="preserve"> c</w:t>
-      </w:r>
-      <w:r>
-        <w:rPr>
-          <w:rStyle w:val="OperatorTok"/>
-        </w:rPr>
-        <w:t xml:space="preserve">=</w:t>
-      </w:r>
-      <w:r>
-        <w:rPr>
-          <w:rStyle w:val="BuiltInTok"/>
-        </w:rPr>
-        <w:t xml:space="preserve">document</w:t>
-      </w:r>
-      <w:r>
-        <w:rPr>
-          <w:rStyle w:val="OperatorTok"/>
-        </w:rPr>
-        <w:t xml:space="preserve">.</w:t>
-      </w:r>
-      <w:r>
-        <w:rPr>
-          <w:rStyle w:val="FunctionTok"/>
-        </w:rPr>
-        <w:t xml:space="preserve">createElement</w:t>
-      </w:r>
-      <w:r>
-        <w:rPr>
-          <w:rStyle w:val="NormalTok"/>
-        </w:rPr>
-        <w:t xml:space="preserve">(</w:t>
-      </w:r>
-      <w:r>
-        <w:rPr>
-          <w:rStyle w:val="StringTok"/>
-        </w:rPr>
-        <w:t xml:space="preserve">'canvas'</w:t>
-      </w:r>
-      <w:r>
-        <w:rPr>
-          <w:rStyle w:val="NormalTok"/>
-        </w:rPr>
-        <w:t xml:space="preserve">)</w:t>
-      </w:r>
-      <w:r>
-        <w:rPr>
-          <w:rStyle w:val="OperatorTok"/>
-        </w:rPr>
-        <w:t xml:space="preserve">;</w:t>
-      </w:r>
-      <w:r>
-        <w:rPr>
-          <w:rStyle w:val="NormalTok"/>
-        </w:rPr>
-        <w:t xml:space="preserve"> c</w:t>
-      </w:r>
-      <w:r>
-        <w:rPr>
-          <w:rStyle w:val="OperatorTok"/>
-        </w:rPr>
-        <w:t xml:space="preserve">.</w:t>
-      </w:r>
-      <w:r>
-        <w:rPr>
-          <w:rStyle w:val="AttributeTok"/>
-        </w:rPr>
-        <w:t xml:space="preserve">width</w:t>
-      </w:r>
-      <w:r>
-        <w:rPr>
-          <w:rStyle w:val="OperatorTok"/>
-        </w:rPr>
-        <w:t xml:space="preserve">=</w:t>
-      </w:r>
-      <w:r>
-        <w:rPr>
-          <w:rStyle w:val="DecValTok"/>
-        </w:rPr>
-        <w:t xml:space="preserve">48</w:t>
-      </w:r>
-      <w:r>
-        <w:rPr>
-          <w:rStyle w:val="OperatorTok"/>
-        </w:rPr>
-        <w:t xml:space="preserve">;</w:t>
-      </w:r>
-      <w:r>
-        <w:rPr>
-          <w:rStyle w:val="NormalTok"/>
-        </w:rPr>
-        <w:t xml:space="preserve"> c</w:t>
-      </w:r>
-      <w:r>
-        <w:rPr>
-          <w:rStyle w:val="OperatorTok"/>
-        </w:rPr>
-        <w:t xml:space="preserve">.</w:t>
-      </w:r>
-      <w:r>
-        <w:rPr>
-          <w:rStyle w:val="AttributeTok"/>
-        </w:rPr>
-        <w:t xml:space="preserve">height</w:t>
-      </w:r>
-      <w:r>
-        <w:rPr>
-          <w:rStyle w:val="OperatorTok"/>
-        </w:rPr>
-        <w:t xml:space="preserve">=</w:t>
-      </w:r>
-      <w:r>
-        <w:rPr>
-          <w:rStyle w:val="DecValTok"/>
-        </w:rPr>
-        <w:t xml:space="preserve">27</w:t>
-      </w:r>
-      <w:r>
-        <w:rPr>
-          <w:rStyle w:val="OperatorTok"/>
-        </w:rPr>
-        <w:t xml:space="preserve">;</w:t>
-      </w:r>
-      <w:r>
-        <w:br/>
-      </w:r>
-      <w:r>
-        <w:rPr>
-          <w:rStyle w:val="NormalTok"/>
-        </w:rPr>
-        <w:t xml:space="preserve">  </w:t>
-      </w:r>
-      <w:r>
-        <w:rPr>
-          <w:rStyle w:val="KeywordTok"/>
-        </w:rPr>
-        <w:t xml:space="preserve">const</w:t>
-      </w:r>
-      <w:r>
-        <w:rPr>
-          <w:rStyle w:val="NormalTok"/>
-        </w:rPr>
-        <w:t xml:space="preserve"> x</w:t>
-      </w:r>
-      <w:r>
-        <w:rPr>
-          <w:rStyle w:val="OperatorTok"/>
-        </w:rPr>
-        <w:t xml:space="preserve">=</w:t>
-      </w:r>
-      <w:r>
-        <w:rPr>
-          <w:rStyle w:val="NormalTok"/>
-        </w:rPr>
-        <w:t xml:space="preserve">c</w:t>
-      </w:r>
-      <w:r>
-        <w:rPr>
-          <w:rStyle w:val="OperatorTok"/>
-        </w:rPr>
-        <w:t xml:space="preserve">.</w:t>
-      </w:r>
-      <w:r>
-        <w:rPr>
-          <w:rStyle w:val="FunctionTok"/>
-        </w:rPr>
-        <w:t xml:space="preserve">getContext</w:t>
-      </w:r>
-      <w:r>
-        <w:rPr>
-          <w:rStyle w:val="NormalTok"/>
-        </w:rPr>
-        <w:t xml:space="preserve">(</w:t>
-      </w:r>
-      <w:r>
-        <w:rPr>
-          <w:rStyle w:val="StringTok"/>
-        </w:rPr>
-        <w:t xml:space="preserve">'2d'</w:t>
-      </w:r>
-      <w:r>
-        <w:rPr>
-          <w:rStyle w:val="OperatorTok"/>
-        </w:rPr>
-        <w:t xml:space="preserve">,</w:t>
-      </w:r>
-      <w:r>
-        <w:rPr>
-          <w:rStyle w:val="NormalTok"/>
-        </w:rPr>
-        <w:t xml:space="preserve">{</w:t>
-      </w:r>
-      <w:r>
-        <w:rPr>
-          <w:rStyle w:val="DataTypeTok"/>
-        </w:rPr>
-        <w:t xml:space="preserve">willReadFrequently</w:t>
-      </w:r>
-      <w:r>
-        <w:rPr>
-          <w:rStyle w:val="OperatorTok"/>
-        </w:rPr>
-        <w:t xml:space="preserve">:</w:t>
-      </w:r>
-      <w:r>
-        <w:rPr>
-          <w:rStyle w:val="KeywordTok"/>
-        </w:rPr>
-        <w:t xml:space="preserve">true</w:t>
-      </w:r>
-      <w:r>
-        <w:rPr>
-          <w:rStyle w:val="NormalTok"/>
-        </w:rPr>
-        <w:t xml:space="preserve">})</w:t>
-      </w:r>
-      <w:r>
-        <w:rPr>
-          <w:rStyle w:val="OperatorTok"/>
-        </w:rPr>
-        <w:t xml:space="preserve">;</w:t>
-      </w:r>
-      <w:r>
-        <w:br/>
-      </w:r>
-      <w:r>
-        <w:rPr>
-          <w:rStyle w:val="NormalTok"/>
-        </w:rPr>
-        <w:t xml:space="preserve">  </w:t>
-      </w:r>
-      <w:r>
-        <w:rPr>
-          <w:rStyle w:val="BuiltInTok"/>
-        </w:rPr>
-        <w:t xml:space="preserve">window</w:t>
-      </w:r>
-      <w:r>
-        <w:rPr>
-          <w:rStyle w:val="OperatorTok"/>
-        </w:rPr>
-        <w:t xml:space="preserve">.</w:t>
-      </w:r>
-      <w:r>
-        <w:rPr>
-          <w:rStyle w:val="AttributeTok"/>
-        </w:rPr>
-        <w:t xml:space="preserve">__diffs</w:t>
-      </w:r>
-      <w:r>
-        <w:rPr>
-          <w:rStyle w:val="OperatorTok"/>
-        </w:rPr>
-        <w:t xml:space="preserve">=</w:t>
-      </w:r>
-      <w:r>
-        <w:rPr>
-          <w:rStyle w:val="BuiltInTok"/>
-        </w:rPr>
-        <w:t xml:space="preserve">window</w:t>
-      </w:r>
-      <w:r>
-        <w:rPr>
-          <w:rStyle w:val="OperatorTok"/>
-        </w:rPr>
-        <w:t xml:space="preserve">.</w:t>
-      </w:r>
-      <w:r>
-        <w:rPr>
-          <w:rStyle w:val="AttributeTok"/>
-        </w:rPr>
-        <w:t xml:space="preserve">__diffs</w:t>
-      </w:r>
-      <w:r>
-        <w:rPr>
-          <w:rStyle w:val="OperatorTok"/>
-        </w:rPr>
-        <w:t xml:space="preserve">||</w:t>
-      </w:r>
-      <w:r>
-        <w:rPr>
-          <w:rStyle w:val="NormalTok"/>
-        </w:rPr>
-        <w:t xml:space="preserve">[]</w:t>
-      </w:r>
-      <w:r>
-        <w:rPr>
-          <w:rStyle w:val="OperatorTok"/>
-        </w:rPr>
-        <w:t xml:space="preserve">;</w:t>
-      </w:r>
-      <w:r>
-        <w:rPr>
-          <w:rStyle w:val="NormalTok"/>
-        </w:rPr>
-        <w:t xml:space="preserve"> </w:t>
-      </w:r>
-      <w:r>
-        <w:rPr>
-          <w:rStyle w:val="KeywordTok"/>
-        </w:rPr>
-        <w:t xml:space="preserve">let</w:t>
-      </w:r>
-      <w:r>
-        <w:rPr>
-          <w:rStyle w:val="NormalTok"/>
-        </w:rPr>
-        <w:t xml:space="preserve"> prev</w:t>
-      </w:r>
-      <w:r>
-        <w:rPr>
-          <w:rStyle w:val="OperatorTok"/>
-        </w:rPr>
-        <w:t xml:space="preserve">=</w:t>
-      </w:r>
-      <w:r>
-        <w:rPr>
-          <w:rStyle w:val="BuiltInTok"/>
-        </w:rPr>
-        <w:t xml:space="preserve">window</w:t>
-      </w:r>
-      <w:r>
-        <w:rPr>
-          <w:rStyle w:val="OperatorTok"/>
-        </w:rPr>
-        <w:t xml:space="preserve">.</w:t>
-      </w:r>
-      <w:r>
-        <w:rPr>
-          <w:rStyle w:val="AttributeTok"/>
-        </w:rPr>
-        <w:t xml:space="preserve">__prev</w:t>
-      </w:r>
-      <w:r>
-        <w:rPr>
-          <w:rStyle w:val="OperatorTok"/>
-        </w:rPr>
-        <w:t xml:space="preserve">||</w:t>
-      </w:r>
-      <w:r>
-        <w:rPr>
-          <w:rStyle w:val="KeywordTok"/>
-        </w:rPr>
-        <w:t xml:space="preserve">null</w:t>
-      </w:r>
-      <w:r>
-        <w:rPr>
-          <w:rStyle w:val="OperatorTok"/>
-        </w:rPr>
-        <w:t xml:space="preserve">;</w:t>
-      </w:r>
-      <w:r>
-        <w:br/>
-      </w:r>
-      <w:r>
-        <w:rPr>
-          <w:rStyle w:val="NormalTok"/>
-        </w:rPr>
-        <w:t xml:space="preserve">  </w:t>
-      </w:r>
-      <w:r>
-        <w:rPr>
-          <w:rStyle w:val="ControlFlowTok"/>
-        </w:rPr>
-        <w:t xml:space="preserve">for</w:t>
-      </w:r>
-      <w:r>
-        <w:rPr>
-          <w:rStyle w:val="NormalTok"/>
-        </w:rPr>
-        <w:t xml:space="preserve">(</w:t>
-      </w:r>
-      <w:r>
-        <w:rPr>
-          <w:rStyle w:val="KeywordTok"/>
-        </w:rPr>
-        <w:t xml:space="preserve">let</w:t>
-      </w:r>
-      <w:r>
-        <w:rPr>
-          <w:rStyle w:val="NormalTok"/>
-        </w:rPr>
-        <w:t xml:space="preserve"> t</w:t>
-      </w:r>
-      <w:r>
-        <w:rPr>
-          <w:rStyle w:val="OperatorTok"/>
-        </w:rPr>
-        <w:t xml:space="preserve">=</w:t>
-      </w:r>
-      <w:r>
-        <w:rPr>
-          <w:rStyle w:val="ImportTok"/>
-        </w:rPr>
-        <w:t xml:space="preserve">from</w:t>
-      </w:r>
-      <w:r>
-        <w:rPr>
-          <w:rStyle w:val="OperatorTok"/>
-        </w:rPr>
-        <w:t xml:space="preserve">;</w:t>
-      </w:r>
-      <w:r>
-        <w:rPr>
-          <w:rStyle w:val="NormalTok"/>
-        </w:rPr>
-        <w:t xml:space="preserve">t</w:t>
-      </w:r>
-      <w:r>
-        <w:rPr>
-          <w:rStyle w:val="OperatorTok"/>
-        </w:rPr>
-        <w:t xml:space="preserve">&lt;</w:t>
-      </w:r>
-      <w:r>
-        <w:rPr>
-          <w:rStyle w:val="NormalTok"/>
-        </w:rPr>
-        <w:t xml:space="preserve">to</w:t>
-      </w:r>
-      <w:r>
-        <w:rPr>
-          <w:rStyle w:val="OperatorTok"/>
-        </w:rPr>
-        <w:t xml:space="preserve">;</w:t>
-      </w:r>
-      <w:r>
-        <w:rPr>
-          <w:rStyle w:val="NormalTok"/>
-        </w:rPr>
-        <w:t xml:space="preserve">t</w:t>
-      </w:r>
-      <w:r>
-        <w:rPr>
-          <w:rStyle w:val="OperatorTok"/>
-        </w:rPr>
-        <w:t xml:space="preserve">+=</w:t>
-      </w:r>
-      <w:r>
-        <w:rPr>
-          <w:rStyle w:val="NormalTok"/>
-        </w:rPr>
-        <w:t xml:space="preserve">step){</w:t>
-      </w:r>
-      <w:r>
-        <w:br/>
-      </w:r>
-      <w:r>
-        <w:rPr>
-          <w:rStyle w:val="NormalTok"/>
-        </w:rPr>
-        <w:t xml:space="preserve">    </w:t>
-      </w:r>
-      <w:r>
-        <w:rPr>
-          <w:rStyle w:val="ControlFlowTok"/>
-        </w:rPr>
-        <w:t xml:space="preserve">await</w:t>
-      </w:r>
-      <w:r>
-        <w:rPr>
-          <w:rStyle w:val="NormalTok"/>
-        </w:rPr>
-        <w:t xml:space="preserve"> </w:t>
-      </w:r>
-      <w:r>
-        <w:rPr>
-          <w:rStyle w:val="KeywordTok"/>
-        </w:rPr>
-        <w:t xml:space="preserve">new</w:t>
-      </w:r>
-      <w:r>
-        <w:rPr>
-          <w:rStyle w:val="NormalTok"/>
-        </w:rPr>
-        <w:t xml:space="preserve"> </w:t>
-      </w:r>
-      <w:r>
-        <w:rPr>
-          <w:rStyle w:val="BuiltInTok"/>
-        </w:rPr>
-        <w:t xml:space="preserve">Promise</w:t>
-      </w:r>
-      <w:r>
-        <w:rPr>
-          <w:rStyle w:val="NormalTok"/>
-        </w:rPr>
-        <w:t xml:space="preserve">(r</w:t>
-      </w:r>
-      <w:r>
-        <w:rPr>
-          <w:rStyle w:val="KeywordTok"/>
-        </w:rPr>
-        <w:t xml:space="preserve">=&gt;</w:t>
-      </w:r>
-      <w:r>
-        <w:rPr>
-          <w:rStyle w:val="NormalTok"/>
-        </w:rPr>
-        <w:t xml:space="preserve">{</w:t>
-      </w:r>
-      <w:r>
-        <w:rPr>
-          <w:rStyle w:val="KeywordTok"/>
-        </w:rPr>
-        <w:t xml:space="preserve">const</w:t>
-      </w:r>
-      <w:r>
-        <w:rPr>
-          <w:rStyle w:val="NormalTok"/>
-        </w:rPr>
-        <w:t xml:space="preserve"> h</w:t>
-      </w:r>
-      <w:r>
-        <w:rPr>
-          <w:rStyle w:val="OperatorTok"/>
-        </w:rPr>
-        <w:t xml:space="preserve">=</w:t>
-      </w:r>
-      <w:r>
-        <w:rPr>
-          <w:rStyle w:val="NormalTok"/>
-        </w:rPr>
-        <w:t xml:space="preserve">()</w:t>
-      </w:r>
-      <w:r>
-        <w:rPr>
-          <w:rStyle w:val="KeywordTok"/>
-        </w:rPr>
-        <w:t xml:space="preserve">=&gt;</w:t>
-      </w:r>
-      <w:r>
-        <w:rPr>
-          <w:rStyle w:val="NormalTok"/>
-        </w:rPr>
-        <w:t xml:space="preserve">{v</w:t>
-      </w:r>
-      <w:r>
-        <w:rPr>
-          <w:rStyle w:val="OperatorTok"/>
-        </w:rPr>
-        <w:t xml:space="preserve">.</w:t>
-      </w:r>
-      <w:r>
-        <w:rPr>
-          <w:rStyle w:val="FunctionTok"/>
-        </w:rPr>
-        <w:t xml:space="preserve">removeEventListener</w:t>
-      </w:r>
-      <w:r>
-        <w:rPr>
-          <w:rStyle w:val="NormalTok"/>
-        </w:rPr>
-        <w:t xml:space="preserve">(</w:t>
-      </w:r>
-      <w:r>
-        <w:rPr>
-          <w:rStyle w:val="StringTok"/>
-        </w:rPr>
-        <w:t xml:space="preserve">'seeked'</w:t>
-      </w:r>
-      <w:r>
-        <w:rPr>
-          <w:rStyle w:val="OperatorTok"/>
-        </w:rPr>
-        <w:t xml:space="preserve">,</w:t>
-      </w:r>
-      <w:r>
-        <w:rPr>
-          <w:rStyle w:val="NormalTok"/>
-        </w:rPr>
-        <w:t xml:space="preserve">h)</w:t>
-      </w:r>
-      <w:r>
-        <w:rPr>
-          <w:rStyle w:val="OperatorTok"/>
-        </w:rPr>
-        <w:t xml:space="preserve">;</w:t>
-      </w:r>
-      <w:r>
-        <w:rPr>
-          <w:rStyle w:val="FunctionTok"/>
-        </w:rPr>
-        <w:t xml:space="preserve">r</w:t>
-      </w:r>
-      <w:r>
-        <w:rPr>
-          <w:rStyle w:val="NormalTok"/>
-        </w:rPr>
-        <w:t xml:space="preserve">()}</w:t>
-      </w:r>
-      <w:r>
-        <w:rPr>
-          <w:rStyle w:val="OperatorTok"/>
-        </w:rPr>
-        <w:t xml:space="preserve">;</w:t>
-      </w:r>
-      <w:r>
-        <w:rPr>
-          <w:rStyle w:val="NormalTok"/>
-        </w:rPr>
-        <w:t xml:space="preserve"> v</w:t>
-      </w:r>
-      <w:r>
-        <w:rPr>
-          <w:rStyle w:val="OperatorTok"/>
-        </w:rPr>
-        <w:t xml:space="preserve">.</w:t>
-      </w:r>
-      <w:r>
-        <w:rPr>
-          <w:rStyle w:val="FunctionTok"/>
-        </w:rPr>
-        <w:t xml:space="preserve">addEventListener</w:t>
-      </w:r>
-      <w:r>
-        <w:rPr>
-          <w:rStyle w:val="NormalTok"/>
-        </w:rPr>
-        <w:t xml:space="preserve">(</w:t>
-      </w:r>
-      <w:r>
-        <w:rPr>
-          <w:rStyle w:val="StringTok"/>
-        </w:rPr>
-        <w:t xml:space="preserve">'seeked'</w:t>
-      </w:r>
-      <w:r>
-        <w:rPr>
-          <w:rStyle w:val="OperatorTok"/>
-        </w:rPr>
-        <w:t xml:space="preserve">,</w:t>
-      </w:r>
-      <w:r>
-        <w:rPr>
-          <w:rStyle w:val="NormalTok"/>
-        </w:rPr>
-        <w:t xml:space="preserve">h)</w:t>
-      </w:r>
-      <w:r>
-        <w:rPr>
-          <w:rStyle w:val="OperatorTok"/>
-        </w:rPr>
-        <w:t xml:space="preserve">;</w:t>
-      </w:r>
-      <w:r>
-        <w:rPr>
-          <w:rStyle w:val="NormalTok"/>
-        </w:rPr>
-        <w:t xml:space="preserve"> v</w:t>
-      </w:r>
-      <w:r>
-        <w:rPr>
-          <w:rStyle w:val="OperatorTok"/>
-        </w:rPr>
-        <w:t xml:space="preserve">.</w:t>
-      </w:r>
-      <w:r>
-        <w:rPr>
-          <w:rStyle w:val="AttributeTok"/>
-        </w:rPr>
-        <w:t xml:space="preserve">currentTime</w:t>
-      </w:r>
-      <w:r>
-        <w:rPr>
-          <w:rStyle w:val="OperatorTok"/>
-        </w:rPr>
-        <w:t xml:space="preserve">=</w:t>
-      </w:r>
-      <w:r>
-        <w:rPr>
-          <w:rStyle w:val="NormalTok"/>
-        </w:rPr>
-        <w:t xml:space="preserve">t</w:t>
-      </w:r>
-      <w:r>
-        <w:rPr>
-          <w:rStyle w:val="OperatorTok"/>
-        </w:rPr>
-        <w:t xml:space="preserve">;</w:t>
-      </w:r>
-      <w:r>
-        <w:rPr>
-          <w:rStyle w:val="NormalTok"/>
-        </w:rPr>
-        <w:t xml:space="preserve"> </w:t>
-      </w:r>
-      <w:r>
-        <w:rPr>
-          <w:rStyle w:val="PreprocessorTok"/>
-        </w:rPr>
-        <w:t xml:space="preserve">setTimeout</w:t>
-      </w:r>
-      <w:r>
-        <w:rPr>
-          <w:rStyle w:val="NormalTok"/>
-        </w:rPr>
-        <w:t xml:space="preserve">(r</w:t>
-      </w:r>
-      <w:r>
-        <w:rPr>
-          <w:rStyle w:val="OperatorTok"/>
-        </w:rPr>
-        <w:t xml:space="preserve">,</w:t>
-      </w:r>
-      <w:r>
-        <w:rPr>
-          <w:rStyle w:val="DecValTok"/>
-        </w:rPr>
-        <w:t xml:space="preserve">800</w:t>
-      </w:r>
-      <w:r>
-        <w:rPr>
-          <w:rStyle w:val="NormalTok"/>
-        </w:rPr>
-        <w:t xml:space="preserve">)})</w:t>
-      </w:r>
-      <w:r>
-        <w:rPr>
-          <w:rStyle w:val="OperatorTok"/>
-        </w:rPr>
-        <w:t xml:space="preserve">;</w:t>
-      </w:r>
-      <w:r>
-        <w:br/>
-      </w:r>
-      <w:r>
-        <w:rPr>
-          <w:rStyle w:val="NormalTok"/>
-        </w:rPr>
-        <w:t xml:space="preserve">    x</w:t>
-      </w:r>
-      <w:r>
-        <w:rPr>
-          <w:rStyle w:val="OperatorTok"/>
-        </w:rPr>
-        <w:t xml:space="preserve">.</w:t>
-      </w:r>
-      <w:r>
-        <w:rPr>
-          <w:rStyle w:val="FunctionTok"/>
-        </w:rPr>
-        <w:t xml:space="preserve">drawImage</w:t>
-      </w:r>
-      <w:r>
-        <w:rPr>
-          <w:rStyle w:val="NormalTok"/>
-        </w:rPr>
-        <w:t xml:space="preserve">(v</w:t>
-      </w:r>
-      <w:r>
-        <w:rPr>
-          <w:rStyle w:val="OperatorTok"/>
-        </w:rPr>
-        <w:t xml:space="preserve">,</w:t>
-      </w:r>
-      <w:r>
-        <w:rPr>
-          <w:rStyle w:val="DecValTok"/>
-        </w:rPr>
-        <w:t xml:space="preserve">0</w:t>
-      </w:r>
-      <w:r>
-        <w:rPr>
-          <w:rStyle w:val="OperatorTok"/>
-        </w:rPr>
-        <w:t xml:space="preserve">,</w:t>
-      </w:r>
-      <w:r>
-        <w:rPr>
-          <w:rStyle w:val="DecValTok"/>
-        </w:rPr>
-        <w:t xml:space="preserve">0</w:t>
-      </w:r>
-      <w:r>
-        <w:rPr>
-          <w:rStyle w:val="OperatorTok"/>
-        </w:rPr>
-        <w:t xml:space="preserve">,</w:t>
-      </w:r>
-      <w:r>
-        <w:rPr>
-          <w:rStyle w:val="DecValTok"/>
-        </w:rPr>
-        <w:t xml:space="preserve">48</w:t>
-      </w:r>
-      <w:r>
-        <w:rPr>
-          <w:rStyle w:val="OperatorTok"/>
-        </w:rPr>
-        <w:t xml:space="preserve">,</w:t>
-      </w:r>
-      <w:r>
-        <w:rPr>
-          <w:rStyle w:val="DecValTok"/>
-        </w:rPr>
-        <w:t xml:space="preserve">27</w:t>
-      </w:r>
-      <w:r>
-        <w:rPr>
-          <w:rStyle w:val="NormalTok"/>
-        </w:rPr>
-        <w:t xml:space="preserve">)</w:t>
-      </w:r>
-      <w:r>
-        <w:rPr>
-          <w:rStyle w:val="OperatorTok"/>
-        </w:rPr>
-        <w:t xml:space="preserve">;</w:t>
-      </w:r>
-      <w:r>
-        <w:rPr>
-          <w:rStyle w:val="NormalTok"/>
-        </w:rPr>
-        <w:t xml:space="preserve"> </w:t>
-      </w:r>
-      <w:r>
-        <w:rPr>
-          <w:rStyle w:val="KeywordTok"/>
-        </w:rPr>
-        <w:t xml:space="preserve">const</w:t>
-      </w:r>
-      <w:r>
-        <w:rPr>
-          <w:rStyle w:val="NormalTok"/>
-        </w:rPr>
-        <w:t xml:space="preserve"> d</w:t>
-      </w:r>
-      <w:r>
-        <w:rPr>
-          <w:rStyle w:val="OperatorTok"/>
-        </w:rPr>
-        <w:t xml:space="preserve">=</w:t>
-      </w:r>
-      <w:r>
-        <w:rPr>
-          <w:rStyle w:val="NormalTok"/>
-        </w:rPr>
-        <w:t xml:space="preserve">x</w:t>
-      </w:r>
-      <w:r>
-        <w:rPr>
-          <w:rStyle w:val="OperatorTok"/>
-        </w:rPr>
-        <w:t xml:space="preserve">.</w:t>
-      </w:r>
-      <w:r>
-        <w:rPr>
-          <w:rStyle w:val="FunctionTok"/>
-        </w:rPr>
-        <w:t xml:space="preserve">getImageData</w:t>
-      </w:r>
-      <w:r>
-        <w:rPr>
-          <w:rStyle w:val="NormalTok"/>
-        </w:rPr>
-        <w:t xml:space="preserve">(</w:t>
-      </w:r>
-      <w:r>
-        <w:rPr>
-          <w:rStyle w:val="DecValTok"/>
-        </w:rPr>
-        <w:t xml:space="preserve">0</w:t>
-      </w:r>
-      <w:r>
-        <w:rPr>
-          <w:rStyle w:val="OperatorTok"/>
-        </w:rPr>
-        <w:t xml:space="preserve">,</w:t>
-      </w:r>
-      <w:r>
-        <w:rPr>
-          <w:rStyle w:val="DecValTok"/>
-        </w:rPr>
-        <w:t xml:space="preserve">0</w:t>
-      </w:r>
-      <w:r>
-        <w:rPr>
-          <w:rStyle w:val="OperatorTok"/>
-        </w:rPr>
-        <w:t xml:space="preserve">,</w:t>
-      </w:r>
-      <w:r>
-        <w:rPr>
-          <w:rStyle w:val="DecValTok"/>
-        </w:rPr>
-        <w:t xml:space="preserve">48</w:t>
-      </w:r>
-      <w:r>
-        <w:rPr>
-          <w:rStyle w:val="OperatorTok"/>
-        </w:rPr>
-        <w:t xml:space="preserve">,</w:t>
-      </w:r>
-      <w:r>
-        <w:rPr>
-          <w:rStyle w:val="DecValTok"/>
-        </w:rPr>
-        <w:t xml:space="preserve">27</w:t>
-      </w:r>
-      <w:r>
-        <w:rPr>
-          <w:rStyle w:val="NormalTok"/>
-        </w:rPr>
-        <w:t xml:space="preserve">)</w:t>
-      </w:r>
-      <w:r>
-        <w:rPr>
-          <w:rStyle w:val="OperatorTok"/>
-        </w:rPr>
-        <w:t xml:space="preserve">.</w:t>
-      </w:r>
-      <w:r>
-        <w:rPr>
-          <w:rStyle w:val="AttributeTok"/>
-        </w:rPr>
-        <w:t xml:space="preserve">data</w:t>
-      </w:r>
-      <w:r>
-        <w:rPr>
-          <w:rStyle w:val="OperatorTok"/>
-        </w:rPr>
-        <w:t xml:space="preserve">;</w:t>
-      </w:r>
-      <w:r>
-        <w:rPr>
-          <w:rStyle w:val="NormalTok"/>
-        </w:rPr>
-        <w:t xml:space="preserve"> </w:t>
-      </w:r>
-      <w:r>
-        <w:rPr>
-          <w:rStyle w:val="KeywordTok"/>
-        </w:rPr>
-        <w:t xml:space="preserve">const</w:t>
-      </w:r>
-      <w:r>
-        <w:rPr>
-          <w:rStyle w:val="NormalTok"/>
-        </w:rPr>
-        <w:t xml:space="preserve"> g</w:t>
-      </w:r>
-      <w:r>
-        <w:rPr>
-          <w:rStyle w:val="OperatorTok"/>
-        </w:rPr>
-        <w:t xml:space="preserve">=</w:t>
-      </w:r>
-      <w:r>
-        <w:rPr>
-          <w:rStyle w:val="KeywordTok"/>
-        </w:rPr>
-        <w:t xml:space="preserve">new</w:t>
-      </w:r>
-      <w:r>
-        <w:rPr>
-          <w:rStyle w:val="NormalTok"/>
-        </w:rPr>
-        <w:t xml:space="preserve"> </w:t>
-      </w:r>
-      <w:r>
-        <w:rPr>
-          <w:rStyle w:val="BuiltInTok"/>
-        </w:rPr>
-        <w:t xml:space="preserve">Float32Array</w:t>
-      </w:r>
-      <w:r>
-        <w:rPr>
-          <w:rStyle w:val="NormalTok"/>
-        </w:rPr>
-        <w:t xml:space="preserve">(</w:t>
-      </w:r>
-      <w:r>
-        <w:rPr>
-          <w:rStyle w:val="DecValTok"/>
-        </w:rPr>
-        <w:t xml:space="preserve">48</w:t>
-      </w:r>
-      <w:r>
-        <w:rPr>
-          <w:rStyle w:val="OperatorTok"/>
-        </w:rPr>
-        <w:t xml:space="preserve">*</w:t>
-      </w:r>
-      <w:r>
-        <w:rPr>
-          <w:rStyle w:val="DecValTok"/>
-        </w:rPr>
-        <w:t xml:space="preserve">27</w:t>
-      </w:r>
-      <w:r>
-        <w:rPr>
-          <w:rStyle w:val="NormalTok"/>
-        </w:rPr>
-        <w:t xml:space="preserve">)</w:t>
-      </w:r>
-      <w:r>
-        <w:rPr>
-          <w:rStyle w:val="OperatorTok"/>
-        </w:rPr>
-        <w:t xml:space="preserve">;</w:t>
-      </w:r>
-      <w:r>
-        <w:br/>
-      </w:r>
-      <w:r>
-        <w:rPr>
-          <w:rStyle w:val="NormalTok"/>
-        </w:rPr>
-        <w:t xml:space="preserve">    </w:t>
-      </w:r>
-      <w:r>
-        <w:rPr>
-          <w:rStyle w:val="ControlFlowTok"/>
-        </w:rPr>
-        <w:t xml:space="preserve">for</w:t>
-      </w:r>
-      <w:r>
-        <w:rPr>
-          <w:rStyle w:val="NormalTok"/>
-        </w:rPr>
-        <w:t xml:space="preserve">(</w:t>
-      </w:r>
-      <w:r>
-        <w:rPr>
-          <w:rStyle w:val="KeywordTok"/>
-        </w:rPr>
-        <w:t xml:space="preserve">let</w:t>
-      </w:r>
-      <w:r>
-        <w:rPr>
-          <w:rStyle w:val="NormalTok"/>
-        </w:rPr>
-        <w:t xml:space="preserve"> i</w:t>
-      </w:r>
-      <w:r>
-        <w:rPr>
-          <w:rStyle w:val="OperatorTok"/>
-        </w:rPr>
-        <w:t xml:space="preserve">=</w:t>
-      </w:r>
-      <w:r>
-        <w:rPr>
-          <w:rStyle w:val="DecValTok"/>
-        </w:rPr>
-        <w:t xml:space="preserve">0</w:t>
-      </w:r>
-      <w:r>
-        <w:rPr>
-          <w:rStyle w:val="OperatorTok"/>
-        </w:rPr>
-        <w:t xml:space="preserve">;</w:t>
-      </w:r>
-      <w:r>
-        <w:rPr>
-          <w:rStyle w:val="NormalTok"/>
-        </w:rPr>
-        <w:t xml:space="preserve">i</w:t>
-      </w:r>
-      <w:r>
-        <w:rPr>
-          <w:rStyle w:val="OperatorTok"/>
-        </w:rPr>
-        <w:t xml:space="preserve">&lt;</w:t>
-      </w:r>
-      <w:r>
-        <w:rPr>
-          <w:rStyle w:val="NormalTok"/>
-        </w:rPr>
-        <w:t xml:space="preserve">g</w:t>
-      </w:r>
-      <w:r>
-        <w:rPr>
-          <w:rStyle w:val="OperatorTok"/>
-        </w:rPr>
-        <w:t xml:space="preserve">.</w:t>
-      </w:r>
-      <w:r>
-        <w:rPr>
-          <w:rStyle w:val="AttributeTok"/>
-        </w:rPr>
-        <w:t xml:space="preserve">length</w:t>
-      </w:r>
-      <w:r>
-        <w:rPr>
-          <w:rStyle w:val="OperatorTok"/>
-        </w:rPr>
-        <w:t xml:space="preserve">;</w:t>
-      </w:r>
-      <w:r>
-        <w:rPr>
-          <w:rStyle w:val="NormalTok"/>
-        </w:rPr>
-        <w:t xml:space="preserve">i</w:t>
-      </w:r>
-      <w:r>
-        <w:rPr>
-          <w:rStyle w:val="OperatorTok"/>
-        </w:rPr>
-        <w:t xml:space="preserve">++</w:t>
-      </w:r>
-      <w:r>
-        <w:rPr>
-          <w:rStyle w:val="NormalTok"/>
-        </w:rPr>
-        <w:t xml:space="preserve">) g[i]</w:t>
-      </w:r>
-      <w:r>
-        <w:rPr>
-          <w:rStyle w:val="OperatorTok"/>
-        </w:rPr>
-        <w:t xml:space="preserve">=</w:t>
-      </w:r>
-      <w:r>
-        <w:rPr>
-          <w:rStyle w:val="NormalTok"/>
-        </w:rPr>
-        <w:t xml:space="preserve">(d[i</w:t>
-      </w:r>
-      <w:r>
-        <w:rPr>
-          <w:rStyle w:val="OperatorTok"/>
-        </w:rPr>
-        <w:t xml:space="preserve">*</w:t>
-      </w:r>
-      <w:r>
-        <w:rPr>
-          <w:rStyle w:val="DecValTok"/>
-        </w:rPr>
-        <w:t xml:space="preserve">4</w:t>
-      </w:r>
-      <w:r>
-        <w:rPr>
-          <w:rStyle w:val="NormalTok"/>
-        </w:rPr>
-        <w:t xml:space="preserve">]</w:t>
-      </w:r>
-      <w:r>
-        <w:rPr>
-          <w:rStyle w:val="OperatorTok"/>
-        </w:rPr>
-        <w:t xml:space="preserve">+</w:t>
-      </w:r>
-      <w:r>
-        <w:rPr>
-          <w:rStyle w:val="NormalTok"/>
-        </w:rPr>
-        <w:t xml:space="preserve">d[i</w:t>
-      </w:r>
-      <w:r>
-        <w:rPr>
-          <w:rStyle w:val="OperatorTok"/>
-        </w:rPr>
-        <w:t xml:space="preserve">*</w:t>
-      </w:r>
-      <w:r>
-        <w:rPr>
-          <w:rStyle w:val="DecValTok"/>
-        </w:rPr>
-        <w:t xml:space="preserve">4</w:t>
-      </w:r>
-      <w:r>
-        <w:rPr>
-          <w:rStyle w:val="OperatorTok"/>
-        </w:rPr>
-        <w:t xml:space="preserve">+</w:t>
-      </w:r>
-      <w:r>
-        <w:rPr>
-          <w:rStyle w:val="DecValTok"/>
-        </w:rPr>
-        <w:t xml:space="preserve">1</w:t>
-      </w:r>
-      <w:r>
-        <w:rPr>
-          <w:rStyle w:val="NormalTok"/>
-        </w:rPr>
-        <w:t xml:space="preserve">]</w:t>
-      </w:r>
-      <w:r>
-        <w:rPr>
-          <w:rStyle w:val="OperatorTok"/>
-        </w:rPr>
-        <w:t xml:space="preserve">+</w:t>
-      </w:r>
-      <w:r>
-        <w:rPr>
-          <w:rStyle w:val="NormalTok"/>
-        </w:rPr>
-        <w:t xml:space="preserve">d[i</w:t>
-      </w:r>
-      <w:r>
-        <w:rPr>
-          <w:rStyle w:val="OperatorTok"/>
-        </w:rPr>
-        <w:t xml:space="preserve">*</w:t>
-      </w:r>
-      <w:r>
-        <w:rPr>
-          <w:rStyle w:val="DecValTok"/>
-        </w:rPr>
-        <w:t xml:space="preserve">4</w:t>
-      </w:r>
-      <w:r>
-        <w:rPr>
-          <w:rStyle w:val="OperatorTok"/>
-        </w:rPr>
-        <w:t xml:space="preserve">+</w:t>
-      </w:r>
-      <w:r>
-        <w:rPr>
-          <w:rStyle w:val="DecValTok"/>
-        </w:rPr>
-        <w:t xml:space="preserve">2</w:t>
-      </w:r>
-      <w:r>
-        <w:rPr>
-          <w:rStyle w:val="NormalTok"/>
-        </w:rPr>
-        <w:t xml:space="preserve">])</w:t>
-      </w:r>
-      <w:r>
-        <w:rPr>
-          <w:rStyle w:val="OperatorTok"/>
-        </w:rPr>
-        <w:t xml:space="preserve">/</w:t>
-      </w:r>
-      <w:r>
-        <w:rPr>
-          <w:rStyle w:val="DecValTok"/>
-        </w:rPr>
-        <w:t xml:space="preserve">3</w:t>
-      </w:r>
-      <w:r>
-        <w:rPr>
-          <w:rStyle w:val="OperatorTok"/>
-        </w:rPr>
-        <w:t xml:space="preserve">;</w:t>
-      </w:r>
-      <w:r>
-        <w:br/>
-      </w:r>
-      <w:r>
-        <w:rPr>
-          <w:rStyle w:val="NormalTok"/>
-        </w:rPr>
-        <w:t xml:space="preserve">    </w:t>
-      </w:r>
-      <w:r>
-        <w:rPr>
-          <w:rStyle w:val="ControlFlowTok"/>
-        </w:rPr>
-        <w:t xml:space="preserve">if</w:t>
-      </w:r>
-      <w:r>
-        <w:rPr>
-          <w:rStyle w:val="NormalTok"/>
-        </w:rPr>
-        <w:t xml:space="preserve">(prev){</w:t>
-      </w:r>
-      <w:r>
-        <w:rPr>
-          <w:rStyle w:val="KeywordTok"/>
-        </w:rPr>
-        <w:t xml:space="preserve">let</w:t>
-      </w:r>
-      <w:r>
-        <w:rPr>
-          <w:rStyle w:val="NormalTok"/>
-        </w:rPr>
-        <w:t xml:space="preserve"> s</w:t>
-      </w:r>
-      <w:r>
-        <w:rPr>
-          <w:rStyle w:val="OperatorTok"/>
-        </w:rPr>
-        <w:t xml:space="preserve">=</w:t>
-      </w:r>
-      <w:r>
-        <w:rPr>
-          <w:rStyle w:val="DecValTok"/>
-        </w:rPr>
-        <w:t xml:space="preserve">0</w:t>
-      </w:r>
-      <w:r>
-        <w:rPr>
-          <w:rStyle w:val="OperatorTok"/>
-        </w:rPr>
-        <w:t xml:space="preserve">;</w:t>
-      </w:r>
-      <w:r>
-        <w:rPr>
-          <w:rStyle w:val="NormalTok"/>
-        </w:rPr>
-        <w:t xml:space="preserve"> </w:t>
-      </w:r>
-      <w:r>
-        <w:rPr>
-          <w:rStyle w:val="ControlFlowTok"/>
-        </w:rPr>
-        <w:t xml:space="preserve">for</w:t>
-      </w:r>
-      <w:r>
-        <w:rPr>
-          <w:rStyle w:val="NormalTok"/>
-        </w:rPr>
-        <w:t xml:space="preserve">(</w:t>
-      </w:r>
-      <w:r>
-        <w:rPr>
-          <w:rStyle w:val="KeywordTok"/>
-        </w:rPr>
-        <w:t xml:space="preserve">let</w:t>
-      </w:r>
-      <w:r>
-        <w:rPr>
-          <w:rStyle w:val="NormalTok"/>
-        </w:rPr>
-        <w:t xml:space="preserve"> i</w:t>
-      </w:r>
-      <w:r>
-        <w:rPr>
-          <w:rStyle w:val="OperatorTok"/>
-        </w:rPr>
-        <w:t xml:space="preserve">=</w:t>
-      </w:r>
-      <w:r>
-        <w:rPr>
-          <w:rStyle w:val="DecValTok"/>
-        </w:rPr>
-        <w:t xml:space="preserve">0</w:t>
-      </w:r>
-      <w:r>
-        <w:rPr>
-          <w:rStyle w:val="OperatorTok"/>
-        </w:rPr>
-        <w:t xml:space="preserve">;</w:t>
-      </w:r>
-      <w:r>
-        <w:rPr>
-          <w:rStyle w:val="NormalTok"/>
-        </w:rPr>
-        <w:t xml:space="preserve">i</w:t>
-      </w:r>
-      <w:r>
-        <w:rPr>
-          <w:rStyle w:val="OperatorTok"/>
-        </w:rPr>
-        <w:t xml:space="preserve">&lt;</w:t>
-      </w:r>
-      <w:r>
-        <w:rPr>
-          <w:rStyle w:val="NormalTok"/>
-        </w:rPr>
-        <w:t xml:space="preserve">g</w:t>
-      </w:r>
-      <w:r>
-        <w:rPr>
-          <w:rStyle w:val="OperatorTok"/>
-        </w:rPr>
-        <w:t xml:space="preserve">.</w:t>
-      </w:r>
-      <w:r>
-        <w:rPr>
-          <w:rStyle w:val="AttributeTok"/>
-        </w:rPr>
-        <w:t xml:space="preserve">length</w:t>
-      </w:r>
-      <w:r>
-        <w:rPr>
-          <w:rStyle w:val="OperatorTok"/>
-        </w:rPr>
-        <w:t xml:space="preserve">;</w:t>
-      </w:r>
-      <w:r>
-        <w:rPr>
-          <w:rStyle w:val="NormalTok"/>
-        </w:rPr>
-        <w:t xml:space="preserve">i</w:t>
-      </w:r>
-      <w:r>
-        <w:rPr>
-          <w:rStyle w:val="OperatorTok"/>
-        </w:rPr>
-        <w:t xml:space="preserve">++</w:t>
-      </w:r>
-      <w:r>
-        <w:rPr>
-          <w:rStyle w:val="NormalTok"/>
-        </w:rPr>
-        <w:t xml:space="preserve">) s</w:t>
-      </w:r>
-      <w:r>
-        <w:rPr>
-          <w:rStyle w:val="OperatorTok"/>
-        </w:rPr>
-        <w:t xml:space="preserve">+=</w:t>
-      </w:r>
-      <w:r>
-        <w:rPr>
-          <w:rStyle w:val="BuiltInTok"/>
-        </w:rPr>
-        <w:t xml:space="preserve">Math</w:t>
-      </w:r>
-      <w:r>
-        <w:rPr>
-          <w:rStyle w:val="OperatorTok"/>
-        </w:rPr>
-        <w:t xml:space="preserve">.</w:t>
-      </w:r>
-      <w:r>
-        <w:rPr>
-          <w:rStyle w:val="FunctionTok"/>
-        </w:rPr>
-        <w:t xml:space="preserve">abs</w:t>
-      </w:r>
-      <w:r>
-        <w:rPr>
-          <w:rStyle w:val="NormalTok"/>
-        </w:rPr>
-        <w:t xml:space="preserve">(g[i]</w:t>
-      </w:r>
-      <w:r>
-        <w:rPr>
-          <w:rStyle w:val="OperatorTok"/>
-        </w:rPr>
-        <w:t xml:space="preserve">-</w:t>
-      </w:r>
-      <w:r>
-        <w:rPr>
-          <w:rStyle w:val="NormalTok"/>
-        </w:rPr>
-        <w:t xml:space="preserve">prev[i])</w:t>
-      </w:r>
-      <w:r>
-        <w:rPr>
-          <w:rStyle w:val="OperatorTok"/>
-        </w:rPr>
-        <w:t xml:space="preserve">;</w:t>
-      </w:r>
-      <w:r>
-        <w:rPr>
-          <w:rStyle w:val="NormalTok"/>
-        </w:rPr>
-        <w:t xml:space="preserve"> </w:t>
-      </w:r>
-      <w:r>
-        <w:rPr>
-          <w:rStyle w:val="BuiltInTok"/>
-        </w:rPr>
-        <w:t xml:space="preserve">window</w:t>
-      </w:r>
-      <w:r>
-        <w:rPr>
-          <w:rStyle w:val="OperatorTok"/>
-        </w:rPr>
-        <w:t xml:space="preserve">.</w:t>
-      </w:r>
-      <w:r>
-        <w:rPr>
-          <w:rStyle w:val="AttributeTok"/>
-        </w:rPr>
-        <w:t xml:space="preserve">__diffs</w:t>
-      </w:r>
-      <w:r>
-        <w:rPr>
-          <w:rStyle w:val="OperatorTok"/>
-        </w:rPr>
-        <w:t xml:space="preserve">.</w:t>
-      </w:r>
-      <w:r>
-        <w:rPr>
-          <w:rStyle w:val="FunctionTok"/>
-        </w:rPr>
-        <w:t xml:space="preserve">push</w:t>
-      </w:r>
-      <w:r>
-        <w:rPr>
-          <w:rStyle w:val="NormalTok"/>
-        </w:rPr>
-        <w:t xml:space="preserve">([</w:t>
-      </w:r>
-      <w:r>
-        <w:rPr>
-          <w:rStyle w:val="OperatorTok"/>
-        </w:rPr>
-        <w:t xml:space="preserve">+</w:t>
-      </w:r>
-      <w:r>
-        <w:rPr>
-          <w:rStyle w:val="NormalTok"/>
-        </w:rPr>
-        <w:t xml:space="preserve">t</w:t>
-      </w:r>
-      <w:r>
-        <w:rPr>
-          <w:rStyle w:val="OperatorTok"/>
-        </w:rPr>
-        <w:t xml:space="preserve">.</w:t>
-      </w:r>
-      <w:r>
-        <w:rPr>
-          <w:rStyle w:val="FunctionTok"/>
-        </w:rPr>
-        <w:t xml:space="preserve">toFixed</w:t>
-      </w:r>
-      <w:r>
-        <w:rPr>
-          <w:rStyle w:val="NormalTok"/>
-        </w:rPr>
-        <w:t xml:space="preserve">(</w:t>
-      </w:r>
-      <w:r>
-        <w:rPr>
-          <w:rStyle w:val="DecValTok"/>
-        </w:rPr>
-        <w:t xml:space="preserve">2</w:t>
-      </w:r>
-      <w:r>
-        <w:rPr>
-          <w:rStyle w:val="NormalTok"/>
-        </w:rPr>
-        <w:t xml:space="preserve">)</w:t>
-      </w:r>
-      <w:r>
-        <w:rPr>
-          <w:rStyle w:val="OperatorTok"/>
-        </w:rPr>
-        <w:t xml:space="preserve">,</w:t>
-      </w:r>
-      <w:r>
-        <w:rPr>
-          <w:rStyle w:val="NormalTok"/>
-        </w:rPr>
-        <w:t xml:space="preserve"> </w:t>
-      </w:r>
-      <w:r>
-        <w:rPr>
-          <w:rStyle w:val="OperatorTok"/>
-        </w:rPr>
-        <w:t xml:space="preserve">+</w:t>
-      </w:r>
-      <w:r>
-        <w:rPr>
-          <w:rStyle w:val="NormalTok"/>
-        </w:rPr>
-        <w:t xml:space="preserve">(s</w:t>
-      </w:r>
-      <w:r>
-        <w:rPr>
-          <w:rStyle w:val="OperatorTok"/>
-        </w:rPr>
-        <w:t xml:space="preserve">/</w:t>
-      </w:r>
-      <w:r>
-        <w:rPr>
-          <w:rStyle w:val="NormalTok"/>
-        </w:rPr>
-        <w:t xml:space="preserve">g</w:t>
-      </w:r>
-      <w:r>
-        <w:rPr>
-          <w:rStyle w:val="OperatorTok"/>
-        </w:rPr>
-        <w:t xml:space="preserve">.</w:t>
-      </w:r>
-      <w:r>
-        <w:rPr>
-          <w:rStyle w:val="AttributeTok"/>
-        </w:rPr>
-        <w:t xml:space="preserve">length</w:t>
-      </w:r>
-      <w:r>
-        <w:rPr>
-          <w:rStyle w:val="NormalTok"/>
-        </w:rPr>
-        <w:t xml:space="preserve">)</w:t>
-      </w:r>
-      <w:r>
-        <w:rPr>
-          <w:rStyle w:val="OperatorTok"/>
-        </w:rPr>
-        <w:t xml:space="preserve">.</w:t>
-      </w:r>
-      <w:r>
-        <w:rPr>
-          <w:rStyle w:val="FunctionTok"/>
-        </w:rPr>
-        <w:t xml:space="preserve">toFixed</w:t>
-      </w:r>
-      <w:r>
-        <w:rPr>
-          <w:rStyle w:val="NormalTok"/>
-        </w:rPr>
-        <w:t xml:space="preserve">(</w:t>
-      </w:r>
-      <w:r>
-        <w:rPr>
-          <w:rStyle w:val="DecValTok"/>
-        </w:rPr>
-        <w:t xml:space="preserve">1</w:t>
-      </w:r>
-      <w:r>
-        <w:rPr>
-          <w:rStyle w:val="NormalTok"/>
-        </w:rPr>
-        <w:t xml:space="preserve">)])</w:t>
-      </w:r>
-      <w:r>
-        <w:rPr>
-          <w:rStyle w:val="OperatorTok"/>
-        </w:rPr>
-        <w:t xml:space="preserve">;</w:t>
-      </w:r>
-      <w:r>
-        <w:rPr>
-          <w:rStyle w:val="NormalTok"/>
-        </w:rPr>
-        <w:t xml:space="preserve">}</w:t>
-      </w:r>
-      <w:r>
-        <w:br/>
-      </w:r>
-      <w:r>
-        <w:rPr>
-          <w:rStyle w:val="NormalTok"/>
-        </w:rPr>
-        <w:t xml:space="preserve">    prev</w:t>
-      </w:r>
-      <w:r>
-        <w:rPr>
-          <w:rStyle w:val="OperatorTok"/>
-        </w:rPr>
-        <w:t xml:space="preserve">=</w:t>
-      </w:r>
-      <w:r>
-        <w:rPr>
-          <w:rStyle w:val="NormalTok"/>
-        </w:rPr>
-        <w:t xml:space="preserve">g</w:t>
-      </w:r>
-      <w:r>
-        <w:rPr>
-          <w:rStyle w:val="OperatorTok"/>
-        </w:rPr>
-        <w:t xml:space="preserve">;</w:t>
-      </w:r>
-      <w:r>
-        <w:br/>
-      </w:r>
-      <w:r>
-        <w:rPr>
-          <w:rStyle w:val="NormalTok"/>
-        </w:rPr>
-        <w:t xml:space="preserve">  }</w:t>
-      </w:r>
-      <w:r>
-        <w:br/>
-      </w:r>
-      <w:r>
-        <w:rPr>
-          <w:rStyle w:val="NormalTok"/>
-        </w:rPr>
-        <w:t xml:space="preserve">  </w:t>
-      </w:r>
-      <w:r>
-        <w:rPr>
-          <w:rStyle w:val="BuiltInTok"/>
-        </w:rPr>
-        <w:t xml:space="preserve">window</w:t>
-      </w:r>
-      <w:r>
-        <w:rPr>
-          <w:rStyle w:val="OperatorTok"/>
-        </w:rPr>
-        <w:t xml:space="preserve">.</w:t>
-      </w:r>
-      <w:r>
-        <w:rPr>
-          <w:rStyle w:val="AttributeTok"/>
-        </w:rPr>
-        <w:t xml:space="preserve">__prev</w:t>
-      </w:r>
-      <w:r>
-        <w:rPr>
-          <w:rStyle w:val="OperatorTok"/>
-        </w:rPr>
-        <w:t xml:space="preserve">=</w:t>
-      </w:r>
-      <w:r>
-        <w:rPr>
-          <w:rStyle w:val="NormalTok"/>
-        </w:rPr>
-        <w:t xml:space="preserve">prev</w:t>
-      </w:r>
-      <w:r>
-        <w:rPr>
-          <w:rStyle w:val="OperatorTok"/>
-        </w:rPr>
-        <w:t xml:space="preserve">;</w:t>
-      </w:r>
-      <w:r>
-        <w:rPr>
-          <w:rStyle w:val="NormalTok"/>
-        </w:rPr>
-        <w:t xml:space="preserve"> </w:t>
-      </w:r>
-      <w:r>
-        <w:rPr>
-          <w:rStyle w:val="ControlFlowTok"/>
-        </w:rPr>
-        <w:t xml:space="preserve">return</w:t>
-      </w:r>
-      <w:r>
-        <w:rPr>
-          <w:rStyle w:val="NormalTok"/>
-        </w:rPr>
-        <w:t xml:space="preserve"> </w:t>
-      </w:r>
-      <w:r>
-        <w:rPr>
-          <w:rStyle w:val="BuiltInTok"/>
-        </w:rPr>
-        <w:t xml:space="preserve">window</w:t>
-      </w:r>
-      <w:r>
-        <w:rPr>
-          <w:rStyle w:val="OperatorTok"/>
-        </w:rPr>
-        <w:t xml:space="preserve">.</w:t>
-      </w:r>
-      <w:r>
-        <w:rPr>
-          <w:rStyle w:val="AttributeTok"/>
-        </w:rPr>
-        <w:t xml:space="preserve">__diffs</w:t>
-      </w:r>
-      <w:r>
-        <w:rPr>
-          <w:rStyle w:val="OperatorTok"/>
-        </w:rPr>
-        <w:t xml:space="preserve">.</w:t>
-      </w:r>
-      <w:r>
-        <w:rPr>
-          <w:rStyle w:val="AttributeTok"/>
-        </w:rPr>
-        <w:t xml:space="preserve">length</w:t>
-      </w:r>
-      <w:r>
-        <w:rPr>
-          <w:rStyle w:val="OperatorTok"/>
-        </w:rPr>
-        <w:t xml:space="preserve">;</w:t>
-      </w:r>
-      <w:r>
-        <w:br/>
-      </w:r>
-      <w:r>
-        <w:rPr>
-          <w:rStyle w:val="NormalTok"/>
-        </w:rPr>
-        <w:t xml:space="preserve">}</w:t>
-      </w:r>
-      <w:r>
-        <w:rPr>
-          <w:rStyle w:val="OperatorTok"/>
-        </w:rPr>
-        <w:t xml:space="preserve">;</w:t>
-      </w:r>
-      <w:r>
-        <w:br/>
-      </w:r>
-      <w:r>
-        <w:rPr>
-          <w:rStyle w:val="CommentTok"/>
-        </w:rPr>
-        <w:t xml:space="preserve">// gọi: window.__diffs=[]; window.__prev=null; await __scan(0,20,0.2); await __scan(20,40,0.2); ...</w:t>
-      </w:r>
-      <w:r>
-        <w:br/>
-      </w:r>
-      <w:r>
-        <w:rPr>
-          <w:rStyle w:val="CommentTok"/>
-        </w:rPr>
-        <w:t xml:space="preserve">// điểm cắt: diff &gt; max(18, 4 × trung vị), bỏ các điểm liền kề</w:t>
+        <w:t xml:space="preserve"> </w:t>
+      </w:r>
+      <w:r>
+        <w:rPr>
+          <w:rStyle w:val="VerbatimChar"/>
+        </w:rPr>
+        <w:t xml:space="preserve">subtitles.build_cues</w:t>
+      </w:r>
+      <w:r>
+        <w:t xml:space="preserve"> </w:t>
+      </w:r>
+      <w:r>
+        <w:t xml:space="preserve">tự dùng đúng độ dài đã cắt, không phải sửa từng nơi; chi phí tính theo giây bị tính tiền (</w:t>
+      </w:r>
+      <w:r>
+        <w:rPr>
+          <w:rStyle w:val="VerbatimChar"/>
+        </w:rPr>
+        <w:t xml:space="preserve">max(use_s, min_sec)</w:t>
+      </w:r>
+      <w:r>
+        <w:t xml:space="preserve">).</w:t>
+      </w:r>
+    </w:p>
+    <w:p>
+      <w:pPr>
+        <w:pStyle w:val="Compact"/>
+        <w:numPr>
+          <w:ilvl w:val="0"/>
+          <w:numId w:val="1011"/>
+        </w:numPr>
+      </w:pPr>
+      <w:r>
+        <w:t xml:space="preserve">Multi-shot:</w:t>
+      </w:r>
+      <w:r>
+        <w:t xml:space="preserve"> </w:t>
+      </w:r>
+      <w:r>
+        <w:rPr>
+          <w:rStyle w:val="VerbatimChar"/>
+        </w:rPr>
+        <w:t xml:space="preserve">ClipAIVideoProvider.submit(multi_prompt=…)</w:t>
+      </w:r>
+      <w:r>
+        <w:t xml:space="preserve"> </w:t>
+      </w:r>
+      <w:r>
+        <w:t xml:space="preserve">đã có (từ</w:t>
+      </w:r>
+      <w:r>
+        <w:t xml:space="preserve"> </w:t>
+      </w:r>
+      <w:r>
+        <w:rPr>
+          <w:rStyle w:val="VerbatimChar"/>
+        </w:rPr>
+        <w:t xml:space="preserve">core/experiments.py</w:t>
+      </w:r>
+      <w:r>
+        <w:t xml:space="preserve">); cần thêm</w:t>
+      </w:r>
+      <w:r>
+        <w:t xml:space="preserve"> </w:t>
+      </w:r>
+      <w:r>
+        <w:rPr>
+          <w:rStyle w:val="VerbatimChar"/>
+        </w:rPr>
+        <w:t xml:space="preserve">role: last_frame</w:t>
+      </w:r>
+      <w:r>
+        <w:t xml:space="preserve"> </w:t>
+      </w:r>
+      <w:r>
+        <w:t xml:space="preserve">cho Seedance.</w:t>
+      </w:r>
+    </w:p>
+    <w:p>
+      <w:r>
+        <w:pict>
+          <v:rect style="width:0;height:1.5pt" o:hralign="center" o:hrstd="t" o:hr="t"/>
+        </w:pict>
+      </w:r>
+    </w:p>
+    <w:bookmarkEnd w:id="21"/>
+    <w:bookmarkEnd w:id="22"/>
+    <w:bookmarkStart w:id="29" w:name="X4e74bbea56bf0474fd821a17856e182245ad907"/>
+    <w:p>
+      <w:pPr>
+        <w:pStyle w:val="Heading2"/>
+      </w:pPr>
+      <w:r>
+        <w:t xml:space="preserve">Bàn giao cho phiên thực hiện (tài khoản phụ)</w:t>
+      </w:r>
+    </w:p>
+    <w:bookmarkStart w:id="23" w:name="bắt-đầu"/>
+    <w:p>
+      <w:pPr>
+        <w:pStyle w:val="Heading3"/>
+      </w:pPr>
+      <w:r>
+        <w:t xml:space="preserve">Bắt đầu</w:t>
       </w:r>
     </w:p>
     <w:p>
@@ -6724,19 +5835,43 @@
         </w:numPr>
       </w:pPr>
       <w:r>
-        <w:t xml:space="preserve">Kết quả mẫu: Kenta’s Obsession 75,7s, ~42 điểm cắt (1,6 · 4 · 6,2 · 7,4 · 9,8 · 11,2 · 11,6 · 13,6 · 14,2 · 15,6 · 18,4 · 21,2 · 22,2 · 24 · 24,6 · 25,4 · 25,8 · 26,2 · 27,6 · 28,2 · 29,2 · 30,4 · 31 · 32,2 · 34,8 · 35,8 · 37,8 · 39,8 · 40,6 · 41,6 · 42,6 · 43,6 · 44,8 · 46,8 · 51,8 · 56 · 60,2 · 61,4 · 64 · 66 · 70,2 · 73,6s); phong cách anime, xen toàn–trung–cận–cận đặc tả–chèn hiệu ứng, logo cuối. Video nội bộ Kenta OB55 (ffmpeg</w:t>
-      </w:r>
-      <w:r>
-        <w:t xml:space="preserve"> </w:t>
-      </w:r>
-      <w:r>
-        <w:rPr>
-          <w:rStyle w:val="VerbatimChar"/>
-        </w:rPr>
-        <w:t xml:space="preserve">select='gt(scene,0.30)'</w:t>
-      </w:r>
-      <w:r>
-        <w:t xml:space="preserve">): 38,8s, ~12 shot, mở bằng nhân vật tạo dáng + tiêu đề, thân là gameplay góc thứ ba sau lưng + chữ chương, kết bằng câu kêu gọi.</w:t>
+        <w:rPr>
+          <w:rStyle w:val="VerbatimChar"/>
+        </w:rPr>
+        <w:t xml:space="preserve">git pull</w:t>
+      </w:r>
+      <w:r>
+        <w:t xml:space="preserve"> </w:t>
+      </w:r>
+      <w:r>
+        <w:t xml:space="preserve">trên</w:t>
+      </w:r>
+      <w:r>
+        <w:t xml:space="preserve"> </w:t>
+      </w:r>
+      <w:r>
+        <w:rPr>
+          <w:rStyle w:val="VerbatimChar"/>
+        </w:rPr>
+        <w:t xml:space="preserve">main</w:t>
+      </w:r>
+      <w:r>
+        <w:t xml:space="preserve"> </w:t>
+      </w:r>
+      <w:r>
+        <w:t xml:space="preserve">(commit chốt kế hoạch này), tạo nhánh</w:t>
+      </w:r>
+      <w:r>
+        <w:t xml:space="preserve"> </w:t>
+      </w:r>
+      <w:r>
+        <w:rPr>
+          <w:rStyle w:val="VerbatimChar"/>
+        </w:rPr>
+        <w:t xml:space="preserve">v3-shots</w:t>
+      </w:r>
+      <w:r>
+        <w:t xml:space="preserve">.</w:t>
       </w:r>
     </w:p>
     <w:p>
@@ -6748,37 +5883,100 @@
         </w:numPr>
       </w:pPr>
       <w:r>
-        <w:t xml:space="preserve">Xem khung hình: vẽ khung giữa mỗi shot vào một canvas lớn, gắn thành</w:t>
-      </w:r>
-      <w:r>
-        <w:t xml:space="preserve"> </w:t>
-      </w:r>
-      <w:r>
-        <w:rPr>
-          <w:rStyle w:val="VerbatimChar"/>
-        </w:rPr>
-        <w:t xml:space="preserve">&lt;img&gt;</w:t>
-      </w:r>
-      <w:r>
-        <w:t xml:space="preserve"> </w:t>
-      </w:r>
-      <w:r>
-        <w:t xml:space="preserve">phủ lên trang rồi chụp màn hình (kết quả</w:t>
-      </w:r>
-      <w:r>
-        <w:t xml:space="preserve"> </w:t>
-      </w:r>
-      <w:r>
-        <w:rPr>
-          <w:rStyle w:val="VerbatimChar"/>
-        </w:rPr>
-        <w:t xml:space="preserve">toDataURL</w:t>
-      </w:r>
-      <w:r>
-        <w:t xml:space="preserve"> </w:t>
-      </w:r>
-      <w:r>
-        <w:t xml:space="preserve">quá lớn để trả về trực tiếp; chia bảng thành từng phần nếu cần xem rõ).</w:t>
+        <w:t xml:space="preserve">Đọc theo thứ tự:</w:t>
+      </w:r>
+      <w:r>
+        <w:t xml:space="preserve"> </w:t>
+      </w:r>
+      <w:r>
+        <w:rPr>
+          <w:rStyle w:val="VerbatimChar"/>
+        </w:rPr>
+        <w:t xml:space="preserve">CLAUDE.md</w:t>
+      </w:r>
+      <w:r>
+        <w:t xml:space="preserve"> </w:t>
+      </w:r>
+      <w:r>
+        <w:t xml:space="preserve">(quy ước: luôn commit + push; sửa</w:t>
+      </w:r>
+      <w:r>
+        <w:t xml:space="preserve"> </w:t>
+      </w:r>
+      <w:r>
+        <w:rPr>
+          <w:rStyle w:val="VerbatimChar"/>
+        </w:rPr>
+        <w:t xml:space="preserve">PLAN.md</w:t>
+      </w:r>
+      <w:r>
+        <w:t xml:space="preserve"> </w:t>
+      </w:r>
+      <w:r>
+        <w:t xml:space="preserve">thì chạy</w:t>
+      </w:r>
+      <w:r>
+        <w:t xml:space="preserve"> </w:t>
+      </w:r>
+      <w:r>
+        <w:rPr>
+          <w:rStyle w:val="VerbatimChar"/>
+        </w:rPr>
+        <w:t xml:space="preserve">bash tools/build_docs.sh</w:t>
+      </w:r>
+      <w:r>
+        <w:t xml:space="preserve">; luôn cập nhật</w:t>
+      </w:r>
+      <w:r>
+        <w:t xml:space="preserve"> </w:t>
+      </w:r>
+      <w:r>
+        <w:rPr>
+          <w:rStyle w:val="VerbatimChar"/>
+        </w:rPr>
+        <w:t xml:space="preserve">TODO.md</w:t>
+      </w:r>
+      <w:r>
+        <w:t xml:space="preserve"> </w:t>
+      </w:r>
+      <w:r>
+        <w:t xml:space="preserve">trong cùng commit), file này, PLAN.md 3.8–3.9 + Mục 5,</w:t>
+      </w:r>
+      <w:r>
+        <w:t xml:space="preserve"> </w:t>
+      </w:r>
+      <w:r>
+        <w:rPr>
+          <w:rStyle w:val="VerbatimChar"/>
+        </w:rPr>
+        <w:t xml:space="preserve">TODO.md</w:t>
+      </w:r>
+      <w:r>
+        <w:t xml:space="preserve">,</w:t>
+      </w:r>
+      <w:r>
+        <w:t xml:space="preserve"> </w:t>
+      </w:r>
+      <w:r>
+        <w:rPr>
+          <w:rStyle w:val="VerbatimChar"/>
+        </w:rPr>
+        <w:t xml:space="preserve">docs/V2_TEST_REPORT.md</w:t>
+      </w:r>
+      <w:r>
+        <w:t xml:space="preserve">,</w:t>
+      </w:r>
+      <w:r>
+        <w:t xml:space="preserve"> </w:t>
+      </w:r>
+      <w:r>
+        <w:rPr>
+          <w:rStyle w:val="VerbatimChar"/>
+        </w:rPr>
+        <w:t xml:space="preserve">docs/PHAN_TICH_2026-09-23_NHAT_QUAN_DIRECTOR_LIPSYNC_STORYBOARD.md</w:t>
+      </w:r>
+      <w:r>
+        <w:t xml:space="preserve">.</w:t>
       </w:r>
     </w:p>
     <w:p>
@@ -6790,17 +5988,30 @@
         </w:numPr>
       </w:pPr>
       <w:r>
-        <w:t xml:space="preserve">Chỉ lưu dữ liệu chữ (mốc cắt, nhãn, thống kê) vào repo; không lưu hình của video.</w:t>
+        <w:t xml:space="preserve">Giao tiếp với người dùng</w:t>
+      </w:r>
+      <w:r>
+        <w:t xml:space="preserve"> </w:t>
+      </w:r>
+      <w:r>
+        <w:rPr>
+          <w:b/>
+          <w:bCs/>
+        </w:rPr>
+        <w:t xml:space="preserve">bằng tiếng Việt</w:t>
+      </w:r>
+      <w:r>
+        <w:t xml:space="preserve">. Hỏi trước mọi việc tốn credit.</w:t>
       </w:r>
     </w:p>
     <w:bookmarkEnd w:id="23"/>
-    <w:bookmarkStart w:id="24" w:name="bài-học-kỹ-thuật-tránh-lặp-lỗi"/>
+    <w:bookmarkStart w:id="24" w:name="trạng-thái-hiện-tại"/>
     <w:p>
       <w:pPr>
         <w:pStyle w:val="Heading3"/>
       </w:pPr>
       <w:r>
-        <w:t xml:space="preserve">Bài học kỹ thuật (tránh lặp lỗi)</w:t>
+        <w:t xml:space="preserve">Trạng thái hiện tại</w:t>
       </w:r>
     </w:p>
     <w:p>
@@ -6812,7 +6023,70 @@
         </w:numPr>
       </w:pPr>
       <w:r>
-        <w:t xml:space="preserve">Heredoc bash chứa tiếng Việt / ký tự thoát dễ hỏng file → dùng Write/Edit tool hoặc script Python trong scratchpad.</w:t>
+        <w:t xml:space="preserve">Dashboard v2 đã xong và ở</w:t>
+      </w:r>
+      <w:r>
+        <w:t xml:space="preserve"> </w:t>
+      </w:r>
+      <w:r>
+        <w:rPr>
+          <w:rStyle w:val="VerbatimChar"/>
+        </w:rPr>
+        <w:t xml:space="preserve">main</w:t>
+      </w:r>
+      <w:r>
+        <w:t xml:space="preserve"> </w:t>
+      </w:r>
+      <w:r>
+        <w:t xml:space="preserve">(632 test pass): lineage</w:t>
+      </w:r>
+      <w:r>
+        <w:t xml:space="preserve"> </w:t>
+      </w:r>
+      <w:r>
+        <w:t xml:space="preserve">“⚠ cũ”</w:t>
+      </w:r>
+      <w:r>
+        <w:t xml:space="preserve">, Director JSON v2 + khóa 🔒, tỉ lệ khung theo dự án (mặc định 9:16), model theo từng cảnh (</w:t>
+      </w:r>
+      <w:r>
+        <w:rPr>
+          <w:rStyle w:val="VerbatimChar"/>
+        </w:rPr>
+        <w:t xml:space="preserve">core/model_router.py</w:t>
+      </w:r>
+      <w:r>
+        <w:t xml:space="preserve">,</w:t>
+      </w:r>
+      <w:r>
+        <w:t xml:space="preserve"> </w:t>
+      </w:r>
+      <w:r>
+        <w:rPr>
+          <w:rStyle w:val="VerbatimChar"/>
+        </w:rPr>
+        <w:t xml:space="preserve">data/video_models.json</w:t>
+      </w:r>
+      <w:r>
+        <w:t xml:space="preserve">, 3 mức ưu tiên), giọng TTS theo nhân vật (</w:t>
+      </w:r>
+      <w:r>
+        <w:rPr>
+          <w:rStyle w:val="VerbatimChar"/>
+        </w:rPr>
+        <w:t xml:space="preserve">core/voice.py</w:t>
+      </w:r>
+      <w:r>
+        <w:t xml:space="preserve">), bản giao dựng → phụ đề → card cuối → kích thước (</w:t>
+      </w:r>
+      <w:r>
+        <w:rPr>
+          <w:rStyle w:val="VerbatimChar"/>
+        </w:rPr>
+        <w:t xml:space="preserve">core/delivery.py</w:t>
+      </w:r>
+      <w:r>
+        <w:t xml:space="preserve">), QC video, chế độ tự động v2.</w:t>
       </w:r>
     </w:p>
     <w:p>
@@ -6824,34 +6098,74 @@
         </w:numPr>
       </w:pPr>
       <w:r>
-        <w:t xml:space="preserve">Streamlit không tự nạp lại module</w:t>
-      </w:r>
-      <w:r>
-        <w:t xml:space="preserve"> </w:t>
-      </w:r>
-      <w:r>
-        <w:rPr>
-          <w:rStyle w:val="VerbatimChar"/>
-        </w:rPr>
-        <w:t xml:space="preserve">core/</w:t>
-      </w:r>
-      <w:r>
-        <w:t xml:space="preserve">,</w:t>
-      </w:r>
-      <w:r>
-        <w:t xml:space="preserve"> </w:t>
-      </w:r>
-      <w:r>
-        <w:rPr>
-          <w:rStyle w:val="VerbatimChar"/>
-        </w:rPr>
-        <w:t xml:space="preserve">dashboard/steps/</w:t>
-      </w:r>
-      <w:r>
-        <w:t xml:space="preserve"> </w:t>
-      </w:r>
-      <w:r>
-        <w:t xml:space="preserve">khi sửa → khởi động lại server để thử.</w:t>
+        <w:t xml:space="preserve">Chạy thử không tốn credit:</w:t>
+      </w:r>
+      <w:r>
+        <w:t xml:space="preserve"> </w:t>
+      </w:r>
+      <w:r>
+        <w:rPr>
+          <w:rStyle w:val="VerbatimChar"/>
+        </w:rPr>
+        <w:t xml:space="preserve">py tools/seed_demo.py</w:t>
+      </w:r>
+      <w:r>
+        <w:t xml:space="preserve"> </w:t>
+      </w:r>
+      <w:r>
+        <w:t xml:space="preserve">rồi</w:t>
+      </w:r>
+      <w:r>
+        <w:t xml:space="preserve"> </w:t>
+      </w:r>
+      <w:r>
+        <w:rPr>
+          <w:rStyle w:val="VerbatimChar"/>
+        </w:rPr>
+        <w:t xml:space="preserve">powershell -File tools/run_demo.ps1</w:t>
+      </w:r>
+      <w:r>
+        <w:t xml:space="preserve"> </w:t>
+      </w:r>
+      <w:r>
+        <w:t xml:space="preserve">(đã bật</w:t>
+      </w:r>
+      <w:r>
+        <w:t xml:space="preserve"> </w:t>
+      </w:r>
+      <w:r>
+        <w:rPr>
+          <w:rStyle w:val="VerbatimChar"/>
+        </w:rPr>
+        <w:t xml:space="preserve">MOCK_REAL_MEDIA=1</w:t>
+      </w:r>
+      <w:r>
+        <w:t xml:space="preserve">: ảnh/clip giả lập là file thật nhỏ, dựng/xuất được). Bộ test:</w:t>
+      </w:r>
+      <w:r>
+        <w:t xml:space="preserve"> </w:t>
+      </w:r>
+      <w:r>
+        <w:rPr>
+          <w:rStyle w:val="VerbatimChar"/>
+        </w:rPr>
+        <w:t xml:space="preserve">py -m unittest discover -s tests -t .</w:t>
+      </w:r>
+      <w:r>
+        <w:t xml:space="preserve"> </w:t>
+      </w:r>
+      <w:r>
+        <w:t xml:space="preserve">(~5 phút).</w:t>
+      </w:r>
+    </w:p>
+    <w:bookmarkEnd w:id="24"/>
+    <w:bookmarkStart w:id="25" w:name="môi-trường-windows"/>
+    <w:p>
+      <w:pPr>
+        <w:pStyle w:val="Heading3"/>
+      </w:pPr>
+      <w:r>
+        <w:t xml:space="preserve">Môi trường (Windows)</w:t>
       </w:r>
     </w:p>
     <w:p>
@@ -6859,26 +6173,38 @@
         <w:pStyle w:val="Compact"/>
         <w:numPr>
           <w:ilvl w:val="0"/>
-          <w:numId w:val="1013"/>
+          <w:numId w:val="1014"/>
         </w:numPr>
       </w:pPr>
       <w:r>
-        <w:t xml:space="preserve">Widget Streamlit có</w:t>
-      </w:r>
-      <w:r>
-        <w:t xml:space="preserve"> </w:t>
-      </w:r>
-      <w:r>
-        <w:rPr>
-          <w:rStyle w:val="VerbatimChar"/>
-        </w:rPr>
-        <w:t xml:space="preserve">key</w:t>
-      </w:r>
-      <w:r>
-        <w:t xml:space="preserve"> </w:t>
-      </w:r>
-      <w:r>
-        <w:t xml:space="preserve">giữ giá trị cũ khi dữ liệu đổi ở nơi khác → key phải gắn theo giá trị trong dữ liệu (đã sửa ở bảng trộn âm Bước 5) hoặc xóa state sau khi đổi.</w:t>
+        <w:t xml:space="preserve">Python gọi bằng</w:t>
+      </w:r>
+      <w:r>
+        <w:t xml:space="preserve"> </w:t>
+      </w:r>
+      <w:r>
+        <w:rPr>
+          <w:rStyle w:val="VerbatimChar"/>
+        </w:rPr>
+        <w:t xml:space="preserve">py</w:t>
+      </w:r>
+      <w:r>
+        <w:t xml:space="preserve"> </w:t>
+      </w:r>
+      <w:r>
+        <w:t xml:space="preserve">(trong Git Bash không có</w:t>
+      </w:r>
+      <w:r>
+        <w:t xml:space="preserve"> </w:t>
+      </w:r>
+      <w:r>
+        <w:rPr>
+          <w:rStyle w:val="VerbatimChar"/>
+        </w:rPr>
+        <w:t xml:space="preserve">python</w:t>
+      </w:r>
+      <w:r>
+        <w:t xml:space="preserve">). ffmpeg có sẵn trong PATH. pandoc + Chrome cho build docs.</w:t>
       </w:r>
     </w:p>
     <w:p>
@@ -6886,53 +6212,66 @@
         <w:pStyle w:val="Compact"/>
         <w:numPr>
           <w:ilvl w:val="0"/>
-          <w:numId w:val="1013"/>
+          <w:numId w:val="1014"/>
         </w:numPr>
       </w:pPr>
       <w:r>
-        <w:t xml:space="preserve">Thanh bước là</w:t>
-      </w:r>
-      <w:r>
-        <w:t xml:space="preserve"> </w:t>
-      </w:r>
-      <w:r>
-        <w:rPr>
-          <w:rStyle w:val="VerbatimChar"/>
-        </w:rPr>
-        <w:t xml:space="preserve">st.radio</w:t>
-      </w:r>
-      <w:r>
-        <w:t xml:space="preserve"> </w:t>
-      </w:r>
-      <w:r>
-        <w:t xml:space="preserve">có nhãn động → phải gán lại</w:t>
-      </w:r>
-      <w:r>
-        <w:t xml:space="preserve"> </w:t>
-      </w:r>
-      <w:r>
-        <w:rPr>
-          <w:rStyle w:val="VerbatimChar"/>
-        </w:rPr>
-        <w:t xml:space="preserve">st.session_state["step"]</w:t>
-      </w:r>
-      <w:r>
-        <w:t xml:space="preserve"> </w:t>
-      </w:r>
-      <w:r>
-        <w:t xml:space="preserve">trước khi vẽ (đã sửa trong</w:t>
-      </w:r>
-      <w:r>
-        <w:t xml:space="preserve"> </w:t>
-      </w:r>
-      <w:r>
-        <w:rPr>
-          <w:rStyle w:val="VerbatimChar"/>
-        </w:rPr>
-        <w:t xml:space="preserve">dashboard/app.py</w:t>
-      </w:r>
-      <w:r>
-        <w:t xml:space="preserve">).</w:t>
+        <w:t xml:space="preserve">Token</w:t>
+      </w:r>
+      <w:r>
+        <w:t xml:space="preserve"> </w:t>
+      </w:r>
+      <w:r>
+        <w:rPr>
+          <w:rStyle w:val="VerbatimChar"/>
+        </w:rPr>
+        <w:t xml:space="preserve">CLIPAI_TOKEN</w:t>
+      </w:r>
+      <w:r>
+        <w:t xml:space="preserve">,</w:t>
+      </w:r>
+      <w:r>
+        <w:t xml:space="preserve"> </w:t>
+      </w:r>
+      <w:r>
+        <w:rPr>
+          <w:rStyle w:val="VerbatimChar"/>
+        </w:rPr>
+        <w:t xml:space="preserve">DEEPIX_TOKEN</w:t>
+      </w:r>
+      <w:r>
+        <w:t xml:space="preserve"> </w:t>
+      </w:r>
+      <w:r>
+        <w:t xml:space="preserve">nằm trong biến môi trường người dùng —</w:t>
+      </w:r>
+      <w:r>
+        <w:t xml:space="preserve"> </w:t>
+      </w:r>
+      <w:r>
+        <w:rPr>
+          <w:b/>
+          <w:bCs/>
+        </w:rPr>
+        <w:t xml:space="preserve">không in, không ghi vào repo/log</w:t>
+      </w:r>
+      <w:r>
+        <w:t xml:space="preserve">. Claude cho Dashboard:</w:t>
+      </w:r>
+      <w:r>
+        <w:t xml:space="preserve"> </w:t>
+      </w:r>
+      <w:r>
+        <w:rPr>
+          <w:rStyle w:val="VerbatimChar"/>
+        </w:rPr>
+        <w:t xml:space="preserve">LLM_PROVIDER=claude_cli</w:t>
+      </w:r>
+      <w:r>
+        <w:t xml:space="preserve"> </w:t>
+      </w:r>
+      <w:r>
+        <w:t xml:space="preserve">(dùng chung hạn mức tài khoản).</w:t>
       </w:r>
     </w:p>
     <w:p>
@@ -6940,20 +6279,44 @@
         <w:pStyle w:val="Compact"/>
         <w:numPr>
           <w:ilvl w:val="0"/>
-          <w:numId w:val="1013"/>
+          <w:numId w:val="1014"/>
         </w:numPr>
       </w:pPr>
       <w:r>
-        <w:t xml:space="preserve">Callback nút (</w:t>
-      </w:r>
-      <w:r>
-        <w:rPr>
-          <w:rStyle w:val="VerbatimChar"/>
-        </w:rPr>
-        <w:t xml:space="preserve">on_click</w:t>
-      </w:r>
-      <w:r>
-        <w:t xml:space="preserve">) chạy ở luồng khác → mở kết nối SQLite mới trong callback.</w:t>
+        <w:t xml:space="preserve">Kịch bản thử:</w:t>
+      </w:r>
+      <w:r>
+        <w:t xml:space="preserve"> </w:t>
+      </w:r>
+      <w:r>
+        <w:t xml:space="preserve">“KỊCH BẢN FREE FIRE: KENTA XUYÊN TƯỜNG CƯỚP KILL?!”</w:t>
+      </w:r>
+      <w:r>
+        <w:t xml:space="preserve"> </w:t>
+      </w:r>
+      <w:r>
+        <w:t xml:space="preserve">(3 cảnh, Kelly/Maxim/Kenta, 14 câu thoại,</w:t>
+      </w:r>
+      <w:r>
+        <w:t xml:space="preserve"> </w:t>
+      </w:r>
+      <w:r>
+        <w:t xml:space="preserve">“TEXT CUỐI”</w:t>
+      </w:r>
+      <w:r>
+        <w:t xml:space="preserve">). Nguyên văn ở</w:t>
+      </w:r>
+      <w:r>
+        <w:t xml:space="preserve"> </w:t>
+      </w:r>
+      <w:r>
+        <w:rPr>
+          <w:rStyle w:val="VerbatimChar"/>
+        </w:rPr>
+        <w:t xml:space="preserve">samples/kenta_xuyen_tuong_cuop_kill.txt</w:t>
+      </w:r>
+      <w:r>
+        <w:t xml:space="preserve">.</w:t>
       </w:r>
     </w:p>
     <w:p>
@@ -6961,10 +6324,2769 @@
         <w:pStyle w:val="Compact"/>
         <w:numPr>
           <w:ilvl w:val="0"/>
-          <w:numId w:val="1013"/>
+          <w:numId w:val="1014"/>
         </w:numPr>
       </w:pPr>
       <w:r>
+        <w:t xml:space="preserve">Video Free Fire nội bộ trên máy:</w:t>
+      </w:r>
+      <w:r>
+        <w:t xml:space="preserve"> </w:t>
+      </w:r>
+      <w:r>
+        <w:rPr>
+          <w:rStyle w:val="VerbatimChar"/>
+        </w:rPr>
+        <w:t xml:space="preserve">D:/2026/OB55/</w:t>
+      </w:r>
+      <w:r>
+        <w:t xml:space="preserve"> </w:t>
+      </w:r>
+      <w:r>
+        <w:t xml:space="preserve">(combo Kenta, tình huống Kenta…),</w:t>
+      </w:r>
+      <w:r>
+        <w:t xml:space="preserve"> </w:t>
+      </w:r>
+      <w:r>
+        <w:rPr>
+          <w:rStyle w:val="VerbatimChar"/>
+        </w:rPr>
+        <w:t xml:space="preserve">D:/2025/</w:t>
+      </w:r>
+      <w:r>
+        <w:t xml:space="preserve"> </w:t>
+      </w:r>
+      <w:r>
+        <w:t xml:space="preserve">— dùng để phân tích, không đưa vào repo.</w:t>
+      </w:r>
+    </w:p>
+    <w:bookmarkEnd w:id="25"/>
+    <w:bookmarkStart w:id="26" w:name="sự-thật-về-api-tra-2026-09-23-chỉ-đọc"/>
+    <w:p>
+      <w:pPr>
+        <w:pStyle w:val="Heading3"/>
+      </w:pPr>
+      <w:r>
+        <w:t xml:space="preserve">Sự thật về API (tra 2026-09-23, chỉ đọc)</w:t>
+      </w:r>
+    </w:p>
+    <w:p>
+      <w:pPr>
+        <w:pStyle w:val="Compact"/>
+        <w:numPr>
+          <w:ilvl w:val="0"/>
+          <w:numId w:val="1015"/>
+        </w:numPr>
+      </w:pPr>
+      <w:r>
+        <w:t xml:space="preserve">Token dùng được 12 endpoint trong skill</w:t>
+      </w:r>
+      <w:r>
+        <w:t xml:space="preserve"> </w:t>
+      </w:r>
+      <w:r>
+        <w:rPr>
+          <w:rStyle w:val="VerbatimChar"/>
+        </w:rPr>
+        <w:t xml:space="preserve">clipai 1.3.1</w:t>
+      </w:r>
+      <w:r>
+        <w:t xml:space="preserve"> </w:t>
+      </w:r>
+      <w:r>
+        <w:t xml:space="preserve">(</w:t>
+      </w:r>
+      <w:r>
+        <w:rPr>
+          <w:rStyle w:val="VerbatimChar"/>
+        </w:rPr>
+        <w:t xml:space="preserve">Get this Skill to Claude/clipai-1.3.1/clipai/reference.md</w:t>
+      </w:r>
+      <w:r>
+        <w:t xml:space="preserve">): Kling Omni (có</w:t>
+      </w:r>
+      <w:r>
+        <w:t xml:space="preserve"> </w:t>
+      </w:r>
+      <w:r>
+        <w:rPr>
+          <w:rStyle w:val="VerbatimChar"/>
+        </w:rPr>
+        <w:t xml:space="preserve">multi_shot</w:t>
+      </w:r>
+      <w:r>
+        <w:t xml:space="preserve">/</w:t>
+      </w:r>
+      <w:r>
+        <w:rPr>
+          <w:rStyle w:val="VerbatimChar"/>
+        </w:rPr>
+        <w:t xml:space="preserve">multi_prompt</w:t>
+      </w:r>
+      <w:r>
+        <w:t xml:space="preserve">,</w:t>
+      </w:r>
+      <w:r>
+        <w:t xml:space="preserve"> </w:t>
+      </w:r>
+      <w:r>
+        <w:rPr>
+          <w:rStyle w:val="VerbatimChar"/>
+        </w:rPr>
+        <w:t xml:space="preserve">image_list</w:t>
+      </w:r>
+      <w:r>
+        <w:t xml:space="preserve"> </w:t>
+      </w:r>
+      <w:r>
+        <w:t xml:space="preserve">chỉ</w:t>
+      </w:r>
+      <w:r>
+        <w:t xml:space="preserve"> </w:t>
+      </w:r>
+      <w:r>
+        <w:rPr>
+          <w:rStyle w:val="VerbatimChar"/>
+        </w:rPr>
+        <w:t xml:space="preserve">first_frame</w:t>
+      </w:r>
+      <w:r>
+        <w:t xml:space="preserve">,</w:t>
+      </w:r>
+      <w:r>
+        <w:t xml:space="preserve"> </w:t>
+      </w:r>
+      <w:r>
+        <w:rPr>
+          <w:rStyle w:val="VerbatimChar"/>
+        </w:rPr>
+        <w:t xml:space="preserve">element_list</w:t>
+      </w:r>
+      <w:r>
+        <w:t xml:space="preserve"> </w:t>
+      </w:r>
+      <w:r>
+        <w:t xml:space="preserve">— nhưng tạo Element chỉ trên web), Seedance (</w:t>
+      </w:r>
+      <w:r>
+        <w:rPr>
+          <w:rStyle w:val="VerbatimChar"/>
+        </w:rPr>
+        <w:t xml:space="preserve">content</w:t>
+      </w:r>
+      <w:r>
+        <w:t xml:space="preserve"> </w:t>
+      </w:r>
+      <w:r>
+        <w:t xml:space="preserve">với role</w:t>
+      </w:r>
+      <w:r>
+        <w:t xml:space="preserve"> </w:t>
+      </w:r>
+      <w:r>
+        <w:rPr>
+          <w:rStyle w:val="VerbatimChar"/>
+        </w:rPr>
+        <w:t xml:space="preserve">first_frame</w:t>
+      </w:r>
+      <w:r>
+        <w:t xml:space="preserve"> </w:t>
+      </w:r>
+      <w:r>
+        <w:t xml:space="preserve">/</w:t>
+      </w:r>
+      <w:r>
+        <w:t xml:space="preserve"> </w:t>
+      </w:r>
+      <w:r>
+        <w:rPr>
+          <w:rStyle w:val="VerbatimChar"/>
+        </w:rPr>
+        <w:t xml:space="preserve">last_frame</w:t>
+      </w:r>
+      <w:r>
+        <w:t xml:space="preserve"> </w:t>
+      </w:r>
+      <w:r>
+        <w:t xml:space="preserve">/</w:t>
+      </w:r>
+      <w:r>
+        <w:t xml:space="preserve"> </w:t>
+      </w:r>
+      <w:r>
+        <w:rPr>
+          <w:rStyle w:val="VerbatimChar"/>
+        </w:rPr>
+        <w:t xml:space="preserve">reference_image</w:t>
+      </w:r>
+      <w:r>
+        <w:t xml:space="preserve"> </w:t>
+      </w:r>
+      <w:r>
+        <w:t xml:space="preserve">/</w:t>
+      </w:r>
+      <w:r>
+        <w:t xml:space="preserve"> </w:t>
+      </w:r>
+      <w:r>
+        <w:rPr>
+          <w:rStyle w:val="VerbatimChar"/>
+        </w:rPr>
+        <w:t xml:space="preserve">reference_video</w:t>
+      </w:r>
+      <w:r>
+        <w:t xml:space="preserve"> </w:t>
+      </w:r>
+      <w:r>
+        <w:t xml:space="preserve">/</w:t>
+      </w:r>
+      <w:r>
+        <w:t xml:space="preserve"> </w:t>
+      </w:r>
+      <w:r>
+        <w:rPr>
+          <w:rStyle w:val="VerbatimChar"/>
+        </w:rPr>
+        <w:t xml:space="preserve">reference_audio</w:t>
+      </w:r>
+      <w:r>
+        <w:t xml:space="preserve">; 2.0 dài 4–15s, 2.5 dài 4–30s; 480p/720p), video-list, âm thanh (TTS/SFX/nhạc, voice-actors), kho chủ thể Seedance.</w:t>
+      </w:r>
+    </w:p>
+    <w:p>
+      <w:pPr>
+        <w:pStyle w:val="Compact"/>
+        <w:numPr>
+          <w:ilvl w:val="0"/>
+          <w:numId w:val="1015"/>
+        </w:numPr>
+      </w:pPr>
+      <w:r>
+        <w:t xml:space="preserve">Endpoint chỉ có trên web (token trả</w:t>
+      </w:r>
+      <w:r>
+        <w:t xml:space="preserve"> </w:t>
+      </w:r>
+      <w:r>
+        <w:rPr>
+          <w:rStyle w:val="VerbatimChar"/>
+        </w:rPr>
+        <w:t xml:space="preserve">code 1102 LoginErr</w:t>
+      </w:r>
+      <w:r>
+        <w:t xml:space="preserve">):</w:t>
+      </w:r>
+      <w:r>
+        <w:t xml:space="preserve"> </w:t>
+      </w:r>
+      <w:r>
+        <w:rPr>
+          <w:rStyle w:val="VerbatimChar"/>
+        </w:rPr>
+        <w:t xml:space="preserve">/kling/lip-sync</w:t>
+      </w:r>
+      <w:r>
+        <w:t xml:space="preserve">,</w:t>
+      </w:r>
+      <w:r>
+        <w:t xml:space="preserve"> </w:t>
+      </w:r>
+      <w:r>
+        <w:rPr>
+          <w:rStyle w:val="VerbatimChar"/>
+        </w:rPr>
+        <w:t xml:space="preserve">/kling/element-create|list</w:t>
+      </w:r>
+      <w:r>
+        <w:t xml:space="preserve">,</w:t>
+      </w:r>
+      <w:r>
+        <w:t xml:space="preserve"> </w:t>
+      </w:r>
+      <w:r>
+        <w:rPr>
+          <w:rStyle w:val="VerbatimChar"/>
+        </w:rPr>
+        <w:t xml:space="preserve">/kling/custom-voice-list</w:t>
+      </w:r>
+      <w:r>
+        <w:t xml:space="preserve">,</w:t>
+      </w:r>
+      <w:r>
+        <w:t xml:space="preserve"> </w:t>
+      </w:r>
+      <w:r>
+        <w:rPr>
+          <w:rStyle w:val="VerbatimChar"/>
+        </w:rPr>
+        <w:t xml:space="preserve">/sound/voice-actors/design|clone</w:t>
+      </w:r>
+      <w:r>
+        <w:t xml:space="preserve">,</w:t>
+      </w:r>
+      <w:r>
+        <w:t xml:space="preserve"> </w:t>
+      </w:r>
+      <w:r>
+        <w:rPr>
+          <w:rStyle w:val="VerbatimChar"/>
+        </w:rPr>
+        <w:t xml:space="preserve">/kling/motion-control</w:t>
+      </w:r>
+      <w:r>
+        <w:t xml:space="preserve">, Director Workspace →</w:t>
+      </w:r>
+      <w:r>
+        <w:t xml:space="preserve"> </w:t>
+      </w:r>
+      <w:r>
+        <w:rPr>
+          <w:b/>
+          <w:bCs/>
+        </w:rPr>
+        <w:t xml:space="preserve">không dùng</w:t>
+      </w:r>
+      <w:r>
+        <w:t xml:space="preserve"> </w:t>
+      </w:r>
+      <w:r>
+        <w:t xml:space="preserve">(quyết định 6).</w:t>
+      </w:r>
+    </w:p>
+    <w:p>
+      <w:pPr>
+        <w:pStyle w:val="Compact"/>
+        <w:numPr>
+          <w:ilvl w:val="0"/>
+          <w:numId w:val="1015"/>
+        </w:numPr>
+      </w:pPr>
+      <w:r>
+        <w:t xml:space="preserve">Giọng có</w:t>
+      </w:r>
+      <w:r>
+        <w:t xml:space="preserve"> </w:t>
+      </w:r>
+      <w:r>
+        <w:rPr>
+          <w:rStyle w:val="VerbatimChar"/>
+        </w:rPr>
+        <w:t xml:space="preserve">vi</w:t>
+      </w:r>
+      <w:r>
+        <w:t xml:space="preserve"> </w:t>
+      </w:r>
+      <w:r>
+        <w:t xml:space="preserve">(5 giọng, id trùng 2 bản): Xinghe Jiang (30002/2, nam), Austin (30003/3, nam),</w:t>
+      </w:r>
+      <w:r>
+        <w:t xml:space="preserve"> </w:t>
+      </w:r>
+      <w:r>
+        <w:rPr>
+          <w:b/>
+          <w:bCs/>
+        </w:rPr>
+        <w:t xml:space="preserve">Arabella (30007/7, nữ)</w:t>
+      </w:r>
+      <w:r>
+        <w:t xml:space="preserve">, Ethan Zhang (30017/17, nam), Mark (30020/20, nam). Không có giọng gốc Việt. Truyền</w:t>
+      </w:r>
+      <w:r>
+        <w:t xml:space="preserve"> </w:t>
+      </w:r>
+      <w:r>
+        <w:rPr>
+          <w:rStyle w:val="VerbatimChar"/>
+        </w:rPr>
+        <w:t xml:space="preserve">language_code="vi"</w:t>
+      </w:r>
+      <w:r>
+        <w:t xml:space="preserve"> </w:t>
+      </w:r>
+      <w:r>
+        <w:t xml:space="preserve">cho TTS gây HTTP 400 → không truyền.</w:t>
+      </w:r>
+    </w:p>
+    <w:p>
+      <w:pPr>
+        <w:pStyle w:val="Compact"/>
+        <w:numPr>
+          <w:ilvl w:val="0"/>
+          <w:numId w:val="1015"/>
+        </w:numPr>
+      </w:pPr>
+      <w:r>
+        <w:t xml:space="preserve">Độ dài tối thiểu: Kling 3s, Seedance 4s (</w:t>
+      </w:r>
+      <w:r>
+        <w:rPr>
+          <w:rStyle w:val="VerbatimChar"/>
+        </w:rPr>
+        <w:t xml:space="preserve">core/adapters/clipai.py::effective_duration</w:t>
+      </w:r>
+      <w:r>
+        <w:t xml:space="preserve">). Giá ước tính (USD/giây): Kling 0,08; Seedance 2.0 0,15; 2.0 Fast 0,12; 2.5 0,23 (</w:t>
+      </w:r>
+      <w:r>
+        <w:rPr>
+          <w:rStyle w:val="VerbatimChar"/>
+        </w:rPr>
+        <w:t xml:space="preserve">data/pricing.json</w:t>
+      </w:r>
+      <w:r>
+        <w:t xml:space="preserve">, chưa đo thật). Deepix chưa có giá.</w:t>
+      </w:r>
+    </w:p>
+    <w:bookmarkEnd w:id="26"/>
+    <w:bookmarkStart w:id="27" w:name="nghiên-cứu-video-youtube-gđ1"/>
+    <w:p>
+      <w:pPr>
+        <w:pStyle w:val="Heading3"/>
+      </w:pPr>
+      <w:r>
+        <w:t xml:space="preserve">Nghiên cứu video YouTube (GĐ1)</w:t>
+      </w:r>
+    </w:p>
+    <w:p>
+      <w:pPr>
+        <w:pStyle w:val="Compact"/>
+        <w:numPr>
+          <w:ilvl w:val="0"/>
+          <w:numId w:val="1016"/>
+        </w:numPr>
+      </w:pPr>
+      <w:r>
+        <w:rPr>
+          <w:b/>
+          <w:bCs/>
+        </w:rPr>
+        <w:t xml:space="preserve">Trình duyệt tích hợp mở được YouTube</w:t>
+      </w:r>
+      <w:r>
+        <w:t xml:space="preserve">; tải bằng dòng lệnh (urllib) bị 404, chỉ RSS đọc được. Kênh: https://www.youtube.com/</w:t>
+      </w:r>
+      <w:r>
+        <w:t xml:space="preserve">@GarenaFreeFireVN/videos</w:t>
+      </w:r>
+      <w:r>
+        <w:t xml:space="preserve"> </w:t>
+      </w:r>
+      <w:r>
+        <w:t xml:space="preserve">(tab Popular để lấy video nhiều lượt xem).</w:t>
+      </w:r>
+    </w:p>
+    <w:p>
+      <w:pPr>
+        <w:pStyle w:val="Compact"/>
+        <w:numPr>
+          <w:ilvl w:val="0"/>
+          <w:numId w:val="1016"/>
+        </w:numPr>
+      </w:pPr>
+      <w:r>
+        <w:t xml:space="preserve">Cách đã chạy được trên</w:t>
+      </w:r>
+      <w:r>
+        <w:t xml:space="preserve"> </w:t>
+      </w:r>
+      <w:r>
+        <w:t xml:space="preserve">“Kenta’s Obsession”</w:t>
+      </w:r>
+      <w:r>
+        <w:t xml:space="preserve"> </w:t>
+      </w:r>
+      <w:r>
+        <w:t xml:space="preserve">(https://www.youtube.com/watch?v=cUQ1PhwvfAE): mở trang video, rồi chạy JS (từng đoạn ≤ 20 giây video mỗi lần gọi vì giới hạn 45 giây của công cụ):</w:t>
+      </w:r>
+    </w:p>
+    <w:p>
+      <w:pPr>
+        <w:pStyle w:val="SourceCode"/>
+      </w:pPr>
+      <w:r>
+        <w:rPr>
+          <w:rStyle w:val="BuiltInTok"/>
+        </w:rPr>
+        <w:t xml:space="preserve">window</w:t>
+      </w:r>
+      <w:r>
+        <w:rPr>
+          <w:rStyle w:val="OperatorTok"/>
+        </w:rPr>
+        <w:t xml:space="preserve">.</w:t>
+      </w:r>
+      <w:r>
+        <w:rPr>
+          <w:rStyle w:val="AttributeTok"/>
+        </w:rPr>
+        <w:t xml:space="preserve">__scan</w:t>
+      </w:r>
+      <w:r>
+        <w:rPr>
+          <w:rStyle w:val="NormalTok"/>
+        </w:rPr>
+        <w:t xml:space="preserve"> </w:t>
+      </w:r>
+      <w:r>
+        <w:rPr>
+          <w:rStyle w:val="OperatorTok"/>
+        </w:rPr>
+        <w:t xml:space="preserve">=</w:t>
+      </w:r>
+      <w:r>
+        <w:rPr>
+          <w:rStyle w:val="NormalTok"/>
+        </w:rPr>
+        <w:t xml:space="preserve"> </w:t>
+      </w:r>
+      <w:r>
+        <w:rPr>
+          <w:rStyle w:val="KeywordTok"/>
+        </w:rPr>
+        <w:t xml:space="preserve">async</w:t>
+      </w:r>
+      <w:r>
+        <w:rPr>
+          <w:rStyle w:val="NormalTok"/>
+        </w:rPr>
+        <w:t xml:space="preserve"> </w:t>
+      </w:r>
+      <w:r>
+        <w:rPr>
+          <w:rStyle w:val="KeywordTok"/>
+        </w:rPr>
+        <w:t xml:space="preserve">function</w:t>
+      </w:r>
+      <w:r>
+        <w:rPr>
+          <w:rStyle w:val="NormalTok"/>
+        </w:rPr>
+        <w:t xml:space="preserve">(</w:t>
+      </w:r>
+      <w:r>
+        <w:rPr>
+          <w:rStyle w:val="ImportTok"/>
+        </w:rPr>
+        <w:t xml:space="preserve">from</w:t>
+      </w:r>
+      <w:r>
+        <w:rPr>
+          <w:rStyle w:val="OperatorTok"/>
+        </w:rPr>
+        <w:t xml:space="preserve">,</w:t>
+      </w:r>
+      <w:r>
+        <w:rPr>
+          <w:rStyle w:val="NormalTok"/>
+        </w:rPr>
+        <w:t xml:space="preserve"> to</w:t>
+      </w:r>
+      <w:r>
+        <w:rPr>
+          <w:rStyle w:val="OperatorTok"/>
+        </w:rPr>
+        <w:t xml:space="preserve">,</w:t>
+      </w:r>
+      <w:r>
+        <w:rPr>
+          <w:rStyle w:val="NormalTok"/>
+        </w:rPr>
+        <w:t xml:space="preserve"> step){</w:t>
+      </w:r>
+      <w:r>
+        <w:br/>
+      </w:r>
+      <w:r>
+        <w:rPr>
+          <w:rStyle w:val="NormalTok"/>
+        </w:rPr>
+        <w:t xml:space="preserve">  </w:t>
+      </w:r>
+      <w:r>
+        <w:rPr>
+          <w:rStyle w:val="KeywordTok"/>
+        </w:rPr>
+        <w:t xml:space="preserve">const</w:t>
+      </w:r>
+      <w:r>
+        <w:rPr>
+          <w:rStyle w:val="NormalTok"/>
+        </w:rPr>
+        <w:t xml:space="preserve"> v</w:t>
+      </w:r>
+      <w:r>
+        <w:rPr>
+          <w:rStyle w:val="OperatorTok"/>
+        </w:rPr>
+        <w:t xml:space="preserve">=</w:t>
+      </w:r>
+      <w:r>
+        <w:rPr>
+          <w:rStyle w:val="BuiltInTok"/>
+        </w:rPr>
+        <w:t xml:space="preserve">document</w:t>
+      </w:r>
+      <w:r>
+        <w:rPr>
+          <w:rStyle w:val="OperatorTok"/>
+        </w:rPr>
+        <w:t xml:space="preserve">.</w:t>
+      </w:r>
+      <w:r>
+        <w:rPr>
+          <w:rStyle w:val="FunctionTok"/>
+        </w:rPr>
+        <w:t xml:space="preserve">querySelector</w:t>
+      </w:r>
+      <w:r>
+        <w:rPr>
+          <w:rStyle w:val="NormalTok"/>
+        </w:rPr>
+        <w:t xml:space="preserve">(</w:t>
+      </w:r>
+      <w:r>
+        <w:rPr>
+          <w:rStyle w:val="StringTok"/>
+        </w:rPr>
+        <w:t xml:space="preserve">'video'</w:t>
+      </w:r>
+      <w:r>
+        <w:rPr>
+          <w:rStyle w:val="NormalTok"/>
+        </w:rPr>
+        <w:t xml:space="preserve">)</w:t>
+      </w:r>
+      <w:r>
+        <w:rPr>
+          <w:rStyle w:val="OperatorTok"/>
+        </w:rPr>
+        <w:t xml:space="preserve">;</w:t>
+      </w:r>
+      <w:r>
+        <w:rPr>
+          <w:rStyle w:val="NormalTok"/>
+        </w:rPr>
+        <w:t xml:space="preserve"> v</w:t>
+      </w:r>
+      <w:r>
+        <w:rPr>
+          <w:rStyle w:val="OperatorTok"/>
+        </w:rPr>
+        <w:t xml:space="preserve">.</w:t>
+      </w:r>
+      <w:r>
+        <w:rPr>
+          <w:rStyle w:val="AttributeTok"/>
+        </w:rPr>
+        <w:t xml:space="preserve">muted</w:t>
+      </w:r>
+      <w:r>
+        <w:rPr>
+          <w:rStyle w:val="OperatorTok"/>
+        </w:rPr>
+        <w:t xml:space="preserve">=</w:t>
+      </w:r>
+      <w:r>
+        <w:rPr>
+          <w:rStyle w:val="KeywordTok"/>
+        </w:rPr>
+        <w:t xml:space="preserve">true</w:t>
+      </w:r>
+      <w:r>
+        <w:rPr>
+          <w:rStyle w:val="OperatorTok"/>
+        </w:rPr>
+        <w:t xml:space="preserve">;</w:t>
+      </w:r>
+      <w:r>
+        <w:rPr>
+          <w:rStyle w:val="NormalTok"/>
+        </w:rPr>
+        <w:t xml:space="preserve"> v</w:t>
+      </w:r>
+      <w:r>
+        <w:rPr>
+          <w:rStyle w:val="OperatorTok"/>
+        </w:rPr>
+        <w:t xml:space="preserve">.</w:t>
+      </w:r>
+      <w:r>
+        <w:rPr>
+          <w:rStyle w:val="FunctionTok"/>
+        </w:rPr>
+        <w:t xml:space="preserve">pause</w:t>
+      </w:r>
+      <w:r>
+        <w:rPr>
+          <w:rStyle w:val="NormalTok"/>
+        </w:rPr>
+        <w:t xml:space="preserve">()</w:t>
+      </w:r>
+      <w:r>
+        <w:rPr>
+          <w:rStyle w:val="OperatorTok"/>
+        </w:rPr>
+        <w:t xml:space="preserve">;</w:t>
+      </w:r>
+      <w:r>
+        <w:br/>
+      </w:r>
+      <w:r>
+        <w:rPr>
+          <w:rStyle w:val="NormalTok"/>
+        </w:rPr>
+        <w:t xml:space="preserve">  </w:t>
+      </w:r>
+      <w:r>
+        <w:rPr>
+          <w:rStyle w:val="KeywordTok"/>
+        </w:rPr>
+        <w:t xml:space="preserve">const</w:t>
+      </w:r>
+      <w:r>
+        <w:rPr>
+          <w:rStyle w:val="NormalTok"/>
+        </w:rPr>
+        <w:t xml:space="preserve"> c</w:t>
+      </w:r>
+      <w:r>
+        <w:rPr>
+          <w:rStyle w:val="OperatorTok"/>
+        </w:rPr>
+        <w:t xml:space="preserve">=</w:t>
+      </w:r>
+      <w:r>
+        <w:rPr>
+          <w:rStyle w:val="BuiltInTok"/>
+        </w:rPr>
+        <w:t xml:space="preserve">document</w:t>
+      </w:r>
+      <w:r>
+        <w:rPr>
+          <w:rStyle w:val="OperatorTok"/>
+        </w:rPr>
+        <w:t xml:space="preserve">.</w:t>
+      </w:r>
+      <w:r>
+        <w:rPr>
+          <w:rStyle w:val="FunctionTok"/>
+        </w:rPr>
+        <w:t xml:space="preserve">createElement</w:t>
+      </w:r>
+      <w:r>
+        <w:rPr>
+          <w:rStyle w:val="NormalTok"/>
+        </w:rPr>
+        <w:t xml:space="preserve">(</w:t>
+      </w:r>
+      <w:r>
+        <w:rPr>
+          <w:rStyle w:val="StringTok"/>
+        </w:rPr>
+        <w:t xml:space="preserve">'canvas'</w:t>
+      </w:r>
+      <w:r>
+        <w:rPr>
+          <w:rStyle w:val="NormalTok"/>
+        </w:rPr>
+        <w:t xml:space="preserve">)</w:t>
+      </w:r>
+      <w:r>
+        <w:rPr>
+          <w:rStyle w:val="OperatorTok"/>
+        </w:rPr>
+        <w:t xml:space="preserve">;</w:t>
+      </w:r>
+      <w:r>
+        <w:rPr>
+          <w:rStyle w:val="NormalTok"/>
+        </w:rPr>
+        <w:t xml:space="preserve"> c</w:t>
+      </w:r>
+      <w:r>
+        <w:rPr>
+          <w:rStyle w:val="OperatorTok"/>
+        </w:rPr>
+        <w:t xml:space="preserve">.</w:t>
+      </w:r>
+      <w:r>
+        <w:rPr>
+          <w:rStyle w:val="AttributeTok"/>
+        </w:rPr>
+        <w:t xml:space="preserve">width</w:t>
+      </w:r>
+      <w:r>
+        <w:rPr>
+          <w:rStyle w:val="OperatorTok"/>
+        </w:rPr>
+        <w:t xml:space="preserve">=</w:t>
+      </w:r>
+      <w:r>
+        <w:rPr>
+          <w:rStyle w:val="DecValTok"/>
+        </w:rPr>
+        <w:t xml:space="preserve">48</w:t>
+      </w:r>
+      <w:r>
+        <w:rPr>
+          <w:rStyle w:val="OperatorTok"/>
+        </w:rPr>
+        <w:t xml:space="preserve">;</w:t>
+      </w:r>
+      <w:r>
+        <w:rPr>
+          <w:rStyle w:val="NormalTok"/>
+        </w:rPr>
+        <w:t xml:space="preserve"> c</w:t>
+      </w:r>
+      <w:r>
+        <w:rPr>
+          <w:rStyle w:val="OperatorTok"/>
+        </w:rPr>
+        <w:t xml:space="preserve">.</w:t>
+      </w:r>
+      <w:r>
+        <w:rPr>
+          <w:rStyle w:val="AttributeTok"/>
+        </w:rPr>
+        <w:t xml:space="preserve">height</w:t>
+      </w:r>
+      <w:r>
+        <w:rPr>
+          <w:rStyle w:val="OperatorTok"/>
+        </w:rPr>
+        <w:t xml:space="preserve">=</w:t>
+      </w:r>
+      <w:r>
+        <w:rPr>
+          <w:rStyle w:val="DecValTok"/>
+        </w:rPr>
+        <w:t xml:space="preserve">27</w:t>
+      </w:r>
+      <w:r>
+        <w:rPr>
+          <w:rStyle w:val="OperatorTok"/>
+        </w:rPr>
+        <w:t xml:space="preserve">;</w:t>
+      </w:r>
+      <w:r>
+        <w:br/>
+      </w:r>
+      <w:r>
+        <w:rPr>
+          <w:rStyle w:val="NormalTok"/>
+        </w:rPr>
+        <w:t xml:space="preserve">  </w:t>
+      </w:r>
+      <w:r>
+        <w:rPr>
+          <w:rStyle w:val="KeywordTok"/>
+        </w:rPr>
+        <w:t xml:space="preserve">const</w:t>
+      </w:r>
+      <w:r>
+        <w:rPr>
+          <w:rStyle w:val="NormalTok"/>
+        </w:rPr>
+        <w:t xml:space="preserve"> x</w:t>
+      </w:r>
+      <w:r>
+        <w:rPr>
+          <w:rStyle w:val="OperatorTok"/>
+        </w:rPr>
+        <w:t xml:space="preserve">=</w:t>
+      </w:r>
+      <w:r>
+        <w:rPr>
+          <w:rStyle w:val="NormalTok"/>
+        </w:rPr>
+        <w:t xml:space="preserve">c</w:t>
+      </w:r>
+      <w:r>
+        <w:rPr>
+          <w:rStyle w:val="OperatorTok"/>
+        </w:rPr>
+        <w:t xml:space="preserve">.</w:t>
+      </w:r>
+      <w:r>
+        <w:rPr>
+          <w:rStyle w:val="FunctionTok"/>
+        </w:rPr>
+        <w:t xml:space="preserve">getContext</w:t>
+      </w:r>
+      <w:r>
+        <w:rPr>
+          <w:rStyle w:val="NormalTok"/>
+        </w:rPr>
+        <w:t xml:space="preserve">(</w:t>
+      </w:r>
+      <w:r>
+        <w:rPr>
+          <w:rStyle w:val="StringTok"/>
+        </w:rPr>
+        <w:t xml:space="preserve">'2d'</w:t>
+      </w:r>
+      <w:r>
+        <w:rPr>
+          <w:rStyle w:val="OperatorTok"/>
+        </w:rPr>
+        <w:t xml:space="preserve">,</w:t>
+      </w:r>
+      <w:r>
+        <w:rPr>
+          <w:rStyle w:val="NormalTok"/>
+        </w:rPr>
+        <w:t xml:space="preserve">{</w:t>
+      </w:r>
+      <w:r>
+        <w:rPr>
+          <w:rStyle w:val="DataTypeTok"/>
+        </w:rPr>
+        <w:t xml:space="preserve">willReadFrequently</w:t>
+      </w:r>
+      <w:r>
+        <w:rPr>
+          <w:rStyle w:val="OperatorTok"/>
+        </w:rPr>
+        <w:t xml:space="preserve">:</w:t>
+      </w:r>
+      <w:r>
+        <w:rPr>
+          <w:rStyle w:val="KeywordTok"/>
+        </w:rPr>
+        <w:t xml:space="preserve">true</w:t>
+      </w:r>
+      <w:r>
+        <w:rPr>
+          <w:rStyle w:val="NormalTok"/>
+        </w:rPr>
+        <w:t xml:space="preserve">})</w:t>
+      </w:r>
+      <w:r>
+        <w:rPr>
+          <w:rStyle w:val="OperatorTok"/>
+        </w:rPr>
+        <w:t xml:space="preserve">;</w:t>
+      </w:r>
+      <w:r>
+        <w:br/>
+      </w:r>
+      <w:r>
+        <w:rPr>
+          <w:rStyle w:val="NormalTok"/>
+        </w:rPr>
+        <w:t xml:space="preserve">  </w:t>
+      </w:r>
+      <w:r>
+        <w:rPr>
+          <w:rStyle w:val="BuiltInTok"/>
+        </w:rPr>
+        <w:t xml:space="preserve">window</w:t>
+      </w:r>
+      <w:r>
+        <w:rPr>
+          <w:rStyle w:val="OperatorTok"/>
+        </w:rPr>
+        <w:t xml:space="preserve">.</w:t>
+      </w:r>
+      <w:r>
+        <w:rPr>
+          <w:rStyle w:val="AttributeTok"/>
+        </w:rPr>
+        <w:t xml:space="preserve">__diffs</w:t>
+      </w:r>
+      <w:r>
+        <w:rPr>
+          <w:rStyle w:val="OperatorTok"/>
+        </w:rPr>
+        <w:t xml:space="preserve">=</w:t>
+      </w:r>
+      <w:r>
+        <w:rPr>
+          <w:rStyle w:val="BuiltInTok"/>
+        </w:rPr>
+        <w:t xml:space="preserve">window</w:t>
+      </w:r>
+      <w:r>
+        <w:rPr>
+          <w:rStyle w:val="OperatorTok"/>
+        </w:rPr>
+        <w:t xml:space="preserve">.</w:t>
+      </w:r>
+      <w:r>
+        <w:rPr>
+          <w:rStyle w:val="AttributeTok"/>
+        </w:rPr>
+        <w:t xml:space="preserve">__diffs</w:t>
+      </w:r>
+      <w:r>
+        <w:rPr>
+          <w:rStyle w:val="OperatorTok"/>
+        </w:rPr>
+        <w:t xml:space="preserve">||</w:t>
+      </w:r>
+      <w:r>
+        <w:rPr>
+          <w:rStyle w:val="NormalTok"/>
+        </w:rPr>
+        <w:t xml:space="preserve">[]</w:t>
+      </w:r>
+      <w:r>
+        <w:rPr>
+          <w:rStyle w:val="OperatorTok"/>
+        </w:rPr>
+        <w:t xml:space="preserve">;</w:t>
+      </w:r>
+      <w:r>
+        <w:rPr>
+          <w:rStyle w:val="NormalTok"/>
+        </w:rPr>
+        <w:t xml:space="preserve"> </w:t>
+      </w:r>
+      <w:r>
+        <w:rPr>
+          <w:rStyle w:val="KeywordTok"/>
+        </w:rPr>
+        <w:t xml:space="preserve">let</w:t>
+      </w:r>
+      <w:r>
+        <w:rPr>
+          <w:rStyle w:val="NormalTok"/>
+        </w:rPr>
+        <w:t xml:space="preserve"> prev</w:t>
+      </w:r>
+      <w:r>
+        <w:rPr>
+          <w:rStyle w:val="OperatorTok"/>
+        </w:rPr>
+        <w:t xml:space="preserve">=</w:t>
+      </w:r>
+      <w:r>
+        <w:rPr>
+          <w:rStyle w:val="BuiltInTok"/>
+        </w:rPr>
+        <w:t xml:space="preserve">window</w:t>
+      </w:r>
+      <w:r>
+        <w:rPr>
+          <w:rStyle w:val="OperatorTok"/>
+        </w:rPr>
+        <w:t xml:space="preserve">.</w:t>
+      </w:r>
+      <w:r>
+        <w:rPr>
+          <w:rStyle w:val="AttributeTok"/>
+        </w:rPr>
+        <w:t xml:space="preserve">__prev</w:t>
+      </w:r>
+      <w:r>
+        <w:rPr>
+          <w:rStyle w:val="OperatorTok"/>
+        </w:rPr>
+        <w:t xml:space="preserve">||</w:t>
+      </w:r>
+      <w:r>
+        <w:rPr>
+          <w:rStyle w:val="KeywordTok"/>
+        </w:rPr>
+        <w:t xml:space="preserve">null</w:t>
+      </w:r>
+      <w:r>
+        <w:rPr>
+          <w:rStyle w:val="OperatorTok"/>
+        </w:rPr>
+        <w:t xml:space="preserve">;</w:t>
+      </w:r>
+      <w:r>
+        <w:br/>
+      </w:r>
+      <w:r>
+        <w:rPr>
+          <w:rStyle w:val="NormalTok"/>
+        </w:rPr>
+        <w:t xml:space="preserve">  </w:t>
+      </w:r>
+      <w:r>
+        <w:rPr>
+          <w:rStyle w:val="ControlFlowTok"/>
+        </w:rPr>
+        <w:t xml:space="preserve">for</w:t>
+      </w:r>
+      <w:r>
+        <w:rPr>
+          <w:rStyle w:val="NormalTok"/>
+        </w:rPr>
+        <w:t xml:space="preserve">(</w:t>
+      </w:r>
+      <w:r>
+        <w:rPr>
+          <w:rStyle w:val="KeywordTok"/>
+        </w:rPr>
+        <w:t xml:space="preserve">let</w:t>
+      </w:r>
+      <w:r>
+        <w:rPr>
+          <w:rStyle w:val="NormalTok"/>
+        </w:rPr>
+        <w:t xml:space="preserve"> t</w:t>
+      </w:r>
+      <w:r>
+        <w:rPr>
+          <w:rStyle w:val="OperatorTok"/>
+        </w:rPr>
+        <w:t xml:space="preserve">=</w:t>
+      </w:r>
+      <w:r>
+        <w:rPr>
+          <w:rStyle w:val="ImportTok"/>
+        </w:rPr>
+        <w:t xml:space="preserve">from</w:t>
+      </w:r>
+      <w:r>
+        <w:rPr>
+          <w:rStyle w:val="OperatorTok"/>
+        </w:rPr>
+        <w:t xml:space="preserve">;</w:t>
+      </w:r>
+      <w:r>
+        <w:rPr>
+          <w:rStyle w:val="NormalTok"/>
+        </w:rPr>
+        <w:t xml:space="preserve">t</w:t>
+      </w:r>
+      <w:r>
+        <w:rPr>
+          <w:rStyle w:val="OperatorTok"/>
+        </w:rPr>
+        <w:t xml:space="preserve">&lt;</w:t>
+      </w:r>
+      <w:r>
+        <w:rPr>
+          <w:rStyle w:val="NormalTok"/>
+        </w:rPr>
+        <w:t xml:space="preserve">to</w:t>
+      </w:r>
+      <w:r>
+        <w:rPr>
+          <w:rStyle w:val="OperatorTok"/>
+        </w:rPr>
+        <w:t xml:space="preserve">;</w:t>
+      </w:r>
+      <w:r>
+        <w:rPr>
+          <w:rStyle w:val="NormalTok"/>
+        </w:rPr>
+        <w:t xml:space="preserve">t</w:t>
+      </w:r>
+      <w:r>
+        <w:rPr>
+          <w:rStyle w:val="OperatorTok"/>
+        </w:rPr>
+        <w:t xml:space="preserve">+=</w:t>
+      </w:r>
+      <w:r>
+        <w:rPr>
+          <w:rStyle w:val="NormalTok"/>
+        </w:rPr>
+        <w:t xml:space="preserve">step){</w:t>
+      </w:r>
+      <w:r>
+        <w:br/>
+      </w:r>
+      <w:r>
+        <w:rPr>
+          <w:rStyle w:val="NormalTok"/>
+        </w:rPr>
+        <w:t xml:space="preserve">    </w:t>
+      </w:r>
+      <w:r>
+        <w:rPr>
+          <w:rStyle w:val="ControlFlowTok"/>
+        </w:rPr>
+        <w:t xml:space="preserve">await</w:t>
+      </w:r>
+      <w:r>
+        <w:rPr>
+          <w:rStyle w:val="NormalTok"/>
+        </w:rPr>
+        <w:t xml:space="preserve"> </w:t>
+      </w:r>
+      <w:r>
+        <w:rPr>
+          <w:rStyle w:val="KeywordTok"/>
+        </w:rPr>
+        <w:t xml:space="preserve">new</w:t>
+      </w:r>
+      <w:r>
+        <w:rPr>
+          <w:rStyle w:val="NormalTok"/>
+        </w:rPr>
+        <w:t xml:space="preserve"> </w:t>
+      </w:r>
+      <w:r>
+        <w:rPr>
+          <w:rStyle w:val="BuiltInTok"/>
+        </w:rPr>
+        <w:t xml:space="preserve">Promise</w:t>
+      </w:r>
+      <w:r>
+        <w:rPr>
+          <w:rStyle w:val="NormalTok"/>
+        </w:rPr>
+        <w:t xml:space="preserve">(r</w:t>
+      </w:r>
+      <w:r>
+        <w:rPr>
+          <w:rStyle w:val="KeywordTok"/>
+        </w:rPr>
+        <w:t xml:space="preserve">=&gt;</w:t>
+      </w:r>
+      <w:r>
+        <w:rPr>
+          <w:rStyle w:val="NormalTok"/>
+        </w:rPr>
+        <w:t xml:space="preserve">{</w:t>
+      </w:r>
+      <w:r>
+        <w:rPr>
+          <w:rStyle w:val="KeywordTok"/>
+        </w:rPr>
+        <w:t xml:space="preserve">const</w:t>
+      </w:r>
+      <w:r>
+        <w:rPr>
+          <w:rStyle w:val="NormalTok"/>
+        </w:rPr>
+        <w:t xml:space="preserve"> h</w:t>
+      </w:r>
+      <w:r>
+        <w:rPr>
+          <w:rStyle w:val="OperatorTok"/>
+        </w:rPr>
+        <w:t xml:space="preserve">=</w:t>
+      </w:r>
+      <w:r>
+        <w:rPr>
+          <w:rStyle w:val="NormalTok"/>
+        </w:rPr>
+        <w:t xml:space="preserve">()</w:t>
+      </w:r>
+      <w:r>
+        <w:rPr>
+          <w:rStyle w:val="KeywordTok"/>
+        </w:rPr>
+        <w:t xml:space="preserve">=&gt;</w:t>
+      </w:r>
+      <w:r>
+        <w:rPr>
+          <w:rStyle w:val="NormalTok"/>
+        </w:rPr>
+        <w:t xml:space="preserve">{v</w:t>
+      </w:r>
+      <w:r>
+        <w:rPr>
+          <w:rStyle w:val="OperatorTok"/>
+        </w:rPr>
+        <w:t xml:space="preserve">.</w:t>
+      </w:r>
+      <w:r>
+        <w:rPr>
+          <w:rStyle w:val="FunctionTok"/>
+        </w:rPr>
+        <w:t xml:space="preserve">removeEventListener</w:t>
+      </w:r>
+      <w:r>
+        <w:rPr>
+          <w:rStyle w:val="NormalTok"/>
+        </w:rPr>
+        <w:t xml:space="preserve">(</w:t>
+      </w:r>
+      <w:r>
+        <w:rPr>
+          <w:rStyle w:val="StringTok"/>
+        </w:rPr>
+        <w:t xml:space="preserve">'seeked'</w:t>
+      </w:r>
+      <w:r>
+        <w:rPr>
+          <w:rStyle w:val="OperatorTok"/>
+        </w:rPr>
+        <w:t xml:space="preserve">,</w:t>
+      </w:r>
+      <w:r>
+        <w:rPr>
+          <w:rStyle w:val="NormalTok"/>
+        </w:rPr>
+        <w:t xml:space="preserve">h)</w:t>
+      </w:r>
+      <w:r>
+        <w:rPr>
+          <w:rStyle w:val="OperatorTok"/>
+        </w:rPr>
+        <w:t xml:space="preserve">;</w:t>
+      </w:r>
+      <w:r>
+        <w:rPr>
+          <w:rStyle w:val="FunctionTok"/>
+        </w:rPr>
+        <w:t xml:space="preserve">r</w:t>
+      </w:r>
+      <w:r>
+        <w:rPr>
+          <w:rStyle w:val="NormalTok"/>
+        </w:rPr>
+        <w:t xml:space="preserve">()}</w:t>
+      </w:r>
+      <w:r>
+        <w:rPr>
+          <w:rStyle w:val="OperatorTok"/>
+        </w:rPr>
+        <w:t xml:space="preserve">;</w:t>
+      </w:r>
+      <w:r>
+        <w:rPr>
+          <w:rStyle w:val="NormalTok"/>
+        </w:rPr>
+        <w:t xml:space="preserve"> v</w:t>
+      </w:r>
+      <w:r>
+        <w:rPr>
+          <w:rStyle w:val="OperatorTok"/>
+        </w:rPr>
+        <w:t xml:space="preserve">.</w:t>
+      </w:r>
+      <w:r>
+        <w:rPr>
+          <w:rStyle w:val="FunctionTok"/>
+        </w:rPr>
+        <w:t xml:space="preserve">addEventListener</w:t>
+      </w:r>
+      <w:r>
+        <w:rPr>
+          <w:rStyle w:val="NormalTok"/>
+        </w:rPr>
+        <w:t xml:space="preserve">(</w:t>
+      </w:r>
+      <w:r>
+        <w:rPr>
+          <w:rStyle w:val="StringTok"/>
+        </w:rPr>
+        <w:t xml:space="preserve">'seeked'</w:t>
+      </w:r>
+      <w:r>
+        <w:rPr>
+          <w:rStyle w:val="OperatorTok"/>
+        </w:rPr>
+        <w:t xml:space="preserve">,</w:t>
+      </w:r>
+      <w:r>
+        <w:rPr>
+          <w:rStyle w:val="NormalTok"/>
+        </w:rPr>
+        <w:t xml:space="preserve">h)</w:t>
+      </w:r>
+      <w:r>
+        <w:rPr>
+          <w:rStyle w:val="OperatorTok"/>
+        </w:rPr>
+        <w:t xml:space="preserve">;</w:t>
+      </w:r>
+      <w:r>
+        <w:rPr>
+          <w:rStyle w:val="NormalTok"/>
+        </w:rPr>
+        <w:t xml:space="preserve"> v</w:t>
+      </w:r>
+      <w:r>
+        <w:rPr>
+          <w:rStyle w:val="OperatorTok"/>
+        </w:rPr>
+        <w:t xml:space="preserve">.</w:t>
+      </w:r>
+      <w:r>
+        <w:rPr>
+          <w:rStyle w:val="AttributeTok"/>
+        </w:rPr>
+        <w:t xml:space="preserve">currentTime</w:t>
+      </w:r>
+      <w:r>
+        <w:rPr>
+          <w:rStyle w:val="OperatorTok"/>
+        </w:rPr>
+        <w:t xml:space="preserve">=</w:t>
+      </w:r>
+      <w:r>
+        <w:rPr>
+          <w:rStyle w:val="NormalTok"/>
+        </w:rPr>
+        <w:t xml:space="preserve">t</w:t>
+      </w:r>
+      <w:r>
+        <w:rPr>
+          <w:rStyle w:val="OperatorTok"/>
+        </w:rPr>
+        <w:t xml:space="preserve">;</w:t>
+      </w:r>
+      <w:r>
+        <w:rPr>
+          <w:rStyle w:val="NormalTok"/>
+        </w:rPr>
+        <w:t xml:space="preserve"> </w:t>
+      </w:r>
+      <w:r>
+        <w:rPr>
+          <w:rStyle w:val="PreprocessorTok"/>
+        </w:rPr>
+        <w:t xml:space="preserve">setTimeout</w:t>
+      </w:r>
+      <w:r>
+        <w:rPr>
+          <w:rStyle w:val="NormalTok"/>
+        </w:rPr>
+        <w:t xml:space="preserve">(r</w:t>
+      </w:r>
+      <w:r>
+        <w:rPr>
+          <w:rStyle w:val="OperatorTok"/>
+        </w:rPr>
+        <w:t xml:space="preserve">,</w:t>
+      </w:r>
+      <w:r>
+        <w:rPr>
+          <w:rStyle w:val="DecValTok"/>
+        </w:rPr>
+        <w:t xml:space="preserve">800</w:t>
+      </w:r>
+      <w:r>
+        <w:rPr>
+          <w:rStyle w:val="NormalTok"/>
+        </w:rPr>
+        <w:t xml:space="preserve">)})</w:t>
+      </w:r>
+      <w:r>
+        <w:rPr>
+          <w:rStyle w:val="OperatorTok"/>
+        </w:rPr>
+        <w:t xml:space="preserve">;</w:t>
+      </w:r>
+      <w:r>
+        <w:br/>
+      </w:r>
+      <w:r>
+        <w:rPr>
+          <w:rStyle w:val="NormalTok"/>
+        </w:rPr>
+        <w:t xml:space="preserve">    x</w:t>
+      </w:r>
+      <w:r>
+        <w:rPr>
+          <w:rStyle w:val="OperatorTok"/>
+        </w:rPr>
+        <w:t xml:space="preserve">.</w:t>
+      </w:r>
+      <w:r>
+        <w:rPr>
+          <w:rStyle w:val="FunctionTok"/>
+        </w:rPr>
+        <w:t xml:space="preserve">drawImage</w:t>
+      </w:r>
+      <w:r>
+        <w:rPr>
+          <w:rStyle w:val="NormalTok"/>
+        </w:rPr>
+        <w:t xml:space="preserve">(v</w:t>
+      </w:r>
+      <w:r>
+        <w:rPr>
+          <w:rStyle w:val="OperatorTok"/>
+        </w:rPr>
+        <w:t xml:space="preserve">,</w:t>
+      </w:r>
+      <w:r>
+        <w:rPr>
+          <w:rStyle w:val="DecValTok"/>
+        </w:rPr>
+        <w:t xml:space="preserve">0</w:t>
+      </w:r>
+      <w:r>
+        <w:rPr>
+          <w:rStyle w:val="OperatorTok"/>
+        </w:rPr>
+        <w:t xml:space="preserve">,</w:t>
+      </w:r>
+      <w:r>
+        <w:rPr>
+          <w:rStyle w:val="DecValTok"/>
+        </w:rPr>
+        <w:t xml:space="preserve">0</w:t>
+      </w:r>
+      <w:r>
+        <w:rPr>
+          <w:rStyle w:val="OperatorTok"/>
+        </w:rPr>
+        <w:t xml:space="preserve">,</w:t>
+      </w:r>
+      <w:r>
+        <w:rPr>
+          <w:rStyle w:val="DecValTok"/>
+        </w:rPr>
+        <w:t xml:space="preserve">48</w:t>
+      </w:r>
+      <w:r>
+        <w:rPr>
+          <w:rStyle w:val="OperatorTok"/>
+        </w:rPr>
+        <w:t xml:space="preserve">,</w:t>
+      </w:r>
+      <w:r>
+        <w:rPr>
+          <w:rStyle w:val="DecValTok"/>
+        </w:rPr>
+        <w:t xml:space="preserve">27</w:t>
+      </w:r>
+      <w:r>
+        <w:rPr>
+          <w:rStyle w:val="NormalTok"/>
+        </w:rPr>
+        <w:t xml:space="preserve">)</w:t>
+      </w:r>
+      <w:r>
+        <w:rPr>
+          <w:rStyle w:val="OperatorTok"/>
+        </w:rPr>
+        <w:t xml:space="preserve">;</w:t>
+      </w:r>
+      <w:r>
+        <w:rPr>
+          <w:rStyle w:val="NormalTok"/>
+        </w:rPr>
+        <w:t xml:space="preserve"> </w:t>
+      </w:r>
+      <w:r>
+        <w:rPr>
+          <w:rStyle w:val="KeywordTok"/>
+        </w:rPr>
+        <w:t xml:space="preserve">const</w:t>
+      </w:r>
+      <w:r>
+        <w:rPr>
+          <w:rStyle w:val="NormalTok"/>
+        </w:rPr>
+        <w:t xml:space="preserve"> d</w:t>
+      </w:r>
+      <w:r>
+        <w:rPr>
+          <w:rStyle w:val="OperatorTok"/>
+        </w:rPr>
+        <w:t xml:space="preserve">=</w:t>
+      </w:r>
+      <w:r>
+        <w:rPr>
+          <w:rStyle w:val="NormalTok"/>
+        </w:rPr>
+        <w:t xml:space="preserve">x</w:t>
+      </w:r>
+      <w:r>
+        <w:rPr>
+          <w:rStyle w:val="OperatorTok"/>
+        </w:rPr>
+        <w:t xml:space="preserve">.</w:t>
+      </w:r>
+      <w:r>
+        <w:rPr>
+          <w:rStyle w:val="FunctionTok"/>
+        </w:rPr>
+        <w:t xml:space="preserve">getImageData</w:t>
+      </w:r>
+      <w:r>
+        <w:rPr>
+          <w:rStyle w:val="NormalTok"/>
+        </w:rPr>
+        <w:t xml:space="preserve">(</w:t>
+      </w:r>
+      <w:r>
+        <w:rPr>
+          <w:rStyle w:val="DecValTok"/>
+        </w:rPr>
+        <w:t xml:space="preserve">0</w:t>
+      </w:r>
+      <w:r>
+        <w:rPr>
+          <w:rStyle w:val="OperatorTok"/>
+        </w:rPr>
+        <w:t xml:space="preserve">,</w:t>
+      </w:r>
+      <w:r>
+        <w:rPr>
+          <w:rStyle w:val="DecValTok"/>
+        </w:rPr>
+        <w:t xml:space="preserve">0</w:t>
+      </w:r>
+      <w:r>
+        <w:rPr>
+          <w:rStyle w:val="OperatorTok"/>
+        </w:rPr>
+        <w:t xml:space="preserve">,</w:t>
+      </w:r>
+      <w:r>
+        <w:rPr>
+          <w:rStyle w:val="DecValTok"/>
+        </w:rPr>
+        <w:t xml:space="preserve">48</w:t>
+      </w:r>
+      <w:r>
+        <w:rPr>
+          <w:rStyle w:val="OperatorTok"/>
+        </w:rPr>
+        <w:t xml:space="preserve">,</w:t>
+      </w:r>
+      <w:r>
+        <w:rPr>
+          <w:rStyle w:val="DecValTok"/>
+        </w:rPr>
+        <w:t xml:space="preserve">27</w:t>
+      </w:r>
+      <w:r>
+        <w:rPr>
+          <w:rStyle w:val="NormalTok"/>
+        </w:rPr>
+        <w:t xml:space="preserve">)</w:t>
+      </w:r>
+      <w:r>
+        <w:rPr>
+          <w:rStyle w:val="OperatorTok"/>
+        </w:rPr>
+        <w:t xml:space="preserve">.</w:t>
+      </w:r>
+      <w:r>
+        <w:rPr>
+          <w:rStyle w:val="AttributeTok"/>
+        </w:rPr>
+        <w:t xml:space="preserve">data</w:t>
+      </w:r>
+      <w:r>
+        <w:rPr>
+          <w:rStyle w:val="OperatorTok"/>
+        </w:rPr>
+        <w:t xml:space="preserve">;</w:t>
+      </w:r>
+      <w:r>
+        <w:rPr>
+          <w:rStyle w:val="NormalTok"/>
+        </w:rPr>
+        <w:t xml:space="preserve"> </w:t>
+      </w:r>
+      <w:r>
+        <w:rPr>
+          <w:rStyle w:val="KeywordTok"/>
+        </w:rPr>
+        <w:t xml:space="preserve">const</w:t>
+      </w:r>
+      <w:r>
+        <w:rPr>
+          <w:rStyle w:val="NormalTok"/>
+        </w:rPr>
+        <w:t xml:space="preserve"> g</w:t>
+      </w:r>
+      <w:r>
+        <w:rPr>
+          <w:rStyle w:val="OperatorTok"/>
+        </w:rPr>
+        <w:t xml:space="preserve">=</w:t>
+      </w:r>
+      <w:r>
+        <w:rPr>
+          <w:rStyle w:val="KeywordTok"/>
+        </w:rPr>
+        <w:t xml:space="preserve">new</w:t>
+      </w:r>
+      <w:r>
+        <w:rPr>
+          <w:rStyle w:val="NormalTok"/>
+        </w:rPr>
+        <w:t xml:space="preserve"> </w:t>
+      </w:r>
+      <w:r>
+        <w:rPr>
+          <w:rStyle w:val="BuiltInTok"/>
+        </w:rPr>
+        <w:t xml:space="preserve">Float32Array</w:t>
+      </w:r>
+      <w:r>
+        <w:rPr>
+          <w:rStyle w:val="NormalTok"/>
+        </w:rPr>
+        <w:t xml:space="preserve">(</w:t>
+      </w:r>
+      <w:r>
+        <w:rPr>
+          <w:rStyle w:val="DecValTok"/>
+        </w:rPr>
+        <w:t xml:space="preserve">48</w:t>
+      </w:r>
+      <w:r>
+        <w:rPr>
+          <w:rStyle w:val="OperatorTok"/>
+        </w:rPr>
+        <w:t xml:space="preserve">*</w:t>
+      </w:r>
+      <w:r>
+        <w:rPr>
+          <w:rStyle w:val="DecValTok"/>
+        </w:rPr>
+        <w:t xml:space="preserve">27</w:t>
+      </w:r>
+      <w:r>
+        <w:rPr>
+          <w:rStyle w:val="NormalTok"/>
+        </w:rPr>
+        <w:t xml:space="preserve">)</w:t>
+      </w:r>
+      <w:r>
+        <w:rPr>
+          <w:rStyle w:val="OperatorTok"/>
+        </w:rPr>
+        <w:t xml:space="preserve">;</w:t>
+      </w:r>
+      <w:r>
+        <w:br/>
+      </w:r>
+      <w:r>
+        <w:rPr>
+          <w:rStyle w:val="NormalTok"/>
+        </w:rPr>
+        <w:t xml:space="preserve">    </w:t>
+      </w:r>
+      <w:r>
+        <w:rPr>
+          <w:rStyle w:val="ControlFlowTok"/>
+        </w:rPr>
+        <w:t xml:space="preserve">for</w:t>
+      </w:r>
+      <w:r>
+        <w:rPr>
+          <w:rStyle w:val="NormalTok"/>
+        </w:rPr>
+        <w:t xml:space="preserve">(</w:t>
+      </w:r>
+      <w:r>
+        <w:rPr>
+          <w:rStyle w:val="KeywordTok"/>
+        </w:rPr>
+        <w:t xml:space="preserve">let</w:t>
+      </w:r>
+      <w:r>
+        <w:rPr>
+          <w:rStyle w:val="NormalTok"/>
+        </w:rPr>
+        <w:t xml:space="preserve"> i</w:t>
+      </w:r>
+      <w:r>
+        <w:rPr>
+          <w:rStyle w:val="OperatorTok"/>
+        </w:rPr>
+        <w:t xml:space="preserve">=</w:t>
+      </w:r>
+      <w:r>
+        <w:rPr>
+          <w:rStyle w:val="DecValTok"/>
+        </w:rPr>
+        <w:t xml:space="preserve">0</w:t>
+      </w:r>
+      <w:r>
+        <w:rPr>
+          <w:rStyle w:val="OperatorTok"/>
+        </w:rPr>
+        <w:t xml:space="preserve">;</w:t>
+      </w:r>
+      <w:r>
+        <w:rPr>
+          <w:rStyle w:val="NormalTok"/>
+        </w:rPr>
+        <w:t xml:space="preserve">i</w:t>
+      </w:r>
+      <w:r>
+        <w:rPr>
+          <w:rStyle w:val="OperatorTok"/>
+        </w:rPr>
+        <w:t xml:space="preserve">&lt;</w:t>
+      </w:r>
+      <w:r>
+        <w:rPr>
+          <w:rStyle w:val="NormalTok"/>
+        </w:rPr>
+        <w:t xml:space="preserve">g</w:t>
+      </w:r>
+      <w:r>
+        <w:rPr>
+          <w:rStyle w:val="OperatorTok"/>
+        </w:rPr>
+        <w:t xml:space="preserve">.</w:t>
+      </w:r>
+      <w:r>
+        <w:rPr>
+          <w:rStyle w:val="AttributeTok"/>
+        </w:rPr>
+        <w:t xml:space="preserve">length</w:t>
+      </w:r>
+      <w:r>
+        <w:rPr>
+          <w:rStyle w:val="OperatorTok"/>
+        </w:rPr>
+        <w:t xml:space="preserve">;</w:t>
+      </w:r>
+      <w:r>
+        <w:rPr>
+          <w:rStyle w:val="NormalTok"/>
+        </w:rPr>
+        <w:t xml:space="preserve">i</w:t>
+      </w:r>
+      <w:r>
+        <w:rPr>
+          <w:rStyle w:val="OperatorTok"/>
+        </w:rPr>
+        <w:t xml:space="preserve">++</w:t>
+      </w:r>
+      <w:r>
+        <w:rPr>
+          <w:rStyle w:val="NormalTok"/>
+        </w:rPr>
+        <w:t xml:space="preserve">) g[i]</w:t>
+      </w:r>
+      <w:r>
+        <w:rPr>
+          <w:rStyle w:val="OperatorTok"/>
+        </w:rPr>
+        <w:t xml:space="preserve">=</w:t>
+      </w:r>
+      <w:r>
+        <w:rPr>
+          <w:rStyle w:val="NormalTok"/>
+        </w:rPr>
+        <w:t xml:space="preserve">(d[i</w:t>
+      </w:r>
+      <w:r>
+        <w:rPr>
+          <w:rStyle w:val="OperatorTok"/>
+        </w:rPr>
+        <w:t xml:space="preserve">*</w:t>
+      </w:r>
+      <w:r>
+        <w:rPr>
+          <w:rStyle w:val="DecValTok"/>
+        </w:rPr>
+        <w:t xml:space="preserve">4</w:t>
+      </w:r>
+      <w:r>
+        <w:rPr>
+          <w:rStyle w:val="NormalTok"/>
+        </w:rPr>
+        <w:t xml:space="preserve">]</w:t>
+      </w:r>
+      <w:r>
+        <w:rPr>
+          <w:rStyle w:val="OperatorTok"/>
+        </w:rPr>
+        <w:t xml:space="preserve">+</w:t>
+      </w:r>
+      <w:r>
+        <w:rPr>
+          <w:rStyle w:val="NormalTok"/>
+        </w:rPr>
+        <w:t xml:space="preserve">d[i</w:t>
+      </w:r>
+      <w:r>
+        <w:rPr>
+          <w:rStyle w:val="OperatorTok"/>
+        </w:rPr>
+        <w:t xml:space="preserve">*</w:t>
+      </w:r>
+      <w:r>
+        <w:rPr>
+          <w:rStyle w:val="DecValTok"/>
+        </w:rPr>
+        <w:t xml:space="preserve">4</w:t>
+      </w:r>
+      <w:r>
+        <w:rPr>
+          <w:rStyle w:val="OperatorTok"/>
+        </w:rPr>
+        <w:t xml:space="preserve">+</w:t>
+      </w:r>
+      <w:r>
+        <w:rPr>
+          <w:rStyle w:val="DecValTok"/>
+        </w:rPr>
+        <w:t xml:space="preserve">1</w:t>
+      </w:r>
+      <w:r>
+        <w:rPr>
+          <w:rStyle w:val="NormalTok"/>
+        </w:rPr>
+        <w:t xml:space="preserve">]</w:t>
+      </w:r>
+      <w:r>
+        <w:rPr>
+          <w:rStyle w:val="OperatorTok"/>
+        </w:rPr>
+        <w:t xml:space="preserve">+</w:t>
+      </w:r>
+      <w:r>
+        <w:rPr>
+          <w:rStyle w:val="NormalTok"/>
+        </w:rPr>
+        <w:t xml:space="preserve">d[i</w:t>
+      </w:r>
+      <w:r>
+        <w:rPr>
+          <w:rStyle w:val="OperatorTok"/>
+        </w:rPr>
+        <w:t xml:space="preserve">*</w:t>
+      </w:r>
+      <w:r>
+        <w:rPr>
+          <w:rStyle w:val="DecValTok"/>
+        </w:rPr>
+        <w:t xml:space="preserve">4</w:t>
+      </w:r>
+      <w:r>
+        <w:rPr>
+          <w:rStyle w:val="OperatorTok"/>
+        </w:rPr>
+        <w:t xml:space="preserve">+</w:t>
+      </w:r>
+      <w:r>
+        <w:rPr>
+          <w:rStyle w:val="DecValTok"/>
+        </w:rPr>
+        <w:t xml:space="preserve">2</w:t>
+      </w:r>
+      <w:r>
+        <w:rPr>
+          <w:rStyle w:val="NormalTok"/>
+        </w:rPr>
+        <w:t xml:space="preserve">])</w:t>
+      </w:r>
+      <w:r>
+        <w:rPr>
+          <w:rStyle w:val="OperatorTok"/>
+        </w:rPr>
+        <w:t xml:space="preserve">/</w:t>
+      </w:r>
+      <w:r>
+        <w:rPr>
+          <w:rStyle w:val="DecValTok"/>
+        </w:rPr>
+        <w:t xml:space="preserve">3</w:t>
+      </w:r>
+      <w:r>
+        <w:rPr>
+          <w:rStyle w:val="OperatorTok"/>
+        </w:rPr>
+        <w:t xml:space="preserve">;</w:t>
+      </w:r>
+      <w:r>
+        <w:br/>
+      </w:r>
+      <w:r>
+        <w:rPr>
+          <w:rStyle w:val="NormalTok"/>
+        </w:rPr>
+        <w:t xml:space="preserve">    </w:t>
+      </w:r>
+      <w:r>
+        <w:rPr>
+          <w:rStyle w:val="ControlFlowTok"/>
+        </w:rPr>
+        <w:t xml:space="preserve">if</w:t>
+      </w:r>
+      <w:r>
+        <w:rPr>
+          <w:rStyle w:val="NormalTok"/>
+        </w:rPr>
+        <w:t xml:space="preserve">(prev){</w:t>
+      </w:r>
+      <w:r>
+        <w:rPr>
+          <w:rStyle w:val="KeywordTok"/>
+        </w:rPr>
+        <w:t xml:space="preserve">let</w:t>
+      </w:r>
+      <w:r>
+        <w:rPr>
+          <w:rStyle w:val="NormalTok"/>
+        </w:rPr>
+        <w:t xml:space="preserve"> s</w:t>
+      </w:r>
+      <w:r>
+        <w:rPr>
+          <w:rStyle w:val="OperatorTok"/>
+        </w:rPr>
+        <w:t xml:space="preserve">=</w:t>
+      </w:r>
+      <w:r>
+        <w:rPr>
+          <w:rStyle w:val="DecValTok"/>
+        </w:rPr>
+        <w:t xml:space="preserve">0</w:t>
+      </w:r>
+      <w:r>
+        <w:rPr>
+          <w:rStyle w:val="OperatorTok"/>
+        </w:rPr>
+        <w:t xml:space="preserve">;</w:t>
+      </w:r>
+      <w:r>
+        <w:rPr>
+          <w:rStyle w:val="NormalTok"/>
+        </w:rPr>
+        <w:t xml:space="preserve"> </w:t>
+      </w:r>
+      <w:r>
+        <w:rPr>
+          <w:rStyle w:val="ControlFlowTok"/>
+        </w:rPr>
+        <w:t xml:space="preserve">for</w:t>
+      </w:r>
+      <w:r>
+        <w:rPr>
+          <w:rStyle w:val="NormalTok"/>
+        </w:rPr>
+        <w:t xml:space="preserve">(</w:t>
+      </w:r>
+      <w:r>
+        <w:rPr>
+          <w:rStyle w:val="KeywordTok"/>
+        </w:rPr>
+        <w:t xml:space="preserve">let</w:t>
+      </w:r>
+      <w:r>
+        <w:rPr>
+          <w:rStyle w:val="NormalTok"/>
+        </w:rPr>
+        <w:t xml:space="preserve"> i</w:t>
+      </w:r>
+      <w:r>
+        <w:rPr>
+          <w:rStyle w:val="OperatorTok"/>
+        </w:rPr>
+        <w:t xml:space="preserve">=</w:t>
+      </w:r>
+      <w:r>
+        <w:rPr>
+          <w:rStyle w:val="DecValTok"/>
+        </w:rPr>
+        <w:t xml:space="preserve">0</w:t>
+      </w:r>
+      <w:r>
+        <w:rPr>
+          <w:rStyle w:val="OperatorTok"/>
+        </w:rPr>
+        <w:t xml:space="preserve">;</w:t>
+      </w:r>
+      <w:r>
+        <w:rPr>
+          <w:rStyle w:val="NormalTok"/>
+        </w:rPr>
+        <w:t xml:space="preserve">i</w:t>
+      </w:r>
+      <w:r>
+        <w:rPr>
+          <w:rStyle w:val="OperatorTok"/>
+        </w:rPr>
+        <w:t xml:space="preserve">&lt;</w:t>
+      </w:r>
+      <w:r>
+        <w:rPr>
+          <w:rStyle w:val="NormalTok"/>
+        </w:rPr>
+        <w:t xml:space="preserve">g</w:t>
+      </w:r>
+      <w:r>
+        <w:rPr>
+          <w:rStyle w:val="OperatorTok"/>
+        </w:rPr>
+        <w:t xml:space="preserve">.</w:t>
+      </w:r>
+      <w:r>
+        <w:rPr>
+          <w:rStyle w:val="AttributeTok"/>
+        </w:rPr>
+        <w:t xml:space="preserve">length</w:t>
+      </w:r>
+      <w:r>
+        <w:rPr>
+          <w:rStyle w:val="OperatorTok"/>
+        </w:rPr>
+        <w:t xml:space="preserve">;</w:t>
+      </w:r>
+      <w:r>
+        <w:rPr>
+          <w:rStyle w:val="NormalTok"/>
+        </w:rPr>
+        <w:t xml:space="preserve">i</w:t>
+      </w:r>
+      <w:r>
+        <w:rPr>
+          <w:rStyle w:val="OperatorTok"/>
+        </w:rPr>
+        <w:t xml:space="preserve">++</w:t>
+      </w:r>
+      <w:r>
+        <w:rPr>
+          <w:rStyle w:val="NormalTok"/>
+        </w:rPr>
+        <w:t xml:space="preserve">) s</w:t>
+      </w:r>
+      <w:r>
+        <w:rPr>
+          <w:rStyle w:val="OperatorTok"/>
+        </w:rPr>
+        <w:t xml:space="preserve">+=</w:t>
+      </w:r>
+      <w:r>
+        <w:rPr>
+          <w:rStyle w:val="BuiltInTok"/>
+        </w:rPr>
+        <w:t xml:space="preserve">Math</w:t>
+      </w:r>
+      <w:r>
+        <w:rPr>
+          <w:rStyle w:val="OperatorTok"/>
+        </w:rPr>
+        <w:t xml:space="preserve">.</w:t>
+      </w:r>
+      <w:r>
+        <w:rPr>
+          <w:rStyle w:val="FunctionTok"/>
+        </w:rPr>
+        <w:t xml:space="preserve">abs</w:t>
+      </w:r>
+      <w:r>
+        <w:rPr>
+          <w:rStyle w:val="NormalTok"/>
+        </w:rPr>
+        <w:t xml:space="preserve">(g[i]</w:t>
+      </w:r>
+      <w:r>
+        <w:rPr>
+          <w:rStyle w:val="OperatorTok"/>
+        </w:rPr>
+        <w:t xml:space="preserve">-</w:t>
+      </w:r>
+      <w:r>
+        <w:rPr>
+          <w:rStyle w:val="NormalTok"/>
+        </w:rPr>
+        <w:t xml:space="preserve">prev[i])</w:t>
+      </w:r>
+      <w:r>
+        <w:rPr>
+          <w:rStyle w:val="OperatorTok"/>
+        </w:rPr>
+        <w:t xml:space="preserve">;</w:t>
+      </w:r>
+      <w:r>
+        <w:rPr>
+          <w:rStyle w:val="NormalTok"/>
+        </w:rPr>
+        <w:t xml:space="preserve"> </w:t>
+      </w:r>
+      <w:r>
+        <w:rPr>
+          <w:rStyle w:val="BuiltInTok"/>
+        </w:rPr>
+        <w:t xml:space="preserve">window</w:t>
+      </w:r>
+      <w:r>
+        <w:rPr>
+          <w:rStyle w:val="OperatorTok"/>
+        </w:rPr>
+        <w:t xml:space="preserve">.</w:t>
+      </w:r>
+      <w:r>
+        <w:rPr>
+          <w:rStyle w:val="AttributeTok"/>
+        </w:rPr>
+        <w:t xml:space="preserve">__diffs</w:t>
+      </w:r>
+      <w:r>
+        <w:rPr>
+          <w:rStyle w:val="OperatorTok"/>
+        </w:rPr>
+        <w:t xml:space="preserve">.</w:t>
+      </w:r>
+      <w:r>
+        <w:rPr>
+          <w:rStyle w:val="FunctionTok"/>
+        </w:rPr>
+        <w:t xml:space="preserve">push</w:t>
+      </w:r>
+      <w:r>
+        <w:rPr>
+          <w:rStyle w:val="NormalTok"/>
+        </w:rPr>
+        <w:t xml:space="preserve">([</w:t>
+      </w:r>
+      <w:r>
+        <w:rPr>
+          <w:rStyle w:val="OperatorTok"/>
+        </w:rPr>
+        <w:t xml:space="preserve">+</w:t>
+      </w:r>
+      <w:r>
+        <w:rPr>
+          <w:rStyle w:val="NormalTok"/>
+        </w:rPr>
+        <w:t xml:space="preserve">t</w:t>
+      </w:r>
+      <w:r>
+        <w:rPr>
+          <w:rStyle w:val="OperatorTok"/>
+        </w:rPr>
+        <w:t xml:space="preserve">.</w:t>
+      </w:r>
+      <w:r>
+        <w:rPr>
+          <w:rStyle w:val="FunctionTok"/>
+        </w:rPr>
+        <w:t xml:space="preserve">toFixed</w:t>
+      </w:r>
+      <w:r>
+        <w:rPr>
+          <w:rStyle w:val="NormalTok"/>
+        </w:rPr>
+        <w:t xml:space="preserve">(</w:t>
+      </w:r>
+      <w:r>
+        <w:rPr>
+          <w:rStyle w:val="DecValTok"/>
+        </w:rPr>
+        <w:t xml:space="preserve">2</w:t>
+      </w:r>
+      <w:r>
+        <w:rPr>
+          <w:rStyle w:val="NormalTok"/>
+        </w:rPr>
+        <w:t xml:space="preserve">)</w:t>
+      </w:r>
+      <w:r>
+        <w:rPr>
+          <w:rStyle w:val="OperatorTok"/>
+        </w:rPr>
+        <w:t xml:space="preserve">,</w:t>
+      </w:r>
+      <w:r>
+        <w:rPr>
+          <w:rStyle w:val="NormalTok"/>
+        </w:rPr>
+        <w:t xml:space="preserve"> </w:t>
+      </w:r>
+      <w:r>
+        <w:rPr>
+          <w:rStyle w:val="OperatorTok"/>
+        </w:rPr>
+        <w:t xml:space="preserve">+</w:t>
+      </w:r>
+      <w:r>
+        <w:rPr>
+          <w:rStyle w:val="NormalTok"/>
+        </w:rPr>
+        <w:t xml:space="preserve">(s</w:t>
+      </w:r>
+      <w:r>
+        <w:rPr>
+          <w:rStyle w:val="OperatorTok"/>
+        </w:rPr>
+        <w:t xml:space="preserve">/</w:t>
+      </w:r>
+      <w:r>
+        <w:rPr>
+          <w:rStyle w:val="NormalTok"/>
+        </w:rPr>
+        <w:t xml:space="preserve">g</w:t>
+      </w:r>
+      <w:r>
+        <w:rPr>
+          <w:rStyle w:val="OperatorTok"/>
+        </w:rPr>
+        <w:t xml:space="preserve">.</w:t>
+      </w:r>
+      <w:r>
+        <w:rPr>
+          <w:rStyle w:val="AttributeTok"/>
+        </w:rPr>
+        <w:t xml:space="preserve">length</w:t>
+      </w:r>
+      <w:r>
+        <w:rPr>
+          <w:rStyle w:val="NormalTok"/>
+        </w:rPr>
+        <w:t xml:space="preserve">)</w:t>
+      </w:r>
+      <w:r>
+        <w:rPr>
+          <w:rStyle w:val="OperatorTok"/>
+        </w:rPr>
+        <w:t xml:space="preserve">.</w:t>
+      </w:r>
+      <w:r>
+        <w:rPr>
+          <w:rStyle w:val="FunctionTok"/>
+        </w:rPr>
+        <w:t xml:space="preserve">toFixed</w:t>
+      </w:r>
+      <w:r>
+        <w:rPr>
+          <w:rStyle w:val="NormalTok"/>
+        </w:rPr>
+        <w:t xml:space="preserve">(</w:t>
+      </w:r>
+      <w:r>
+        <w:rPr>
+          <w:rStyle w:val="DecValTok"/>
+        </w:rPr>
+        <w:t xml:space="preserve">1</w:t>
+      </w:r>
+      <w:r>
+        <w:rPr>
+          <w:rStyle w:val="NormalTok"/>
+        </w:rPr>
+        <w:t xml:space="preserve">)])</w:t>
+      </w:r>
+      <w:r>
+        <w:rPr>
+          <w:rStyle w:val="OperatorTok"/>
+        </w:rPr>
+        <w:t xml:space="preserve">;</w:t>
+      </w:r>
+      <w:r>
+        <w:rPr>
+          <w:rStyle w:val="NormalTok"/>
+        </w:rPr>
+        <w:t xml:space="preserve">}</w:t>
+      </w:r>
+      <w:r>
+        <w:br/>
+      </w:r>
+      <w:r>
+        <w:rPr>
+          <w:rStyle w:val="NormalTok"/>
+        </w:rPr>
+        <w:t xml:space="preserve">    prev</w:t>
+      </w:r>
+      <w:r>
+        <w:rPr>
+          <w:rStyle w:val="OperatorTok"/>
+        </w:rPr>
+        <w:t xml:space="preserve">=</w:t>
+      </w:r>
+      <w:r>
+        <w:rPr>
+          <w:rStyle w:val="NormalTok"/>
+        </w:rPr>
+        <w:t xml:space="preserve">g</w:t>
+      </w:r>
+      <w:r>
+        <w:rPr>
+          <w:rStyle w:val="OperatorTok"/>
+        </w:rPr>
+        <w:t xml:space="preserve">;</w:t>
+      </w:r>
+      <w:r>
+        <w:br/>
+      </w:r>
+      <w:r>
+        <w:rPr>
+          <w:rStyle w:val="NormalTok"/>
+        </w:rPr>
+        <w:t xml:space="preserve">  }</w:t>
+      </w:r>
+      <w:r>
+        <w:br/>
+      </w:r>
+      <w:r>
+        <w:rPr>
+          <w:rStyle w:val="NormalTok"/>
+        </w:rPr>
+        <w:t xml:space="preserve">  </w:t>
+      </w:r>
+      <w:r>
+        <w:rPr>
+          <w:rStyle w:val="BuiltInTok"/>
+        </w:rPr>
+        <w:t xml:space="preserve">window</w:t>
+      </w:r>
+      <w:r>
+        <w:rPr>
+          <w:rStyle w:val="OperatorTok"/>
+        </w:rPr>
+        <w:t xml:space="preserve">.</w:t>
+      </w:r>
+      <w:r>
+        <w:rPr>
+          <w:rStyle w:val="AttributeTok"/>
+        </w:rPr>
+        <w:t xml:space="preserve">__prev</w:t>
+      </w:r>
+      <w:r>
+        <w:rPr>
+          <w:rStyle w:val="OperatorTok"/>
+        </w:rPr>
+        <w:t xml:space="preserve">=</w:t>
+      </w:r>
+      <w:r>
+        <w:rPr>
+          <w:rStyle w:val="NormalTok"/>
+        </w:rPr>
+        <w:t xml:space="preserve">prev</w:t>
+      </w:r>
+      <w:r>
+        <w:rPr>
+          <w:rStyle w:val="OperatorTok"/>
+        </w:rPr>
+        <w:t xml:space="preserve">;</w:t>
+      </w:r>
+      <w:r>
+        <w:rPr>
+          <w:rStyle w:val="NormalTok"/>
+        </w:rPr>
+        <w:t xml:space="preserve"> </w:t>
+      </w:r>
+      <w:r>
+        <w:rPr>
+          <w:rStyle w:val="ControlFlowTok"/>
+        </w:rPr>
+        <w:t xml:space="preserve">return</w:t>
+      </w:r>
+      <w:r>
+        <w:rPr>
+          <w:rStyle w:val="NormalTok"/>
+        </w:rPr>
+        <w:t xml:space="preserve"> </w:t>
+      </w:r>
+      <w:r>
+        <w:rPr>
+          <w:rStyle w:val="BuiltInTok"/>
+        </w:rPr>
+        <w:t xml:space="preserve">window</w:t>
+      </w:r>
+      <w:r>
+        <w:rPr>
+          <w:rStyle w:val="OperatorTok"/>
+        </w:rPr>
+        <w:t xml:space="preserve">.</w:t>
+      </w:r>
+      <w:r>
+        <w:rPr>
+          <w:rStyle w:val="AttributeTok"/>
+        </w:rPr>
+        <w:t xml:space="preserve">__diffs</w:t>
+      </w:r>
+      <w:r>
+        <w:rPr>
+          <w:rStyle w:val="OperatorTok"/>
+        </w:rPr>
+        <w:t xml:space="preserve">.</w:t>
+      </w:r>
+      <w:r>
+        <w:rPr>
+          <w:rStyle w:val="AttributeTok"/>
+        </w:rPr>
+        <w:t xml:space="preserve">length</w:t>
+      </w:r>
+      <w:r>
+        <w:rPr>
+          <w:rStyle w:val="OperatorTok"/>
+        </w:rPr>
+        <w:t xml:space="preserve">;</w:t>
+      </w:r>
+      <w:r>
+        <w:br/>
+      </w:r>
+      <w:r>
+        <w:rPr>
+          <w:rStyle w:val="NormalTok"/>
+        </w:rPr>
+        <w:t xml:space="preserve">}</w:t>
+      </w:r>
+      <w:r>
+        <w:rPr>
+          <w:rStyle w:val="OperatorTok"/>
+        </w:rPr>
+        <w:t xml:space="preserve">;</w:t>
+      </w:r>
+      <w:r>
+        <w:br/>
+      </w:r>
+      <w:r>
+        <w:rPr>
+          <w:rStyle w:val="CommentTok"/>
+        </w:rPr>
+        <w:t xml:space="preserve">// gọi: window.__diffs=[]; window.__prev=null; await __scan(0,20,0.2); await __scan(20,40,0.2); ...</w:t>
+      </w:r>
+      <w:r>
+        <w:br/>
+      </w:r>
+      <w:r>
+        <w:rPr>
+          <w:rStyle w:val="CommentTok"/>
+        </w:rPr>
+        <w:t xml:space="preserve">// điểm cắt: diff &gt; max(18, 4 × trung vị), bỏ các điểm liền kề</w:t>
+      </w:r>
+    </w:p>
+    <w:p>
+      <w:pPr>
+        <w:pStyle w:val="Compact"/>
+        <w:numPr>
+          <w:ilvl w:val="0"/>
+          <w:numId w:val="1017"/>
+        </w:numPr>
+      </w:pPr>
+      <w:r>
+        <w:t xml:space="preserve">Kết quả mẫu: Kenta’s Obsession 75,7s, ~42 điểm cắt (1,6 · 4 · 6,2 · 7,4 · 9,8 · 11,2 · 11,6 · 13,6 · 14,2 · 15,6 · 18,4 · 21,2 · 22,2 · 24 · 24,6 · 25,4 · 25,8 · 26,2 · 27,6 · 28,2 · 29,2 · 30,4 · 31 · 32,2 · 34,8 · 35,8 · 37,8 · 39,8 · 40,6 · 41,6 · 42,6 · 43,6 · 44,8 · 46,8 · 51,8 · 56 · 60,2 · 61,4 · 64 · 66 · 70,2 · 73,6s); phong cách anime, xen toàn–trung–cận–cận đặc tả–chèn hiệu ứng, logo cuối. Video nội bộ Kenta OB55 (ffmpeg</w:t>
+      </w:r>
+      <w:r>
+        <w:t xml:space="preserve"> </w:t>
+      </w:r>
+      <w:r>
+        <w:rPr>
+          <w:rStyle w:val="VerbatimChar"/>
+        </w:rPr>
+        <w:t xml:space="preserve">select='gt(scene,0.30)'</w:t>
+      </w:r>
+      <w:r>
+        <w:t xml:space="preserve">): 38,8s, ~12 shot, mở bằng nhân vật tạo dáng + tiêu đề, thân là gameplay góc thứ ba sau lưng + chữ chương, kết bằng câu kêu gọi.</w:t>
+      </w:r>
+    </w:p>
+    <w:p>
+      <w:pPr>
+        <w:pStyle w:val="Compact"/>
+        <w:numPr>
+          <w:ilvl w:val="0"/>
+          <w:numId w:val="1017"/>
+        </w:numPr>
+      </w:pPr>
+      <w:r>
+        <w:t xml:space="preserve">Xem khung hình: vẽ khung giữa mỗi shot vào một canvas lớn, gắn thành</w:t>
+      </w:r>
+      <w:r>
+        <w:t xml:space="preserve"> </w:t>
+      </w:r>
+      <w:r>
+        <w:rPr>
+          <w:rStyle w:val="VerbatimChar"/>
+        </w:rPr>
+        <w:t xml:space="preserve">&lt;img&gt;</w:t>
+      </w:r>
+      <w:r>
+        <w:t xml:space="preserve"> </w:t>
+      </w:r>
+      <w:r>
+        <w:t xml:space="preserve">phủ lên trang rồi chụp màn hình (kết quả</w:t>
+      </w:r>
+      <w:r>
+        <w:t xml:space="preserve"> </w:t>
+      </w:r>
+      <w:r>
+        <w:rPr>
+          <w:rStyle w:val="VerbatimChar"/>
+        </w:rPr>
+        <w:t xml:space="preserve">toDataURL</w:t>
+      </w:r>
+      <w:r>
+        <w:t xml:space="preserve"> </w:t>
+      </w:r>
+      <w:r>
+        <w:t xml:space="preserve">quá lớn để trả về trực tiếp; chia bảng thành từng phần nếu cần xem rõ).</w:t>
+      </w:r>
+    </w:p>
+    <w:p>
+      <w:pPr>
+        <w:pStyle w:val="Compact"/>
+        <w:numPr>
+          <w:ilvl w:val="0"/>
+          <w:numId w:val="1017"/>
+        </w:numPr>
+      </w:pPr>
+      <w:r>
+        <w:t xml:space="preserve">Chỉ lưu dữ liệu chữ (mốc cắt, nhãn, thống kê) vào repo; không lưu hình của video.</w:t>
+      </w:r>
+    </w:p>
+    <w:bookmarkEnd w:id="27"/>
+    <w:bookmarkStart w:id="28" w:name="bài-học-kỹ-thuật-tránh-lặp-lỗi"/>
+    <w:p>
+      <w:pPr>
+        <w:pStyle w:val="Heading3"/>
+      </w:pPr>
+      <w:r>
+        <w:t xml:space="preserve">Bài học kỹ thuật (tránh lặp lỗi)</w:t>
+      </w:r>
+    </w:p>
+    <w:p>
+      <w:pPr>
+        <w:pStyle w:val="Compact"/>
+        <w:numPr>
+          <w:ilvl w:val="0"/>
+          <w:numId w:val="1018"/>
+        </w:numPr>
+      </w:pPr>
+      <w:r>
+        <w:t xml:space="preserve">Heredoc bash chứa tiếng Việt / ký tự thoát dễ hỏng file → dùng Write/Edit tool hoặc script Python trong scratchpad.</w:t>
+      </w:r>
+    </w:p>
+    <w:p>
+      <w:pPr>
+        <w:pStyle w:val="Compact"/>
+        <w:numPr>
+          <w:ilvl w:val="0"/>
+          <w:numId w:val="1018"/>
+        </w:numPr>
+      </w:pPr>
+      <w:r>
+        <w:t xml:space="preserve">Streamlit không tự nạp lại module</w:t>
+      </w:r>
+      <w:r>
+        <w:t xml:space="preserve"> </w:t>
+      </w:r>
+      <w:r>
+        <w:rPr>
+          <w:rStyle w:val="VerbatimChar"/>
+        </w:rPr>
+        <w:t xml:space="preserve">core/</w:t>
+      </w:r>
+      <w:r>
+        <w:t xml:space="preserve">,</w:t>
+      </w:r>
+      <w:r>
+        <w:t xml:space="preserve"> </w:t>
+      </w:r>
+      <w:r>
+        <w:rPr>
+          <w:rStyle w:val="VerbatimChar"/>
+        </w:rPr>
+        <w:t xml:space="preserve">dashboard/steps/</w:t>
+      </w:r>
+      <w:r>
+        <w:t xml:space="preserve"> </w:t>
+      </w:r>
+      <w:r>
+        <w:t xml:space="preserve">khi sửa → khởi động lại server để thử.</w:t>
+      </w:r>
+    </w:p>
+    <w:p>
+      <w:pPr>
+        <w:pStyle w:val="Compact"/>
+        <w:numPr>
+          <w:ilvl w:val="0"/>
+          <w:numId w:val="1018"/>
+        </w:numPr>
+      </w:pPr>
+      <w:r>
+        <w:t xml:space="preserve">Widget Streamlit có</w:t>
+      </w:r>
+      <w:r>
+        <w:t xml:space="preserve"> </w:t>
+      </w:r>
+      <w:r>
+        <w:rPr>
+          <w:rStyle w:val="VerbatimChar"/>
+        </w:rPr>
+        <w:t xml:space="preserve">key</w:t>
+      </w:r>
+      <w:r>
+        <w:t xml:space="preserve"> </w:t>
+      </w:r>
+      <w:r>
+        <w:t xml:space="preserve">giữ giá trị cũ khi dữ liệu đổi ở nơi khác → key phải gắn theo giá trị trong dữ liệu (đã sửa ở bảng trộn âm Bước 5) hoặc xóa state sau khi đổi.</w:t>
+      </w:r>
+    </w:p>
+    <w:p>
+      <w:pPr>
+        <w:pStyle w:val="Compact"/>
+        <w:numPr>
+          <w:ilvl w:val="0"/>
+          <w:numId w:val="1018"/>
+        </w:numPr>
+      </w:pPr>
+      <w:r>
+        <w:t xml:space="preserve">Thanh bước là</w:t>
+      </w:r>
+      <w:r>
+        <w:t xml:space="preserve"> </w:t>
+      </w:r>
+      <w:r>
+        <w:rPr>
+          <w:rStyle w:val="VerbatimChar"/>
+        </w:rPr>
+        <w:t xml:space="preserve">st.radio</w:t>
+      </w:r>
+      <w:r>
+        <w:t xml:space="preserve"> </w:t>
+      </w:r>
+      <w:r>
+        <w:t xml:space="preserve">có nhãn động → phải gán lại</w:t>
+      </w:r>
+      <w:r>
+        <w:t xml:space="preserve"> </w:t>
+      </w:r>
+      <w:r>
+        <w:rPr>
+          <w:rStyle w:val="VerbatimChar"/>
+        </w:rPr>
+        <w:t xml:space="preserve">st.session_state["step"]</w:t>
+      </w:r>
+      <w:r>
+        <w:t xml:space="preserve"> </w:t>
+      </w:r>
+      <w:r>
+        <w:t xml:space="preserve">trước khi vẽ (đã sửa trong</w:t>
+      </w:r>
+      <w:r>
+        <w:t xml:space="preserve"> </w:t>
+      </w:r>
+      <w:r>
+        <w:rPr>
+          <w:rStyle w:val="VerbatimChar"/>
+        </w:rPr>
+        <w:t xml:space="preserve">dashboard/app.py</w:t>
+      </w:r>
+      <w:r>
+        <w:t xml:space="preserve">).</w:t>
+      </w:r>
+    </w:p>
+    <w:p>
+      <w:pPr>
+        <w:pStyle w:val="Compact"/>
+        <w:numPr>
+          <w:ilvl w:val="0"/>
+          <w:numId w:val="1018"/>
+        </w:numPr>
+      </w:pPr>
+      <w:r>
+        <w:t xml:space="preserve">Callback nút (</w:t>
+      </w:r>
+      <w:r>
+        <w:rPr>
+          <w:rStyle w:val="VerbatimChar"/>
+        </w:rPr>
+        <w:t xml:space="preserve">on_click</w:t>
+      </w:r>
+      <w:r>
+        <w:t xml:space="preserve">) chạy ở luồng khác → mở kết nối SQLite mới trong callback.</w:t>
+      </w:r>
+    </w:p>
+    <w:p>
+      <w:pPr>
+        <w:pStyle w:val="Compact"/>
+        <w:numPr>
+          <w:ilvl w:val="0"/>
+          <w:numId w:val="1018"/>
+        </w:numPr>
+      </w:pPr>
+      <w:r>
         <w:rPr>
           <w:rStyle w:val="VerbatimChar"/>
         </w:rPr>
@@ -7001,9 +9123,9 @@
         <w:t xml:space="preserve">.</w:t>
       </w:r>
     </w:p>
-    <w:bookmarkEnd w:id="24"/>
-    <w:bookmarkEnd w:id="25"/>
-    <w:bookmarkEnd w:id="26"/>
+    <w:bookmarkEnd w:id="28"/>
+    <w:bookmarkEnd w:id="29"/>
+    <w:bookmarkEnd w:id="30"/>
     <w:sectPr>
       <w:footnotePr>
         <w:numRestart w:val="eachSect"/>
@@ -7351,6 +9473,12 @@
     </w:lvlOverride>
   </w:num>
   <w:num w:numId="1007">
+    <w:abstractNumId w:val="991"/>
+  </w:num>
+  <w:num w:numId="1008">
+    <w:abstractNumId w:val="991"/>
+  </w:num>
+  <w:num w:numId="1009">
     <w:abstractNumId w:val="99411"/>
     <w:lvlOverride w:ilvl="0">
       <w:startOverride w:val="1"/>
@@ -7380,12 +9508,6 @@
       <w:startOverride w:val="1"/>
     </w:lvlOverride>
   </w:num>
-  <w:num w:numId="1008">
-    <w:abstractNumId w:val="991"/>
-  </w:num>
-  <w:num w:numId="1009">
-    <w:abstractNumId w:val="991"/>
-  </w:num>
   <w:num w:numId="1010">
     <w:abstractNumId w:val="991"/>
   </w:num>
@@ -7393,9 +9515,51 @@
     <w:abstractNumId w:val="991"/>
   </w:num>
   <w:num w:numId="1012">
+    <w:abstractNumId w:val="99411"/>
+    <w:lvlOverride w:ilvl="0">
+      <w:startOverride w:val="1"/>
+    </w:lvlOverride>
+    <w:lvlOverride w:ilvl="1">
+      <w:startOverride w:val="1"/>
+    </w:lvlOverride>
+    <w:lvlOverride w:ilvl="2">
+      <w:startOverride w:val="1"/>
+    </w:lvlOverride>
+    <w:lvlOverride w:ilvl="3">
+      <w:startOverride w:val="1"/>
+    </w:lvlOverride>
+    <w:lvlOverride w:ilvl="4">
+      <w:startOverride w:val="1"/>
+    </w:lvlOverride>
+    <w:lvlOverride w:ilvl="5">
+      <w:startOverride w:val="1"/>
+    </w:lvlOverride>
+    <w:lvlOverride w:ilvl="6">
+      <w:startOverride w:val="1"/>
+    </w:lvlOverride>
+    <w:lvlOverride w:ilvl="7">
+      <w:startOverride w:val="1"/>
+    </w:lvlOverride>
+    <w:lvlOverride w:ilvl="8">
+      <w:startOverride w:val="1"/>
+    </w:lvlOverride>
+  </w:num>
+  <w:num w:numId="1013">
     <w:abstractNumId w:val="991"/>
   </w:num>
-  <w:num w:numId="1013">
+  <w:num w:numId="1014">
+    <w:abstractNumId w:val="991"/>
+  </w:num>
+  <w:num w:numId="1015">
+    <w:abstractNumId w:val="991"/>
+  </w:num>
+  <w:num w:numId="1016">
+    <w:abstractNumId w:val="991"/>
+  </w:num>
+  <w:num w:numId="1017">
+    <w:abstractNumId w:val="991"/>
+  </w:num>
+  <w:num w:numId="1018">
     <w:abstractNumId w:val="991"/>
   </w:num>
 </w:numbering>

--- a/docs/KE_HOACH_V3_CHINH_THUC.docx
+++ b/docs/KE_HOACH_V3_CHINH_THUC.docx
@@ -2,7 +2,7 @@
 <file path=word/document.xml><?xml version="1.0" encoding="utf-8"?>
 <w:document xmlns:w="http://schemas.openxmlformats.org/wordprocessingml/2006/main" xmlns:m="http://schemas.openxmlformats.org/officeDocument/2006/math" xmlns:r="http://schemas.openxmlformats.org/officeDocument/2006/relationships" xmlns:o="urn:schemas-microsoft-com:office:office" xmlns:v="urn:schemas-microsoft-com:vml" xmlns:w10="urn:schemas-microsoft-com:office:word" xmlns:a="http://schemas.openxmlformats.org/drawingml/2006/main" xmlns:pic="http://schemas.openxmlformats.org/drawingml/2006/picture" xmlns:wp="http://schemas.openxmlformats.org/drawingml/2006/wordprocessingDrawing">
   <w:body>
-    <w:bookmarkStart w:id="30" w:name="Xf591083e63529cee6e3df27d0737062e7768a88"/>
+    <w:bookmarkStart w:id="32" w:name="Xf591083e63529cee6e3df27d0737062e7768a88"/>
     <w:p>
       <w:pPr>
         <w:pStyle w:val="Heading1"/>
@@ -3686,7 +3686,7 @@
       </w:r>
     </w:p>
     <w:bookmarkEnd w:id="18"/>
-    <w:bookmarkStart w:id="22" w:name="Xd3e174a69b9a66d038c9d75605c63b17407e4a7"/>
+    <w:bookmarkStart w:id="24" w:name="Xd3e174a69b9a66d038c9d75605c63b17407e4a7"/>
     <w:p>
       <w:pPr>
         <w:pStyle w:val="Heading2"/>
@@ -3780,7 +3780,13 @@
                 <w:b/>
                 <w:bCs/>
               </w:rPr>
-              <w:t xml:space="preserve">Đang làm (~50%)</w:t>
+              <w:t xml:space="preserve">Xong phần cần cho GĐ2</w:t>
+            </w:r>
+            <w:r>
+              <w:t xml:space="preserve"> </w:t>
+            </w:r>
+            <w:r>
+              <w:t xml:space="preserve">(2026-09-24)</w:t>
             </w:r>
           </w:p>
         </w:tc>
@@ -3791,7 +3797,50 @@
               <w:pStyle w:val="Compact"/>
             </w:pPr>
             <w:r>
-              <w:t xml:space="preserve">Công cụ xong; 19/≥36 video đã phân tích; chưa viết file phong cách</w:t>
+              <w:t xml:space="preserve">19 video / 519 shot; 6 file phong cách +</w:t>
+            </w:r>
+            <w:r>
+              <w:t xml:space="preserve"> </w:t>
+            </w:r>
+            <w:r>
+              <w:rPr>
+                <w:rStyle w:val="VerbatimChar"/>
+              </w:rPr>
+              <w:t xml:space="preserve">ff_directing.md</w:t>
+            </w:r>
+            <w:r>
+              <w:t xml:space="preserve"> </w:t>
+            </w:r>
+            <w:r>
+              <w:t xml:space="preserve">+</w:t>
+            </w:r>
+            <w:r>
+              <w:t xml:space="preserve"> </w:t>
+            </w:r>
+            <w:r>
+              <w:rPr>
+                <w:rStyle w:val="VerbatimChar"/>
+              </w:rPr>
+              <w:t xml:space="preserve">docs/FF_STYLE_RESEARCH.md</w:t>
+            </w:r>
+            <w:r>
+              <w:t xml:space="preserve">; test.</w:t>
+            </w:r>
+            <w:r>
+              <w:t xml:space="preserve"> </w:t>
+            </w:r>
+            <w:r>
+              <w:rPr>
+                <w:b/>
+                <w:bCs/>
+              </w:rPr>
+              <w:t xml:space="preserve">Phân tích thêm video: để sau</w:t>
+            </w:r>
+            <w:r>
+              <w:t xml:space="preserve"> </w:t>
+            </w:r>
+            <w:r>
+              <w:t xml:space="preserve">(quyết định 2026-09-24)</w:t>
             </w:r>
           </w:p>
         </w:tc>
@@ -4958,13 +5007,13 @@
       </w:r>
     </w:p>
     <w:bookmarkEnd w:id="19"/>
-    <w:bookmarkStart w:id="20" w:name="gđ1-còn-lại"/>
+    <w:bookmarkStart w:id="20" w:name="Xac678d5e5a7af6aa8f22f3e899aad86547f326b"/>
     <w:p>
       <w:pPr>
         <w:pStyle w:val="Heading3"/>
       </w:pPr>
       <w:r>
-        <w:t xml:space="preserve">GĐ1 — còn lại</w:t>
+        <w:t xml:space="preserve">GĐ1 — khép lại bằng dữ liệu đang có (2026-09-24)</w:t>
       </w:r>
     </w:p>
     <w:p>
@@ -4976,358 +5025,11 @@
         </w:numPr>
       </w:pPr>
       <w:r>
-        <w:t xml:space="preserve">Phân tích thêm (đã có mã video, quét theo cách trên):</w:t>
-      </w:r>
-    </w:p>
-    <w:p>
-      <w:pPr>
-        <w:pStyle w:val="Compact"/>
-        <w:numPr>
-          <w:ilvl w:val="1"/>
-          <w:numId w:val="1010"/>
-        </w:numPr>
-      </w:pPr>
-      <w:r>
-        <w:rPr>
-          <w:rStyle w:val="VerbatimChar"/>
-        </w:rPr>
-        <w:t xml:space="preserve">ANIME_CGI</w:t>
-      </w:r>
-      <w:r>
-        <w:t xml:space="preserve"> </w:t>
-      </w:r>
-      <w:r>
-        <w:t xml:space="preserve">+3: Free Fire Daybreak</w:t>
-      </w:r>
-      <w:r>
-        <w:t xml:space="preserve"> </w:t>
-      </w:r>
-      <w:r>
-        <w:rPr>
-          <w:rStyle w:val="VerbatimChar"/>
-        </w:rPr>
-        <w:t xml:space="preserve">c8Ms_7dvSec</w:t>
-      </w:r>
-      <w:r>
-        <w:t xml:space="preserve">, Eclipse Rises</w:t>
-      </w:r>
-      <w:r>
-        <w:t xml:space="preserve"> </w:t>
-      </w:r>
-      <w:r>
-        <w:rPr>
-          <w:rStyle w:val="VerbatimChar"/>
-        </w:rPr>
-        <w:t xml:space="preserve">tOvd-m1ZPNY</w:t>
-      </w:r>
-      <w:r>
-        <w:t xml:space="preserve">, Hành Trình Truy Tìm Kho Báu</w:t>
-      </w:r>
-      <w:r>
-        <w:t xml:space="preserve"> </w:t>
-      </w:r>
-      <w:r>
-        <w:rPr>
-          <w:rStyle w:val="VerbatimChar"/>
-        </w:rPr>
-        <w:t xml:space="preserve">da4K66mkVtw</w:t>
-      </w:r>
-      <w:r>
-        <w:t xml:space="preserve"> </w:t>
-      </w:r>
-      <w:r>
-        <w:t xml:space="preserve">(hoặc Jujutsu Kaisen CGI</w:t>
-      </w:r>
-      <w:r>
-        <w:t xml:space="preserve"> </w:t>
-      </w:r>
-      <w:r>
-        <w:rPr>
-          <w:rStyle w:val="VerbatimChar"/>
-        </w:rPr>
-        <w:t xml:space="preserve">3Xd3zdyN-NI</w:t>
-      </w:r>
-      <w:r>
-        <w:t xml:space="preserve">)</w:t>
-      </w:r>
-    </w:p>
-    <w:p>
-      <w:pPr>
-        <w:pStyle w:val="Compact"/>
-        <w:numPr>
-          <w:ilvl w:val="1"/>
-          <w:numId w:val="1010"/>
-        </w:numPr>
-      </w:pPr>
-      <w:r>
-        <w:rPr>
-          <w:rStyle w:val="VerbatimChar"/>
-        </w:rPr>
-        <w:t xml:space="preserve">REAL_CGI_VFX</w:t>
-      </w:r>
-      <w:r>
-        <w:t xml:space="preserve"> </w:t>
-      </w:r>
-      <w:r>
-        <w:t xml:space="preserve">+2: 9 Years VFX Masterpiece</w:t>
-      </w:r>
-      <w:r>
-        <w:t xml:space="preserve"> </w:t>
-      </w:r>
-      <w:r>
-        <w:rPr>
-          <w:rStyle w:val="VerbatimChar"/>
-        </w:rPr>
-        <w:t xml:space="preserve">QX2XSNo3VLs</w:t>
-      </w:r>
-      <w:r>
-        <w:t xml:space="preserve"> </w:t>
-      </w:r>
-      <w:r>
-        <w:t xml:space="preserve">(105s, đang quét dở thì dừng), Fury Battle</w:t>
-      </w:r>
-      <w:r>
-        <w:t xml:space="preserve"> </w:t>
-      </w:r>
-      <w:r>
-        <w:rPr>
-          <w:rStyle w:val="VerbatimChar"/>
-        </w:rPr>
-        <w:t xml:space="preserve">7vURb1A0XRo</w:t>
-      </w:r>
-      <w:r>
-        <w:t xml:space="preserve"> </w:t>
-      </w:r>
-      <w:r>
-        <w:t xml:space="preserve">(hoặc Arena of Fire</w:t>
-      </w:r>
-      <w:r>
-        <w:t xml:space="preserve"> </w:t>
-      </w:r>
-      <w:r>
-        <w:rPr>
-          <w:rStyle w:val="VerbatimChar"/>
-        </w:rPr>
-        <w:t xml:space="preserve">EqAm3hEcyqQ</w:t>
-      </w:r>
-      <w:r>
-        <w:t xml:space="preserve">)</w:t>
-      </w:r>
-    </w:p>
-    <w:p>
-      <w:pPr>
-        <w:pStyle w:val="Compact"/>
-        <w:numPr>
-          <w:ilvl w:val="1"/>
-          <w:numId w:val="1010"/>
-        </w:numPr>
-      </w:pPr>
-      <w:r>
-        <w:rPr>
-          <w:rStyle w:val="VerbatimChar"/>
-        </w:rPr>
-        <w:t xml:space="preserve">KELLY_SHOW</w:t>
-      </w:r>
-      <w:r>
-        <w:t xml:space="preserve"> </w:t>
-      </w:r>
-      <w:r>
-        <w:t xml:space="preserve">+5: OB54</w:t>
-      </w:r>
-      <w:r>
-        <w:t xml:space="preserve"> </w:t>
-      </w:r>
-      <w:r>
-        <w:rPr>
-          <w:rStyle w:val="VerbatimChar"/>
-        </w:rPr>
-        <w:t xml:space="preserve">TiinJ2XfY_0</w:t>
-      </w:r>
-      <w:r>
-        <w:t xml:space="preserve">, OB53 Biển sâu</w:t>
-      </w:r>
-      <w:r>
-        <w:t xml:space="preserve"> </w:t>
-      </w:r>
-      <w:r>
-        <w:rPr>
-          <w:rStyle w:val="VerbatimChar"/>
-        </w:rPr>
-        <w:t xml:space="preserve">kprw35F7AG4</w:t>
-      </w:r>
-      <w:r>
-        <w:t xml:space="preserve">, Music Festival</w:t>
-      </w:r>
-      <w:r>
-        <w:t xml:space="preserve"> </w:t>
-      </w:r>
-      <w:r>
-        <w:rPr>
-          <w:rStyle w:val="VerbatimChar"/>
-        </w:rPr>
-        <w:t xml:space="preserve">lhvBqf0mOXA</w:t>
-      </w:r>
-      <w:r>
-        <w:t xml:space="preserve">, OB51</w:t>
-      </w:r>
-      <w:r>
-        <w:t xml:space="preserve"> </w:t>
-      </w:r>
-      <w:r>
-        <w:rPr>
-          <w:rStyle w:val="VerbatimChar"/>
-        </w:rPr>
-        <w:t xml:space="preserve">50lzLEBOWms</w:t>
-      </w:r>
-      <w:r>
-        <w:t xml:space="preserve">, Booyah with Kelly</w:t>
-      </w:r>
-      <w:r>
-        <w:t xml:space="preserve"> </w:t>
-      </w:r>
-      <w:r>
-        <w:rPr>
-          <w:rStyle w:val="VerbatimChar"/>
-        </w:rPr>
-        <w:t xml:space="preserve">7ZiwYDisOnM</w:t>
-      </w:r>
-      <w:r>
-        <w:t xml:space="preserve"> </w:t>
-      </w:r>
-      <w:r>
-        <w:t xml:space="preserve">(+ short</w:t>
-      </w:r>
-      <w:r>
-        <w:t xml:space="preserve"> </w:t>
-      </w:r>
-      <w:r>
-        <w:rPr>
-          <w:rStyle w:val="VerbatimChar"/>
-        </w:rPr>
-        <w:t xml:space="preserve">FSRl0aWrY20</w:t>
-      </w:r>
-      <w:r>
-        <w:t xml:space="preserve"> </w:t>
-      </w:r>
-      <w:r>
-        <w:t xml:space="preserve">nếu cần mẫu tiểu phẩm ngắn)</w:t>
-      </w:r>
-    </w:p>
-    <w:p>
-      <w:pPr>
-        <w:pStyle w:val="Compact"/>
-        <w:numPr>
-          <w:ilvl w:val="1"/>
-          <w:numId w:val="1010"/>
-        </w:numPr>
-      </w:pPr>
-      <w:r>
-        <w:rPr>
-          <w:rStyle w:val="VerbatimChar"/>
-        </w:rPr>
-        <w:t xml:space="preserve">SHORT_FILM</w:t>
-      </w:r>
-      <w:r>
-        <w:t xml:space="preserve"> </w:t>
-      </w:r>
-      <w:r>
-        <w:t xml:space="preserve">+3: Free Fire x Gintama</w:t>
-      </w:r>
-      <w:r>
-        <w:t xml:space="preserve"> </w:t>
-      </w:r>
-      <w:r>
-        <w:rPr>
-          <w:rStyle w:val="VerbatimChar"/>
-        </w:rPr>
-        <w:t xml:space="preserve">JNNfVi3Nq20</w:t>
-      </w:r>
-      <w:r>
-        <w:t xml:space="preserve">, Fire &amp; Ice Festival</w:t>
-      </w:r>
-      <w:r>
-        <w:t xml:space="preserve"> </w:t>
-      </w:r>
-      <w:r>
-        <w:rPr>
-          <w:rStyle w:val="VerbatimChar"/>
-        </w:rPr>
-        <w:t xml:space="preserve">1-3OZJ__HcQ</w:t>
-      </w:r>
-      <w:r>
-        <w:t xml:space="preserve">, Đảo Mặt Trời</w:t>
-      </w:r>
-      <w:r>
-        <w:t xml:space="preserve"> </w:t>
-      </w:r>
-      <w:r>
-        <w:rPr>
-          <w:rStyle w:val="VerbatimChar"/>
-        </w:rPr>
-        <w:t xml:space="preserve">i0t5Tq_tgpM</w:t>
-      </w:r>
-    </w:p>
-    <w:p>
-      <w:pPr>
-        <w:pStyle w:val="Compact"/>
-        <w:numPr>
-          <w:ilvl w:val="1"/>
-          <w:numId w:val="1010"/>
-        </w:numPr>
-      </w:pPr>
-      <w:r>
-        <w:rPr>
-          <w:rStyle w:val="VerbatimChar"/>
-        </w:rPr>
-        <w:t xml:space="preserve">FAN_3D</w:t>
-      </w:r>
-      <w:r>
-        <w:t xml:space="preserve"> </w:t>
-      </w:r>
-      <w:r>
-        <w:t xml:space="preserve">+6: tìm trên YouTube theo lượt xem (</w:t>
-      </w:r>
-      <w:r>
-        <w:t xml:space="preserve">“free fire 3d animation”</w:t>
-      </w:r>
-      <w:r>
-        <w:t xml:space="preserve">,</w:t>
-      </w:r>
-      <w:r>
-        <w:t xml:space="preserve"> </w:t>
-      </w:r>
-      <w:r>
-        <w:t xml:space="preserve">“free fire animation”</w:t>
-      </w:r>
-      <w:r>
-        <w:t xml:space="preserve">)</w:t>
-      </w:r>
-    </w:p>
-    <w:p>
-      <w:pPr>
-        <w:pStyle w:val="Compact"/>
-        <w:numPr>
-          <w:ilvl w:val="1"/>
-          <w:numId w:val="1010"/>
-        </w:numPr>
-      </w:pPr>
-      <w:r>
-        <w:t xml:space="preserve">bỏ qua: Siêu phẩm Hayato Thức Tỉnh</w:t>
-      </w:r>
-      <w:r>
-        <w:t xml:space="preserve"> </w:t>
-      </w:r>
-      <w:r>
-        <w:rPr>
-          <w:rStyle w:val="VerbatimChar"/>
-        </w:rPr>
-        <w:t xml:space="preserve">luydytusp6w</w:t>
-      </w:r>
-      <w:r>
-        <w:t xml:space="preserve"> </w:t>
-      </w:r>
-      <w:r>
-        <w:t xml:space="preserve">(MV 5 phút)</w:t>
+        <w:rPr>
+          <w:b/>
+          <w:bCs/>
+        </w:rPr>
+        <w:t xml:space="preserve">Người dùng chốt: tạm dừng phân tích thêm video, ưu tiên các bước khác, ghi lại để làm sau.</w:t>
       </w:r>
     </w:p>
     <w:p>
@@ -5339,12 +5041,6 @@
         </w:numPr>
       </w:pPr>
       <w:r>
-        <w:t xml:space="preserve">Viết</w:t>
-      </w:r>
-      <w:r>
-        <w:t xml:space="preserve"> </w:t>
-      </w:r>
-      <w:r>
         <w:rPr>
           <w:rStyle w:val="VerbatimChar"/>
         </w:rPr>
@@ -5354,34 +5050,19 @@
         <w:t xml:space="preserve"> </w:t>
       </w:r>
       <w:r>
-        <w:t xml:space="preserve">×6 (phần số liệu sinh bằng</w:t>
-      </w:r>
-      <w:r>
-        <w:t xml:space="preserve"> </w:t>
-      </w:r>
-      <w:r>
-        <w:rPr>
-          <w:rStyle w:val="VerbatimChar"/>
-        </w:rPr>
-        <w:t xml:space="preserve">py tools/reference_video.py stats &lt;STYLE&gt;</w:t>
-      </w:r>
-      <w:r>
-        <w:t xml:space="preserve">, phần chữ tổng hợp từ</w:t>
-      </w:r>
-      <w:r>
-        <w:t xml:space="preserve"> </w:t>
-      </w:r>
-      <w:r>
-        <w:rPr>
-          <w:rStyle w:val="VerbatimChar"/>
-        </w:rPr>
-        <w:t xml:space="preserve">overall</w:t>
-      </w:r>
-      <w:r>
-        <w:t xml:space="preserve"> </w:t>
-      </w:r>
-      <w:r>
-        <w:t xml:space="preserve">của từng video),</w:t>
+        <w:t xml:space="preserve">×6 (hướng dẫn dựng + look + lưu ý cho AI video; phần số liệu và danh sách nguồn sinh tự động bằng</w:t>
+      </w:r>
+      <w:r>
+        <w:t xml:space="preserve"> </w:t>
+      </w:r>
+      <w:r>
+        <w:rPr>
+          <w:rStyle w:val="VerbatimChar"/>
+        </w:rPr>
+        <w:t xml:space="preserve">py tools/ff_style_knowledge.py</w:t>
+      </w:r>
+      <w:r>
+        <w:t xml:space="preserve">; ghi độ tin cậy: KELLY_SHOW 1 video = mỏng, FAN_3D chưa có dữ liệu → tạm dựa SHORT_FILM + ANIME_CGI),</w:t>
       </w:r>
       <w:r>
         <w:t xml:space="preserve"> </w:t>
@@ -5393,7 +5074,10 @@
         <w:t xml:space="preserve">knowledge/ff_directing.md</w:t>
       </w:r>
       <w:r>
-        <w:t xml:space="preserve">,</w:t>
+        <w:t xml:space="preserve"> </w:t>
+      </w:r>
+      <w:r>
+        <w:t xml:space="preserve">(ngữ pháp chung: ~24 shot/phút, shot trung vị ~2s, mở bằng hook, xen phản ứng, từ vựng shot thống nhất),</w:t>
       </w:r>
       <w:r>
         <w:t xml:space="preserve"> </w:t>
@@ -5405,7 +5089,10 @@
         <w:t xml:space="preserve">docs/FF_STYLE_RESEARCH.md</w:t>
       </w:r>
       <w:r>
-        <w:t xml:space="preserve">.</w:t>
+        <w:t xml:space="preserve"> </w:t>
+      </w:r>
+      <w:r>
+        <w:t xml:space="preserve">(bảng 6 phong cách + nguồn + việc để sau).</w:t>
       </w:r>
     </w:p>
     <w:p>
@@ -5417,22 +5104,45 @@
         </w:numPr>
       </w:pPr>
       <w:r>
-        <w:t xml:space="preserve">Khối nhỏ trong ⚙ Kho kiến thức (chạy</w:t>
-      </w:r>
-      <w:r>
-        <w:t xml:space="preserve"> </w:t>
-      </w:r>
-      <w:r>
-        <w:rPr>
-          <w:rStyle w:val="VerbatimChar"/>
-        </w:rPr>
-        <w:t xml:space="preserve">analyze_file</w:t>
-      </w:r>
-      <w:r>
-        <w:t xml:space="preserve"> </w:t>
-      </w:r>
-      <w:r>
-        <w:t xml:space="preserve">cho MP4 trên máy).</w:t>
+        <w:rPr>
+          <w:rStyle w:val="VerbatimChar"/>
+        </w:rPr>
+        <w:t xml:space="preserve">tests/test_v3.py</w:t>
+      </w:r>
+      <w:r>
+        <w:t xml:space="preserve">: 5 test cho công cụ (cắt shot, điểm cắt từ quét trình duyệt, từ vựng nhãn, nhãn giả lập → lưu → thống kê, đủ file phong cách).</w:t>
+      </w:r>
+    </w:p>
+    <w:bookmarkEnd w:id="20"/>
+    <w:bookmarkStart w:id="21" w:name="Xf9aa9dfc7f935fbc65e046aeb9223fa7421ec57"/>
+    <w:p>
+      <w:pPr>
+        <w:pStyle w:val="Heading3"/>
+      </w:pPr>
+      <w:r>
+        <w:t xml:space="preserve">Việc để sau — phân tích video (danh sách giữ nguyên dưới đây, cộng khối ⚙ Kho kiến thức; sau khi thêm dữ liệu chạy</w:t>
+      </w:r>
+      <w:r>
+        <w:t xml:space="preserve"> </w:t>
+      </w:r>
+      <w:r>
+        <w:rPr>
+          <w:rStyle w:val="VerbatimChar"/>
+        </w:rPr>
+        <w:t xml:space="preserve">py tools/ff_style_knowledge.py</w:t>
+      </w:r>
+      <w:r>
+        <w:t xml:space="preserve">)</w:t>
+      </w:r>
+    </w:p>
+    <w:bookmarkEnd w:id="21"/>
+    <w:bookmarkStart w:id="22" w:name="gđ1-còn-lại"/>
+    <w:p>
+      <w:pPr>
+        <w:pStyle w:val="Heading3"/>
+      </w:pPr>
+      <w:r>
+        <w:t xml:space="preserve">GĐ1 — còn lại</w:t>
       </w:r>
     </w:p>
     <w:p>
@@ -5440,44 +5150,323 @@
         <w:pStyle w:val="Compact"/>
         <w:numPr>
           <w:ilvl w:val="0"/>
-          <w:numId w:val="1009"/>
+          <w:numId w:val="1010"/>
         </w:numPr>
       </w:pPr>
       <w:r>
-        <w:t xml:space="preserve">Test cho</w:t>
-      </w:r>
-      <w:r>
-        <w:t xml:space="preserve"> </w:t>
-      </w:r>
-      <w:r>
-        <w:rPr>
-          <w:rStyle w:val="VerbatimChar"/>
-        </w:rPr>
-        <w:t xml:space="preserve">core/reference_analysis.py</w:t>
-      </w:r>
-      <w:r>
-        <w:t xml:space="preserve"> </w:t>
-      </w:r>
-      <w:r>
-        <w:t xml:space="preserve">(</w:t>
-      </w:r>
-      <w:r>
-        <w:rPr>
-          <w:rStyle w:val="VerbatimChar"/>
-        </w:rPr>
-        <w:t xml:space="preserve">tests/test_v3.py</w:t>
-      </w:r>
-      <w:r>
-        <w:t xml:space="preserve">:</w:t>
-      </w:r>
-      <w:r>
-        <w:t xml:space="preserve"> </w:t>
-      </w:r>
-      <w:r>
-        <w:rPr>
-          <w:rStyle w:val="VerbatimChar"/>
-        </w:rPr>
-        <w:t xml:space="preserve">shots_from_cuts</w:t>
+        <w:t xml:space="preserve">Phân tích thêm (đã có mã video, quét theo cách trên):</w:t>
+      </w:r>
+    </w:p>
+    <w:p>
+      <w:pPr>
+        <w:pStyle w:val="Compact"/>
+        <w:numPr>
+          <w:ilvl w:val="1"/>
+          <w:numId w:val="1011"/>
+        </w:numPr>
+      </w:pPr>
+      <w:r>
+        <w:rPr>
+          <w:rStyle w:val="VerbatimChar"/>
+        </w:rPr>
+        <w:t xml:space="preserve">ANIME_CGI</w:t>
+      </w:r>
+      <w:r>
+        <w:t xml:space="preserve"> </w:t>
+      </w:r>
+      <w:r>
+        <w:t xml:space="preserve">+3: Free Fire Daybreak</w:t>
+      </w:r>
+      <w:r>
+        <w:t xml:space="preserve"> </w:t>
+      </w:r>
+      <w:r>
+        <w:rPr>
+          <w:rStyle w:val="VerbatimChar"/>
+        </w:rPr>
+        <w:t xml:space="preserve">c8Ms_7dvSec</w:t>
+      </w:r>
+      <w:r>
+        <w:t xml:space="preserve">, Eclipse Rises</w:t>
+      </w:r>
+      <w:r>
+        <w:t xml:space="preserve"> </w:t>
+      </w:r>
+      <w:r>
+        <w:rPr>
+          <w:rStyle w:val="VerbatimChar"/>
+        </w:rPr>
+        <w:t xml:space="preserve">tOvd-m1ZPNY</w:t>
+      </w:r>
+      <w:r>
+        <w:t xml:space="preserve">, Hành Trình Truy Tìm Kho Báu</w:t>
+      </w:r>
+      <w:r>
+        <w:t xml:space="preserve"> </w:t>
+      </w:r>
+      <w:r>
+        <w:rPr>
+          <w:rStyle w:val="VerbatimChar"/>
+        </w:rPr>
+        <w:t xml:space="preserve">da4K66mkVtw</w:t>
+      </w:r>
+      <w:r>
+        <w:t xml:space="preserve"> </w:t>
+      </w:r>
+      <w:r>
+        <w:t xml:space="preserve">(hoặc Jujutsu Kaisen CGI</w:t>
+      </w:r>
+      <w:r>
+        <w:t xml:space="preserve"> </w:t>
+      </w:r>
+      <w:r>
+        <w:rPr>
+          <w:rStyle w:val="VerbatimChar"/>
+        </w:rPr>
+        <w:t xml:space="preserve">3Xd3zdyN-NI</w:t>
+      </w:r>
+      <w:r>
+        <w:t xml:space="preserve">)</w:t>
+      </w:r>
+    </w:p>
+    <w:p>
+      <w:pPr>
+        <w:pStyle w:val="Compact"/>
+        <w:numPr>
+          <w:ilvl w:val="1"/>
+          <w:numId w:val="1011"/>
+        </w:numPr>
+      </w:pPr>
+      <w:r>
+        <w:rPr>
+          <w:rStyle w:val="VerbatimChar"/>
+        </w:rPr>
+        <w:t xml:space="preserve">REAL_CGI_VFX</w:t>
+      </w:r>
+      <w:r>
+        <w:t xml:space="preserve"> </w:t>
+      </w:r>
+      <w:r>
+        <w:t xml:space="preserve">+2: 9 Years VFX Masterpiece</w:t>
+      </w:r>
+      <w:r>
+        <w:t xml:space="preserve"> </w:t>
+      </w:r>
+      <w:r>
+        <w:rPr>
+          <w:rStyle w:val="VerbatimChar"/>
+        </w:rPr>
+        <w:t xml:space="preserve">QX2XSNo3VLs</w:t>
+      </w:r>
+      <w:r>
+        <w:t xml:space="preserve"> </w:t>
+      </w:r>
+      <w:r>
+        <w:t xml:space="preserve">(105s, đang quét dở thì dừng), Fury Battle</w:t>
+      </w:r>
+      <w:r>
+        <w:t xml:space="preserve"> </w:t>
+      </w:r>
+      <w:r>
+        <w:rPr>
+          <w:rStyle w:val="VerbatimChar"/>
+        </w:rPr>
+        <w:t xml:space="preserve">7vURb1A0XRo</w:t>
+      </w:r>
+      <w:r>
+        <w:t xml:space="preserve"> </w:t>
+      </w:r>
+      <w:r>
+        <w:t xml:space="preserve">(hoặc Arena of Fire</w:t>
+      </w:r>
+      <w:r>
+        <w:t xml:space="preserve"> </w:t>
+      </w:r>
+      <w:r>
+        <w:rPr>
+          <w:rStyle w:val="VerbatimChar"/>
+        </w:rPr>
+        <w:t xml:space="preserve">EqAm3hEcyqQ</w:t>
+      </w:r>
+      <w:r>
+        <w:t xml:space="preserve">)</w:t>
+      </w:r>
+    </w:p>
+    <w:p>
+      <w:pPr>
+        <w:pStyle w:val="Compact"/>
+        <w:numPr>
+          <w:ilvl w:val="1"/>
+          <w:numId w:val="1011"/>
+        </w:numPr>
+      </w:pPr>
+      <w:r>
+        <w:rPr>
+          <w:rStyle w:val="VerbatimChar"/>
+        </w:rPr>
+        <w:t xml:space="preserve">KELLY_SHOW</w:t>
+      </w:r>
+      <w:r>
+        <w:t xml:space="preserve"> </w:t>
+      </w:r>
+      <w:r>
+        <w:t xml:space="preserve">+5: OB54</w:t>
+      </w:r>
+      <w:r>
+        <w:t xml:space="preserve"> </w:t>
+      </w:r>
+      <w:r>
+        <w:rPr>
+          <w:rStyle w:val="VerbatimChar"/>
+        </w:rPr>
+        <w:t xml:space="preserve">TiinJ2XfY_0</w:t>
+      </w:r>
+      <w:r>
+        <w:t xml:space="preserve">, OB53 Biển sâu</w:t>
+      </w:r>
+      <w:r>
+        <w:t xml:space="preserve"> </w:t>
+      </w:r>
+      <w:r>
+        <w:rPr>
+          <w:rStyle w:val="VerbatimChar"/>
+        </w:rPr>
+        <w:t xml:space="preserve">kprw35F7AG4</w:t>
+      </w:r>
+      <w:r>
+        <w:t xml:space="preserve">, Music Festival</w:t>
+      </w:r>
+      <w:r>
+        <w:t xml:space="preserve"> </w:t>
+      </w:r>
+      <w:r>
+        <w:rPr>
+          <w:rStyle w:val="VerbatimChar"/>
+        </w:rPr>
+        <w:t xml:space="preserve">lhvBqf0mOXA</w:t>
+      </w:r>
+      <w:r>
+        <w:t xml:space="preserve">, OB51</w:t>
+      </w:r>
+      <w:r>
+        <w:t xml:space="preserve"> </w:t>
+      </w:r>
+      <w:r>
+        <w:rPr>
+          <w:rStyle w:val="VerbatimChar"/>
+        </w:rPr>
+        <w:t xml:space="preserve">50lzLEBOWms</w:t>
+      </w:r>
+      <w:r>
+        <w:t xml:space="preserve">, Booyah with Kelly</w:t>
+      </w:r>
+      <w:r>
+        <w:t xml:space="preserve"> </w:t>
+      </w:r>
+      <w:r>
+        <w:rPr>
+          <w:rStyle w:val="VerbatimChar"/>
+        </w:rPr>
+        <w:t xml:space="preserve">7ZiwYDisOnM</w:t>
+      </w:r>
+      <w:r>
+        <w:t xml:space="preserve"> </w:t>
+      </w:r>
+      <w:r>
+        <w:t xml:space="preserve">(+ short</w:t>
+      </w:r>
+      <w:r>
+        <w:t xml:space="preserve"> </w:t>
+      </w:r>
+      <w:r>
+        <w:rPr>
+          <w:rStyle w:val="VerbatimChar"/>
+        </w:rPr>
+        <w:t xml:space="preserve">FSRl0aWrY20</w:t>
+      </w:r>
+      <w:r>
+        <w:t xml:space="preserve"> </w:t>
+      </w:r>
+      <w:r>
+        <w:t xml:space="preserve">nếu cần mẫu tiểu phẩm ngắn)</w:t>
+      </w:r>
+    </w:p>
+    <w:p>
+      <w:pPr>
+        <w:pStyle w:val="Compact"/>
+        <w:numPr>
+          <w:ilvl w:val="1"/>
+          <w:numId w:val="1011"/>
+        </w:numPr>
+      </w:pPr>
+      <w:r>
+        <w:rPr>
+          <w:rStyle w:val="VerbatimChar"/>
+        </w:rPr>
+        <w:t xml:space="preserve">SHORT_FILM</w:t>
+      </w:r>
+      <w:r>
+        <w:t xml:space="preserve"> </w:t>
+      </w:r>
+      <w:r>
+        <w:t xml:space="preserve">+3: Free Fire x Gintama</w:t>
+      </w:r>
+      <w:r>
+        <w:t xml:space="preserve"> </w:t>
+      </w:r>
+      <w:r>
+        <w:rPr>
+          <w:rStyle w:val="VerbatimChar"/>
+        </w:rPr>
+        <w:t xml:space="preserve">JNNfVi3Nq20</w:t>
+      </w:r>
+      <w:r>
+        <w:t xml:space="preserve">, Fire &amp; Ice Festival</w:t>
+      </w:r>
+      <w:r>
+        <w:t xml:space="preserve"> </w:t>
+      </w:r>
+      <w:r>
+        <w:rPr>
+          <w:rStyle w:val="VerbatimChar"/>
+        </w:rPr>
+        <w:t xml:space="preserve">1-3OZJ__HcQ</w:t>
+      </w:r>
+      <w:r>
+        <w:t xml:space="preserve">, Đảo Mặt Trời</w:t>
+      </w:r>
+      <w:r>
+        <w:t xml:space="preserve"> </w:t>
+      </w:r>
+      <w:r>
+        <w:rPr>
+          <w:rStyle w:val="VerbatimChar"/>
+        </w:rPr>
+        <w:t xml:space="preserve">i0t5Tq_tgpM</w:t>
+      </w:r>
+    </w:p>
+    <w:p>
+      <w:pPr>
+        <w:pStyle w:val="Compact"/>
+        <w:numPr>
+          <w:ilvl w:val="1"/>
+          <w:numId w:val="1011"/>
+        </w:numPr>
+      </w:pPr>
+      <w:r>
+        <w:rPr>
+          <w:rStyle w:val="VerbatimChar"/>
+        </w:rPr>
+        <w:t xml:space="preserve">FAN_3D</w:t>
+      </w:r>
+      <w:r>
+        <w:t xml:space="preserve"> </w:t>
+      </w:r>
+      <w:r>
+        <w:t xml:space="preserve">+6: tìm trên YouTube theo lượt xem (</w:t>
+      </w:r>
+      <w:r>
+        <w:t xml:space="preserve">“free fire 3d animation”</w:t>
       </w:r>
       <w:r>
         <w:t xml:space="preserve">,</w:t>
@@ -5486,47 +5475,37 @@
         <w:t xml:space="preserve"> </w:t>
       </w:r>
       <w:r>
-        <w:rPr>
-          <w:rStyle w:val="VerbatimChar"/>
-        </w:rPr>
-        <w:t xml:space="preserve">cuts_from_diffs</w:t>
-      </w:r>
-      <w:r>
-        <w:t xml:space="preserve">,</w:t>
-      </w:r>
-      <w:r>
-        <w:t xml:space="preserve"> </w:t>
-      </w:r>
-      <w:r>
-        <w:rPr>
-          <w:rStyle w:val="VerbatimChar"/>
-        </w:rPr>
-        <w:t xml:space="preserve">validate_labels</w:t>
-      </w:r>
-      <w:r>
-        <w:t xml:space="preserve">,</w:t>
-      </w:r>
-      <w:r>
-        <w:t xml:space="preserve"> </w:t>
-      </w:r>
-      <w:r>
-        <w:rPr>
-          <w:rStyle w:val="VerbatimChar"/>
-        </w:rPr>
-        <w:t xml:space="preserve">style_stats</w:t>
-      </w:r>
-      <w:r>
-        <w:t xml:space="preserve">, mock label). Chưa chạy lại toàn bộ bộ test trên nhánh.</w:t>
-      </w:r>
-    </w:p>
-    <w:bookmarkEnd w:id="20"/>
-    <w:bookmarkStart w:id="21" w:name="X7d22d232cb620e45b5bcbf31317bdc106111190"/>
-    <w:p>
-      <w:pPr>
-        <w:pStyle w:val="Heading3"/>
-      </w:pPr>
-      <w:r>
-        <w:t xml:space="preserve">Ghi chú thiết kế cho GĐ2–3 (đọc code, chưa làm)</w:t>
+        <w:t xml:space="preserve">“free fire animation”</w:t>
+      </w:r>
+      <w:r>
+        <w:t xml:space="preserve">)</w:t>
+      </w:r>
+    </w:p>
+    <w:p>
+      <w:pPr>
+        <w:pStyle w:val="Compact"/>
+        <w:numPr>
+          <w:ilvl w:val="1"/>
+          <w:numId w:val="1011"/>
+        </w:numPr>
+      </w:pPr>
+      <w:r>
+        <w:t xml:space="preserve">bỏ qua: Siêu phẩm Hayato Thức Tỉnh</w:t>
+      </w:r>
+      <w:r>
+        <w:t xml:space="preserve"> </w:t>
+      </w:r>
+      <w:r>
+        <w:rPr>
+          <w:rStyle w:val="VerbatimChar"/>
+        </w:rPr>
+        <w:t xml:space="preserve">luydytusp6w</w:t>
+      </w:r>
+      <w:r>
+        <w:t xml:space="preserve"> </w:t>
+      </w:r>
+      <w:r>
+        <w:t xml:space="preserve">(MV 5 phút)</w:t>
       </w:r>
     </w:p>
     <w:p>
@@ -5534,62 +5513,74 @@
         <w:pStyle w:val="Compact"/>
         <w:numPr>
           <w:ilvl w:val="0"/>
-          <w:numId w:val="1011"/>
+          <w:numId w:val="1010"/>
         </w:numPr>
       </w:pPr>
       <w:r>
-        <w:t xml:space="preserve">Cột mới theo mẫu</w:t>
-      </w:r>
-      <w:r>
-        <w:t xml:space="preserve"> </w:t>
-      </w:r>
-      <w:r>
-        <w:rPr>
-          <w:rStyle w:val="VerbatimChar"/>
-        </w:rPr>
-        <w:t xml:space="preserve">V2_COLUMNS</w:t>
-      </w:r>
-      <w:r>
-        <w:t xml:space="preserve"> </w:t>
-      </w:r>
-      <w:r>
-        <w:t xml:space="preserve">trong</w:t>
-      </w:r>
-      <w:r>
-        <w:t xml:space="preserve"> </w:t>
-      </w:r>
-      <w:r>
-        <w:rPr>
-          <w:rStyle w:val="VerbatimChar"/>
-        </w:rPr>
-        <w:t xml:space="preserve">core/db.py</w:t>
-      </w:r>
-      <w:r>
-        <w:t xml:space="preserve">; bảng</w:t>
-      </w:r>
-      <w:r>
-        <w:t xml:space="preserve"> </w:t>
-      </w:r>
-      <w:r>
-        <w:rPr>
-          <w:rStyle w:val="VerbatimChar"/>
-        </w:rPr>
-        <w:t xml:space="preserve">story_scenes</w:t>
-      </w:r>
-      <w:r>
-        <w:t xml:space="preserve"> </w:t>
-      </w:r>
-      <w:r>
-        <w:t xml:space="preserve">thêm vào</w:t>
-      </w:r>
-      <w:r>
-        <w:t xml:space="preserve"> </w:t>
-      </w:r>
-      <w:r>
-        <w:rPr>
-          <w:rStyle w:val="VerbatimChar"/>
-        </w:rPr>
-        <w:t xml:space="preserve">SCHEMA</w:t>
+        <w:t xml:space="preserve">Viết</w:t>
+      </w:r>
+      <w:r>
+        <w:t xml:space="preserve"> </w:t>
+      </w:r>
+      <w:r>
+        <w:rPr>
+          <w:rStyle w:val="VerbatimChar"/>
+        </w:rPr>
+        <w:t xml:space="preserve">knowledge/ff_styles/&lt;STYLE&gt;.md</w:t>
+      </w:r>
+      <w:r>
+        <w:t xml:space="preserve"> </w:t>
+      </w:r>
+      <w:r>
+        <w:t xml:space="preserve">×6 (phần số liệu sinh bằng</w:t>
+      </w:r>
+      <w:r>
+        <w:t xml:space="preserve"> </w:t>
+      </w:r>
+      <w:r>
+        <w:rPr>
+          <w:rStyle w:val="VerbatimChar"/>
+        </w:rPr>
+        <w:t xml:space="preserve">py tools/reference_video.py stats &lt;STYLE&gt;</w:t>
+      </w:r>
+      <w:r>
+        <w:t xml:space="preserve">, phần chữ tổng hợp từ</w:t>
+      </w:r>
+      <w:r>
+        <w:t xml:space="preserve"> </w:t>
+      </w:r>
+      <w:r>
+        <w:rPr>
+          <w:rStyle w:val="VerbatimChar"/>
+        </w:rPr>
+        <w:t xml:space="preserve">overall</w:t>
+      </w:r>
+      <w:r>
+        <w:t xml:space="preserve"> </w:t>
+      </w:r>
+      <w:r>
+        <w:t xml:space="preserve">của từng video),</w:t>
+      </w:r>
+      <w:r>
+        <w:t xml:space="preserve"> </w:t>
+      </w:r>
+      <w:r>
+        <w:rPr>
+          <w:rStyle w:val="VerbatimChar"/>
+        </w:rPr>
+        <w:t xml:space="preserve">knowledge/ff_directing.md</w:t>
+      </w:r>
+      <w:r>
+        <w:t xml:space="preserve">,</w:t>
+      </w:r>
+      <w:r>
+        <w:t xml:space="preserve"> </w:t>
+      </w:r>
+      <w:r>
+        <w:rPr>
+          <w:rStyle w:val="VerbatimChar"/>
+        </w:rPr>
+        <w:t xml:space="preserve">docs/FF_STYLE_RESEARCH.md</w:t>
       </w:r>
       <w:r>
         <w:t xml:space="preserve">.</w:t>
@@ -5600,59 +5591,26 @@
         <w:pStyle w:val="Compact"/>
         <w:numPr>
           <w:ilvl w:val="0"/>
-          <w:numId w:val="1011"/>
+          <w:numId w:val="1010"/>
         </w:numPr>
       </w:pPr>
       <w:r>
-        <w:rPr>
-          <w:rStyle w:val="VerbatimChar"/>
-        </w:rPr>
-        <w:t xml:space="preserve">dialogue.scene_lines</w:t>
-      </w:r>
-      <w:r>
-        <w:t xml:space="preserve">: dòng có</w:t>
-      </w:r>
-      <w:r>
-        <w:t xml:space="preserve"> </w:t>
-      </w:r>
-      <w:r>
-        <w:rPr>
-          <w:rStyle w:val="VerbatimChar"/>
-        </w:rPr>
-        <w:t xml:space="preserve">shot_no</w:t>
-      </w:r>
-      <w:r>
-        <w:t xml:space="preserve"> </w:t>
-      </w:r>
-      <w:r>
-        <w:t xml:space="preserve">mà</w:t>
-      </w:r>
-      <w:r>
-        <w:t xml:space="preserve"> </w:t>
-      </w:r>
-      <w:r>
-        <w:rPr>
-          <w:rStyle w:val="VerbatimChar"/>
-        </w:rPr>
-        <w:t xml:space="preserve">dialogue == []</w:t>
-      </w:r>
-      <w:r>
-        <w:t xml:space="preserve"> </w:t>
-      </w:r>
-      <w:r>
-        <w:t xml:space="preserve">→ không có thoại (không rơi về</w:t>
-      </w:r>
-      <w:r>
-        <w:t xml:space="preserve"> </w:t>
-      </w:r>
-      <w:r>
-        <w:rPr>
-          <w:rStyle w:val="VerbatimChar"/>
-        </w:rPr>
-        <w:t xml:space="preserve">text</w:t>
-      </w:r>
-      <w:r>
-        <w:t xml:space="preserve">).</w:t>
+        <w:t xml:space="preserve">Khối nhỏ trong ⚙ Kho kiến thức (chạy</w:t>
+      </w:r>
+      <w:r>
+        <w:t xml:space="preserve"> </w:t>
+      </w:r>
+      <w:r>
+        <w:rPr>
+          <w:rStyle w:val="VerbatimChar"/>
+        </w:rPr>
+        <w:t xml:space="preserve">analyze_file</w:t>
+      </w:r>
+      <w:r>
+        <w:t xml:space="preserve"> </w:t>
+      </w:r>
+      <w:r>
+        <w:t xml:space="preserve">cho MP4 trên máy).</w:t>
       </w:r>
     </w:p>
     <w:p>
@@ -5660,62 +5618,44 @@
         <w:pStyle w:val="Compact"/>
         <w:numPr>
           <w:ilvl w:val="0"/>
-          <w:numId w:val="1011"/>
+          <w:numId w:val="1010"/>
         </w:numPr>
       </w:pPr>
       <w:r>
-        <w:t xml:space="preserve">Độ dài dùng/cắt: đề xuất giữ file gốc</w:t>
-      </w:r>
-      <w:r>
-        <w:t xml:space="preserve"> </w:t>
-      </w:r>
-      <w:r>
-        <w:rPr>
-          <w:rStyle w:val="VerbatimChar"/>
-        </w:rPr>
-        <w:t xml:space="preserve">videos/{idx}_raw.mp4</w:t>
-      </w:r>
-      <w:r>
-        <w:t xml:space="preserve">, cắt ra</w:t>
-      </w:r>
-      <w:r>
-        <w:t xml:space="preserve"> </w:t>
-      </w:r>
-      <w:r>
-        <w:rPr>
-          <w:rStyle w:val="VerbatimChar"/>
-        </w:rPr>
-        <w:t xml:space="preserve">videos/{idx}.mp4</w:t>
-      </w:r>
-      <w:r>
-        <w:t xml:space="preserve"> </w:t>
-      </w:r>
-      <w:r>
-        <w:t xml:space="preserve">khi tải về (runner) →</w:t>
-      </w:r>
-      <w:r>
-        <w:t xml:space="preserve"> </w:t>
-      </w:r>
-      <w:r>
-        <w:rPr>
-          <w:rStyle w:val="VerbatimChar"/>
-        </w:rPr>
-        <w:t xml:space="preserve">final_cut.clip_seconds</w:t>
-      </w:r>
-      <w:r>
-        <w:t xml:space="preserve"> </w:t>
-      </w:r>
-      <w:r>
-        <w:t xml:space="preserve">(đọc độ dài thật bằng ffmpeg), render,</w:t>
-      </w:r>
-      <w:r>
-        <w:t xml:space="preserve"> </w:t>
-      </w:r>
-      <w:r>
-        <w:rPr>
-          <w:rStyle w:val="VerbatimChar"/>
-        </w:rPr>
-        <w:t xml:space="preserve">voice.place_on_timeline</w:t>
+        <w:t xml:space="preserve">Test cho</w:t>
+      </w:r>
+      <w:r>
+        <w:t xml:space="preserve"> </w:t>
+      </w:r>
+      <w:r>
+        <w:rPr>
+          <w:rStyle w:val="VerbatimChar"/>
+        </w:rPr>
+        <w:t xml:space="preserve">core/reference_analysis.py</w:t>
+      </w:r>
+      <w:r>
+        <w:t xml:space="preserve"> </w:t>
+      </w:r>
+      <w:r>
+        <w:t xml:space="preserve">(</w:t>
+      </w:r>
+      <w:r>
+        <w:rPr>
+          <w:rStyle w:val="VerbatimChar"/>
+        </w:rPr>
+        <w:t xml:space="preserve">tests/test_v3.py</w:t>
+      </w:r>
+      <w:r>
+        <w:t xml:space="preserve">:</w:t>
+      </w:r>
+      <w:r>
+        <w:t xml:space="preserve"> </w:t>
+      </w:r>
+      <w:r>
+        <w:rPr>
+          <w:rStyle w:val="VerbatimChar"/>
+        </w:rPr>
+        <w:t xml:space="preserve">shots_from_cuts</w:t>
       </w:r>
       <w:r>
         <w:t xml:space="preserve">,</w:t>
@@ -5727,103 +5667,44 @@
         <w:rPr>
           <w:rStyle w:val="VerbatimChar"/>
         </w:rPr>
-        <w:t xml:space="preserve">subtitles.build_cues</w:t>
-      </w:r>
-      <w:r>
-        <w:t xml:space="preserve"> </w:t>
-      </w:r>
-      <w:r>
-        <w:t xml:space="preserve">tự dùng đúng độ dài đã cắt, không phải sửa từng nơi; chi phí tính theo giây bị tính tiền (</w:t>
-      </w:r>
-      <w:r>
-        <w:rPr>
-          <w:rStyle w:val="VerbatimChar"/>
-        </w:rPr>
-        <w:t xml:space="preserve">max(use_s, min_sec)</w:t>
-      </w:r>
-      <w:r>
-        <w:t xml:space="preserve">).</w:t>
-      </w:r>
-    </w:p>
-    <w:p>
-      <w:pPr>
-        <w:pStyle w:val="Compact"/>
-        <w:numPr>
-          <w:ilvl w:val="0"/>
-          <w:numId w:val="1011"/>
-        </w:numPr>
-      </w:pPr>
-      <w:r>
-        <w:t xml:space="preserve">Multi-shot:</w:t>
-      </w:r>
-      <w:r>
-        <w:t xml:space="preserve"> </w:t>
-      </w:r>
-      <w:r>
-        <w:rPr>
-          <w:rStyle w:val="VerbatimChar"/>
-        </w:rPr>
-        <w:t xml:space="preserve">ClipAIVideoProvider.submit(multi_prompt=…)</w:t>
-      </w:r>
-      <w:r>
-        <w:t xml:space="preserve"> </w:t>
-      </w:r>
-      <w:r>
-        <w:t xml:space="preserve">đã có (từ</w:t>
-      </w:r>
-      <w:r>
-        <w:t xml:space="preserve"> </w:t>
-      </w:r>
-      <w:r>
-        <w:rPr>
-          <w:rStyle w:val="VerbatimChar"/>
-        </w:rPr>
-        <w:t xml:space="preserve">core/experiments.py</w:t>
-      </w:r>
-      <w:r>
-        <w:t xml:space="preserve">); cần thêm</w:t>
-      </w:r>
-      <w:r>
-        <w:t xml:space="preserve"> </w:t>
-      </w:r>
-      <w:r>
-        <w:rPr>
-          <w:rStyle w:val="VerbatimChar"/>
-        </w:rPr>
-        <w:t xml:space="preserve">role: last_frame</w:t>
-      </w:r>
-      <w:r>
-        <w:t xml:space="preserve"> </w:t>
-      </w:r>
-      <w:r>
-        <w:t xml:space="preserve">cho Seedance.</w:t>
-      </w:r>
-    </w:p>
-    <w:p>
-      <w:r>
-        <w:pict>
-          <v:rect style="width:0;height:1.5pt" o:hralign="center" o:hrstd="t" o:hr="t"/>
-        </w:pict>
-      </w:r>
-    </w:p>
-    <w:bookmarkEnd w:id="21"/>
+        <w:t xml:space="preserve">cuts_from_diffs</w:t>
+      </w:r>
+      <w:r>
+        <w:t xml:space="preserve">,</w:t>
+      </w:r>
+      <w:r>
+        <w:t xml:space="preserve"> </w:t>
+      </w:r>
+      <w:r>
+        <w:rPr>
+          <w:rStyle w:val="VerbatimChar"/>
+        </w:rPr>
+        <w:t xml:space="preserve">validate_labels</w:t>
+      </w:r>
+      <w:r>
+        <w:t xml:space="preserve">,</w:t>
+      </w:r>
+      <w:r>
+        <w:t xml:space="preserve"> </w:t>
+      </w:r>
+      <w:r>
+        <w:rPr>
+          <w:rStyle w:val="VerbatimChar"/>
+        </w:rPr>
+        <w:t xml:space="preserve">style_stats</w:t>
+      </w:r>
+      <w:r>
+        <w:t xml:space="preserve">, mock label). Chưa chạy lại toàn bộ bộ test trên nhánh.</w:t>
+      </w:r>
+    </w:p>
     <w:bookmarkEnd w:id="22"/>
-    <w:bookmarkStart w:id="29" w:name="X4e74bbea56bf0474fd821a17856e182245ad907"/>
-    <w:p>
-      <w:pPr>
-        <w:pStyle w:val="Heading2"/>
-      </w:pPr>
-      <w:r>
-        <w:t xml:space="preserve">Bàn giao cho phiên thực hiện (tài khoản phụ)</w:t>
-      </w:r>
-    </w:p>
-    <w:bookmarkStart w:id="23" w:name="bắt-đầu"/>
+    <w:bookmarkStart w:id="23" w:name="X7d22d232cb620e45b5bcbf31317bdc106111190"/>
     <w:p>
       <w:pPr>
         <w:pStyle w:val="Heading3"/>
       </w:pPr>
       <w:r>
-        <w:t xml:space="preserve">Bắt đầu</w:t>
+        <w:t xml:space="preserve">Ghi chú thiết kế cho GĐ2–3 (đọc code, chưa làm)</w:t>
       </w:r>
     </w:p>
     <w:p>
@@ -5835,40 +5716,58 @@
         </w:numPr>
       </w:pPr>
       <w:r>
-        <w:rPr>
-          <w:rStyle w:val="VerbatimChar"/>
-        </w:rPr>
-        <w:t xml:space="preserve">git pull</w:t>
-      </w:r>
-      <w:r>
-        <w:t xml:space="preserve"> </w:t>
-      </w:r>
-      <w:r>
-        <w:t xml:space="preserve">trên</w:t>
-      </w:r>
-      <w:r>
-        <w:t xml:space="preserve"> </w:t>
-      </w:r>
-      <w:r>
-        <w:rPr>
-          <w:rStyle w:val="VerbatimChar"/>
-        </w:rPr>
-        <w:t xml:space="preserve">main</w:t>
-      </w:r>
-      <w:r>
-        <w:t xml:space="preserve"> </w:t>
-      </w:r>
-      <w:r>
-        <w:t xml:space="preserve">(commit chốt kế hoạch này), tạo nhánh</w:t>
-      </w:r>
-      <w:r>
-        <w:t xml:space="preserve"> </w:t>
-      </w:r>
-      <w:r>
-        <w:rPr>
-          <w:rStyle w:val="VerbatimChar"/>
-        </w:rPr>
-        <w:t xml:space="preserve">v3-shots</w:t>
+        <w:t xml:space="preserve">Cột mới theo mẫu</w:t>
+      </w:r>
+      <w:r>
+        <w:t xml:space="preserve"> </w:t>
+      </w:r>
+      <w:r>
+        <w:rPr>
+          <w:rStyle w:val="VerbatimChar"/>
+        </w:rPr>
+        <w:t xml:space="preserve">V2_COLUMNS</w:t>
+      </w:r>
+      <w:r>
+        <w:t xml:space="preserve"> </w:t>
+      </w:r>
+      <w:r>
+        <w:t xml:space="preserve">trong</w:t>
+      </w:r>
+      <w:r>
+        <w:t xml:space="preserve"> </w:t>
+      </w:r>
+      <w:r>
+        <w:rPr>
+          <w:rStyle w:val="VerbatimChar"/>
+        </w:rPr>
+        <w:t xml:space="preserve">core/db.py</w:t>
+      </w:r>
+      <w:r>
+        <w:t xml:space="preserve">; bảng</w:t>
+      </w:r>
+      <w:r>
+        <w:t xml:space="preserve"> </w:t>
+      </w:r>
+      <w:r>
+        <w:rPr>
+          <w:rStyle w:val="VerbatimChar"/>
+        </w:rPr>
+        <w:t xml:space="preserve">story_scenes</w:t>
+      </w:r>
+      <w:r>
+        <w:t xml:space="preserve"> </w:t>
+      </w:r>
+      <w:r>
+        <w:t xml:space="preserve">thêm vào</w:t>
+      </w:r>
+      <w:r>
+        <w:t xml:space="preserve"> </w:t>
+      </w:r>
+      <w:r>
+        <w:rPr>
+          <w:rStyle w:val="VerbatimChar"/>
+        </w:rPr>
+        <w:t xml:space="preserve">SCHEMA</w:t>
       </w:r>
       <w:r>
         <w:t xml:space="preserve">.</w:t>
@@ -5883,100 +5782,55 @@
         </w:numPr>
       </w:pPr>
       <w:r>
-        <w:t xml:space="preserve">Đọc theo thứ tự:</w:t>
-      </w:r>
-      <w:r>
-        <w:t xml:space="preserve"> </w:t>
-      </w:r>
-      <w:r>
-        <w:rPr>
-          <w:rStyle w:val="VerbatimChar"/>
-        </w:rPr>
-        <w:t xml:space="preserve">CLAUDE.md</w:t>
-      </w:r>
-      <w:r>
-        <w:t xml:space="preserve"> </w:t>
-      </w:r>
-      <w:r>
-        <w:t xml:space="preserve">(quy ước: luôn commit + push; sửa</w:t>
-      </w:r>
-      <w:r>
-        <w:t xml:space="preserve"> </w:t>
-      </w:r>
-      <w:r>
-        <w:rPr>
-          <w:rStyle w:val="VerbatimChar"/>
-        </w:rPr>
-        <w:t xml:space="preserve">PLAN.md</w:t>
-      </w:r>
-      <w:r>
-        <w:t xml:space="preserve"> </w:t>
-      </w:r>
-      <w:r>
-        <w:t xml:space="preserve">thì chạy</w:t>
-      </w:r>
-      <w:r>
-        <w:t xml:space="preserve"> </w:t>
-      </w:r>
-      <w:r>
-        <w:rPr>
-          <w:rStyle w:val="VerbatimChar"/>
-        </w:rPr>
-        <w:t xml:space="preserve">bash tools/build_docs.sh</w:t>
-      </w:r>
-      <w:r>
-        <w:t xml:space="preserve">; luôn cập nhật</w:t>
-      </w:r>
-      <w:r>
-        <w:t xml:space="preserve"> </w:t>
-      </w:r>
-      <w:r>
-        <w:rPr>
-          <w:rStyle w:val="VerbatimChar"/>
-        </w:rPr>
-        <w:t xml:space="preserve">TODO.md</w:t>
-      </w:r>
-      <w:r>
-        <w:t xml:space="preserve"> </w:t>
-      </w:r>
-      <w:r>
-        <w:t xml:space="preserve">trong cùng commit), file này, PLAN.md 3.8–3.9 + Mục 5,</w:t>
-      </w:r>
-      <w:r>
-        <w:t xml:space="preserve"> </w:t>
-      </w:r>
-      <w:r>
-        <w:rPr>
-          <w:rStyle w:val="VerbatimChar"/>
-        </w:rPr>
-        <w:t xml:space="preserve">TODO.md</w:t>
-      </w:r>
-      <w:r>
-        <w:t xml:space="preserve">,</w:t>
-      </w:r>
-      <w:r>
-        <w:t xml:space="preserve"> </w:t>
-      </w:r>
-      <w:r>
-        <w:rPr>
-          <w:rStyle w:val="VerbatimChar"/>
-        </w:rPr>
-        <w:t xml:space="preserve">docs/V2_TEST_REPORT.md</w:t>
-      </w:r>
-      <w:r>
-        <w:t xml:space="preserve">,</w:t>
-      </w:r>
-      <w:r>
-        <w:t xml:space="preserve"> </w:t>
-      </w:r>
-      <w:r>
-        <w:rPr>
-          <w:rStyle w:val="VerbatimChar"/>
-        </w:rPr>
-        <w:t xml:space="preserve">docs/PHAN_TICH_2026-09-23_NHAT_QUAN_DIRECTOR_LIPSYNC_STORYBOARD.md</w:t>
-      </w:r>
-      <w:r>
-        <w:t xml:space="preserve">.</w:t>
+        <w:rPr>
+          <w:rStyle w:val="VerbatimChar"/>
+        </w:rPr>
+        <w:t xml:space="preserve">dialogue.scene_lines</w:t>
+      </w:r>
+      <w:r>
+        <w:t xml:space="preserve">: dòng có</w:t>
+      </w:r>
+      <w:r>
+        <w:t xml:space="preserve"> </w:t>
+      </w:r>
+      <w:r>
+        <w:rPr>
+          <w:rStyle w:val="VerbatimChar"/>
+        </w:rPr>
+        <w:t xml:space="preserve">shot_no</w:t>
+      </w:r>
+      <w:r>
+        <w:t xml:space="preserve"> </w:t>
+      </w:r>
+      <w:r>
+        <w:t xml:space="preserve">mà</w:t>
+      </w:r>
+      <w:r>
+        <w:t xml:space="preserve"> </w:t>
+      </w:r>
+      <w:r>
+        <w:rPr>
+          <w:rStyle w:val="VerbatimChar"/>
+        </w:rPr>
+        <w:t xml:space="preserve">dialogue == []</w:t>
+      </w:r>
+      <w:r>
+        <w:t xml:space="preserve"> </w:t>
+      </w:r>
+      <w:r>
+        <w:t xml:space="preserve">→ không có thoại (không rơi về</w:t>
+      </w:r>
+      <w:r>
+        <w:t xml:space="preserve"> </w:t>
+      </w:r>
+      <w:r>
+        <w:rPr>
+          <w:rStyle w:val="VerbatimChar"/>
+        </w:rPr>
+        <w:t xml:space="preserve">text</w:t>
+      </w:r>
+      <w:r>
+        <w:t xml:space="preserve">).</w:t>
       </w:r>
     </w:p>
     <w:p>
@@ -5988,30 +5842,166 @@
         </w:numPr>
       </w:pPr>
       <w:r>
-        <w:t xml:space="preserve">Giao tiếp với người dùng</w:t>
-      </w:r>
-      <w:r>
-        <w:t xml:space="preserve"> </w:t>
-      </w:r>
-      <w:r>
-        <w:rPr>
-          <w:b/>
-          <w:bCs/>
-        </w:rPr>
-        <w:t xml:space="preserve">bằng tiếng Việt</w:t>
-      </w:r>
-      <w:r>
-        <w:t xml:space="preserve">. Hỏi trước mọi việc tốn credit.</w:t>
+        <w:t xml:space="preserve">Độ dài dùng/cắt: đề xuất giữ file gốc</w:t>
+      </w:r>
+      <w:r>
+        <w:t xml:space="preserve"> </w:t>
+      </w:r>
+      <w:r>
+        <w:rPr>
+          <w:rStyle w:val="VerbatimChar"/>
+        </w:rPr>
+        <w:t xml:space="preserve">videos/{idx}_raw.mp4</w:t>
+      </w:r>
+      <w:r>
+        <w:t xml:space="preserve">, cắt ra</w:t>
+      </w:r>
+      <w:r>
+        <w:t xml:space="preserve"> </w:t>
+      </w:r>
+      <w:r>
+        <w:rPr>
+          <w:rStyle w:val="VerbatimChar"/>
+        </w:rPr>
+        <w:t xml:space="preserve">videos/{idx}.mp4</w:t>
+      </w:r>
+      <w:r>
+        <w:t xml:space="preserve"> </w:t>
+      </w:r>
+      <w:r>
+        <w:t xml:space="preserve">khi tải về (runner) →</w:t>
+      </w:r>
+      <w:r>
+        <w:t xml:space="preserve"> </w:t>
+      </w:r>
+      <w:r>
+        <w:rPr>
+          <w:rStyle w:val="VerbatimChar"/>
+        </w:rPr>
+        <w:t xml:space="preserve">final_cut.clip_seconds</w:t>
+      </w:r>
+      <w:r>
+        <w:t xml:space="preserve"> </w:t>
+      </w:r>
+      <w:r>
+        <w:t xml:space="preserve">(đọc độ dài thật bằng ffmpeg), render,</w:t>
+      </w:r>
+      <w:r>
+        <w:t xml:space="preserve"> </w:t>
+      </w:r>
+      <w:r>
+        <w:rPr>
+          <w:rStyle w:val="VerbatimChar"/>
+        </w:rPr>
+        <w:t xml:space="preserve">voice.place_on_timeline</w:t>
+      </w:r>
+      <w:r>
+        <w:t xml:space="preserve">,</w:t>
+      </w:r>
+      <w:r>
+        <w:t xml:space="preserve"> </w:t>
+      </w:r>
+      <w:r>
+        <w:rPr>
+          <w:rStyle w:val="VerbatimChar"/>
+        </w:rPr>
+        <w:t xml:space="preserve">subtitles.build_cues</w:t>
+      </w:r>
+      <w:r>
+        <w:t xml:space="preserve"> </w:t>
+      </w:r>
+      <w:r>
+        <w:t xml:space="preserve">tự dùng đúng độ dài đã cắt, không phải sửa từng nơi; chi phí tính theo giây bị tính tiền (</w:t>
+      </w:r>
+      <w:r>
+        <w:rPr>
+          <w:rStyle w:val="VerbatimChar"/>
+        </w:rPr>
+        <w:t xml:space="preserve">max(use_s, min_sec)</w:t>
+      </w:r>
+      <w:r>
+        <w:t xml:space="preserve">).</w:t>
+      </w:r>
+    </w:p>
+    <w:p>
+      <w:pPr>
+        <w:pStyle w:val="Compact"/>
+        <w:numPr>
+          <w:ilvl w:val="0"/>
+          <w:numId w:val="1012"/>
+        </w:numPr>
+      </w:pPr>
+      <w:r>
+        <w:t xml:space="preserve">Multi-shot:</w:t>
+      </w:r>
+      <w:r>
+        <w:t xml:space="preserve"> </w:t>
+      </w:r>
+      <w:r>
+        <w:rPr>
+          <w:rStyle w:val="VerbatimChar"/>
+        </w:rPr>
+        <w:t xml:space="preserve">ClipAIVideoProvider.submit(multi_prompt=…)</w:t>
+      </w:r>
+      <w:r>
+        <w:t xml:space="preserve"> </w:t>
+      </w:r>
+      <w:r>
+        <w:t xml:space="preserve">đã có (từ</w:t>
+      </w:r>
+      <w:r>
+        <w:t xml:space="preserve"> </w:t>
+      </w:r>
+      <w:r>
+        <w:rPr>
+          <w:rStyle w:val="VerbatimChar"/>
+        </w:rPr>
+        <w:t xml:space="preserve">core/experiments.py</w:t>
+      </w:r>
+      <w:r>
+        <w:t xml:space="preserve">); cần thêm</w:t>
+      </w:r>
+      <w:r>
+        <w:t xml:space="preserve"> </w:t>
+      </w:r>
+      <w:r>
+        <w:rPr>
+          <w:rStyle w:val="VerbatimChar"/>
+        </w:rPr>
+        <w:t xml:space="preserve">role: last_frame</w:t>
+      </w:r>
+      <w:r>
+        <w:t xml:space="preserve"> </w:t>
+      </w:r>
+      <w:r>
+        <w:t xml:space="preserve">cho Seedance.</w:t>
+      </w:r>
+    </w:p>
+    <w:p>
+      <w:r>
+        <w:pict>
+          <v:rect style="width:0;height:1.5pt" o:hralign="center" o:hrstd="t" o:hr="t"/>
+        </w:pict>
       </w:r>
     </w:p>
     <w:bookmarkEnd w:id="23"/>
-    <w:bookmarkStart w:id="24" w:name="trạng-thái-hiện-tại"/>
+    <w:bookmarkEnd w:id="24"/>
+    <w:bookmarkStart w:id="31" w:name="X4e74bbea56bf0474fd821a17856e182245ad907"/>
+    <w:p>
+      <w:pPr>
+        <w:pStyle w:val="Heading2"/>
+      </w:pPr>
+      <w:r>
+        <w:t xml:space="preserve">Bàn giao cho phiên thực hiện (tài khoản phụ)</w:t>
+      </w:r>
+    </w:p>
+    <w:bookmarkStart w:id="25" w:name="bắt-đầu"/>
     <w:p>
       <w:pPr>
         <w:pStyle w:val="Heading3"/>
       </w:pPr>
       <w:r>
-        <w:t xml:space="preserve">Trạng thái hiện tại</w:t>
+        <w:t xml:space="preserve">Bắt đầu</w:t>
       </w:r>
     </w:p>
     <w:p>
@@ -6023,7 +6013,16 @@
         </w:numPr>
       </w:pPr>
       <w:r>
-        <w:t xml:space="preserve">Dashboard v2 đã xong và ở</w:t>
+        <w:rPr>
+          <w:rStyle w:val="VerbatimChar"/>
+        </w:rPr>
+        <w:t xml:space="preserve">git pull</w:t>
+      </w:r>
+      <w:r>
+        <w:t xml:space="preserve"> </w:t>
+      </w:r>
+      <w:r>
+        <w:t xml:space="preserve">trên</w:t>
       </w:r>
       <w:r>
         <w:t xml:space="preserve"> </w:t>
@@ -6038,55 +6037,19 @@
         <w:t xml:space="preserve"> </w:t>
       </w:r>
       <w:r>
-        <w:t xml:space="preserve">(632 test pass): lineage</w:t>
-      </w:r>
-      <w:r>
-        <w:t xml:space="preserve"> </w:t>
-      </w:r>
-      <w:r>
-        <w:t xml:space="preserve">“⚠ cũ”</w:t>
-      </w:r>
-      <w:r>
-        <w:t xml:space="preserve">, Director JSON v2 + khóa 🔒, tỉ lệ khung theo dự án (mặc định 9:16), model theo từng cảnh (</w:t>
-      </w:r>
-      <w:r>
-        <w:rPr>
-          <w:rStyle w:val="VerbatimChar"/>
-        </w:rPr>
-        <w:t xml:space="preserve">core/model_router.py</w:t>
-      </w:r>
-      <w:r>
-        <w:t xml:space="preserve">,</w:t>
-      </w:r>
-      <w:r>
-        <w:t xml:space="preserve"> </w:t>
-      </w:r>
-      <w:r>
-        <w:rPr>
-          <w:rStyle w:val="VerbatimChar"/>
-        </w:rPr>
-        <w:t xml:space="preserve">data/video_models.json</w:t>
-      </w:r>
-      <w:r>
-        <w:t xml:space="preserve">, 3 mức ưu tiên), giọng TTS theo nhân vật (</w:t>
-      </w:r>
-      <w:r>
-        <w:rPr>
-          <w:rStyle w:val="VerbatimChar"/>
-        </w:rPr>
-        <w:t xml:space="preserve">core/voice.py</w:t>
-      </w:r>
-      <w:r>
-        <w:t xml:space="preserve">), bản giao dựng → phụ đề → card cuối → kích thước (</w:t>
-      </w:r>
-      <w:r>
-        <w:rPr>
-          <w:rStyle w:val="VerbatimChar"/>
-        </w:rPr>
-        <w:t xml:space="preserve">core/delivery.py</w:t>
-      </w:r>
-      <w:r>
-        <w:t xml:space="preserve">), QC video, chế độ tự động v2.</w:t>
+        <w:t xml:space="preserve">(commit chốt kế hoạch này), tạo nhánh</w:t>
+      </w:r>
+      <w:r>
+        <w:t xml:space="preserve"> </w:t>
+      </w:r>
+      <w:r>
+        <w:rPr>
+          <w:rStyle w:val="VerbatimChar"/>
+        </w:rPr>
+        <w:t xml:space="preserve">v3-shots</w:t>
+      </w:r>
+      <w:r>
+        <w:t xml:space="preserve">.</w:t>
       </w:r>
     </w:p>
     <w:p>
@@ -6098,74 +6061,135 @@
         </w:numPr>
       </w:pPr>
       <w:r>
-        <w:t xml:space="preserve">Chạy thử không tốn credit:</w:t>
-      </w:r>
-      <w:r>
-        <w:t xml:space="preserve"> </w:t>
-      </w:r>
-      <w:r>
-        <w:rPr>
-          <w:rStyle w:val="VerbatimChar"/>
-        </w:rPr>
-        <w:t xml:space="preserve">py tools/seed_demo.py</w:t>
-      </w:r>
-      <w:r>
-        <w:t xml:space="preserve"> </w:t>
-      </w:r>
-      <w:r>
-        <w:t xml:space="preserve">rồi</w:t>
-      </w:r>
-      <w:r>
-        <w:t xml:space="preserve"> </w:t>
-      </w:r>
-      <w:r>
-        <w:rPr>
-          <w:rStyle w:val="VerbatimChar"/>
-        </w:rPr>
-        <w:t xml:space="preserve">powershell -File tools/run_demo.ps1</w:t>
-      </w:r>
-      <w:r>
-        <w:t xml:space="preserve"> </w:t>
-      </w:r>
-      <w:r>
-        <w:t xml:space="preserve">(đã bật</w:t>
-      </w:r>
-      <w:r>
-        <w:t xml:space="preserve"> </w:t>
-      </w:r>
-      <w:r>
-        <w:rPr>
-          <w:rStyle w:val="VerbatimChar"/>
-        </w:rPr>
-        <w:t xml:space="preserve">MOCK_REAL_MEDIA=1</w:t>
-      </w:r>
-      <w:r>
-        <w:t xml:space="preserve">: ảnh/clip giả lập là file thật nhỏ, dựng/xuất được). Bộ test:</w:t>
-      </w:r>
-      <w:r>
-        <w:t xml:space="preserve"> </w:t>
-      </w:r>
-      <w:r>
-        <w:rPr>
-          <w:rStyle w:val="VerbatimChar"/>
-        </w:rPr>
-        <w:t xml:space="preserve">py -m unittest discover -s tests -t .</w:t>
-      </w:r>
-      <w:r>
-        <w:t xml:space="preserve"> </w:t>
-      </w:r>
-      <w:r>
-        <w:t xml:space="preserve">(~5 phút).</w:t>
-      </w:r>
-    </w:p>
-    <w:bookmarkEnd w:id="24"/>
-    <w:bookmarkStart w:id="25" w:name="môi-trường-windows"/>
+        <w:t xml:space="preserve">Đọc theo thứ tự:</w:t>
+      </w:r>
+      <w:r>
+        <w:t xml:space="preserve"> </w:t>
+      </w:r>
+      <w:r>
+        <w:rPr>
+          <w:rStyle w:val="VerbatimChar"/>
+        </w:rPr>
+        <w:t xml:space="preserve">CLAUDE.md</w:t>
+      </w:r>
+      <w:r>
+        <w:t xml:space="preserve"> </w:t>
+      </w:r>
+      <w:r>
+        <w:t xml:space="preserve">(quy ước: luôn commit + push; sửa</w:t>
+      </w:r>
+      <w:r>
+        <w:t xml:space="preserve"> </w:t>
+      </w:r>
+      <w:r>
+        <w:rPr>
+          <w:rStyle w:val="VerbatimChar"/>
+        </w:rPr>
+        <w:t xml:space="preserve">PLAN.md</w:t>
+      </w:r>
+      <w:r>
+        <w:t xml:space="preserve"> </w:t>
+      </w:r>
+      <w:r>
+        <w:t xml:space="preserve">thì chạy</w:t>
+      </w:r>
+      <w:r>
+        <w:t xml:space="preserve"> </w:t>
+      </w:r>
+      <w:r>
+        <w:rPr>
+          <w:rStyle w:val="VerbatimChar"/>
+        </w:rPr>
+        <w:t xml:space="preserve">bash tools/build_docs.sh</w:t>
+      </w:r>
+      <w:r>
+        <w:t xml:space="preserve">; luôn cập nhật</w:t>
+      </w:r>
+      <w:r>
+        <w:t xml:space="preserve"> </w:t>
+      </w:r>
+      <w:r>
+        <w:rPr>
+          <w:rStyle w:val="VerbatimChar"/>
+        </w:rPr>
+        <w:t xml:space="preserve">TODO.md</w:t>
+      </w:r>
+      <w:r>
+        <w:t xml:space="preserve"> </w:t>
+      </w:r>
+      <w:r>
+        <w:t xml:space="preserve">trong cùng commit), file này, PLAN.md 3.8–3.9 + Mục 5,</w:t>
+      </w:r>
+      <w:r>
+        <w:t xml:space="preserve"> </w:t>
+      </w:r>
+      <w:r>
+        <w:rPr>
+          <w:rStyle w:val="VerbatimChar"/>
+        </w:rPr>
+        <w:t xml:space="preserve">TODO.md</w:t>
+      </w:r>
+      <w:r>
+        <w:t xml:space="preserve">,</w:t>
+      </w:r>
+      <w:r>
+        <w:t xml:space="preserve"> </w:t>
+      </w:r>
+      <w:r>
+        <w:rPr>
+          <w:rStyle w:val="VerbatimChar"/>
+        </w:rPr>
+        <w:t xml:space="preserve">docs/V2_TEST_REPORT.md</w:t>
+      </w:r>
+      <w:r>
+        <w:t xml:space="preserve">,</w:t>
+      </w:r>
+      <w:r>
+        <w:t xml:space="preserve"> </w:t>
+      </w:r>
+      <w:r>
+        <w:rPr>
+          <w:rStyle w:val="VerbatimChar"/>
+        </w:rPr>
+        <w:t xml:space="preserve">docs/PHAN_TICH_2026-09-23_NHAT_QUAN_DIRECTOR_LIPSYNC_STORYBOARD.md</w:t>
+      </w:r>
+      <w:r>
+        <w:t xml:space="preserve">.</w:t>
+      </w:r>
+    </w:p>
+    <w:p>
+      <w:pPr>
+        <w:pStyle w:val="Compact"/>
+        <w:numPr>
+          <w:ilvl w:val="0"/>
+          <w:numId w:val="1013"/>
+        </w:numPr>
+      </w:pPr>
+      <w:r>
+        <w:t xml:space="preserve">Giao tiếp với người dùng</w:t>
+      </w:r>
+      <w:r>
+        <w:t xml:space="preserve"> </w:t>
+      </w:r>
+      <w:r>
+        <w:rPr>
+          <w:b/>
+          <w:bCs/>
+        </w:rPr>
+        <w:t xml:space="preserve">bằng tiếng Việt</w:t>
+      </w:r>
+      <w:r>
+        <w:t xml:space="preserve">. Hỏi trước mọi việc tốn credit.</w:t>
+      </w:r>
+    </w:p>
+    <w:bookmarkEnd w:id="25"/>
+    <w:bookmarkStart w:id="26" w:name="trạng-thái-hiện-tại"/>
     <w:p>
       <w:pPr>
         <w:pStyle w:val="Heading3"/>
       </w:pPr>
       <w:r>
-        <w:t xml:space="preserve">Môi trường (Windows)</w:t>
+        <w:t xml:space="preserve">Trạng thái hiện tại</w:t>
       </w:r>
     </w:p>
     <w:p>
@@ -6177,34 +6201,70 @@
         </w:numPr>
       </w:pPr>
       <w:r>
-        <w:t xml:space="preserve">Python gọi bằng</w:t>
-      </w:r>
-      <w:r>
-        <w:t xml:space="preserve"> </w:t>
-      </w:r>
-      <w:r>
-        <w:rPr>
-          <w:rStyle w:val="VerbatimChar"/>
-        </w:rPr>
-        <w:t xml:space="preserve">py</w:t>
-      </w:r>
-      <w:r>
-        <w:t xml:space="preserve"> </w:t>
-      </w:r>
-      <w:r>
-        <w:t xml:space="preserve">(trong Git Bash không có</w:t>
-      </w:r>
-      <w:r>
-        <w:t xml:space="preserve"> </w:t>
-      </w:r>
-      <w:r>
-        <w:rPr>
-          <w:rStyle w:val="VerbatimChar"/>
-        </w:rPr>
-        <w:t xml:space="preserve">python</w:t>
-      </w:r>
-      <w:r>
-        <w:t xml:space="preserve">). ffmpeg có sẵn trong PATH. pandoc + Chrome cho build docs.</w:t>
+        <w:t xml:space="preserve">Dashboard v2 đã xong và ở</w:t>
+      </w:r>
+      <w:r>
+        <w:t xml:space="preserve"> </w:t>
+      </w:r>
+      <w:r>
+        <w:rPr>
+          <w:rStyle w:val="VerbatimChar"/>
+        </w:rPr>
+        <w:t xml:space="preserve">main</w:t>
+      </w:r>
+      <w:r>
+        <w:t xml:space="preserve"> </w:t>
+      </w:r>
+      <w:r>
+        <w:t xml:space="preserve">(632 test pass): lineage</w:t>
+      </w:r>
+      <w:r>
+        <w:t xml:space="preserve"> </w:t>
+      </w:r>
+      <w:r>
+        <w:t xml:space="preserve">“⚠ cũ”</w:t>
+      </w:r>
+      <w:r>
+        <w:t xml:space="preserve">, Director JSON v2 + khóa 🔒, tỉ lệ khung theo dự án (mặc định 9:16), model theo từng cảnh (</w:t>
+      </w:r>
+      <w:r>
+        <w:rPr>
+          <w:rStyle w:val="VerbatimChar"/>
+        </w:rPr>
+        <w:t xml:space="preserve">core/model_router.py</w:t>
+      </w:r>
+      <w:r>
+        <w:t xml:space="preserve">,</w:t>
+      </w:r>
+      <w:r>
+        <w:t xml:space="preserve"> </w:t>
+      </w:r>
+      <w:r>
+        <w:rPr>
+          <w:rStyle w:val="VerbatimChar"/>
+        </w:rPr>
+        <w:t xml:space="preserve">data/video_models.json</w:t>
+      </w:r>
+      <w:r>
+        <w:t xml:space="preserve">, 3 mức ưu tiên), giọng TTS theo nhân vật (</w:t>
+      </w:r>
+      <w:r>
+        <w:rPr>
+          <w:rStyle w:val="VerbatimChar"/>
+        </w:rPr>
+        <w:t xml:space="preserve">core/voice.py</w:t>
+      </w:r>
+      <w:r>
+        <w:t xml:space="preserve">), bản giao dựng → phụ đề → card cuối → kích thước (</w:t>
+      </w:r>
+      <w:r>
+        <w:rPr>
+          <w:rStyle w:val="VerbatimChar"/>
+        </w:rPr>
+        <w:t xml:space="preserve">core/delivery.py</w:t>
+      </w:r>
+      <w:r>
+        <w:t xml:space="preserve">), QC video, chế độ tự động v2.</w:t>
       </w:r>
     </w:p>
     <w:p>
@@ -6216,159 +6276,74 @@
         </w:numPr>
       </w:pPr>
       <w:r>
-        <w:t xml:space="preserve">Token</w:t>
-      </w:r>
-      <w:r>
-        <w:t xml:space="preserve"> </w:t>
-      </w:r>
-      <w:r>
-        <w:rPr>
-          <w:rStyle w:val="VerbatimChar"/>
-        </w:rPr>
-        <w:t xml:space="preserve">CLIPAI_TOKEN</w:t>
-      </w:r>
-      <w:r>
-        <w:t xml:space="preserve">,</w:t>
-      </w:r>
-      <w:r>
-        <w:t xml:space="preserve"> </w:t>
-      </w:r>
-      <w:r>
-        <w:rPr>
-          <w:rStyle w:val="VerbatimChar"/>
-        </w:rPr>
-        <w:t xml:space="preserve">DEEPIX_TOKEN</w:t>
-      </w:r>
-      <w:r>
-        <w:t xml:space="preserve"> </w:t>
-      </w:r>
-      <w:r>
-        <w:t xml:space="preserve">nằm trong biến môi trường người dùng —</w:t>
-      </w:r>
-      <w:r>
-        <w:t xml:space="preserve"> </w:t>
-      </w:r>
-      <w:r>
-        <w:rPr>
-          <w:b/>
-          <w:bCs/>
-        </w:rPr>
-        <w:t xml:space="preserve">không in, không ghi vào repo/log</w:t>
-      </w:r>
-      <w:r>
-        <w:t xml:space="preserve">. Claude cho Dashboard:</w:t>
-      </w:r>
-      <w:r>
-        <w:t xml:space="preserve"> </w:t>
-      </w:r>
-      <w:r>
-        <w:rPr>
-          <w:rStyle w:val="VerbatimChar"/>
-        </w:rPr>
-        <w:t xml:space="preserve">LLM_PROVIDER=claude_cli</w:t>
-      </w:r>
-      <w:r>
-        <w:t xml:space="preserve"> </w:t>
-      </w:r>
-      <w:r>
-        <w:t xml:space="preserve">(dùng chung hạn mức tài khoản).</w:t>
-      </w:r>
-    </w:p>
-    <w:p>
-      <w:pPr>
-        <w:pStyle w:val="Compact"/>
-        <w:numPr>
-          <w:ilvl w:val="0"/>
-          <w:numId w:val="1014"/>
-        </w:numPr>
-      </w:pPr>
-      <w:r>
-        <w:t xml:space="preserve">Kịch bản thử:</w:t>
-      </w:r>
-      <w:r>
-        <w:t xml:space="preserve"> </w:t>
-      </w:r>
-      <w:r>
-        <w:t xml:space="preserve">“KỊCH BẢN FREE FIRE: KENTA XUYÊN TƯỜNG CƯỚP KILL?!”</w:t>
-      </w:r>
-      <w:r>
-        <w:t xml:space="preserve"> </w:t>
-      </w:r>
-      <w:r>
-        <w:t xml:space="preserve">(3 cảnh, Kelly/Maxim/Kenta, 14 câu thoại,</w:t>
-      </w:r>
-      <w:r>
-        <w:t xml:space="preserve"> </w:t>
-      </w:r>
-      <w:r>
-        <w:t xml:space="preserve">“TEXT CUỐI”</w:t>
-      </w:r>
-      <w:r>
-        <w:t xml:space="preserve">). Nguyên văn ở</w:t>
-      </w:r>
-      <w:r>
-        <w:t xml:space="preserve"> </w:t>
-      </w:r>
-      <w:r>
-        <w:rPr>
-          <w:rStyle w:val="VerbatimChar"/>
-        </w:rPr>
-        <w:t xml:space="preserve">samples/kenta_xuyen_tuong_cuop_kill.txt</w:t>
-      </w:r>
-      <w:r>
-        <w:t xml:space="preserve">.</w:t>
-      </w:r>
-    </w:p>
-    <w:p>
-      <w:pPr>
-        <w:pStyle w:val="Compact"/>
-        <w:numPr>
-          <w:ilvl w:val="0"/>
-          <w:numId w:val="1014"/>
-        </w:numPr>
-      </w:pPr>
-      <w:r>
-        <w:t xml:space="preserve">Video Free Fire nội bộ trên máy:</w:t>
-      </w:r>
-      <w:r>
-        <w:t xml:space="preserve"> </w:t>
-      </w:r>
-      <w:r>
-        <w:rPr>
-          <w:rStyle w:val="VerbatimChar"/>
-        </w:rPr>
-        <w:t xml:space="preserve">D:/2026/OB55/</w:t>
-      </w:r>
-      <w:r>
-        <w:t xml:space="preserve"> </w:t>
-      </w:r>
-      <w:r>
-        <w:t xml:space="preserve">(combo Kenta, tình huống Kenta…),</w:t>
-      </w:r>
-      <w:r>
-        <w:t xml:space="preserve"> </w:t>
-      </w:r>
-      <w:r>
-        <w:rPr>
-          <w:rStyle w:val="VerbatimChar"/>
-        </w:rPr>
-        <w:t xml:space="preserve">D:/2025/</w:t>
-      </w:r>
-      <w:r>
-        <w:t xml:space="preserve"> </w:t>
-      </w:r>
-      <w:r>
-        <w:t xml:space="preserve">— dùng để phân tích, không đưa vào repo.</w:t>
-      </w:r>
-    </w:p>
-    <w:bookmarkEnd w:id="25"/>
-    <w:bookmarkStart w:id="26" w:name="sự-thật-về-api-tra-2026-09-23-chỉ-đọc"/>
+        <w:t xml:space="preserve">Chạy thử không tốn credit:</w:t>
+      </w:r>
+      <w:r>
+        <w:t xml:space="preserve"> </w:t>
+      </w:r>
+      <w:r>
+        <w:rPr>
+          <w:rStyle w:val="VerbatimChar"/>
+        </w:rPr>
+        <w:t xml:space="preserve">py tools/seed_demo.py</w:t>
+      </w:r>
+      <w:r>
+        <w:t xml:space="preserve"> </w:t>
+      </w:r>
+      <w:r>
+        <w:t xml:space="preserve">rồi</w:t>
+      </w:r>
+      <w:r>
+        <w:t xml:space="preserve"> </w:t>
+      </w:r>
+      <w:r>
+        <w:rPr>
+          <w:rStyle w:val="VerbatimChar"/>
+        </w:rPr>
+        <w:t xml:space="preserve">powershell -File tools/run_demo.ps1</w:t>
+      </w:r>
+      <w:r>
+        <w:t xml:space="preserve"> </w:t>
+      </w:r>
+      <w:r>
+        <w:t xml:space="preserve">(đã bật</w:t>
+      </w:r>
+      <w:r>
+        <w:t xml:space="preserve"> </w:t>
+      </w:r>
+      <w:r>
+        <w:rPr>
+          <w:rStyle w:val="VerbatimChar"/>
+        </w:rPr>
+        <w:t xml:space="preserve">MOCK_REAL_MEDIA=1</w:t>
+      </w:r>
+      <w:r>
+        <w:t xml:space="preserve">: ảnh/clip giả lập là file thật nhỏ, dựng/xuất được). Bộ test:</w:t>
+      </w:r>
+      <w:r>
+        <w:t xml:space="preserve"> </w:t>
+      </w:r>
+      <w:r>
+        <w:rPr>
+          <w:rStyle w:val="VerbatimChar"/>
+        </w:rPr>
+        <w:t xml:space="preserve">py -m unittest discover -s tests -t .</w:t>
+      </w:r>
+      <w:r>
+        <w:t xml:space="preserve"> </w:t>
+      </w:r>
+      <w:r>
+        <w:t xml:space="preserve">(~5 phút).</w:t>
+      </w:r>
+    </w:p>
+    <w:bookmarkEnd w:id="26"/>
+    <w:bookmarkStart w:id="27" w:name="môi-trường-windows"/>
     <w:p>
       <w:pPr>
         <w:pStyle w:val="Heading3"/>
       </w:pPr>
       <w:r>
-        <w:t xml:space="preserve">Sự thật về API (tra 2026-09-23, chỉ đọc)</w:t>
+        <w:t xml:space="preserve">Môi trường (Windows)</w:t>
       </w:r>
     </w:p>
     <w:p>
@@ -6380,178 +6355,34 @@
         </w:numPr>
       </w:pPr>
       <w:r>
-        <w:t xml:space="preserve">Token dùng được 12 endpoint trong skill</w:t>
-      </w:r>
-      <w:r>
-        <w:t xml:space="preserve"> </w:t>
-      </w:r>
-      <w:r>
-        <w:rPr>
-          <w:rStyle w:val="VerbatimChar"/>
-        </w:rPr>
-        <w:t xml:space="preserve">clipai 1.3.1</w:t>
-      </w:r>
-      <w:r>
-        <w:t xml:space="preserve"> </w:t>
-      </w:r>
-      <w:r>
-        <w:t xml:space="preserve">(</w:t>
-      </w:r>
-      <w:r>
-        <w:rPr>
-          <w:rStyle w:val="VerbatimChar"/>
-        </w:rPr>
-        <w:t xml:space="preserve">Get this Skill to Claude/clipai-1.3.1/clipai/reference.md</w:t>
-      </w:r>
-      <w:r>
-        <w:t xml:space="preserve">): Kling Omni (có</w:t>
-      </w:r>
-      <w:r>
-        <w:t xml:space="preserve"> </w:t>
-      </w:r>
-      <w:r>
-        <w:rPr>
-          <w:rStyle w:val="VerbatimChar"/>
-        </w:rPr>
-        <w:t xml:space="preserve">multi_shot</w:t>
-      </w:r>
-      <w:r>
-        <w:t xml:space="preserve">/</w:t>
-      </w:r>
-      <w:r>
-        <w:rPr>
-          <w:rStyle w:val="VerbatimChar"/>
-        </w:rPr>
-        <w:t xml:space="preserve">multi_prompt</w:t>
-      </w:r>
-      <w:r>
-        <w:t xml:space="preserve">,</w:t>
-      </w:r>
-      <w:r>
-        <w:t xml:space="preserve"> </w:t>
-      </w:r>
-      <w:r>
-        <w:rPr>
-          <w:rStyle w:val="VerbatimChar"/>
-        </w:rPr>
-        <w:t xml:space="preserve">image_list</w:t>
-      </w:r>
-      <w:r>
-        <w:t xml:space="preserve"> </w:t>
-      </w:r>
-      <w:r>
-        <w:t xml:space="preserve">chỉ</w:t>
-      </w:r>
-      <w:r>
-        <w:t xml:space="preserve"> </w:t>
-      </w:r>
-      <w:r>
-        <w:rPr>
-          <w:rStyle w:val="VerbatimChar"/>
-        </w:rPr>
-        <w:t xml:space="preserve">first_frame</w:t>
-      </w:r>
-      <w:r>
-        <w:t xml:space="preserve">,</w:t>
-      </w:r>
-      <w:r>
-        <w:t xml:space="preserve"> </w:t>
-      </w:r>
-      <w:r>
-        <w:rPr>
-          <w:rStyle w:val="VerbatimChar"/>
-        </w:rPr>
-        <w:t xml:space="preserve">element_list</w:t>
-      </w:r>
-      <w:r>
-        <w:t xml:space="preserve"> </w:t>
-      </w:r>
-      <w:r>
-        <w:t xml:space="preserve">— nhưng tạo Element chỉ trên web), Seedance (</w:t>
-      </w:r>
-      <w:r>
-        <w:rPr>
-          <w:rStyle w:val="VerbatimChar"/>
-        </w:rPr>
-        <w:t xml:space="preserve">content</w:t>
-      </w:r>
-      <w:r>
-        <w:t xml:space="preserve"> </w:t>
-      </w:r>
-      <w:r>
-        <w:t xml:space="preserve">với role</w:t>
-      </w:r>
-      <w:r>
-        <w:t xml:space="preserve"> </w:t>
-      </w:r>
-      <w:r>
-        <w:rPr>
-          <w:rStyle w:val="VerbatimChar"/>
-        </w:rPr>
-        <w:t xml:space="preserve">first_frame</w:t>
-      </w:r>
-      <w:r>
-        <w:t xml:space="preserve"> </w:t>
-      </w:r>
-      <w:r>
-        <w:t xml:space="preserve">/</w:t>
-      </w:r>
-      <w:r>
-        <w:t xml:space="preserve"> </w:t>
-      </w:r>
-      <w:r>
-        <w:rPr>
-          <w:rStyle w:val="VerbatimChar"/>
-        </w:rPr>
-        <w:t xml:space="preserve">last_frame</w:t>
-      </w:r>
-      <w:r>
-        <w:t xml:space="preserve"> </w:t>
-      </w:r>
-      <w:r>
-        <w:t xml:space="preserve">/</w:t>
-      </w:r>
-      <w:r>
-        <w:t xml:space="preserve"> </w:t>
-      </w:r>
-      <w:r>
-        <w:rPr>
-          <w:rStyle w:val="VerbatimChar"/>
-        </w:rPr>
-        <w:t xml:space="preserve">reference_image</w:t>
-      </w:r>
-      <w:r>
-        <w:t xml:space="preserve"> </w:t>
-      </w:r>
-      <w:r>
-        <w:t xml:space="preserve">/</w:t>
-      </w:r>
-      <w:r>
-        <w:t xml:space="preserve"> </w:t>
-      </w:r>
-      <w:r>
-        <w:rPr>
-          <w:rStyle w:val="VerbatimChar"/>
-        </w:rPr>
-        <w:t xml:space="preserve">reference_video</w:t>
-      </w:r>
-      <w:r>
-        <w:t xml:space="preserve"> </w:t>
-      </w:r>
-      <w:r>
-        <w:t xml:space="preserve">/</w:t>
-      </w:r>
-      <w:r>
-        <w:t xml:space="preserve"> </w:t>
-      </w:r>
-      <w:r>
-        <w:rPr>
-          <w:rStyle w:val="VerbatimChar"/>
-        </w:rPr>
-        <w:t xml:space="preserve">reference_audio</w:t>
-      </w:r>
-      <w:r>
-        <w:t xml:space="preserve">; 2.0 dài 4–15s, 2.5 dài 4–30s; 480p/720p), video-list, âm thanh (TTS/SFX/nhạc, voice-actors), kho chủ thể Seedance.</w:t>
+        <w:t xml:space="preserve">Python gọi bằng</w:t>
+      </w:r>
+      <w:r>
+        <w:t xml:space="preserve"> </w:t>
+      </w:r>
+      <w:r>
+        <w:rPr>
+          <w:rStyle w:val="VerbatimChar"/>
+        </w:rPr>
+        <w:t xml:space="preserve">py</w:t>
+      </w:r>
+      <w:r>
+        <w:t xml:space="preserve"> </w:t>
+      </w:r>
+      <w:r>
+        <w:t xml:space="preserve">(trong Git Bash không có</w:t>
+      </w:r>
+      <w:r>
+        <w:t xml:space="preserve"> </w:t>
+      </w:r>
+      <w:r>
+        <w:rPr>
+          <w:rStyle w:val="VerbatimChar"/>
+        </w:rPr>
+        <w:t xml:space="preserve">python</w:t>
+      </w:r>
+      <w:r>
+        <w:t xml:space="preserve">). ffmpeg có sẵn trong PATH. pandoc + Chrome cho build docs.</w:t>
       </w:r>
     </w:p>
     <w:p>
@@ -6563,28 +6394,16 @@
         </w:numPr>
       </w:pPr>
       <w:r>
-        <w:t xml:space="preserve">Endpoint chỉ có trên web (token trả</w:t>
-      </w:r>
-      <w:r>
-        <w:t xml:space="preserve"> </w:t>
-      </w:r>
-      <w:r>
-        <w:rPr>
-          <w:rStyle w:val="VerbatimChar"/>
-        </w:rPr>
-        <w:t xml:space="preserve">code 1102 LoginErr</w:t>
-      </w:r>
-      <w:r>
-        <w:t xml:space="preserve">):</w:t>
-      </w:r>
-      <w:r>
-        <w:t xml:space="preserve"> </w:t>
-      </w:r>
-      <w:r>
-        <w:rPr>
-          <w:rStyle w:val="VerbatimChar"/>
-        </w:rPr>
-        <w:t xml:space="preserve">/kling/lip-sync</w:t>
+        <w:t xml:space="preserve">Token</w:t>
+      </w:r>
+      <w:r>
+        <w:t xml:space="preserve"> </w:t>
+      </w:r>
+      <w:r>
+        <w:rPr>
+          <w:rStyle w:val="VerbatimChar"/>
+        </w:rPr>
+        <w:t xml:space="preserve">CLIPAI_TOKEN</w:t>
       </w:r>
       <w:r>
         <w:t xml:space="preserve">,</w:t>
@@ -6596,46 +6415,13 @@
         <w:rPr>
           <w:rStyle w:val="VerbatimChar"/>
         </w:rPr>
-        <w:t xml:space="preserve">/kling/element-create|list</w:t>
-      </w:r>
-      <w:r>
-        <w:t xml:space="preserve">,</w:t>
-      </w:r>
-      <w:r>
-        <w:t xml:space="preserve"> </w:t>
-      </w:r>
-      <w:r>
-        <w:rPr>
-          <w:rStyle w:val="VerbatimChar"/>
-        </w:rPr>
-        <w:t xml:space="preserve">/kling/custom-voice-list</w:t>
-      </w:r>
-      <w:r>
-        <w:t xml:space="preserve">,</w:t>
-      </w:r>
-      <w:r>
-        <w:t xml:space="preserve"> </w:t>
-      </w:r>
-      <w:r>
-        <w:rPr>
-          <w:rStyle w:val="VerbatimChar"/>
-        </w:rPr>
-        <w:t xml:space="preserve">/sound/voice-actors/design|clone</w:t>
-      </w:r>
-      <w:r>
-        <w:t xml:space="preserve">,</w:t>
-      </w:r>
-      <w:r>
-        <w:t xml:space="preserve"> </w:t>
-      </w:r>
-      <w:r>
-        <w:rPr>
-          <w:rStyle w:val="VerbatimChar"/>
-        </w:rPr>
-        <w:t xml:space="preserve">/kling/motion-control</w:t>
-      </w:r>
-      <w:r>
-        <w:t xml:space="preserve">, Director Workspace →</w:t>
+        <w:t xml:space="preserve">DEEPIX_TOKEN</w:t>
+      </w:r>
+      <w:r>
+        <w:t xml:space="preserve"> </w:t>
+      </w:r>
+      <w:r>
+        <w:t xml:space="preserve">nằm trong biến môi trường người dùng —</w:t>
       </w:r>
       <w:r>
         <w:t xml:space="preserve"> </w:t>
@@ -6645,13 +6431,25 @@
           <w:b/>
           <w:bCs/>
         </w:rPr>
-        <w:t xml:space="preserve">không dùng</w:t>
-      </w:r>
-      <w:r>
-        <w:t xml:space="preserve"> </w:t>
-      </w:r>
-      <w:r>
-        <w:t xml:space="preserve">(quyết định 6).</w:t>
+        <w:t xml:space="preserve">không in, không ghi vào repo/log</w:t>
+      </w:r>
+      <w:r>
+        <w:t xml:space="preserve">. Claude cho Dashboard:</w:t>
+      </w:r>
+      <w:r>
+        <w:t xml:space="preserve"> </w:t>
+      </w:r>
+      <w:r>
+        <w:rPr>
+          <w:rStyle w:val="VerbatimChar"/>
+        </w:rPr>
+        <w:t xml:space="preserve">LLM_PROVIDER=claude_cli</w:t>
+      </w:r>
+      <w:r>
+        <w:t xml:space="preserve"> </w:t>
+      </w:r>
+      <w:r>
+        <w:t xml:space="preserve">(dùng chung hạn mức tài khoản).</w:t>
       </w:r>
     </w:p>
     <w:p>
@@ -6663,50 +6461,40 @@
         </w:numPr>
       </w:pPr>
       <w:r>
-        <w:t xml:space="preserve">Giọng có</w:t>
-      </w:r>
-      <w:r>
-        <w:t xml:space="preserve"> </w:t>
-      </w:r>
-      <w:r>
-        <w:rPr>
-          <w:rStyle w:val="VerbatimChar"/>
-        </w:rPr>
-        <w:t xml:space="preserve">vi</w:t>
-      </w:r>
-      <w:r>
-        <w:t xml:space="preserve"> </w:t>
-      </w:r>
-      <w:r>
-        <w:t xml:space="preserve">(5 giọng, id trùng 2 bản): Xinghe Jiang (30002/2, nam), Austin (30003/3, nam),</w:t>
-      </w:r>
-      <w:r>
-        <w:t xml:space="preserve"> </w:t>
-      </w:r>
-      <w:r>
-        <w:rPr>
-          <w:b/>
-          <w:bCs/>
-        </w:rPr>
-        <w:t xml:space="preserve">Arabella (30007/7, nữ)</w:t>
-      </w:r>
-      <w:r>
-        <w:t xml:space="preserve">, Ethan Zhang (30017/17, nam), Mark (30020/20, nam). Không có giọng gốc Việt. Truyền</w:t>
-      </w:r>
-      <w:r>
-        <w:t xml:space="preserve"> </w:t>
-      </w:r>
-      <w:r>
-        <w:rPr>
-          <w:rStyle w:val="VerbatimChar"/>
-        </w:rPr>
-        <w:t xml:space="preserve">language_code="vi"</w:t>
-      </w:r>
-      <w:r>
-        <w:t xml:space="preserve"> </w:t>
-      </w:r>
-      <w:r>
-        <w:t xml:space="preserve">cho TTS gây HTTP 400 → không truyền.</w:t>
+        <w:t xml:space="preserve">Kịch bản thử:</w:t>
+      </w:r>
+      <w:r>
+        <w:t xml:space="preserve"> </w:t>
+      </w:r>
+      <w:r>
+        <w:t xml:space="preserve">“KỊCH BẢN FREE FIRE: KENTA XUYÊN TƯỜNG CƯỚP KILL?!”</w:t>
+      </w:r>
+      <w:r>
+        <w:t xml:space="preserve"> </w:t>
+      </w:r>
+      <w:r>
+        <w:t xml:space="preserve">(3 cảnh, Kelly/Maxim/Kenta, 14 câu thoại,</w:t>
+      </w:r>
+      <w:r>
+        <w:t xml:space="preserve"> </w:t>
+      </w:r>
+      <w:r>
+        <w:t xml:space="preserve">“TEXT CUỐI”</w:t>
+      </w:r>
+      <w:r>
+        <w:t xml:space="preserve">). Nguyên văn ở</w:t>
+      </w:r>
+      <w:r>
+        <w:t xml:space="preserve"> </w:t>
+      </w:r>
+      <w:r>
+        <w:rPr>
+          <w:rStyle w:val="VerbatimChar"/>
+        </w:rPr>
+        <w:t xml:space="preserve">samples/kenta_xuyen_tuong_cuop_kill.txt</w:t>
+      </w:r>
+      <w:r>
+        <w:t xml:space="preserve">.</w:t>
       </w:r>
     </w:p>
     <w:p>
@@ -6718,35 +6506,47 @@
         </w:numPr>
       </w:pPr>
       <w:r>
-        <w:t xml:space="preserve">Độ dài tối thiểu: Kling 3s, Seedance 4s (</w:t>
-      </w:r>
-      <w:r>
-        <w:rPr>
-          <w:rStyle w:val="VerbatimChar"/>
-        </w:rPr>
-        <w:t xml:space="preserve">core/adapters/clipai.py::effective_duration</w:t>
-      </w:r>
-      <w:r>
-        <w:t xml:space="preserve">). Giá ước tính (USD/giây): Kling 0,08; Seedance 2.0 0,15; 2.0 Fast 0,12; 2.5 0,23 (</w:t>
-      </w:r>
-      <w:r>
-        <w:rPr>
-          <w:rStyle w:val="VerbatimChar"/>
-        </w:rPr>
-        <w:t xml:space="preserve">data/pricing.json</w:t>
-      </w:r>
-      <w:r>
-        <w:t xml:space="preserve">, chưa đo thật). Deepix chưa có giá.</w:t>
-      </w:r>
-    </w:p>
-    <w:bookmarkEnd w:id="26"/>
-    <w:bookmarkStart w:id="27" w:name="nghiên-cứu-video-youtube-gđ1"/>
+        <w:t xml:space="preserve">Video Free Fire nội bộ trên máy:</w:t>
+      </w:r>
+      <w:r>
+        <w:t xml:space="preserve"> </w:t>
+      </w:r>
+      <w:r>
+        <w:rPr>
+          <w:rStyle w:val="VerbatimChar"/>
+        </w:rPr>
+        <w:t xml:space="preserve">D:/2026/OB55/</w:t>
+      </w:r>
+      <w:r>
+        <w:t xml:space="preserve"> </w:t>
+      </w:r>
+      <w:r>
+        <w:t xml:space="preserve">(combo Kenta, tình huống Kenta…),</w:t>
+      </w:r>
+      <w:r>
+        <w:t xml:space="preserve"> </w:t>
+      </w:r>
+      <w:r>
+        <w:rPr>
+          <w:rStyle w:val="VerbatimChar"/>
+        </w:rPr>
+        <w:t xml:space="preserve">D:/2025/</w:t>
+      </w:r>
+      <w:r>
+        <w:t xml:space="preserve"> </w:t>
+      </w:r>
+      <w:r>
+        <w:t xml:space="preserve">— dùng để phân tích, không đưa vào repo.</w:t>
+      </w:r>
+    </w:p>
+    <w:bookmarkEnd w:id="27"/>
+    <w:bookmarkStart w:id="28" w:name="sự-thật-về-api-tra-2026-09-23-chỉ-đọc"/>
     <w:p>
       <w:pPr>
         <w:pStyle w:val="Heading3"/>
       </w:pPr>
       <w:r>
-        <w:t xml:space="preserve">Nghiên cứu video YouTube (GĐ1)</w:t>
+        <w:t xml:space="preserve">Sự thật về API (tra 2026-09-23, chỉ đọc)</w:t>
       </w:r>
     </w:p>
     <w:p>
@@ -6758,23 +6558,178 @@
         </w:numPr>
       </w:pPr>
       <w:r>
-        <w:rPr>
-          <w:b/>
-          <w:bCs/>
-        </w:rPr>
-        <w:t xml:space="preserve">Trình duyệt tích hợp mở được YouTube</w:t>
-      </w:r>
-      <w:r>
-        <w:t xml:space="preserve">; tải bằng dòng lệnh (urllib) bị 404, chỉ RSS đọc được. Kênh: https://www.youtube.com/</w:t>
-      </w:r>
-      <w:r>
-        <w:t xml:space="preserve">@GarenaFreeFireVN/videos</w:t>
-      </w:r>
-      <w:r>
-        <w:t xml:space="preserve"> </w:t>
-      </w:r>
-      <w:r>
-        <w:t xml:space="preserve">(tab Popular để lấy video nhiều lượt xem).</w:t>
+        <w:t xml:space="preserve">Token dùng được 12 endpoint trong skill</w:t>
+      </w:r>
+      <w:r>
+        <w:t xml:space="preserve"> </w:t>
+      </w:r>
+      <w:r>
+        <w:rPr>
+          <w:rStyle w:val="VerbatimChar"/>
+        </w:rPr>
+        <w:t xml:space="preserve">clipai 1.3.1</w:t>
+      </w:r>
+      <w:r>
+        <w:t xml:space="preserve"> </w:t>
+      </w:r>
+      <w:r>
+        <w:t xml:space="preserve">(</w:t>
+      </w:r>
+      <w:r>
+        <w:rPr>
+          <w:rStyle w:val="VerbatimChar"/>
+        </w:rPr>
+        <w:t xml:space="preserve">Get this Skill to Claude/clipai-1.3.1/clipai/reference.md</w:t>
+      </w:r>
+      <w:r>
+        <w:t xml:space="preserve">): Kling Omni (có</w:t>
+      </w:r>
+      <w:r>
+        <w:t xml:space="preserve"> </w:t>
+      </w:r>
+      <w:r>
+        <w:rPr>
+          <w:rStyle w:val="VerbatimChar"/>
+        </w:rPr>
+        <w:t xml:space="preserve">multi_shot</w:t>
+      </w:r>
+      <w:r>
+        <w:t xml:space="preserve">/</w:t>
+      </w:r>
+      <w:r>
+        <w:rPr>
+          <w:rStyle w:val="VerbatimChar"/>
+        </w:rPr>
+        <w:t xml:space="preserve">multi_prompt</w:t>
+      </w:r>
+      <w:r>
+        <w:t xml:space="preserve">,</w:t>
+      </w:r>
+      <w:r>
+        <w:t xml:space="preserve"> </w:t>
+      </w:r>
+      <w:r>
+        <w:rPr>
+          <w:rStyle w:val="VerbatimChar"/>
+        </w:rPr>
+        <w:t xml:space="preserve">image_list</w:t>
+      </w:r>
+      <w:r>
+        <w:t xml:space="preserve"> </w:t>
+      </w:r>
+      <w:r>
+        <w:t xml:space="preserve">chỉ</w:t>
+      </w:r>
+      <w:r>
+        <w:t xml:space="preserve"> </w:t>
+      </w:r>
+      <w:r>
+        <w:rPr>
+          <w:rStyle w:val="VerbatimChar"/>
+        </w:rPr>
+        <w:t xml:space="preserve">first_frame</w:t>
+      </w:r>
+      <w:r>
+        <w:t xml:space="preserve">,</w:t>
+      </w:r>
+      <w:r>
+        <w:t xml:space="preserve"> </w:t>
+      </w:r>
+      <w:r>
+        <w:rPr>
+          <w:rStyle w:val="VerbatimChar"/>
+        </w:rPr>
+        <w:t xml:space="preserve">element_list</w:t>
+      </w:r>
+      <w:r>
+        <w:t xml:space="preserve"> </w:t>
+      </w:r>
+      <w:r>
+        <w:t xml:space="preserve">— nhưng tạo Element chỉ trên web), Seedance (</w:t>
+      </w:r>
+      <w:r>
+        <w:rPr>
+          <w:rStyle w:val="VerbatimChar"/>
+        </w:rPr>
+        <w:t xml:space="preserve">content</w:t>
+      </w:r>
+      <w:r>
+        <w:t xml:space="preserve"> </w:t>
+      </w:r>
+      <w:r>
+        <w:t xml:space="preserve">với role</w:t>
+      </w:r>
+      <w:r>
+        <w:t xml:space="preserve"> </w:t>
+      </w:r>
+      <w:r>
+        <w:rPr>
+          <w:rStyle w:val="VerbatimChar"/>
+        </w:rPr>
+        <w:t xml:space="preserve">first_frame</w:t>
+      </w:r>
+      <w:r>
+        <w:t xml:space="preserve"> </w:t>
+      </w:r>
+      <w:r>
+        <w:t xml:space="preserve">/</w:t>
+      </w:r>
+      <w:r>
+        <w:t xml:space="preserve"> </w:t>
+      </w:r>
+      <w:r>
+        <w:rPr>
+          <w:rStyle w:val="VerbatimChar"/>
+        </w:rPr>
+        <w:t xml:space="preserve">last_frame</w:t>
+      </w:r>
+      <w:r>
+        <w:t xml:space="preserve"> </w:t>
+      </w:r>
+      <w:r>
+        <w:t xml:space="preserve">/</w:t>
+      </w:r>
+      <w:r>
+        <w:t xml:space="preserve"> </w:t>
+      </w:r>
+      <w:r>
+        <w:rPr>
+          <w:rStyle w:val="VerbatimChar"/>
+        </w:rPr>
+        <w:t xml:space="preserve">reference_image</w:t>
+      </w:r>
+      <w:r>
+        <w:t xml:space="preserve"> </w:t>
+      </w:r>
+      <w:r>
+        <w:t xml:space="preserve">/</w:t>
+      </w:r>
+      <w:r>
+        <w:t xml:space="preserve"> </w:t>
+      </w:r>
+      <w:r>
+        <w:rPr>
+          <w:rStyle w:val="VerbatimChar"/>
+        </w:rPr>
+        <w:t xml:space="preserve">reference_video</w:t>
+      </w:r>
+      <w:r>
+        <w:t xml:space="preserve"> </w:t>
+      </w:r>
+      <w:r>
+        <w:t xml:space="preserve">/</w:t>
+      </w:r>
+      <w:r>
+        <w:t xml:space="preserve"> </w:t>
+      </w:r>
+      <w:r>
+        <w:rPr>
+          <w:rStyle w:val="VerbatimChar"/>
+        </w:rPr>
+        <w:t xml:space="preserve">reference_audio</w:t>
+      </w:r>
+      <w:r>
+        <w:t xml:space="preserve">; 2.0 dài 4–15s, 2.5 dài 4–30s; 480p/720p), video-list, âm thanh (TTS/SFX/nhạc, voice-actors), kho chủ thể Seedance.</w:t>
       </w:r>
     </w:p>
     <w:p>
@@ -6786,2055 +6741,190 @@
         </w:numPr>
       </w:pPr>
       <w:r>
-        <w:t xml:space="preserve">Cách đã chạy được trên</w:t>
-      </w:r>
-      <w:r>
-        <w:t xml:space="preserve"> </w:t>
-      </w:r>
-      <w:r>
-        <w:t xml:space="preserve">“Kenta’s Obsession”</w:t>
-      </w:r>
-      <w:r>
-        <w:t xml:space="preserve"> </w:t>
-      </w:r>
-      <w:r>
-        <w:t xml:space="preserve">(https://www.youtube.com/watch?v=cUQ1PhwvfAE): mở trang video, rồi chạy JS (từng đoạn ≤ 20 giây video mỗi lần gọi vì giới hạn 45 giây của công cụ):</w:t>
-      </w:r>
-    </w:p>
-    <w:p>
-      <w:pPr>
-        <w:pStyle w:val="SourceCode"/>
-      </w:pPr>
-      <w:r>
-        <w:rPr>
-          <w:rStyle w:val="BuiltInTok"/>
-        </w:rPr>
-        <w:t xml:space="preserve">window</w:t>
-      </w:r>
-      <w:r>
-        <w:rPr>
-          <w:rStyle w:val="OperatorTok"/>
-        </w:rPr>
-        <w:t xml:space="preserve">.</w:t>
-      </w:r>
-      <w:r>
-        <w:rPr>
-          <w:rStyle w:val="AttributeTok"/>
-        </w:rPr>
-        <w:t xml:space="preserve">__scan</w:t>
-      </w:r>
-      <w:r>
-        <w:rPr>
-          <w:rStyle w:val="NormalTok"/>
-        </w:rPr>
-        <w:t xml:space="preserve"> </w:t>
-      </w:r>
-      <w:r>
-        <w:rPr>
-          <w:rStyle w:val="OperatorTok"/>
-        </w:rPr>
-        <w:t xml:space="preserve">=</w:t>
-      </w:r>
-      <w:r>
-        <w:rPr>
-          <w:rStyle w:val="NormalTok"/>
-        </w:rPr>
-        <w:t xml:space="preserve"> </w:t>
-      </w:r>
-      <w:r>
-        <w:rPr>
-          <w:rStyle w:val="KeywordTok"/>
-        </w:rPr>
-        <w:t xml:space="preserve">async</w:t>
-      </w:r>
-      <w:r>
-        <w:rPr>
-          <w:rStyle w:val="NormalTok"/>
-        </w:rPr>
-        <w:t xml:space="preserve"> </w:t>
-      </w:r>
-      <w:r>
-        <w:rPr>
-          <w:rStyle w:val="KeywordTok"/>
-        </w:rPr>
-        <w:t xml:space="preserve">function</w:t>
-      </w:r>
-      <w:r>
-        <w:rPr>
-          <w:rStyle w:val="NormalTok"/>
-        </w:rPr>
-        <w:t xml:space="preserve">(</w:t>
-      </w:r>
-      <w:r>
-        <w:rPr>
-          <w:rStyle w:val="ImportTok"/>
-        </w:rPr>
-        <w:t xml:space="preserve">from</w:t>
-      </w:r>
-      <w:r>
-        <w:rPr>
-          <w:rStyle w:val="OperatorTok"/>
-        </w:rPr>
+        <w:t xml:space="preserve">Endpoint chỉ có trên web (token trả</w:t>
+      </w:r>
+      <w:r>
+        <w:t xml:space="preserve"> </w:t>
+      </w:r>
+      <w:r>
+        <w:rPr>
+          <w:rStyle w:val="VerbatimChar"/>
+        </w:rPr>
+        <w:t xml:space="preserve">code 1102 LoginErr</w:t>
+      </w:r>
+      <w:r>
+        <w:t xml:space="preserve">):</w:t>
+      </w:r>
+      <w:r>
+        <w:t xml:space="preserve"> </w:t>
+      </w:r>
+      <w:r>
+        <w:rPr>
+          <w:rStyle w:val="VerbatimChar"/>
+        </w:rPr>
+        <w:t xml:space="preserve">/kling/lip-sync</w:t>
+      </w:r>
+      <w:r>
         <w:t xml:space="preserve">,</w:t>
       </w:r>
       <w:r>
-        <w:rPr>
-          <w:rStyle w:val="NormalTok"/>
-        </w:rPr>
-        <w:t xml:space="preserve"> to</w:t>
-      </w:r>
-      <w:r>
-        <w:rPr>
-          <w:rStyle w:val="OperatorTok"/>
-        </w:rPr>
+        <w:t xml:space="preserve"> </w:t>
+      </w:r>
+      <w:r>
+        <w:rPr>
+          <w:rStyle w:val="VerbatimChar"/>
+        </w:rPr>
+        <w:t xml:space="preserve">/kling/element-create|list</w:t>
+      </w:r>
+      <w:r>
         <w:t xml:space="preserve">,</w:t>
       </w:r>
       <w:r>
-        <w:rPr>
-          <w:rStyle w:val="NormalTok"/>
-        </w:rPr>
-        <w:t xml:space="preserve"> step){</w:t>
-      </w:r>
-      <w:r>
-        <w:br/>
-      </w:r>
-      <w:r>
-        <w:rPr>
-          <w:rStyle w:val="NormalTok"/>
-        </w:rPr>
-        <w:t xml:space="preserve">  </w:t>
-      </w:r>
-      <w:r>
-        <w:rPr>
-          <w:rStyle w:val="KeywordTok"/>
-        </w:rPr>
-        <w:t xml:space="preserve">const</w:t>
-      </w:r>
-      <w:r>
-        <w:rPr>
-          <w:rStyle w:val="NormalTok"/>
-        </w:rPr>
-        <w:t xml:space="preserve"> v</w:t>
-      </w:r>
-      <w:r>
-        <w:rPr>
-          <w:rStyle w:val="OperatorTok"/>
-        </w:rPr>
-        <w:t xml:space="preserve">=</w:t>
-      </w:r>
-      <w:r>
-        <w:rPr>
-          <w:rStyle w:val="BuiltInTok"/>
-        </w:rPr>
-        <w:t xml:space="preserve">document</w:t>
-      </w:r>
-      <w:r>
-        <w:rPr>
-          <w:rStyle w:val="OperatorTok"/>
-        </w:rPr>
-        <w:t xml:space="preserve">.</w:t>
-      </w:r>
-      <w:r>
-        <w:rPr>
-          <w:rStyle w:val="FunctionTok"/>
-        </w:rPr>
-        <w:t xml:space="preserve">querySelector</w:t>
-      </w:r>
-      <w:r>
-        <w:rPr>
-          <w:rStyle w:val="NormalTok"/>
-        </w:rPr>
-        <w:t xml:space="preserve">(</w:t>
-      </w:r>
-      <w:r>
-        <w:rPr>
-          <w:rStyle w:val="StringTok"/>
-        </w:rPr>
-        <w:t xml:space="preserve">'video'</w:t>
-      </w:r>
-      <w:r>
-        <w:rPr>
-          <w:rStyle w:val="NormalTok"/>
-        </w:rPr>
-        <w:t xml:space="preserve">)</w:t>
-      </w:r>
-      <w:r>
-        <w:rPr>
-          <w:rStyle w:val="OperatorTok"/>
-        </w:rPr>
-        <w:t xml:space="preserve">;</w:t>
-      </w:r>
-      <w:r>
-        <w:rPr>
-          <w:rStyle w:val="NormalTok"/>
-        </w:rPr>
-        <w:t xml:space="preserve"> v</w:t>
-      </w:r>
-      <w:r>
-        <w:rPr>
-          <w:rStyle w:val="OperatorTok"/>
-        </w:rPr>
-        <w:t xml:space="preserve">.</w:t>
-      </w:r>
-      <w:r>
-        <w:rPr>
-          <w:rStyle w:val="AttributeTok"/>
-        </w:rPr>
-        <w:t xml:space="preserve">muted</w:t>
-      </w:r>
-      <w:r>
-        <w:rPr>
-          <w:rStyle w:val="OperatorTok"/>
-        </w:rPr>
-        <w:t xml:space="preserve">=</w:t>
-      </w:r>
-      <w:r>
-        <w:rPr>
-          <w:rStyle w:val="KeywordTok"/>
-        </w:rPr>
-        <w:t xml:space="preserve">true</w:t>
-      </w:r>
-      <w:r>
-        <w:rPr>
-          <w:rStyle w:val="OperatorTok"/>
-        </w:rPr>
-        <w:t xml:space="preserve">;</w:t>
-      </w:r>
-      <w:r>
-        <w:rPr>
-          <w:rStyle w:val="NormalTok"/>
-        </w:rPr>
-        <w:t xml:space="preserve"> v</w:t>
-      </w:r>
-      <w:r>
-        <w:rPr>
-          <w:rStyle w:val="OperatorTok"/>
-        </w:rPr>
-        <w:t xml:space="preserve">.</w:t>
-      </w:r>
-      <w:r>
-        <w:rPr>
-          <w:rStyle w:val="FunctionTok"/>
-        </w:rPr>
-        <w:t xml:space="preserve">pause</w:t>
-      </w:r>
-      <w:r>
-        <w:rPr>
-          <w:rStyle w:val="NormalTok"/>
-        </w:rPr>
-        <w:t xml:space="preserve">()</w:t>
-      </w:r>
-      <w:r>
-        <w:rPr>
-          <w:rStyle w:val="OperatorTok"/>
-        </w:rPr>
-        <w:t xml:space="preserve">;</w:t>
-      </w:r>
-      <w:r>
-        <w:br/>
-      </w:r>
-      <w:r>
-        <w:rPr>
-          <w:rStyle w:val="NormalTok"/>
-        </w:rPr>
-        <w:t xml:space="preserve">  </w:t>
-      </w:r>
-      <w:r>
-        <w:rPr>
-          <w:rStyle w:val="KeywordTok"/>
-        </w:rPr>
-        <w:t xml:space="preserve">const</w:t>
-      </w:r>
-      <w:r>
-        <w:rPr>
-          <w:rStyle w:val="NormalTok"/>
-        </w:rPr>
-        <w:t xml:space="preserve"> c</w:t>
-      </w:r>
-      <w:r>
-        <w:rPr>
-          <w:rStyle w:val="OperatorTok"/>
-        </w:rPr>
-        <w:t xml:space="preserve">=</w:t>
-      </w:r>
-      <w:r>
-        <w:rPr>
-          <w:rStyle w:val="BuiltInTok"/>
-        </w:rPr>
-        <w:t xml:space="preserve">document</w:t>
-      </w:r>
-      <w:r>
-        <w:rPr>
-          <w:rStyle w:val="OperatorTok"/>
-        </w:rPr>
-        <w:t xml:space="preserve">.</w:t>
-      </w:r>
-      <w:r>
-        <w:rPr>
-          <w:rStyle w:val="FunctionTok"/>
-        </w:rPr>
-        <w:t xml:space="preserve">createElement</w:t>
-      </w:r>
-      <w:r>
-        <w:rPr>
-          <w:rStyle w:val="NormalTok"/>
-        </w:rPr>
-        <w:t xml:space="preserve">(</w:t>
-      </w:r>
-      <w:r>
-        <w:rPr>
-          <w:rStyle w:val="StringTok"/>
-        </w:rPr>
-        <w:t xml:space="preserve">'canvas'</w:t>
-      </w:r>
-      <w:r>
-        <w:rPr>
-          <w:rStyle w:val="NormalTok"/>
-        </w:rPr>
-        <w:t xml:space="preserve">)</w:t>
-      </w:r>
-      <w:r>
-        <w:rPr>
-          <w:rStyle w:val="OperatorTok"/>
-        </w:rPr>
-        <w:t xml:space="preserve">;</w:t>
-      </w:r>
-      <w:r>
-        <w:rPr>
-          <w:rStyle w:val="NormalTok"/>
-        </w:rPr>
-        <w:t xml:space="preserve"> c</w:t>
-      </w:r>
-      <w:r>
-        <w:rPr>
-          <w:rStyle w:val="OperatorTok"/>
-        </w:rPr>
-        <w:t xml:space="preserve">.</w:t>
-      </w:r>
-      <w:r>
-        <w:rPr>
-          <w:rStyle w:val="AttributeTok"/>
-        </w:rPr>
-        <w:t xml:space="preserve">width</w:t>
-      </w:r>
-      <w:r>
-        <w:rPr>
-          <w:rStyle w:val="OperatorTok"/>
-        </w:rPr>
-        <w:t xml:space="preserve">=</w:t>
-      </w:r>
-      <w:r>
-        <w:rPr>
-          <w:rStyle w:val="DecValTok"/>
-        </w:rPr>
-        <w:t xml:space="preserve">48</w:t>
-      </w:r>
-      <w:r>
-        <w:rPr>
-          <w:rStyle w:val="OperatorTok"/>
-        </w:rPr>
-        <w:t xml:space="preserve">;</w:t>
-      </w:r>
-      <w:r>
-        <w:rPr>
-          <w:rStyle w:val="NormalTok"/>
-        </w:rPr>
-        <w:t xml:space="preserve"> c</w:t>
-      </w:r>
-      <w:r>
-        <w:rPr>
-          <w:rStyle w:val="OperatorTok"/>
-        </w:rPr>
-        <w:t xml:space="preserve">.</w:t>
-      </w:r>
-      <w:r>
-        <w:rPr>
-          <w:rStyle w:val="AttributeTok"/>
-        </w:rPr>
-        <w:t xml:space="preserve">height</w:t>
-      </w:r>
-      <w:r>
-        <w:rPr>
-          <w:rStyle w:val="OperatorTok"/>
-        </w:rPr>
-        <w:t xml:space="preserve">=</w:t>
-      </w:r>
-      <w:r>
-        <w:rPr>
-          <w:rStyle w:val="DecValTok"/>
-        </w:rPr>
-        <w:t xml:space="preserve">27</w:t>
-      </w:r>
-      <w:r>
-        <w:rPr>
-          <w:rStyle w:val="OperatorTok"/>
-        </w:rPr>
-        <w:t xml:space="preserve">;</w:t>
-      </w:r>
-      <w:r>
-        <w:br/>
-      </w:r>
-      <w:r>
-        <w:rPr>
-          <w:rStyle w:val="NormalTok"/>
-        </w:rPr>
-        <w:t xml:space="preserve">  </w:t>
-      </w:r>
-      <w:r>
-        <w:rPr>
-          <w:rStyle w:val="KeywordTok"/>
-        </w:rPr>
-        <w:t xml:space="preserve">const</w:t>
-      </w:r>
-      <w:r>
-        <w:rPr>
-          <w:rStyle w:val="NormalTok"/>
-        </w:rPr>
-        <w:t xml:space="preserve"> x</w:t>
-      </w:r>
-      <w:r>
-        <w:rPr>
-          <w:rStyle w:val="OperatorTok"/>
-        </w:rPr>
-        <w:t xml:space="preserve">=</w:t>
-      </w:r>
-      <w:r>
-        <w:rPr>
-          <w:rStyle w:val="NormalTok"/>
-        </w:rPr>
-        <w:t xml:space="preserve">c</w:t>
-      </w:r>
-      <w:r>
-        <w:rPr>
-          <w:rStyle w:val="OperatorTok"/>
-        </w:rPr>
-        <w:t xml:space="preserve">.</w:t>
-      </w:r>
-      <w:r>
-        <w:rPr>
-          <w:rStyle w:val="FunctionTok"/>
-        </w:rPr>
-        <w:t xml:space="preserve">getContext</w:t>
-      </w:r>
-      <w:r>
-        <w:rPr>
-          <w:rStyle w:val="NormalTok"/>
-        </w:rPr>
-        <w:t xml:space="preserve">(</w:t>
-      </w:r>
-      <w:r>
-        <w:rPr>
-          <w:rStyle w:val="StringTok"/>
-        </w:rPr>
-        <w:t xml:space="preserve">'2d'</w:t>
-      </w:r>
-      <w:r>
-        <w:rPr>
-          <w:rStyle w:val="OperatorTok"/>
-        </w:rPr>
+        <w:t xml:space="preserve"> </w:t>
+      </w:r>
+      <w:r>
+        <w:rPr>
+          <w:rStyle w:val="VerbatimChar"/>
+        </w:rPr>
+        <w:t xml:space="preserve">/kling/custom-voice-list</w:t>
+      </w:r>
+      <w:r>
         <w:t xml:space="preserve">,</w:t>
       </w:r>
       <w:r>
-        <w:rPr>
-          <w:rStyle w:val="NormalTok"/>
-        </w:rPr>
-        <w:t xml:space="preserve">{</w:t>
-      </w:r>
-      <w:r>
-        <w:rPr>
-          <w:rStyle w:val="DataTypeTok"/>
-        </w:rPr>
-        <w:t xml:space="preserve">willReadFrequently</w:t>
-      </w:r>
-      <w:r>
-        <w:rPr>
-          <w:rStyle w:val="OperatorTok"/>
-        </w:rPr>
-        <w:t xml:space="preserve">:</w:t>
-      </w:r>
-      <w:r>
-        <w:rPr>
-          <w:rStyle w:val="KeywordTok"/>
-        </w:rPr>
-        <w:t xml:space="preserve">true</w:t>
-      </w:r>
-      <w:r>
-        <w:rPr>
-          <w:rStyle w:val="NormalTok"/>
-        </w:rPr>
-        <w:t xml:space="preserve">})</w:t>
-      </w:r>
-      <w:r>
-        <w:rPr>
-          <w:rStyle w:val="OperatorTok"/>
-        </w:rPr>
-        <w:t xml:space="preserve">;</w:t>
-      </w:r>
-      <w:r>
-        <w:br/>
-      </w:r>
-      <w:r>
-        <w:rPr>
-          <w:rStyle w:val="NormalTok"/>
-        </w:rPr>
-        <w:t xml:space="preserve">  </w:t>
-      </w:r>
-      <w:r>
-        <w:rPr>
-          <w:rStyle w:val="BuiltInTok"/>
-        </w:rPr>
-        <w:t xml:space="preserve">window</w:t>
-      </w:r>
-      <w:r>
-        <w:rPr>
-          <w:rStyle w:val="OperatorTok"/>
-        </w:rPr>
-        <w:t xml:space="preserve">.</w:t>
-      </w:r>
-      <w:r>
-        <w:rPr>
-          <w:rStyle w:val="AttributeTok"/>
-        </w:rPr>
-        <w:t xml:space="preserve">__diffs</w:t>
-      </w:r>
-      <w:r>
-        <w:rPr>
-          <w:rStyle w:val="OperatorTok"/>
-        </w:rPr>
-        <w:t xml:space="preserve">=</w:t>
-      </w:r>
-      <w:r>
-        <w:rPr>
-          <w:rStyle w:val="BuiltInTok"/>
-        </w:rPr>
-        <w:t xml:space="preserve">window</w:t>
-      </w:r>
-      <w:r>
-        <w:rPr>
-          <w:rStyle w:val="OperatorTok"/>
-        </w:rPr>
-        <w:t xml:space="preserve">.</w:t>
-      </w:r>
-      <w:r>
-        <w:rPr>
-          <w:rStyle w:val="AttributeTok"/>
-        </w:rPr>
-        <w:t xml:space="preserve">__diffs</w:t>
-      </w:r>
-      <w:r>
-        <w:rPr>
-          <w:rStyle w:val="OperatorTok"/>
-        </w:rPr>
-        <w:t xml:space="preserve">||</w:t>
-      </w:r>
-      <w:r>
-        <w:rPr>
-          <w:rStyle w:val="NormalTok"/>
-        </w:rPr>
-        <w:t xml:space="preserve">[]</w:t>
-      </w:r>
-      <w:r>
-        <w:rPr>
-          <w:rStyle w:val="OperatorTok"/>
-        </w:rPr>
-        <w:t xml:space="preserve">;</w:t>
-      </w:r>
-      <w:r>
-        <w:rPr>
-          <w:rStyle w:val="NormalTok"/>
-        </w:rPr>
-        <w:t xml:space="preserve"> </w:t>
-      </w:r>
-      <w:r>
-        <w:rPr>
-          <w:rStyle w:val="KeywordTok"/>
-        </w:rPr>
-        <w:t xml:space="preserve">let</w:t>
-      </w:r>
-      <w:r>
-        <w:rPr>
-          <w:rStyle w:val="NormalTok"/>
-        </w:rPr>
-        <w:t xml:space="preserve"> prev</w:t>
-      </w:r>
-      <w:r>
-        <w:rPr>
-          <w:rStyle w:val="OperatorTok"/>
-        </w:rPr>
-        <w:t xml:space="preserve">=</w:t>
-      </w:r>
-      <w:r>
-        <w:rPr>
-          <w:rStyle w:val="BuiltInTok"/>
-        </w:rPr>
-        <w:t xml:space="preserve">window</w:t>
-      </w:r>
-      <w:r>
-        <w:rPr>
-          <w:rStyle w:val="OperatorTok"/>
-        </w:rPr>
-        <w:t xml:space="preserve">.</w:t>
-      </w:r>
-      <w:r>
-        <w:rPr>
-          <w:rStyle w:val="AttributeTok"/>
-        </w:rPr>
-        <w:t xml:space="preserve">__prev</w:t>
-      </w:r>
-      <w:r>
-        <w:rPr>
-          <w:rStyle w:val="OperatorTok"/>
-        </w:rPr>
-        <w:t xml:space="preserve">||</w:t>
-      </w:r>
-      <w:r>
-        <w:rPr>
-          <w:rStyle w:val="KeywordTok"/>
-        </w:rPr>
-        <w:t xml:space="preserve">null</w:t>
-      </w:r>
-      <w:r>
-        <w:rPr>
-          <w:rStyle w:val="OperatorTok"/>
-        </w:rPr>
-        <w:t xml:space="preserve">;</w:t>
-      </w:r>
-      <w:r>
-        <w:br/>
-      </w:r>
-      <w:r>
-        <w:rPr>
-          <w:rStyle w:val="NormalTok"/>
-        </w:rPr>
-        <w:t xml:space="preserve">  </w:t>
-      </w:r>
-      <w:r>
-        <w:rPr>
-          <w:rStyle w:val="ControlFlowTok"/>
-        </w:rPr>
-        <w:t xml:space="preserve">for</w:t>
-      </w:r>
-      <w:r>
-        <w:rPr>
-          <w:rStyle w:val="NormalTok"/>
-        </w:rPr>
-        <w:t xml:space="preserve">(</w:t>
-      </w:r>
-      <w:r>
-        <w:rPr>
-          <w:rStyle w:val="KeywordTok"/>
-        </w:rPr>
-        <w:t xml:space="preserve">let</w:t>
-      </w:r>
-      <w:r>
-        <w:rPr>
-          <w:rStyle w:val="NormalTok"/>
-        </w:rPr>
-        <w:t xml:space="preserve"> t</w:t>
-      </w:r>
-      <w:r>
-        <w:rPr>
-          <w:rStyle w:val="OperatorTok"/>
-        </w:rPr>
-        <w:t xml:space="preserve">=</w:t>
-      </w:r>
-      <w:r>
-        <w:rPr>
-          <w:rStyle w:val="ImportTok"/>
-        </w:rPr>
-        <w:t xml:space="preserve">from</w:t>
-      </w:r>
-      <w:r>
-        <w:rPr>
-          <w:rStyle w:val="OperatorTok"/>
-        </w:rPr>
-        <w:t xml:space="preserve">;</w:t>
-      </w:r>
-      <w:r>
-        <w:rPr>
-          <w:rStyle w:val="NormalTok"/>
-        </w:rPr>
-        <w:t xml:space="preserve">t</w:t>
-      </w:r>
-      <w:r>
-        <w:rPr>
-          <w:rStyle w:val="OperatorTok"/>
-        </w:rPr>
-        <w:t xml:space="preserve">&lt;</w:t>
-      </w:r>
-      <w:r>
-        <w:rPr>
-          <w:rStyle w:val="NormalTok"/>
-        </w:rPr>
-        <w:t xml:space="preserve">to</w:t>
-      </w:r>
-      <w:r>
-        <w:rPr>
-          <w:rStyle w:val="OperatorTok"/>
-        </w:rPr>
-        <w:t xml:space="preserve">;</w:t>
-      </w:r>
-      <w:r>
-        <w:rPr>
-          <w:rStyle w:val="NormalTok"/>
-        </w:rPr>
-        <w:t xml:space="preserve">t</w:t>
-      </w:r>
-      <w:r>
-        <w:rPr>
-          <w:rStyle w:val="OperatorTok"/>
-        </w:rPr>
-        <w:t xml:space="preserve">+=</w:t>
-      </w:r>
-      <w:r>
-        <w:rPr>
-          <w:rStyle w:val="NormalTok"/>
-        </w:rPr>
-        <w:t xml:space="preserve">step){</w:t>
-      </w:r>
-      <w:r>
-        <w:br/>
-      </w:r>
-      <w:r>
-        <w:rPr>
-          <w:rStyle w:val="NormalTok"/>
-        </w:rPr>
-        <w:t xml:space="preserve">    </w:t>
-      </w:r>
-      <w:r>
-        <w:rPr>
-          <w:rStyle w:val="ControlFlowTok"/>
-        </w:rPr>
-        <w:t xml:space="preserve">await</w:t>
-      </w:r>
-      <w:r>
-        <w:rPr>
-          <w:rStyle w:val="NormalTok"/>
-        </w:rPr>
-        <w:t xml:space="preserve"> </w:t>
-      </w:r>
-      <w:r>
-        <w:rPr>
-          <w:rStyle w:val="KeywordTok"/>
-        </w:rPr>
-        <w:t xml:space="preserve">new</w:t>
-      </w:r>
-      <w:r>
-        <w:rPr>
-          <w:rStyle w:val="NormalTok"/>
-        </w:rPr>
-        <w:t xml:space="preserve"> </w:t>
-      </w:r>
-      <w:r>
-        <w:rPr>
-          <w:rStyle w:val="BuiltInTok"/>
-        </w:rPr>
-        <w:t xml:space="preserve">Promise</w:t>
-      </w:r>
-      <w:r>
-        <w:rPr>
-          <w:rStyle w:val="NormalTok"/>
-        </w:rPr>
-        <w:t xml:space="preserve">(r</w:t>
-      </w:r>
-      <w:r>
-        <w:rPr>
-          <w:rStyle w:val="KeywordTok"/>
-        </w:rPr>
-        <w:t xml:space="preserve">=&gt;</w:t>
-      </w:r>
-      <w:r>
-        <w:rPr>
-          <w:rStyle w:val="NormalTok"/>
-        </w:rPr>
-        <w:t xml:space="preserve">{</w:t>
-      </w:r>
-      <w:r>
-        <w:rPr>
-          <w:rStyle w:val="KeywordTok"/>
-        </w:rPr>
-        <w:t xml:space="preserve">const</w:t>
-      </w:r>
-      <w:r>
-        <w:rPr>
-          <w:rStyle w:val="NormalTok"/>
-        </w:rPr>
-        <w:t xml:space="preserve"> h</w:t>
-      </w:r>
-      <w:r>
-        <w:rPr>
-          <w:rStyle w:val="OperatorTok"/>
-        </w:rPr>
-        <w:t xml:space="preserve">=</w:t>
-      </w:r>
-      <w:r>
-        <w:rPr>
-          <w:rStyle w:val="NormalTok"/>
-        </w:rPr>
-        <w:t xml:space="preserve">()</w:t>
-      </w:r>
-      <w:r>
-        <w:rPr>
-          <w:rStyle w:val="KeywordTok"/>
-        </w:rPr>
-        <w:t xml:space="preserve">=&gt;</w:t>
-      </w:r>
-      <w:r>
-        <w:rPr>
-          <w:rStyle w:val="NormalTok"/>
-        </w:rPr>
-        <w:t xml:space="preserve">{v</w:t>
-      </w:r>
-      <w:r>
-        <w:rPr>
-          <w:rStyle w:val="OperatorTok"/>
-        </w:rPr>
-        <w:t xml:space="preserve">.</w:t>
-      </w:r>
-      <w:r>
-        <w:rPr>
-          <w:rStyle w:val="FunctionTok"/>
-        </w:rPr>
-        <w:t xml:space="preserve">removeEventListener</w:t>
-      </w:r>
-      <w:r>
-        <w:rPr>
-          <w:rStyle w:val="NormalTok"/>
-        </w:rPr>
-        <w:t xml:space="preserve">(</w:t>
-      </w:r>
-      <w:r>
-        <w:rPr>
-          <w:rStyle w:val="StringTok"/>
-        </w:rPr>
-        <w:t xml:space="preserve">'seeked'</w:t>
-      </w:r>
-      <w:r>
-        <w:rPr>
-          <w:rStyle w:val="OperatorTok"/>
-        </w:rPr>
+        <w:t xml:space="preserve"> </w:t>
+      </w:r>
+      <w:r>
+        <w:rPr>
+          <w:rStyle w:val="VerbatimChar"/>
+        </w:rPr>
+        <w:t xml:space="preserve">/sound/voice-actors/design|clone</w:t>
+      </w:r>
+      <w:r>
         <w:t xml:space="preserve">,</w:t>
       </w:r>
       <w:r>
-        <w:rPr>
-          <w:rStyle w:val="NormalTok"/>
-        </w:rPr>
-        <w:t xml:space="preserve">h)</w:t>
-      </w:r>
-      <w:r>
-        <w:rPr>
-          <w:rStyle w:val="OperatorTok"/>
-        </w:rPr>
-        <w:t xml:space="preserve">;</w:t>
-      </w:r>
-      <w:r>
-        <w:rPr>
-          <w:rStyle w:val="FunctionTok"/>
-        </w:rPr>
-        <w:t xml:space="preserve">r</w:t>
-      </w:r>
-      <w:r>
-        <w:rPr>
-          <w:rStyle w:val="NormalTok"/>
-        </w:rPr>
-        <w:t xml:space="preserve">()}</w:t>
-      </w:r>
-      <w:r>
-        <w:rPr>
-          <w:rStyle w:val="OperatorTok"/>
-        </w:rPr>
-        <w:t xml:space="preserve">;</w:t>
-      </w:r>
-      <w:r>
-        <w:rPr>
-          <w:rStyle w:val="NormalTok"/>
-        </w:rPr>
-        <w:t xml:space="preserve"> v</w:t>
-      </w:r>
-      <w:r>
-        <w:rPr>
-          <w:rStyle w:val="OperatorTok"/>
-        </w:rPr>
-        <w:t xml:space="preserve">.</w:t>
-      </w:r>
-      <w:r>
-        <w:rPr>
-          <w:rStyle w:val="FunctionTok"/>
-        </w:rPr>
-        <w:t xml:space="preserve">addEventListener</w:t>
-      </w:r>
-      <w:r>
-        <w:rPr>
-          <w:rStyle w:val="NormalTok"/>
-        </w:rPr>
-        <w:t xml:space="preserve">(</w:t>
-      </w:r>
-      <w:r>
-        <w:rPr>
-          <w:rStyle w:val="StringTok"/>
-        </w:rPr>
-        <w:t xml:space="preserve">'seeked'</w:t>
-      </w:r>
-      <w:r>
-        <w:rPr>
-          <w:rStyle w:val="OperatorTok"/>
-        </w:rPr>
-        <w:t xml:space="preserve">,</w:t>
-      </w:r>
-      <w:r>
-        <w:rPr>
-          <w:rStyle w:val="NormalTok"/>
-        </w:rPr>
-        <w:t xml:space="preserve">h)</w:t>
-      </w:r>
-      <w:r>
-        <w:rPr>
-          <w:rStyle w:val="OperatorTok"/>
-        </w:rPr>
-        <w:t xml:space="preserve">;</w:t>
-      </w:r>
-      <w:r>
-        <w:rPr>
-          <w:rStyle w:val="NormalTok"/>
-        </w:rPr>
-        <w:t xml:space="preserve"> v</w:t>
-      </w:r>
-      <w:r>
-        <w:rPr>
-          <w:rStyle w:val="OperatorTok"/>
-        </w:rPr>
-        <w:t xml:space="preserve">.</w:t>
-      </w:r>
-      <w:r>
-        <w:rPr>
-          <w:rStyle w:val="AttributeTok"/>
-        </w:rPr>
-        <w:t xml:space="preserve">currentTime</w:t>
-      </w:r>
-      <w:r>
-        <w:rPr>
-          <w:rStyle w:val="OperatorTok"/>
-        </w:rPr>
-        <w:t xml:space="preserve">=</w:t>
-      </w:r>
-      <w:r>
-        <w:rPr>
-          <w:rStyle w:val="NormalTok"/>
-        </w:rPr>
-        <w:t xml:space="preserve">t</w:t>
-      </w:r>
-      <w:r>
-        <w:rPr>
-          <w:rStyle w:val="OperatorTok"/>
-        </w:rPr>
-        <w:t xml:space="preserve">;</w:t>
-      </w:r>
-      <w:r>
-        <w:rPr>
-          <w:rStyle w:val="NormalTok"/>
-        </w:rPr>
-        <w:t xml:space="preserve"> </w:t>
-      </w:r>
-      <w:r>
-        <w:rPr>
-          <w:rStyle w:val="PreprocessorTok"/>
-        </w:rPr>
-        <w:t xml:space="preserve">setTimeout</w:t>
-      </w:r>
-      <w:r>
-        <w:rPr>
-          <w:rStyle w:val="NormalTok"/>
-        </w:rPr>
-        <w:t xml:space="preserve">(r</w:t>
-      </w:r>
-      <w:r>
-        <w:rPr>
-          <w:rStyle w:val="OperatorTok"/>
-        </w:rPr>
-        <w:t xml:space="preserve">,</w:t>
-      </w:r>
-      <w:r>
-        <w:rPr>
-          <w:rStyle w:val="DecValTok"/>
-        </w:rPr>
-        <w:t xml:space="preserve">800</w:t>
-      </w:r>
-      <w:r>
-        <w:rPr>
-          <w:rStyle w:val="NormalTok"/>
-        </w:rPr>
-        <w:t xml:space="preserve">)})</w:t>
-      </w:r>
-      <w:r>
-        <w:rPr>
-          <w:rStyle w:val="OperatorTok"/>
-        </w:rPr>
-        <w:t xml:space="preserve">;</w:t>
-      </w:r>
-      <w:r>
-        <w:br/>
-      </w:r>
-      <w:r>
-        <w:rPr>
-          <w:rStyle w:val="NormalTok"/>
-        </w:rPr>
-        <w:t xml:space="preserve">    x</w:t>
-      </w:r>
-      <w:r>
-        <w:rPr>
-          <w:rStyle w:val="OperatorTok"/>
-        </w:rPr>
-        <w:t xml:space="preserve">.</w:t>
-      </w:r>
-      <w:r>
-        <w:rPr>
-          <w:rStyle w:val="FunctionTok"/>
-        </w:rPr>
-        <w:t xml:space="preserve">drawImage</w:t>
-      </w:r>
-      <w:r>
-        <w:rPr>
-          <w:rStyle w:val="NormalTok"/>
-        </w:rPr>
-        <w:t xml:space="preserve">(v</w:t>
-      </w:r>
-      <w:r>
-        <w:rPr>
-          <w:rStyle w:val="OperatorTok"/>
-        </w:rPr>
-        <w:t xml:space="preserve">,</w:t>
-      </w:r>
-      <w:r>
-        <w:rPr>
-          <w:rStyle w:val="DecValTok"/>
-        </w:rPr>
-        <w:t xml:space="preserve">0</w:t>
-      </w:r>
-      <w:r>
-        <w:rPr>
-          <w:rStyle w:val="OperatorTok"/>
-        </w:rPr>
-        <w:t xml:space="preserve">,</w:t>
-      </w:r>
-      <w:r>
-        <w:rPr>
-          <w:rStyle w:val="DecValTok"/>
-        </w:rPr>
-        <w:t xml:space="preserve">0</w:t>
-      </w:r>
-      <w:r>
-        <w:rPr>
-          <w:rStyle w:val="OperatorTok"/>
-        </w:rPr>
-        <w:t xml:space="preserve">,</w:t>
-      </w:r>
-      <w:r>
-        <w:rPr>
-          <w:rStyle w:val="DecValTok"/>
-        </w:rPr>
-        <w:t xml:space="preserve">48</w:t>
-      </w:r>
-      <w:r>
-        <w:rPr>
-          <w:rStyle w:val="OperatorTok"/>
-        </w:rPr>
-        <w:t xml:space="preserve">,</w:t>
-      </w:r>
-      <w:r>
-        <w:rPr>
-          <w:rStyle w:val="DecValTok"/>
-        </w:rPr>
-        <w:t xml:space="preserve">27</w:t>
-      </w:r>
-      <w:r>
-        <w:rPr>
-          <w:rStyle w:val="NormalTok"/>
-        </w:rPr>
-        <w:t xml:space="preserve">)</w:t>
-      </w:r>
-      <w:r>
-        <w:rPr>
-          <w:rStyle w:val="OperatorTok"/>
-        </w:rPr>
-        <w:t xml:space="preserve">;</w:t>
-      </w:r>
-      <w:r>
-        <w:rPr>
-          <w:rStyle w:val="NormalTok"/>
-        </w:rPr>
-        <w:t xml:space="preserve"> </w:t>
-      </w:r>
-      <w:r>
-        <w:rPr>
-          <w:rStyle w:val="KeywordTok"/>
-        </w:rPr>
-        <w:t xml:space="preserve">const</w:t>
-      </w:r>
-      <w:r>
-        <w:rPr>
-          <w:rStyle w:val="NormalTok"/>
-        </w:rPr>
-        <w:t xml:space="preserve"> d</w:t>
-      </w:r>
-      <w:r>
-        <w:rPr>
-          <w:rStyle w:val="OperatorTok"/>
-        </w:rPr>
-        <w:t xml:space="preserve">=</w:t>
-      </w:r>
-      <w:r>
-        <w:rPr>
-          <w:rStyle w:val="NormalTok"/>
-        </w:rPr>
-        <w:t xml:space="preserve">x</w:t>
-      </w:r>
-      <w:r>
-        <w:rPr>
-          <w:rStyle w:val="OperatorTok"/>
-        </w:rPr>
-        <w:t xml:space="preserve">.</w:t>
-      </w:r>
-      <w:r>
-        <w:rPr>
-          <w:rStyle w:val="FunctionTok"/>
-        </w:rPr>
-        <w:t xml:space="preserve">getImageData</w:t>
-      </w:r>
-      <w:r>
-        <w:rPr>
-          <w:rStyle w:val="NormalTok"/>
-        </w:rPr>
-        <w:t xml:space="preserve">(</w:t>
-      </w:r>
-      <w:r>
-        <w:rPr>
-          <w:rStyle w:val="DecValTok"/>
-        </w:rPr>
-        <w:t xml:space="preserve">0</w:t>
-      </w:r>
-      <w:r>
-        <w:rPr>
-          <w:rStyle w:val="OperatorTok"/>
-        </w:rPr>
-        <w:t xml:space="preserve">,</w:t>
-      </w:r>
-      <w:r>
-        <w:rPr>
-          <w:rStyle w:val="DecValTok"/>
-        </w:rPr>
-        <w:t xml:space="preserve">0</w:t>
-      </w:r>
-      <w:r>
-        <w:rPr>
-          <w:rStyle w:val="OperatorTok"/>
-        </w:rPr>
-        <w:t xml:space="preserve">,</w:t>
-      </w:r>
-      <w:r>
-        <w:rPr>
-          <w:rStyle w:val="DecValTok"/>
-        </w:rPr>
-        <w:t xml:space="preserve">48</w:t>
-      </w:r>
-      <w:r>
-        <w:rPr>
-          <w:rStyle w:val="OperatorTok"/>
-        </w:rPr>
-        <w:t xml:space="preserve">,</w:t>
-      </w:r>
-      <w:r>
-        <w:rPr>
-          <w:rStyle w:val="DecValTok"/>
-        </w:rPr>
-        <w:t xml:space="preserve">27</w:t>
-      </w:r>
-      <w:r>
-        <w:rPr>
-          <w:rStyle w:val="NormalTok"/>
-        </w:rPr>
-        <w:t xml:space="preserve">)</w:t>
-      </w:r>
-      <w:r>
-        <w:rPr>
-          <w:rStyle w:val="OperatorTok"/>
-        </w:rPr>
-        <w:t xml:space="preserve">.</w:t>
-      </w:r>
-      <w:r>
-        <w:rPr>
-          <w:rStyle w:val="AttributeTok"/>
-        </w:rPr>
-        <w:t xml:space="preserve">data</w:t>
-      </w:r>
-      <w:r>
-        <w:rPr>
-          <w:rStyle w:val="OperatorTok"/>
-        </w:rPr>
-        <w:t xml:space="preserve">;</w:t>
-      </w:r>
-      <w:r>
-        <w:rPr>
-          <w:rStyle w:val="NormalTok"/>
-        </w:rPr>
-        <w:t xml:space="preserve"> </w:t>
-      </w:r>
-      <w:r>
-        <w:rPr>
-          <w:rStyle w:val="KeywordTok"/>
-        </w:rPr>
-        <w:t xml:space="preserve">const</w:t>
-      </w:r>
-      <w:r>
-        <w:rPr>
-          <w:rStyle w:val="NormalTok"/>
-        </w:rPr>
-        <w:t xml:space="preserve"> g</w:t>
-      </w:r>
-      <w:r>
-        <w:rPr>
-          <w:rStyle w:val="OperatorTok"/>
-        </w:rPr>
-        <w:t xml:space="preserve">=</w:t>
-      </w:r>
-      <w:r>
-        <w:rPr>
-          <w:rStyle w:val="KeywordTok"/>
-        </w:rPr>
-        <w:t xml:space="preserve">new</w:t>
-      </w:r>
-      <w:r>
-        <w:rPr>
-          <w:rStyle w:val="NormalTok"/>
-        </w:rPr>
-        <w:t xml:space="preserve"> </w:t>
-      </w:r>
-      <w:r>
-        <w:rPr>
-          <w:rStyle w:val="BuiltInTok"/>
-        </w:rPr>
-        <w:t xml:space="preserve">Float32Array</w:t>
-      </w:r>
-      <w:r>
-        <w:rPr>
-          <w:rStyle w:val="NormalTok"/>
-        </w:rPr>
-        <w:t xml:space="preserve">(</w:t>
-      </w:r>
-      <w:r>
-        <w:rPr>
-          <w:rStyle w:val="DecValTok"/>
-        </w:rPr>
-        <w:t xml:space="preserve">48</w:t>
-      </w:r>
-      <w:r>
-        <w:rPr>
-          <w:rStyle w:val="OperatorTok"/>
-        </w:rPr>
-        <w:t xml:space="preserve">*</w:t>
-      </w:r>
-      <w:r>
-        <w:rPr>
-          <w:rStyle w:val="DecValTok"/>
-        </w:rPr>
-        <w:t xml:space="preserve">27</w:t>
-      </w:r>
-      <w:r>
-        <w:rPr>
-          <w:rStyle w:val="NormalTok"/>
-        </w:rPr>
-        <w:t xml:space="preserve">)</w:t>
-      </w:r>
-      <w:r>
-        <w:rPr>
-          <w:rStyle w:val="OperatorTok"/>
-        </w:rPr>
-        <w:t xml:space="preserve">;</w:t>
-      </w:r>
-      <w:r>
-        <w:br/>
-      </w:r>
-      <w:r>
-        <w:rPr>
-          <w:rStyle w:val="NormalTok"/>
-        </w:rPr>
-        <w:t xml:space="preserve">    </w:t>
-      </w:r>
-      <w:r>
-        <w:rPr>
-          <w:rStyle w:val="ControlFlowTok"/>
-        </w:rPr>
-        <w:t xml:space="preserve">for</w:t>
-      </w:r>
-      <w:r>
-        <w:rPr>
-          <w:rStyle w:val="NormalTok"/>
-        </w:rPr>
-        <w:t xml:space="preserve">(</w:t>
-      </w:r>
-      <w:r>
-        <w:rPr>
-          <w:rStyle w:val="KeywordTok"/>
-        </w:rPr>
-        <w:t xml:space="preserve">let</w:t>
-      </w:r>
-      <w:r>
-        <w:rPr>
-          <w:rStyle w:val="NormalTok"/>
-        </w:rPr>
-        <w:t xml:space="preserve"> i</w:t>
-      </w:r>
-      <w:r>
-        <w:rPr>
-          <w:rStyle w:val="OperatorTok"/>
-        </w:rPr>
-        <w:t xml:space="preserve">=</w:t>
-      </w:r>
-      <w:r>
-        <w:rPr>
-          <w:rStyle w:val="DecValTok"/>
-        </w:rPr>
-        <w:t xml:space="preserve">0</w:t>
-      </w:r>
-      <w:r>
-        <w:rPr>
-          <w:rStyle w:val="OperatorTok"/>
-        </w:rPr>
-        <w:t xml:space="preserve">;</w:t>
-      </w:r>
-      <w:r>
-        <w:rPr>
-          <w:rStyle w:val="NormalTok"/>
-        </w:rPr>
-        <w:t xml:space="preserve">i</w:t>
-      </w:r>
-      <w:r>
-        <w:rPr>
-          <w:rStyle w:val="OperatorTok"/>
-        </w:rPr>
-        <w:t xml:space="preserve">&lt;</w:t>
-      </w:r>
-      <w:r>
-        <w:rPr>
-          <w:rStyle w:val="NormalTok"/>
-        </w:rPr>
-        <w:t xml:space="preserve">g</w:t>
-      </w:r>
-      <w:r>
-        <w:rPr>
-          <w:rStyle w:val="OperatorTok"/>
-        </w:rPr>
-        <w:t xml:space="preserve">.</w:t>
-      </w:r>
-      <w:r>
-        <w:rPr>
-          <w:rStyle w:val="AttributeTok"/>
-        </w:rPr>
-        <w:t xml:space="preserve">length</w:t>
-      </w:r>
-      <w:r>
-        <w:rPr>
-          <w:rStyle w:val="OperatorTok"/>
-        </w:rPr>
-        <w:t xml:space="preserve">;</w:t>
-      </w:r>
-      <w:r>
-        <w:rPr>
-          <w:rStyle w:val="NormalTok"/>
-        </w:rPr>
-        <w:t xml:space="preserve">i</w:t>
-      </w:r>
-      <w:r>
-        <w:rPr>
-          <w:rStyle w:val="OperatorTok"/>
-        </w:rPr>
-        <w:t xml:space="preserve">++</w:t>
-      </w:r>
-      <w:r>
-        <w:rPr>
-          <w:rStyle w:val="NormalTok"/>
-        </w:rPr>
-        <w:t xml:space="preserve">) g[i]</w:t>
-      </w:r>
-      <w:r>
-        <w:rPr>
-          <w:rStyle w:val="OperatorTok"/>
-        </w:rPr>
-        <w:t xml:space="preserve">=</w:t>
-      </w:r>
-      <w:r>
-        <w:rPr>
-          <w:rStyle w:val="NormalTok"/>
-        </w:rPr>
-        <w:t xml:space="preserve">(d[i</w:t>
-      </w:r>
-      <w:r>
-        <w:rPr>
-          <w:rStyle w:val="OperatorTok"/>
-        </w:rPr>
-        <w:t xml:space="preserve">*</w:t>
-      </w:r>
-      <w:r>
-        <w:rPr>
-          <w:rStyle w:val="DecValTok"/>
-        </w:rPr>
-        <w:t xml:space="preserve">4</w:t>
-      </w:r>
-      <w:r>
-        <w:rPr>
-          <w:rStyle w:val="NormalTok"/>
-        </w:rPr>
-        <w:t xml:space="preserve">]</w:t>
-      </w:r>
-      <w:r>
-        <w:rPr>
-          <w:rStyle w:val="OperatorTok"/>
-        </w:rPr>
-        <w:t xml:space="preserve">+</w:t>
-      </w:r>
-      <w:r>
-        <w:rPr>
-          <w:rStyle w:val="NormalTok"/>
-        </w:rPr>
-        <w:t xml:space="preserve">d[i</w:t>
-      </w:r>
-      <w:r>
-        <w:rPr>
-          <w:rStyle w:val="OperatorTok"/>
-        </w:rPr>
-        <w:t xml:space="preserve">*</w:t>
-      </w:r>
-      <w:r>
-        <w:rPr>
-          <w:rStyle w:val="DecValTok"/>
-        </w:rPr>
-        <w:t xml:space="preserve">4</w:t>
-      </w:r>
-      <w:r>
-        <w:rPr>
-          <w:rStyle w:val="OperatorTok"/>
-        </w:rPr>
-        <w:t xml:space="preserve">+</w:t>
-      </w:r>
-      <w:r>
-        <w:rPr>
-          <w:rStyle w:val="DecValTok"/>
-        </w:rPr>
-        <w:t xml:space="preserve">1</w:t>
-      </w:r>
-      <w:r>
-        <w:rPr>
-          <w:rStyle w:val="NormalTok"/>
-        </w:rPr>
-        <w:t xml:space="preserve">]</w:t>
-      </w:r>
-      <w:r>
-        <w:rPr>
-          <w:rStyle w:val="OperatorTok"/>
-        </w:rPr>
-        <w:t xml:space="preserve">+</w:t>
-      </w:r>
-      <w:r>
-        <w:rPr>
-          <w:rStyle w:val="NormalTok"/>
-        </w:rPr>
-        <w:t xml:space="preserve">d[i</w:t>
-      </w:r>
-      <w:r>
-        <w:rPr>
-          <w:rStyle w:val="OperatorTok"/>
-        </w:rPr>
-        <w:t xml:space="preserve">*</w:t>
-      </w:r>
-      <w:r>
-        <w:rPr>
-          <w:rStyle w:val="DecValTok"/>
-        </w:rPr>
-        <w:t xml:space="preserve">4</w:t>
-      </w:r>
-      <w:r>
-        <w:rPr>
-          <w:rStyle w:val="OperatorTok"/>
-        </w:rPr>
-        <w:t xml:space="preserve">+</w:t>
-      </w:r>
-      <w:r>
-        <w:rPr>
-          <w:rStyle w:val="DecValTok"/>
-        </w:rPr>
-        <w:t xml:space="preserve">2</w:t>
-      </w:r>
-      <w:r>
-        <w:rPr>
-          <w:rStyle w:val="NormalTok"/>
-        </w:rPr>
-        <w:t xml:space="preserve">])</w:t>
-      </w:r>
-      <w:r>
-        <w:rPr>
-          <w:rStyle w:val="OperatorTok"/>
-        </w:rPr>
-        <w:t xml:space="preserve">/</w:t>
-      </w:r>
-      <w:r>
-        <w:rPr>
-          <w:rStyle w:val="DecValTok"/>
-        </w:rPr>
-        <w:t xml:space="preserve">3</w:t>
-      </w:r>
-      <w:r>
-        <w:rPr>
-          <w:rStyle w:val="OperatorTok"/>
-        </w:rPr>
-        <w:t xml:space="preserve">;</w:t>
-      </w:r>
-      <w:r>
-        <w:br/>
-      </w:r>
-      <w:r>
-        <w:rPr>
-          <w:rStyle w:val="NormalTok"/>
-        </w:rPr>
-        <w:t xml:space="preserve">    </w:t>
-      </w:r>
-      <w:r>
-        <w:rPr>
-          <w:rStyle w:val="ControlFlowTok"/>
-        </w:rPr>
-        <w:t xml:space="preserve">if</w:t>
-      </w:r>
-      <w:r>
-        <w:rPr>
-          <w:rStyle w:val="NormalTok"/>
-        </w:rPr>
-        <w:t xml:space="preserve">(prev){</w:t>
-      </w:r>
-      <w:r>
-        <w:rPr>
-          <w:rStyle w:val="KeywordTok"/>
-        </w:rPr>
-        <w:t xml:space="preserve">let</w:t>
-      </w:r>
-      <w:r>
-        <w:rPr>
-          <w:rStyle w:val="NormalTok"/>
-        </w:rPr>
-        <w:t xml:space="preserve"> s</w:t>
-      </w:r>
-      <w:r>
-        <w:rPr>
-          <w:rStyle w:val="OperatorTok"/>
-        </w:rPr>
-        <w:t xml:space="preserve">=</w:t>
-      </w:r>
-      <w:r>
-        <w:rPr>
-          <w:rStyle w:val="DecValTok"/>
-        </w:rPr>
-        <w:t xml:space="preserve">0</w:t>
-      </w:r>
-      <w:r>
-        <w:rPr>
-          <w:rStyle w:val="OperatorTok"/>
-        </w:rPr>
-        <w:t xml:space="preserve">;</w:t>
-      </w:r>
-      <w:r>
-        <w:rPr>
-          <w:rStyle w:val="NormalTok"/>
-        </w:rPr>
-        <w:t xml:space="preserve"> </w:t>
-      </w:r>
-      <w:r>
-        <w:rPr>
-          <w:rStyle w:val="ControlFlowTok"/>
-        </w:rPr>
-        <w:t xml:space="preserve">for</w:t>
-      </w:r>
-      <w:r>
-        <w:rPr>
-          <w:rStyle w:val="NormalTok"/>
-        </w:rPr>
-        <w:t xml:space="preserve">(</w:t>
-      </w:r>
-      <w:r>
-        <w:rPr>
-          <w:rStyle w:val="KeywordTok"/>
-        </w:rPr>
-        <w:t xml:space="preserve">let</w:t>
-      </w:r>
-      <w:r>
-        <w:rPr>
-          <w:rStyle w:val="NormalTok"/>
-        </w:rPr>
-        <w:t xml:space="preserve"> i</w:t>
-      </w:r>
-      <w:r>
-        <w:rPr>
-          <w:rStyle w:val="OperatorTok"/>
-        </w:rPr>
-        <w:t xml:space="preserve">=</w:t>
-      </w:r>
-      <w:r>
-        <w:rPr>
-          <w:rStyle w:val="DecValTok"/>
-        </w:rPr>
-        <w:t xml:space="preserve">0</w:t>
-      </w:r>
-      <w:r>
-        <w:rPr>
-          <w:rStyle w:val="OperatorTok"/>
-        </w:rPr>
-        <w:t xml:space="preserve">;</w:t>
-      </w:r>
-      <w:r>
-        <w:rPr>
-          <w:rStyle w:val="NormalTok"/>
-        </w:rPr>
-        <w:t xml:space="preserve">i</w:t>
-      </w:r>
-      <w:r>
-        <w:rPr>
-          <w:rStyle w:val="OperatorTok"/>
-        </w:rPr>
-        <w:t xml:space="preserve">&lt;</w:t>
-      </w:r>
-      <w:r>
-        <w:rPr>
-          <w:rStyle w:val="NormalTok"/>
-        </w:rPr>
-        <w:t xml:space="preserve">g</w:t>
-      </w:r>
-      <w:r>
-        <w:rPr>
-          <w:rStyle w:val="OperatorTok"/>
-        </w:rPr>
-        <w:t xml:space="preserve">.</w:t>
-      </w:r>
-      <w:r>
-        <w:rPr>
-          <w:rStyle w:val="AttributeTok"/>
-        </w:rPr>
-        <w:t xml:space="preserve">length</w:t>
-      </w:r>
-      <w:r>
-        <w:rPr>
-          <w:rStyle w:val="OperatorTok"/>
-        </w:rPr>
-        <w:t xml:space="preserve">;</w:t>
-      </w:r>
-      <w:r>
-        <w:rPr>
-          <w:rStyle w:val="NormalTok"/>
-        </w:rPr>
-        <w:t xml:space="preserve">i</w:t>
-      </w:r>
-      <w:r>
-        <w:rPr>
-          <w:rStyle w:val="OperatorTok"/>
-        </w:rPr>
-        <w:t xml:space="preserve">++</w:t>
-      </w:r>
-      <w:r>
-        <w:rPr>
-          <w:rStyle w:val="NormalTok"/>
-        </w:rPr>
-        <w:t xml:space="preserve">) s</w:t>
-      </w:r>
-      <w:r>
-        <w:rPr>
-          <w:rStyle w:val="OperatorTok"/>
-        </w:rPr>
-        <w:t xml:space="preserve">+=</w:t>
-      </w:r>
-      <w:r>
-        <w:rPr>
-          <w:rStyle w:val="BuiltInTok"/>
-        </w:rPr>
-        <w:t xml:space="preserve">Math</w:t>
-      </w:r>
-      <w:r>
-        <w:rPr>
-          <w:rStyle w:val="OperatorTok"/>
-        </w:rPr>
-        <w:t xml:space="preserve">.</w:t>
-      </w:r>
-      <w:r>
-        <w:rPr>
-          <w:rStyle w:val="FunctionTok"/>
-        </w:rPr>
-        <w:t xml:space="preserve">abs</w:t>
-      </w:r>
-      <w:r>
-        <w:rPr>
-          <w:rStyle w:val="NormalTok"/>
-        </w:rPr>
-        <w:t xml:space="preserve">(g[i]</w:t>
-      </w:r>
-      <w:r>
-        <w:rPr>
-          <w:rStyle w:val="OperatorTok"/>
-        </w:rPr>
-        <w:t xml:space="preserve">-</w:t>
-      </w:r>
-      <w:r>
-        <w:rPr>
-          <w:rStyle w:val="NormalTok"/>
-        </w:rPr>
-        <w:t xml:space="preserve">prev[i])</w:t>
-      </w:r>
-      <w:r>
-        <w:rPr>
-          <w:rStyle w:val="OperatorTok"/>
-        </w:rPr>
-        <w:t xml:space="preserve">;</w:t>
-      </w:r>
-      <w:r>
-        <w:rPr>
-          <w:rStyle w:val="NormalTok"/>
-        </w:rPr>
-        <w:t xml:space="preserve"> </w:t>
-      </w:r>
-      <w:r>
-        <w:rPr>
-          <w:rStyle w:val="BuiltInTok"/>
-        </w:rPr>
-        <w:t xml:space="preserve">window</w:t>
-      </w:r>
-      <w:r>
-        <w:rPr>
-          <w:rStyle w:val="OperatorTok"/>
-        </w:rPr>
-        <w:t xml:space="preserve">.</w:t>
-      </w:r>
-      <w:r>
-        <w:rPr>
-          <w:rStyle w:val="AttributeTok"/>
-        </w:rPr>
-        <w:t xml:space="preserve">__diffs</w:t>
-      </w:r>
-      <w:r>
-        <w:rPr>
-          <w:rStyle w:val="OperatorTok"/>
-        </w:rPr>
-        <w:t xml:space="preserve">.</w:t>
-      </w:r>
-      <w:r>
-        <w:rPr>
-          <w:rStyle w:val="FunctionTok"/>
-        </w:rPr>
-        <w:t xml:space="preserve">push</w:t>
-      </w:r>
-      <w:r>
-        <w:rPr>
-          <w:rStyle w:val="NormalTok"/>
-        </w:rPr>
-        <w:t xml:space="preserve">([</w:t>
-      </w:r>
-      <w:r>
-        <w:rPr>
-          <w:rStyle w:val="OperatorTok"/>
-        </w:rPr>
-        <w:t xml:space="preserve">+</w:t>
-      </w:r>
-      <w:r>
-        <w:rPr>
-          <w:rStyle w:val="NormalTok"/>
-        </w:rPr>
-        <w:t xml:space="preserve">t</w:t>
-      </w:r>
-      <w:r>
-        <w:rPr>
-          <w:rStyle w:val="OperatorTok"/>
-        </w:rPr>
-        <w:t xml:space="preserve">.</w:t>
-      </w:r>
-      <w:r>
-        <w:rPr>
-          <w:rStyle w:val="FunctionTok"/>
-        </w:rPr>
-        <w:t xml:space="preserve">toFixed</w:t>
-      </w:r>
-      <w:r>
-        <w:rPr>
-          <w:rStyle w:val="NormalTok"/>
-        </w:rPr>
-        <w:t xml:space="preserve">(</w:t>
-      </w:r>
-      <w:r>
-        <w:rPr>
-          <w:rStyle w:val="DecValTok"/>
-        </w:rPr>
-        <w:t xml:space="preserve">2</w:t>
-      </w:r>
-      <w:r>
-        <w:rPr>
-          <w:rStyle w:val="NormalTok"/>
-        </w:rPr>
-        <w:t xml:space="preserve">)</w:t>
-      </w:r>
-      <w:r>
-        <w:rPr>
-          <w:rStyle w:val="OperatorTok"/>
-        </w:rPr>
-        <w:t xml:space="preserve">,</w:t>
-      </w:r>
-      <w:r>
-        <w:rPr>
-          <w:rStyle w:val="NormalTok"/>
-        </w:rPr>
-        <w:t xml:space="preserve"> </w:t>
-      </w:r>
-      <w:r>
-        <w:rPr>
-          <w:rStyle w:val="OperatorTok"/>
-        </w:rPr>
-        <w:t xml:space="preserve">+</w:t>
-      </w:r>
-      <w:r>
-        <w:rPr>
-          <w:rStyle w:val="NormalTok"/>
-        </w:rPr>
-        <w:t xml:space="preserve">(s</w:t>
-      </w:r>
-      <w:r>
-        <w:rPr>
-          <w:rStyle w:val="OperatorTok"/>
-        </w:rPr>
-        <w:t xml:space="preserve">/</w:t>
-      </w:r>
-      <w:r>
-        <w:rPr>
-          <w:rStyle w:val="NormalTok"/>
-        </w:rPr>
-        <w:t xml:space="preserve">g</w:t>
-      </w:r>
-      <w:r>
-        <w:rPr>
-          <w:rStyle w:val="OperatorTok"/>
-        </w:rPr>
-        <w:t xml:space="preserve">.</w:t>
-      </w:r>
-      <w:r>
-        <w:rPr>
-          <w:rStyle w:val="AttributeTok"/>
-        </w:rPr>
-        <w:t xml:space="preserve">length</w:t>
-      </w:r>
-      <w:r>
-        <w:rPr>
-          <w:rStyle w:val="NormalTok"/>
-        </w:rPr>
-        <w:t xml:space="preserve">)</w:t>
-      </w:r>
-      <w:r>
-        <w:rPr>
-          <w:rStyle w:val="OperatorTok"/>
-        </w:rPr>
-        <w:t xml:space="preserve">.</w:t>
-      </w:r>
-      <w:r>
-        <w:rPr>
-          <w:rStyle w:val="FunctionTok"/>
-        </w:rPr>
-        <w:t xml:space="preserve">toFixed</w:t>
-      </w:r>
-      <w:r>
-        <w:rPr>
-          <w:rStyle w:val="NormalTok"/>
-        </w:rPr>
-        <w:t xml:space="preserve">(</w:t>
-      </w:r>
-      <w:r>
-        <w:rPr>
-          <w:rStyle w:val="DecValTok"/>
-        </w:rPr>
-        <w:t xml:space="preserve">1</w:t>
-      </w:r>
-      <w:r>
-        <w:rPr>
-          <w:rStyle w:val="NormalTok"/>
-        </w:rPr>
-        <w:t xml:space="preserve">)])</w:t>
-      </w:r>
-      <w:r>
-        <w:rPr>
-          <w:rStyle w:val="OperatorTok"/>
-        </w:rPr>
-        <w:t xml:space="preserve">;</w:t>
-      </w:r>
-      <w:r>
-        <w:rPr>
-          <w:rStyle w:val="NormalTok"/>
-        </w:rPr>
-        <w:t xml:space="preserve">}</w:t>
-      </w:r>
-      <w:r>
-        <w:br/>
-      </w:r>
-      <w:r>
-        <w:rPr>
-          <w:rStyle w:val="NormalTok"/>
-        </w:rPr>
-        <w:t xml:space="preserve">    prev</w:t>
-      </w:r>
-      <w:r>
-        <w:rPr>
-          <w:rStyle w:val="OperatorTok"/>
-        </w:rPr>
-        <w:t xml:space="preserve">=</w:t>
-      </w:r>
-      <w:r>
-        <w:rPr>
-          <w:rStyle w:val="NormalTok"/>
-        </w:rPr>
-        <w:t xml:space="preserve">g</w:t>
-      </w:r>
-      <w:r>
-        <w:rPr>
-          <w:rStyle w:val="OperatorTok"/>
-        </w:rPr>
-        <w:t xml:space="preserve">;</w:t>
-      </w:r>
-      <w:r>
-        <w:br/>
-      </w:r>
-      <w:r>
-        <w:rPr>
-          <w:rStyle w:val="NormalTok"/>
-        </w:rPr>
-        <w:t xml:space="preserve">  }</w:t>
-      </w:r>
-      <w:r>
-        <w:br/>
-      </w:r>
-      <w:r>
-        <w:rPr>
-          <w:rStyle w:val="NormalTok"/>
-        </w:rPr>
-        <w:t xml:space="preserve">  </w:t>
-      </w:r>
-      <w:r>
-        <w:rPr>
-          <w:rStyle w:val="BuiltInTok"/>
-        </w:rPr>
-        <w:t xml:space="preserve">window</w:t>
-      </w:r>
-      <w:r>
-        <w:rPr>
-          <w:rStyle w:val="OperatorTok"/>
-        </w:rPr>
-        <w:t xml:space="preserve">.</w:t>
-      </w:r>
-      <w:r>
-        <w:rPr>
-          <w:rStyle w:val="AttributeTok"/>
-        </w:rPr>
-        <w:t xml:space="preserve">__prev</w:t>
-      </w:r>
-      <w:r>
-        <w:rPr>
-          <w:rStyle w:val="OperatorTok"/>
-        </w:rPr>
-        <w:t xml:space="preserve">=</w:t>
-      </w:r>
-      <w:r>
-        <w:rPr>
-          <w:rStyle w:val="NormalTok"/>
-        </w:rPr>
-        <w:t xml:space="preserve">prev</w:t>
-      </w:r>
-      <w:r>
-        <w:rPr>
-          <w:rStyle w:val="OperatorTok"/>
-        </w:rPr>
-        <w:t xml:space="preserve">;</w:t>
-      </w:r>
-      <w:r>
-        <w:rPr>
-          <w:rStyle w:val="NormalTok"/>
-        </w:rPr>
-        <w:t xml:space="preserve"> </w:t>
-      </w:r>
-      <w:r>
-        <w:rPr>
-          <w:rStyle w:val="ControlFlowTok"/>
-        </w:rPr>
-        <w:t xml:space="preserve">return</w:t>
-      </w:r>
-      <w:r>
-        <w:rPr>
-          <w:rStyle w:val="NormalTok"/>
-        </w:rPr>
-        <w:t xml:space="preserve"> </w:t>
-      </w:r>
-      <w:r>
-        <w:rPr>
-          <w:rStyle w:val="BuiltInTok"/>
-        </w:rPr>
-        <w:t xml:space="preserve">window</w:t>
-      </w:r>
-      <w:r>
-        <w:rPr>
-          <w:rStyle w:val="OperatorTok"/>
-        </w:rPr>
-        <w:t xml:space="preserve">.</w:t>
-      </w:r>
-      <w:r>
-        <w:rPr>
-          <w:rStyle w:val="AttributeTok"/>
-        </w:rPr>
-        <w:t xml:space="preserve">__diffs</w:t>
-      </w:r>
-      <w:r>
-        <w:rPr>
-          <w:rStyle w:val="OperatorTok"/>
-        </w:rPr>
-        <w:t xml:space="preserve">.</w:t>
-      </w:r>
-      <w:r>
-        <w:rPr>
-          <w:rStyle w:val="AttributeTok"/>
-        </w:rPr>
-        <w:t xml:space="preserve">length</w:t>
-      </w:r>
-      <w:r>
-        <w:rPr>
-          <w:rStyle w:val="OperatorTok"/>
-        </w:rPr>
-        <w:t xml:space="preserve">;</w:t>
-      </w:r>
-      <w:r>
-        <w:br/>
-      </w:r>
-      <w:r>
-        <w:rPr>
-          <w:rStyle w:val="NormalTok"/>
-        </w:rPr>
-        <w:t xml:space="preserve">}</w:t>
-      </w:r>
-      <w:r>
-        <w:rPr>
-          <w:rStyle w:val="OperatorTok"/>
-        </w:rPr>
-        <w:t xml:space="preserve">;</w:t>
-      </w:r>
-      <w:r>
-        <w:br/>
-      </w:r>
-      <w:r>
-        <w:rPr>
-          <w:rStyle w:val="CommentTok"/>
-        </w:rPr>
-        <w:t xml:space="preserve">// gọi: window.__diffs=[]; window.__prev=null; await __scan(0,20,0.2); await __scan(20,40,0.2); ...</w:t>
-      </w:r>
-      <w:r>
-        <w:br/>
-      </w:r>
-      <w:r>
-        <w:rPr>
-          <w:rStyle w:val="CommentTok"/>
-        </w:rPr>
-        <w:t xml:space="preserve">// điểm cắt: diff &gt; max(18, 4 × trung vị), bỏ các điểm liền kề</w:t>
+        <w:t xml:space="preserve"> </w:t>
+      </w:r>
+      <w:r>
+        <w:rPr>
+          <w:rStyle w:val="VerbatimChar"/>
+        </w:rPr>
+        <w:t xml:space="preserve">/kling/motion-control</w:t>
+      </w:r>
+      <w:r>
+        <w:t xml:space="preserve">, Director Workspace →</w:t>
+      </w:r>
+      <w:r>
+        <w:t xml:space="preserve"> </w:t>
+      </w:r>
+      <w:r>
+        <w:rPr>
+          <w:b/>
+          <w:bCs/>
+        </w:rPr>
+        <w:t xml:space="preserve">không dùng</w:t>
+      </w:r>
+      <w:r>
+        <w:t xml:space="preserve"> </w:t>
+      </w:r>
+      <w:r>
+        <w:t xml:space="preserve">(quyết định 6).</w:t>
+      </w:r>
+    </w:p>
+    <w:p>
+      <w:pPr>
+        <w:pStyle w:val="Compact"/>
+        <w:numPr>
+          <w:ilvl w:val="0"/>
+          <w:numId w:val="1016"/>
+        </w:numPr>
+      </w:pPr>
+      <w:r>
+        <w:t xml:space="preserve">Giọng có</w:t>
+      </w:r>
+      <w:r>
+        <w:t xml:space="preserve"> </w:t>
+      </w:r>
+      <w:r>
+        <w:rPr>
+          <w:rStyle w:val="VerbatimChar"/>
+        </w:rPr>
+        <w:t xml:space="preserve">vi</w:t>
+      </w:r>
+      <w:r>
+        <w:t xml:space="preserve"> </w:t>
+      </w:r>
+      <w:r>
+        <w:t xml:space="preserve">(5 giọng, id trùng 2 bản): Xinghe Jiang (30002/2, nam), Austin (30003/3, nam),</w:t>
+      </w:r>
+      <w:r>
+        <w:t xml:space="preserve"> </w:t>
+      </w:r>
+      <w:r>
+        <w:rPr>
+          <w:b/>
+          <w:bCs/>
+        </w:rPr>
+        <w:t xml:space="preserve">Arabella (30007/7, nữ)</w:t>
+      </w:r>
+      <w:r>
+        <w:t xml:space="preserve">, Ethan Zhang (30017/17, nam), Mark (30020/20, nam). Không có giọng gốc Việt. Truyền</w:t>
+      </w:r>
+      <w:r>
+        <w:t xml:space="preserve"> </w:t>
+      </w:r>
+      <w:r>
+        <w:rPr>
+          <w:rStyle w:val="VerbatimChar"/>
+        </w:rPr>
+        <w:t xml:space="preserve">language_code="vi"</w:t>
+      </w:r>
+      <w:r>
+        <w:t xml:space="preserve"> </w:t>
+      </w:r>
+      <w:r>
+        <w:t xml:space="preserve">cho TTS gây HTTP 400 → không truyền.</w:t>
+      </w:r>
+    </w:p>
+    <w:p>
+      <w:pPr>
+        <w:pStyle w:val="Compact"/>
+        <w:numPr>
+          <w:ilvl w:val="0"/>
+          <w:numId w:val="1016"/>
+        </w:numPr>
+      </w:pPr>
+      <w:r>
+        <w:t xml:space="preserve">Độ dài tối thiểu: Kling 3s, Seedance 4s (</w:t>
+      </w:r>
+      <w:r>
+        <w:rPr>
+          <w:rStyle w:val="VerbatimChar"/>
+        </w:rPr>
+        <w:t xml:space="preserve">core/adapters/clipai.py::effective_duration</w:t>
+      </w:r>
+      <w:r>
+        <w:t xml:space="preserve">). Giá ước tính (USD/giây): Kling 0,08; Seedance 2.0 0,15; 2.0 Fast 0,12; 2.5 0,23 (</w:t>
+      </w:r>
+      <w:r>
+        <w:rPr>
+          <w:rStyle w:val="VerbatimChar"/>
+        </w:rPr>
+        <w:t xml:space="preserve">data/pricing.json</w:t>
+      </w:r>
+      <w:r>
+        <w:t xml:space="preserve">, chưa đo thật). Deepix chưa có giá.</w:t>
+      </w:r>
+    </w:p>
+    <w:bookmarkEnd w:id="28"/>
+    <w:bookmarkStart w:id="29" w:name="nghiên-cứu-video-youtube-gđ1"/>
+    <w:p>
+      <w:pPr>
+        <w:pStyle w:val="Heading3"/>
+      </w:pPr>
+      <w:r>
+        <w:t xml:space="preserve">Nghiên cứu video YouTube (GĐ1)</w:t>
       </w:r>
     </w:p>
     <w:p>
@@ -8846,19 +6936,23 @@
         </w:numPr>
       </w:pPr>
       <w:r>
-        <w:t xml:space="preserve">Kết quả mẫu: Kenta’s Obsession 75,7s, ~42 điểm cắt (1,6 · 4 · 6,2 · 7,4 · 9,8 · 11,2 · 11,6 · 13,6 · 14,2 · 15,6 · 18,4 · 21,2 · 22,2 · 24 · 24,6 · 25,4 · 25,8 · 26,2 · 27,6 · 28,2 · 29,2 · 30,4 · 31 · 32,2 · 34,8 · 35,8 · 37,8 · 39,8 · 40,6 · 41,6 · 42,6 · 43,6 · 44,8 · 46,8 · 51,8 · 56 · 60,2 · 61,4 · 64 · 66 · 70,2 · 73,6s); phong cách anime, xen toàn–trung–cận–cận đặc tả–chèn hiệu ứng, logo cuối. Video nội bộ Kenta OB55 (ffmpeg</w:t>
-      </w:r>
-      <w:r>
-        <w:t xml:space="preserve"> </w:t>
-      </w:r>
-      <w:r>
-        <w:rPr>
-          <w:rStyle w:val="VerbatimChar"/>
-        </w:rPr>
-        <w:t xml:space="preserve">select='gt(scene,0.30)'</w:t>
-      </w:r>
-      <w:r>
-        <w:t xml:space="preserve">): 38,8s, ~12 shot, mở bằng nhân vật tạo dáng + tiêu đề, thân là gameplay góc thứ ba sau lưng + chữ chương, kết bằng câu kêu gọi.</w:t>
+        <w:rPr>
+          <w:b/>
+          <w:bCs/>
+        </w:rPr>
+        <w:t xml:space="preserve">Trình duyệt tích hợp mở được YouTube</w:t>
+      </w:r>
+      <w:r>
+        <w:t xml:space="preserve">; tải bằng dòng lệnh (urllib) bị 404, chỉ RSS đọc được. Kênh: https://www.youtube.com/</w:t>
+      </w:r>
+      <w:r>
+        <w:t xml:space="preserve">@GarenaFreeFireVN/videos</w:t>
+      </w:r>
+      <w:r>
+        <w:t xml:space="preserve"> </w:t>
+      </w:r>
+      <w:r>
+        <w:t xml:space="preserve">(tab Popular để lấy video nhiều lượt xem).</w:t>
       </w:r>
     </w:p>
     <w:p>
@@ -8870,59 +6964,2055 @@
         </w:numPr>
       </w:pPr>
       <w:r>
-        <w:t xml:space="preserve">Xem khung hình: vẽ khung giữa mỗi shot vào một canvas lớn, gắn thành</w:t>
-      </w:r>
-      <w:r>
-        <w:t xml:space="preserve"> </w:t>
-      </w:r>
-      <w:r>
-        <w:rPr>
-          <w:rStyle w:val="VerbatimChar"/>
-        </w:rPr>
-        <w:t xml:space="preserve">&lt;img&gt;</w:t>
-      </w:r>
-      <w:r>
-        <w:t xml:space="preserve"> </w:t>
-      </w:r>
-      <w:r>
-        <w:t xml:space="preserve">phủ lên trang rồi chụp màn hình (kết quả</w:t>
-      </w:r>
-      <w:r>
-        <w:t xml:space="preserve"> </w:t>
-      </w:r>
-      <w:r>
-        <w:rPr>
-          <w:rStyle w:val="VerbatimChar"/>
-        </w:rPr>
-        <w:t xml:space="preserve">toDataURL</w:t>
-      </w:r>
-      <w:r>
-        <w:t xml:space="preserve"> </w:t>
-      </w:r>
-      <w:r>
-        <w:t xml:space="preserve">quá lớn để trả về trực tiếp; chia bảng thành từng phần nếu cần xem rõ).</w:t>
-      </w:r>
-    </w:p>
-    <w:p>
-      <w:pPr>
-        <w:pStyle w:val="Compact"/>
-        <w:numPr>
-          <w:ilvl w:val="0"/>
-          <w:numId w:val="1017"/>
-        </w:numPr>
-      </w:pPr>
-      <w:r>
-        <w:t xml:space="preserve">Chỉ lưu dữ liệu chữ (mốc cắt, nhãn, thống kê) vào repo; không lưu hình của video.</w:t>
-      </w:r>
-    </w:p>
-    <w:bookmarkEnd w:id="27"/>
-    <w:bookmarkStart w:id="28" w:name="bài-học-kỹ-thuật-tránh-lặp-lỗi"/>
-    <w:p>
-      <w:pPr>
-        <w:pStyle w:val="Heading3"/>
-      </w:pPr>
-      <w:r>
-        <w:t xml:space="preserve">Bài học kỹ thuật (tránh lặp lỗi)</w:t>
+        <w:t xml:space="preserve">Cách đã chạy được trên</w:t>
+      </w:r>
+      <w:r>
+        <w:t xml:space="preserve"> </w:t>
+      </w:r>
+      <w:r>
+        <w:t xml:space="preserve">“Kenta’s Obsession”</w:t>
+      </w:r>
+      <w:r>
+        <w:t xml:space="preserve"> </w:t>
+      </w:r>
+      <w:r>
+        <w:t xml:space="preserve">(https://www.youtube.com/watch?v=cUQ1PhwvfAE): mở trang video, rồi chạy JS (từng đoạn ≤ 20 giây video mỗi lần gọi vì giới hạn 45 giây của công cụ):</w:t>
+      </w:r>
+    </w:p>
+    <w:p>
+      <w:pPr>
+        <w:pStyle w:val="SourceCode"/>
+      </w:pPr>
+      <w:r>
+        <w:rPr>
+          <w:rStyle w:val="BuiltInTok"/>
+        </w:rPr>
+        <w:t xml:space="preserve">window</w:t>
+      </w:r>
+      <w:r>
+        <w:rPr>
+          <w:rStyle w:val="OperatorTok"/>
+        </w:rPr>
+        <w:t xml:space="preserve">.</w:t>
+      </w:r>
+      <w:r>
+        <w:rPr>
+          <w:rStyle w:val="AttributeTok"/>
+        </w:rPr>
+        <w:t xml:space="preserve">__scan</w:t>
+      </w:r>
+      <w:r>
+        <w:rPr>
+          <w:rStyle w:val="NormalTok"/>
+        </w:rPr>
+        <w:t xml:space="preserve"> </w:t>
+      </w:r>
+      <w:r>
+        <w:rPr>
+          <w:rStyle w:val="OperatorTok"/>
+        </w:rPr>
+        <w:t xml:space="preserve">=</w:t>
+      </w:r>
+      <w:r>
+        <w:rPr>
+          <w:rStyle w:val="NormalTok"/>
+        </w:rPr>
+        <w:t xml:space="preserve"> </w:t>
+      </w:r>
+      <w:r>
+        <w:rPr>
+          <w:rStyle w:val="KeywordTok"/>
+        </w:rPr>
+        <w:t xml:space="preserve">async</w:t>
+      </w:r>
+      <w:r>
+        <w:rPr>
+          <w:rStyle w:val="NormalTok"/>
+        </w:rPr>
+        <w:t xml:space="preserve"> </w:t>
+      </w:r>
+      <w:r>
+        <w:rPr>
+          <w:rStyle w:val="KeywordTok"/>
+        </w:rPr>
+        <w:t xml:space="preserve">function</w:t>
+      </w:r>
+      <w:r>
+        <w:rPr>
+          <w:rStyle w:val="NormalTok"/>
+        </w:rPr>
+        <w:t xml:space="preserve">(</w:t>
+      </w:r>
+      <w:r>
+        <w:rPr>
+          <w:rStyle w:val="ImportTok"/>
+        </w:rPr>
+        <w:t xml:space="preserve">from</w:t>
+      </w:r>
+      <w:r>
+        <w:rPr>
+          <w:rStyle w:val="OperatorTok"/>
+        </w:rPr>
+        <w:t xml:space="preserve">,</w:t>
+      </w:r>
+      <w:r>
+        <w:rPr>
+          <w:rStyle w:val="NormalTok"/>
+        </w:rPr>
+        <w:t xml:space="preserve"> to</w:t>
+      </w:r>
+      <w:r>
+        <w:rPr>
+          <w:rStyle w:val="OperatorTok"/>
+        </w:rPr>
+        <w:t xml:space="preserve">,</w:t>
+      </w:r>
+      <w:r>
+        <w:rPr>
+          <w:rStyle w:val="NormalTok"/>
+        </w:rPr>
+        <w:t xml:space="preserve"> step){</w:t>
+      </w:r>
+      <w:r>
+        <w:br/>
+      </w:r>
+      <w:r>
+        <w:rPr>
+          <w:rStyle w:val="NormalTok"/>
+        </w:rPr>
+        <w:t xml:space="preserve">  </w:t>
+      </w:r>
+      <w:r>
+        <w:rPr>
+          <w:rStyle w:val="KeywordTok"/>
+        </w:rPr>
+        <w:t xml:space="preserve">const</w:t>
+      </w:r>
+      <w:r>
+        <w:rPr>
+          <w:rStyle w:val="NormalTok"/>
+        </w:rPr>
+        <w:t xml:space="preserve"> v</w:t>
+      </w:r>
+      <w:r>
+        <w:rPr>
+          <w:rStyle w:val="OperatorTok"/>
+        </w:rPr>
+        <w:t xml:space="preserve">=</w:t>
+      </w:r>
+      <w:r>
+        <w:rPr>
+          <w:rStyle w:val="BuiltInTok"/>
+        </w:rPr>
+        <w:t xml:space="preserve">document</w:t>
+      </w:r>
+      <w:r>
+        <w:rPr>
+          <w:rStyle w:val="OperatorTok"/>
+        </w:rPr>
+        <w:t xml:space="preserve">.</w:t>
+      </w:r>
+      <w:r>
+        <w:rPr>
+          <w:rStyle w:val="FunctionTok"/>
+        </w:rPr>
+        <w:t xml:space="preserve">querySelector</w:t>
+      </w:r>
+      <w:r>
+        <w:rPr>
+          <w:rStyle w:val="NormalTok"/>
+        </w:rPr>
+        <w:t xml:space="preserve">(</w:t>
+      </w:r>
+      <w:r>
+        <w:rPr>
+          <w:rStyle w:val="StringTok"/>
+        </w:rPr>
+        <w:t xml:space="preserve">'video'</w:t>
+      </w:r>
+      <w:r>
+        <w:rPr>
+          <w:rStyle w:val="NormalTok"/>
+        </w:rPr>
+        <w:t xml:space="preserve">)</w:t>
+      </w:r>
+      <w:r>
+        <w:rPr>
+          <w:rStyle w:val="OperatorTok"/>
+        </w:rPr>
+        <w:t xml:space="preserve">;</w:t>
+      </w:r>
+      <w:r>
+        <w:rPr>
+          <w:rStyle w:val="NormalTok"/>
+        </w:rPr>
+        <w:t xml:space="preserve"> v</w:t>
+      </w:r>
+      <w:r>
+        <w:rPr>
+          <w:rStyle w:val="OperatorTok"/>
+        </w:rPr>
+        <w:t xml:space="preserve">.</w:t>
+      </w:r>
+      <w:r>
+        <w:rPr>
+          <w:rStyle w:val="AttributeTok"/>
+        </w:rPr>
+        <w:t xml:space="preserve">muted</w:t>
+      </w:r>
+      <w:r>
+        <w:rPr>
+          <w:rStyle w:val="OperatorTok"/>
+        </w:rPr>
+        <w:t xml:space="preserve">=</w:t>
+      </w:r>
+      <w:r>
+        <w:rPr>
+          <w:rStyle w:val="KeywordTok"/>
+        </w:rPr>
+        <w:t xml:space="preserve">true</w:t>
+      </w:r>
+      <w:r>
+        <w:rPr>
+          <w:rStyle w:val="OperatorTok"/>
+        </w:rPr>
+        <w:t xml:space="preserve">;</w:t>
+      </w:r>
+      <w:r>
+        <w:rPr>
+          <w:rStyle w:val="NormalTok"/>
+        </w:rPr>
+        <w:t xml:space="preserve"> v</w:t>
+      </w:r>
+      <w:r>
+        <w:rPr>
+          <w:rStyle w:val="OperatorTok"/>
+        </w:rPr>
+        <w:t xml:space="preserve">.</w:t>
+      </w:r>
+      <w:r>
+        <w:rPr>
+          <w:rStyle w:val="FunctionTok"/>
+        </w:rPr>
+        <w:t xml:space="preserve">pause</w:t>
+      </w:r>
+      <w:r>
+        <w:rPr>
+          <w:rStyle w:val="NormalTok"/>
+        </w:rPr>
+        <w:t xml:space="preserve">()</w:t>
+      </w:r>
+      <w:r>
+        <w:rPr>
+          <w:rStyle w:val="OperatorTok"/>
+        </w:rPr>
+        <w:t xml:space="preserve">;</w:t>
+      </w:r>
+      <w:r>
+        <w:br/>
+      </w:r>
+      <w:r>
+        <w:rPr>
+          <w:rStyle w:val="NormalTok"/>
+        </w:rPr>
+        <w:t xml:space="preserve">  </w:t>
+      </w:r>
+      <w:r>
+        <w:rPr>
+          <w:rStyle w:val="KeywordTok"/>
+        </w:rPr>
+        <w:t xml:space="preserve">const</w:t>
+      </w:r>
+      <w:r>
+        <w:rPr>
+          <w:rStyle w:val="NormalTok"/>
+        </w:rPr>
+        <w:t xml:space="preserve"> c</w:t>
+      </w:r>
+      <w:r>
+        <w:rPr>
+          <w:rStyle w:val="OperatorTok"/>
+        </w:rPr>
+        <w:t xml:space="preserve">=</w:t>
+      </w:r>
+      <w:r>
+        <w:rPr>
+          <w:rStyle w:val="BuiltInTok"/>
+        </w:rPr>
+        <w:t xml:space="preserve">document</w:t>
+      </w:r>
+      <w:r>
+        <w:rPr>
+          <w:rStyle w:val="OperatorTok"/>
+        </w:rPr>
+        <w:t xml:space="preserve">.</w:t>
+      </w:r>
+      <w:r>
+        <w:rPr>
+          <w:rStyle w:val="FunctionTok"/>
+        </w:rPr>
+        <w:t xml:space="preserve">createElement</w:t>
+      </w:r>
+      <w:r>
+        <w:rPr>
+          <w:rStyle w:val="NormalTok"/>
+        </w:rPr>
+        <w:t xml:space="preserve">(</w:t>
+      </w:r>
+      <w:r>
+        <w:rPr>
+          <w:rStyle w:val="StringTok"/>
+        </w:rPr>
+        <w:t xml:space="preserve">'canvas'</w:t>
+      </w:r>
+      <w:r>
+        <w:rPr>
+          <w:rStyle w:val="NormalTok"/>
+        </w:rPr>
+        <w:t xml:space="preserve">)</w:t>
+      </w:r>
+      <w:r>
+        <w:rPr>
+          <w:rStyle w:val="OperatorTok"/>
+        </w:rPr>
+        <w:t xml:space="preserve">;</w:t>
+      </w:r>
+      <w:r>
+        <w:rPr>
+          <w:rStyle w:val="NormalTok"/>
+        </w:rPr>
+        <w:t xml:space="preserve"> c</w:t>
+      </w:r>
+      <w:r>
+        <w:rPr>
+          <w:rStyle w:val="OperatorTok"/>
+        </w:rPr>
+        <w:t xml:space="preserve">.</w:t>
+      </w:r>
+      <w:r>
+        <w:rPr>
+          <w:rStyle w:val="AttributeTok"/>
+        </w:rPr>
+        <w:t xml:space="preserve">width</w:t>
+      </w:r>
+      <w:r>
+        <w:rPr>
+          <w:rStyle w:val="OperatorTok"/>
+        </w:rPr>
+        <w:t xml:space="preserve">=</w:t>
+      </w:r>
+      <w:r>
+        <w:rPr>
+          <w:rStyle w:val="DecValTok"/>
+        </w:rPr>
+        <w:t xml:space="preserve">48</w:t>
+      </w:r>
+      <w:r>
+        <w:rPr>
+          <w:rStyle w:val="OperatorTok"/>
+        </w:rPr>
+        <w:t xml:space="preserve">;</w:t>
+      </w:r>
+      <w:r>
+        <w:rPr>
+          <w:rStyle w:val="NormalTok"/>
+        </w:rPr>
+        <w:t xml:space="preserve"> c</w:t>
+      </w:r>
+      <w:r>
+        <w:rPr>
+          <w:rStyle w:val="OperatorTok"/>
+        </w:rPr>
+        <w:t xml:space="preserve">.</w:t>
+      </w:r>
+      <w:r>
+        <w:rPr>
+          <w:rStyle w:val="AttributeTok"/>
+        </w:rPr>
+        <w:t xml:space="preserve">height</w:t>
+      </w:r>
+      <w:r>
+        <w:rPr>
+          <w:rStyle w:val="OperatorTok"/>
+        </w:rPr>
+        <w:t xml:space="preserve">=</w:t>
+      </w:r>
+      <w:r>
+        <w:rPr>
+          <w:rStyle w:val="DecValTok"/>
+        </w:rPr>
+        <w:t xml:space="preserve">27</w:t>
+      </w:r>
+      <w:r>
+        <w:rPr>
+          <w:rStyle w:val="OperatorTok"/>
+        </w:rPr>
+        <w:t xml:space="preserve">;</w:t>
+      </w:r>
+      <w:r>
+        <w:br/>
+      </w:r>
+      <w:r>
+        <w:rPr>
+          <w:rStyle w:val="NormalTok"/>
+        </w:rPr>
+        <w:t xml:space="preserve">  </w:t>
+      </w:r>
+      <w:r>
+        <w:rPr>
+          <w:rStyle w:val="KeywordTok"/>
+        </w:rPr>
+        <w:t xml:space="preserve">const</w:t>
+      </w:r>
+      <w:r>
+        <w:rPr>
+          <w:rStyle w:val="NormalTok"/>
+        </w:rPr>
+        <w:t xml:space="preserve"> x</w:t>
+      </w:r>
+      <w:r>
+        <w:rPr>
+          <w:rStyle w:val="OperatorTok"/>
+        </w:rPr>
+        <w:t xml:space="preserve">=</w:t>
+      </w:r>
+      <w:r>
+        <w:rPr>
+          <w:rStyle w:val="NormalTok"/>
+        </w:rPr>
+        <w:t xml:space="preserve">c</w:t>
+      </w:r>
+      <w:r>
+        <w:rPr>
+          <w:rStyle w:val="OperatorTok"/>
+        </w:rPr>
+        <w:t xml:space="preserve">.</w:t>
+      </w:r>
+      <w:r>
+        <w:rPr>
+          <w:rStyle w:val="FunctionTok"/>
+        </w:rPr>
+        <w:t xml:space="preserve">getContext</w:t>
+      </w:r>
+      <w:r>
+        <w:rPr>
+          <w:rStyle w:val="NormalTok"/>
+        </w:rPr>
+        <w:t xml:space="preserve">(</w:t>
+      </w:r>
+      <w:r>
+        <w:rPr>
+          <w:rStyle w:val="StringTok"/>
+        </w:rPr>
+        <w:t xml:space="preserve">'2d'</w:t>
+      </w:r>
+      <w:r>
+        <w:rPr>
+          <w:rStyle w:val="OperatorTok"/>
+        </w:rPr>
+        <w:t xml:space="preserve">,</w:t>
+      </w:r>
+      <w:r>
+        <w:rPr>
+          <w:rStyle w:val="NormalTok"/>
+        </w:rPr>
+        <w:t xml:space="preserve">{</w:t>
+      </w:r>
+      <w:r>
+        <w:rPr>
+          <w:rStyle w:val="DataTypeTok"/>
+        </w:rPr>
+        <w:t xml:space="preserve">willReadFrequently</w:t>
+      </w:r>
+      <w:r>
+        <w:rPr>
+          <w:rStyle w:val="OperatorTok"/>
+        </w:rPr>
+        <w:t xml:space="preserve">:</w:t>
+      </w:r>
+      <w:r>
+        <w:rPr>
+          <w:rStyle w:val="KeywordTok"/>
+        </w:rPr>
+        <w:t xml:space="preserve">true</w:t>
+      </w:r>
+      <w:r>
+        <w:rPr>
+          <w:rStyle w:val="NormalTok"/>
+        </w:rPr>
+        <w:t xml:space="preserve">})</w:t>
+      </w:r>
+      <w:r>
+        <w:rPr>
+          <w:rStyle w:val="OperatorTok"/>
+        </w:rPr>
+        <w:t xml:space="preserve">;</w:t>
+      </w:r>
+      <w:r>
+        <w:br/>
+      </w:r>
+      <w:r>
+        <w:rPr>
+          <w:rStyle w:val="NormalTok"/>
+        </w:rPr>
+        <w:t xml:space="preserve">  </w:t>
+      </w:r>
+      <w:r>
+        <w:rPr>
+          <w:rStyle w:val="BuiltInTok"/>
+        </w:rPr>
+        <w:t xml:space="preserve">window</w:t>
+      </w:r>
+      <w:r>
+        <w:rPr>
+          <w:rStyle w:val="OperatorTok"/>
+        </w:rPr>
+        <w:t xml:space="preserve">.</w:t>
+      </w:r>
+      <w:r>
+        <w:rPr>
+          <w:rStyle w:val="AttributeTok"/>
+        </w:rPr>
+        <w:t xml:space="preserve">__diffs</w:t>
+      </w:r>
+      <w:r>
+        <w:rPr>
+          <w:rStyle w:val="OperatorTok"/>
+        </w:rPr>
+        <w:t xml:space="preserve">=</w:t>
+      </w:r>
+      <w:r>
+        <w:rPr>
+          <w:rStyle w:val="BuiltInTok"/>
+        </w:rPr>
+        <w:t xml:space="preserve">window</w:t>
+      </w:r>
+      <w:r>
+        <w:rPr>
+          <w:rStyle w:val="OperatorTok"/>
+        </w:rPr>
+        <w:t xml:space="preserve">.</w:t>
+      </w:r>
+      <w:r>
+        <w:rPr>
+          <w:rStyle w:val="AttributeTok"/>
+        </w:rPr>
+        <w:t xml:space="preserve">__diffs</w:t>
+      </w:r>
+      <w:r>
+        <w:rPr>
+          <w:rStyle w:val="OperatorTok"/>
+        </w:rPr>
+        <w:t xml:space="preserve">||</w:t>
+      </w:r>
+      <w:r>
+        <w:rPr>
+          <w:rStyle w:val="NormalTok"/>
+        </w:rPr>
+        <w:t xml:space="preserve">[]</w:t>
+      </w:r>
+      <w:r>
+        <w:rPr>
+          <w:rStyle w:val="OperatorTok"/>
+        </w:rPr>
+        <w:t xml:space="preserve">;</w:t>
+      </w:r>
+      <w:r>
+        <w:rPr>
+          <w:rStyle w:val="NormalTok"/>
+        </w:rPr>
+        <w:t xml:space="preserve"> </w:t>
+      </w:r>
+      <w:r>
+        <w:rPr>
+          <w:rStyle w:val="KeywordTok"/>
+        </w:rPr>
+        <w:t xml:space="preserve">let</w:t>
+      </w:r>
+      <w:r>
+        <w:rPr>
+          <w:rStyle w:val="NormalTok"/>
+        </w:rPr>
+        <w:t xml:space="preserve"> prev</w:t>
+      </w:r>
+      <w:r>
+        <w:rPr>
+          <w:rStyle w:val="OperatorTok"/>
+        </w:rPr>
+        <w:t xml:space="preserve">=</w:t>
+      </w:r>
+      <w:r>
+        <w:rPr>
+          <w:rStyle w:val="BuiltInTok"/>
+        </w:rPr>
+        <w:t xml:space="preserve">window</w:t>
+      </w:r>
+      <w:r>
+        <w:rPr>
+          <w:rStyle w:val="OperatorTok"/>
+        </w:rPr>
+        <w:t xml:space="preserve">.</w:t>
+      </w:r>
+      <w:r>
+        <w:rPr>
+          <w:rStyle w:val="AttributeTok"/>
+        </w:rPr>
+        <w:t xml:space="preserve">__prev</w:t>
+      </w:r>
+      <w:r>
+        <w:rPr>
+          <w:rStyle w:val="OperatorTok"/>
+        </w:rPr>
+        <w:t xml:space="preserve">||</w:t>
+      </w:r>
+      <w:r>
+        <w:rPr>
+          <w:rStyle w:val="KeywordTok"/>
+        </w:rPr>
+        <w:t xml:space="preserve">null</w:t>
+      </w:r>
+      <w:r>
+        <w:rPr>
+          <w:rStyle w:val="OperatorTok"/>
+        </w:rPr>
+        <w:t xml:space="preserve">;</w:t>
+      </w:r>
+      <w:r>
+        <w:br/>
+      </w:r>
+      <w:r>
+        <w:rPr>
+          <w:rStyle w:val="NormalTok"/>
+        </w:rPr>
+        <w:t xml:space="preserve">  </w:t>
+      </w:r>
+      <w:r>
+        <w:rPr>
+          <w:rStyle w:val="ControlFlowTok"/>
+        </w:rPr>
+        <w:t xml:space="preserve">for</w:t>
+      </w:r>
+      <w:r>
+        <w:rPr>
+          <w:rStyle w:val="NormalTok"/>
+        </w:rPr>
+        <w:t xml:space="preserve">(</w:t>
+      </w:r>
+      <w:r>
+        <w:rPr>
+          <w:rStyle w:val="KeywordTok"/>
+        </w:rPr>
+        <w:t xml:space="preserve">let</w:t>
+      </w:r>
+      <w:r>
+        <w:rPr>
+          <w:rStyle w:val="NormalTok"/>
+        </w:rPr>
+        <w:t xml:space="preserve"> t</w:t>
+      </w:r>
+      <w:r>
+        <w:rPr>
+          <w:rStyle w:val="OperatorTok"/>
+        </w:rPr>
+        <w:t xml:space="preserve">=</w:t>
+      </w:r>
+      <w:r>
+        <w:rPr>
+          <w:rStyle w:val="ImportTok"/>
+        </w:rPr>
+        <w:t xml:space="preserve">from</w:t>
+      </w:r>
+      <w:r>
+        <w:rPr>
+          <w:rStyle w:val="OperatorTok"/>
+        </w:rPr>
+        <w:t xml:space="preserve">;</w:t>
+      </w:r>
+      <w:r>
+        <w:rPr>
+          <w:rStyle w:val="NormalTok"/>
+        </w:rPr>
+        <w:t xml:space="preserve">t</w:t>
+      </w:r>
+      <w:r>
+        <w:rPr>
+          <w:rStyle w:val="OperatorTok"/>
+        </w:rPr>
+        <w:t xml:space="preserve">&lt;</w:t>
+      </w:r>
+      <w:r>
+        <w:rPr>
+          <w:rStyle w:val="NormalTok"/>
+        </w:rPr>
+        <w:t xml:space="preserve">to</w:t>
+      </w:r>
+      <w:r>
+        <w:rPr>
+          <w:rStyle w:val="OperatorTok"/>
+        </w:rPr>
+        <w:t xml:space="preserve">;</w:t>
+      </w:r>
+      <w:r>
+        <w:rPr>
+          <w:rStyle w:val="NormalTok"/>
+        </w:rPr>
+        <w:t xml:space="preserve">t</w:t>
+      </w:r>
+      <w:r>
+        <w:rPr>
+          <w:rStyle w:val="OperatorTok"/>
+        </w:rPr>
+        <w:t xml:space="preserve">+=</w:t>
+      </w:r>
+      <w:r>
+        <w:rPr>
+          <w:rStyle w:val="NormalTok"/>
+        </w:rPr>
+        <w:t xml:space="preserve">step){</w:t>
+      </w:r>
+      <w:r>
+        <w:br/>
+      </w:r>
+      <w:r>
+        <w:rPr>
+          <w:rStyle w:val="NormalTok"/>
+        </w:rPr>
+        <w:t xml:space="preserve">    </w:t>
+      </w:r>
+      <w:r>
+        <w:rPr>
+          <w:rStyle w:val="ControlFlowTok"/>
+        </w:rPr>
+        <w:t xml:space="preserve">await</w:t>
+      </w:r>
+      <w:r>
+        <w:rPr>
+          <w:rStyle w:val="NormalTok"/>
+        </w:rPr>
+        <w:t xml:space="preserve"> </w:t>
+      </w:r>
+      <w:r>
+        <w:rPr>
+          <w:rStyle w:val="KeywordTok"/>
+        </w:rPr>
+        <w:t xml:space="preserve">new</w:t>
+      </w:r>
+      <w:r>
+        <w:rPr>
+          <w:rStyle w:val="NormalTok"/>
+        </w:rPr>
+        <w:t xml:space="preserve"> </w:t>
+      </w:r>
+      <w:r>
+        <w:rPr>
+          <w:rStyle w:val="BuiltInTok"/>
+        </w:rPr>
+        <w:t xml:space="preserve">Promise</w:t>
+      </w:r>
+      <w:r>
+        <w:rPr>
+          <w:rStyle w:val="NormalTok"/>
+        </w:rPr>
+        <w:t xml:space="preserve">(r</w:t>
+      </w:r>
+      <w:r>
+        <w:rPr>
+          <w:rStyle w:val="KeywordTok"/>
+        </w:rPr>
+        <w:t xml:space="preserve">=&gt;</w:t>
+      </w:r>
+      <w:r>
+        <w:rPr>
+          <w:rStyle w:val="NormalTok"/>
+        </w:rPr>
+        <w:t xml:space="preserve">{</w:t>
+      </w:r>
+      <w:r>
+        <w:rPr>
+          <w:rStyle w:val="KeywordTok"/>
+        </w:rPr>
+        <w:t xml:space="preserve">const</w:t>
+      </w:r>
+      <w:r>
+        <w:rPr>
+          <w:rStyle w:val="NormalTok"/>
+        </w:rPr>
+        <w:t xml:space="preserve"> h</w:t>
+      </w:r>
+      <w:r>
+        <w:rPr>
+          <w:rStyle w:val="OperatorTok"/>
+        </w:rPr>
+        <w:t xml:space="preserve">=</w:t>
+      </w:r>
+      <w:r>
+        <w:rPr>
+          <w:rStyle w:val="NormalTok"/>
+        </w:rPr>
+        <w:t xml:space="preserve">()</w:t>
+      </w:r>
+      <w:r>
+        <w:rPr>
+          <w:rStyle w:val="KeywordTok"/>
+        </w:rPr>
+        <w:t xml:space="preserve">=&gt;</w:t>
+      </w:r>
+      <w:r>
+        <w:rPr>
+          <w:rStyle w:val="NormalTok"/>
+        </w:rPr>
+        <w:t xml:space="preserve">{v</w:t>
+      </w:r>
+      <w:r>
+        <w:rPr>
+          <w:rStyle w:val="OperatorTok"/>
+        </w:rPr>
+        <w:t xml:space="preserve">.</w:t>
+      </w:r>
+      <w:r>
+        <w:rPr>
+          <w:rStyle w:val="FunctionTok"/>
+        </w:rPr>
+        <w:t xml:space="preserve">removeEventListener</w:t>
+      </w:r>
+      <w:r>
+        <w:rPr>
+          <w:rStyle w:val="NormalTok"/>
+        </w:rPr>
+        <w:t xml:space="preserve">(</w:t>
+      </w:r>
+      <w:r>
+        <w:rPr>
+          <w:rStyle w:val="StringTok"/>
+        </w:rPr>
+        <w:t xml:space="preserve">'seeked'</w:t>
+      </w:r>
+      <w:r>
+        <w:rPr>
+          <w:rStyle w:val="OperatorTok"/>
+        </w:rPr>
+        <w:t xml:space="preserve">,</w:t>
+      </w:r>
+      <w:r>
+        <w:rPr>
+          <w:rStyle w:val="NormalTok"/>
+        </w:rPr>
+        <w:t xml:space="preserve">h)</w:t>
+      </w:r>
+      <w:r>
+        <w:rPr>
+          <w:rStyle w:val="OperatorTok"/>
+        </w:rPr>
+        <w:t xml:space="preserve">;</w:t>
+      </w:r>
+      <w:r>
+        <w:rPr>
+          <w:rStyle w:val="FunctionTok"/>
+        </w:rPr>
+        <w:t xml:space="preserve">r</w:t>
+      </w:r>
+      <w:r>
+        <w:rPr>
+          <w:rStyle w:val="NormalTok"/>
+        </w:rPr>
+        <w:t xml:space="preserve">()}</w:t>
+      </w:r>
+      <w:r>
+        <w:rPr>
+          <w:rStyle w:val="OperatorTok"/>
+        </w:rPr>
+        <w:t xml:space="preserve">;</w:t>
+      </w:r>
+      <w:r>
+        <w:rPr>
+          <w:rStyle w:val="NormalTok"/>
+        </w:rPr>
+        <w:t xml:space="preserve"> v</w:t>
+      </w:r>
+      <w:r>
+        <w:rPr>
+          <w:rStyle w:val="OperatorTok"/>
+        </w:rPr>
+        <w:t xml:space="preserve">.</w:t>
+      </w:r>
+      <w:r>
+        <w:rPr>
+          <w:rStyle w:val="FunctionTok"/>
+        </w:rPr>
+        <w:t xml:space="preserve">addEventListener</w:t>
+      </w:r>
+      <w:r>
+        <w:rPr>
+          <w:rStyle w:val="NormalTok"/>
+        </w:rPr>
+        <w:t xml:space="preserve">(</w:t>
+      </w:r>
+      <w:r>
+        <w:rPr>
+          <w:rStyle w:val="StringTok"/>
+        </w:rPr>
+        <w:t xml:space="preserve">'seeked'</w:t>
+      </w:r>
+      <w:r>
+        <w:rPr>
+          <w:rStyle w:val="OperatorTok"/>
+        </w:rPr>
+        <w:t xml:space="preserve">,</w:t>
+      </w:r>
+      <w:r>
+        <w:rPr>
+          <w:rStyle w:val="NormalTok"/>
+        </w:rPr>
+        <w:t xml:space="preserve">h)</w:t>
+      </w:r>
+      <w:r>
+        <w:rPr>
+          <w:rStyle w:val="OperatorTok"/>
+        </w:rPr>
+        <w:t xml:space="preserve">;</w:t>
+      </w:r>
+      <w:r>
+        <w:rPr>
+          <w:rStyle w:val="NormalTok"/>
+        </w:rPr>
+        <w:t xml:space="preserve"> v</w:t>
+      </w:r>
+      <w:r>
+        <w:rPr>
+          <w:rStyle w:val="OperatorTok"/>
+        </w:rPr>
+        <w:t xml:space="preserve">.</w:t>
+      </w:r>
+      <w:r>
+        <w:rPr>
+          <w:rStyle w:val="AttributeTok"/>
+        </w:rPr>
+        <w:t xml:space="preserve">currentTime</w:t>
+      </w:r>
+      <w:r>
+        <w:rPr>
+          <w:rStyle w:val="OperatorTok"/>
+        </w:rPr>
+        <w:t xml:space="preserve">=</w:t>
+      </w:r>
+      <w:r>
+        <w:rPr>
+          <w:rStyle w:val="NormalTok"/>
+        </w:rPr>
+        <w:t xml:space="preserve">t</w:t>
+      </w:r>
+      <w:r>
+        <w:rPr>
+          <w:rStyle w:val="OperatorTok"/>
+        </w:rPr>
+        <w:t xml:space="preserve">;</w:t>
+      </w:r>
+      <w:r>
+        <w:rPr>
+          <w:rStyle w:val="NormalTok"/>
+        </w:rPr>
+        <w:t xml:space="preserve"> </w:t>
+      </w:r>
+      <w:r>
+        <w:rPr>
+          <w:rStyle w:val="PreprocessorTok"/>
+        </w:rPr>
+        <w:t xml:space="preserve">setTimeout</w:t>
+      </w:r>
+      <w:r>
+        <w:rPr>
+          <w:rStyle w:val="NormalTok"/>
+        </w:rPr>
+        <w:t xml:space="preserve">(r</w:t>
+      </w:r>
+      <w:r>
+        <w:rPr>
+          <w:rStyle w:val="OperatorTok"/>
+        </w:rPr>
+        <w:t xml:space="preserve">,</w:t>
+      </w:r>
+      <w:r>
+        <w:rPr>
+          <w:rStyle w:val="DecValTok"/>
+        </w:rPr>
+        <w:t xml:space="preserve">800</w:t>
+      </w:r>
+      <w:r>
+        <w:rPr>
+          <w:rStyle w:val="NormalTok"/>
+        </w:rPr>
+        <w:t xml:space="preserve">)})</w:t>
+      </w:r>
+      <w:r>
+        <w:rPr>
+          <w:rStyle w:val="OperatorTok"/>
+        </w:rPr>
+        <w:t xml:space="preserve">;</w:t>
+      </w:r>
+      <w:r>
+        <w:br/>
+      </w:r>
+      <w:r>
+        <w:rPr>
+          <w:rStyle w:val="NormalTok"/>
+        </w:rPr>
+        <w:t xml:space="preserve">    x</w:t>
+      </w:r>
+      <w:r>
+        <w:rPr>
+          <w:rStyle w:val="OperatorTok"/>
+        </w:rPr>
+        <w:t xml:space="preserve">.</w:t>
+      </w:r>
+      <w:r>
+        <w:rPr>
+          <w:rStyle w:val="FunctionTok"/>
+        </w:rPr>
+        <w:t xml:space="preserve">drawImage</w:t>
+      </w:r>
+      <w:r>
+        <w:rPr>
+          <w:rStyle w:val="NormalTok"/>
+        </w:rPr>
+        <w:t xml:space="preserve">(v</w:t>
+      </w:r>
+      <w:r>
+        <w:rPr>
+          <w:rStyle w:val="OperatorTok"/>
+        </w:rPr>
+        <w:t xml:space="preserve">,</w:t>
+      </w:r>
+      <w:r>
+        <w:rPr>
+          <w:rStyle w:val="DecValTok"/>
+        </w:rPr>
+        <w:t xml:space="preserve">0</w:t>
+      </w:r>
+      <w:r>
+        <w:rPr>
+          <w:rStyle w:val="OperatorTok"/>
+        </w:rPr>
+        <w:t xml:space="preserve">,</w:t>
+      </w:r>
+      <w:r>
+        <w:rPr>
+          <w:rStyle w:val="DecValTok"/>
+        </w:rPr>
+        <w:t xml:space="preserve">0</w:t>
+      </w:r>
+      <w:r>
+        <w:rPr>
+          <w:rStyle w:val="OperatorTok"/>
+        </w:rPr>
+        <w:t xml:space="preserve">,</w:t>
+      </w:r>
+      <w:r>
+        <w:rPr>
+          <w:rStyle w:val="DecValTok"/>
+        </w:rPr>
+        <w:t xml:space="preserve">48</w:t>
+      </w:r>
+      <w:r>
+        <w:rPr>
+          <w:rStyle w:val="OperatorTok"/>
+        </w:rPr>
+        <w:t xml:space="preserve">,</w:t>
+      </w:r>
+      <w:r>
+        <w:rPr>
+          <w:rStyle w:val="DecValTok"/>
+        </w:rPr>
+        <w:t xml:space="preserve">27</w:t>
+      </w:r>
+      <w:r>
+        <w:rPr>
+          <w:rStyle w:val="NormalTok"/>
+        </w:rPr>
+        <w:t xml:space="preserve">)</w:t>
+      </w:r>
+      <w:r>
+        <w:rPr>
+          <w:rStyle w:val="OperatorTok"/>
+        </w:rPr>
+        <w:t xml:space="preserve">;</w:t>
+      </w:r>
+      <w:r>
+        <w:rPr>
+          <w:rStyle w:val="NormalTok"/>
+        </w:rPr>
+        <w:t xml:space="preserve"> </w:t>
+      </w:r>
+      <w:r>
+        <w:rPr>
+          <w:rStyle w:val="KeywordTok"/>
+        </w:rPr>
+        <w:t xml:space="preserve">const</w:t>
+      </w:r>
+      <w:r>
+        <w:rPr>
+          <w:rStyle w:val="NormalTok"/>
+        </w:rPr>
+        <w:t xml:space="preserve"> d</w:t>
+      </w:r>
+      <w:r>
+        <w:rPr>
+          <w:rStyle w:val="OperatorTok"/>
+        </w:rPr>
+        <w:t xml:space="preserve">=</w:t>
+      </w:r>
+      <w:r>
+        <w:rPr>
+          <w:rStyle w:val="NormalTok"/>
+        </w:rPr>
+        <w:t xml:space="preserve">x</w:t>
+      </w:r>
+      <w:r>
+        <w:rPr>
+          <w:rStyle w:val="OperatorTok"/>
+        </w:rPr>
+        <w:t xml:space="preserve">.</w:t>
+      </w:r>
+      <w:r>
+        <w:rPr>
+          <w:rStyle w:val="FunctionTok"/>
+        </w:rPr>
+        <w:t xml:space="preserve">getImageData</w:t>
+      </w:r>
+      <w:r>
+        <w:rPr>
+          <w:rStyle w:val="NormalTok"/>
+        </w:rPr>
+        <w:t xml:space="preserve">(</w:t>
+      </w:r>
+      <w:r>
+        <w:rPr>
+          <w:rStyle w:val="DecValTok"/>
+        </w:rPr>
+        <w:t xml:space="preserve">0</w:t>
+      </w:r>
+      <w:r>
+        <w:rPr>
+          <w:rStyle w:val="OperatorTok"/>
+        </w:rPr>
+        <w:t xml:space="preserve">,</w:t>
+      </w:r>
+      <w:r>
+        <w:rPr>
+          <w:rStyle w:val="DecValTok"/>
+        </w:rPr>
+        <w:t xml:space="preserve">0</w:t>
+      </w:r>
+      <w:r>
+        <w:rPr>
+          <w:rStyle w:val="OperatorTok"/>
+        </w:rPr>
+        <w:t xml:space="preserve">,</w:t>
+      </w:r>
+      <w:r>
+        <w:rPr>
+          <w:rStyle w:val="DecValTok"/>
+        </w:rPr>
+        <w:t xml:space="preserve">48</w:t>
+      </w:r>
+      <w:r>
+        <w:rPr>
+          <w:rStyle w:val="OperatorTok"/>
+        </w:rPr>
+        <w:t xml:space="preserve">,</w:t>
+      </w:r>
+      <w:r>
+        <w:rPr>
+          <w:rStyle w:val="DecValTok"/>
+        </w:rPr>
+        <w:t xml:space="preserve">27</w:t>
+      </w:r>
+      <w:r>
+        <w:rPr>
+          <w:rStyle w:val="NormalTok"/>
+        </w:rPr>
+        <w:t xml:space="preserve">)</w:t>
+      </w:r>
+      <w:r>
+        <w:rPr>
+          <w:rStyle w:val="OperatorTok"/>
+        </w:rPr>
+        <w:t xml:space="preserve">.</w:t>
+      </w:r>
+      <w:r>
+        <w:rPr>
+          <w:rStyle w:val="AttributeTok"/>
+        </w:rPr>
+        <w:t xml:space="preserve">data</w:t>
+      </w:r>
+      <w:r>
+        <w:rPr>
+          <w:rStyle w:val="OperatorTok"/>
+        </w:rPr>
+        <w:t xml:space="preserve">;</w:t>
+      </w:r>
+      <w:r>
+        <w:rPr>
+          <w:rStyle w:val="NormalTok"/>
+        </w:rPr>
+        <w:t xml:space="preserve"> </w:t>
+      </w:r>
+      <w:r>
+        <w:rPr>
+          <w:rStyle w:val="KeywordTok"/>
+        </w:rPr>
+        <w:t xml:space="preserve">const</w:t>
+      </w:r>
+      <w:r>
+        <w:rPr>
+          <w:rStyle w:val="NormalTok"/>
+        </w:rPr>
+        <w:t xml:space="preserve"> g</w:t>
+      </w:r>
+      <w:r>
+        <w:rPr>
+          <w:rStyle w:val="OperatorTok"/>
+        </w:rPr>
+        <w:t xml:space="preserve">=</w:t>
+      </w:r>
+      <w:r>
+        <w:rPr>
+          <w:rStyle w:val="KeywordTok"/>
+        </w:rPr>
+        <w:t xml:space="preserve">new</w:t>
+      </w:r>
+      <w:r>
+        <w:rPr>
+          <w:rStyle w:val="NormalTok"/>
+        </w:rPr>
+        <w:t xml:space="preserve"> </w:t>
+      </w:r>
+      <w:r>
+        <w:rPr>
+          <w:rStyle w:val="BuiltInTok"/>
+        </w:rPr>
+        <w:t xml:space="preserve">Float32Array</w:t>
+      </w:r>
+      <w:r>
+        <w:rPr>
+          <w:rStyle w:val="NormalTok"/>
+        </w:rPr>
+        <w:t xml:space="preserve">(</w:t>
+      </w:r>
+      <w:r>
+        <w:rPr>
+          <w:rStyle w:val="DecValTok"/>
+        </w:rPr>
+        <w:t xml:space="preserve">48</w:t>
+      </w:r>
+      <w:r>
+        <w:rPr>
+          <w:rStyle w:val="OperatorTok"/>
+        </w:rPr>
+        <w:t xml:space="preserve">*</w:t>
+      </w:r>
+      <w:r>
+        <w:rPr>
+          <w:rStyle w:val="DecValTok"/>
+        </w:rPr>
+        <w:t xml:space="preserve">27</w:t>
+      </w:r>
+      <w:r>
+        <w:rPr>
+          <w:rStyle w:val="NormalTok"/>
+        </w:rPr>
+        <w:t xml:space="preserve">)</w:t>
+      </w:r>
+      <w:r>
+        <w:rPr>
+          <w:rStyle w:val="OperatorTok"/>
+        </w:rPr>
+        <w:t xml:space="preserve">;</w:t>
+      </w:r>
+      <w:r>
+        <w:br/>
+      </w:r>
+      <w:r>
+        <w:rPr>
+          <w:rStyle w:val="NormalTok"/>
+        </w:rPr>
+        <w:t xml:space="preserve">    </w:t>
+      </w:r>
+      <w:r>
+        <w:rPr>
+          <w:rStyle w:val="ControlFlowTok"/>
+        </w:rPr>
+        <w:t xml:space="preserve">for</w:t>
+      </w:r>
+      <w:r>
+        <w:rPr>
+          <w:rStyle w:val="NormalTok"/>
+        </w:rPr>
+        <w:t xml:space="preserve">(</w:t>
+      </w:r>
+      <w:r>
+        <w:rPr>
+          <w:rStyle w:val="KeywordTok"/>
+        </w:rPr>
+        <w:t xml:space="preserve">let</w:t>
+      </w:r>
+      <w:r>
+        <w:rPr>
+          <w:rStyle w:val="NormalTok"/>
+        </w:rPr>
+        <w:t xml:space="preserve"> i</w:t>
+      </w:r>
+      <w:r>
+        <w:rPr>
+          <w:rStyle w:val="OperatorTok"/>
+        </w:rPr>
+        <w:t xml:space="preserve">=</w:t>
+      </w:r>
+      <w:r>
+        <w:rPr>
+          <w:rStyle w:val="DecValTok"/>
+        </w:rPr>
+        <w:t xml:space="preserve">0</w:t>
+      </w:r>
+      <w:r>
+        <w:rPr>
+          <w:rStyle w:val="OperatorTok"/>
+        </w:rPr>
+        <w:t xml:space="preserve">;</w:t>
+      </w:r>
+      <w:r>
+        <w:rPr>
+          <w:rStyle w:val="NormalTok"/>
+        </w:rPr>
+        <w:t xml:space="preserve">i</w:t>
+      </w:r>
+      <w:r>
+        <w:rPr>
+          <w:rStyle w:val="OperatorTok"/>
+        </w:rPr>
+        <w:t xml:space="preserve">&lt;</w:t>
+      </w:r>
+      <w:r>
+        <w:rPr>
+          <w:rStyle w:val="NormalTok"/>
+        </w:rPr>
+        <w:t xml:space="preserve">g</w:t>
+      </w:r>
+      <w:r>
+        <w:rPr>
+          <w:rStyle w:val="OperatorTok"/>
+        </w:rPr>
+        <w:t xml:space="preserve">.</w:t>
+      </w:r>
+      <w:r>
+        <w:rPr>
+          <w:rStyle w:val="AttributeTok"/>
+        </w:rPr>
+        <w:t xml:space="preserve">length</w:t>
+      </w:r>
+      <w:r>
+        <w:rPr>
+          <w:rStyle w:val="OperatorTok"/>
+        </w:rPr>
+        <w:t xml:space="preserve">;</w:t>
+      </w:r>
+      <w:r>
+        <w:rPr>
+          <w:rStyle w:val="NormalTok"/>
+        </w:rPr>
+        <w:t xml:space="preserve">i</w:t>
+      </w:r>
+      <w:r>
+        <w:rPr>
+          <w:rStyle w:val="OperatorTok"/>
+        </w:rPr>
+        <w:t xml:space="preserve">++</w:t>
+      </w:r>
+      <w:r>
+        <w:rPr>
+          <w:rStyle w:val="NormalTok"/>
+        </w:rPr>
+        <w:t xml:space="preserve">) g[i]</w:t>
+      </w:r>
+      <w:r>
+        <w:rPr>
+          <w:rStyle w:val="OperatorTok"/>
+        </w:rPr>
+        <w:t xml:space="preserve">=</w:t>
+      </w:r>
+      <w:r>
+        <w:rPr>
+          <w:rStyle w:val="NormalTok"/>
+        </w:rPr>
+        <w:t xml:space="preserve">(d[i</w:t>
+      </w:r>
+      <w:r>
+        <w:rPr>
+          <w:rStyle w:val="OperatorTok"/>
+        </w:rPr>
+        <w:t xml:space="preserve">*</w:t>
+      </w:r>
+      <w:r>
+        <w:rPr>
+          <w:rStyle w:val="DecValTok"/>
+        </w:rPr>
+        <w:t xml:space="preserve">4</w:t>
+      </w:r>
+      <w:r>
+        <w:rPr>
+          <w:rStyle w:val="NormalTok"/>
+        </w:rPr>
+        <w:t xml:space="preserve">]</w:t>
+      </w:r>
+      <w:r>
+        <w:rPr>
+          <w:rStyle w:val="OperatorTok"/>
+        </w:rPr>
+        <w:t xml:space="preserve">+</w:t>
+      </w:r>
+      <w:r>
+        <w:rPr>
+          <w:rStyle w:val="NormalTok"/>
+        </w:rPr>
+        <w:t xml:space="preserve">d[i</w:t>
+      </w:r>
+      <w:r>
+        <w:rPr>
+          <w:rStyle w:val="OperatorTok"/>
+        </w:rPr>
+        <w:t xml:space="preserve">*</w:t>
+      </w:r>
+      <w:r>
+        <w:rPr>
+          <w:rStyle w:val="DecValTok"/>
+        </w:rPr>
+        <w:t xml:space="preserve">4</w:t>
+      </w:r>
+      <w:r>
+        <w:rPr>
+          <w:rStyle w:val="OperatorTok"/>
+        </w:rPr>
+        <w:t xml:space="preserve">+</w:t>
+      </w:r>
+      <w:r>
+        <w:rPr>
+          <w:rStyle w:val="DecValTok"/>
+        </w:rPr>
+        <w:t xml:space="preserve">1</w:t>
+      </w:r>
+      <w:r>
+        <w:rPr>
+          <w:rStyle w:val="NormalTok"/>
+        </w:rPr>
+        <w:t xml:space="preserve">]</w:t>
+      </w:r>
+      <w:r>
+        <w:rPr>
+          <w:rStyle w:val="OperatorTok"/>
+        </w:rPr>
+        <w:t xml:space="preserve">+</w:t>
+      </w:r>
+      <w:r>
+        <w:rPr>
+          <w:rStyle w:val="NormalTok"/>
+        </w:rPr>
+        <w:t xml:space="preserve">d[i</w:t>
+      </w:r>
+      <w:r>
+        <w:rPr>
+          <w:rStyle w:val="OperatorTok"/>
+        </w:rPr>
+        <w:t xml:space="preserve">*</w:t>
+      </w:r>
+      <w:r>
+        <w:rPr>
+          <w:rStyle w:val="DecValTok"/>
+        </w:rPr>
+        <w:t xml:space="preserve">4</w:t>
+      </w:r>
+      <w:r>
+        <w:rPr>
+          <w:rStyle w:val="OperatorTok"/>
+        </w:rPr>
+        <w:t xml:space="preserve">+</w:t>
+      </w:r>
+      <w:r>
+        <w:rPr>
+          <w:rStyle w:val="DecValTok"/>
+        </w:rPr>
+        <w:t xml:space="preserve">2</w:t>
+      </w:r>
+      <w:r>
+        <w:rPr>
+          <w:rStyle w:val="NormalTok"/>
+        </w:rPr>
+        <w:t xml:space="preserve">])</w:t>
+      </w:r>
+      <w:r>
+        <w:rPr>
+          <w:rStyle w:val="OperatorTok"/>
+        </w:rPr>
+        <w:t xml:space="preserve">/</w:t>
+      </w:r>
+      <w:r>
+        <w:rPr>
+          <w:rStyle w:val="DecValTok"/>
+        </w:rPr>
+        <w:t xml:space="preserve">3</w:t>
+      </w:r>
+      <w:r>
+        <w:rPr>
+          <w:rStyle w:val="OperatorTok"/>
+        </w:rPr>
+        <w:t xml:space="preserve">;</w:t>
+      </w:r>
+      <w:r>
+        <w:br/>
+      </w:r>
+      <w:r>
+        <w:rPr>
+          <w:rStyle w:val="NormalTok"/>
+        </w:rPr>
+        <w:t xml:space="preserve">    </w:t>
+      </w:r>
+      <w:r>
+        <w:rPr>
+          <w:rStyle w:val="ControlFlowTok"/>
+        </w:rPr>
+        <w:t xml:space="preserve">if</w:t>
+      </w:r>
+      <w:r>
+        <w:rPr>
+          <w:rStyle w:val="NormalTok"/>
+        </w:rPr>
+        <w:t xml:space="preserve">(prev){</w:t>
+      </w:r>
+      <w:r>
+        <w:rPr>
+          <w:rStyle w:val="KeywordTok"/>
+        </w:rPr>
+        <w:t xml:space="preserve">let</w:t>
+      </w:r>
+      <w:r>
+        <w:rPr>
+          <w:rStyle w:val="NormalTok"/>
+        </w:rPr>
+        <w:t xml:space="preserve"> s</w:t>
+      </w:r>
+      <w:r>
+        <w:rPr>
+          <w:rStyle w:val="OperatorTok"/>
+        </w:rPr>
+        <w:t xml:space="preserve">=</w:t>
+      </w:r>
+      <w:r>
+        <w:rPr>
+          <w:rStyle w:val="DecValTok"/>
+        </w:rPr>
+        <w:t xml:space="preserve">0</w:t>
+      </w:r>
+      <w:r>
+        <w:rPr>
+          <w:rStyle w:val="OperatorTok"/>
+        </w:rPr>
+        <w:t xml:space="preserve">;</w:t>
+      </w:r>
+      <w:r>
+        <w:rPr>
+          <w:rStyle w:val="NormalTok"/>
+        </w:rPr>
+        <w:t xml:space="preserve"> </w:t>
+      </w:r>
+      <w:r>
+        <w:rPr>
+          <w:rStyle w:val="ControlFlowTok"/>
+        </w:rPr>
+        <w:t xml:space="preserve">for</w:t>
+      </w:r>
+      <w:r>
+        <w:rPr>
+          <w:rStyle w:val="NormalTok"/>
+        </w:rPr>
+        <w:t xml:space="preserve">(</w:t>
+      </w:r>
+      <w:r>
+        <w:rPr>
+          <w:rStyle w:val="KeywordTok"/>
+        </w:rPr>
+        <w:t xml:space="preserve">let</w:t>
+      </w:r>
+      <w:r>
+        <w:rPr>
+          <w:rStyle w:val="NormalTok"/>
+        </w:rPr>
+        <w:t xml:space="preserve"> i</w:t>
+      </w:r>
+      <w:r>
+        <w:rPr>
+          <w:rStyle w:val="OperatorTok"/>
+        </w:rPr>
+        <w:t xml:space="preserve">=</w:t>
+      </w:r>
+      <w:r>
+        <w:rPr>
+          <w:rStyle w:val="DecValTok"/>
+        </w:rPr>
+        <w:t xml:space="preserve">0</w:t>
+      </w:r>
+      <w:r>
+        <w:rPr>
+          <w:rStyle w:val="OperatorTok"/>
+        </w:rPr>
+        <w:t xml:space="preserve">;</w:t>
+      </w:r>
+      <w:r>
+        <w:rPr>
+          <w:rStyle w:val="NormalTok"/>
+        </w:rPr>
+        <w:t xml:space="preserve">i</w:t>
+      </w:r>
+      <w:r>
+        <w:rPr>
+          <w:rStyle w:val="OperatorTok"/>
+        </w:rPr>
+        <w:t xml:space="preserve">&lt;</w:t>
+      </w:r>
+      <w:r>
+        <w:rPr>
+          <w:rStyle w:val="NormalTok"/>
+        </w:rPr>
+        <w:t xml:space="preserve">g</w:t>
+      </w:r>
+      <w:r>
+        <w:rPr>
+          <w:rStyle w:val="OperatorTok"/>
+        </w:rPr>
+        <w:t xml:space="preserve">.</w:t>
+      </w:r>
+      <w:r>
+        <w:rPr>
+          <w:rStyle w:val="AttributeTok"/>
+        </w:rPr>
+        <w:t xml:space="preserve">length</w:t>
+      </w:r>
+      <w:r>
+        <w:rPr>
+          <w:rStyle w:val="OperatorTok"/>
+        </w:rPr>
+        <w:t xml:space="preserve">;</w:t>
+      </w:r>
+      <w:r>
+        <w:rPr>
+          <w:rStyle w:val="NormalTok"/>
+        </w:rPr>
+        <w:t xml:space="preserve">i</w:t>
+      </w:r>
+      <w:r>
+        <w:rPr>
+          <w:rStyle w:val="OperatorTok"/>
+        </w:rPr>
+        <w:t xml:space="preserve">++</w:t>
+      </w:r>
+      <w:r>
+        <w:rPr>
+          <w:rStyle w:val="NormalTok"/>
+        </w:rPr>
+        <w:t xml:space="preserve">) s</w:t>
+      </w:r>
+      <w:r>
+        <w:rPr>
+          <w:rStyle w:val="OperatorTok"/>
+        </w:rPr>
+        <w:t xml:space="preserve">+=</w:t>
+      </w:r>
+      <w:r>
+        <w:rPr>
+          <w:rStyle w:val="BuiltInTok"/>
+        </w:rPr>
+        <w:t xml:space="preserve">Math</w:t>
+      </w:r>
+      <w:r>
+        <w:rPr>
+          <w:rStyle w:val="OperatorTok"/>
+        </w:rPr>
+        <w:t xml:space="preserve">.</w:t>
+      </w:r>
+      <w:r>
+        <w:rPr>
+          <w:rStyle w:val="FunctionTok"/>
+        </w:rPr>
+        <w:t xml:space="preserve">abs</w:t>
+      </w:r>
+      <w:r>
+        <w:rPr>
+          <w:rStyle w:val="NormalTok"/>
+        </w:rPr>
+        <w:t xml:space="preserve">(g[i]</w:t>
+      </w:r>
+      <w:r>
+        <w:rPr>
+          <w:rStyle w:val="OperatorTok"/>
+        </w:rPr>
+        <w:t xml:space="preserve">-</w:t>
+      </w:r>
+      <w:r>
+        <w:rPr>
+          <w:rStyle w:val="NormalTok"/>
+        </w:rPr>
+        <w:t xml:space="preserve">prev[i])</w:t>
+      </w:r>
+      <w:r>
+        <w:rPr>
+          <w:rStyle w:val="OperatorTok"/>
+        </w:rPr>
+        <w:t xml:space="preserve">;</w:t>
+      </w:r>
+      <w:r>
+        <w:rPr>
+          <w:rStyle w:val="NormalTok"/>
+        </w:rPr>
+        <w:t xml:space="preserve"> </w:t>
+      </w:r>
+      <w:r>
+        <w:rPr>
+          <w:rStyle w:val="BuiltInTok"/>
+        </w:rPr>
+        <w:t xml:space="preserve">window</w:t>
+      </w:r>
+      <w:r>
+        <w:rPr>
+          <w:rStyle w:val="OperatorTok"/>
+        </w:rPr>
+        <w:t xml:space="preserve">.</w:t>
+      </w:r>
+      <w:r>
+        <w:rPr>
+          <w:rStyle w:val="AttributeTok"/>
+        </w:rPr>
+        <w:t xml:space="preserve">__diffs</w:t>
+      </w:r>
+      <w:r>
+        <w:rPr>
+          <w:rStyle w:val="OperatorTok"/>
+        </w:rPr>
+        <w:t xml:space="preserve">.</w:t>
+      </w:r>
+      <w:r>
+        <w:rPr>
+          <w:rStyle w:val="FunctionTok"/>
+        </w:rPr>
+        <w:t xml:space="preserve">push</w:t>
+      </w:r>
+      <w:r>
+        <w:rPr>
+          <w:rStyle w:val="NormalTok"/>
+        </w:rPr>
+        <w:t xml:space="preserve">([</w:t>
+      </w:r>
+      <w:r>
+        <w:rPr>
+          <w:rStyle w:val="OperatorTok"/>
+        </w:rPr>
+        <w:t xml:space="preserve">+</w:t>
+      </w:r>
+      <w:r>
+        <w:rPr>
+          <w:rStyle w:val="NormalTok"/>
+        </w:rPr>
+        <w:t xml:space="preserve">t</w:t>
+      </w:r>
+      <w:r>
+        <w:rPr>
+          <w:rStyle w:val="OperatorTok"/>
+        </w:rPr>
+        <w:t xml:space="preserve">.</w:t>
+      </w:r>
+      <w:r>
+        <w:rPr>
+          <w:rStyle w:val="FunctionTok"/>
+        </w:rPr>
+        <w:t xml:space="preserve">toFixed</w:t>
+      </w:r>
+      <w:r>
+        <w:rPr>
+          <w:rStyle w:val="NormalTok"/>
+        </w:rPr>
+        <w:t xml:space="preserve">(</w:t>
+      </w:r>
+      <w:r>
+        <w:rPr>
+          <w:rStyle w:val="DecValTok"/>
+        </w:rPr>
+        <w:t xml:space="preserve">2</w:t>
+      </w:r>
+      <w:r>
+        <w:rPr>
+          <w:rStyle w:val="NormalTok"/>
+        </w:rPr>
+        <w:t xml:space="preserve">)</w:t>
+      </w:r>
+      <w:r>
+        <w:rPr>
+          <w:rStyle w:val="OperatorTok"/>
+        </w:rPr>
+        <w:t xml:space="preserve">,</w:t>
+      </w:r>
+      <w:r>
+        <w:rPr>
+          <w:rStyle w:val="NormalTok"/>
+        </w:rPr>
+        <w:t xml:space="preserve"> </w:t>
+      </w:r>
+      <w:r>
+        <w:rPr>
+          <w:rStyle w:val="OperatorTok"/>
+        </w:rPr>
+        <w:t xml:space="preserve">+</w:t>
+      </w:r>
+      <w:r>
+        <w:rPr>
+          <w:rStyle w:val="NormalTok"/>
+        </w:rPr>
+        <w:t xml:space="preserve">(s</w:t>
+      </w:r>
+      <w:r>
+        <w:rPr>
+          <w:rStyle w:val="OperatorTok"/>
+        </w:rPr>
+        <w:t xml:space="preserve">/</w:t>
+      </w:r>
+      <w:r>
+        <w:rPr>
+          <w:rStyle w:val="NormalTok"/>
+        </w:rPr>
+        <w:t xml:space="preserve">g</w:t>
+      </w:r>
+      <w:r>
+        <w:rPr>
+          <w:rStyle w:val="OperatorTok"/>
+        </w:rPr>
+        <w:t xml:space="preserve">.</w:t>
+      </w:r>
+      <w:r>
+        <w:rPr>
+          <w:rStyle w:val="AttributeTok"/>
+        </w:rPr>
+        <w:t xml:space="preserve">length</w:t>
+      </w:r>
+      <w:r>
+        <w:rPr>
+          <w:rStyle w:val="NormalTok"/>
+        </w:rPr>
+        <w:t xml:space="preserve">)</w:t>
+      </w:r>
+      <w:r>
+        <w:rPr>
+          <w:rStyle w:val="OperatorTok"/>
+        </w:rPr>
+        <w:t xml:space="preserve">.</w:t>
+      </w:r>
+      <w:r>
+        <w:rPr>
+          <w:rStyle w:val="FunctionTok"/>
+        </w:rPr>
+        <w:t xml:space="preserve">toFixed</w:t>
+      </w:r>
+      <w:r>
+        <w:rPr>
+          <w:rStyle w:val="NormalTok"/>
+        </w:rPr>
+        <w:t xml:space="preserve">(</w:t>
+      </w:r>
+      <w:r>
+        <w:rPr>
+          <w:rStyle w:val="DecValTok"/>
+        </w:rPr>
+        <w:t xml:space="preserve">1</w:t>
+      </w:r>
+      <w:r>
+        <w:rPr>
+          <w:rStyle w:val="NormalTok"/>
+        </w:rPr>
+        <w:t xml:space="preserve">)])</w:t>
+      </w:r>
+      <w:r>
+        <w:rPr>
+          <w:rStyle w:val="OperatorTok"/>
+        </w:rPr>
+        <w:t xml:space="preserve">;</w:t>
+      </w:r>
+      <w:r>
+        <w:rPr>
+          <w:rStyle w:val="NormalTok"/>
+        </w:rPr>
+        <w:t xml:space="preserve">}</w:t>
+      </w:r>
+      <w:r>
+        <w:br/>
+      </w:r>
+      <w:r>
+        <w:rPr>
+          <w:rStyle w:val="NormalTok"/>
+        </w:rPr>
+        <w:t xml:space="preserve">    prev</w:t>
+      </w:r>
+      <w:r>
+        <w:rPr>
+          <w:rStyle w:val="OperatorTok"/>
+        </w:rPr>
+        <w:t xml:space="preserve">=</w:t>
+      </w:r>
+      <w:r>
+        <w:rPr>
+          <w:rStyle w:val="NormalTok"/>
+        </w:rPr>
+        <w:t xml:space="preserve">g</w:t>
+      </w:r>
+      <w:r>
+        <w:rPr>
+          <w:rStyle w:val="OperatorTok"/>
+        </w:rPr>
+        <w:t xml:space="preserve">;</w:t>
+      </w:r>
+      <w:r>
+        <w:br/>
+      </w:r>
+      <w:r>
+        <w:rPr>
+          <w:rStyle w:val="NormalTok"/>
+        </w:rPr>
+        <w:t xml:space="preserve">  }</w:t>
+      </w:r>
+      <w:r>
+        <w:br/>
+      </w:r>
+      <w:r>
+        <w:rPr>
+          <w:rStyle w:val="NormalTok"/>
+        </w:rPr>
+        <w:t xml:space="preserve">  </w:t>
+      </w:r>
+      <w:r>
+        <w:rPr>
+          <w:rStyle w:val="BuiltInTok"/>
+        </w:rPr>
+        <w:t xml:space="preserve">window</w:t>
+      </w:r>
+      <w:r>
+        <w:rPr>
+          <w:rStyle w:val="OperatorTok"/>
+        </w:rPr>
+        <w:t xml:space="preserve">.</w:t>
+      </w:r>
+      <w:r>
+        <w:rPr>
+          <w:rStyle w:val="AttributeTok"/>
+        </w:rPr>
+        <w:t xml:space="preserve">__prev</w:t>
+      </w:r>
+      <w:r>
+        <w:rPr>
+          <w:rStyle w:val="OperatorTok"/>
+        </w:rPr>
+        <w:t xml:space="preserve">=</w:t>
+      </w:r>
+      <w:r>
+        <w:rPr>
+          <w:rStyle w:val="NormalTok"/>
+        </w:rPr>
+        <w:t xml:space="preserve">prev</w:t>
+      </w:r>
+      <w:r>
+        <w:rPr>
+          <w:rStyle w:val="OperatorTok"/>
+        </w:rPr>
+        <w:t xml:space="preserve">;</w:t>
+      </w:r>
+      <w:r>
+        <w:rPr>
+          <w:rStyle w:val="NormalTok"/>
+        </w:rPr>
+        <w:t xml:space="preserve"> </w:t>
+      </w:r>
+      <w:r>
+        <w:rPr>
+          <w:rStyle w:val="ControlFlowTok"/>
+        </w:rPr>
+        <w:t xml:space="preserve">return</w:t>
+      </w:r>
+      <w:r>
+        <w:rPr>
+          <w:rStyle w:val="NormalTok"/>
+        </w:rPr>
+        <w:t xml:space="preserve"> </w:t>
+      </w:r>
+      <w:r>
+        <w:rPr>
+          <w:rStyle w:val="BuiltInTok"/>
+        </w:rPr>
+        <w:t xml:space="preserve">window</w:t>
+      </w:r>
+      <w:r>
+        <w:rPr>
+          <w:rStyle w:val="OperatorTok"/>
+        </w:rPr>
+        <w:t xml:space="preserve">.</w:t>
+      </w:r>
+      <w:r>
+        <w:rPr>
+          <w:rStyle w:val="AttributeTok"/>
+        </w:rPr>
+        <w:t xml:space="preserve">__diffs</w:t>
+      </w:r>
+      <w:r>
+        <w:rPr>
+          <w:rStyle w:val="OperatorTok"/>
+        </w:rPr>
+        <w:t xml:space="preserve">.</w:t>
+      </w:r>
+      <w:r>
+        <w:rPr>
+          <w:rStyle w:val="AttributeTok"/>
+        </w:rPr>
+        <w:t xml:space="preserve">length</w:t>
+      </w:r>
+      <w:r>
+        <w:rPr>
+          <w:rStyle w:val="OperatorTok"/>
+        </w:rPr>
+        <w:t xml:space="preserve">;</w:t>
+      </w:r>
+      <w:r>
+        <w:br/>
+      </w:r>
+      <w:r>
+        <w:rPr>
+          <w:rStyle w:val="NormalTok"/>
+        </w:rPr>
+        <w:t xml:space="preserve">}</w:t>
+      </w:r>
+      <w:r>
+        <w:rPr>
+          <w:rStyle w:val="OperatorTok"/>
+        </w:rPr>
+        <w:t xml:space="preserve">;</w:t>
+      </w:r>
+      <w:r>
+        <w:br/>
+      </w:r>
+      <w:r>
+        <w:rPr>
+          <w:rStyle w:val="CommentTok"/>
+        </w:rPr>
+        <w:t xml:space="preserve">// gọi: window.__diffs=[]; window.__prev=null; await __scan(0,20,0.2); await __scan(20,40,0.2); ...</w:t>
+      </w:r>
+      <w:r>
+        <w:br/>
+      </w:r>
+      <w:r>
+        <w:rPr>
+          <w:rStyle w:val="CommentTok"/>
+        </w:rPr>
+        <w:t xml:space="preserve">// điểm cắt: diff &gt; max(18, 4 × trung vị), bỏ các điểm liền kề</w:t>
       </w:r>
     </w:p>
     <w:p>
@@ -8934,7 +9024,19 @@
         </w:numPr>
       </w:pPr>
       <w:r>
-        <w:t xml:space="preserve">Heredoc bash chứa tiếng Việt / ký tự thoát dễ hỏng file → dùng Write/Edit tool hoặc script Python trong scratchpad.</w:t>
+        <w:t xml:space="preserve">Kết quả mẫu: Kenta’s Obsession 75,7s, ~42 điểm cắt (1,6 · 4 · 6,2 · 7,4 · 9,8 · 11,2 · 11,6 · 13,6 · 14,2 · 15,6 · 18,4 · 21,2 · 22,2 · 24 · 24,6 · 25,4 · 25,8 · 26,2 · 27,6 · 28,2 · 29,2 · 30,4 · 31 · 32,2 · 34,8 · 35,8 · 37,8 · 39,8 · 40,6 · 41,6 · 42,6 · 43,6 · 44,8 · 46,8 · 51,8 · 56 · 60,2 · 61,4 · 64 · 66 · 70,2 · 73,6s); phong cách anime, xen toàn–trung–cận–cận đặc tả–chèn hiệu ứng, logo cuối. Video nội bộ Kenta OB55 (ffmpeg</w:t>
+      </w:r>
+      <w:r>
+        <w:t xml:space="preserve"> </w:t>
+      </w:r>
+      <w:r>
+        <w:rPr>
+          <w:rStyle w:val="VerbatimChar"/>
+        </w:rPr>
+        <w:t xml:space="preserve">select='gt(scene,0.30)'</w:t>
+      </w:r>
+      <w:r>
+        <w:t xml:space="preserve">): 38,8s, ~12 shot, mở bằng nhân vật tạo dáng + tiêu đề, thân là gameplay góc thứ ba sau lưng + chữ chương, kết bằng câu kêu gọi.</w:t>
       </w:r>
     </w:p>
     <w:p>
@@ -8946,34 +9048,37 @@
         </w:numPr>
       </w:pPr>
       <w:r>
-        <w:t xml:space="preserve">Streamlit không tự nạp lại module</w:t>
-      </w:r>
-      <w:r>
-        <w:t xml:space="preserve"> </w:t>
-      </w:r>
-      <w:r>
-        <w:rPr>
-          <w:rStyle w:val="VerbatimChar"/>
-        </w:rPr>
-        <w:t xml:space="preserve">core/</w:t>
-      </w:r>
-      <w:r>
-        <w:t xml:space="preserve">,</w:t>
-      </w:r>
-      <w:r>
-        <w:t xml:space="preserve"> </w:t>
-      </w:r>
-      <w:r>
-        <w:rPr>
-          <w:rStyle w:val="VerbatimChar"/>
-        </w:rPr>
-        <w:t xml:space="preserve">dashboard/steps/</w:t>
-      </w:r>
-      <w:r>
-        <w:t xml:space="preserve"> </w:t>
-      </w:r>
-      <w:r>
-        <w:t xml:space="preserve">khi sửa → khởi động lại server để thử.</w:t>
+        <w:t xml:space="preserve">Xem khung hình: vẽ khung giữa mỗi shot vào một canvas lớn, gắn thành</w:t>
+      </w:r>
+      <w:r>
+        <w:t xml:space="preserve"> </w:t>
+      </w:r>
+      <w:r>
+        <w:rPr>
+          <w:rStyle w:val="VerbatimChar"/>
+        </w:rPr>
+        <w:t xml:space="preserve">&lt;img&gt;</w:t>
+      </w:r>
+      <w:r>
+        <w:t xml:space="preserve"> </w:t>
+      </w:r>
+      <w:r>
+        <w:t xml:space="preserve">phủ lên trang rồi chụp màn hình (kết quả</w:t>
+      </w:r>
+      <w:r>
+        <w:t xml:space="preserve"> </w:t>
+      </w:r>
+      <w:r>
+        <w:rPr>
+          <w:rStyle w:val="VerbatimChar"/>
+        </w:rPr>
+        <w:t xml:space="preserve">toDataURL</w:t>
+      </w:r>
+      <w:r>
+        <w:t xml:space="preserve"> </w:t>
+      </w:r>
+      <w:r>
+        <w:t xml:space="preserve">quá lớn để trả về trực tiếp; chia bảng thành từng phần nếu cần xem rõ).</w:t>
       </w:r>
     </w:p>
     <w:p>
@@ -8985,22 +9090,17 @@
         </w:numPr>
       </w:pPr>
       <w:r>
-        <w:t xml:space="preserve">Widget Streamlit có</w:t>
-      </w:r>
-      <w:r>
-        <w:t xml:space="preserve"> </w:t>
-      </w:r>
-      <w:r>
-        <w:rPr>
-          <w:rStyle w:val="VerbatimChar"/>
-        </w:rPr>
-        <w:t xml:space="preserve">key</w:t>
-      </w:r>
-      <w:r>
-        <w:t xml:space="preserve"> </w:t>
-      </w:r>
-      <w:r>
-        <w:t xml:space="preserve">giữ giá trị cũ khi dữ liệu đổi ở nơi khác → key phải gắn theo giá trị trong dữ liệu (đã sửa ở bảng trộn âm Bước 5) hoặc xóa state sau khi đổi.</w:t>
+        <w:t xml:space="preserve">Chỉ lưu dữ liệu chữ (mốc cắt, nhãn, thống kê) vào repo; không lưu hình của video.</w:t>
+      </w:r>
+    </w:p>
+    <w:bookmarkEnd w:id="29"/>
+    <w:bookmarkStart w:id="30" w:name="bài-học-kỹ-thuật-tránh-lặp-lỗi"/>
+    <w:p>
+      <w:pPr>
+        <w:pStyle w:val="Heading3"/>
+      </w:pPr>
+      <w:r>
+        <w:t xml:space="preserve">Bài học kỹ thuật (tránh lặp lỗi)</w:t>
       </w:r>
     </w:p>
     <w:p>
@@ -9008,53 +9108,11 @@
         <w:pStyle w:val="Compact"/>
         <w:numPr>
           <w:ilvl w:val="0"/>
-          <w:numId w:val="1018"/>
+          <w:numId w:val="1019"/>
         </w:numPr>
       </w:pPr>
       <w:r>
-        <w:t xml:space="preserve">Thanh bước là</w:t>
-      </w:r>
-      <w:r>
-        <w:t xml:space="preserve"> </w:t>
-      </w:r>
-      <w:r>
-        <w:rPr>
-          <w:rStyle w:val="VerbatimChar"/>
-        </w:rPr>
-        <w:t xml:space="preserve">st.radio</w:t>
-      </w:r>
-      <w:r>
-        <w:t xml:space="preserve"> </w:t>
-      </w:r>
-      <w:r>
-        <w:t xml:space="preserve">có nhãn động → phải gán lại</w:t>
-      </w:r>
-      <w:r>
-        <w:t xml:space="preserve"> </w:t>
-      </w:r>
-      <w:r>
-        <w:rPr>
-          <w:rStyle w:val="VerbatimChar"/>
-        </w:rPr>
-        <w:t xml:space="preserve">st.session_state["step"]</w:t>
-      </w:r>
-      <w:r>
-        <w:t xml:space="preserve"> </w:t>
-      </w:r>
-      <w:r>
-        <w:t xml:space="preserve">trước khi vẽ (đã sửa trong</w:t>
-      </w:r>
-      <w:r>
-        <w:t xml:space="preserve"> </w:t>
-      </w:r>
-      <w:r>
-        <w:rPr>
-          <w:rStyle w:val="VerbatimChar"/>
-        </w:rPr>
-        <w:t xml:space="preserve">dashboard/app.py</w:t>
-      </w:r>
-      <w:r>
-        <w:t xml:space="preserve">).</w:t>
+        <w:t xml:space="preserve">Heredoc bash chứa tiếng Việt / ký tự thoát dễ hỏng file → dùng Write/Edit tool hoặc script Python trong scratchpad.</w:t>
       </w:r>
     </w:p>
     <w:p>
@@ -9062,20 +9120,38 @@
         <w:pStyle w:val="Compact"/>
         <w:numPr>
           <w:ilvl w:val="0"/>
-          <w:numId w:val="1018"/>
+          <w:numId w:val="1019"/>
         </w:numPr>
       </w:pPr>
       <w:r>
-        <w:t xml:space="preserve">Callback nút (</w:t>
-      </w:r>
-      <w:r>
-        <w:rPr>
-          <w:rStyle w:val="VerbatimChar"/>
-        </w:rPr>
-        <w:t xml:space="preserve">on_click</w:t>
-      </w:r>
-      <w:r>
-        <w:t xml:space="preserve">) chạy ở luồng khác → mở kết nối SQLite mới trong callback.</w:t>
+        <w:t xml:space="preserve">Streamlit không tự nạp lại module</w:t>
+      </w:r>
+      <w:r>
+        <w:t xml:space="preserve"> </w:t>
+      </w:r>
+      <w:r>
+        <w:rPr>
+          <w:rStyle w:val="VerbatimChar"/>
+        </w:rPr>
+        <w:t xml:space="preserve">core/</w:t>
+      </w:r>
+      <w:r>
+        <w:t xml:space="preserve">,</w:t>
+      </w:r>
+      <w:r>
+        <w:t xml:space="preserve"> </w:t>
+      </w:r>
+      <w:r>
+        <w:rPr>
+          <w:rStyle w:val="VerbatimChar"/>
+        </w:rPr>
+        <w:t xml:space="preserve">dashboard/steps/</w:t>
+      </w:r>
+      <w:r>
+        <w:t xml:space="preserve"> </w:t>
+      </w:r>
+      <w:r>
+        <w:t xml:space="preserve">khi sửa → khởi động lại server để thử.</w:t>
       </w:r>
     </w:p>
     <w:p>
@@ -9083,10 +9159,112 @@
         <w:pStyle w:val="Compact"/>
         <w:numPr>
           <w:ilvl w:val="0"/>
-          <w:numId w:val="1018"/>
+          <w:numId w:val="1019"/>
         </w:numPr>
       </w:pPr>
       <w:r>
+        <w:t xml:space="preserve">Widget Streamlit có</w:t>
+      </w:r>
+      <w:r>
+        <w:t xml:space="preserve"> </w:t>
+      </w:r>
+      <w:r>
+        <w:rPr>
+          <w:rStyle w:val="VerbatimChar"/>
+        </w:rPr>
+        <w:t xml:space="preserve">key</w:t>
+      </w:r>
+      <w:r>
+        <w:t xml:space="preserve"> </w:t>
+      </w:r>
+      <w:r>
+        <w:t xml:space="preserve">giữ giá trị cũ khi dữ liệu đổi ở nơi khác → key phải gắn theo giá trị trong dữ liệu (đã sửa ở bảng trộn âm Bước 5) hoặc xóa state sau khi đổi.</w:t>
+      </w:r>
+    </w:p>
+    <w:p>
+      <w:pPr>
+        <w:pStyle w:val="Compact"/>
+        <w:numPr>
+          <w:ilvl w:val="0"/>
+          <w:numId w:val="1019"/>
+        </w:numPr>
+      </w:pPr>
+      <w:r>
+        <w:t xml:space="preserve">Thanh bước là</w:t>
+      </w:r>
+      <w:r>
+        <w:t xml:space="preserve"> </w:t>
+      </w:r>
+      <w:r>
+        <w:rPr>
+          <w:rStyle w:val="VerbatimChar"/>
+        </w:rPr>
+        <w:t xml:space="preserve">st.radio</w:t>
+      </w:r>
+      <w:r>
+        <w:t xml:space="preserve"> </w:t>
+      </w:r>
+      <w:r>
+        <w:t xml:space="preserve">có nhãn động → phải gán lại</w:t>
+      </w:r>
+      <w:r>
+        <w:t xml:space="preserve"> </w:t>
+      </w:r>
+      <w:r>
+        <w:rPr>
+          <w:rStyle w:val="VerbatimChar"/>
+        </w:rPr>
+        <w:t xml:space="preserve">st.session_state["step"]</w:t>
+      </w:r>
+      <w:r>
+        <w:t xml:space="preserve"> </w:t>
+      </w:r>
+      <w:r>
+        <w:t xml:space="preserve">trước khi vẽ (đã sửa trong</w:t>
+      </w:r>
+      <w:r>
+        <w:t xml:space="preserve"> </w:t>
+      </w:r>
+      <w:r>
+        <w:rPr>
+          <w:rStyle w:val="VerbatimChar"/>
+        </w:rPr>
+        <w:t xml:space="preserve">dashboard/app.py</w:t>
+      </w:r>
+      <w:r>
+        <w:t xml:space="preserve">).</w:t>
+      </w:r>
+    </w:p>
+    <w:p>
+      <w:pPr>
+        <w:pStyle w:val="Compact"/>
+        <w:numPr>
+          <w:ilvl w:val="0"/>
+          <w:numId w:val="1019"/>
+        </w:numPr>
+      </w:pPr>
+      <w:r>
+        <w:t xml:space="preserve">Callback nút (</w:t>
+      </w:r>
+      <w:r>
+        <w:rPr>
+          <w:rStyle w:val="VerbatimChar"/>
+        </w:rPr>
+        <w:t xml:space="preserve">on_click</w:t>
+      </w:r>
+      <w:r>
+        <w:t xml:space="preserve">) chạy ở luồng khác → mở kết nối SQLite mới trong callback.</w:t>
+      </w:r>
+    </w:p>
+    <w:p>
+      <w:pPr>
+        <w:pStyle w:val="Compact"/>
+        <w:numPr>
+          <w:ilvl w:val="0"/>
+          <w:numId w:val="1019"/>
+        </w:numPr>
+      </w:pPr>
+      <w:r>
         <w:rPr>
           <w:rStyle w:val="VerbatimChar"/>
         </w:rPr>
@@ -9123,9 +9301,9 @@
         <w:t xml:space="preserve">.</w:t>
       </w:r>
     </w:p>
-    <w:bookmarkEnd w:id="28"/>
-    <w:bookmarkEnd w:id="29"/>
     <w:bookmarkEnd w:id="30"/>
+    <w:bookmarkEnd w:id="31"/>
+    <w:bookmarkEnd w:id="32"/>
     <w:sectPr>
       <w:footnotePr>
         <w:numRestart w:val="eachSect"/>
@@ -9479,6 +9657,9 @@
     <w:abstractNumId w:val="991"/>
   </w:num>
   <w:num w:numId="1009">
+    <w:abstractNumId w:val="991"/>
+  </w:num>
+  <w:num w:numId="1010">
     <w:abstractNumId w:val="99411"/>
     <w:lvlOverride w:ilvl="0">
       <w:startOverride w:val="1"/>
@@ -9508,13 +9689,13 @@
       <w:startOverride w:val="1"/>
     </w:lvlOverride>
   </w:num>
-  <w:num w:numId="1010">
-    <w:abstractNumId w:val="991"/>
-  </w:num>
   <w:num w:numId="1011">
     <w:abstractNumId w:val="991"/>
   </w:num>
   <w:num w:numId="1012">
+    <w:abstractNumId w:val="991"/>
+  </w:num>
+  <w:num w:numId="1013">
     <w:abstractNumId w:val="99411"/>
     <w:lvlOverride w:ilvl="0">
       <w:startOverride w:val="1"/>
@@ -9544,9 +9725,6 @@
       <w:startOverride w:val="1"/>
     </w:lvlOverride>
   </w:num>
-  <w:num w:numId="1013">
-    <w:abstractNumId w:val="991"/>
-  </w:num>
   <w:num w:numId="1014">
     <w:abstractNumId w:val="991"/>
   </w:num>
@@ -9560,6 +9738,9 @@
     <w:abstractNumId w:val="991"/>
   </w:num>
   <w:num w:numId="1018">
+    <w:abstractNumId w:val="991"/>
+  </w:num>
+  <w:num w:numId="1019">
     <w:abstractNumId w:val="991"/>
   </w:num>
 </w:numbering>

--- a/docs/KE_HOACH_V3_CHINH_THUC.docx
+++ b/docs/KE_HOACH_V3_CHINH_THUC.docx
@@ -2,7 +2,7 @@
 <file path=word/document.xml><?xml version="1.0" encoding="utf-8"?>
 <w:document xmlns:w="http://schemas.openxmlformats.org/wordprocessingml/2006/main" xmlns:m="http://schemas.openxmlformats.org/officeDocument/2006/math" xmlns:r="http://schemas.openxmlformats.org/officeDocument/2006/relationships" xmlns:o="urn:schemas-microsoft-com:office:office" xmlns:v="urn:schemas-microsoft-com:vml" xmlns:w10="urn:schemas-microsoft-com:office:word" xmlns:a="http://schemas.openxmlformats.org/drawingml/2006/main" xmlns:pic="http://schemas.openxmlformats.org/drawingml/2006/picture" xmlns:wp="http://schemas.openxmlformats.org/drawingml/2006/wordprocessingDrawing">
   <w:body>
-    <w:bookmarkStart w:id="32" w:name="Xf591083e63529cee6e3df27d0737062e7768a88"/>
+    <w:bookmarkStart w:id="33" w:name="Xf591083e63529cee6e3df27d0737062e7768a88"/>
     <w:p>
       <w:pPr>
         <w:pStyle w:val="Heading1"/>
@@ -3686,7 +3686,7 @@
       </w:r>
     </w:p>
     <w:bookmarkEnd w:id="18"/>
-    <w:bookmarkStart w:id="24" w:name="Xd3e174a69b9a66d038c9d75605c63b17407e4a7"/>
+    <w:bookmarkStart w:id="25" w:name="Xd3e174a69b9a66d038c9d75605c63b17407e4a7"/>
     <w:p>
       <w:pPr>
         <w:pStyle w:val="Heading2"/>
@@ -3864,7 +3864,17 @@
               <w:pStyle w:val="Compact"/>
             </w:pPr>
             <w:r>
-              <w:t xml:space="preserve">Chưa bắt đầu</w:t>
+              <w:rPr>
+                <w:b/>
+                <w:bCs/>
+              </w:rPr>
+              <w:t xml:space="preserve">Xong</w:t>
+            </w:r>
+            <w:r>
+              <w:t xml:space="preserve"> </w:t>
+            </w:r>
+            <w:r>
+              <w:t xml:space="preserve">(2026-09-24)</w:t>
             </w:r>
           </w:p>
         </w:tc>
@@ -3875,19 +3885,19 @@
               <w:pStyle w:val="Compact"/>
             </w:pPr>
             <w:r>
-              <w:t xml:space="preserve">Đã đọc code nền (xem</w:t>
+              <w:t xml:space="preserve">Director chia cảnh → shot; mỗi shot 1 dòng</w:t>
             </w:r>
             <w:r>
               <w:t xml:space="preserve"> </w:t>
             </w:r>
             <w:r>
-              <w:t xml:space="preserve">“Ghi chú thiết kế”</w:t>
-            </w:r>
-            <w:r>
-              <w:t xml:space="preserve"> </w:t>
-            </w:r>
-            <w:r>
-              <w:t xml:space="preserve">dưới)</w:t>
+              <w:rPr>
+                <w:rStyle w:val="VerbatimChar"/>
+              </w:rPr>
+              <w:t xml:space="preserve">scenes</w:t>
+            </w:r>
+            <w:r>
+              <w:t xml:space="preserve">; cắt clip theo độ dài shot; nhãn S02·3; 645 test pass</w:t>
             </w:r>
           </w:p>
         </w:tc>
@@ -5698,13 +5708,13 @@
       </w:r>
     </w:p>
     <w:bookmarkEnd w:id="22"/>
-    <w:bookmarkStart w:id="23" w:name="X7d22d232cb620e45b5bcbf31317bdc106111190"/>
+    <w:bookmarkStart w:id="23" w:name="gđ2-đã-xong-2026-09-24"/>
     <w:p>
       <w:pPr>
         <w:pStyle w:val="Heading3"/>
       </w:pPr>
       <w:r>
-        <w:t xml:space="preserve">Ghi chú thiết kế cho GĐ2–3 (đọc code, chưa làm)</w:t>
+        <w:t xml:space="preserve">GĐ2 — đã xong (2026-09-24)</w:t>
       </w:r>
     </w:p>
     <w:p>
@@ -5716,34 +5726,17 @@
         </w:numPr>
       </w:pPr>
       <w:r>
-        <w:t xml:space="preserve">Cột mới theo mẫu</w:t>
-      </w:r>
-      <w:r>
-        <w:t xml:space="preserve"> </w:t>
-      </w:r>
-      <w:r>
-        <w:rPr>
-          <w:rStyle w:val="VerbatimChar"/>
-        </w:rPr>
-        <w:t xml:space="preserve">V2_COLUMNS</w:t>
-      </w:r>
-      <w:r>
-        <w:t xml:space="preserve"> </w:t>
-      </w:r>
-      <w:r>
-        <w:t xml:space="preserve">trong</w:t>
-      </w:r>
-      <w:r>
-        <w:t xml:space="preserve"> </w:t>
-      </w:r>
-      <w:r>
-        <w:rPr>
-          <w:rStyle w:val="VerbatimChar"/>
-        </w:rPr>
-        <w:t xml:space="preserve">core/db.py</w:t>
-      </w:r>
-      <w:r>
-        <w:t xml:space="preserve">; bảng</w:t>
+        <w:rPr>
+          <w:b/>
+          <w:bCs/>
+        </w:rPr>
+        <w:t xml:space="preserve">Lưu trữ:</w:t>
+      </w:r>
+      <w:r>
+        <w:t xml:space="preserve"> </w:t>
+      </w:r>
+      <w:r>
+        <w:t xml:space="preserve">bảng</w:t>
       </w:r>
       <w:r>
         <w:t xml:space="preserve"> </w:t>
@@ -5758,19 +5751,148 @@
         <w:t xml:space="preserve"> </w:t>
       </w:r>
       <w:r>
-        <w:t xml:space="preserve">thêm vào</w:t>
-      </w:r>
-      <w:r>
-        <w:t xml:space="preserve"> </w:t>
-      </w:r>
-      <w:r>
-        <w:rPr>
-          <w:rStyle w:val="VerbatimChar"/>
-        </w:rPr>
-        <w:t xml:space="preserve">SCHEMA</w:t>
-      </w:r>
-      <w:r>
-        <w:t xml:space="preserve">.</w:t>
+        <w:t xml:space="preserve">(kịch bản gốc, ghi khi nhập kịch bản), cột</w:t>
+      </w:r>
+      <w:r>
+        <w:t xml:space="preserve"> </w:t>
+      </w:r>
+      <w:r>
+        <w:rPr>
+          <w:rStyle w:val="VerbatimChar"/>
+        </w:rPr>
+        <w:t xml:space="preserve">projects.shot_mode</w:t>
+      </w:r>
+      <w:r>
+        <w:t xml:space="preserve"> </w:t>
+      </w:r>
+      <w:r>
+        <w:t xml:space="preserve">(NULL = v2 /</w:t>
+      </w:r>
+      <w:r>
+        <w:t xml:space="preserve"> </w:t>
+      </w:r>
+      <w:r>
+        <w:rPr>
+          <w:rStyle w:val="VerbatimChar"/>
+        </w:rPr>
+        <w:t xml:space="preserve">per_shot</w:t>
+      </w:r>
+      <w:r>
+        <w:t xml:space="preserve"> </w:t>
+      </w:r>
+      <w:r>
+        <w:t xml:space="preserve">/</w:t>
+      </w:r>
+      <w:r>
+        <w:t xml:space="preserve"> </w:t>
+      </w:r>
+      <w:r>
+        <w:rPr>
+          <w:rStyle w:val="VerbatimChar"/>
+        </w:rPr>
+        <w:t xml:space="preserve">multishot</w:t>
+      </w:r>
+      <w:r>
+        <w:t xml:space="preserve">),</w:t>
+      </w:r>
+      <w:r>
+        <w:t xml:space="preserve"> </w:t>
+      </w:r>
+      <w:r>
+        <w:rPr>
+          <w:rStyle w:val="VerbatimChar"/>
+        </w:rPr>
+        <w:t xml:space="preserve">projects.style_profile</w:t>
+      </w:r>
+      <w:r>
+        <w:t xml:space="preserve">,</w:t>
+      </w:r>
+      <w:r>
+        <w:t xml:space="preserve"> </w:t>
+      </w:r>
+      <w:r>
+        <w:rPr>
+          <w:rStyle w:val="VerbatimChar"/>
+        </w:rPr>
+        <w:t xml:space="preserve">projects.test_quality</w:t>
+      </w:r>
+      <w:r>
+        <w:t xml:space="preserve">,</w:t>
+      </w:r>
+      <w:r>
+        <w:t xml:space="preserve"> </w:t>
+      </w:r>
+      <w:r>
+        <w:rPr>
+          <w:rStyle w:val="VerbatimChar"/>
+        </w:rPr>
+        <w:t xml:space="preserve">jobs.group_leader</w:t>
+      </w:r>
+      <w:r>
+        <w:t xml:space="preserve">. Mỗi shot là một dòng</w:t>
+      </w:r>
+      <w:r>
+        <w:t xml:space="preserve"> </w:t>
+      </w:r>
+      <w:r>
+        <w:rPr>
+          <w:rStyle w:val="VerbatimChar"/>
+        </w:rPr>
+        <w:t xml:space="preserve">scenes</w:t>
+      </w:r>
+      <w:r>
+        <w:t xml:space="preserve"> </w:t>
+      </w:r>
+      <w:r>
+        <w:t xml:space="preserve">(</w:t>
+      </w:r>
+      <w:r>
+        <w:rPr>
+          <w:rStyle w:val="VerbatimChar"/>
+        </w:rPr>
+        <w:t xml:space="preserve">idx</w:t>
+      </w:r>
+      <w:r>
+        <w:t xml:space="preserve"> </w:t>
+      </w:r>
+      <w:r>
+        <w:t xml:space="preserve">= số thứ tự shot cả phim;</w:t>
+      </w:r>
+      <w:r>
+        <w:t xml:space="preserve"> </w:t>
+      </w:r>
+      <w:r>
+        <w:rPr>
+          <w:rStyle w:val="VerbatimChar"/>
+        </w:rPr>
+        <w:t xml:space="preserve">data.story_scene</w:t>
+      </w:r>
+      <w:r>
+        <w:t xml:space="preserve">,</w:t>
+      </w:r>
+      <w:r>
+        <w:t xml:space="preserve"> </w:t>
+      </w:r>
+      <w:r>
+        <w:rPr>
+          <w:rStyle w:val="VerbatimChar"/>
+        </w:rPr>
+        <w:t xml:space="preserve">shot_no</w:t>
+      </w:r>
+      <w:r>
+        <w:t xml:space="preserve">,</w:t>
+      </w:r>
+      <w:r>
+        <w:t xml:space="preserve"> </w:t>
+      </w:r>
+      <w:r>
+        <w:rPr>
+          <w:rStyle w:val="VerbatimChar"/>
+        </w:rPr>
+        <w:t xml:space="preserve">sequence</w:t>
+      </w:r>
+      <w:r>
+        <w:t xml:space="preserve">) → ảnh / motion / video / lineage / QC / giọng / phụ đề / render chạy theo shot không cần sửa. Dự án không bật chia shot giữ nguyên hành vi v2.</w:t>
       </w:r>
     </w:p>
     <w:p>
@@ -5783,54 +5905,133 @@
       </w:pPr>
       <w:r>
         <w:rPr>
-          <w:rStyle w:val="VerbatimChar"/>
-        </w:rPr>
-        <w:t xml:space="preserve">dialogue.scene_lines</w:t>
-      </w:r>
-      <w:r>
-        <w:t xml:space="preserve">: dòng có</w:t>
-      </w:r>
-      <w:r>
-        <w:t xml:space="preserve"> </w:t>
-      </w:r>
-      <w:r>
-        <w:rPr>
-          <w:rStyle w:val="VerbatimChar"/>
-        </w:rPr>
-        <w:t xml:space="preserve">shot_no</w:t>
-      </w:r>
-      <w:r>
-        <w:t xml:space="preserve"> </w:t>
-      </w:r>
-      <w:r>
-        <w:t xml:space="preserve">mà</w:t>
-      </w:r>
-      <w:r>
-        <w:t xml:space="preserve"> </w:t>
-      </w:r>
-      <w:r>
-        <w:rPr>
-          <w:rStyle w:val="VerbatimChar"/>
-        </w:rPr>
-        <w:t xml:space="preserve">dialogue == []</w:t>
-      </w:r>
-      <w:r>
-        <w:t xml:space="preserve"> </w:t>
-      </w:r>
-      <w:r>
-        <w:t xml:space="preserve">→ không có thoại (không rơi về</w:t>
-      </w:r>
-      <w:r>
-        <w:t xml:space="preserve"> </w:t>
-      </w:r>
-      <w:r>
-        <w:rPr>
-          <w:rStyle w:val="VerbatimChar"/>
-        </w:rPr>
-        <w:t xml:space="preserve">text</w:t>
-      </w:r>
-      <w:r>
-        <w:t xml:space="preserve">).</w:t>
+          <w:b/>
+          <w:bCs/>
+        </w:rPr>
+        <w:t xml:space="preserve">Director v3:</w:t>
+      </w:r>
+      <w:r>
+        <w:t xml:space="preserve"> </w:t>
+      </w:r>
+      <w:r>
+        <w:rPr>
+          <w:rStyle w:val="VerbatimChar"/>
+        </w:rPr>
+        <w:t xml:space="preserve">prompts/17_director_shots.md</w:t>
+      </w:r>
+      <w:r>
+        <w:t xml:space="preserve"> </w:t>
+      </w:r>
+      <w:r>
+        <w:t xml:space="preserve">(chia beat → shot, nhịp theo kịch bản, mỗi câu thoại nằm trọn trong 1 shot, hook/ending/reaction,</w:t>
+      </w:r>
+      <w:r>
+        <w:t xml:space="preserve"> </w:t>
+      </w:r>
+      <w:r>
+        <w:rPr>
+          <w:rStyle w:val="VerbatimChar"/>
+        </w:rPr>
+        <w:t xml:space="preserve">GAME_TPS</w:t>
+      </w:r>
+      <w:r>
+        <w:t xml:space="preserve">, không làm shot chữ/logo) +</w:t>
+      </w:r>
+      <w:r>
+        <w:t xml:space="preserve"> </w:t>
+      </w:r>
+      <w:r>
+        <w:rPr>
+          <w:rStyle w:val="VerbatimChar"/>
+        </w:rPr>
+        <w:t xml:space="preserve">knowledge/ff_directing.md</w:t>
+      </w:r>
+      <w:r>
+        <w:t xml:space="preserve"> </w:t>
+      </w:r>
+      <w:r>
+        <w:t xml:space="preserve">+</w:t>
+      </w:r>
+      <w:r>
+        <w:t xml:space="preserve"> </w:t>
+      </w:r>
+      <w:r>
+        <w:rPr>
+          <w:rStyle w:val="VerbatimChar"/>
+        </w:rPr>
+        <w:t xml:space="preserve">knowledge/ff_styles/&lt;style&gt;.md</w:t>
+      </w:r>
+      <w:r>
+        <w:t xml:space="preserve"> </w:t>
+      </w:r>
+      <w:r>
+        <w:t xml:space="preserve">được nạp khi dự án chia shot; Director đọc cảnh từ</w:t>
+      </w:r>
+      <w:r>
+        <w:t xml:space="preserve"> </w:t>
+      </w:r>
+      <w:r>
+        <w:rPr>
+          <w:rStyle w:val="VerbatimChar"/>
+        </w:rPr>
+        <w:t xml:space="preserve">story_scenes</w:t>
+      </w:r>
+      <w:r>
+        <w:t xml:space="preserve">; mỗi cảnh trả</w:t>
+      </w:r>
+      <w:r>
+        <w:t xml:space="preserve"> </w:t>
+      </w:r>
+      <w:r>
+        <w:rPr>
+          <w:rStyle w:val="VerbatimChar"/>
+        </w:rPr>
+        <w:t xml:space="preserve">shots[]</w:t>
+      </w:r>
+      <w:r>
+        <w:t xml:space="preserve"> </w:t>
+      </w:r>
+      <w:r>
+        <w:t xml:space="preserve">(cỡ, góc, chuyển động, vai trò,</w:t>
+      </w:r>
+      <w:r>
+        <w:t xml:space="preserve"> </w:t>
+      </w:r>
+      <w:r>
+        <w:rPr>
+          <w:rStyle w:val="VerbatimChar"/>
+        </w:rPr>
+        <w:t xml:space="preserve">duration_s</w:t>
+      </w:r>
+      <w:r>
+        <w:t xml:space="preserve"> </w:t>
+      </w:r>
+      <w:r>
+        <w:t xml:space="preserve">0,5–15, hành động, khung đầu, trạng thái cuối, prompt ảnh, nhân vật, thoại, nối liền, hero).</w:t>
+      </w:r>
+      <w:r>
+        <w:t xml:space="preserve"> </w:t>
+      </w:r>
+      <w:r>
+        <w:rPr>
+          <w:rStyle w:val="VerbatimChar"/>
+        </w:rPr>
+        <w:t xml:space="preserve">core/shots.py</w:t>
+      </w:r>
+      <w:r>
+        <w:t xml:space="preserve">: kiểm tra, lưu (từ chối nếu đã có ảnh/video), nhãn</w:t>
+      </w:r>
+      <w:r>
+        <w:t xml:space="preserve"> </w:t>
+      </w:r>
+      <w:r>
+        <w:rPr>
+          <w:rStyle w:val="VerbatimChar"/>
+        </w:rPr>
+        <w:t xml:space="preserve">S02·3</w:t>
+      </w:r>
+      <w:r>
+        <w:t xml:space="preserve">, cảnh báo nhịp mềm. Director giả lập cũng chia shot (kịch bản Kenta → 25 shot, ~60s, đủ 14 câu).</w:t>
       </w:r>
     </w:p>
     <w:p>
@@ -5842,85 +6043,38 @@
         </w:numPr>
       </w:pPr>
       <w:r>
-        <w:t xml:space="preserve">Độ dài dùng/cắt: đề xuất giữ file gốc</w:t>
-      </w:r>
-      <w:r>
-        <w:t xml:space="preserve"> </w:t>
-      </w:r>
-      <w:r>
-        <w:rPr>
-          <w:rStyle w:val="VerbatimChar"/>
-        </w:rPr>
-        <w:t xml:space="preserve">videos/{idx}_raw.mp4</w:t>
-      </w:r>
-      <w:r>
-        <w:t xml:space="preserve">, cắt ra</w:t>
-      </w:r>
-      <w:r>
-        <w:t xml:space="preserve"> </w:t>
-      </w:r>
-      <w:r>
-        <w:rPr>
-          <w:rStyle w:val="VerbatimChar"/>
-        </w:rPr>
-        <w:t xml:space="preserve">videos/{idx}.mp4</w:t>
-      </w:r>
-      <w:r>
-        <w:t xml:space="preserve"> </w:t>
-      </w:r>
-      <w:r>
-        <w:t xml:space="preserve">khi tải về (runner) →</w:t>
-      </w:r>
-      <w:r>
-        <w:t xml:space="preserve"> </w:t>
-      </w:r>
-      <w:r>
-        <w:rPr>
-          <w:rStyle w:val="VerbatimChar"/>
-        </w:rPr>
-        <w:t xml:space="preserve">final_cut.clip_seconds</w:t>
-      </w:r>
-      <w:r>
-        <w:t xml:space="preserve"> </w:t>
-      </w:r>
-      <w:r>
-        <w:t xml:space="preserve">(đọc độ dài thật bằng ffmpeg), render,</w:t>
-      </w:r>
-      <w:r>
-        <w:t xml:space="preserve"> </w:t>
-      </w:r>
-      <w:r>
-        <w:rPr>
-          <w:rStyle w:val="VerbatimChar"/>
-        </w:rPr>
-        <w:t xml:space="preserve">voice.place_on_timeline</w:t>
-      </w:r>
-      <w:r>
-        <w:t xml:space="preserve">,</w:t>
-      </w:r>
-      <w:r>
-        <w:t xml:space="preserve"> </w:t>
-      </w:r>
-      <w:r>
-        <w:rPr>
-          <w:rStyle w:val="VerbatimChar"/>
-        </w:rPr>
-        <w:t xml:space="preserve">subtitles.build_cues</w:t>
-      </w:r>
-      <w:r>
-        <w:t xml:space="preserve"> </w:t>
-      </w:r>
-      <w:r>
-        <w:t xml:space="preserve">tự dùng đúng độ dài đã cắt, không phải sửa từng nơi; chi phí tính theo giây bị tính tiền (</w:t>
-      </w:r>
-      <w:r>
-        <w:rPr>
-          <w:rStyle w:val="VerbatimChar"/>
-        </w:rPr>
-        <w:t xml:space="preserve">max(use_s, min_sec)</w:t>
-      </w:r>
-      <w:r>
-        <w:t xml:space="preserve">).</w:t>
+        <w:rPr>
+          <w:b/>
+          <w:bCs/>
+        </w:rPr>
+        <w:t xml:space="preserve">Thoại:</w:t>
+      </w:r>
+      <w:r>
+        <w:t xml:space="preserve"> </w:t>
+      </w:r>
+      <w:r>
+        <w:t xml:space="preserve">shot không có thoại không đọc lại chữ mô tả (</w:t>
+      </w:r>
+      <w:r>
+        <w:rPr>
+          <w:rStyle w:val="VerbatimChar"/>
+        </w:rPr>
+        <w:t xml:space="preserve">dialogue.scene_lines</w:t>
+      </w:r>
+      <w:r>
+        <w:t xml:space="preserve">); motion prompt nhận trường shot (</w:t>
+      </w:r>
+      <w:r>
+        <w:rPr>
+          <w:rStyle w:val="VerbatimChar"/>
+        </w:rPr>
+        <w:t xml:space="preserve">prompts/03</w:t>
+      </w:r>
+      <w:r>
+        <w:t xml:space="preserve"> </w:t>
+      </w:r>
+      <w:r>
+        <w:t xml:space="preserve">thêm mục shot), độ dài motion = độ dài shot Director đặt.</w:t>
       </w:r>
     </w:p>
     <w:p>
@@ -5932,76 +6086,213 @@
         </w:numPr>
       </w:pPr>
       <w:r>
-        <w:t xml:space="preserve">Multi-shot:</w:t>
-      </w:r>
-      <w:r>
-        <w:t xml:space="preserve"> </w:t>
-      </w:r>
-      <w:r>
-        <w:rPr>
-          <w:rStyle w:val="VerbatimChar"/>
-        </w:rPr>
-        <w:t xml:space="preserve">ClipAIVideoProvider.submit(multi_prompt=…)</w:t>
-      </w:r>
-      <w:r>
-        <w:t xml:space="preserve"> </w:t>
-      </w:r>
-      <w:r>
-        <w:t xml:space="preserve">đã có (từ</w:t>
-      </w:r>
-      <w:r>
-        <w:t xml:space="preserve"> </w:t>
-      </w:r>
-      <w:r>
-        <w:rPr>
-          <w:rStyle w:val="VerbatimChar"/>
-        </w:rPr>
-        <w:t xml:space="preserve">core/experiments.py</w:t>
-      </w:r>
-      <w:r>
-        <w:t xml:space="preserve">); cần thêm</w:t>
-      </w:r>
-      <w:r>
-        <w:t xml:space="preserve"> </w:t>
-      </w:r>
-      <w:r>
-        <w:rPr>
-          <w:rStyle w:val="VerbatimChar"/>
-        </w:rPr>
-        <w:t xml:space="preserve">role: last_frame</w:t>
-      </w:r>
-      <w:r>
-        <w:t xml:space="preserve"> </w:t>
-      </w:r>
-      <w:r>
-        <w:t xml:space="preserve">cho Seedance.</w:t>
-      </w:r>
-    </w:p>
-    <w:p>
-      <w:r>
-        <w:pict>
-          <v:rect style="width:0;height:1.5pt" o:hralign="center" o:hrstd="t" o:hr="t"/>
-        </w:pict>
+        <w:rPr>
+          <w:b/>
+          <w:bCs/>
+        </w:rPr>
+        <w:t xml:space="preserve">Độ dài tối thiểu của model:</w:t>
+      </w:r>
+      <w:r>
+        <w:t xml:space="preserve"> </w:t>
+      </w:r>
+      <w:r>
+        <w:rPr>
+          <w:rStyle w:val="VerbatimChar"/>
+        </w:rPr>
+        <w:t xml:space="preserve">data/video_models.json</w:t>
+      </w:r>
+      <w:r>
+        <w:t xml:space="preserve"> </w:t>
+      </w:r>
+      <w:r>
+        <w:t xml:space="preserve">có</w:t>
+      </w:r>
+      <w:r>
+        <w:t xml:space="preserve"> </w:t>
+      </w:r>
+      <w:r>
+        <w:rPr>
+          <w:rStyle w:val="VerbatimChar"/>
+        </w:rPr>
+        <w:t xml:space="preserve">min_sec</w:t>
+      </w:r>
+      <w:r>
+        <w:t xml:space="preserve"> </w:t>
+      </w:r>
+      <w:r>
+        <w:t xml:space="preserve">(Kling 3, Seedance 4); shot gửi đi làm tròn lên giây nguyên; khi tải về, clip dài hơn shot được cắt đúng độ dài (</w:t>
+      </w:r>
+      <w:r>
+        <w:rPr>
+          <w:rStyle w:val="VerbatimChar"/>
+        </w:rPr>
+        <w:t xml:space="preserve">videos/{idx}.mp4</w:t>
+      </w:r>
+      <w:r>
+        <w:t xml:space="preserve">, giữ nguyên bản</w:t>
+      </w:r>
+      <w:r>
+        <w:t xml:space="preserve"> </w:t>
+      </w:r>
+      <w:r>
+        <w:rPr>
+          <w:rStyle w:val="VerbatimChar"/>
+        </w:rPr>
+        <w:t xml:space="preserve">{idx}_raw.mp4</w:t>
+      </w:r>
+      <w:r>
+        <w:t xml:space="preserve">) nên render/giọng/phụ đề tự dùng độ dài đã cắt; bảng model tính tiền theo giây bị tính thật (</w:t>
+      </w:r>
+      <w:r>
+        <w:rPr>
+          <w:rStyle w:val="VerbatimChar"/>
+        </w:rPr>
+        <w:t xml:space="preserve">model_router.billed_seconds</w:t>
+      </w:r>
+      <w:r>
+        <w:t xml:space="preserve">).</w:t>
+      </w:r>
+    </w:p>
+    <w:p>
+      <w:pPr>
+        <w:pStyle w:val="Compact"/>
+        <w:numPr>
+          <w:ilvl w:val="0"/>
+          <w:numId w:val="1012"/>
+        </w:numPr>
+      </w:pPr>
+      <w:r>
+        <w:rPr>
+          <w:b/>
+          <w:bCs/>
+        </w:rPr>
+        <w:t xml:space="preserve">Dấu vân tay</w:t>
+      </w:r>
+      <w:r>
+        <w:rPr>
+          <w:b/>
+          <w:bCs/>
+        </w:rPr>
+        <w:t xml:space="preserve"> </w:t>
+      </w:r>
+      <w:r>
+        <w:rPr>
+          <w:b/>
+          <w:bCs/>
+        </w:rPr>
+        <w:t xml:space="preserve">“⚠ cũ”</w:t>
+      </w:r>
+      <w:r>
+        <w:rPr>
+          <w:b/>
+          <w:bCs/>
+        </w:rPr>
+        <w:t xml:space="preserve">:</w:t>
+      </w:r>
+      <w:r>
+        <w:t xml:space="preserve"> </w:t>
+      </w:r>
+      <w:r>
+        <w:t xml:space="preserve">thêm trường shot (cỡ, góc / hành động, chuyển động, trạng thái cuối) chỉ khi có → dự án v2 không bị báo cũ.</w:t>
+      </w:r>
+    </w:p>
+    <w:p>
+      <w:pPr>
+        <w:pStyle w:val="Compact"/>
+        <w:numPr>
+          <w:ilvl w:val="0"/>
+          <w:numId w:val="1012"/>
+        </w:numPr>
+      </w:pPr>
+      <w:r>
+        <w:rPr>
+          <w:b/>
+          <w:bCs/>
+        </w:rPr>
+        <w:t xml:space="preserve">Giao diện:</w:t>
+      </w:r>
+      <w:r>
+        <w:t xml:space="preserve"> </w:t>
+      </w:r>
+      <w:r>
+        <w:t xml:space="preserve">📐 Định dạng có</w:t>
+      </w:r>
+      <w:r>
+        <w:t xml:space="preserve"> </w:t>
+      </w:r>
+      <w:r>
+        <w:t xml:space="preserve">“Cách chia cảnh”</w:t>
+      </w:r>
+      <w:r>
+        <w:t xml:space="preserve"> </w:t>
+      </w:r>
+      <w:r>
+        <w:t xml:space="preserve">+</w:t>
+      </w:r>
+      <w:r>
+        <w:t xml:space="preserve"> </w:t>
+      </w:r>
+      <w:r>
+        <w:t xml:space="preserve">“Phong cách dựng Free Fire”</w:t>
+      </w:r>
+      <w:r>
+        <w:t xml:space="preserve">; danh sách cảnh ở Bước 1 nhóm shot theo cảnh (số shot, tổng giây, cảnh báo nhịp); nhãn</w:t>
+      </w:r>
+      <w:r>
+        <w:t xml:space="preserve"> </w:t>
+      </w:r>
+      <w:r>
+        <w:rPr>
+          <w:rStyle w:val="VerbatimChar"/>
+        </w:rPr>
+        <w:t xml:space="preserve">Shot S02·3</w:t>
+      </w:r>
+      <w:r>
+        <w:t xml:space="preserve"> </w:t>
+      </w:r>
+      <w:r>
+        <w:t xml:space="preserve">ở Bước 2–5. Chế độ tự động đếm giới hạn 12 theo cảnh kịch bản.</w:t>
+      </w:r>
+    </w:p>
+    <w:p>
+      <w:pPr>
+        <w:pStyle w:val="Compact"/>
+        <w:numPr>
+          <w:ilvl w:val="0"/>
+          <w:numId w:val="1012"/>
+        </w:numPr>
+      </w:pPr>
+      <w:r>
+        <w:rPr>
+          <w:b/>
+          <w:bCs/>
+        </w:rPr>
+        <w:t xml:space="preserve">Test:</w:t>
+      </w:r>
+      <w:r>
+        <w:t xml:space="preserve"> </w:t>
+      </w:r>
+      <w:r>
+        <w:rPr>
+          <w:rStyle w:val="VerbatimChar"/>
+        </w:rPr>
+        <w:t xml:space="preserve">tests/test_v3.py</w:t>
+      </w:r>
+      <w:r>
+        <w:t xml:space="preserve"> </w:t>
+      </w:r>
+      <w:r>
+        <w:t xml:space="preserve">13 test (8 cho GĐ2); toàn bộ 645 test pass.</w:t>
       </w:r>
     </w:p>
     <w:bookmarkEnd w:id="23"/>
-    <w:bookmarkEnd w:id="24"/>
-    <w:bookmarkStart w:id="31" w:name="X4e74bbea56bf0474fd821a17856e182245ad907"/>
-    <w:p>
-      <w:pPr>
-        <w:pStyle w:val="Heading2"/>
-      </w:pPr>
-      <w:r>
-        <w:t xml:space="preserve">Bàn giao cho phiên thực hiện (tài khoản phụ)</w:t>
-      </w:r>
-    </w:p>
-    <w:bookmarkStart w:id="25" w:name="bắt-đầu"/>
+    <w:bookmarkStart w:id="24" w:name="X7d22d232cb620e45b5bcbf31317bdc106111190"/>
     <w:p>
       <w:pPr>
         <w:pStyle w:val="Heading3"/>
       </w:pPr>
       <w:r>
-        <w:t xml:space="preserve">Bắt đầu</w:t>
+        <w:t xml:space="preserve">Ghi chú thiết kế cho GĐ2–3 (đọc code, chưa làm)</w:t>
       </w:r>
     </w:p>
     <w:p>
@@ -6013,40 +6304,58 @@
         </w:numPr>
       </w:pPr>
       <w:r>
-        <w:rPr>
-          <w:rStyle w:val="VerbatimChar"/>
-        </w:rPr>
-        <w:t xml:space="preserve">git pull</w:t>
-      </w:r>
-      <w:r>
-        <w:t xml:space="preserve"> </w:t>
-      </w:r>
-      <w:r>
-        <w:t xml:space="preserve">trên</w:t>
-      </w:r>
-      <w:r>
-        <w:t xml:space="preserve"> </w:t>
-      </w:r>
-      <w:r>
-        <w:rPr>
-          <w:rStyle w:val="VerbatimChar"/>
-        </w:rPr>
-        <w:t xml:space="preserve">main</w:t>
-      </w:r>
-      <w:r>
-        <w:t xml:space="preserve"> </w:t>
-      </w:r>
-      <w:r>
-        <w:t xml:space="preserve">(commit chốt kế hoạch này), tạo nhánh</w:t>
-      </w:r>
-      <w:r>
-        <w:t xml:space="preserve"> </w:t>
-      </w:r>
-      <w:r>
-        <w:rPr>
-          <w:rStyle w:val="VerbatimChar"/>
-        </w:rPr>
-        <w:t xml:space="preserve">v3-shots</w:t>
+        <w:t xml:space="preserve">Cột mới theo mẫu</w:t>
+      </w:r>
+      <w:r>
+        <w:t xml:space="preserve"> </w:t>
+      </w:r>
+      <w:r>
+        <w:rPr>
+          <w:rStyle w:val="VerbatimChar"/>
+        </w:rPr>
+        <w:t xml:space="preserve">V2_COLUMNS</w:t>
+      </w:r>
+      <w:r>
+        <w:t xml:space="preserve"> </w:t>
+      </w:r>
+      <w:r>
+        <w:t xml:space="preserve">trong</w:t>
+      </w:r>
+      <w:r>
+        <w:t xml:space="preserve"> </w:t>
+      </w:r>
+      <w:r>
+        <w:rPr>
+          <w:rStyle w:val="VerbatimChar"/>
+        </w:rPr>
+        <w:t xml:space="preserve">core/db.py</w:t>
+      </w:r>
+      <w:r>
+        <w:t xml:space="preserve">; bảng</w:t>
+      </w:r>
+      <w:r>
+        <w:t xml:space="preserve"> </w:t>
+      </w:r>
+      <w:r>
+        <w:rPr>
+          <w:rStyle w:val="VerbatimChar"/>
+        </w:rPr>
+        <w:t xml:space="preserve">story_scenes</w:t>
+      </w:r>
+      <w:r>
+        <w:t xml:space="preserve"> </w:t>
+      </w:r>
+      <w:r>
+        <w:t xml:space="preserve">thêm vào</w:t>
+      </w:r>
+      <w:r>
+        <w:t xml:space="preserve"> </w:t>
+      </w:r>
+      <w:r>
+        <w:rPr>
+          <w:rStyle w:val="VerbatimChar"/>
+        </w:rPr>
+        <w:t xml:space="preserve">SCHEMA</w:t>
       </w:r>
       <w:r>
         <w:t xml:space="preserve">.</w:t>
@@ -6061,100 +6370,55 @@
         </w:numPr>
       </w:pPr>
       <w:r>
-        <w:t xml:space="preserve">Đọc theo thứ tự:</w:t>
-      </w:r>
-      <w:r>
-        <w:t xml:space="preserve"> </w:t>
-      </w:r>
-      <w:r>
-        <w:rPr>
-          <w:rStyle w:val="VerbatimChar"/>
-        </w:rPr>
-        <w:t xml:space="preserve">CLAUDE.md</w:t>
-      </w:r>
-      <w:r>
-        <w:t xml:space="preserve"> </w:t>
-      </w:r>
-      <w:r>
-        <w:t xml:space="preserve">(quy ước: luôn commit + push; sửa</w:t>
-      </w:r>
-      <w:r>
-        <w:t xml:space="preserve"> </w:t>
-      </w:r>
-      <w:r>
-        <w:rPr>
-          <w:rStyle w:val="VerbatimChar"/>
-        </w:rPr>
-        <w:t xml:space="preserve">PLAN.md</w:t>
-      </w:r>
-      <w:r>
-        <w:t xml:space="preserve"> </w:t>
-      </w:r>
-      <w:r>
-        <w:t xml:space="preserve">thì chạy</w:t>
-      </w:r>
-      <w:r>
-        <w:t xml:space="preserve"> </w:t>
-      </w:r>
-      <w:r>
-        <w:rPr>
-          <w:rStyle w:val="VerbatimChar"/>
-        </w:rPr>
-        <w:t xml:space="preserve">bash tools/build_docs.sh</w:t>
-      </w:r>
-      <w:r>
-        <w:t xml:space="preserve">; luôn cập nhật</w:t>
-      </w:r>
-      <w:r>
-        <w:t xml:space="preserve"> </w:t>
-      </w:r>
-      <w:r>
-        <w:rPr>
-          <w:rStyle w:val="VerbatimChar"/>
-        </w:rPr>
-        <w:t xml:space="preserve">TODO.md</w:t>
-      </w:r>
-      <w:r>
-        <w:t xml:space="preserve"> </w:t>
-      </w:r>
-      <w:r>
-        <w:t xml:space="preserve">trong cùng commit), file này, PLAN.md 3.8–3.9 + Mục 5,</w:t>
-      </w:r>
-      <w:r>
-        <w:t xml:space="preserve"> </w:t>
-      </w:r>
-      <w:r>
-        <w:rPr>
-          <w:rStyle w:val="VerbatimChar"/>
-        </w:rPr>
-        <w:t xml:space="preserve">TODO.md</w:t>
-      </w:r>
-      <w:r>
-        <w:t xml:space="preserve">,</w:t>
-      </w:r>
-      <w:r>
-        <w:t xml:space="preserve"> </w:t>
-      </w:r>
-      <w:r>
-        <w:rPr>
-          <w:rStyle w:val="VerbatimChar"/>
-        </w:rPr>
-        <w:t xml:space="preserve">docs/V2_TEST_REPORT.md</w:t>
-      </w:r>
-      <w:r>
-        <w:t xml:space="preserve">,</w:t>
-      </w:r>
-      <w:r>
-        <w:t xml:space="preserve"> </w:t>
-      </w:r>
-      <w:r>
-        <w:rPr>
-          <w:rStyle w:val="VerbatimChar"/>
-        </w:rPr>
-        <w:t xml:space="preserve">docs/PHAN_TICH_2026-09-23_NHAT_QUAN_DIRECTOR_LIPSYNC_STORYBOARD.md</w:t>
-      </w:r>
-      <w:r>
-        <w:t xml:space="preserve">.</w:t>
+        <w:rPr>
+          <w:rStyle w:val="VerbatimChar"/>
+        </w:rPr>
+        <w:t xml:space="preserve">dialogue.scene_lines</w:t>
+      </w:r>
+      <w:r>
+        <w:t xml:space="preserve">: dòng có</w:t>
+      </w:r>
+      <w:r>
+        <w:t xml:space="preserve"> </w:t>
+      </w:r>
+      <w:r>
+        <w:rPr>
+          <w:rStyle w:val="VerbatimChar"/>
+        </w:rPr>
+        <w:t xml:space="preserve">shot_no</w:t>
+      </w:r>
+      <w:r>
+        <w:t xml:space="preserve"> </w:t>
+      </w:r>
+      <w:r>
+        <w:t xml:space="preserve">mà</w:t>
+      </w:r>
+      <w:r>
+        <w:t xml:space="preserve"> </w:t>
+      </w:r>
+      <w:r>
+        <w:rPr>
+          <w:rStyle w:val="VerbatimChar"/>
+        </w:rPr>
+        <w:t xml:space="preserve">dialogue == []</w:t>
+      </w:r>
+      <w:r>
+        <w:t xml:space="preserve"> </w:t>
+      </w:r>
+      <w:r>
+        <w:t xml:space="preserve">→ không có thoại (không rơi về</w:t>
+      </w:r>
+      <w:r>
+        <w:t xml:space="preserve"> </w:t>
+      </w:r>
+      <w:r>
+        <w:rPr>
+          <w:rStyle w:val="VerbatimChar"/>
+        </w:rPr>
+        <w:t xml:space="preserve">text</w:t>
+      </w:r>
+      <w:r>
+        <w:t xml:space="preserve">).</w:t>
       </w:r>
     </w:p>
     <w:p>
@@ -6166,30 +6430,166 @@
         </w:numPr>
       </w:pPr>
       <w:r>
-        <w:t xml:space="preserve">Giao tiếp với người dùng</w:t>
-      </w:r>
-      <w:r>
-        <w:t xml:space="preserve"> </w:t>
-      </w:r>
-      <w:r>
-        <w:rPr>
-          <w:b/>
-          <w:bCs/>
-        </w:rPr>
-        <w:t xml:space="preserve">bằng tiếng Việt</w:t>
-      </w:r>
-      <w:r>
-        <w:t xml:space="preserve">. Hỏi trước mọi việc tốn credit.</w:t>
-      </w:r>
-    </w:p>
+        <w:t xml:space="preserve">Độ dài dùng/cắt: đề xuất giữ file gốc</w:t>
+      </w:r>
+      <w:r>
+        <w:t xml:space="preserve"> </w:t>
+      </w:r>
+      <w:r>
+        <w:rPr>
+          <w:rStyle w:val="VerbatimChar"/>
+        </w:rPr>
+        <w:t xml:space="preserve">videos/{idx}_raw.mp4</w:t>
+      </w:r>
+      <w:r>
+        <w:t xml:space="preserve">, cắt ra</w:t>
+      </w:r>
+      <w:r>
+        <w:t xml:space="preserve"> </w:t>
+      </w:r>
+      <w:r>
+        <w:rPr>
+          <w:rStyle w:val="VerbatimChar"/>
+        </w:rPr>
+        <w:t xml:space="preserve">videos/{idx}.mp4</w:t>
+      </w:r>
+      <w:r>
+        <w:t xml:space="preserve"> </w:t>
+      </w:r>
+      <w:r>
+        <w:t xml:space="preserve">khi tải về (runner) →</w:t>
+      </w:r>
+      <w:r>
+        <w:t xml:space="preserve"> </w:t>
+      </w:r>
+      <w:r>
+        <w:rPr>
+          <w:rStyle w:val="VerbatimChar"/>
+        </w:rPr>
+        <w:t xml:space="preserve">final_cut.clip_seconds</w:t>
+      </w:r>
+      <w:r>
+        <w:t xml:space="preserve"> </w:t>
+      </w:r>
+      <w:r>
+        <w:t xml:space="preserve">(đọc độ dài thật bằng ffmpeg), render,</w:t>
+      </w:r>
+      <w:r>
+        <w:t xml:space="preserve"> </w:t>
+      </w:r>
+      <w:r>
+        <w:rPr>
+          <w:rStyle w:val="VerbatimChar"/>
+        </w:rPr>
+        <w:t xml:space="preserve">voice.place_on_timeline</w:t>
+      </w:r>
+      <w:r>
+        <w:t xml:space="preserve">,</w:t>
+      </w:r>
+      <w:r>
+        <w:t xml:space="preserve"> </w:t>
+      </w:r>
+      <w:r>
+        <w:rPr>
+          <w:rStyle w:val="VerbatimChar"/>
+        </w:rPr>
+        <w:t xml:space="preserve">subtitles.build_cues</w:t>
+      </w:r>
+      <w:r>
+        <w:t xml:space="preserve"> </w:t>
+      </w:r>
+      <w:r>
+        <w:t xml:space="preserve">tự dùng đúng độ dài đã cắt, không phải sửa từng nơi; chi phí tính theo giây bị tính tiền (</w:t>
+      </w:r>
+      <w:r>
+        <w:rPr>
+          <w:rStyle w:val="VerbatimChar"/>
+        </w:rPr>
+        <w:t xml:space="preserve">max(use_s, min_sec)</w:t>
+      </w:r>
+      <w:r>
+        <w:t xml:space="preserve">).</w:t>
+      </w:r>
+    </w:p>
+    <w:p>
+      <w:pPr>
+        <w:pStyle w:val="Compact"/>
+        <w:numPr>
+          <w:ilvl w:val="0"/>
+          <w:numId w:val="1013"/>
+        </w:numPr>
+      </w:pPr>
+      <w:r>
+        <w:t xml:space="preserve">Multi-shot:</w:t>
+      </w:r>
+      <w:r>
+        <w:t xml:space="preserve"> </w:t>
+      </w:r>
+      <w:r>
+        <w:rPr>
+          <w:rStyle w:val="VerbatimChar"/>
+        </w:rPr>
+        <w:t xml:space="preserve">ClipAIVideoProvider.submit(multi_prompt=…)</w:t>
+      </w:r>
+      <w:r>
+        <w:t xml:space="preserve"> </w:t>
+      </w:r>
+      <w:r>
+        <w:t xml:space="preserve">đã có (từ</w:t>
+      </w:r>
+      <w:r>
+        <w:t xml:space="preserve"> </w:t>
+      </w:r>
+      <w:r>
+        <w:rPr>
+          <w:rStyle w:val="VerbatimChar"/>
+        </w:rPr>
+        <w:t xml:space="preserve">core/experiments.py</w:t>
+      </w:r>
+      <w:r>
+        <w:t xml:space="preserve">); cần thêm</w:t>
+      </w:r>
+      <w:r>
+        <w:t xml:space="preserve"> </w:t>
+      </w:r>
+      <w:r>
+        <w:rPr>
+          <w:rStyle w:val="VerbatimChar"/>
+        </w:rPr>
+        <w:t xml:space="preserve">role: last_frame</w:t>
+      </w:r>
+      <w:r>
+        <w:t xml:space="preserve"> </w:t>
+      </w:r>
+      <w:r>
+        <w:t xml:space="preserve">cho Seedance.</w:t>
+      </w:r>
+    </w:p>
+    <w:p>
+      <w:r>
+        <w:pict>
+          <v:rect style="width:0;height:1.5pt" o:hralign="center" o:hrstd="t" o:hr="t"/>
+        </w:pict>
+      </w:r>
+    </w:p>
+    <w:bookmarkEnd w:id="24"/>
     <w:bookmarkEnd w:id="25"/>
-    <w:bookmarkStart w:id="26" w:name="trạng-thái-hiện-tại"/>
+    <w:bookmarkStart w:id="32" w:name="X4e74bbea56bf0474fd821a17856e182245ad907"/>
+    <w:p>
+      <w:pPr>
+        <w:pStyle w:val="Heading2"/>
+      </w:pPr>
+      <w:r>
+        <w:t xml:space="preserve">Bàn giao cho phiên thực hiện (tài khoản phụ)</w:t>
+      </w:r>
+    </w:p>
+    <w:bookmarkStart w:id="26" w:name="bắt-đầu"/>
     <w:p>
       <w:pPr>
         <w:pStyle w:val="Heading3"/>
       </w:pPr>
       <w:r>
-        <w:t xml:space="preserve">Trạng thái hiện tại</w:t>
+        <w:t xml:space="preserve">Bắt đầu</w:t>
       </w:r>
     </w:p>
     <w:p>
@@ -6201,7 +6601,16 @@
         </w:numPr>
       </w:pPr>
       <w:r>
-        <w:t xml:space="preserve">Dashboard v2 đã xong và ở</w:t>
+        <w:rPr>
+          <w:rStyle w:val="VerbatimChar"/>
+        </w:rPr>
+        <w:t xml:space="preserve">git pull</w:t>
+      </w:r>
+      <w:r>
+        <w:t xml:space="preserve"> </w:t>
+      </w:r>
+      <w:r>
+        <w:t xml:space="preserve">trên</w:t>
       </w:r>
       <w:r>
         <w:t xml:space="preserve"> </w:t>
@@ -6216,55 +6625,19 @@
         <w:t xml:space="preserve"> </w:t>
       </w:r>
       <w:r>
-        <w:t xml:space="preserve">(632 test pass): lineage</w:t>
-      </w:r>
-      <w:r>
-        <w:t xml:space="preserve"> </w:t>
-      </w:r>
-      <w:r>
-        <w:t xml:space="preserve">“⚠ cũ”</w:t>
-      </w:r>
-      <w:r>
-        <w:t xml:space="preserve">, Director JSON v2 + khóa 🔒, tỉ lệ khung theo dự án (mặc định 9:16), model theo từng cảnh (</w:t>
-      </w:r>
-      <w:r>
-        <w:rPr>
-          <w:rStyle w:val="VerbatimChar"/>
-        </w:rPr>
-        <w:t xml:space="preserve">core/model_router.py</w:t>
-      </w:r>
-      <w:r>
-        <w:t xml:space="preserve">,</w:t>
-      </w:r>
-      <w:r>
-        <w:t xml:space="preserve"> </w:t>
-      </w:r>
-      <w:r>
-        <w:rPr>
-          <w:rStyle w:val="VerbatimChar"/>
-        </w:rPr>
-        <w:t xml:space="preserve">data/video_models.json</w:t>
-      </w:r>
-      <w:r>
-        <w:t xml:space="preserve">, 3 mức ưu tiên), giọng TTS theo nhân vật (</w:t>
-      </w:r>
-      <w:r>
-        <w:rPr>
-          <w:rStyle w:val="VerbatimChar"/>
-        </w:rPr>
-        <w:t xml:space="preserve">core/voice.py</w:t>
-      </w:r>
-      <w:r>
-        <w:t xml:space="preserve">), bản giao dựng → phụ đề → card cuối → kích thước (</w:t>
-      </w:r>
-      <w:r>
-        <w:rPr>
-          <w:rStyle w:val="VerbatimChar"/>
-        </w:rPr>
-        <w:t xml:space="preserve">core/delivery.py</w:t>
-      </w:r>
-      <w:r>
-        <w:t xml:space="preserve">), QC video, chế độ tự động v2.</w:t>
+        <w:t xml:space="preserve">(commit chốt kế hoạch này), tạo nhánh</w:t>
+      </w:r>
+      <w:r>
+        <w:t xml:space="preserve"> </w:t>
+      </w:r>
+      <w:r>
+        <w:rPr>
+          <w:rStyle w:val="VerbatimChar"/>
+        </w:rPr>
+        <w:t xml:space="preserve">v3-shots</w:t>
+      </w:r>
+      <w:r>
+        <w:t xml:space="preserve">.</w:t>
       </w:r>
     </w:p>
     <w:p>
@@ -6276,74 +6649,135 @@
         </w:numPr>
       </w:pPr>
       <w:r>
-        <w:t xml:space="preserve">Chạy thử không tốn credit:</w:t>
-      </w:r>
-      <w:r>
-        <w:t xml:space="preserve"> </w:t>
-      </w:r>
-      <w:r>
-        <w:rPr>
-          <w:rStyle w:val="VerbatimChar"/>
-        </w:rPr>
-        <w:t xml:space="preserve">py tools/seed_demo.py</w:t>
-      </w:r>
-      <w:r>
-        <w:t xml:space="preserve"> </w:t>
-      </w:r>
-      <w:r>
-        <w:t xml:space="preserve">rồi</w:t>
-      </w:r>
-      <w:r>
-        <w:t xml:space="preserve"> </w:t>
-      </w:r>
-      <w:r>
-        <w:rPr>
-          <w:rStyle w:val="VerbatimChar"/>
-        </w:rPr>
-        <w:t xml:space="preserve">powershell -File tools/run_demo.ps1</w:t>
-      </w:r>
-      <w:r>
-        <w:t xml:space="preserve"> </w:t>
-      </w:r>
-      <w:r>
-        <w:t xml:space="preserve">(đã bật</w:t>
-      </w:r>
-      <w:r>
-        <w:t xml:space="preserve"> </w:t>
-      </w:r>
-      <w:r>
-        <w:rPr>
-          <w:rStyle w:val="VerbatimChar"/>
-        </w:rPr>
-        <w:t xml:space="preserve">MOCK_REAL_MEDIA=1</w:t>
-      </w:r>
-      <w:r>
-        <w:t xml:space="preserve">: ảnh/clip giả lập là file thật nhỏ, dựng/xuất được). Bộ test:</w:t>
-      </w:r>
-      <w:r>
-        <w:t xml:space="preserve"> </w:t>
-      </w:r>
-      <w:r>
-        <w:rPr>
-          <w:rStyle w:val="VerbatimChar"/>
-        </w:rPr>
-        <w:t xml:space="preserve">py -m unittest discover -s tests -t .</w:t>
-      </w:r>
-      <w:r>
-        <w:t xml:space="preserve"> </w:t>
-      </w:r>
-      <w:r>
-        <w:t xml:space="preserve">(~5 phút).</w:t>
+        <w:t xml:space="preserve">Đọc theo thứ tự:</w:t>
+      </w:r>
+      <w:r>
+        <w:t xml:space="preserve"> </w:t>
+      </w:r>
+      <w:r>
+        <w:rPr>
+          <w:rStyle w:val="VerbatimChar"/>
+        </w:rPr>
+        <w:t xml:space="preserve">CLAUDE.md</w:t>
+      </w:r>
+      <w:r>
+        <w:t xml:space="preserve"> </w:t>
+      </w:r>
+      <w:r>
+        <w:t xml:space="preserve">(quy ước: luôn commit + push; sửa</w:t>
+      </w:r>
+      <w:r>
+        <w:t xml:space="preserve"> </w:t>
+      </w:r>
+      <w:r>
+        <w:rPr>
+          <w:rStyle w:val="VerbatimChar"/>
+        </w:rPr>
+        <w:t xml:space="preserve">PLAN.md</w:t>
+      </w:r>
+      <w:r>
+        <w:t xml:space="preserve"> </w:t>
+      </w:r>
+      <w:r>
+        <w:t xml:space="preserve">thì chạy</w:t>
+      </w:r>
+      <w:r>
+        <w:t xml:space="preserve"> </w:t>
+      </w:r>
+      <w:r>
+        <w:rPr>
+          <w:rStyle w:val="VerbatimChar"/>
+        </w:rPr>
+        <w:t xml:space="preserve">bash tools/build_docs.sh</w:t>
+      </w:r>
+      <w:r>
+        <w:t xml:space="preserve">; luôn cập nhật</w:t>
+      </w:r>
+      <w:r>
+        <w:t xml:space="preserve"> </w:t>
+      </w:r>
+      <w:r>
+        <w:rPr>
+          <w:rStyle w:val="VerbatimChar"/>
+        </w:rPr>
+        <w:t xml:space="preserve">TODO.md</w:t>
+      </w:r>
+      <w:r>
+        <w:t xml:space="preserve"> </w:t>
+      </w:r>
+      <w:r>
+        <w:t xml:space="preserve">trong cùng commit), file này, PLAN.md 3.8–3.9 + Mục 5,</w:t>
+      </w:r>
+      <w:r>
+        <w:t xml:space="preserve"> </w:t>
+      </w:r>
+      <w:r>
+        <w:rPr>
+          <w:rStyle w:val="VerbatimChar"/>
+        </w:rPr>
+        <w:t xml:space="preserve">TODO.md</w:t>
+      </w:r>
+      <w:r>
+        <w:t xml:space="preserve">,</w:t>
+      </w:r>
+      <w:r>
+        <w:t xml:space="preserve"> </w:t>
+      </w:r>
+      <w:r>
+        <w:rPr>
+          <w:rStyle w:val="VerbatimChar"/>
+        </w:rPr>
+        <w:t xml:space="preserve">docs/V2_TEST_REPORT.md</w:t>
+      </w:r>
+      <w:r>
+        <w:t xml:space="preserve">,</w:t>
+      </w:r>
+      <w:r>
+        <w:t xml:space="preserve"> </w:t>
+      </w:r>
+      <w:r>
+        <w:rPr>
+          <w:rStyle w:val="VerbatimChar"/>
+        </w:rPr>
+        <w:t xml:space="preserve">docs/PHAN_TICH_2026-09-23_NHAT_QUAN_DIRECTOR_LIPSYNC_STORYBOARD.md</w:t>
+      </w:r>
+      <w:r>
+        <w:t xml:space="preserve">.</w:t>
+      </w:r>
+    </w:p>
+    <w:p>
+      <w:pPr>
+        <w:pStyle w:val="Compact"/>
+        <w:numPr>
+          <w:ilvl w:val="0"/>
+          <w:numId w:val="1014"/>
+        </w:numPr>
+      </w:pPr>
+      <w:r>
+        <w:t xml:space="preserve">Giao tiếp với người dùng</w:t>
+      </w:r>
+      <w:r>
+        <w:t xml:space="preserve"> </w:t>
+      </w:r>
+      <w:r>
+        <w:rPr>
+          <w:b/>
+          <w:bCs/>
+        </w:rPr>
+        <w:t xml:space="preserve">bằng tiếng Việt</w:t>
+      </w:r>
+      <w:r>
+        <w:t xml:space="preserve">. Hỏi trước mọi việc tốn credit.</w:t>
       </w:r>
     </w:p>
     <w:bookmarkEnd w:id="26"/>
-    <w:bookmarkStart w:id="27" w:name="môi-trường-windows"/>
+    <w:bookmarkStart w:id="27" w:name="trạng-thái-hiện-tại"/>
     <w:p>
       <w:pPr>
         <w:pStyle w:val="Heading3"/>
       </w:pPr>
       <w:r>
-        <w:t xml:space="preserve">Môi trường (Windows)</w:t>
+        <w:t xml:space="preserve">Trạng thái hiện tại</w:t>
       </w:r>
     </w:p>
     <w:p>
@@ -6355,34 +6789,70 @@
         </w:numPr>
       </w:pPr>
       <w:r>
-        <w:t xml:space="preserve">Python gọi bằng</w:t>
-      </w:r>
-      <w:r>
-        <w:t xml:space="preserve"> </w:t>
-      </w:r>
-      <w:r>
-        <w:rPr>
-          <w:rStyle w:val="VerbatimChar"/>
-        </w:rPr>
-        <w:t xml:space="preserve">py</w:t>
-      </w:r>
-      <w:r>
-        <w:t xml:space="preserve"> </w:t>
-      </w:r>
-      <w:r>
-        <w:t xml:space="preserve">(trong Git Bash không có</w:t>
-      </w:r>
-      <w:r>
-        <w:t xml:space="preserve"> </w:t>
-      </w:r>
-      <w:r>
-        <w:rPr>
-          <w:rStyle w:val="VerbatimChar"/>
-        </w:rPr>
-        <w:t xml:space="preserve">python</w:t>
-      </w:r>
-      <w:r>
-        <w:t xml:space="preserve">). ffmpeg có sẵn trong PATH. pandoc + Chrome cho build docs.</w:t>
+        <w:t xml:space="preserve">Dashboard v2 đã xong và ở</w:t>
+      </w:r>
+      <w:r>
+        <w:t xml:space="preserve"> </w:t>
+      </w:r>
+      <w:r>
+        <w:rPr>
+          <w:rStyle w:val="VerbatimChar"/>
+        </w:rPr>
+        <w:t xml:space="preserve">main</w:t>
+      </w:r>
+      <w:r>
+        <w:t xml:space="preserve"> </w:t>
+      </w:r>
+      <w:r>
+        <w:t xml:space="preserve">(632 test pass): lineage</w:t>
+      </w:r>
+      <w:r>
+        <w:t xml:space="preserve"> </w:t>
+      </w:r>
+      <w:r>
+        <w:t xml:space="preserve">“⚠ cũ”</w:t>
+      </w:r>
+      <w:r>
+        <w:t xml:space="preserve">, Director JSON v2 + khóa 🔒, tỉ lệ khung theo dự án (mặc định 9:16), model theo từng cảnh (</w:t>
+      </w:r>
+      <w:r>
+        <w:rPr>
+          <w:rStyle w:val="VerbatimChar"/>
+        </w:rPr>
+        <w:t xml:space="preserve">core/model_router.py</w:t>
+      </w:r>
+      <w:r>
+        <w:t xml:space="preserve">,</w:t>
+      </w:r>
+      <w:r>
+        <w:t xml:space="preserve"> </w:t>
+      </w:r>
+      <w:r>
+        <w:rPr>
+          <w:rStyle w:val="VerbatimChar"/>
+        </w:rPr>
+        <w:t xml:space="preserve">data/video_models.json</w:t>
+      </w:r>
+      <w:r>
+        <w:t xml:space="preserve">, 3 mức ưu tiên), giọng TTS theo nhân vật (</w:t>
+      </w:r>
+      <w:r>
+        <w:rPr>
+          <w:rStyle w:val="VerbatimChar"/>
+        </w:rPr>
+        <w:t xml:space="preserve">core/voice.py</w:t>
+      </w:r>
+      <w:r>
+        <w:t xml:space="preserve">), bản giao dựng → phụ đề → card cuối → kích thước (</w:t>
+      </w:r>
+      <w:r>
+        <w:rPr>
+          <w:rStyle w:val="VerbatimChar"/>
+        </w:rPr>
+        <w:t xml:space="preserve">core/delivery.py</w:t>
+      </w:r>
+      <w:r>
+        <w:t xml:space="preserve">), QC video, chế độ tự động v2.</w:t>
       </w:r>
     </w:p>
     <w:p>
@@ -6394,159 +6864,74 @@
         </w:numPr>
       </w:pPr>
       <w:r>
-        <w:t xml:space="preserve">Token</w:t>
-      </w:r>
-      <w:r>
-        <w:t xml:space="preserve"> </w:t>
-      </w:r>
-      <w:r>
-        <w:rPr>
-          <w:rStyle w:val="VerbatimChar"/>
-        </w:rPr>
-        <w:t xml:space="preserve">CLIPAI_TOKEN</w:t>
-      </w:r>
-      <w:r>
-        <w:t xml:space="preserve">,</w:t>
-      </w:r>
-      <w:r>
-        <w:t xml:space="preserve"> </w:t>
-      </w:r>
-      <w:r>
-        <w:rPr>
-          <w:rStyle w:val="VerbatimChar"/>
-        </w:rPr>
-        <w:t xml:space="preserve">DEEPIX_TOKEN</w:t>
-      </w:r>
-      <w:r>
-        <w:t xml:space="preserve"> </w:t>
-      </w:r>
-      <w:r>
-        <w:t xml:space="preserve">nằm trong biến môi trường người dùng —</w:t>
-      </w:r>
-      <w:r>
-        <w:t xml:space="preserve"> </w:t>
-      </w:r>
-      <w:r>
-        <w:rPr>
-          <w:b/>
-          <w:bCs/>
-        </w:rPr>
-        <w:t xml:space="preserve">không in, không ghi vào repo/log</w:t>
-      </w:r>
-      <w:r>
-        <w:t xml:space="preserve">. Claude cho Dashboard:</w:t>
-      </w:r>
-      <w:r>
-        <w:t xml:space="preserve"> </w:t>
-      </w:r>
-      <w:r>
-        <w:rPr>
-          <w:rStyle w:val="VerbatimChar"/>
-        </w:rPr>
-        <w:t xml:space="preserve">LLM_PROVIDER=claude_cli</w:t>
-      </w:r>
-      <w:r>
-        <w:t xml:space="preserve"> </w:t>
-      </w:r>
-      <w:r>
-        <w:t xml:space="preserve">(dùng chung hạn mức tài khoản).</w:t>
-      </w:r>
-    </w:p>
-    <w:p>
-      <w:pPr>
-        <w:pStyle w:val="Compact"/>
-        <w:numPr>
-          <w:ilvl w:val="0"/>
-          <w:numId w:val="1015"/>
-        </w:numPr>
-      </w:pPr>
-      <w:r>
-        <w:t xml:space="preserve">Kịch bản thử:</w:t>
-      </w:r>
-      <w:r>
-        <w:t xml:space="preserve"> </w:t>
-      </w:r>
-      <w:r>
-        <w:t xml:space="preserve">“KỊCH BẢN FREE FIRE: KENTA XUYÊN TƯỜNG CƯỚP KILL?!”</w:t>
-      </w:r>
-      <w:r>
-        <w:t xml:space="preserve"> </w:t>
-      </w:r>
-      <w:r>
-        <w:t xml:space="preserve">(3 cảnh, Kelly/Maxim/Kenta, 14 câu thoại,</w:t>
-      </w:r>
-      <w:r>
-        <w:t xml:space="preserve"> </w:t>
-      </w:r>
-      <w:r>
-        <w:t xml:space="preserve">“TEXT CUỐI”</w:t>
-      </w:r>
-      <w:r>
-        <w:t xml:space="preserve">). Nguyên văn ở</w:t>
-      </w:r>
-      <w:r>
-        <w:t xml:space="preserve"> </w:t>
-      </w:r>
-      <w:r>
-        <w:rPr>
-          <w:rStyle w:val="VerbatimChar"/>
-        </w:rPr>
-        <w:t xml:space="preserve">samples/kenta_xuyen_tuong_cuop_kill.txt</w:t>
-      </w:r>
-      <w:r>
-        <w:t xml:space="preserve">.</w:t>
-      </w:r>
-    </w:p>
-    <w:p>
-      <w:pPr>
-        <w:pStyle w:val="Compact"/>
-        <w:numPr>
-          <w:ilvl w:val="0"/>
-          <w:numId w:val="1015"/>
-        </w:numPr>
-      </w:pPr>
-      <w:r>
-        <w:t xml:space="preserve">Video Free Fire nội bộ trên máy:</w:t>
-      </w:r>
-      <w:r>
-        <w:t xml:space="preserve"> </w:t>
-      </w:r>
-      <w:r>
-        <w:rPr>
-          <w:rStyle w:val="VerbatimChar"/>
-        </w:rPr>
-        <w:t xml:space="preserve">D:/2026/OB55/</w:t>
-      </w:r>
-      <w:r>
-        <w:t xml:space="preserve"> </w:t>
-      </w:r>
-      <w:r>
-        <w:t xml:space="preserve">(combo Kenta, tình huống Kenta…),</w:t>
-      </w:r>
-      <w:r>
-        <w:t xml:space="preserve"> </w:t>
-      </w:r>
-      <w:r>
-        <w:rPr>
-          <w:rStyle w:val="VerbatimChar"/>
-        </w:rPr>
-        <w:t xml:space="preserve">D:/2025/</w:t>
-      </w:r>
-      <w:r>
-        <w:t xml:space="preserve"> </w:t>
-      </w:r>
-      <w:r>
-        <w:t xml:space="preserve">— dùng để phân tích, không đưa vào repo.</w:t>
+        <w:t xml:space="preserve">Chạy thử không tốn credit:</w:t>
+      </w:r>
+      <w:r>
+        <w:t xml:space="preserve"> </w:t>
+      </w:r>
+      <w:r>
+        <w:rPr>
+          <w:rStyle w:val="VerbatimChar"/>
+        </w:rPr>
+        <w:t xml:space="preserve">py tools/seed_demo.py</w:t>
+      </w:r>
+      <w:r>
+        <w:t xml:space="preserve"> </w:t>
+      </w:r>
+      <w:r>
+        <w:t xml:space="preserve">rồi</w:t>
+      </w:r>
+      <w:r>
+        <w:t xml:space="preserve"> </w:t>
+      </w:r>
+      <w:r>
+        <w:rPr>
+          <w:rStyle w:val="VerbatimChar"/>
+        </w:rPr>
+        <w:t xml:space="preserve">powershell -File tools/run_demo.ps1</w:t>
+      </w:r>
+      <w:r>
+        <w:t xml:space="preserve"> </w:t>
+      </w:r>
+      <w:r>
+        <w:t xml:space="preserve">(đã bật</w:t>
+      </w:r>
+      <w:r>
+        <w:t xml:space="preserve"> </w:t>
+      </w:r>
+      <w:r>
+        <w:rPr>
+          <w:rStyle w:val="VerbatimChar"/>
+        </w:rPr>
+        <w:t xml:space="preserve">MOCK_REAL_MEDIA=1</w:t>
+      </w:r>
+      <w:r>
+        <w:t xml:space="preserve">: ảnh/clip giả lập là file thật nhỏ, dựng/xuất được). Bộ test:</w:t>
+      </w:r>
+      <w:r>
+        <w:t xml:space="preserve"> </w:t>
+      </w:r>
+      <w:r>
+        <w:rPr>
+          <w:rStyle w:val="VerbatimChar"/>
+        </w:rPr>
+        <w:t xml:space="preserve">py -m unittest discover -s tests -t .</w:t>
+      </w:r>
+      <w:r>
+        <w:t xml:space="preserve"> </w:t>
+      </w:r>
+      <w:r>
+        <w:t xml:space="preserve">(~5 phút).</w:t>
       </w:r>
     </w:p>
     <w:bookmarkEnd w:id="27"/>
-    <w:bookmarkStart w:id="28" w:name="sự-thật-về-api-tra-2026-09-23-chỉ-đọc"/>
+    <w:bookmarkStart w:id="28" w:name="môi-trường-windows"/>
     <w:p>
       <w:pPr>
         <w:pStyle w:val="Heading3"/>
       </w:pPr>
       <w:r>
-        <w:t xml:space="preserve">Sự thật về API (tra 2026-09-23, chỉ đọc)</w:t>
+        <w:t xml:space="preserve">Môi trường (Windows)</w:t>
       </w:r>
     </w:p>
     <w:p>
@@ -6558,178 +6943,34 @@
         </w:numPr>
       </w:pPr>
       <w:r>
-        <w:t xml:space="preserve">Token dùng được 12 endpoint trong skill</w:t>
-      </w:r>
-      <w:r>
-        <w:t xml:space="preserve"> </w:t>
-      </w:r>
-      <w:r>
-        <w:rPr>
-          <w:rStyle w:val="VerbatimChar"/>
-        </w:rPr>
-        <w:t xml:space="preserve">clipai 1.3.1</w:t>
-      </w:r>
-      <w:r>
-        <w:t xml:space="preserve"> </w:t>
-      </w:r>
-      <w:r>
-        <w:t xml:space="preserve">(</w:t>
-      </w:r>
-      <w:r>
-        <w:rPr>
-          <w:rStyle w:val="VerbatimChar"/>
-        </w:rPr>
-        <w:t xml:space="preserve">Get this Skill to Claude/clipai-1.3.1/clipai/reference.md</w:t>
-      </w:r>
-      <w:r>
-        <w:t xml:space="preserve">): Kling Omni (có</w:t>
-      </w:r>
-      <w:r>
-        <w:t xml:space="preserve"> </w:t>
-      </w:r>
-      <w:r>
-        <w:rPr>
-          <w:rStyle w:val="VerbatimChar"/>
-        </w:rPr>
-        <w:t xml:space="preserve">multi_shot</w:t>
-      </w:r>
-      <w:r>
-        <w:t xml:space="preserve">/</w:t>
-      </w:r>
-      <w:r>
-        <w:rPr>
-          <w:rStyle w:val="VerbatimChar"/>
-        </w:rPr>
-        <w:t xml:space="preserve">multi_prompt</w:t>
-      </w:r>
-      <w:r>
-        <w:t xml:space="preserve">,</w:t>
-      </w:r>
-      <w:r>
-        <w:t xml:space="preserve"> </w:t>
-      </w:r>
-      <w:r>
-        <w:rPr>
-          <w:rStyle w:val="VerbatimChar"/>
-        </w:rPr>
-        <w:t xml:space="preserve">image_list</w:t>
-      </w:r>
-      <w:r>
-        <w:t xml:space="preserve"> </w:t>
-      </w:r>
-      <w:r>
-        <w:t xml:space="preserve">chỉ</w:t>
-      </w:r>
-      <w:r>
-        <w:t xml:space="preserve"> </w:t>
-      </w:r>
-      <w:r>
-        <w:rPr>
-          <w:rStyle w:val="VerbatimChar"/>
-        </w:rPr>
-        <w:t xml:space="preserve">first_frame</w:t>
-      </w:r>
-      <w:r>
-        <w:t xml:space="preserve">,</w:t>
-      </w:r>
-      <w:r>
-        <w:t xml:space="preserve"> </w:t>
-      </w:r>
-      <w:r>
-        <w:rPr>
-          <w:rStyle w:val="VerbatimChar"/>
-        </w:rPr>
-        <w:t xml:space="preserve">element_list</w:t>
-      </w:r>
-      <w:r>
-        <w:t xml:space="preserve"> </w:t>
-      </w:r>
-      <w:r>
-        <w:t xml:space="preserve">— nhưng tạo Element chỉ trên web), Seedance (</w:t>
-      </w:r>
-      <w:r>
-        <w:rPr>
-          <w:rStyle w:val="VerbatimChar"/>
-        </w:rPr>
-        <w:t xml:space="preserve">content</w:t>
-      </w:r>
-      <w:r>
-        <w:t xml:space="preserve"> </w:t>
-      </w:r>
-      <w:r>
-        <w:t xml:space="preserve">với role</w:t>
-      </w:r>
-      <w:r>
-        <w:t xml:space="preserve"> </w:t>
-      </w:r>
-      <w:r>
-        <w:rPr>
-          <w:rStyle w:val="VerbatimChar"/>
-        </w:rPr>
-        <w:t xml:space="preserve">first_frame</w:t>
-      </w:r>
-      <w:r>
-        <w:t xml:space="preserve"> </w:t>
-      </w:r>
-      <w:r>
-        <w:t xml:space="preserve">/</w:t>
-      </w:r>
-      <w:r>
-        <w:t xml:space="preserve"> </w:t>
-      </w:r>
-      <w:r>
-        <w:rPr>
-          <w:rStyle w:val="VerbatimChar"/>
-        </w:rPr>
-        <w:t xml:space="preserve">last_frame</w:t>
-      </w:r>
-      <w:r>
-        <w:t xml:space="preserve"> </w:t>
-      </w:r>
-      <w:r>
-        <w:t xml:space="preserve">/</w:t>
-      </w:r>
-      <w:r>
-        <w:t xml:space="preserve"> </w:t>
-      </w:r>
-      <w:r>
-        <w:rPr>
-          <w:rStyle w:val="VerbatimChar"/>
-        </w:rPr>
-        <w:t xml:space="preserve">reference_image</w:t>
-      </w:r>
-      <w:r>
-        <w:t xml:space="preserve"> </w:t>
-      </w:r>
-      <w:r>
-        <w:t xml:space="preserve">/</w:t>
-      </w:r>
-      <w:r>
-        <w:t xml:space="preserve"> </w:t>
-      </w:r>
-      <w:r>
-        <w:rPr>
-          <w:rStyle w:val="VerbatimChar"/>
-        </w:rPr>
-        <w:t xml:space="preserve">reference_video</w:t>
-      </w:r>
-      <w:r>
-        <w:t xml:space="preserve"> </w:t>
-      </w:r>
-      <w:r>
-        <w:t xml:space="preserve">/</w:t>
-      </w:r>
-      <w:r>
-        <w:t xml:space="preserve"> </w:t>
-      </w:r>
-      <w:r>
-        <w:rPr>
-          <w:rStyle w:val="VerbatimChar"/>
-        </w:rPr>
-        <w:t xml:space="preserve">reference_audio</w:t>
-      </w:r>
-      <w:r>
-        <w:t xml:space="preserve">; 2.0 dài 4–15s, 2.5 dài 4–30s; 480p/720p), video-list, âm thanh (TTS/SFX/nhạc, voice-actors), kho chủ thể Seedance.</w:t>
+        <w:t xml:space="preserve">Python gọi bằng</w:t>
+      </w:r>
+      <w:r>
+        <w:t xml:space="preserve"> </w:t>
+      </w:r>
+      <w:r>
+        <w:rPr>
+          <w:rStyle w:val="VerbatimChar"/>
+        </w:rPr>
+        <w:t xml:space="preserve">py</w:t>
+      </w:r>
+      <w:r>
+        <w:t xml:space="preserve"> </w:t>
+      </w:r>
+      <w:r>
+        <w:t xml:space="preserve">(trong Git Bash không có</w:t>
+      </w:r>
+      <w:r>
+        <w:t xml:space="preserve"> </w:t>
+      </w:r>
+      <w:r>
+        <w:rPr>
+          <w:rStyle w:val="VerbatimChar"/>
+        </w:rPr>
+        <w:t xml:space="preserve">python</w:t>
+      </w:r>
+      <w:r>
+        <w:t xml:space="preserve">). ffmpeg có sẵn trong PATH. pandoc + Chrome cho build docs.</w:t>
       </w:r>
     </w:p>
     <w:p>
@@ -6741,28 +6982,16 @@
         </w:numPr>
       </w:pPr>
       <w:r>
-        <w:t xml:space="preserve">Endpoint chỉ có trên web (token trả</w:t>
-      </w:r>
-      <w:r>
-        <w:t xml:space="preserve"> </w:t>
-      </w:r>
-      <w:r>
-        <w:rPr>
-          <w:rStyle w:val="VerbatimChar"/>
-        </w:rPr>
-        <w:t xml:space="preserve">code 1102 LoginErr</w:t>
-      </w:r>
-      <w:r>
-        <w:t xml:space="preserve">):</w:t>
-      </w:r>
-      <w:r>
-        <w:t xml:space="preserve"> </w:t>
-      </w:r>
-      <w:r>
-        <w:rPr>
-          <w:rStyle w:val="VerbatimChar"/>
-        </w:rPr>
-        <w:t xml:space="preserve">/kling/lip-sync</w:t>
+        <w:t xml:space="preserve">Token</w:t>
+      </w:r>
+      <w:r>
+        <w:t xml:space="preserve"> </w:t>
+      </w:r>
+      <w:r>
+        <w:rPr>
+          <w:rStyle w:val="VerbatimChar"/>
+        </w:rPr>
+        <w:t xml:space="preserve">CLIPAI_TOKEN</w:t>
       </w:r>
       <w:r>
         <w:t xml:space="preserve">,</w:t>
@@ -6774,46 +7003,13 @@
         <w:rPr>
           <w:rStyle w:val="VerbatimChar"/>
         </w:rPr>
-        <w:t xml:space="preserve">/kling/element-create|list</w:t>
-      </w:r>
-      <w:r>
-        <w:t xml:space="preserve">,</w:t>
-      </w:r>
-      <w:r>
-        <w:t xml:space="preserve"> </w:t>
-      </w:r>
-      <w:r>
-        <w:rPr>
-          <w:rStyle w:val="VerbatimChar"/>
-        </w:rPr>
-        <w:t xml:space="preserve">/kling/custom-voice-list</w:t>
-      </w:r>
-      <w:r>
-        <w:t xml:space="preserve">,</w:t>
-      </w:r>
-      <w:r>
-        <w:t xml:space="preserve"> </w:t>
-      </w:r>
-      <w:r>
-        <w:rPr>
-          <w:rStyle w:val="VerbatimChar"/>
-        </w:rPr>
-        <w:t xml:space="preserve">/sound/voice-actors/design|clone</w:t>
-      </w:r>
-      <w:r>
-        <w:t xml:space="preserve">,</w:t>
-      </w:r>
-      <w:r>
-        <w:t xml:space="preserve"> </w:t>
-      </w:r>
-      <w:r>
-        <w:rPr>
-          <w:rStyle w:val="VerbatimChar"/>
-        </w:rPr>
-        <w:t xml:space="preserve">/kling/motion-control</w:t>
-      </w:r>
-      <w:r>
-        <w:t xml:space="preserve">, Director Workspace →</w:t>
+        <w:t xml:space="preserve">DEEPIX_TOKEN</w:t>
+      </w:r>
+      <w:r>
+        <w:t xml:space="preserve"> </w:t>
+      </w:r>
+      <w:r>
+        <w:t xml:space="preserve">nằm trong biến môi trường người dùng —</w:t>
       </w:r>
       <w:r>
         <w:t xml:space="preserve"> </w:t>
@@ -6823,13 +7019,25 @@
           <w:b/>
           <w:bCs/>
         </w:rPr>
-        <w:t xml:space="preserve">không dùng</w:t>
-      </w:r>
-      <w:r>
-        <w:t xml:space="preserve"> </w:t>
-      </w:r>
-      <w:r>
-        <w:t xml:space="preserve">(quyết định 6).</w:t>
+        <w:t xml:space="preserve">không in, không ghi vào repo/log</w:t>
+      </w:r>
+      <w:r>
+        <w:t xml:space="preserve">. Claude cho Dashboard:</w:t>
+      </w:r>
+      <w:r>
+        <w:t xml:space="preserve"> </w:t>
+      </w:r>
+      <w:r>
+        <w:rPr>
+          <w:rStyle w:val="VerbatimChar"/>
+        </w:rPr>
+        <w:t xml:space="preserve">LLM_PROVIDER=claude_cli</w:t>
+      </w:r>
+      <w:r>
+        <w:t xml:space="preserve"> </w:t>
+      </w:r>
+      <w:r>
+        <w:t xml:space="preserve">(dùng chung hạn mức tài khoản).</w:t>
       </w:r>
     </w:p>
     <w:p>
@@ -6841,50 +7049,40 @@
         </w:numPr>
       </w:pPr>
       <w:r>
-        <w:t xml:space="preserve">Giọng có</w:t>
-      </w:r>
-      <w:r>
-        <w:t xml:space="preserve"> </w:t>
-      </w:r>
-      <w:r>
-        <w:rPr>
-          <w:rStyle w:val="VerbatimChar"/>
-        </w:rPr>
-        <w:t xml:space="preserve">vi</w:t>
-      </w:r>
-      <w:r>
-        <w:t xml:space="preserve"> </w:t>
-      </w:r>
-      <w:r>
-        <w:t xml:space="preserve">(5 giọng, id trùng 2 bản): Xinghe Jiang (30002/2, nam), Austin (30003/3, nam),</w:t>
-      </w:r>
-      <w:r>
-        <w:t xml:space="preserve"> </w:t>
-      </w:r>
-      <w:r>
-        <w:rPr>
-          <w:b/>
-          <w:bCs/>
-        </w:rPr>
-        <w:t xml:space="preserve">Arabella (30007/7, nữ)</w:t>
-      </w:r>
-      <w:r>
-        <w:t xml:space="preserve">, Ethan Zhang (30017/17, nam), Mark (30020/20, nam). Không có giọng gốc Việt. Truyền</w:t>
-      </w:r>
-      <w:r>
-        <w:t xml:space="preserve"> </w:t>
-      </w:r>
-      <w:r>
-        <w:rPr>
-          <w:rStyle w:val="VerbatimChar"/>
-        </w:rPr>
-        <w:t xml:space="preserve">language_code="vi"</w:t>
-      </w:r>
-      <w:r>
-        <w:t xml:space="preserve"> </w:t>
-      </w:r>
-      <w:r>
-        <w:t xml:space="preserve">cho TTS gây HTTP 400 → không truyền.</w:t>
+        <w:t xml:space="preserve">Kịch bản thử:</w:t>
+      </w:r>
+      <w:r>
+        <w:t xml:space="preserve"> </w:t>
+      </w:r>
+      <w:r>
+        <w:t xml:space="preserve">“KỊCH BẢN FREE FIRE: KENTA XUYÊN TƯỜNG CƯỚP KILL?!”</w:t>
+      </w:r>
+      <w:r>
+        <w:t xml:space="preserve"> </w:t>
+      </w:r>
+      <w:r>
+        <w:t xml:space="preserve">(3 cảnh, Kelly/Maxim/Kenta, 14 câu thoại,</w:t>
+      </w:r>
+      <w:r>
+        <w:t xml:space="preserve"> </w:t>
+      </w:r>
+      <w:r>
+        <w:t xml:space="preserve">“TEXT CUỐI”</w:t>
+      </w:r>
+      <w:r>
+        <w:t xml:space="preserve">). Nguyên văn ở</w:t>
+      </w:r>
+      <w:r>
+        <w:t xml:space="preserve"> </w:t>
+      </w:r>
+      <w:r>
+        <w:rPr>
+          <w:rStyle w:val="VerbatimChar"/>
+        </w:rPr>
+        <w:t xml:space="preserve">samples/kenta_xuyen_tuong_cuop_kill.txt</w:t>
+      </w:r>
+      <w:r>
+        <w:t xml:space="preserve">.</w:t>
       </w:r>
     </w:p>
     <w:p>
@@ -6896,35 +7094,47 @@
         </w:numPr>
       </w:pPr>
       <w:r>
-        <w:t xml:space="preserve">Độ dài tối thiểu: Kling 3s, Seedance 4s (</w:t>
-      </w:r>
-      <w:r>
-        <w:rPr>
-          <w:rStyle w:val="VerbatimChar"/>
-        </w:rPr>
-        <w:t xml:space="preserve">core/adapters/clipai.py::effective_duration</w:t>
-      </w:r>
-      <w:r>
-        <w:t xml:space="preserve">). Giá ước tính (USD/giây): Kling 0,08; Seedance 2.0 0,15; 2.0 Fast 0,12; 2.5 0,23 (</w:t>
-      </w:r>
-      <w:r>
-        <w:rPr>
-          <w:rStyle w:val="VerbatimChar"/>
-        </w:rPr>
-        <w:t xml:space="preserve">data/pricing.json</w:t>
-      </w:r>
-      <w:r>
-        <w:t xml:space="preserve">, chưa đo thật). Deepix chưa có giá.</w:t>
+        <w:t xml:space="preserve">Video Free Fire nội bộ trên máy:</w:t>
+      </w:r>
+      <w:r>
+        <w:t xml:space="preserve"> </w:t>
+      </w:r>
+      <w:r>
+        <w:rPr>
+          <w:rStyle w:val="VerbatimChar"/>
+        </w:rPr>
+        <w:t xml:space="preserve">D:/2026/OB55/</w:t>
+      </w:r>
+      <w:r>
+        <w:t xml:space="preserve"> </w:t>
+      </w:r>
+      <w:r>
+        <w:t xml:space="preserve">(combo Kenta, tình huống Kenta…),</w:t>
+      </w:r>
+      <w:r>
+        <w:t xml:space="preserve"> </w:t>
+      </w:r>
+      <w:r>
+        <w:rPr>
+          <w:rStyle w:val="VerbatimChar"/>
+        </w:rPr>
+        <w:t xml:space="preserve">D:/2025/</w:t>
+      </w:r>
+      <w:r>
+        <w:t xml:space="preserve"> </w:t>
+      </w:r>
+      <w:r>
+        <w:t xml:space="preserve">— dùng để phân tích, không đưa vào repo.</w:t>
       </w:r>
     </w:p>
     <w:bookmarkEnd w:id="28"/>
-    <w:bookmarkStart w:id="29" w:name="nghiên-cứu-video-youtube-gđ1"/>
+    <w:bookmarkStart w:id="29" w:name="sự-thật-về-api-tra-2026-09-23-chỉ-đọc"/>
     <w:p>
       <w:pPr>
         <w:pStyle w:val="Heading3"/>
       </w:pPr>
       <w:r>
-        <w:t xml:space="preserve">Nghiên cứu video YouTube (GĐ1)</w:t>
+        <w:t xml:space="preserve">Sự thật về API (tra 2026-09-23, chỉ đọc)</w:t>
       </w:r>
     </w:p>
     <w:p>
@@ -6936,23 +7146,178 @@
         </w:numPr>
       </w:pPr>
       <w:r>
-        <w:rPr>
-          <w:b/>
-          <w:bCs/>
-        </w:rPr>
-        <w:t xml:space="preserve">Trình duyệt tích hợp mở được YouTube</w:t>
-      </w:r>
-      <w:r>
-        <w:t xml:space="preserve">; tải bằng dòng lệnh (urllib) bị 404, chỉ RSS đọc được. Kênh: https://www.youtube.com/</w:t>
-      </w:r>
-      <w:r>
-        <w:t xml:space="preserve">@GarenaFreeFireVN/videos</w:t>
-      </w:r>
-      <w:r>
-        <w:t xml:space="preserve"> </w:t>
-      </w:r>
-      <w:r>
-        <w:t xml:space="preserve">(tab Popular để lấy video nhiều lượt xem).</w:t>
+        <w:t xml:space="preserve">Token dùng được 12 endpoint trong skill</w:t>
+      </w:r>
+      <w:r>
+        <w:t xml:space="preserve"> </w:t>
+      </w:r>
+      <w:r>
+        <w:rPr>
+          <w:rStyle w:val="VerbatimChar"/>
+        </w:rPr>
+        <w:t xml:space="preserve">clipai 1.3.1</w:t>
+      </w:r>
+      <w:r>
+        <w:t xml:space="preserve"> </w:t>
+      </w:r>
+      <w:r>
+        <w:t xml:space="preserve">(</w:t>
+      </w:r>
+      <w:r>
+        <w:rPr>
+          <w:rStyle w:val="VerbatimChar"/>
+        </w:rPr>
+        <w:t xml:space="preserve">Get this Skill to Claude/clipai-1.3.1/clipai/reference.md</w:t>
+      </w:r>
+      <w:r>
+        <w:t xml:space="preserve">): Kling Omni (có</w:t>
+      </w:r>
+      <w:r>
+        <w:t xml:space="preserve"> </w:t>
+      </w:r>
+      <w:r>
+        <w:rPr>
+          <w:rStyle w:val="VerbatimChar"/>
+        </w:rPr>
+        <w:t xml:space="preserve">multi_shot</w:t>
+      </w:r>
+      <w:r>
+        <w:t xml:space="preserve">/</w:t>
+      </w:r>
+      <w:r>
+        <w:rPr>
+          <w:rStyle w:val="VerbatimChar"/>
+        </w:rPr>
+        <w:t xml:space="preserve">multi_prompt</w:t>
+      </w:r>
+      <w:r>
+        <w:t xml:space="preserve">,</w:t>
+      </w:r>
+      <w:r>
+        <w:t xml:space="preserve"> </w:t>
+      </w:r>
+      <w:r>
+        <w:rPr>
+          <w:rStyle w:val="VerbatimChar"/>
+        </w:rPr>
+        <w:t xml:space="preserve">image_list</w:t>
+      </w:r>
+      <w:r>
+        <w:t xml:space="preserve"> </w:t>
+      </w:r>
+      <w:r>
+        <w:t xml:space="preserve">chỉ</w:t>
+      </w:r>
+      <w:r>
+        <w:t xml:space="preserve"> </w:t>
+      </w:r>
+      <w:r>
+        <w:rPr>
+          <w:rStyle w:val="VerbatimChar"/>
+        </w:rPr>
+        <w:t xml:space="preserve">first_frame</w:t>
+      </w:r>
+      <w:r>
+        <w:t xml:space="preserve">,</w:t>
+      </w:r>
+      <w:r>
+        <w:t xml:space="preserve"> </w:t>
+      </w:r>
+      <w:r>
+        <w:rPr>
+          <w:rStyle w:val="VerbatimChar"/>
+        </w:rPr>
+        <w:t xml:space="preserve">element_list</w:t>
+      </w:r>
+      <w:r>
+        <w:t xml:space="preserve"> </w:t>
+      </w:r>
+      <w:r>
+        <w:t xml:space="preserve">— nhưng tạo Element chỉ trên web), Seedance (</w:t>
+      </w:r>
+      <w:r>
+        <w:rPr>
+          <w:rStyle w:val="VerbatimChar"/>
+        </w:rPr>
+        <w:t xml:space="preserve">content</w:t>
+      </w:r>
+      <w:r>
+        <w:t xml:space="preserve"> </w:t>
+      </w:r>
+      <w:r>
+        <w:t xml:space="preserve">với role</w:t>
+      </w:r>
+      <w:r>
+        <w:t xml:space="preserve"> </w:t>
+      </w:r>
+      <w:r>
+        <w:rPr>
+          <w:rStyle w:val="VerbatimChar"/>
+        </w:rPr>
+        <w:t xml:space="preserve">first_frame</w:t>
+      </w:r>
+      <w:r>
+        <w:t xml:space="preserve"> </w:t>
+      </w:r>
+      <w:r>
+        <w:t xml:space="preserve">/</w:t>
+      </w:r>
+      <w:r>
+        <w:t xml:space="preserve"> </w:t>
+      </w:r>
+      <w:r>
+        <w:rPr>
+          <w:rStyle w:val="VerbatimChar"/>
+        </w:rPr>
+        <w:t xml:space="preserve">last_frame</w:t>
+      </w:r>
+      <w:r>
+        <w:t xml:space="preserve"> </w:t>
+      </w:r>
+      <w:r>
+        <w:t xml:space="preserve">/</w:t>
+      </w:r>
+      <w:r>
+        <w:t xml:space="preserve"> </w:t>
+      </w:r>
+      <w:r>
+        <w:rPr>
+          <w:rStyle w:val="VerbatimChar"/>
+        </w:rPr>
+        <w:t xml:space="preserve">reference_image</w:t>
+      </w:r>
+      <w:r>
+        <w:t xml:space="preserve"> </w:t>
+      </w:r>
+      <w:r>
+        <w:t xml:space="preserve">/</w:t>
+      </w:r>
+      <w:r>
+        <w:t xml:space="preserve"> </w:t>
+      </w:r>
+      <w:r>
+        <w:rPr>
+          <w:rStyle w:val="VerbatimChar"/>
+        </w:rPr>
+        <w:t xml:space="preserve">reference_video</w:t>
+      </w:r>
+      <w:r>
+        <w:t xml:space="preserve"> </w:t>
+      </w:r>
+      <w:r>
+        <w:t xml:space="preserve">/</w:t>
+      </w:r>
+      <w:r>
+        <w:t xml:space="preserve"> </w:t>
+      </w:r>
+      <w:r>
+        <w:rPr>
+          <w:rStyle w:val="VerbatimChar"/>
+        </w:rPr>
+        <w:t xml:space="preserve">reference_audio</w:t>
+      </w:r>
+      <w:r>
+        <w:t xml:space="preserve">; 2.0 dài 4–15s, 2.5 dài 4–30s; 480p/720p), video-list, âm thanh (TTS/SFX/nhạc, voice-actors), kho chủ thể Seedance.</w:t>
       </w:r>
     </w:p>
     <w:p>
@@ -6964,2055 +7329,190 @@
         </w:numPr>
       </w:pPr>
       <w:r>
-        <w:t xml:space="preserve">Cách đã chạy được trên</w:t>
-      </w:r>
-      <w:r>
-        <w:t xml:space="preserve"> </w:t>
-      </w:r>
-      <w:r>
-        <w:t xml:space="preserve">“Kenta’s Obsession”</w:t>
-      </w:r>
-      <w:r>
-        <w:t xml:space="preserve"> </w:t>
-      </w:r>
-      <w:r>
-        <w:t xml:space="preserve">(https://www.youtube.com/watch?v=cUQ1PhwvfAE): mở trang video, rồi chạy JS (từng đoạn ≤ 20 giây video mỗi lần gọi vì giới hạn 45 giây của công cụ):</w:t>
-      </w:r>
-    </w:p>
-    <w:p>
-      <w:pPr>
-        <w:pStyle w:val="SourceCode"/>
-      </w:pPr>
-      <w:r>
-        <w:rPr>
-          <w:rStyle w:val="BuiltInTok"/>
-        </w:rPr>
-        <w:t xml:space="preserve">window</w:t>
-      </w:r>
-      <w:r>
-        <w:rPr>
-          <w:rStyle w:val="OperatorTok"/>
-        </w:rPr>
-        <w:t xml:space="preserve">.</w:t>
-      </w:r>
-      <w:r>
-        <w:rPr>
-          <w:rStyle w:val="AttributeTok"/>
-        </w:rPr>
-        <w:t xml:space="preserve">__scan</w:t>
-      </w:r>
-      <w:r>
-        <w:rPr>
-          <w:rStyle w:val="NormalTok"/>
-        </w:rPr>
-        <w:t xml:space="preserve"> </w:t>
-      </w:r>
-      <w:r>
-        <w:rPr>
-          <w:rStyle w:val="OperatorTok"/>
-        </w:rPr>
-        <w:t xml:space="preserve">=</w:t>
-      </w:r>
-      <w:r>
-        <w:rPr>
-          <w:rStyle w:val="NormalTok"/>
-        </w:rPr>
-        <w:t xml:space="preserve"> </w:t>
-      </w:r>
-      <w:r>
-        <w:rPr>
-          <w:rStyle w:val="KeywordTok"/>
-        </w:rPr>
-        <w:t xml:space="preserve">async</w:t>
-      </w:r>
-      <w:r>
-        <w:rPr>
-          <w:rStyle w:val="NormalTok"/>
-        </w:rPr>
-        <w:t xml:space="preserve"> </w:t>
-      </w:r>
-      <w:r>
-        <w:rPr>
-          <w:rStyle w:val="KeywordTok"/>
-        </w:rPr>
-        <w:t xml:space="preserve">function</w:t>
-      </w:r>
-      <w:r>
-        <w:rPr>
-          <w:rStyle w:val="NormalTok"/>
-        </w:rPr>
-        <w:t xml:space="preserve">(</w:t>
-      </w:r>
-      <w:r>
-        <w:rPr>
-          <w:rStyle w:val="ImportTok"/>
-        </w:rPr>
-        <w:t xml:space="preserve">from</w:t>
-      </w:r>
-      <w:r>
-        <w:rPr>
-          <w:rStyle w:val="OperatorTok"/>
-        </w:rPr>
+        <w:t xml:space="preserve">Endpoint chỉ có trên web (token trả</w:t>
+      </w:r>
+      <w:r>
+        <w:t xml:space="preserve"> </w:t>
+      </w:r>
+      <w:r>
+        <w:rPr>
+          <w:rStyle w:val="VerbatimChar"/>
+        </w:rPr>
+        <w:t xml:space="preserve">code 1102 LoginErr</w:t>
+      </w:r>
+      <w:r>
+        <w:t xml:space="preserve">):</w:t>
+      </w:r>
+      <w:r>
+        <w:t xml:space="preserve"> </w:t>
+      </w:r>
+      <w:r>
+        <w:rPr>
+          <w:rStyle w:val="VerbatimChar"/>
+        </w:rPr>
+        <w:t xml:space="preserve">/kling/lip-sync</w:t>
+      </w:r>
+      <w:r>
         <w:t xml:space="preserve">,</w:t>
       </w:r>
       <w:r>
-        <w:rPr>
-          <w:rStyle w:val="NormalTok"/>
-        </w:rPr>
-        <w:t xml:space="preserve"> to</w:t>
-      </w:r>
-      <w:r>
-        <w:rPr>
-          <w:rStyle w:val="OperatorTok"/>
-        </w:rPr>
+        <w:t xml:space="preserve"> </w:t>
+      </w:r>
+      <w:r>
+        <w:rPr>
+          <w:rStyle w:val="VerbatimChar"/>
+        </w:rPr>
+        <w:t xml:space="preserve">/kling/element-create|list</w:t>
+      </w:r>
+      <w:r>
         <w:t xml:space="preserve">,</w:t>
       </w:r>
       <w:r>
-        <w:rPr>
-          <w:rStyle w:val="NormalTok"/>
-        </w:rPr>
-        <w:t xml:space="preserve"> step){</w:t>
-      </w:r>
-      <w:r>
-        <w:br/>
-      </w:r>
-      <w:r>
-        <w:rPr>
-          <w:rStyle w:val="NormalTok"/>
-        </w:rPr>
-        <w:t xml:space="preserve">  </w:t>
-      </w:r>
-      <w:r>
-        <w:rPr>
-          <w:rStyle w:val="KeywordTok"/>
-        </w:rPr>
-        <w:t xml:space="preserve">const</w:t>
-      </w:r>
-      <w:r>
-        <w:rPr>
-          <w:rStyle w:val="NormalTok"/>
-        </w:rPr>
-        <w:t xml:space="preserve"> v</w:t>
-      </w:r>
-      <w:r>
-        <w:rPr>
-          <w:rStyle w:val="OperatorTok"/>
-        </w:rPr>
-        <w:t xml:space="preserve">=</w:t>
-      </w:r>
-      <w:r>
-        <w:rPr>
-          <w:rStyle w:val="BuiltInTok"/>
-        </w:rPr>
-        <w:t xml:space="preserve">document</w:t>
-      </w:r>
-      <w:r>
-        <w:rPr>
-          <w:rStyle w:val="OperatorTok"/>
-        </w:rPr>
-        <w:t xml:space="preserve">.</w:t>
-      </w:r>
-      <w:r>
-        <w:rPr>
-          <w:rStyle w:val="FunctionTok"/>
-        </w:rPr>
-        <w:t xml:space="preserve">querySelector</w:t>
-      </w:r>
-      <w:r>
-        <w:rPr>
-          <w:rStyle w:val="NormalTok"/>
-        </w:rPr>
-        <w:t xml:space="preserve">(</w:t>
-      </w:r>
-      <w:r>
-        <w:rPr>
-          <w:rStyle w:val="StringTok"/>
-        </w:rPr>
-        <w:t xml:space="preserve">'video'</w:t>
-      </w:r>
-      <w:r>
-        <w:rPr>
-          <w:rStyle w:val="NormalTok"/>
-        </w:rPr>
-        <w:t xml:space="preserve">)</w:t>
-      </w:r>
-      <w:r>
-        <w:rPr>
-          <w:rStyle w:val="OperatorTok"/>
-        </w:rPr>
-        <w:t xml:space="preserve">;</w:t>
-      </w:r>
-      <w:r>
-        <w:rPr>
-          <w:rStyle w:val="NormalTok"/>
-        </w:rPr>
-        <w:t xml:space="preserve"> v</w:t>
-      </w:r>
-      <w:r>
-        <w:rPr>
-          <w:rStyle w:val="OperatorTok"/>
-        </w:rPr>
-        <w:t xml:space="preserve">.</w:t>
-      </w:r>
-      <w:r>
-        <w:rPr>
-          <w:rStyle w:val="AttributeTok"/>
-        </w:rPr>
-        <w:t xml:space="preserve">muted</w:t>
-      </w:r>
-      <w:r>
-        <w:rPr>
-          <w:rStyle w:val="OperatorTok"/>
-        </w:rPr>
-        <w:t xml:space="preserve">=</w:t>
-      </w:r>
-      <w:r>
-        <w:rPr>
-          <w:rStyle w:val="KeywordTok"/>
-        </w:rPr>
-        <w:t xml:space="preserve">true</w:t>
-      </w:r>
-      <w:r>
-        <w:rPr>
-          <w:rStyle w:val="OperatorTok"/>
-        </w:rPr>
-        <w:t xml:space="preserve">;</w:t>
-      </w:r>
-      <w:r>
-        <w:rPr>
-          <w:rStyle w:val="NormalTok"/>
-        </w:rPr>
-        <w:t xml:space="preserve"> v</w:t>
-      </w:r>
-      <w:r>
-        <w:rPr>
-          <w:rStyle w:val="OperatorTok"/>
-        </w:rPr>
-        <w:t xml:space="preserve">.</w:t>
-      </w:r>
-      <w:r>
-        <w:rPr>
-          <w:rStyle w:val="FunctionTok"/>
-        </w:rPr>
-        <w:t xml:space="preserve">pause</w:t>
-      </w:r>
-      <w:r>
-        <w:rPr>
-          <w:rStyle w:val="NormalTok"/>
-        </w:rPr>
-        <w:t xml:space="preserve">()</w:t>
-      </w:r>
-      <w:r>
-        <w:rPr>
-          <w:rStyle w:val="OperatorTok"/>
-        </w:rPr>
-        <w:t xml:space="preserve">;</w:t>
-      </w:r>
-      <w:r>
-        <w:br/>
-      </w:r>
-      <w:r>
-        <w:rPr>
-          <w:rStyle w:val="NormalTok"/>
-        </w:rPr>
-        <w:t xml:space="preserve">  </w:t>
-      </w:r>
-      <w:r>
-        <w:rPr>
-          <w:rStyle w:val="KeywordTok"/>
-        </w:rPr>
-        <w:t xml:space="preserve">const</w:t>
-      </w:r>
-      <w:r>
-        <w:rPr>
-          <w:rStyle w:val="NormalTok"/>
-        </w:rPr>
-        <w:t xml:space="preserve"> c</w:t>
-      </w:r>
-      <w:r>
-        <w:rPr>
-          <w:rStyle w:val="OperatorTok"/>
-        </w:rPr>
-        <w:t xml:space="preserve">=</w:t>
-      </w:r>
-      <w:r>
-        <w:rPr>
-          <w:rStyle w:val="BuiltInTok"/>
-        </w:rPr>
-        <w:t xml:space="preserve">document</w:t>
-      </w:r>
-      <w:r>
-        <w:rPr>
-          <w:rStyle w:val="OperatorTok"/>
-        </w:rPr>
-        <w:t xml:space="preserve">.</w:t>
-      </w:r>
-      <w:r>
-        <w:rPr>
-          <w:rStyle w:val="FunctionTok"/>
-        </w:rPr>
-        <w:t xml:space="preserve">createElement</w:t>
-      </w:r>
-      <w:r>
-        <w:rPr>
-          <w:rStyle w:val="NormalTok"/>
-        </w:rPr>
-        <w:t xml:space="preserve">(</w:t>
-      </w:r>
-      <w:r>
-        <w:rPr>
-          <w:rStyle w:val="StringTok"/>
-        </w:rPr>
-        <w:t xml:space="preserve">'canvas'</w:t>
-      </w:r>
-      <w:r>
-        <w:rPr>
-          <w:rStyle w:val="NormalTok"/>
-        </w:rPr>
-        <w:t xml:space="preserve">)</w:t>
-      </w:r>
-      <w:r>
-        <w:rPr>
-          <w:rStyle w:val="OperatorTok"/>
-        </w:rPr>
-        <w:t xml:space="preserve">;</w:t>
-      </w:r>
-      <w:r>
-        <w:rPr>
-          <w:rStyle w:val="NormalTok"/>
-        </w:rPr>
-        <w:t xml:space="preserve"> c</w:t>
-      </w:r>
-      <w:r>
-        <w:rPr>
-          <w:rStyle w:val="OperatorTok"/>
-        </w:rPr>
-        <w:t xml:space="preserve">.</w:t>
-      </w:r>
-      <w:r>
-        <w:rPr>
-          <w:rStyle w:val="AttributeTok"/>
-        </w:rPr>
-        <w:t xml:space="preserve">width</w:t>
-      </w:r>
-      <w:r>
-        <w:rPr>
-          <w:rStyle w:val="OperatorTok"/>
-        </w:rPr>
-        <w:t xml:space="preserve">=</w:t>
-      </w:r>
-      <w:r>
-        <w:rPr>
-          <w:rStyle w:val="DecValTok"/>
-        </w:rPr>
-        <w:t xml:space="preserve">48</w:t>
-      </w:r>
-      <w:r>
-        <w:rPr>
-          <w:rStyle w:val="OperatorTok"/>
-        </w:rPr>
-        <w:t xml:space="preserve">;</w:t>
-      </w:r>
-      <w:r>
-        <w:rPr>
-          <w:rStyle w:val="NormalTok"/>
-        </w:rPr>
-        <w:t xml:space="preserve"> c</w:t>
-      </w:r>
-      <w:r>
-        <w:rPr>
-          <w:rStyle w:val="OperatorTok"/>
-        </w:rPr>
-        <w:t xml:space="preserve">.</w:t>
-      </w:r>
-      <w:r>
-        <w:rPr>
-          <w:rStyle w:val="AttributeTok"/>
-        </w:rPr>
-        <w:t xml:space="preserve">height</w:t>
-      </w:r>
-      <w:r>
-        <w:rPr>
-          <w:rStyle w:val="OperatorTok"/>
-        </w:rPr>
-        <w:t xml:space="preserve">=</w:t>
-      </w:r>
-      <w:r>
-        <w:rPr>
-          <w:rStyle w:val="DecValTok"/>
-        </w:rPr>
-        <w:t xml:space="preserve">27</w:t>
-      </w:r>
-      <w:r>
-        <w:rPr>
-          <w:rStyle w:val="OperatorTok"/>
-        </w:rPr>
-        <w:t xml:space="preserve">;</w:t>
-      </w:r>
-      <w:r>
-        <w:br/>
-      </w:r>
-      <w:r>
-        <w:rPr>
-          <w:rStyle w:val="NormalTok"/>
-        </w:rPr>
-        <w:t xml:space="preserve">  </w:t>
-      </w:r>
-      <w:r>
-        <w:rPr>
-          <w:rStyle w:val="KeywordTok"/>
-        </w:rPr>
-        <w:t xml:space="preserve">const</w:t>
-      </w:r>
-      <w:r>
-        <w:rPr>
-          <w:rStyle w:val="NormalTok"/>
-        </w:rPr>
-        <w:t xml:space="preserve"> x</w:t>
-      </w:r>
-      <w:r>
-        <w:rPr>
-          <w:rStyle w:val="OperatorTok"/>
-        </w:rPr>
-        <w:t xml:space="preserve">=</w:t>
-      </w:r>
-      <w:r>
-        <w:rPr>
-          <w:rStyle w:val="NormalTok"/>
-        </w:rPr>
-        <w:t xml:space="preserve">c</w:t>
-      </w:r>
-      <w:r>
-        <w:rPr>
-          <w:rStyle w:val="OperatorTok"/>
-        </w:rPr>
-        <w:t xml:space="preserve">.</w:t>
-      </w:r>
-      <w:r>
-        <w:rPr>
-          <w:rStyle w:val="FunctionTok"/>
-        </w:rPr>
-        <w:t xml:space="preserve">getContext</w:t>
-      </w:r>
-      <w:r>
-        <w:rPr>
-          <w:rStyle w:val="NormalTok"/>
-        </w:rPr>
-        <w:t xml:space="preserve">(</w:t>
-      </w:r>
-      <w:r>
-        <w:rPr>
-          <w:rStyle w:val="StringTok"/>
-        </w:rPr>
-        <w:t xml:space="preserve">'2d'</w:t>
-      </w:r>
-      <w:r>
-        <w:rPr>
-          <w:rStyle w:val="OperatorTok"/>
-        </w:rPr>
+        <w:t xml:space="preserve"> </w:t>
+      </w:r>
+      <w:r>
+        <w:rPr>
+          <w:rStyle w:val="VerbatimChar"/>
+        </w:rPr>
+        <w:t xml:space="preserve">/kling/custom-voice-list</w:t>
+      </w:r>
+      <w:r>
         <w:t xml:space="preserve">,</w:t>
       </w:r>
       <w:r>
-        <w:rPr>
-          <w:rStyle w:val="NormalTok"/>
-        </w:rPr>
-        <w:t xml:space="preserve">{</w:t>
-      </w:r>
-      <w:r>
-        <w:rPr>
-          <w:rStyle w:val="DataTypeTok"/>
-        </w:rPr>
-        <w:t xml:space="preserve">willReadFrequently</w:t>
-      </w:r>
-      <w:r>
-        <w:rPr>
-          <w:rStyle w:val="OperatorTok"/>
-        </w:rPr>
-        <w:t xml:space="preserve">:</w:t>
-      </w:r>
-      <w:r>
-        <w:rPr>
-          <w:rStyle w:val="KeywordTok"/>
-        </w:rPr>
-        <w:t xml:space="preserve">true</w:t>
-      </w:r>
-      <w:r>
-        <w:rPr>
-          <w:rStyle w:val="NormalTok"/>
-        </w:rPr>
-        <w:t xml:space="preserve">})</w:t>
-      </w:r>
-      <w:r>
-        <w:rPr>
-          <w:rStyle w:val="OperatorTok"/>
-        </w:rPr>
-        <w:t xml:space="preserve">;</w:t>
-      </w:r>
-      <w:r>
-        <w:br/>
-      </w:r>
-      <w:r>
-        <w:rPr>
-          <w:rStyle w:val="NormalTok"/>
-        </w:rPr>
-        <w:t xml:space="preserve">  </w:t>
-      </w:r>
-      <w:r>
-        <w:rPr>
-          <w:rStyle w:val="BuiltInTok"/>
-        </w:rPr>
-        <w:t xml:space="preserve">window</w:t>
-      </w:r>
-      <w:r>
-        <w:rPr>
-          <w:rStyle w:val="OperatorTok"/>
-        </w:rPr>
-        <w:t xml:space="preserve">.</w:t>
-      </w:r>
-      <w:r>
-        <w:rPr>
-          <w:rStyle w:val="AttributeTok"/>
-        </w:rPr>
-        <w:t xml:space="preserve">__diffs</w:t>
-      </w:r>
-      <w:r>
-        <w:rPr>
-          <w:rStyle w:val="OperatorTok"/>
-        </w:rPr>
-        <w:t xml:space="preserve">=</w:t>
-      </w:r>
-      <w:r>
-        <w:rPr>
-          <w:rStyle w:val="BuiltInTok"/>
-        </w:rPr>
-        <w:t xml:space="preserve">window</w:t>
-      </w:r>
-      <w:r>
-        <w:rPr>
-          <w:rStyle w:val="OperatorTok"/>
-        </w:rPr>
-        <w:t xml:space="preserve">.</w:t>
-      </w:r>
-      <w:r>
-        <w:rPr>
-          <w:rStyle w:val="AttributeTok"/>
-        </w:rPr>
-        <w:t xml:space="preserve">__diffs</w:t>
-      </w:r>
-      <w:r>
-        <w:rPr>
-          <w:rStyle w:val="OperatorTok"/>
-        </w:rPr>
-        <w:t xml:space="preserve">||</w:t>
-      </w:r>
-      <w:r>
-        <w:rPr>
-          <w:rStyle w:val="NormalTok"/>
-        </w:rPr>
-        <w:t xml:space="preserve">[]</w:t>
-      </w:r>
-      <w:r>
-        <w:rPr>
-          <w:rStyle w:val="OperatorTok"/>
-        </w:rPr>
-        <w:t xml:space="preserve">;</w:t>
-      </w:r>
-      <w:r>
-        <w:rPr>
-          <w:rStyle w:val="NormalTok"/>
-        </w:rPr>
-        <w:t xml:space="preserve"> </w:t>
-      </w:r>
-      <w:r>
-        <w:rPr>
-          <w:rStyle w:val="KeywordTok"/>
-        </w:rPr>
-        <w:t xml:space="preserve">let</w:t>
-      </w:r>
-      <w:r>
-        <w:rPr>
-          <w:rStyle w:val="NormalTok"/>
-        </w:rPr>
-        <w:t xml:space="preserve"> prev</w:t>
-      </w:r>
-      <w:r>
-        <w:rPr>
-          <w:rStyle w:val="OperatorTok"/>
-        </w:rPr>
-        <w:t xml:space="preserve">=</w:t>
-      </w:r>
-      <w:r>
-        <w:rPr>
-          <w:rStyle w:val="BuiltInTok"/>
-        </w:rPr>
-        <w:t xml:space="preserve">window</w:t>
-      </w:r>
-      <w:r>
-        <w:rPr>
-          <w:rStyle w:val="OperatorTok"/>
-        </w:rPr>
-        <w:t xml:space="preserve">.</w:t>
-      </w:r>
-      <w:r>
-        <w:rPr>
-          <w:rStyle w:val="AttributeTok"/>
-        </w:rPr>
-        <w:t xml:space="preserve">__prev</w:t>
-      </w:r>
-      <w:r>
-        <w:rPr>
-          <w:rStyle w:val="OperatorTok"/>
-        </w:rPr>
-        <w:t xml:space="preserve">||</w:t>
-      </w:r>
-      <w:r>
-        <w:rPr>
-          <w:rStyle w:val="KeywordTok"/>
-        </w:rPr>
-        <w:t xml:space="preserve">null</w:t>
-      </w:r>
-      <w:r>
-        <w:rPr>
-          <w:rStyle w:val="OperatorTok"/>
-        </w:rPr>
-        <w:t xml:space="preserve">;</w:t>
-      </w:r>
-      <w:r>
-        <w:br/>
-      </w:r>
-      <w:r>
-        <w:rPr>
-          <w:rStyle w:val="NormalTok"/>
-        </w:rPr>
-        <w:t xml:space="preserve">  </w:t>
-      </w:r>
-      <w:r>
-        <w:rPr>
-          <w:rStyle w:val="ControlFlowTok"/>
-        </w:rPr>
-        <w:t xml:space="preserve">for</w:t>
-      </w:r>
-      <w:r>
-        <w:rPr>
-          <w:rStyle w:val="NormalTok"/>
-        </w:rPr>
-        <w:t xml:space="preserve">(</w:t>
-      </w:r>
-      <w:r>
-        <w:rPr>
-          <w:rStyle w:val="KeywordTok"/>
-        </w:rPr>
-        <w:t xml:space="preserve">let</w:t>
-      </w:r>
-      <w:r>
-        <w:rPr>
-          <w:rStyle w:val="NormalTok"/>
-        </w:rPr>
-        <w:t xml:space="preserve"> t</w:t>
-      </w:r>
-      <w:r>
-        <w:rPr>
-          <w:rStyle w:val="OperatorTok"/>
-        </w:rPr>
-        <w:t xml:space="preserve">=</w:t>
-      </w:r>
-      <w:r>
-        <w:rPr>
-          <w:rStyle w:val="ImportTok"/>
-        </w:rPr>
-        <w:t xml:space="preserve">from</w:t>
-      </w:r>
-      <w:r>
-        <w:rPr>
-          <w:rStyle w:val="OperatorTok"/>
-        </w:rPr>
-        <w:t xml:space="preserve">;</w:t>
-      </w:r>
-      <w:r>
-        <w:rPr>
-          <w:rStyle w:val="NormalTok"/>
-        </w:rPr>
-        <w:t xml:space="preserve">t</w:t>
-      </w:r>
-      <w:r>
-        <w:rPr>
-          <w:rStyle w:val="OperatorTok"/>
-        </w:rPr>
-        <w:t xml:space="preserve">&lt;</w:t>
-      </w:r>
-      <w:r>
-        <w:rPr>
-          <w:rStyle w:val="NormalTok"/>
-        </w:rPr>
-        <w:t xml:space="preserve">to</w:t>
-      </w:r>
-      <w:r>
-        <w:rPr>
-          <w:rStyle w:val="OperatorTok"/>
-        </w:rPr>
-        <w:t xml:space="preserve">;</w:t>
-      </w:r>
-      <w:r>
-        <w:rPr>
-          <w:rStyle w:val="NormalTok"/>
-        </w:rPr>
-        <w:t xml:space="preserve">t</w:t>
-      </w:r>
-      <w:r>
-        <w:rPr>
-          <w:rStyle w:val="OperatorTok"/>
-        </w:rPr>
-        <w:t xml:space="preserve">+=</w:t>
-      </w:r>
-      <w:r>
-        <w:rPr>
-          <w:rStyle w:val="NormalTok"/>
-        </w:rPr>
-        <w:t xml:space="preserve">step){</w:t>
-      </w:r>
-      <w:r>
-        <w:br/>
-      </w:r>
-      <w:r>
-        <w:rPr>
-          <w:rStyle w:val="NormalTok"/>
-        </w:rPr>
-        <w:t xml:space="preserve">    </w:t>
-      </w:r>
-      <w:r>
-        <w:rPr>
-          <w:rStyle w:val="ControlFlowTok"/>
-        </w:rPr>
-        <w:t xml:space="preserve">await</w:t>
-      </w:r>
-      <w:r>
-        <w:rPr>
-          <w:rStyle w:val="NormalTok"/>
-        </w:rPr>
-        <w:t xml:space="preserve"> </w:t>
-      </w:r>
-      <w:r>
-        <w:rPr>
-          <w:rStyle w:val="KeywordTok"/>
-        </w:rPr>
-        <w:t xml:space="preserve">new</w:t>
-      </w:r>
-      <w:r>
-        <w:rPr>
-          <w:rStyle w:val="NormalTok"/>
-        </w:rPr>
-        <w:t xml:space="preserve"> </w:t>
-      </w:r>
-      <w:r>
-        <w:rPr>
-          <w:rStyle w:val="BuiltInTok"/>
-        </w:rPr>
-        <w:t xml:space="preserve">Promise</w:t>
-      </w:r>
-      <w:r>
-        <w:rPr>
-          <w:rStyle w:val="NormalTok"/>
-        </w:rPr>
-        <w:t xml:space="preserve">(r</w:t>
-      </w:r>
-      <w:r>
-        <w:rPr>
-          <w:rStyle w:val="KeywordTok"/>
-        </w:rPr>
-        <w:t xml:space="preserve">=&gt;</w:t>
-      </w:r>
-      <w:r>
-        <w:rPr>
-          <w:rStyle w:val="NormalTok"/>
-        </w:rPr>
-        <w:t xml:space="preserve">{</w:t>
-      </w:r>
-      <w:r>
-        <w:rPr>
-          <w:rStyle w:val="KeywordTok"/>
-        </w:rPr>
-        <w:t xml:space="preserve">const</w:t>
-      </w:r>
-      <w:r>
-        <w:rPr>
-          <w:rStyle w:val="NormalTok"/>
-        </w:rPr>
-        <w:t xml:space="preserve"> h</w:t>
-      </w:r>
-      <w:r>
-        <w:rPr>
-          <w:rStyle w:val="OperatorTok"/>
-        </w:rPr>
-        <w:t xml:space="preserve">=</w:t>
-      </w:r>
-      <w:r>
-        <w:rPr>
-          <w:rStyle w:val="NormalTok"/>
-        </w:rPr>
-        <w:t xml:space="preserve">()</w:t>
-      </w:r>
-      <w:r>
-        <w:rPr>
-          <w:rStyle w:val="KeywordTok"/>
-        </w:rPr>
-        <w:t xml:space="preserve">=&gt;</w:t>
-      </w:r>
-      <w:r>
-        <w:rPr>
-          <w:rStyle w:val="NormalTok"/>
-        </w:rPr>
-        <w:t xml:space="preserve">{v</w:t>
-      </w:r>
-      <w:r>
-        <w:rPr>
-          <w:rStyle w:val="OperatorTok"/>
-        </w:rPr>
-        <w:t xml:space="preserve">.</w:t>
-      </w:r>
-      <w:r>
-        <w:rPr>
-          <w:rStyle w:val="FunctionTok"/>
-        </w:rPr>
-        <w:t xml:space="preserve">removeEventListener</w:t>
-      </w:r>
-      <w:r>
-        <w:rPr>
-          <w:rStyle w:val="NormalTok"/>
-        </w:rPr>
-        <w:t xml:space="preserve">(</w:t>
-      </w:r>
-      <w:r>
-        <w:rPr>
-          <w:rStyle w:val="StringTok"/>
-        </w:rPr>
-        <w:t xml:space="preserve">'seeked'</w:t>
-      </w:r>
-      <w:r>
-        <w:rPr>
-          <w:rStyle w:val="OperatorTok"/>
-        </w:rPr>
+        <w:t xml:space="preserve"> </w:t>
+      </w:r>
+      <w:r>
+        <w:rPr>
+          <w:rStyle w:val="VerbatimChar"/>
+        </w:rPr>
+        <w:t xml:space="preserve">/sound/voice-actors/design|clone</w:t>
+      </w:r>
+      <w:r>
         <w:t xml:space="preserve">,</w:t>
       </w:r>
       <w:r>
-        <w:rPr>
-          <w:rStyle w:val="NormalTok"/>
-        </w:rPr>
-        <w:t xml:space="preserve">h)</w:t>
-      </w:r>
-      <w:r>
-        <w:rPr>
-          <w:rStyle w:val="OperatorTok"/>
-        </w:rPr>
-        <w:t xml:space="preserve">;</w:t>
-      </w:r>
-      <w:r>
-        <w:rPr>
-          <w:rStyle w:val="FunctionTok"/>
-        </w:rPr>
-        <w:t xml:space="preserve">r</w:t>
-      </w:r>
-      <w:r>
-        <w:rPr>
-          <w:rStyle w:val="NormalTok"/>
-        </w:rPr>
-        <w:t xml:space="preserve">()}</w:t>
-      </w:r>
-      <w:r>
-        <w:rPr>
-          <w:rStyle w:val="OperatorTok"/>
-        </w:rPr>
-        <w:t xml:space="preserve">;</w:t>
-      </w:r>
-      <w:r>
-        <w:rPr>
-          <w:rStyle w:val="NormalTok"/>
-        </w:rPr>
-        <w:t xml:space="preserve"> v</w:t>
-      </w:r>
-      <w:r>
-        <w:rPr>
-          <w:rStyle w:val="OperatorTok"/>
-        </w:rPr>
-        <w:t xml:space="preserve">.</w:t>
-      </w:r>
-      <w:r>
-        <w:rPr>
-          <w:rStyle w:val="FunctionTok"/>
-        </w:rPr>
-        <w:t xml:space="preserve">addEventListener</w:t>
-      </w:r>
-      <w:r>
-        <w:rPr>
-          <w:rStyle w:val="NormalTok"/>
-        </w:rPr>
-        <w:t xml:space="preserve">(</w:t>
-      </w:r>
-      <w:r>
-        <w:rPr>
-          <w:rStyle w:val="StringTok"/>
-        </w:rPr>
-        <w:t xml:space="preserve">'seeked'</w:t>
-      </w:r>
-      <w:r>
-        <w:rPr>
-          <w:rStyle w:val="OperatorTok"/>
-        </w:rPr>
-        <w:t xml:space="preserve">,</w:t>
-      </w:r>
-      <w:r>
-        <w:rPr>
-          <w:rStyle w:val="NormalTok"/>
-        </w:rPr>
-        <w:t xml:space="preserve">h)</w:t>
-      </w:r>
-      <w:r>
-        <w:rPr>
-          <w:rStyle w:val="OperatorTok"/>
-        </w:rPr>
-        <w:t xml:space="preserve">;</w:t>
-      </w:r>
-      <w:r>
-        <w:rPr>
-          <w:rStyle w:val="NormalTok"/>
-        </w:rPr>
-        <w:t xml:space="preserve"> v</w:t>
-      </w:r>
-      <w:r>
-        <w:rPr>
-          <w:rStyle w:val="OperatorTok"/>
-        </w:rPr>
-        <w:t xml:space="preserve">.</w:t>
-      </w:r>
-      <w:r>
-        <w:rPr>
-          <w:rStyle w:val="AttributeTok"/>
-        </w:rPr>
-        <w:t xml:space="preserve">currentTime</w:t>
-      </w:r>
-      <w:r>
-        <w:rPr>
-          <w:rStyle w:val="OperatorTok"/>
-        </w:rPr>
-        <w:t xml:space="preserve">=</w:t>
-      </w:r>
-      <w:r>
-        <w:rPr>
-          <w:rStyle w:val="NormalTok"/>
-        </w:rPr>
-        <w:t xml:space="preserve">t</w:t>
-      </w:r>
-      <w:r>
-        <w:rPr>
-          <w:rStyle w:val="OperatorTok"/>
-        </w:rPr>
-        <w:t xml:space="preserve">;</w:t>
-      </w:r>
-      <w:r>
-        <w:rPr>
-          <w:rStyle w:val="NormalTok"/>
-        </w:rPr>
-        <w:t xml:space="preserve"> </w:t>
-      </w:r>
-      <w:r>
-        <w:rPr>
-          <w:rStyle w:val="PreprocessorTok"/>
-        </w:rPr>
-        <w:t xml:space="preserve">setTimeout</w:t>
-      </w:r>
-      <w:r>
-        <w:rPr>
-          <w:rStyle w:val="NormalTok"/>
-        </w:rPr>
-        <w:t xml:space="preserve">(r</w:t>
-      </w:r>
-      <w:r>
-        <w:rPr>
-          <w:rStyle w:val="OperatorTok"/>
-        </w:rPr>
-        <w:t xml:space="preserve">,</w:t>
-      </w:r>
-      <w:r>
-        <w:rPr>
-          <w:rStyle w:val="DecValTok"/>
-        </w:rPr>
-        <w:t xml:space="preserve">800</w:t>
-      </w:r>
-      <w:r>
-        <w:rPr>
-          <w:rStyle w:val="NormalTok"/>
-        </w:rPr>
-        <w:t xml:space="preserve">)})</w:t>
-      </w:r>
-      <w:r>
-        <w:rPr>
-          <w:rStyle w:val="OperatorTok"/>
-        </w:rPr>
-        <w:t xml:space="preserve">;</w:t>
-      </w:r>
-      <w:r>
-        <w:br/>
-      </w:r>
-      <w:r>
-        <w:rPr>
-          <w:rStyle w:val="NormalTok"/>
-        </w:rPr>
-        <w:t xml:space="preserve">    x</w:t>
-      </w:r>
-      <w:r>
-        <w:rPr>
-          <w:rStyle w:val="OperatorTok"/>
-        </w:rPr>
-        <w:t xml:space="preserve">.</w:t>
-      </w:r>
-      <w:r>
-        <w:rPr>
-          <w:rStyle w:val="FunctionTok"/>
-        </w:rPr>
-        <w:t xml:space="preserve">drawImage</w:t>
-      </w:r>
-      <w:r>
-        <w:rPr>
-          <w:rStyle w:val="NormalTok"/>
-        </w:rPr>
-        <w:t xml:space="preserve">(v</w:t>
-      </w:r>
-      <w:r>
-        <w:rPr>
-          <w:rStyle w:val="OperatorTok"/>
-        </w:rPr>
-        <w:t xml:space="preserve">,</w:t>
-      </w:r>
-      <w:r>
-        <w:rPr>
-          <w:rStyle w:val="DecValTok"/>
-        </w:rPr>
-        <w:t xml:space="preserve">0</w:t>
-      </w:r>
-      <w:r>
-        <w:rPr>
-          <w:rStyle w:val="OperatorTok"/>
-        </w:rPr>
-        <w:t xml:space="preserve">,</w:t>
-      </w:r>
-      <w:r>
-        <w:rPr>
-          <w:rStyle w:val="DecValTok"/>
-        </w:rPr>
-        <w:t xml:space="preserve">0</w:t>
-      </w:r>
-      <w:r>
-        <w:rPr>
-          <w:rStyle w:val="OperatorTok"/>
-        </w:rPr>
-        <w:t xml:space="preserve">,</w:t>
-      </w:r>
-      <w:r>
-        <w:rPr>
-          <w:rStyle w:val="DecValTok"/>
-        </w:rPr>
-        <w:t xml:space="preserve">48</w:t>
-      </w:r>
-      <w:r>
-        <w:rPr>
-          <w:rStyle w:val="OperatorTok"/>
-        </w:rPr>
-        <w:t xml:space="preserve">,</w:t>
-      </w:r>
-      <w:r>
-        <w:rPr>
-          <w:rStyle w:val="DecValTok"/>
-        </w:rPr>
-        <w:t xml:space="preserve">27</w:t>
-      </w:r>
-      <w:r>
-        <w:rPr>
-          <w:rStyle w:val="NormalTok"/>
-        </w:rPr>
-        <w:t xml:space="preserve">)</w:t>
-      </w:r>
-      <w:r>
-        <w:rPr>
-          <w:rStyle w:val="OperatorTok"/>
-        </w:rPr>
-        <w:t xml:space="preserve">;</w:t>
-      </w:r>
-      <w:r>
-        <w:rPr>
-          <w:rStyle w:val="NormalTok"/>
-        </w:rPr>
-        <w:t xml:space="preserve"> </w:t>
-      </w:r>
-      <w:r>
-        <w:rPr>
-          <w:rStyle w:val="KeywordTok"/>
-        </w:rPr>
-        <w:t xml:space="preserve">const</w:t>
-      </w:r>
-      <w:r>
-        <w:rPr>
-          <w:rStyle w:val="NormalTok"/>
-        </w:rPr>
-        <w:t xml:space="preserve"> d</w:t>
-      </w:r>
-      <w:r>
-        <w:rPr>
-          <w:rStyle w:val="OperatorTok"/>
-        </w:rPr>
-        <w:t xml:space="preserve">=</w:t>
-      </w:r>
-      <w:r>
-        <w:rPr>
-          <w:rStyle w:val="NormalTok"/>
-        </w:rPr>
-        <w:t xml:space="preserve">x</w:t>
-      </w:r>
-      <w:r>
-        <w:rPr>
-          <w:rStyle w:val="OperatorTok"/>
-        </w:rPr>
-        <w:t xml:space="preserve">.</w:t>
-      </w:r>
-      <w:r>
-        <w:rPr>
-          <w:rStyle w:val="FunctionTok"/>
-        </w:rPr>
-        <w:t xml:space="preserve">getImageData</w:t>
-      </w:r>
-      <w:r>
-        <w:rPr>
-          <w:rStyle w:val="NormalTok"/>
-        </w:rPr>
-        <w:t xml:space="preserve">(</w:t>
-      </w:r>
-      <w:r>
-        <w:rPr>
-          <w:rStyle w:val="DecValTok"/>
-        </w:rPr>
-        <w:t xml:space="preserve">0</w:t>
-      </w:r>
-      <w:r>
-        <w:rPr>
-          <w:rStyle w:val="OperatorTok"/>
-        </w:rPr>
-        <w:t xml:space="preserve">,</w:t>
-      </w:r>
-      <w:r>
-        <w:rPr>
-          <w:rStyle w:val="DecValTok"/>
-        </w:rPr>
-        <w:t xml:space="preserve">0</w:t>
-      </w:r>
-      <w:r>
-        <w:rPr>
-          <w:rStyle w:val="OperatorTok"/>
-        </w:rPr>
-        <w:t xml:space="preserve">,</w:t>
-      </w:r>
-      <w:r>
-        <w:rPr>
-          <w:rStyle w:val="DecValTok"/>
-        </w:rPr>
-        <w:t xml:space="preserve">48</w:t>
-      </w:r>
-      <w:r>
-        <w:rPr>
-          <w:rStyle w:val="OperatorTok"/>
-        </w:rPr>
-        <w:t xml:space="preserve">,</w:t>
-      </w:r>
-      <w:r>
-        <w:rPr>
-          <w:rStyle w:val="DecValTok"/>
-        </w:rPr>
-        <w:t xml:space="preserve">27</w:t>
-      </w:r>
-      <w:r>
-        <w:rPr>
-          <w:rStyle w:val="NormalTok"/>
-        </w:rPr>
-        <w:t xml:space="preserve">)</w:t>
-      </w:r>
-      <w:r>
-        <w:rPr>
-          <w:rStyle w:val="OperatorTok"/>
-        </w:rPr>
-        <w:t xml:space="preserve">.</w:t>
-      </w:r>
-      <w:r>
-        <w:rPr>
-          <w:rStyle w:val="AttributeTok"/>
-        </w:rPr>
-        <w:t xml:space="preserve">data</w:t>
-      </w:r>
-      <w:r>
-        <w:rPr>
-          <w:rStyle w:val="OperatorTok"/>
-        </w:rPr>
-        <w:t xml:space="preserve">;</w:t>
-      </w:r>
-      <w:r>
-        <w:rPr>
-          <w:rStyle w:val="NormalTok"/>
-        </w:rPr>
-        <w:t xml:space="preserve"> </w:t>
-      </w:r>
-      <w:r>
-        <w:rPr>
-          <w:rStyle w:val="KeywordTok"/>
-        </w:rPr>
-        <w:t xml:space="preserve">const</w:t>
-      </w:r>
-      <w:r>
-        <w:rPr>
-          <w:rStyle w:val="NormalTok"/>
-        </w:rPr>
-        <w:t xml:space="preserve"> g</w:t>
-      </w:r>
-      <w:r>
-        <w:rPr>
-          <w:rStyle w:val="OperatorTok"/>
-        </w:rPr>
-        <w:t xml:space="preserve">=</w:t>
-      </w:r>
-      <w:r>
-        <w:rPr>
-          <w:rStyle w:val="KeywordTok"/>
-        </w:rPr>
-        <w:t xml:space="preserve">new</w:t>
-      </w:r>
-      <w:r>
-        <w:rPr>
-          <w:rStyle w:val="NormalTok"/>
-        </w:rPr>
-        <w:t xml:space="preserve"> </w:t>
-      </w:r>
-      <w:r>
-        <w:rPr>
-          <w:rStyle w:val="BuiltInTok"/>
-        </w:rPr>
-        <w:t xml:space="preserve">Float32Array</w:t>
-      </w:r>
-      <w:r>
-        <w:rPr>
-          <w:rStyle w:val="NormalTok"/>
-        </w:rPr>
-        <w:t xml:space="preserve">(</w:t>
-      </w:r>
-      <w:r>
-        <w:rPr>
-          <w:rStyle w:val="DecValTok"/>
-        </w:rPr>
-        <w:t xml:space="preserve">48</w:t>
-      </w:r>
-      <w:r>
-        <w:rPr>
-          <w:rStyle w:val="OperatorTok"/>
-        </w:rPr>
-        <w:t xml:space="preserve">*</w:t>
-      </w:r>
-      <w:r>
-        <w:rPr>
-          <w:rStyle w:val="DecValTok"/>
-        </w:rPr>
-        <w:t xml:space="preserve">27</w:t>
-      </w:r>
-      <w:r>
-        <w:rPr>
-          <w:rStyle w:val="NormalTok"/>
-        </w:rPr>
-        <w:t xml:space="preserve">)</w:t>
-      </w:r>
-      <w:r>
-        <w:rPr>
-          <w:rStyle w:val="OperatorTok"/>
-        </w:rPr>
-        <w:t xml:space="preserve">;</w:t>
-      </w:r>
-      <w:r>
-        <w:br/>
-      </w:r>
-      <w:r>
-        <w:rPr>
-          <w:rStyle w:val="NormalTok"/>
-        </w:rPr>
-        <w:t xml:space="preserve">    </w:t>
-      </w:r>
-      <w:r>
-        <w:rPr>
-          <w:rStyle w:val="ControlFlowTok"/>
-        </w:rPr>
-        <w:t xml:space="preserve">for</w:t>
-      </w:r>
-      <w:r>
-        <w:rPr>
-          <w:rStyle w:val="NormalTok"/>
-        </w:rPr>
-        <w:t xml:space="preserve">(</w:t>
-      </w:r>
-      <w:r>
-        <w:rPr>
-          <w:rStyle w:val="KeywordTok"/>
-        </w:rPr>
-        <w:t xml:space="preserve">let</w:t>
-      </w:r>
-      <w:r>
-        <w:rPr>
-          <w:rStyle w:val="NormalTok"/>
-        </w:rPr>
-        <w:t xml:space="preserve"> i</w:t>
-      </w:r>
-      <w:r>
-        <w:rPr>
-          <w:rStyle w:val="OperatorTok"/>
-        </w:rPr>
-        <w:t xml:space="preserve">=</w:t>
-      </w:r>
-      <w:r>
-        <w:rPr>
-          <w:rStyle w:val="DecValTok"/>
-        </w:rPr>
-        <w:t xml:space="preserve">0</w:t>
-      </w:r>
-      <w:r>
-        <w:rPr>
-          <w:rStyle w:val="OperatorTok"/>
-        </w:rPr>
-        <w:t xml:space="preserve">;</w:t>
-      </w:r>
-      <w:r>
-        <w:rPr>
-          <w:rStyle w:val="NormalTok"/>
-        </w:rPr>
-        <w:t xml:space="preserve">i</w:t>
-      </w:r>
-      <w:r>
-        <w:rPr>
-          <w:rStyle w:val="OperatorTok"/>
-        </w:rPr>
-        <w:t xml:space="preserve">&lt;</w:t>
-      </w:r>
-      <w:r>
-        <w:rPr>
-          <w:rStyle w:val="NormalTok"/>
-        </w:rPr>
-        <w:t xml:space="preserve">g</w:t>
-      </w:r>
-      <w:r>
-        <w:rPr>
-          <w:rStyle w:val="OperatorTok"/>
-        </w:rPr>
-        <w:t xml:space="preserve">.</w:t>
-      </w:r>
-      <w:r>
-        <w:rPr>
-          <w:rStyle w:val="AttributeTok"/>
-        </w:rPr>
-        <w:t xml:space="preserve">length</w:t>
-      </w:r>
-      <w:r>
-        <w:rPr>
-          <w:rStyle w:val="OperatorTok"/>
-        </w:rPr>
-        <w:t xml:space="preserve">;</w:t>
-      </w:r>
-      <w:r>
-        <w:rPr>
-          <w:rStyle w:val="NormalTok"/>
-        </w:rPr>
-        <w:t xml:space="preserve">i</w:t>
-      </w:r>
-      <w:r>
-        <w:rPr>
-          <w:rStyle w:val="OperatorTok"/>
-        </w:rPr>
-        <w:t xml:space="preserve">++</w:t>
-      </w:r>
-      <w:r>
-        <w:rPr>
-          <w:rStyle w:val="NormalTok"/>
-        </w:rPr>
-        <w:t xml:space="preserve">) g[i]</w:t>
-      </w:r>
-      <w:r>
-        <w:rPr>
-          <w:rStyle w:val="OperatorTok"/>
-        </w:rPr>
-        <w:t xml:space="preserve">=</w:t>
-      </w:r>
-      <w:r>
-        <w:rPr>
-          <w:rStyle w:val="NormalTok"/>
-        </w:rPr>
-        <w:t xml:space="preserve">(d[i</w:t>
-      </w:r>
-      <w:r>
-        <w:rPr>
-          <w:rStyle w:val="OperatorTok"/>
-        </w:rPr>
-        <w:t xml:space="preserve">*</w:t>
-      </w:r>
-      <w:r>
-        <w:rPr>
-          <w:rStyle w:val="DecValTok"/>
-        </w:rPr>
-        <w:t xml:space="preserve">4</w:t>
-      </w:r>
-      <w:r>
-        <w:rPr>
-          <w:rStyle w:val="NormalTok"/>
-        </w:rPr>
-        <w:t xml:space="preserve">]</w:t>
-      </w:r>
-      <w:r>
-        <w:rPr>
-          <w:rStyle w:val="OperatorTok"/>
-        </w:rPr>
-        <w:t xml:space="preserve">+</w:t>
-      </w:r>
-      <w:r>
-        <w:rPr>
-          <w:rStyle w:val="NormalTok"/>
-        </w:rPr>
-        <w:t xml:space="preserve">d[i</w:t>
-      </w:r>
-      <w:r>
-        <w:rPr>
-          <w:rStyle w:val="OperatorTok"/>
-        </w:rPr>
-        <w:t xml:space="preserve">*</w:t>
-      </w:r>
-      <w:r>
-        <w:rPr>
-          <w:rStyle w:val="DecValTok"/>
-        </w:rPr>
-        <w:t xml:space="preserve">4</w:t>
-      </w:r>
-      <w:r>
-        <w:rPr>
-          <w:rStyle w:val="OperatorTok"/>
-        </w:rPr>
-        <w:t xml:space="preserve">+</w:t>
-      </w:r>
-      <w:r>
-        <w:rPr>
-          <w:rStyle w:val="DecValTok"/>
-        </w:rPr>
-        <w:t xml:space="preserve">1</w:t>
-      </w:r>
-      <w:r>
-        <w:rPr>
-          <w:rStyle w:val="NormalTok"/>
-        </w:rPr>
-        <w:t xml:space="preserve">]</w:t>
-      </w:r>
-      <w:r>
-        <w:rPr>
-          <w:rStyle w:val="OperatorTok"/>
-        </w:rPr>
-        <w:t xml:space="preserve">+</w:t>
-      </w:r>
-      <w:r>
-        <w:rPr>
-          <w:rStyle w:val="NormalTok"/>
-        </w:rPr>
-        <w:t xml:space="preserve">d[i</w:t>
-      </w:r>
-      <w:r>
-        <w:rPr>
-          <w:rStyle w:val="OperatorTok"/>
-        </w:rPr>
-        <w:t xml:space="preserve">*</w:t>
-      </w:r>
-      <w:r>
-        <w:rPr>
-          <w:rStyle w:val="DecValTok"/>
-        </w:rPr>
-        <w:t xml:space="preserve">4</w:t>
-      </w:r>
-      <w:r>
-        <w:rPr>
-          <w:rStyle w:val="OperatorTok"/>
-        </w:rPr>
-        <w:t xml:space="preserve">+</w:t>
-      </w:r>
-      <w:r>
-        <w:rPr>
-          <w:rStyle w:val="DecValTok"/>
-        </w:rPr>
-        <w:t xml:space="preserve">2</w:t>
-      </w:r>
-      <w:r>
-        <w:rPr>
-          <w:rStyle w:val="NormalTok"/>
-        </w:rPr>
-        <w:t xml:space="preserve">])</w:t>
-      </w:r>
-      <w:r>
-        <w:rPr>
-          <w:rStyle w:val="OperatorTok"/>
-        </w:rPr>
-        <w:t xml:space="preserve">/</w:t>
-      </w:r>
-      <w:r>
-        <w:rPr>
-          <w:rStyle w:val="DecValTok"/>
-        </w:rPr>
-        <w:t xml:space="preserve">3</w:t>
-      </w:r>
-      <w:r>
-        <w:rPr>
-          <w:rStyle w:val="OperatorTok"/>
-        </w:rPr>
-        <w:t xml:space="preserve">;</w:t>
-      </w:r>
-      <w:r>
-        <w:br/>
-      </w:r>
-      <w:r>
-        <w:rPr>
-          <w:rStyle w:val="NormalTok"/>
-        </w:rPr>
-        <w:t xml:space="preserve">    </w:t>
-      </w:r>
-      <w:r>
-        <w:rPr>
-          <w:rStyle w:val="ControlFlowTok"/>
-        </w:rPr>
-        <w:t xml:space="preserve">if</w:t>
-      </w:r>
-      <w:r>
-        <w:rPr>
-          <w:rStyle w:val="NormalTok"/>
-        </w:rPr>
-        <w:t xml:space="preserve">(prev){</w:t>
-      </w:r>
-      <w:r>
-        <w:rPr>
-          <w:rStyle w:val="KeywordTok"/>
-        </w:rPr>
-        <w:t xml:space="preserve">let</w:t>
-      </w:r>
-      <w:r>
-        <w:rPr>
-          <w:rStyle w:val="NormalTok"/>
-        </w:rPr>
-        <w:t xml:space="preserve"> s</w:t>
-      </w:r>
-      <w:r>
-        <w:rPr>
-          <w:rStyle w:val="OperatorTok"/>
-        </w:rPr>
-        <w:t xml:space="preserve">=</w:t>
-      </w:r>
-      <w:r>
-        <w:rPr>
-          <w:rStyle w:val="DecValTok"/>
-        </w:rPr>
-        <w:t xml:space="preserve">0</w:t>
-      </w:r>
-      <w:r>
-        <w:rPr>
-          <w:rStyle w:val="OperatorTok"/>
-        </w:rPr>
-        <w:t xml:space="preserve">;</w:t>
-      </w:r>
-      <w:r>
-        <w:rPr>
-          <w:rStyle w:val="NormalTok"/>
-        </w:rPr>
-        <w:t xml:space="preserve"> </w:t>
-      </w:r>
-      <w:r>
-        <w:rPr>
-          <w:rStyle w:val="ControlFlowTok"/>
-        </w:rPr>
-        <w:t xml:space="preserve">for</w:t>
-      </w:r>
-      <w:r>
-        <w:rPr>
-          <w:rStyle w:val="NormalTok"/>
-        </w:rPr>
-        <w:t xml:space="preserve">(</w:t>
-      </w:r>
-      <w:r>
-        <w:rPr>
-          <w:rStyle w:val="KeywordTok"/>
-        </w:rPr>
-        <w:t xml:space="preserve">let</w:t>
-      </w:r>
-      <w:r>
-        <w:rPr>
-          <w:rStyle w:val="NormalTok"/>
-        </w:rPr>
-        <w:t xml:space="preserve"> i</w:t>
-      </w:r>
-      <w:r>
-        <w:rPr>
-          <w:rStyle w:val="OperatorTok"/>
-        </w:rPr>
-        <w:t xml:space="preserve">=</w:t>
-      </w:r>
-      <w:r>
-        <w:rPr>
-          <w:rStyle w:val="DecValTok"/>
-        </w:rPr>
-        <w:t xml:space="preserve">0</w:t>
-      </w:r>
-      <w:r>
-        <w:rPr>
-          <w:rStyle w:val="OperatorTok"/>
-        </w:rPr>
-        <w:t xml:space="preserve">;</w:t>
-      </w:r>
-      <w:r>
-        <w:rPr>
-          <w:rStyle w:val="NormalTok"/>
-        </w:rPr>
-        <w:t xml:space="preserve">i</w:t>
-      </w:r>
-      <w:r>
-        <w:rPr>
-          <w:rStyle w:val="OperatorTok"/>
-        </w:rPr>
-        <w:t xml:space="preserve">&lt;</w:t>
-      </w:r>
-      <w:r>
-        <w:rPr>
-          <w:rStyle w:val="NormalTok"/>
-        </w:rPr>
-        <w:t xml:space="preserve">g</w:t>
-      </w:r>
-      <w:r>
-        <w:rPr>
-          <w:rStyle w:val="OperatorTok"/>
-        </w:rPr>
-        <w:t xml:space="preserve">.</w:t>
-      </w:r>
-      <w:r>
-        <w:rPr>
-          <w:rStyle w:val="AttributeTok"/>
-        </w:rPr>
-        <w:t xml:space="preserve">length</w:t>
-      </w:r>
-      <w:r>
-        <w:rPr>
-          <w:rStyle w:val="OperatorTok"/>
-        </w:rPr>
-        <w:t xml:space="preserve">;</w:t>
-      </w:r>
-      <w:r>
-        <w:rPr>
-          <w:rStyle w:val="NormalTok"/>
-        </w:rPr>
-        <w:t xml:space="preserve">i</w:t>
-      </w:r>
-      <w:r>
-        <w:rPr>
-          <w:rStyle w:val="OperatorTok"/>
-        </w:rPr>
-        <w:t xml:space="preserve">++</w:t>
-      </w:r>
-      <w:r>
-        <w:rPr>
-          <w:rStyle w:val="NormalTok"/>
-        </w:rPr>
-        <w:t xml:space="preserve">) s</w:t>
-      </w:r>
-      <w:r>
-        <w:rPr>
-          <w:rStyle w:val="OperatorTok"/>
-        </w:rPr>
-        <w:t xml:space="preserve">+=</w:t>
-      </w:r>
-      <w:r>
-        <w:rPr>
-          <w:rStyle w:val="BuiltInTok"/>
-        </w:rPr>
-        <w:t xml:space="preserve">Math</w:t>
-      </w:r>
-      <w:r>
-        <w:rPr>
-          <w:rStyle w:val="OperatorTok"/>
-        </w:rPr>
-        <w:t xml:space="preserve">.</w:t>
-      </w:r>
-      <w:r>
-        <w:rPr>
-          <w:rStyle w:val="FunctionTok"/>
-        </w:rPr>
-        <w:t xml:space="preserve">abs</w:t>
-      </w:r>
-      <w:r>
-        <w:rPr>
-          <w:rStyle w:val="NormalTok"/>
-        </w:rPr>
-        <w:t xml:space="preserve">(g[i]</w:t>
-      </w:r>
-      <w:r>
-        <w:rPr>
-          <w:rStyle w:val="OperatorTok"/>
-        </w:rPr>
-        <w:t xml:space="preserve">-</w:t>
-      </w:r>
-      <w:r>
-        <w:rPr>
-          <w:rStyle w:val="NormalTok"/>
-        </w:rPr>
-        <w:t xml:space="preserve">prev[i])</w:t>
-      </w:r>
-      <w:r>
-        <w:rPr>
-          <w:rStyle w:val="OperatorTok"/>
-        </w:rPr>
-        <w:t xml:space="preserve">;</w:t>
-      </w:r>
-      <w:r>
-        <w:rPr>
-          <w:rStyle w:val="NormalTok"/>
-        </w:rPr>
-        <w:t xml:space="preserve"> </w:t>
-      </w:r>
-      <w:r>
-        <w:rPr>
-          <w:rStyle w:val="BuiltInTok"/>
-        </w:rPr>
-        <w:t xml:space="preserve">window</w:t>
-      </w:r>
-      <w:r>
-        <w:rPr>
-          <w:rStyle w:val="OperatorTok"/>
-        </w:rPr>
-        <w:t xml:space="preserve">.</w:t>
-      </w:r>
-      <w:r>
-        <w:rPr>
-          <w:rStyle w:val="AttributeTok"/>
-        </w:rPr>
-        <w:t xml:space="preserve">__diffs</w:t>
-      </w:r>
-      <w:r>
-        <w:rPr>
-          <w:rStyle w:val="OperatorTok"/>
-        </w:rPr>
-        <w:t xml:space="preserve">.</w:t>
-      </w:r>
-      <w:r>
-        <w:rPr>
-          <w:rStyle w:val="FunctionTok"/>
-        </w:rPr>
-        <w:t xml:space="preserve">push</w:t>
-      </w:r>
-      <w:r>
-        <w:rPr>
-          <w:rStyle w:val="NormalTok"/>
-        </w:rPr>
-        <w:t xml:space="preserve">([</w:t>
-      </w:r>
-      <w:r>
-        <w:rPr>
-          <w:rStyle w:val="OperatorTok"/>
-        </w:rPr>
-        <w:t xml:space="preserve">+</w:t>
-      </w:r>
-      <w:r>
-        <w:rPr>
-          <w:rStyle w:val="NormalTok"/>
-        </w:rPr>
-        <w:t xml:space="preserve">t</w:t>
-      </w:r>
-      <w:r>
-        <w:rPr>
-          <w:rStyle w:val="OperatorTok"/>
-        </w:rPr>
-        <w:t xml:space="preserve">.</w:t>
-      </w:r>
-      <w:r>
-        <w:rPr>
-          <w:rStyle w:val="FunctionTok"/>
-        </w:rPr>
-        <w:t xml:space="preserve">toFixed</w:t>
-      </w:r>
-      <w:r>
-        <w:rPr>
-          <w:rStyle w:val="NormalTok"/>
-        </w:rPr>
-        <w:t xml:space="preserve">(</w:t>
-      </w:r>
-      <w:r>
-        <w:rPr>
-          <w:rStyle w:val="DecValTok"/>
-        </w:rPr>
-        <w:t xml:space="preserve">2</w:t>
-      </w:r>
-      <w:r>
-        <w:rPr>
-          <w:rStyle w:val="NormalTok"/>
-        </w:rPr>
-        <w:t xml:space="preserve">)</w:t>
-      </w:r>
-      <w:r>
-        <w:rPr>
-          <w:rStyle w:val="OperatorTok"/>
-        </w:rPr>
-        <w:t xml:space="preserve">,</w:t>
-      </w:r>
-      <w:r>
-        <w:rPr>
-          <w:rStyle w:val="NormalTok"/>
-        </w:rPr>
-        <w:t xml:space="preserve"> </w:t>
-      </w:r>
-      <w:r>
-        <w:rPr>
-          <w:rStyle w:val="OperatorTok"/>
-        </w:rPr>
-        <w:t xml:space="preserve">+</w:t>
-      </w:r>
-      <w:r>
-        <w:rPr>
-          <w:rStyle w:val="NormalTok"/>
-        </w:rPr>
-        <w:t xml:space="preserve">(s</w:t>
-      </w:r>
-      <w:r>
-        <w:rPr>
-          <w:rStyle w:val="OperatorTok"/>
-        </w:rPr>
-        <w:t xml:space="preserve">/</w:t>
-      </w:r>
-      <w:r>
-        <w:rPr>
-          <w:rStyle w:val="NormalTok"/>
-        </w:rPr>
-        <w:t xml:space="preserve">g</w:t>
-      </w:r>
-      <w:r>
-        <w:rPr>
-          <w:rStyle w:val="OperatorTok"/>
-        </w:rPr>
-        <w:t xml:space="preserve">.</w:t>
-      </w:r>
-      <w:r>
-        <w:rPr>
-          <w:rStyle w:val="AttributeTok"/>
-        </w:rPr>
-        <w:t xml:space="preserve">length</w:t>
-      </w:r>
-      <w:r>
-        <w:rPr>
-          <w:rStyle w:val="NormalTok"/>
-        </w:rPr>
-        <w:t xml:space="preserve">)</w:t>
-      </w:r>
-      <w:r>
-        <w:rPr>
-          <w:rStyle w:val="OperatorTok"/>
-        </w:rPr>
-        <w:t xml:space="preserve">.</w:t>
-      </w:r>
-      <w:r>
-        <w:rPr>
-          <w:rStyle w:val="FunctionTok"/>
-        </w:rPr>
-        <w:t xml:space="preserve">toFixed</w:t>
-      </w:r>
-      <w:r>
-        <w:rPr>
-          <w:rStyle w:val="NormalTok"/>
-        </w:rPr>
-        <w:t xml:space="preserve">(</w:t>
-      </w:r>
-      <w:r>
-        <w:rPr>
-          <w:rStyle w:val="DecValTok"/>
-        </w:rPr>
-        <w:t xml:space="preserve">1</w:t>
-      </w:r>
-      <w:r>
-        <w:rPr>
-          <w:rStyle w:val="NormalTok"/>
-        </w:rPr>
-        <w:t xml:space="preserve">)])</w:t>
-      </w:r>
-      <w:r>
-        <w:rPr>
-          <w:rStyle w:val="OperatorTok"/>
-        </w:rPr>
-        <w:t xml:space="preserve">;</w:t>
-      </w:r>
-      <w:r>
-        <w:rPr>
-          <w:rStyle w:val="NormalTok"/>
-        </w:rPr>
-        <w:t xml:space="preserve">}</w:t>
-      </w:r>
-      <w:r>
-        <w:br/>
-      </w:r>
-      <w:r>
-        <w:rPr>
-          <w:rStyle w:val="NormalTok"/>
-        </w:rPr>
-        <w:t xml:space="preserve">    prev</w:t>
-      </w:r>
-      <w:r>
-        <w:rPr>
-          <w:rStyle w:val="OperatorTok"/>
-        </w:rPr>
-        <w:t xml:space="preserve">=</w:t>
-      </w:r>
-      <w:r>
-        <w:rPr>
-          <w:rStyle w:val="NormalTok"/>
-        </w:rPr>
-        <w:t xml:space="preserve">g</w:t>
-      </w:r>
-      <w:r>
-        <w:rPr>
-          <w:rStyle w:val="OperatorTok"/>
-        </w:rPr>
-        <w:t xml:space="preserve">;</w:t>
-      </w:r>
-      <w:r>
-        <w:br/>
-      </w:r>
-      <w:r>
-        <w:rPr>
-          <w:rStyle w:val="NormalTok"/>
-        </w:rPr>
-        <w:t xml:space="preserve">  }</w:t>
-      </w:r>
-      <w:r>
-        <w:br/>
-      </w:r>
-      <w:r>
-        <w:rPr>
-          <w:rStyle w:val="NormalTok"/>
-        </w:rPr>
-        <w:t xml:space="preserve">  </w:t>
-      </w:r>
-      <w:r>
-        <w:rPr>
-          <w:rStyle w:val="BuiltInTok"/>
-        </w:rPr>
-        <w:t xml:space="preserve">window</w:t>
-      </w:r>
-      <w:r>
-        <w:rPr>
-          <w:rStyle w:val="OperatorTok"/>
-        </w:rPr>
-        <w:t xml:space="preserve">.</w:t>
-      </w:r>
-      <w:r>
-        <w:rPr>
-          <w:rStyle w:val="AttributeTok"/>
-        </w:rPr>
-        <w:t xml:space="preserve">__prev</w:t>
-      </w:r>
-      <w:r>
-        <w:rPr>
-          <w:rStyle w:val="OperatorTok"/>
-        </w:rPr>
-        <w:t xml:space="preserve">=</w:t>
-      </w:r>
-      <w:r>
-        <w:rPr>
-          <w:rStyle w:val="NormalTok"/>
-        </w:rPr>
-        <w:t xml:space="preserve">prev</w:t>
-      </w:r>
-      <w:r>
-        <w:rPr>
-          <w:rStyle w:val="OperatorTok"/>
-        </w:rPr>
-        <w:t xml:space="preserve">;</w:t>
-      </w:r>
-      <w:r>
-        <w:rPr>
-          <w:rStyle w:val="NormalTok"/>
-        </w:rPr>
-        <w:t xml:space="preserve"> </w:t>
-      </w:r>
-      <w:r>
-        <w:rPr>
-          <w:rStyle w:val="ControlFlowTok"/>
-        </w:rPr>
-        <w:t xml:space="preserve">return</w:t>
-      </w:r>
-      <w:r>
-        <w:rPr>
-          <w:rStyle w:val="NormalTok"/>
-        </w:rPr>
-        <w:t xml:space="preserve"> </w:t>
-      </w:r>
-      <w:r>
-        <w:rPr>
-          <w:rStyle w:val="BuiltInTok"/>
-        </w:rPr>
-        <w:t xml:space="preserve">window</w:t>
-      </w:r>
-      <w:r>
-        <w:rPr>
-          <w:rStyle w:val="OperatorTok"/>
-        </w:rPr>
-        <w:t xml:space="preserve">.</w:t>
-      </w:r>
-      <w:r>
-        <w:rPr>
-          <w:rStyle w:val="AttributeTok"/>
-        </w:rPr>
-        <w:t xml:space="preserve">__diffs</w:t>
-      </w:r>
-      <w:r>
-        <w:rPr>
-          <w:rStyle w:val="OperatorTok"/>
-        </w:rPr>
-        <w:t xml:space="preserve">.</w:t>
-      </w:r>
-      <w:r>
-        <w:rPr>
-          <w:rStyle w:val="AttributeTok"/>
-        </w:rPr>
-        <w:t xml:space="preserve">length</w:t>
-      </w:r>
-      <w:r>
-        <w:rPr>
-          <w:rStyle w:val="OperatorTok"/>
-        </w:rPr>
-        <w:t xml:space="preserve">;</w:t>
-      </w:r>
-      <w:r>
-        <w:br/>
-      </w:r>
-      <w:r>
-        <w:rPr>
-          <w:rStyle w:val="NormalTok"/>
-        </w:rPr>
-        <w:t xml:space="preserve">}</w:t>
-      </w:r>
-      <w:r>
-        <w:rPr>
-          <w:rStyle w:val="OperatorTok"/>
-        </w:rPr>
-        <w:t xml:space="preserve">;</w:t>
-      </w:r>
-      <w:r>
-        <w:br/>
-      </w:r>
-      <w:r>
-        <w:rPr>
-          <w:rStyle w:val="CommentTok"/>
-        </w:rPr>
-        <w:t xml:space="preserve">// gọi: window.__diffs=[]; window.__prev=null; await __scan(0,20,0.2); await __scan(20,40,0.2); ...</w:t>
-      </w:r>
-      <w:r>
-        <w:br/>
-      </w:r>
-      <w:r>
-        <w:rPr>
-          <w:rStyle w:val="CommentTok"/>
-        </w:rPr>
-        <w:t xml:space="preserve">// điểm cắt: diff &gt; max(18, 4 × trung vị), bỏ các điểm liền kề</w:t>
+        <w:t xml:space="preserve"> </w:t>
+      </w:r>
+      <w:r>
+        <w:rPr>
+          <w:rStyle w:val="VerbatimChar"/>
+        </w:rPr>
+        <w:t xml:space="preserve">/kling/motion-control</w:t>
+      </w:r>
+      <w:r>
+        <w:t xml:space="preserve">, Director Workspace →</w:t>
+      </w:r>
+      <w:r>
+        <w:t xml:space="preserve"> </w:t>
+      </w:r>
+      <w:r>
+        <w:rPr>
+          <w:b/>
+          <w:bCs/>
+        </w:rPr>
+        <w:t xml:space="preserve">không dùng</w:t>
+      </w:r>
+      <w:r>
+        <w:t xml:space="preserve"> </w:t>
+      </w:r>
+      <w:r>
+        <w:t xml:space="preserve">(quyết định 6).</w:t>
+      </w:r>
+    </w:p>
+    <w:p>
+      <w:pPr>
+        <w:pStyle w:val="Compact"/>
+        <w:numPr>
+          <w:ilvl w:val="0"/>
+          <w:numId w:val="1017"/>
+        </w:numPr>
+      </w:pPr>
+      <w:r>
+        <w:t xml:space="preserve">Giọng có</w:t>
+      </w:r>
+      <w:r>
+        <w:t xml:space="preserve"> </w:t>
+      </w:r>
+      <w:r>
+        <w:rPr>
+          <w:rStyle w:val="VerbatimChar"/>
+        </w:rPr>
+        <w:t xml:space="preserve">vi</w:t>
+      </w:r>
+      <w:r>
+        <w:t xml:space="preserve"> </w:t>
+      </w:r>
+      <w:r>
+        <w:t xml:space="preserve">(5 giọng, id trùng 2 bản): Xinghe Jiang (30002/2, nam), Austin (30003/3, nam),</w:t>
+      </w:r>
+      <w:r>
+        <w:t xml:space="preserve"> </w:t>
+      </w:r>
+      <w:r>
+        <w:rPr>
+          <w:b/>
+          <w:bCs/>
+        </w:rPr>
+        <w:t xml:space="preserve">Arabella (30007/7, nữ)</w:t>
+      </w:r>
+      <w:r>
+        <w:t xml:space="preserve">, Ethan Zhang (30017/17, nam), Mark (30020/20, nam). Không có giọng gốc Việt. Truyền</w:t>
+      </w:r>
+      <w:r>
+        <w:t xml:space="preserve"> </w:t>
+      </w:r>
+      <w:r>
+        <w:rPr>
+          <w:rStyle w:val="VerbatimChar"/>
+        </w:rPr>
+        <w:t xml:space="preserve">language_code="vi"</w:t>
+      </w:r>
+      <w:r>
+        <w:t xml:space="preserve"> </w:t>
+      </w:r>
+      <w:r>
+        <w:t xml:space="preserve">cho TTS gây HTTP 400 → không truyền.</w:t>
+      </w:r>
+    </w:p>
+    <w:p>
+      <w:pPr>
+        <w:pStyle w:val="Compact"/>
+        <w:numPr>
+          <w:ilvl w:val="0"/>
+          <w:numId w:val="1017"/>
+        </w:numPr>
+      </w:pPr>
+      <w:r>
+        <w:t xml:space="preserve">Độ dài tối thiểu: Kling 3s, Seedance 4s (</w:t>
+      </w:r>
+      <w:r>
+        <w:rPr>
+          <w:rStyle w:val="VerbatimChar"/>
+        </w:rPr>
+        <w:t xml:space="preserve">core/adapters/clipai.py::effective_duration</w:t>
+      </w:r>
+      <w:r>
+        <w:t xml:space="preserve">). Giá ước tính (USD/giây): Kling 0,08; Seedance 2.0 0,15; 2.0 Fast 0,12; 2.5 0,23 (</w:t>
+      </w:r>
+      <w:r>
+        <w:rPr>
+          <w:rStyle w:val="VerbatimChar"/>
+        </w:rPr>
+        <w:t xml:space="preserve">data/pricing.json</w:t>
+      </w:r>
+      <w:r>
+        <w:t xml:space="preserve">, chưa đo thật). Deepix chưa có giá.</w:t>
+      </w:r>
+    </w:p>
+    <w:bookmarkEnd w:id="29"/>
+    <w:bookmarkStart w:id="30" w:name="nghiên-cứu-video-youtube-gđ1"/>
+    <w:p>
+      <w:pPr>
+        <w:pStyle w:val="Heading3"/>
+      </w:pPr>
+      <w:r>
+        <w:t xml:space="preserve">Nghiên cứu video YouTube (GĐ1)</w:t>
       </w:r>
     </w:p>
     <w:p>
@@ -9024,19 +7524,23 @@
         </w:numPr>
       </w:pPr>
       <w:r>
-        <w:t xml:space="preserve">Kết quả mẫu: Kenta’s Obsession 75,7s, ~42 điểm cắt (1,6 · 4 · 6,2 · 7,4 · 9,8 · 11,2 · 11,6 · 13,6 · 14,2 · 15,6 · 18,4 · 21,2 · 22,2 · 24 · 24,6 · 25,4 · 25,8 · 26,2 · 27,6 · 28,2 · 29,2 · 30,4 · 31 · 32,2 · 34,8 · 35,8 · 37,8 · 39,8 · 40,6 · 41,6 · 42,6 · 43,6 · 44,8 · 46,8 · 51,8 · 56 · 60,2 · 61,4 · 64 · 66 · 70,2 · 73,6s); phong cách anime, xen toàn–trung–cận–cận đặc tả–chèn hiệu ứng, logo cuối. Video nội bộ Kenta OB55 (ffmpeg</w:t>
-      </w:r>
-      <w:r>
-        <w:t xml:space="preserve"> </w:t>
-      </w:r>
-      <w:r>
-        <w:rPr>
-          <w:rStyle w:val="VerbatimChar"/>
-        </w:rPr>
-        <w:t xml:space="preserve">select='gt(scene,0.30)'</w:t>
-      </w:r>
-      <w:r>
-        <w:t xml:space="preserve">): 38,8s, ~12 shot, mở bằng nhân vật tạo dáng + tiêu đề, thân là gameplay góc thứ ba sau lưng + chữ chương, kết bằng câu kêu gọi.</w:t>
+        <w:rPr>
+          <w:b/>
+          <w:bCs/>
+        </w:rPr>
+        <w:t xml:space="preserve">Trình duyệt tích hợp mở được YouTube</w:t>
+      </w:r>
+      <w:r>
+        <w:t xml:space="preserve">; tải bằng dòng lệnh (urllib) bị 404, chỉ RSS đọc được. Kênh: https://www.youtube.com/</w:t>
+      </w:r>
+      <w:r>
+        <w:t xml:space="preserve">@GarenaFreeFireVN/videos</w:t>
+      </w:r>
+      <w:r>
+        <w:t xml:space="preserve"> </w:t>
+      </w:r>
+      <w:r>
+        <w:t xml:space="preserve">(tab Popular để lấy video nhiều lượt xem).</w:t>
       </w:r>
     </w:p>
     <w:p>
@@ -9048,59 +7552,2055 @@
         </w:numPr>
       </w:pPr>
       <w:r>
-        <w:t xml:space="preserve">Xem khung hình: vẽ khung giữa mỗi shot vào một canvas lớn, gắn thành</w:t>
-      </w:r>
-      <w:r>
-        <w:t xml:space="preserve"> </w:t>
-      </w:r>
-      <w:r>
-        <w:rPr>
-          <w:rStyle w:val="VerbatimChar"/>
-        </w:rPr>
-        <w:t xml:space="preserve">&lt;img&gt;</w:t>
-      </w:r>
-      <w:r>
-        <w:t xml:space="preserve"> </w:t>
-      </w:r>
-      <w:r>
-        <w:t xml:space="preserve">phủ lên trang rồi chụp màn hình (kết quả</w:t>
-      </w:r>
-      <w:r>
-        <w:t xml:space="preserve"> </w:t>
-      </w:r>
-      <w:r>
-        <w:rPr>
-          <w:rStyle w:val="VerbatimChar"/>
-        </w:rPr>
-        <w:t xml:space="preserve">toDataURL</w:t>
-      </w:r>
-      <w:r>
-        <w:t xml:space="preserve"> </w:t>
-      </w:r>
-      <w:r>
-        <w:t xml:space="preserve">quá lớn để trả về trực tiếp; chia bảng thành từng phần nếu cần xem rõ).</w:t>
-      </w:r>
-    </w:p>
-    <w:p>
-      <w:pPr>
-        <w:pStyle w:val="Compact"/>
-        <w:numPr>
-          <w:ilvl w:val="0"/>
-          <w:numId w:val="1018"/>
-        </w:numPr>
-      </w:pPr>
-      <w:r>
-        <w:t xml:space="preserve">Chỉ lưu dữ liệu chữ (mốc cắt, nhãn, thống kê) vào repo; không lưu hình của video.</w:t>
-      </w:r>
-    </w:p>
-    <w:bookmarkEnd w:id="29"/>
-    <w:bookmarkStart w:id="30" w:name="bài-học-kỹ-thuật-tránh-lặp-lỗi"/>
-    <w:p>
-      <w:pPr>
-        <w:pStyle w:val="Heading3"/>
-      </w:pPr>
-      <w:r>
-        <w:t xml:space="preserve">Bài học kỹ thuật (tránh lặp lỗi)</w:t>
+        <w:t xml:space="preserve">Cách đã chạy được trên</w:t>
+      </w:r>
+      <w:r>
+        <w:t xml:space="preserve"> </w:t>
+      </w:r>
+      <w:r>
+        <w:t xml:space="preserve">“Kenta’s Obsession”</w:t>
+      </w:r>
+      <w:r>
+        <w:t xml:space="preserve"> </w:t>
+      </w:r>
+      <w:r>
+        <w:t xml:space="preserve">(https://www.youtube.com/watch?v=cUQ1PhwvfAE): mở trang video, rồi chạy JS (từng đoạn ≤ 20 giây video mỗi lần gọi vì giới hạn 45 giây của công cụ):</w:t>
+      </w:r>
+    </w:p>
+    <w:p>
+      <w:pPr>
+        <w:pStyle w:val="SourceCode"/>
+      </w:pPr>
+      <w:r>
+        <w:rPr>
+          <w:rStyle w:val="BuiltInTok"/>
+        </w:rPr>
+        <w:t xml:space="preserve">window</w:t>
+      </w:r>
+      <w:r>
+        <w:rPr>
+          <w:rStyle w:val="OperatorTok"/>
+        </w:rPr>
+        <w:t xml:space="preserve">.</w:t>
+      </w:r>
+      <w:r>
+        <w:rPr>
+          <w:rStyle w:val="AttributeTok"/>
+        </w:rPr>
+        <w:t xml:space="preserve">__scan</w:t>
+      </w:r>
+      <w:r>
+        <w:rPr>
+          <w:rStyle w:val="NormalTok"/>
+        </w:rPr>
+        <w:t xml:space="preserve"> </w:t>
+      </w:r>
+      <w:r>
+        <w:rPr>
+          <w:rStyle w:val="OperatorTok"/>
+        </w:rPr>
+        <w:t xml:space="preserve">=</w:t>
+      </w:r>
+      <w:r>
+        <w:rPr>
+          <w:rStyle w:val="NormalTok"/>
+        </w:rPr>
+        <w:t xml:space="preserve"> </w:t>
+      </w:r>
+      <w:r>
+        <w:rPr>
+          <w:rStyle w:val="KeywordTok"/>
+        </w:rPr>
+        <w:t xml:space="preserve">async</w:t>
+      </w:r>
+      <w:r>
+        <w:rPr>
+          <w:rStyle w:val="NormalTok"/>
+        </w:rPr>
+        <w:t xml:space="preserve"> </w:t>
+      </w:r>
+      <w:r>
+        <w:rPr>
+          <w:rStyle w:val="KeywordTok"/>
+        </w:rPr>
+        <w:t xml:space="preserve">function</w:t>
+      </w:r>
+      <w:r>
+        <w:rPr>
+          <w:rStyle w:val="NormalTok"/>
+        </w:rPr>
+        <w:t xml:space="preserve">(</w:t>
+      </w:r>
+      <w:r>
+        <w:rPr>
+          <w:rStyle w:val="ImportTok"/>
+        </w:rPr>
+        <w:t xml:space="preserve">from</w:t>
+      </w:r>
+      <w:r>
+        <w:rPr>
+          <w:rStyle w:val="OperatorTok"/>
+        </w:rPr>
+        <w:t xml:space="preserve">,</w:t>
+      </w:r>
+      <w:r>
+        <w:rPr>
+          <w:rStyle w:val="NormalTok"/>
+        </w:rPr>
+        <w:t xml:space="preserve"> to</w:t>
+      </w:r>
+      <w:r>
+        <w:rPr>
+          <w:rStyle w:val="OperatorTok"/>
+        </w:rPr>
+        <w:t xml:space="preserve">,</w:t>
+      </w:r>
+      <w:r>
+        <w:rPr>
+          <w:rStyle w:val="NormalTok"/>
+        </w:rPr>
+        <w:t xml:space="preserve"> step){</w:t>
+      </w:r>
+      <w:r>
+        <w:br/>
+      </w:r>
+      <w:r>
+        <w:rPr>
+          <w:rStyle w:val="NormalTok"/>
+        </w:rPr>
+        <w:t xml:space="preserve">  </w:t>
+      </w:r>
+      <w:r>
+        <w:rPr>
+          <w:rStyle w:val="KeywordTok"/>
+        </w:rPr>
+        <w:t xml:space="preserve">const</w:t>
+      </w:r>
+      <w:r>
+        <w:rPr>
+          <w:rStyle w:val="NormalTok"/>
+        </w:rPr>
+        <w:t xml:space="preserve"> v</w:t>
+      </w:r>
+      <w:r>
+        <w:rPr>
+          <w:rStyle w:val="OperatorTok"/>
+        </w:rPr>
+        <w:t xml:space="preserve">=</w:t>
+      </w:r>
+      <w:r>
+        <w:rPr>
+          <w:rStyle w:val="BuiltInTok"/>
+        </w:rPr>
+        <w:t xml:space="preserve">document</w:t>
+      </w:r>
+      <w:r>
+        <w:rPr>
+          <w:rStyle w:val="OperatorTok"/>
+        </w:rPr>
+        <w:t xml:space="preserve">.</w:t>
+      </w:r>
+      <w:r>
+        <w:rPr>
+          <w:rStyle w:val="FunctionTok"/>
+        </w:rPr>
+        <w:t xml:space="preserve">querySelector</w:t>
+      </w:r>
+      <w:r>
+        <w:rPr>
+          <w:rStyle w:val="NormalTok"/>
+        </w:rPr>
+        <w:t xml:space="preserve">(</w:t>
+      </w:r>
+      <w:r>
+        <w:rPr>
+          <w:rStyle w:val="StringTok"/>
+        </w:rPr>
+        <w:t xml:space="preserve">'video'</w:t>
+      </w:r>
+      <w:r>
+        <w:rPr>
+          <w:rStyle w:val="NormalTok"/>
+        </w:rPr>
+        <w:t xml:space="preserve">)</w:t>
+      </w:r>
+      <w:r>
+        <w:rPr>
+          <w:rStyle w:val="OperatorTok"/>
+        </w:rPr>
+        <w:t xml:space="preserve">;</w:t>
+      </w:r>
+      <w:r>
+        <w:rPr>
+          <w:rStyle w:val="NormalTok"/>
+        </w:rPr>
+        <w:t xml:space="preserve"> v</w:t>
+      </w:r>
+      <w:r>
+        <w:rPr>
+          <w:rStyle w:val="OperatorTok"/>
+        </w:rPr>
+        <w:t xml:space="preserve">.</w:t>
+      </w:r>
+      <w:r>
+        <w:rPr>
+          <w:rStyle w:val="AttributeTok"/>
+        </w:rPr>
+        <w:t xml:space="preserve">muted</w:t>
+      </w:r>
+      <w:r>
+        <w:rPr>
+          <w:rStyle w:val="OperatorTok"/>
+        </w:rPr>
+        <w:t xml:space="preserve">=</w:t>
+      </w:r>
+      <w:r>
+        <w:rPr>
+          <w:rStyle w:val="KeywordTok"/>
+        </w:rPr>
+        <w:t xml:space="preserve">true</w:t>
+      </w:r>
+      <w:r>
+        <w:rPr>
+          <w:rStyle w:val="OperatorTok"/>
+        </w:rPr>
+        <w:t xml:space="preserve">;</w:t>
+      </w:r>
+      <w:r>
+        <w:rPr>
+          <w:rStyle w:val="NormalTok"/>
+        </w:rPr>
+        <w:t xml:space="preserve"> v</w:t>
+      </w:r>
+      <w:r>
+        <w:rPr>
+          <w:rStyle w:val="OperatorTok"/>
+        </w:rPr>
+        <w:t xml:space="preserve">.</w:t>
+      </w:r>
+      <w:r>
+        <w:rPr>
+          <w:rStyle w:val="FunctionTok"/>
+        </w:rPr>
+        <w:t xml:space="preserve">pause</w:t>
+      </w:r>
+      <w:r>
+        <w:rPr>
+          <w:rStyle w:val="NormalTok"/>
+        </w:rPr>
+        <w:t xml:space="preserve">()</w:t>
+      </w:r>
+      <w:r>
+        <w:rPr>
+          <w:rStyle w:val="OperatorTok"/>
+        </w:rPr>
+        <w:t xml:space="preserve">;</w:t>
+      </w:r>
+      <w:r>
+        <w:br/>
+      </w:r>
+      <w:r>
+        <w:rPr>
+          <w:rStyle w:val="NormalTok"/>
+        </w:rPr>
+        <w:t xml:space="preserve">  </w:t>
+      </w:r>
+      <w:r>
+        <w:rPr>
+          <w:rStyle w:val="KeywordTok"/>
+        </w:rPr>
+        <w:t xml:space="preserve">const</w:t>
+      </w:r>
+      <w:r>
+        <w:rPr>
+          <w:rStyle w:val="NormalTok"/>
+        </w:rPr>
+        <w:t xml:space="preserve"> c</w:t>
+      </w:r>
+      <w:r>
+        <w:rPr>
+          <w:rStyle w:val="OperatorTok"/>
+        </w:rPr>
+        <w:t xml:space="preserve">=</w:t>
+      </w:r>
+      <w:r>
+        <w:rPr>
+          <w:rStyle w:val="BuiltInTok"/>
+        </w:rPr>
+        <w:t xml:space="preserve">document</w:t>
+      </w:r>
+      <w:r>
+        <w:rPr>
+          <w:rStyle w:val="OperatorTok"/>
+        </w:rPr>
+        <w:t xml:space="preserve">.</w:t>
+      </w:r>
+      <w:r>
+        <w:rPr>
+          <w:rStyle w:val="FunctionTok"/>
+        </w:rPr>
+        <w:t xml:space="preserve">createElement</w:t>
+      </w:r>
+      <w:r>
+        <w:rPr>
+          <w:rStyle w:val="NormalTok"/>
+        </w:rPr>
+        <w:t xml:space="preserve">(</w:t>
+      </w:r>
+      <w:r>
+        <w:rPr>
+          <w:rStyle w:val="StringTok"/>
+        </w:rPr>
+        <w:t xml:space="preserve">'canvas'</w:t>
+      </w:r>
+      <w:r>
+        <w:rPr>
+          <w:rStyle w:val="NormalTok"/>
+        </w:rPr>
+        <w:t xml:space="preserve">)</w:t>
+      </w:r>
+      <w:r>
+        <w:rPr>
+          <w:rStyle w:val="OperatorTok"/>
+        </w:rPr>
+        <w:t xml:space="preserve">;</w:t>
+      </w:r>
+      <w:r>
+        <w:rPr>
+          <w:rStyle w:val="NormalTok"/>
+        </w:rPr>
+        <w:t xml:space="preserve"> c</w:t>
+      </w:r>
+      <w:r>
+        <w:rPr>
+          <w:rStyle w:val="OperatorTok"/>
+        </w:rPr>
+        <w:t xml:space="preserve">.</w:t>
+      </w:r>
+      <w:r>
+        <w:rPr>
+          <w:rStyle w:val="AttributeTok"/>
+        </w:rPr>
+        <w:t xml:space="preserve">width</w:t>
+      </w:r>
+      <w:r>
+        <w:rPr>
+          <w:rStyle w:val="OperatorTok"/>
+        </w:rPr>
+        <w:t xml:space="preserve">=</w:t>
+      </w:r>
+      <w:r>
+        <w:rPr>
+          <w:rStyle w:val="DecValTok"/>
+        </w:rPr>
+        <w:t xml:space="preserve">48</w:t>
+      </w:r>
+      <w:r>
+        <w:rPr>
+          <w:rStyle w:val="OperatorTok"/>
+        </w:rPr>
+        <w:t xml:space="preserve">;</w:t>
+      </w:r>
+      <w:r>
+        <w:rPr>
+          <w:rStyle w:val="NormalTok"/>
+        </w:rPr>
+        <w:t xml:space="preserve"> c</w:t>
+      </w:r>
+      <w:r>
+        <w:rPr>
+          <w:rStyle w:val="OperatorTok"/>
+        </w:rPr>
+        <w:t xml:space="preserve">.</w:t>
+      </w:r>
+      <w:r>
+        <w:rPr>
+          <w:rStyle w:val="AttributeTok"/>
+        </w:rPr>
+        <w:t xml:space="preserve">height</w:t>
+      </w:r>
+      <w:r>
+        <w:rPr>
+          <w:rStyle w:val="OperatorTok"/>
+        </w:rPr>
+        <w:t xml:space="preserve">=</w:t>
+      </w:r>
+      <w:r>
+        <w:rPr>
+          <w:rStyle w:val="DecValTok"/>
+        </w:rPr>
+        <w:t xml:space="preserve">27</w:t>
+      </w:r>
+      <w:r>
+        <w:rPr>
+          <w:rStyle w:val="OperatorTok"/>
+        </w:rPr>
+        <w:t xml:space="preserve">;</w:t>
+      </w:r>
+      <w:r>
+        <w:br/>
+      </w:r>
+      <w:r>
+        <w:rPr>
+          <w:rStyle w:val="NormalTok"/>
+        </w:rPr>
+        <w:t xml:space="preserve">  </w:t>
+      </w:r>
+      <w:r>
+        <w:rPr>
+          <w:rStyle w:val="KeywordTok"/>
+        </w:rPr>
+        <w:t xml:space="preserve">const</w:t>
+      </w:r>
+      <w:r>
+        <w:rPr>
+          <w:rStyle w:val="NormalTok"/>
+        </w:rPr>
+        <w:t xml:space="preserve"> x</w:t>
+      </w:r>
+      <w:r>
+        <w:rPr>
+          <w:rStyle w:val="OperatorTok"/>
+        </w:rPr>
+        <w:t xml:space="preserve">=</w:t>
+      </w:r>
+      <w:r>
+        <w:rPr>
+          <w:rStyle w:val="NormalTok"/>
+        </w:rPr>
+        <w:t xml:space="preserve">c</w:t>
+      </w:r>
+      <w:r>
+        <w:rPr>
+          <w:rStyle w:val="OperatorTok"/>
+        </w:rPr>
+        <w:t xml:space="preserve">.</w:t>
+      </w:r>
+      <w:r>
+        <w:rPr>
+          <w:rStyle w:val="FunctionTok"/>
+        </w:rPr>
+        <w:t xml:space="preserve">getContext</w:t>
+      </w:r>
+      <w:r>
+        <w:rPr>
+          <w:rStyle w:val="NormalTok"/>
+        </w:rPr>
+        <w:t xml:space="preserve">(</w:t>
+      </w:r>
+      <w:r>
+        <w:rPr>
+          <w:rStyle w:val="StringTok"/>
+        </w:rPr>
+        <w:t xml:space="preserve">'2d'</w:t>
+      </w:r>
+      <w:r>
+        <w:rPr>
+          <w:rStyle w:val="OperatorTok"/>
+        </w:rPr>
+        <w:t xml:space="preserve">,</w:t>
+      </w:r>
+      <w:r>
+        <w:rPr>
+          <w:rStyle w:val="NormalTok"/>
+        </w:rPr>
+        <w:t xml:space="preserve">{</w:t>
+      </w:r>
+      <w:r>
+        <w:rPr>
+          <w:rStyle w:val="DataTypeTok"/>
+        </w:rPr>
+        <w:t xml:space="preserve">willReadFrequently</w:t>
+      </w:r>
+      <w:r>
+        <w:rPr>
+          <w:rStyle w:val="OperatorTok"/>
+        </w:rPr>
+        <w:t xml:space="preserve">:</w:t>
+      </w:r>
+      <w:r>
+        <w:rPr>
+          <w:rStyle w:val="KeywordTok"/>
+        </w:rPr>
+        <w:t xml:space="preserve">true</w:t>
+      </w:r>
+      <w:r>
+        <w:rPr>
+          <w:rStyle w:val="NormalTok"/>
+        </w:rPr>
+        <w:t xml:space="preserve">})</w:t>
+      </w:r>
+      <w:r>
+        <w:rPr>
+          <w:rStyle w:val="OperatorTok"/>
+        </w:rPr>
+        <w:t xml:space="preserve">;</w:t>
+      </w:r>
+      <w:r>
+        <w:br/>
+      </w:r>
+      <w:r>
+        <w:rPr>
+          <w:rStyle w:val="NormalTok"/>
+        </w:rPr>
+        <w:t xml:space="preserve">  </w:t>
+      </w:r>
+      <w:r>
+        <w:rPr>
+          <w:rStyle w:val="BuiltInTok"/>
+        </w:rPr>
+        <w:t xml:space="preserve">window</w:t>
+      </w:r>
+      <w:r>
+        <w:rPr>
+          <w:rStyle w:val="OperatorTok"/>
+        </w:rPr>
+        <w:t xml:space="preserve">.</w:t>
+      </w:r>
+      <w:r>
+        <w:rPr>
+          <w:rStyle w:val="AttributeTok"/>
+        </w:rPr>
+        <w:t xml:space="preserve">__diffs</w:t>
+      </w:r>
+      <w:r>
+        <w:rPr>
+          <w:rStyle w:val="OperatorTok"/>
+        </w:rPr>
+        <w:t xml:space="preserve">=</w:t>
+      </w:r>
+      <w:r>
+        <w:rPr>
+          <w:rStyle w:val="BuiltInTok"/>
+        </w:rPr>
+        <w:t xml:space="preserve">window</w:t>
+      </w:r>
+      <w:r>
+        <w:rPr>
+          <w:rStyle w:val="OperatorTok"/>
+        </w:rPr>
+        <w:t xml:space="preserve">.</w:t>
+      </w:r>
+      <w:r>
+        <w:rPr>
+          <w:rStyle w:val="AttributeTok"/>
+        </w:rPr>
+        <w:t xml:space="preserve">__diffs</w:t>
+      </w:r>
+      <w:r>
+        <w:rPr>
+          <w:rStyle w:val="OperatorTok"/>
+        </w:rPr>
+        <w:t xml:space="preserve">||</w:t>
+      </w:r>
+      <w:r>
+        <w:rPr>
+          <w:rStyle w:val="NormalTok"/>
+        </w:rPr>
+        <w:t xml:space="preserve">[]</w:t>
+      </w:r>
+      <w:r>
+        <w:rPr>
+          <w:rStyle w:val="OperatorTok"/>
+        </w:rPr>
+        <w:t xml:space="preserve">;</w:t>
+      </w:r>
+      <w:r>
+        <w:rPr>
+          <w:rStyle w:val="NormalTok"/>
+        </w:rPr>
+        <w:t xml:space="preserve"> </w:t>
+      </w:r>
+      <w:r>
+        <w:rPr>
+          <w:rStyle w:val="KeywordTok"/>
+        </w:rPr>
+        <w:t xml:space="preserve">let</w:t>
+      </w:r>
+      <w:r>
+        <w:rPr>
+          <w:rStyle w:val="NormalTok"/>
+        </w:rPr>
+        <w:t xml:space="preserve"> prev</w:t>
+      </w:r>
+      <w:r>
+        <w:rPr>
+          <w:rStyle w:val="OperatorTok"/>
+        </w:rPr>
+        <w:t xml:space="preserve">=</w:t>
+      </w:r>
+      <w:r>
+        <w:rPr>
+          <w:rStyle w:val="BuiltInTok"/>
+        </w:rPr>
+        <w:t xml:space="preserve">window</w:t>
+      </w:r>
+      <w:r>
+        <w:rPr>
+          <w:rStyle w:val="OperatorTok"/>
+        </w:rPr>
+        <w:t xml:space="preserve">.</w:t>
+      </w:r>
+      <w:r>
+        <w:rPr>
+          <w:rStyle w:val="AttributeTok"/>
+        </w:rPr>
+        <w:t xml:space="preserve">__prev</w:t>
+      </w:r>
+      <w:r>
+        <w:rPr>
+          <w:rStyle w:val="OperatorTok"/>
+        </w:rPr>
+        <w:t xml:space="preserve">||</w:t>
+      </w:r>
+      <w:r>
+        <w:rPr>
+          <w:rStyle w:val="KeywordTok"/>
+        </w:rPr>
+        <w:t xml:space="preserve">null</w:t>
+      </w:r>
+      <w:r>
+        <w:rPr>
+          <w:rStyle w:val="OperatorTok"/>
+        </w:rPr>
+        <w:t xml:space="preserve">;</w:t>
+      </w:r>
+      <w:r>
+        <w:br/>
+      </w:r>
+      <w:r>
+        <w:rPr>
+          <w:rStyle w:val="NormalTok"/>
+        </w:rPr>
+        <w:t xml:space="preserve">  </w:t>
+      </w:r>
+      <w:r>
+        <w:rPr>
+          <w:rStyle w:val="ControlFlowTok"/>
+        </w:rPr>
+        <w:t xml:space="preserve">for</w:t>
+      </w:r>
+      <w:r>
+        <w:rPr>
+          <w:rStyle w:val="NormalTok"/>
+        </w:rPr>
+        <w:t xml:space="preserve">(</w:t>
+      </w:r>
+      <w:r>
+        <w:rPr>
+          <w:rStyle w:val="KeywordTok"/>
+        </w:rPr>
+        <w:t xml:space="preserve">let</w:t>
+      </w:r>
+      <w:r>
+        <w:rPr>
+          <w:rStyle w:val="NormalTok"/>
+        </w:rPr>
+        <w:t xml:space="preserve"> t</w:t>
+      </w:r>
+      <w:r>
+        <w:rPr>
+          <w:rStyle w:val="OperatorTok"/>
+        </w:rPr>
+        <w:t xml:space="preserve">=</w:t>
+      </w:r>
+      <w:r>
+        <w:rPr>
+          <w:rStyle w:val="ImportTok"/>
+        </w:rPr>
+        <w:t xml:space="preserve">from</w:t>
+      </w:r>
+      <w:r>
+        <w:rPr>
+          <w:rStyle w:val="OperatorTok"/>
+        </w:rPr>
+        <w:t xml:space="preserve">;</w:t>
+      </w:r>
+      <w:r>
+        <w:rPr>
+          <w:rStyle w:val="NormalTok"/>
+        </w:rPr>
+        <w:t xml:space="preserve">t</w:t>
+      </w:r>
+      <w:r>
+        <w:rPr>
+          <w:rStyle w:val="OperatorTok"/>
+        </w:rPr>
+        <w:t xml:space="preserve">&lt;</w:t>
+      </w:r>
+      <w:r>
+        <w:rPr>
+          <w:rStyle w:val="NormalTok"/>
+        </w:rPr>
+        <w:t xml:space="preserve">to</w:t>
+      </w:r>
+      <w:r>
+        <w:rPr>
+          <w:rStyle w:val="OperatorTok"/>
+        </w:rPr>
+        <w:t xml:space="preserve">;</w:t>
+      </w:r>
+      <w:r>
+        <w:rPr>
+          <w:rStyle w:val="NormalTok"/>
+        </w:rPr>
+        <w:t xml:space="preserve">t</w:t>
+      </w:r>
+      <w:r>
+        <w:rPr>
+          <w:rStyle w:val="OperatorTok"/>
+        </w:rPr>
+        <w:t xml:space="preserve">+=</w:t>
+      </w:r>
+      <w:r>
+        <w:rPr>
+          <w:rStyle w:val="NormalTok"/>
+        </w:rPr>
+        <w:t xml:space="preserve">step){</w:t>
+      </w:r>
+      <w:r>
+        <w:br/>
+      </w:r>
+      <w:r>
+        <w:rPr>
+          <w:rStyle w:val="NormalTok"/>
+        </w:rPr>
+        <w:t xml:space="preserve">    </w:t>
+      </w:r>
+      <w:r>
+        <w:rPr>
+          <w:rStyle w:val="ControlFlowTok"/>
+        </w:rPr>
+        <w:t xml:space="preserve">await</w:t>
+      </w:r>
+      <w:r>
+        <w:rPr>
+          <w:rStyle w:val="NormalTok"/>
+        </w:rPr>
+        <w:t xml:space="preserve"> </w:t>
+      </w:r>
+      <w:r>
+        <w:rPr>
+          <w:rStyle w:val="KeywordTok"/>
+        </w:rPr>
+        <w:t xml:space="preserve">new</w:t>
+      </w:r>
+      <w:r>
+        <w:rPr>
+          <w:rStyle w:val="NormalTok"/>
+        </w:rPr>
+        <w:t xml:space="preserve"> </w:t>
+      </w:r>
+      <w:r>
+        <w:rPr>
+          <w:rStyle w:val="BuiltInTok"/>
+        </w:rPr>
+        <w:t xml:space="preserve">Promise</w:t>
+      </w:r>
+      <w:r>
+        <w:rPr>
+          <w:rStyle w:val="NormalTok"/>
+        </w:rPr>
+        <w:t xml:space="preserve">(r</w:t>
+      </w:r>
+      <w:r>
+        <w:rPr>
+          <w:rStyle w:val="KeywordTok"/>
+        </w:rPr>
+        <w:t xml:space="preserve">=&gt;</w:t>
+      </w:r>
+      <w:r>
+        <w:rPr>
+          <w:rStyle w:val="NormalTok"/>
+        </w:rPr>
+        <w:t xml:space="preserve">{</w:t>
+      </w:r>
+      <w:r>
+        <w:rPr>
+          <w:rStyle w:val="KeywordTok"/>
+        </w:rPr>
+        <w:t xml:space="preserve">const</w:t>
+      </w:r>
+      <w:r>
+        <w:rPr>
+          <w:rStyle w:val="NormalTok"/>
+        </w:rPr>
+        <w:t xml:space="preserve"> h</w:t>
+      </w:r>
+      <w:r>
+        <w:rPr>
+          <w:rStyle w:val="OperatorTok"/>
+        </w:rPr>
+        <w:t xml:space="preserve">=</w:t>
+      </w:r>
+      <w:r>
+        <w:rPr>
+          <w:rStyle w:val="NormalTok"/>
+        </w:rPr>
+        <w:t xml:space="preserve">()</w:t>
+      </w:r>
+      <w:r>
+        <w:rPr>
+          <w:rStyle w:val="KeywordTok"/>
+        </w:rPr>
+        <w:t xml:space="preserve">=&gt;</w:t>
+      </w:r>
+      <w:r>
+        <w:rPr>
+          <w:rStyle w:val="NormalTok"/>
+        </w:rPr>
+        <w:t xml:space="preserve">{v</w:t>
+      </w:r>
+      <w:r>
+        <w:rPr>
+          <w:rStyle w:val="OperatorTok"/>
+        </w:rPr>
+        <w:t xml:space="preserve">.</w:t>
+      </w:r>
+      <w:r>
+        <w:rPr>
+          <w:rStyle w:val="FunctionTok"/>
+        </w:rPr>
+        <w:t xml:space="preserve">removeEventListener</w:t>
+      </w:r>
+      <w:r>
+        <w:rPr>
+          <w:rStyle w:val="NormalTok"/>
+        </w:rPr>
+        <w:t xml:space="preserve">(</w:t>
+      </w:r>
+      <w:r>
+        <w:rPr>
+          <w:rStyle w:val="StringTok"/>
+        </w:rPr>
+        <w:t xml:space="preserve">'seeked'</w:t>
+      </w:r>
+      <w:r>
+        <w:rPr>
+          <w:rStyle w:val="OperatorTok"/>
+        </w:rPr>
+        <w:t xml:space="preserve">,</w:t>
+      </w:r>
+      <w:r>
+        <w:rPr>
+          <w:rStyle w:val="NormalTok"/>
+        </w:rPr>
+        <w:t xml:space="preserve">h)</w:t>
+      </w:r>
+      <w:r>
+        <w:rPr>
+          <w:rStyle w:val="OperatorTok"/>
+        </w:rPr>
+        <w:t xml:space="preserve">;</w:t>
+      </w:r>
+      <w:r>
+        <w:rPr>
+          <w:rStyle w:val="FunctionTok"/>
+        </w:rPr>
+        <w:t xml:space="preserve">r</w:t>
+      </w:r>
+      <w:r>
+        <w:rPr>
+          <w:rStyle w:val="NormalTok"/>
+        </w:rPr>
+        <w:t xml:space="preserve">()}</w:t>
+      </w:r>
+      <w:r>
+        <w:rPr>
+          <w:rStyle w:val="OperatorTok"/>
+        </w:rPr>
+        <w:t xml:space="preserve">;</w:t>
+      </w:r>
+      <w:r>
+        <w:rPr>
+          <w:rStyle w:val="NormalTok"/>
+        </w:rPr>
+        <w:t xml:space="preserve"> v</w:t>
+      </w:r>
+      <w:r>
+        <w:rPr>
+          <w:rStyle w:val="OperatorTok"/>
+        </w:rPr>
+        <w:t xml:space="preserve">.</w:t>
+      </w:r>
+      <w:r>
+        <w:rPr>
+          <w:rStyle w:val="FunctionTok"/>
+        </w:rPr>
+        <w:t xml:space="preserve">addEventListener</w:t>
+      </w:r>
+      <w:r>
+        <w:rPr>
+          <w:rStyle w:val="NormalTok"/>
+        </w:rPr>
+        <w:t xml:space="preserve">(</w:t>
+      </w:r>
+      <w:r>
+        <w:rPr>
+          <w:rStyle w:val="StringTok"/>
+        </w:rPr>
+        <w:t xml:space="preserve">'seeked'</w:t>
+      </w:r>
+      <w:r>
+        <w:rPr>
+          <w:rStyle w:val="OperatorTok"/>
+        </w:rPr>
+        <w:t xml:space="preserve">,</w:t>
+      </w:r>
+      <w:r>
+        <w:rPr>
+          <w:rStyle w:val="NormalTok"/>
+        </w:rPr>
+        <w:t xml:space="preserve">h)</w:t>
+      </w:r>
+      <w:r>
+        <w:rPr>
+          <w:rStyle w:val="OperatorTok"/>
+        </w:rPr>
+        <w:t xml:space="preserve">;</w:t>
+      </w:r>
+      <w:r>
+        <w:rPr>
+          <w:rStyle w:val="NormalTok"/>
+        </w:rPr>
+        <w:t xml:space="preserve"> v</w:t>
+      </w:r>
+      <w:r>
+        <w:rPr>
+          <w:rStyle w:val="OperatorTok"/>
+        </w:rPr>
+        <w:t xml:space="preserve">.</w:t>
+      </w:r>
+      <w:r>
+        <w:rPr>
+          <w:rStyle w:val="AttributeTok"/>
+        </w:rPr>
+        <w:t xml:space="preserve">currentTime</w:t>
+      </w:r>
+      <w:r>
+        <w:rPr>
+          <w:rStyle w:val="OperatorTok"/>
+        </w:rPr>
+        <w:t xml:space="preserve">=</w:t>
+      </w:r>
+      <w:r>
+        <w:rPr>
+          <w:rStyle w:val="NormalTok"/>
+        </w:rPr>
+        <w:t xml:space="preserve">t</w:t>
+      </w:r>
+      <w:r>
+        <w:rPr>
+          <w:rStyle w:val="OperatorTok"/>
+        </w:rPr>
+        <w:t xml:space="preserve">;</w:t>
+      </w:r>
+      <w:r>
+        <w:rPr>
+          <w:rStyle w:val="NormalTok"/>
+        </w:rPr>
+        <w:t xml:space="preserve"> </w:t>
+      </w:r>
+      <w:r>
+        <w:rPr>
+          <w:rStyle w:val="PreprocessorTok"/>
+        </w:rPr>
+        <w:t xml:space="preserve">setTimeout</w:t>
+      </w:r>
+      <w:r>
+        <w:rPr>
+          <w:rStyle w:val="NormalTok"/>
+        </w:rPr>
+        <w:t xml:space="preserve">(r</w:t>
+      </w:r>
+      <w:r>
+        <w:rPr>
+          <w:rStyle w:val="OperatorTok"/>
+        </w:rPr>
+        <w:t xml:space="preserve">,</w:t>
+      </w:r>
+      <w:r>
+        <w:rPr>
+          <w:rStyle w:val="DecValTok"/>
+        </w:rPr>
+        <w:t xml:space="preserve">800</w:t>
+      </w:r>
+      <w:r>
+        <w:rPr>
+          <w:rStyle w:val="NormalTok"/>
+        </w:rPr>
+        <w:t xml:space="preserve">)})</w:t>
+      </w:r>
+      <w:r>
+        <w:rPr>
+          <w:rStyle w:val="OperatorTok"/>
+        </w:rPr>
+        <w:t xml:space="preserve">;</w:t>
+      </w:r>
+      <w:r>
+        <w:br/>
+      </w:r>
+      <w:r>
+        <w:rPr>
+          <w:rStyle w:val="NormalTok"/>
+        </w:rPr>
+        <w:t xml:space="preserve">    x</w:t>
+      </w:r>
+      <w:r>
+        <w:rPr>
+          <w:rStyle w:val="OperatorTok"/>
+        </w:rPr>
+        <w:t xml:space="preserve">.</w:t>
+      </w:r>
+      <w:r>
+        <w:rPr>
+          <w:rStyle w:val="FunctionTok"/>
+        </w:rPr>
+        <w:t xml:space="preserve">drawImage</w:t>
+      </w:r>
+      <w:r>
+        <w:rPr>
+          <w:rStyle w:val="NormalTok"/>
+        </w:rPr>
+        <w:t xml:space="preserve">(v</w:t>
+      </w:r>
+      <w:r>
+        <w:rPr>
+          <w:rStyle w:val="OperatorTok"/>
+        </w:rPr>
+        <w:t xml:space="preserve">,</w:t>
+      </w:r>
+      <w:r>
+        <w:rPr>
+          <w:rStyle w:val="DecValTok"/>
+        </w:rPr>
+        <w:t xml:space="preserve">0</w:t>
+      </w:r>
+      <w:r>
+        <w:rPr>
+          <w:rStyle w:val="OperatorTok"/>
+        </w:rPr>
+        <w:t xml:space="preserve">,</w:t>
+      </w:r>
+      <w:r>
+        <w:rPr>
+          <w:rStyle w:val="DecValTok"/>
+        </w:rPr>
+        <w:t xml:space="preserve">0</w:t>
+      </w:r>
+      <w:r>
+        <w:rPr>
+          <w:rStyle w:val="OperatorTok"/>
+        </w:rPr>
+        <w:t xml:space="preserve">,</w:t>
+      </w:r>
+      <w:r>
+        <w:rPr>
+          <w:rStyle w:val="DecValTok"/>
+        </w:rPr>
+        <w:t xml:space="preserve">48</w:t>
+      </w:r>
+      <w:r>
+        <w:rPr>
+          <w:rStyle w:val="OperatorTok"/>
+        </w:rPr>
+        <w:t xml:space="preserve">,</w:t>
+      </w:r>
+      <w:r>
+        <w:rPr>
+          <w:rStyle w:val="DecValTok"/>
+        </w:rPr>
+        <w:t xml:space="preserve">27</w:t>
+      </w:r>
+      <w:r>
+        <w:rPr>
+          <w:rStyle w:val="NormalTok"/>
+        </w:rPr>
+        <w:t xml:space="preserve">)</w:t>
+      </w:r>
+      <w:r>
+        <w:rPr>
+          <w:rStyle w:val="OperatorTok"/>
+        </w:rPr>
+        <w:t xml:space="preserve">;</w:t>
+      </w:r>
+      <w:r>
+        <w:rPr>
+          <w:rStyle w:val="NormalTok"/>
+        </w:rPr>
+        <w:t xml:space="preserve"> </w:t>
+      </w:r>
+      <w:r>
+        <w:rPr>
+          <w:rStyle w:val="KeywordTok"/>
+        </w:rPr>
+        <w:t xml:space="preserve">const</w:t>
+      </w:r>
+      <w:r>
+        <w:rPr>
+          <w:rStyle w:val="NormalTok"/>
+        </w:rPr>
+        <w:t xml:space="preserve"> d</w:t>
+      </w:r>
+      <w:r>
+        <w:rPr>
+          <w:rStyle w:val="OperatorTok"/>
+        </w:rPr>
+        <w:t xml:space="preserve">=</w:t>
+      </w:r>
+      <w:r>
+        <w:rPr>
+          <w:rStyle w:val="NormalTok"/>
+        </w:rPr>
+        <w:t xml:space="preserve">x</w:t>
+      </w:r>
+      <w:r>
+        <w:rPr>
+          <w:rStyle w:val="OperatorTok"/>
+        </w:rPr>
+        <w:t xml:space="preserve">.</w:t>
+      </w:r>
+      <w:r>
+        <w:rPr>
+          <w:rStyle w:val="FunctionTok"/>
+        </w:rPr>
+        <w:t xml:space="preserve">getImageData</w:t>
+      </w:r>
+      <w:r>
+        <w:rPr>
+          <w:rStyle w:val="NormalTok"/>
+        </w:rPr>
+        <w:t xml:space="preserve">(</w:t>
+      </w:r>
+      <w:r>
+        <w:rPr>
+          <w:rStyle w:val="DecValTok"/>
+        </w:rPr>
+        <w:t xml:space="preserve">0</w:t>
+      </w:r>
+      <w:r>
+        <w:rPr>
+          <w:rStyle w:val="OperatorTok"/>
+        </w:rPr>
+        <w:t xml:space="preserve">,</w:t>
+      </w:r>
+      <w:r>
+        <w:rPr>
+          <w:rStyle w:val="DecValTok"/>
+        </w:rPr>
+        <w:t xml:space="preserve">0</w:t>
+      </w:r>
+      <w:r>
+        <w:rPr>
+          <w:rStyle w:val="OperatorTok"/>
+        </w:rPr>
+        <w:t xml:space="preserve">,</w:t>
+      </w:r>
+      <w:r>
+        <w:rPr>
+          <w:rStyle w:val="DecValTok"/>
+        </w:rPr>
+        <w:t xml:space="preserve">48</w:t>
+      </w:r>
+      <w:r>
+        <w:rPr>
+          <w:rStyle w:val="OperatorTok"/>
+        </w:rPr>
+        <w:t xml:space="preserve">,</w:t>
+      </w:r>
+      <w:r>
+        <w:rPr>
+          <w:rStyle w:val="DecValTok"/>
+        </w:rPr>
+        <w:t xml:space="preserve">27</w:t>
+      </w:r>
+      <w:r>
+        <w:rPr>
+          <w:rStyle w:val="NormalTok"/>
+        </w:rPr>
+        <w:t xml:space="preserve">)</w:t>
+      </w:r>
+      <w:r>
+        <w:rPr>
+          <w:rStyle w:val="OperatorTok"/>
+        </w:rPr>
+        <w:t xml:space="preserve">.</w:t>
+      </w:r>
+      <w:r>
+        <w:rPr>
+          <w:rStyle w:val="AttributeTok"/>
+        </w:rPr>
+        <w:t xml:space="preserve">data</w:t>
+      </w:r>
+      <w:r>
+        <w:rPr>
+          <w:rStyle w:val="OperatorTok"/>
+        </w:rPr>
+        <w:t xml:space="preserve">;</w:t>
+      </w:r>
+      <w:r>
+        <w:rPr>
+          <w:rStyle w:val="NormalTok"/>
+        </w:rPr>
+        <w:t xml:space="preserve"> </w:t>
+      </w:r>
+      <w:r>
+        <w:rPr>
+          <w:rStyle w:val="KeywordTok"/>
+        </w:rPr>
+        <w:t xml:space="preserve">const</w:t>
+      </w:r>
+      <w:r>
+        <w:rPr>
+          <w:rStyle w:val="NormalTok"/>
+        </w:rPr>
+        <w:t xml:space="preserve"> g</w:t>
+      </w:r>
+      <w:r>
+        <w:rPr>
+          <w:rStyle w:val="OperatorTok"/>
+        </w:rPr>
+        <w:t xml:space="preserve">=</w:t>
+      </w:r>
+      <w:r>
+        <w:rPr>
+          <w:rStyle w:val="KeywordTok"/>
+        </w:rPr>
+        <w:t xml:space="preserve">new</w:t>
+      </w:r>
+      <w:r>
+        <w:rPr>
+          <w:rStyle w:val="NormalTok"/>
+        </w:rPr>
+        <w:t xml:space="preserve"> </w:t>
+      </w:r>
+      <w:r>
+        <w:rPr>
+          <w:rStyle w:val="BuiltInTok"/>
+        </w:rPr>
+        <w:t xml:space="preserve">Float32Array</w:t>
+      </w:r>
+      <w:r>
+        <w:rPr>
+          <w:rStyle w:val="NormalTok"/>
+        </w:rPr>
+        <w:t xml:space="preserve">(</w:t>
+      </w:r>
+      <w:r>
+        <w:rPr>
+          <w:rStyle w:val="DecValTok"/>
+        </w:rPr>
+        <w:t xml:space="preserve">48</w:t>
+      </w:r>
+      <w:r>
+        <w:rPr>
+          <w:rStyle w:val="OperatorTok"/>
+        </w:rPr>
+        <w:t xml:space="preserve">*</w:t>
+      </w:r>
+      <w:r>
+        <w:rPr>
+          <w:rStyle w:val="DecValTok"/>
+        </w:rPr>
+        <w:t xml:space="preserve">27</w:t>
+      </w:r>
+      <w:r>
+        <w:rPr>
+          <w:rStyle w:val="NormalTok"/>
+        </w:rPr>
+        <w:t xml:space="preserve">)</w:t>
+      </w:r>
+      <w:r>
+        <w:rPr>
+          <w:rStyle w:val="OperatorTok"/>
+        </w:rPr>
+        <w:t xml:space="preserve">;</w:t>
+      </w:r>
+      <w:r>
+        <w:br/>
+      </w:r>
+      <w:r>
+        <w:rPr>
+          <w:rStyle w:val="NormalTok"/>
+        </w:rPr>
+        <w:t xml:space="preserve">    </w:t>
+      </w:r>
+      <w:r>
+        <w:rPr>
+          <w:rStyle w:val="ControlFlowTok"/>
+        </w:rPr>
+        <w:t xml:space="preserve">for</w:t>
+      </w:r>
+      <w:r>
+        <w:rPr>
+          <w:rStyle w:val="NormalTok"/>
+        </w:rPr>
+        <w:t xml:space="preserve">(</w:t>
+      </w:r>
+      <w:r>
+        <w:rPr>
+          <w:rStyle w:val="KeywordTok"/>
+        </w:rPr>
+        <w:t xml:space="preserve">let</w:t>
+      </w:r>
+      <w:r>
+        <w:rPr>
+          <w:rStyle w:val="NormalTok"/>
+        </w:rPr>
+        <w:t xml:space="preserve"> i</w:t>
+      </w:r>
+      <w:r>
+        <w:rPr>
+          <w:rStyle w:val="OperatorTok"/>
+        </w:rPr>
+        <w:t xml:space="preserve">=</w:t>
+      </w:r>
+      <w:r>
+        <w:rPr>
+          <w:rStyle w:val="DecValTok"/>
+        </w:rPr>
+        <w:t xml:space="preserve">0</w:t>
+      </w:r>
+      <w:r>
+        <w:rPr>
+          <w:rStyle w:val="OperatorTok"/>
+        </w:rPr>
+        <w:t xml:space="preserve">;</w:t>
+      </w:r>
+      <w:r>
+        <w:rPr>
+          <w:rStyle w:val="NormalTok"/>
+        </w:rPr>
+        <w:t xml:space="preserve">i</w:t>
+      </w:r>
+      <w:r>
+        <w:rPr>
+          <w:rStyle w:val="OperatorTok"/>
+        </w:rPr>
+        <w:t xml:space="preserve">&lt;</w:t>
+      </w:r>
+      <w:r>
+        <w:rPr>
+          <w:rStyle w:val="NormalTok"/>
+        </w:rPr>
+        <w:t xml:space="preserve">g</w:t>
+      </w:r>
+      <w:r>
+        <w:rPr>
+          <w:rStyle w:val="OperatorTok"/>
+        </w:rPr>
+        <w:t xml:space="preserve">.</w:t>
+      </w:r>
+      <w:r>
+        <w:rPr>
+          <w:rStyle w:val="AttributeTok"/>
+        </w:rPr>
+        <w:t xml:space="preserve">length</w:t>
+      </w:r>
+      <w:r>
+        <w:rPr>
+          <w:rStyle w:val="OperatorTok"/>
+        </w:rPr>
+        <w:t xml:space="preserve">;</w:t>
+      </w:r>
+      <w:r>
+        <w:rPr>
+          <w:rStyle w:val="NormalTok"/>
+        </w:rPr>
+        <w:t xml:space="preserve">i</w:t>
+      </w:r>
+      <w:r>
+        <w:rPr>
+          <w:rStyle w:val="OperatorTok"/>
+        </w:rPr>
+        <w:t xml:space="preserve">++</w:t>
+      </w:r>
+      <w:r>
+        <w:rPr>
+          <w:rStyle w:val="NormalTok"/>
+        </w:rPr>
+        <w:t xml:space="preserve">) g[i]</w:t>
+      </w:r>
+      <w:r>
+        <w:rPr>
+          <w:rStyle w:val="OperatorTok"/>
+        </w:rPr>
+        <w:t xml:space="preserve">=</w:t>
+      </w:r>
+      <w:r>
+        <w:rPr>
+          <w:rStyle w:val="NormalTok"/>
+        </w:rPr>
+        <w:t xml:space="preserve">(d[i</w:t>
+      </w:r>
+      <w:r>
+        <w:rPr>
+          <w:rStyle w:val="OperatorTok"/>
+        </w:rPr>
+        <w:t xml:space="preserve">*</w:t>
+      </w:r>
+      <w:r>
+        <w:rPr>
+          <w:rStyle w:val="DecValTok"/>
+        </w:rPr>
+        <w:t xml:space="preserve">4</w:t>
+      </w:r>
+      <w:r>
+        <w:rPr>
+          <w:rStyle w:val="NormalTok"/>
+        </w:rPr>
+        <w:t xml:space="preserve">]</w:t>
+      </w:r>
+      <w:r>
+        <w:rPr>
+          <w:rStyle w:val="OperatorTok"/>
+        </w:rPr>
+        <w:t xml:space="preserve">+</w:t>
+      </w:r>
+      <w:r>
+        <w:rPr>
+          <w:rStyle w:val="NormalTok"/>
+        </w:rPr>
+        <w:t xml:space="preserve">d[i</w:t>
+      </w:r>
+      <w:r>
+        <w:rPr>
+          <w:rStyle w:val="OperatorTok"/>
+        </w:rPr>
+        <w:t xml:space="preserve">*</w:t>
+      </w:r>
+      <w:r>
+        <w:rPr>
+          <w:rStyle w:val="DecValTok"/>
+        </w:rPr>
+        <w:t xml:space="preserve">4</w:t>
+      </w:r>
+      <w:r>
+        <w:rPr>
+          <w:rStyle w:val="OperatorTok"/>
+        </w:rPr>
+        <w:t xml:space="preserve">+</w:t>
+      </w:r>
+      <w:r>
+        <w:rPr>
+          <w:rStyle w:val="DecValTok"/>
+        </w:rPr>
+        <w:t xml:space="preserve">1</w:t>
+      </w:r>
+      <w:r>
+        <w:rPr>
+          <w:rStyle w:val="NormalTok"/>
+        </w:rPr>
+        <w:t xml:space="preserve">]</w:t>
+      </w:r>
+      <w:r>
+        <w:rPr>
+          <w:rStyle w:val="OperatorTok"/>
+        </w:rPr>
+        <w:t xml:space="preserve">+</w:t>
+      </w:r>
+      <w:r>
+        <w:rPr>
+          <w:rStyle w:val="NormalTok"/>
+        </w:rPr>
+        <w:t xml:space="preserve">d[i</w:t>
+      </w:r>
+      <w:r>
+        <w:rPr>
+          <w:rStyle w:val="OperatorTok"/>
+        </w:rPr>
+        <w:t xml:space="preserve">*</w:t>
+      </w:r>
+      <w:r>
+        <w:rPr>
+          <w:rStyle w:val="DecValTok"/>
+        </w:rPr>
+        <w:t xml:space="preserve">4</w:t>
+      </w:r>
+      <w:r>
+        <w:rPr>
+          <w:rStyle w:val="OperatorTok"/>
+        </w:rPr>
+        <w:t xml:space="preserve">+</w:t>
+      </w:r>
+      <w:r>
+        <w:rPr>
+          <w:rStyle w:val="DecValTok"/>
+        </w:rPr>
+        <w:t xml:space="preserve">2</w:t>
+      </w:r>
+      <w:r>
+        <w:rPr>
+          <w:rStyle w:val="NormalTok"/>
+        </w:rPr>
+        <w:t xml:space="preserve">])</w:t>
+      </w:r>
+      <w:r>
+        <w:rPr>
+          <w:rStyle w:val="OperatorTok"/>
+        </w:rPr>
+        <w:t xml:space="preserve">/</w:t>
+      </w:r>
+      <w:r>
+        <w:rPr>
+          <w:rStyle w:val="DecValTok"/>
+        </w:rPr>
+        <w:t xml:space="preserve">3</w:t>
+      </w:r>
+      <w:r>
+        <w:rPr>
+          <w:rStyle w:val="OperatorTok"/>
+        </w:rPr>
+        <w:t xml:space="preserve">;</w:t>
+      </w:r>
+      <w:r>
+        <w:br/>
+      </w:r>
+      <w:r>
+        <w:rPr>
+          <w:rStyle w:val="NormalTok"/>
+        </w:rPr>
+        <w:t xml:space="preserve">    </w:t>
+      </w:r>
+      <w:r>
+        <w:rPr>
+          <w:rStyle w:val="ControlFlowTok"/>
+        </w:rPr>
+        <w:t xml:space="preserve">if</w:t>
+      </w:r>
+      <w:r>
+        <w:rPr>
+          <w:rStyle w:val="NormalTok"/>
+        </w:rPr>
+        <w:t xml:space="preserve">(prev){</w:t>
+      </w:r>
+      <w:r>
+        <w:rPr>
+          <w:rStyle w:val="KeywordTok"/>
+        </w:rPr>
+        <w:t xml:space="preserve">let</w:t>
+      </w:r>
+      <w:r>
+        <w:rPr>
+          <w:rStyle w:val="NormalTok"/>
+        </w:rPr>
+        <w:t xml:space="preserve"> s</w:t>
+      </w:r>
+      <w:r>
+        <w:rPr>
+          <w:rStyle w:val="OperatorTok"/>
+        </w:rPr>
+        <w:t xml:space="preserve">=</w:t>
+      </w:r>
+      <w:r>
+        <w:rPr>
+          <w:rStyle w:val="DecValTok"/>
+        </w:rPr>
+        <w:t xml:space="preserve">0</w:t>
+      </w:r>
+      <w:r>
+        <w:rPr>
+          <w:rStyle w:val="OperatorTok"/>
+        </w:rPr>
+        <w:t xml:space="preserve">;</w:t>
+      </w:r>
+      <w:r>
+        <w:rPr>
+          <w:rStyle w:val="NormalTok"/>
+        </w:rPr>
+        <w:t xml:space="preserve"> </w:t>
+      </w:r>
+      <w:r>
+        <w:rPr>
+          <w:rStyle w:val="ControlFlowTok"/>
+        </w:rPr>
+        <w:t xml:space="preserve">for</w:t>
+      </w:r>
+      <w:r>
+        <w:rPr>
+          <w:rStyle w:val="NormalTok"/>
+        </w:rPr>
+        <w:t xml:space="preserve">(</w:t>
+      </w:r>
+      <w:r>
+        <w:rPr>
+          <w:rStyle w:val="KeywordTok"/>
+        </w:rPr>
+        <w:t xml:space="preserve">let</w:t>
+      </w:r>
+      <w:r>
+        <w:rPr>
+          <w:rStyle w:val="NormalTok"/>
+        </w:rPr>
+        <w:t xml:space="preserve"> i</w:t>
+      </w:r>
+      <w:r>
+        <w:rPr>
+          <w:rStyle w:val="OperatorTok"/>
+        </w:rPr>
+        <w:t xml:space="preserve">=</w:t>
+      </w:r>
+      <w:r>
+        <w:rPr>
+          <w:rStyle w:val="DecValTok"/>
+        </w:rPr>
+        <w:t xml:space="preserve">0</w:t>
+      </w:r>
+      <w:r>
+        <w:rPr>
+          <w:rStyle w:val="OperatorTok"/>
+        </w:rPr>
+        <w:t xml:space="preserve">;</w:t>
+      </w:r>
+      <w:r>
+        <w:rPr>
+          <w:rStyle w:val="NormalTok"/>
+        </w:rPr>
+        <w:t xml:space="preserve">i</w:t>
+      </w:r>
+      <w:r>
+        <w:rPr>
+          <w:rStyle w:val="OperatorTok"/>
+        </w:rPr>
+        <w:t xml:space="preserve">&lt;</w:t>
+      </w:r>
+      <w:r>
+        <w:rPr>
+          <w:rStyle w:val="NormalTok"/>
+        </w:rPr>
+        <w:t xml:space="preserve">g</w:t>
+      </w:r>
+      <w:r>
+        <w:rPr>
+          <w:rStyle w:val="OperatorTok"/>
+        </w:rPr>
+        <w:t xml:space="preserve">.</w:t>
+      </w:r>
+      <w:r>
+        <w:rPr>
+          <w:rStyle w:val="AttributeTok"/>
+        </w:rPr>
+        <w:t xml:space="preserve">length</w:t>
+      </w:r>
+      <w:r>
+        <w:rPr>
+          <w:rStyle w:val="OperatorTok"/>
+        </w:rPr>
+        <w:t xml:space="preserve">;</w:t>
+      </w:r>
+      <w:r>
+        <w:rPr>
+          <w:rStyle w:val="NormalTok"/>
+        </w:rPr>
+        <w:t xml:space="preserve">i</w:t>
+      </w:r>
+      <w:r>
+        <w:rPr>
+          <w:rStyle w:val="OperatorTok"/>
+        </w:rPr>
+        <w:t xml:space="preserve">++</w:t>
+      </w:r>
+      <w:r>
+        <w:rPr>
+          <w:rStyle w:val="NormalTok"/>
+        </w:rPr>
+        <w:t xml:space="preserve">) s</w:t>
+      </w:r>
+      <w:r>
+        <w:rPr>
+          <w:rStyle w:val="OperatorTok"/>
+        </w:rPr>
+        <w:t xml:space="preserve">+=</w:t>
+      </w:r>
+      <w:r>
+        <w:rPr>
+          <w:rStyle w:val="BuiltInTok"/>
+        </w:rPr>
+        <w:t xml:space="preserve">Math</w:t>
+      </w:r>
+      <w:r>
+        <w:rPr>
+          <w:rStyle w:val="OperatorTok"/>
+        </w:rPr>
+        <w:t xml:space="preserve">.</w:t>
+      </w:r>
+      <w:r>
+        <w:rPr>
+          <w:rStyle w:val="FunctionTok"/>
+        </w:rPr>
+        <w:t xml:space="preserve">abs</w:t>
+      </w:r>
+      <w:r>
+        <w:rPr>
+          <w:rStyle w:val="NormalTok"/>
+        </w:rPr>
+        <w:t xml:space="preserve">(g[i]</w:t>
+      </w:r>
+      <w:r>
+        <w:rPr>
+          <w:rStyle w:val="OperatorTok"/>
+        </w:rPr>
+        <w:t xml:space="preserve">-</w:t>
+      </w:r>
+      <w:r>
+        <w:rPr>
+          <w:rStyle w:val="NormalTok"/>
+        </w:rPr>
+        <w:t xml:space="preserve">prev[i])</w:t>
+      </w:r>
+      <w:r>
+        <w:rPr>
+          <w:rStyle w:val="OperatorTok"/>
+        </w:rPr>
+        <w:t xml:space="preserve">;</w:t>
+      </w:r>
+      <w:r>
+        <w:rPr>
+          <w:rStyle w:val="NormalTok"/>
+        </w:rPr>
+        <w:t xml:space="preserve"> </w:t>
+      </w:r>
+      <w:r>
+        <w:rPr>
+          <w:rStyle w:val="BuiltInTok"/>
+        </w:rPr>
+        <w:t xml:space="preserve">window</w:t>
+      </w:r>
+      <w:r>
+        <w:rPr>
+          <w:rStyle w:val="OperatorTok"/>
+        </w:rPr>
+        <w:t xml:space="preserve">.</w:t>
+      </w:r>
+      <w:r>
+        <w:rPr>
+          <w:rStyle w:val="AttributeTok"/>
+        </w:rPr>
+        <w:t xml:space="preserve">__diffs</w:t>
+      </w:r>
+      <w:r>
+        <w:rPr>
+          <w:rStyle w:val="OperatorTok"/>
+        </w:rPr>
+        <w:t xml:space="preserve">.</w:t>
+      </w:r>
+      <w:r>
+        <w:rPr>
+          <w:rStyle w:val="FunctionTok"/>
+        </w:rPr>
+        <w:t xml:space="preserve">push</w:t>
+      </w:r>
+      <w:r>
+        <w:rPr>
+          <w:rStyle w:val="NormalTok"/>
+        </w:rPr>
+        <w:t xml:space="preserve">([</w:t>
+      </w:r>
+      <w:r>
+        <w:rPr>
+          <w:rStyle w:val="OperatorTok"/>
+        </w:rPr>
+        <w:t xml:space="preserve">+</w:t>
+      </w:r>
+      <w:r>
+        <w:rPr>
+          <w:rStyle w:val="NormalTok"/>
+        </w:rPr>
+        <w:t xml:space="preserve">t</w:t>
+      </w:r>
+      <w:r>
+        <w:rPr>
+          <w:rStyle w:val="OperatorTok"/>
+        </w:rPr>
+        <w:t xml:space="preserve">.</w:t>
+      </w:r>
+      <w:r>
+        <w:rPr>
+          <w:rStyle w:val="FunctionTok"/>
+        </w:rPr>
+        <w:t xml:space="preserve">toFixed</w:t>
+      </w:r>
+      <w:r>
+        <w:rPr>
+          <w:rStyle w:val="NormalTok"/>
+        </w:rPr>
+        <w:t xml:space="preserve">(</w:t>
+      </w:r>
+      <w:r>
+        <w:rPr>
+          <w:rStyle w:val="DecValTok"/>
+        </w:rPr>
+        <w:t xml:space="preserve">2</w:t>
+      </w:r>
+      <w:r>
+        <w:rPr>
+          <w:rStyle w:val="NormalTok"/>
+        </w:rPr>
+        <w:t xml:space="preserve">)</w:t>
+      </w:r>
+      <w:r>
+        <w:rPr>
+          <w:rStyle w:val="OperatorTok"/>
+        </w:rPr>
+        <w:t xml:space="preserve">,</w:t>
+      </w:r>
+      <w:r>
+        <w:rPr>
+          <w:rStyle w:val="NormalTok"/>
+        </w:rPr>
+        <w:t xml:space="preserve"> </w:t>
+      </w:r>
+      <w:r>
+        <w:rPr>
+          <w:rStyle w:val="OperatorTok"/>
+        </w:rPr>
+        <w:t xml:space="preserve">+</w:t>
+      </w:r>
+      <w:r>
+        <w:rPr>
+          <w:rStyle w:val="NormalTok"/>
+        </w:rPr>
+        <w:t xml:space="preserve">(s</w:t>
+      </w:r>
+      <w:r>
+        <w:rPr>
+          <w:rStyle w:val="OperatorTok"/>
+        </w:rPr>
+        <w:t xml:space="preserve">/</w:t>
+      </w:r>
+      <w:r>
+        <w:rPr>
+          <w:rStyle w:val="NormalTok"/>
+        </w:rPr>
+        <w:t xml:space="preserve">g</w:t>
+      </w:r>
+      <w:r>
+        <w:rPr>
+          <w:rStyle w:val="OperatorTok"/>
+        </w:rPr>
+        <w:t xml:space="preserve">.</w:t>
+      </w:r>
+      <w:r>
+        <w:rPr>
+          <w:rStyle w:val="AttributeTok"/>
+        </w:rPr>
+        <w:t xml:space="preserve">length</w:t>
+      </w:r>
+      <w:r>
+        <w:rPr>
+          <w:rStyle w:val="NormalTok"/>
+        </w:rPr>
+        <w:t xml:space="preserve">)</w:t>
+      </w:r>
+      <w:r>
+        <w:rPr>
+          <w:rStyle w:val="OperatorTok"/>
+        </w:rPr>
+        <w:t xml:space="preserve">.</w:t>
+      </w:r>
+      <w:r>
+        <w:rPr>
+          <w:rStyle w:val="FunctionTok"/>
+        </w:rPr>
+        <w:t xml:space="preserve">toFixed</w:t>
+      </w:r>
+      <w:r>
+        <w:rPr>
+          <w:rStyle w:val="NormalTok"/>
+        </w:rPr>
+        <w:t xml:space="preserve">(</w:t>
+      </w:r>
+      <w:r>
+        <w:rPr>
+          <w:rStyle w:val="DecValTok"/>
+        </w:rPr>
+        <w:t xml:space="preserve">1</w:t>
+      </w:r>
+      <w:r>
+        <w:rPr>
+          <w:rStyle w:val="NormalTok"/>
+        </w:rPr>
+        <w:t xml:space="preserve">)])</w:t>
+      </w:r>
+      <w:r>
+        <w:rPr>
+          <w:rStyle w:val="OperatorTok"/>
+        </w:rPr>
+        <w:t xml:space="preserve">;</w:t>
+      </w:r>
+      <w:r>
+        <w:rPr>
+          <w:rStyle w:val="NormalTok"/>
+        </w:rPr>
+        <w:t xml:space="preserve">}</w:t>
+      </w:r>
+      <w:r>
+        <w:br/>
+      </w:r>
+      <w:r>
+        <w:rPr>
+          <w:rStyle w:val="NormalTok"/>
+        </w:rPr>
+        <w:t xml:space="preserve">    prev</w:t>
+      </w:r>
+      <w:r>
+        <w:rPr>
+          <w:rStyle w:val="OperatorTok"/>
+        </w:rPr>
+        <w:t xml:space="preserve">=</w:t>
+      </w:r>
+      <w:r>
+        <w:rPr>
+          <w:rStyle w:val="NormalTok"/>
+        </w:rPr>
+        <w:t xml:space="preserve">g</w:t>
+      </w:r>
+      <w:r>
+        <w:rPr>
+          <w:rStyle w:val="OperatorTok"/>
+        </w:rPr>
+        <w:t xml:space="preserve">;</w:t>
+      </w:r>
+      <w:r>
+        <w:br/>
+      </w:r>
+      <w:r>
+        <w:rPr>
+          <w:rStyle w:val="NormalTok"/>
+        </w:rPr>
+        <w:t xml:space="preserve">  }</w:t>
+      </w:r>
+      <w:r>
+        <w:br/>
+      </w:r>
+      <w:r>
+        <w:rPr>
+          <w:rStyle w:val="NormalTok"/>
+        </w:rPr>
+        <w:t xml:space="preserve">  </w:t>
+      </w:r>
+      <w:r>
+        <w:rPr>
+          <w:rStyle w:val="BuiltInTok"/>
+        </w:rPr>
+        <w:t xml:space="preserve">window</w:t>
+      </w:r>
+      <w:r>
+        <w:rPr>
+          <w:rStyle w:val="OperatorTok"/>
+        </w:rPr>
+        <w:t xml:space="preserve">.</w:t>
+      </w:r>
+      <w:r>
+        <w:rPr>
+          <w:rStyle w:val="AttributeTok"/>
+        </w:rPr>
+        <w:t xml:space="preserve">__prev</w:t>
+      </w:r>
+      <w:r>
+        <w:rPr>
+          <w:rStyle w:val="OperatorTok"/>
+        </w:rPr>
+        <w:t xml:space="preserve">=</w:t>
+      </w:r>
+      <w:r>
+        <w:rPr>
+          <w:rStyle w:val="NormalTok"/>
+        </w:rPr>
+        <w:t xml:space="preserve">prev</w:t>
+      </w:r>
+      <w:r>
+        <w:rPr>
+          <w:rStyle w:val="OperatorTok"/>
+        </w:rPr>
+        <w:t xml:space="preserve">;</w:t>
+      </w:r>
+      <w:r>
+        <w:rPr>
+          <w:rStyle w:val="NormalTok"/>
+        </w:rPr>
+        <w:t xml:space="preserve"> </w:t>
+      </w:r>
+      <w:r>
+        <w:rPr>
+          <w:rStyle w:val="ControlFlowTok"/>
+        </w:rPr>
+        <w:t xml:space="preserve">return</w:t>
+      </w:r>
+      <w:r>
+        <w:rPr>
+          <w:rStyle w:val="NormalTok"/>
+        </w:rPr>
+        <w:t xml:space="preserve"> </w:t>
+      </w:r>
+      <w:r>
+        <w:rPr>
+          <w:rStyle w:val="BuiltInTok"/>
+        </w:rPr>
+        <w:t xml:space="preserve">window</w:t>
+      </w:r>
+      <w:r>
+        <w:rPr>
+          <w:rStyle w:val="OperatorTok"/>
+        </w:rPr>
+        <w:t xml:space="preserve">.</w:t>
+      </w:r>
+      <w:r>
+        <w:rPr>
+          <w:rStyle w:val="AttributeTok"/>
+        </w:rPr>
+        <w:t xml:space="preserve">__diffs</w:t>
+      </w:r>
+      <w:r>
+        <w:rPr>
+          <w:rStyle w:val="OperatorTok"/>
+        </w:rPr>
+        <w:t xml:space="preserve">.</w:t>
+      </w:r>
+      <w:r>
+        <w:rPr>
+          <w:rStyle w:val="AttributeTok"/>
+        </w:rPr>
+        <w:t xml:space="preserve">length</w:t>
+      </w:r>
+      <w:r>
+        <w:rPr>
+          <w:rStyle w:val="OperatorTok"/>
+        </w:rPr>
+        <w:t xml:space="preserve">;</w:t>
+      </w:r>
+      <w:r>
+        <w:br/>
+      </w:r>
+      <w:r>
+        <w:rPr>
+          <w:rStyle w:val="NormalTok"/>
+        </w:rPr>
+        <w:t xml:space="preserve">}</w:t>
+      </w:r>
+      <w:r>
+        <w:rPr>
+          <w:rStyle w:val="OperatorTok"/>
+        </w:rPr>
+        <w:t xml:space="preserve">;</w:t>
+      </w:r>
+      <w:r>
+        <w:br/>
+      </w:r>
+      <w:r>
+        <w:rPr>
+          <w:rStyle w:val="CommentTok"/>
+        </w:rPr>
+        <w:t xml:space="preserve">// gọi: window.__diffs=[]; window.__prev=null; await __scan(0,20,0.2); await __scan(20,40,0.2); ...</w:t>
+      </w:r>
+      <w:r>
+        <w:br/>
+      </w:r>
+      <w:r>
+        <w:rPr>
+          <w:rStyle w:val="CommentTok"/>
+        </w:rPr>
+        <w:t xml:space="preserve">// điểm cắt: diff &gt; max(18, 4 × trung vị), bỏ các điểm liền kề</w:t>
       </w:r>
     </w:p>
     <w:p>
@@ -9112,7 +9612,19 @@
         </w:numPr>
       </w:pPr>
       <w:r>
-        <w:t xml:space="preserve">Heredoc bash chứa tiếng Việt / ký tự thoát dễ hỏng file → dùng Write/Edit tool hoặc script Python trong scratchpad.</w:t>
+        <w:t xml:space="preserve">Kết quả mẫu: Kenta’s Obsession 75,7s, ~42 điểm cắt (1,6 · 4 · 6,2 · 7,4 · 9,8 · 11,2 · 11,6 · 13,6 · 14,2 · 15,6 · 18,4 · 21,2 · 22,2 · 24 · 24,6 · 25,4 · 25,8 · 26,2 · 27,6 · 28,2 · 29,2 · 30,4 · 31 · 32,2 · 34,8 · 35,8 · 37,8 · 39,8 · 40,6 · 41,6 · 42,6 · 43,6 · 44,8 · 46,8 · 51,8 · 56 · 60,2 · 61,4 · 64 · 66 · 70,2 · 73,6s); phong cách anime, xen toàn–trung–cận–cận đặc tả–chèn hiệu ứng, logo cuối. Video nội bộ Kenta OB55 (ffmpeg</w:t>
+      </w:r>
+      <w:r>
+        <w:t xml:space="preserve"> </w:t>
+      </w:r>
+      <w:r>
+        <w:rPr>
+          <w:rStyle w:val="VerbatimChar"/>
+        </w:rPr>
+        <w:t xml:space="preserve">select='gt(scene,0.30)'</w:t>
+      </w:r>
+      <w:r>
+        <w:t xml:space="preserve">): 38,8s, ~12 shot, mở bằng nhân vật tạo dáng + tiêu đề, thân là gameplay góc thứ ba sau lưng + chữ chương, kết bằng câu kêu gọi.</w:t>
       </w:r>
     </w:p>
     <w:p>
@@ -9124,34 +9636,37 @@
         </w:numPr>
       </w:pPr>
       <w:r>
-        <w:t xml:space="preserve">Streamlit không tự nạp lại module</w:t>
-      </w:r>
-      <w:r>
-        <w:t xml:space="preserve"> </w:t>
-      </w:r>
-      <w:r>
-        <w:rPr>
-          <w:rStyle w:val="VerbatimChar"/>
-        </w:rPr>
-        <w:t xml:space="preserve">core/</w:t>
-      </w:r>
-      <w:r>
-        <w:t xml:space="preserve">,</w:t>
-      </w:r>
-      <w:r>
-        <w:t xml:space="preserve"> </w:t>
-      </w:r>
-      <w:r>
-        <w:rPr>
-          <w:rStyle w:val="VerbatimChar"/>
-        </w:rPr>
-        <w:t xml:space="preserve">dashboard/steps/</w:t>
-      </w:r>
-      <w:r>
-        <w:t xml:space="preserve"> </w:t>
-      </w:r>
-      <w:r>
-        <w:t xml:space="preserve">khi sửa → khởi động lại server để thử.</w:t>
+        <w:t xml:space="preserve">Xem khung hình: vẽ khung giữa mỗi shot vào một canvas lớn, gắn thành</w:t>
+      </w:r>
+      <w:r>
+        <w:t xml:space="preserve"> </w:t>
+      </w:r>
+      <w:r>
+        <w:rPr>
+          <w:rStyle w:val="VerbatimChar"/>
+        </w:rPr>
+        <w:t xml:space="preserve">&lt;img&gt;</w:t>
+      </w:r>
+      <w:r>
+        <w:t xml:space="preserve"> </w:t>
+      </w:r>
+      <w:r>
+        <w:t xml:space="preserve">phủ lên trang rồi chụp màn hình (kết quả</w:t>
+      </w:r>
+      <w:r>
+        <w:t xml:space="preserve"> </w:t>
+      </w:r>
+      <w:r>
+        <w:rPr>
+          <w:rStyle w:val="VerbatimChar"/>
+        </w:rPr>
+        <w:t xml:space="preserve">toDataURL</w:t>
+      </w:r>
+      <w:r>
+        <w:t xml:space="preserve"> </w:t>
+      </w:r>
+      <w:r>
+        <w:t xml:space="preserve">quá lớn để trả về trực tiếp; chia bảng thành từng phần nếu cần xem rõ).</w:t>
       </w:r>
     </w:p>
     <w:p>
@@ -9163,22 +9678,17 @@
         </w:numPr>
       </w:pPr>
       <w:r>
-        <w:t xml:space="preserve">Widget Streamlit có</w:t>
-      </w:r>
-      <w:r>
-        <w:t xml:space="preserve"> </w:t>
-      </w:r>
-      <w:r>
-        <w:rPr>
-          <w:rStyle w:val="VerbatimChar"/>
-        </w:rPr>
-        <w:t xml:space="preserve">key</w:t>
-      </w:r>
-      <w:r>
-        <w:t xml:space="preserve"> </w:t>
-      </w:r>
-      <w:r>
-        <w:t xml:space="preserve">giữ giá trị cũ khi dữ liệu đổi ở nơi khác → key phải gắn theo giá trị trong dữ liệu (đã sửa ở bảng trộn âm Bước 5) hoặc xóa state sau khi đổi.</w:t>
+        <w:t xml:space="preserve">Chỉ lưu dữ liệu chữ (mốc cắt, nhãn, thống kê) vào repo; không lưu hình của video.</w:t>
+      </w:r>
+    </w:p>
+    <w:bookmarkEnd w:id="30"/>
+    <w:bookmarkStart w:id="31" w:name="bài-học-kỹ-thuật-tránh-lặp-lỗi"/>
+    <w:p>
+      <w:pPr>
+        <w:pStyle w:val="Heading3"/>
+      </w:pPr>
+      <w:r>
+        <w:t xml:space="preserve">Bài học kỹ thuật (tránh lặp lỗi)</w:t>
       </w:r>
     </w:p>
     <w:p>
@@ -9186,53 +9696,11 @@
         <w:pStyle w:val="Compact"/>
         <w:numPr>
           <w:ilvl w:val="0"/>
-          <w:numId w:val="1019"/>
+          <w:numId w:val="1020"/>
         </w:numPr>
       </w:pPr>
       <w:r>
-        <w:t xml:space="preserve">Thanh bước là</w:t>
-      </w:r>
-      <w:r>
-        <w:t xml:space="preserve"> </w:t>
-      </w:r>
-      <w:r>
-        <w:rPr>
-          <w:rStyle w:val="VerbatimChar"/>
-        </w:rPr>
-        <w:t xml:space="preserve">st.radio</w:t>
-      </w:r>
-      <w:r>
-        <w:t xml:space="preserve"> </w:t>
-      </w:r>
-      <w:r>
-        <w:t xml:space="preserve">có nhãn động → phải gán lại</w:t>
-      </w:r>
-      <w:r>
-        <w:t xml:space="preserve"> </w:t>
-      </w:r>
-      <w:r>
-        <w:rPr>
-          <w:rStyle w:val="VerbatimChar"/>
-        </w:rPr>
-        <w:t xml:space="preserve">st.session_state["step"]</w:t>
-      </w:r>
-      <w:r>
-        <w:t xml:space="preserve"> </w:t>
-      </w:r>
-      <w:r>
-        <w:t xml:space="preserve">trước khi vẽ (đã sửa trong</w:t>
-      </w:r>
-      <w:r>
-        <w:t xml:space="preserve"> </w:t>
-      </w:r>
-      <w:r>
-        <w:rPr>
-          <w:rStyle w:val="VerbatimChar"/>
-        </w:rPr>
-        <w:t xml:space="preserve">dashboard/app.py</w:t>
-      </w:r>
-      <w:r>
-        <w:t xml:space="preserve">).</w:t>
+        <w:t xml:space="preserve">Heredoc bash chứa tiếng Việt / ký tự thoát dễ hỏng file → dùng Write/Edit tool hoặc script Python trong scratchpad.</w:t>
       </w:r>
     </w:p>
     <w:p>
@@ -9240,20 +9708,38 @@
         <w:pStyle w:val="Compact"/>
         <w:numPr>
           <w:ilvl w:val="0"/>
-          <w:numId w:val="1019"/>
+          <w:numId w:val="1020"/>
         </w:numPr>
       </w:pPr>
       <w:r>
-        <w:t xml:space="preserve">Callback nút (</w:t>
-      </w:r>
-      <w:r>
-        <w:rPr>
-          <w:rStyle w:val="VerbatimChar"/>
-        </w:rPr>
-        <w:t xml:space="preserve">on_click</w:t>
-      </w:r>
-      <w:r>
-        <w:t xml:space="preserve">) chạy ở luồng khác → mở kết nối SQLite mới trong callback.</w:t>
+        <w:t xml:space="preserve">Streamlit không tự nạp lại module</w:t>
+      </w:r>
+      <w:r>
+        <w:t xml:space="preserve"> </w:t>
+      </w:r>
+      <w:r>
+        <w:rPr>
+          <w:rStyle w:val="VerbatimChar"/>
+        </w:rPr>
+        <w:t xml:space="preserve">core/</w:t>
+      </w:r>
+      <w:r>
+        <w:t xml:space="preserve">,</w:t>
+      </w:r>
+      <w:r>
+        <w:t xml:space="preserve"> </w:t>
+      </w:r>
+      <w:r>
+        <w:rPr>
+          <w:rStyle w:val="VerbatimChar"/>
+        </w:rPr>
+        <w:t xml:space="preserve">dashboard/steps/</w:t>
+      </w:r>
+      <w:r>
+        <w:t xml:space="preserve"> </w:t>
+      </w:r>
+      <w:r>
+        <w:t xml:space="preserve">khi sửa → khởi động lại server để thử.</w:t>
       </w:r>
     </w:p>
     <w:p>
@@ -9261,10 +9747,112 @@
         <w:pStyle w:val="Compact"/>
         <w:numPr>
           <w:ilvl w:val="0"/>
-          <w:numId w:val="1019"/>
+          <w:numId w:val="1020"/>
         </w:numPr>
       </w:pPr>
       <w:r>
+        <w:t xml:space="preserve">Widget Streamlit có</w:t>
+      </w:r>
+      <w:r>
+        <w:t xml:space="preserve"> </w:t>
+      </w:r>
+      <w:r>
+        <w:rPr>
+          <w:rStyle w:val="VerbatimChar"/>
+        </w:rPr>
+        <w:t xml:space="preserve">key</w:t>
+      </w:r>
+      <w:r>
+        <w:t xml:space="preserve"> </w:t>
+      </w:r>
+      <w:r>
+        <w:t xml:space="preserve">giữ giá trị cũ khi dữ liệu đổi ở nơi khác → key phải gắn theo giá trị trong dữ liệu (đã sửa ở bảng trộn âm Bước 5) hoặc xóa state sau khi đổi.</w:t>
+      </w:r>
+    </w:p>
+    <w:p>
+      <w:pPr>
+        <w:pStyle w:val="Compact"/>
+        <w:numPr>
+          <w:ilvl w:val="0"/>
+          <w:numId w:val="1020"/>
+        </w:numPr>
+      </w:pPr>
+      <w:r>
+        <w:t xml:space="preserve">Thanh bước là</w:t>
+      </w:r>
+      <w:r>
+        <w:t xml:space="preserve"> </w:t>
+      </w:r>
+      <w:r>
+        <w:rPr>
+          <w:rStyle w:val="VerbatimChar"/>
+        </w:rPr>
+        <w:t xml:space="preserve">st.radio</w:t>
+      </w:r>
+      <w:r>
+        <w:t xml:space="preserve"> </w:t>
+      </w:r>
+      <w:r>
+        <w:t xml:space="preserve">có nhãn động → phải gán lại</w:t>
+      </w:r>
+      <w:r>
+        <w:t xml:space="preserve"> </w:t>
+      </w:r>
+      <w:r>
+        <w:rPr>
+          <w:rStyle w:val="VerbatimChar"/>
+        </w:rPr>
+        <w:t xml:space="preserve">st.session_state["step"]</w:t>
+      </w:r>
+      <w:r>
+        <w:t xml:space="preserve"> </w:t>
+      </w:r>
+      <w:r>
+        <w:t xml:space="preserve">trước khi vẽ (đã sửa trong</w:t>
+      </w:r>
+      <w:r>
+        <w:t xml:space="preserve"> </w:t>
+      </w:r>
+      <w:r>
+        <w:rPr>
+          <w:rStyle w:val="VerbatimChar"/>
+        </w:rPr>
+        <w:t xml:space="preserve">dashboard/app.py</w:t>
+      </w:r>
+      <w:r>
+        <w:t xml:space="preserve">).</w:t>
+      </w:r>
+    </w:p>
+    <w:p>
+      <w:pPr>
+        <w:pStyle w:val="Compact"/>
+        <w:numPr>
+          <w:ilvl w:val="0"/>
+          <w:numId w:val="1020"/>
+        </w:numPr>
+      </w:pPr>
+      <w:r>
+        <w:t xml:space="preserve">Callback nút (</w:t>
+      </w:r>
+      <w:r>
+        <w:rPr>
+          <w:rStyle w:val="VerbatimChar"/>
+        </w:rPr>
+        <w:t xml:space="preserve">on_click</w:t>
+      </w:r>
+      <w:r>
+        <w:t xml:space="preserve">) chạy ở luồng khác → mở kết nối SQLite mới trong callback.</w:t>
+      </w:r>
+    </w:p>
+    <w:p>
+      <w:pPr>
+        <w:pStyle w:val="Compact"/>
+        <w:numPr>
+          <w:ilvl w:val="0"/>
+          <w:numId w:val="1020"/>
+        </w:numPr>
+      </w:pPr>
+      <w:r>
         <w:rPr>
           <w:rStyle w:val="VerbatimChar"/>
         </w:rPr>
@@ -9301,9 +9889,9 @@
         <w:t xml:space="preserve">.</w:t>
       </w:r>
     </w:p>
-    <w:bookmarkEnd w:id="30"/>
     <w:bookmarkEnd w:id="31"/>
     <w:bookmarkEnd w:id="32"/>
+    <w:bookmarkEnd w:id="33"/>
     <w:sectPr>
       <w:footnotePr>
         <w:numRestart w:val="eachSect"/>
@@ -9696,6 +10284,9 @@
     <w:abstractNumId w:val="991"/>
   </w:num>
   <w:num w:numId="1013">
+    <w:abstractNumId w:val="991"/>
+  </w:num>
+  <w:num w:numId="1014">
     <w:abstractNumId w:val="99411"/>
     <w:lvlOverride w:ilvl="0">
       <w:startOverride w:val="1"/>
@@ -9725,9 +10316,6 @@
       <w:startOverride w:val="1"/>
     </w:lvlOverride>
   </w:num>
-  <w:num w:numId="1014">
-    <w:abstractNumId w:val="991"/>
-  </w:num>
   <w:num w:numId="1015">
     <w:abstractNumId w:val="991"/>
   </w:num>
@@ -9741,6 +10329,9 @@
     <w:abstractNumId w:val="991"/>
   </w:num>
   <w:num w:numId="1019">
+    <w:abstractNumId w:val="991"/>
+  </w:num>
+  <w:num w:numId="1020">
     <w:abstractNumId w:val="991"/>
   </w:num>
 </w:numbering>

--- a/docs/KE_HOACH_V3_CHINH_THUC.docx
+++ b/docs/KE_HOACH_V3_CHINH_THUC.docx
@@ -2,7 +2,7 @@
 <file path=word/document.xml><?xml version="1.0" encoding="utf-8"?>
 <w:document xmlns:w="http://schemas.openxmlformats.org/wordprocessingml/2006/main" xmlns:m="http://schemas.openxmlformats.org/officeDocument/2006/math" xmlns:r="http://schemas.openxmlformats.org/officeDocument/2006/relationships" xmlns:o="urn:schemas-microsoft-com:office:office" xmlns:v="urn:schemas-microsoft-com:vml" xmlns:w10="urn:schemas-microsoft-com:office:word" xmlns:a="http://schemas.openxmlformats.org/drawingml/2006/main" xmlns:pic="http://schemas.openxmlformats.org/drawingml/2006/picture" xmlns:wp="http://schemas.openxmlformats.org/drawingml/2006/wordprocessingDrawing">
   <w:body>
-    <w:bookmarkStart w:id="33" w:name="Xf591083e63529cee6e3df27d0737062e7768a88"/>
+    <w:bookmarkStart w:id="34" w:name="Xf591083e63529cee6e3df27d0737062e7768a88"/>
     <w:p>
       <w:pPr>
         <w:pStyle w:val="Heading1"/>
@@ -3686,7 +3686,7 @@
       </w:r>
     </w:p>
     <w:bookmarkEnd w:id="18"/>
-    <w:bookmarkStart w:id="25" w:name="Xd3e174a69b9a66d038c9d75605c63b17407e4a7"/>
+    <w:bookmarkStart w:id="26" w:name="Xd3e174a69b9a66d038c9d75605c63b17407e4a7"/>
     <w:p>
       <w:pPr>
         <w:pStyle w:val="Heading2"/>
@@ -3921,7 +3921,17 @@
               <w:pStyle w:val="Compact"/>
             </w:pPr>
             <w:r>
-              <w:t xml:space="preserve">Chưa bắt đầu</w:t>
+              <w:rPr>
+                <w:b/>
+                <w:bCs/>
+              </w:rPr>
+              <w:t xml:space="preserve">Xong</w:t>
+            </w:r>
+            <w:r>
+              <w:t xml:space="preserve"> </w:t>
+            </w:r>
+            <w:r>
+              <w:t xml:space="preserve">(2026-09-24)</w:t>
             </w:r>
           </w:p>
         </w:tc>
@@ -3931,6 +3941,9 @@
             <w:pPr>
               <w:pStyle w:val="Compact"/>
             </w:pPr>
+            <w:r>
+              <w:t xml:space="preserve">Seedance khung đầu+cuối, ảnh shot nối liền chờ shot trước, một model mỗi nhóm, Kling multi-shot trưởng nhóm → cắt cho từng shot, QC đồng bộ cả bộ clip; 648 test pass</w:t>
+            </w:r>
           </w:p>
         </w:tc>
       </w:tr>
@@ -6286,13 +6299,13 @@
       </w:r>
     </w:p>
     <w:bookmarkEnd w:id="23"/>
-    <w:bookmarkStart w:id="24" w:name="X7d22d232cb620e45b5bcbf31317bdc106111190"/>
+    <w:bookmarkStart w:id="24" w:name="gđ3-đã-xong-2026-09-24"/>
     <w:p>
       <w:pPr>
         <w:pStyle w:val="Heading3"/>
       </w:pPr>
       <w:r>
-        <w:t xml:space="preserve">Ghi chú thiết kế cho GĐ2–3 (đọc code, chưa làm)</w:t>
+        <w:t xml:space="preserve">GĐ3 — đã xong (2026-09-24)</w:t>
       </w:r>
     </w:p>
     <w:p>
@@ -6304,61 +6317,69 @@
         </w:numPr>
       </w:pPr>
       <w:r>
-        <w:t xml:space="preserve">Cột mới theo mẫu</w:t>
-      </w:r>
-      <w:r>
-        <w:t xml:space="preserve"> </w:t>
-      </w:r>
-      <w:r>
-        <w:rPr>
-          <w:rStyle w:val="VerbatimChar"/>
-        </w:rPr>
-        <w:t xml:space="preserve">V2_COLUMNS</w:t>
-      </w:r>
-      <w:r>
-        <w:t xml:space="preserve"> </w:t>
-      </w:r>
-      <w:r>
-        <w:t xml:space="preserve">trong</w:t>
-      </w:r>
-      <w:r>
-        <w:t xml:space="preserve"> </w:t>
-      </w:r>
-      <w:r>
-        <w:rPr>
-          <w:rStyle w:val="VerbatimChar"/>
-        </w:rPr>
-        <w:t xml:space="preserve">core/db.py</w:t>
-      </w:r>
-      <w:r>
-        <w:t xml:space="preserve">; bảng</w:t>
-      </w:r>
-      <w:r>
-        <w:t xml:space="preserve"> </w:t>
-      </w:r>
-      <w:r>
-        <w:rPr>
-          <w:rStyle w:val="VerbatimChar"/>
-        </w:rPr>
-        <w:t xml:space="preserve">story_scenes</w:t>
-      </w:r>
-      <w:r>
-        <w:t xml:space="preserve"> </w:t>
-      </w:r>
-      <w:r>
-        <w:t xml:space="preserve">thêm vào</w:t>
-      </w:r>
-      <w:r>
-        <w:t xml:space="preserve"> </w:t>
-      </w:r>
-      <w:r>
-        <w:rPr>
-          <w:rStyle w:val="VerbatimChar"/>
-        </w:rPr>
-        <w:t xml:space="preserve">SCHEMA</w:t>
-      </w:r>
-      <w:r>
-        <w:t xml:space="preserve">.</w:t>
+        <w:rPr>
+          <w:b/>
+          <w:bCs/>
+        </w:rPr>
+        <w:t xml:space="preserve">Khung đầu + khung cuối (Seedance):</w:t>
+      </w:r>
+      <w:r>
+        <w:t xml:space="preserve"> </w:t>
+      </w:r>
+      <w:r>
+        <w:t xml:space="preserve">shot</w:t>
+      </w:r>
+      <w:r>
+        <w:t xml:space="preserve"> </w:t>
+      </w:r>
+      <w:r>
+        <w:rPr>
+          <w:rStyle w:val="VerbatimChar"/>
+        </w:rPr>
+        <w:t xml:space="preserve">continuous_with_next</w:t>
+      </w:r>
+      <w:r>
+        <w:t xml:space="preserve"> </w:t>
+      </w:r>
+      <w:r>
+        <w:t xml:space="preserve">dùng Seedance thì gửi thêm</w:t>
+      </w:r>
+      <w:r>
+        <w:t xml:space="preserve"> </w:t>
+      </w:r>
+      <w:r>
+        <w:rPr>
+          <w:rStyle w:val="VerbatimChar"/>
+        </w:rPr>
+        <w:t xml:space="preserve">last_frame</w:t>
+      </w:r>
+      <w:r>
+        <w:t xml:space="preserve"> </w:t>
+      </w:r>
+      <w:r>
+        <w:t xml:space="preserve">= ảnh khung đầu đã duyệt của shot kế tiếp (</w:t>
+      </w:r>
+      <w:r>
+        <w:rPr>
+          <w:rStyle w:val="VerbatimChar"/>
+        </w:rPr>
+        <w:t xml:space="preserve">ClipAIVideoProvider.submit(last_frame=…)</w:t>
+      </w:r>
+      <w:r>
+        <w:t xml:space="preserve">; khi có khung cuối không gửi thêm ảnh tham chiếu — hai khung đã chứa nhân vật;</w:t>
+      </w:r>
+      <w:r>
+        <w:t xml:space="preserve"> </w:t>
+      </w:r>
+      <w:r>
+        <w:rPr>
+          <w:b/>
+          <w:bCs/>
+        </w:rPr>
+        <w:t xml:space="preserve">cần xác nhận trên API thật ở GĐ6</w:t>
+      </w:r>
+      <w:r>
+        <w:t xml:space="preserve">).</w:t>
       </w:r>
     </w:p>
     <w:p>
@@ -6371,51 +6392,46 @@
       </w:pPr>
       <w:r>
         <w:rPr>
-          <w:rStyle w:val="VerbatimChar"/>
-        </w:rPr>
-        <w:t xml:space="preserve">dialogue.scene_lines</w:t>
-      </w:r>
-      <w:r>
-        <w:t xml:space="preserve">: dòng có</w:t>
-      </w:r>
-      <w:r>
-        <w:t xml:space="preserve"> </w:t>
-      </w:r>
-      <w:r>
-        <w:rPr>
-          <w:rStyle w:val="VerbatimChar"/>
-        </w:rPr>
-        <w:t xml:space="preserve">shot_no</w:t>
-      </w:r>
-      <w:r>
-        <w:t xml:space="preserve"> </w:t>
-      </w:r>
-      <w:r>
-        <w:t xml:space="preserve">mà</w:t>
-      </w:r>
-      <w:r>
-        <w:t xml:space="preserve"> </w:t>
-      </w:r>
-      <w:r>
-        <w:rPr>
-          <w:rStyle w:val="VerbatimChar"/>
-        </w:rPr>
-        <w:t xml:space="preserve">dialogue == []</w:t>
-      </w:r>
-      <w:r>
-        <w:t xml:space="preserve"> </w:t>
-      </w:r>
-      <w:r>
-        <w:t xml:space="preserve">→ không có thoại (không rơi về</w:t>
-      </w:r>
-      <w:r>
-        <w:t xml:space="preserve"> </w:t>
-      </w:r>
-      <w:r>
-        <w:rPr>
-          <w:rStyle w:val="VerbatimChar"/>
-        </w:rPr>
-        <w:t xml:space="preserve">text</w:t>
+          <w:b/>
+          <w:bCs/>
+        </w:rPr>
+        <w:t xml:space="preserve">Nối liền trong nhóm:</w:t>
+      </w:r>
+      <w:r>
+        <w:t xml:space="preserve"> </w:t>
+      </w:r>
+      <w:r>
+        <w:t xml:space="preserve">ảnh của shot nối tiếp shot trước (</w:t>
+      </w:r>
+      <w:r>
+        <w:rPr>
+          <w:rStyle w:val="VerbatimChar"/>
+        </w:rPr>
+        <w:t xml:space="preserve">continuous_with_next</w:t>
+      </w:r>
+      <w:r>
+        <w:t xml:space="preserve"> </w:t>
+      </w:r>
+      <w:r>
+        <w:t xml:space="preserve">của shot trước) chờ ảnh shot trước được duyệt rồi mới gửi (đi kèm làm tham chiếu) — không gửi cả lô cùng lúc (</w:t>
+      </w:r>
+      <w:r>
+        <w:rPr>
+          <w:rStyle w:val="VerbatimChar"/>
+        </w:rPr>
+        <w:t xml:space="preserve">ImageRunner._wait</w:t>
+      </w:r>
+      <w:r>
+        <w:t xml:space="preserve">,</w:t>
+      </w:r>
+      <w:r>
+        <w:t xml:space="preserve"> </w:t>
+      </w:r>
+      <w:r>
+        <w:rPr>
+          <w:rStyle w:val="VerbatimChar"/>
+        </w:rPr>
+        <w:t xml:space="preserve">shots.waits_for_previous_image</w:t>
       </w:r>
       <w:r>
         <w:t xml:space="preserve">).</w:t>
@@ -6430,85 +6446,38 @@
         </w:numPr>
       </w:pPr>
       <w:r>
-        <w:t xml:space="preserve">Độ dài dùng/cắt: đề xuất giữ file gốc</w:t>
-      </w:r>
-      <w:r>
-        <w:t xml:space="preserve"> </w:t>
-      </w:r>
-      <w:r>
-        <w:rPr>
-          <w:rStyle w:val="VerbatimChar"/>
-        </w:rPr>
-        <w:t xml:space="preserve">videos/{idx}_raw.mp4</w:t>
-      </w:r>
-      <w:r>
-        <w:t xml:space="preserve">, cắt ra</w:t>
-      </w:r>
-      <w:r>
-        <w:t xml:space="preserve"> </w:t>
-      </w:r>
-      <w:r>
-        <w:rPr>
-          <w:rStyle w:val="VerbatimChar"/>
-        </w:rPr>
-        <w:t xml:space="preserve">videos/{idx}.mp4</w:t>
-      </w:r>
-      <w:r>
-        <w:t xml:space="preserve"> </w:t>
-      </w:r>
-      <w:r>
-        <w:t xml:space="preserve">khi tải về (runner) →</w:t>
-      </w:r>
-      <w:r>
-        <w:t xml:space="preserve"> </w:t>
-      </w:r>
-      <w:r>
-        <w:rPr>
-          <w:rStyle w:val="VerbatimChar"/>
-        </w:rPr>
-        <w:t xml:space="preserve">final_cut.clip_seconds</w:t>
-      </w:r>
-      <w:r>
-        <w:t xml:space="preserve"> </w:t>
-      </w:r>
-      <w:r>
-        <w:t xml:space="preserve">(đọc độ dài thật bằng ffmpeg), render,</w:t>
-      </w:r>
-      <w:r>
-        <w:t xml:space="preserve"> </w:t>
-      </w:r>
-      <w:r>
-        <w:rPr>
-          <w:rStyle w:val="VerbatimChar"/>
-        </w:rPr>
-        <w:t xml:space="preserve">voice.place_on_timeline</w:t>
-      </w:r>
-      <w:r>
-        <w:t xml:space="preserve">,</w:t>
-      </w:r>
-      <w:r>
-        <w:t xml:space="preserve"> </w:t>
-      </w:r>
-      <w:r>
-        <w:rPr>
-          <w:rStyle w:val="VerbatimChar"/>
-        </w:rPr>
-        <w:t xml:space="preserve">subtitles.build_cues</w:t>
-      </w:r>
-      <w:r>
-        <w:t xml:space="preserve"> </w:t>
-      </w:r>
-      <w:r>
-        <w:t xml:space="preserve">tự dùng đúng độ dài đã cắt, không phải sửa từng nơi; chi phí tính theo giây bị tính tiền (</w:t>
-      </w:r>
-      <w:r>
-        <w:rPr>
-          <w:rStyle w:val="VerbatimChar"/>
-        </w:rPr>
-        <w:t xml:space="preserve">max(use_s, min_sec)</w:t>
-      </w:r>
-      <w:r>
-        <w:t xml:space="preserve">).</w:t>
+        <w:rPr>
+          <w:b/>
+          <w:bCs/>
+        </w:rPr>
+        <w:t xml:space="preserve">Một model cho một nhóm (chế độ từng shot):</w:t>
+      </w:r>
+      <w:r>
+        <w:t xml:space="preserve"> </w:t>
+      </w:r>
+      <w:r>
+        <w:t xml:space="preserve">các shot cùng cảnh/</w:t>
+      </w:r>
+      <w:r>
+        <w:rPr>
+          <w:rStyle w:val="VerbatimChar"/>
+        </w:rPr>
+        <w:t xml:space="preserve">sequence</w:t>
+      </w:r>
+      <w:r>
+        <w:t xml:space="preserve"> </w:t>
+      </w:r>
+      <w:r>
+        <w:t xml:space="preserve">dùng chung model được đề xuất nhiều nhất trong nhóm (</w:t>
+      </w:r>
+      <w:r>
+        <w:rPr>
+          <w:rStyle w:val="VerbatimChar"/>
+        </w:rPr>
+        <w:t xml:space="preserve">model_router.scene_choice</w:t>
+      </w:r>
+      <w:r>
+        <w:t xml:space="preserve">), vẫn đổi tay được từng shot.</w:t>
       </w:r>
     </w:p>
     <w:p>
@@ -6520,76 +6489,222 @@
         </w:numPr>
       </w:pPr>
       <w:r>
-        <w:t xml:space="preserve">Multi-shot:</w:t>
-      </w:r>
-      <w:r>
-        <w:t xml:space="preserve"> </w:t>
-      </w:r>
-      <w:r>
-        <w:rPr>
-          <w:rStyle w:val="VerbatimChar"/>
-        </w:rPr>
-        <w:t xml:space="preserve">ClipAIVideoProvider.submit(multi_prompt=…)</w:t>
-      </w:r>
-      <w:r>
-        <w:t xml:space="preserve"> </w:t>
-      </w:r>
-      <w:r>
-        <w:t xml:space="preserve">đã có (từ</w:t>
-      </w:r>
-      <w:r>
-        <w:t xml:space="preserve"> </w:t>
-      </w:r>
-      <w:r>
-        <w:rPr>
-          <w:rStyle w:val="VerbatimChar"/>
-        </w:rPr>
-        <w:t xml:space="preserve">core/experiments.py</w:t>
-      </w:r>
-      <w:r>
-        <w:t xml:space="preserve">); cần thêm</w:t>
-      </w:r>
-      <w:r>
-        <w:t xml:space="preserve"> </w:t>
-      </w:r>
-      <w:r>
-        <w:rPr>
-          <w:rStyle w:val="VerbatimChar"/>
-        </w:rPr>
-        <w:t xml:space="preserve">role: last_frame</w:t>
-      </w:r>
-      <w:r>
-        <w:t xml:space="preserve"> </w:t>
-      </w:r>
-      <w:r>
-        <w:t xml:space="preserve">cho Seedance.</w:t>
-      </w:r>
-    </w:p>
-    <w:p>
-      <w:r>
-        <w:pict>
-          <v:rect style="width:0;height:1.5pt" o:hralign="center" o:hrstd="t" o:hr="t"/>
-        </w:pict>
+        <w:rPr>
+          <w:b/>
+          <w:bCs/>
+        </w:rPr>
+        <w:t xml:space="preserve">Kling multi-shot (</w:t>
+      </w:r>
+      <w:r>
+        <w:rPr>
+          <w:rStyle w:val="VerbatimChar"/>
+          <w:b/>
+          <w:bCs/>
+        </w:rPr>
+        <w:t xml:space="preserve">shot_mode = multishot</w:t>
+      </w:r>
+      <w:r>
+        <w:rPr>
+          <w:b/>
+          <w:bCs/>
+        </w:rPr>
+        <w:t xml:space="preserve">):</w:t>
+      </w:r>
+      <w:r>
+        <w:t xml:space="preserve"> </w:t>
+      </w:r>
+      <w:r>
+        <w:rPr>
+          <w:rStyle w:val="VerbatimChar"/>
+        </w:rPr>
+        <w:t xml:space="preserve">shots.multishot_groups</w:t>
+      </w:r>
+      <w:r>
+        <w:t xml:space="preserve"> </w:t>
+      </w:r>
+      <w:r>
+        <w:t xml:space="preserve">gom shot liền nhau cùng nhóm thành lần gen ≤ 15s (mỗi shot ≥ 3s); shot đầu nhóm gửi một lệnh</w:t>
+      </w:r>
+      <w:r>
+        <w:t xml:space="preserve"> </w:t>
+      </w:r>
+      <w:r>
+        <w:rPr>
+          <w:rStyle w:val="VerbatimChar"/>
+        </w:rPr>
+        <w:t xml:space="preserve">multi_prompt</w:t>
+      </w:r>
+      <w:r>
+        <w:t xml:space="preserve"> </w:t>
+      </w:r>
+      <w:r>
+        <w:t xml:space="preserve">cho cả nhóm khi mọi shot đã duyệt motion prompt, các shot còn lại chờ; khi tải về: cắt clip theo từng shot (giữ bản gốc</w:t>
+      </w:r>
+      <w:r>
+        <w:t xml:space="preserve"> </w:t>
+      </w:r>
+      <w:r>
+        <w:rPr>
+          <w:rStyle w:val="VerbatimChar"/>
+        </w:rPr>
+        <w:t xml:space="preserve">_group.mp4</w:t>
+      </w:r>
+      <w:r>
+        <w:t xml:space="preserve">), hoàn thành job của các shot đi kèm (</w:t>
+      </w:r>
+      <w:r>
+        <w:rPr>
+          <w:rStyle w:val="VerbatimChar"/>
+        </w:rPr>
+        <w:t xml:space="preserve">jobs.group_leader</w:t>
+      </w:r>
+      <w:r>
+        <w:t xml:space="preserve">), rồi cắt đúng độ dài shot. Gen lại một shot sau đó thì gửi riêng shot đó. Mọi shot của dự án multi-shot dùng Kling.</w:t>
+      </w:r>
+    </w:p>
+    <w:p>
+      <w:pPr>
+        <w:pStyle w:val="Compact"/>
+        <w:numPr>
+          <w:ilvl w:val="0"/>
+          <w:numId w:val="1013"/>
+        </w:numPr>
+      </w:pPr>
+      <w:r>
+        <w:rPr>
+          <w:b/>
+          <w:bCs/>
+        </w:rPr>
+        <w:t xml:space="preserve">QC đồng bộ cả bộ clip:</w:t>
+      </w:r>
+      <w:r>
+        <w:t xml:space="preserve"> </w:t>
+      </w:r>
+      <w:r>
+        <w:rPr>
+          <w:rStyle w:val="VerbatimChar"/>
+        </w:rPr>
+        <w:t xml:space="preserve">claude_tasks.clip_set_consistency</w:t>
+      </w:r>
+      <w:r>
+        <w:t xml:space="preserve"> </w:t>
+      </w:r>
+      <w:r>
+        <w:t xml:space="preserve">— tấm ghép khung giữa của mọi clip + tấm ghép các điểm nối (khung cuối shot trước ↔ khung đầu shot sau) → clip lệch + câu sửa; khối</w:t>
+      </w:r>
+      <w:r>
+        <w:t xml:space="preserve"> </w:t>
+      </w:r>
+      <w:r>
+        <w:t xml:space="preserve">“🎨 Kiểm tra đồng bộ cả bộ clip”</w:t>
+      </w:r>
+      <w:r>
+        <w:t xml:space="preserve"> </w:t>
+      </w:r>
+      <w:r>
+        <w:t xml:space="preserve">ở Bước 4, nút gen lại clip lệch.</w:t>
+      </w:r>
+    </w:p>
+    <w:p>
+      <w:pPr>
+        <w:pStyle w:val="Compact"/>
+        <w:numPr>
+          <w:ilvl w:val="0"/>
+          <w:numId w:val="1013"/>
+        </w:numPr>
+      </w:pPr>
+      <w:r>
+        <w:rPr>
+          <w:b/>
+          <w:bCs/>
+        </w:rPr>
+        <w:t xml:space="preserve">Sửa lỗi phát hiện khi test:</w:t>
+      </w:r>
+      <w:r>
+        <w:t xml:space="preserve"> </w:t>
+      </w:r>
+      <w:r>
+        <w:t xml:space="preserve">danh sách clip dựng phim (</w:t>
+      </w:r>
+      <w:r>
+        <w:rPr>
+          <w:rStyle w:val="VerbatimChar"/>
+        </w:rPr>
+        <w:t xml:space="preserve">final_cut.collect_clips</w:t>
+      </w:r>
+      <w:r>
+        <w:t xml:space="preserve">) từng coi các file gốc</w:t>
+      </w:r>
+      <w:r>
+        <w:t xml:space="preserve"> </w:t>
+      </w:r>
+      <w:r>
+        <w:rPr>
+          <w:rStyle w:val="VerbatimChar"/>
+        </w:rPr>
+        <w:t xml:space="preserve">_raw.mp4</w:t>
+      </w:r>
+      <w:r>
+        <w:t xml:space="preserve"> </w:t>
+      </w:r>
+      <w:r>
+        <w:t xml:space="preserve">/</w:t>
+      </w:r>
+      <w:r>
+        <w:t xml:space="preserve"> </w:t>
+      </w:r>
+      <w:r>
+        <w:rPr>
+          <w:rStyle w:val="VerbatimChar"/>
+        </w:rPr>
+        <w:t xml:space="preserve">_group.mp4</w:t>
+      </w:r>
+      <w:r>
+        <w:t xml:space="preserve"> </w:t>
+      </w:r>
+      <w:r>
+        <w:t xml:space="preserve">là clip thêm → đã loại.</w:t>
+      </w:r>
+    </w:p>
+    <w:p>
+      <w:pPr>
+        <w:pStyle w:val="Compact"/>
+        <w:numPr>
+          <w:ilvl w:val="0"/>
+          <w:numId w:val="1013"/>
+        </w:numPr>
+      </w:pPr>
+      <w:r>
+        <w:rPr>
+          <w:b/>
+          <w:bCs/>
+        </w:rPr>
+        <w:t xml:space="preserve">Test:</w:t>
+      </w:r>
+      <w:r>
+        <w:t xml:space="preserve"> </w:t>
+      </w:r>
+      <w:r>
+        <w:t xml:space="preserve">3 test mới (</w:t>
+      </w:r>
+      <w:r>
+        <w:rPr>
+          <w:rStyle w:val="VerbatimChar"/>
+        </w:rPr>
+        <w:t xml:space="preserve">ConsistencyTests</w:t>
+      </w:r>
+      <w:r>
+        <w:t xml:space="preserve">), toàn bộ 648 test pass.</w:t>
       </w:r>
     </w:p>
     <w:bookmarkEnd w:id="24"/>
-    <w:bookmarkEnd w:id="25"/>
-    <w:bookmarkStart w:id="32" w:name="X4e74bbea56bf0474fd821a17856e182245ad907"/>
-    <w:p>
-      <w:pPr>
-        <w:pStyle w:val="Heading2"/>
-      </w:pPr>
-      <w:r>
-        <w:t xml:space="preserve">Bàn giao cho phiên thực hiện (tài khoản phụ)</w:t>
-      </w:r>
-    </w:p>
-    <w:bookmarkStart w:id="26" w:name="bắt-đầu"/>
+    <w:bookmarkStart w:id="25" w:name="X7d22d232cb620e45b5bcbf31317bdc106111190"/>
     <w:p>
       <w:pPr>
         <w:pStyle w:val="Heading3"/>
       </w:pPr>
       <w:r>
-        <w:t xml:space="preserve">Bắt đầu</w:t>
+        <w:t xml:space="preserve">Ghi chú thiết kế cho GĐ2–3 (đọc code, chưa làm)</w:t>
       </w:r>
     </w:p>
     <w:p>
@@ -6601,40 +6716,58 @@
         </w:numPr>
       </w:pPr>
       <w:r>
-        <w:rPr>
-          <w:rStyle w:val="VerbatimChar"/>
-        </w:rPr>
-        <w:t xml:space="preserve">git pull</w:t>
-      </w:r>
-      <w:r>
-        <w:t xml:space="preserve"> </w:t>
-      </w:r>
-      <w:r>
-        <w:t xml:space="preserve">trên</w:t>
-      </w:r>
-      <w:r>
-        <w:t xml:space="preserve"> </w:t>
-      </w:r>
-      <w:r>
-        <w:rPr>
-          <w:rStyle w:val="VerbatimChar"/>
-        </w:rPr>
-        <w:t xml:space="preserve">main</w:t>
-      </w:r>
-      <w:r>
-        <w:t xml:space="preserve"> </w:t>
-      </w:r>
-      <w:r>
-        <w:t xml:space="preserve">(commit chốt kế hoạch này), tạo nhánh</w:t>
-      </w:r>
-      <w:r>
-        <w:t xml:space="preserve"> </w:t>
-      </w:r>
-      <w:r>
-        <w:rPr>
-          <w:rStyle w:val="VerbatimChar"/>
-        </w:rPr>
-        <w:t xml:space="preserve">v3-shots</w:t>
+        <w:t xml:space="preserve">Cột mới theo mẫu</w:t>
+      </w:r>
+      <w:r>
+        <w:t xml:space="preserve"> </w:t>
+      </w:r>
+      <w:r>
+        <w:rPr>
+          <w:rStyle w:val="VerbatimChar"/>
+        </w:rPr>
+        <w:t xml:space="preserve">V2_COLUMNS</w:t>
+      </w:r>
+      <w:r>
+        <w:t xml:space="preserve"> </w:t>
+      </w:r>
+      <w:r>
+        <w:t xml:space="preserve">trong</w:t>
+      </w:r>
+      <w:r>
+        <w:t xml:space="preserve"> </w:t>
+      </w:r>
+      <w:r>
+        <w:rPr>
+          <w:rStyle w:val="VerbatimChar"/>
+        </w:rPr>
+        <w:t xml:space="preserve">core/db.py</w:t>
+      </w:r>
+      <w:r>
+        <w:t xml:space="preserve">; bảng</w:t>
+      </w:r>
+      <w:r>
+        <w:t xml:space="preserve"> </w:t>
+      </w:r>
+      <w:r>
+        <w:rPr>
+          <w:rStyle w:val="VerbatimChar"/>
+        </w:rPr>
+        <w:t xml:space="preserve">story_scenes</w:t>
+      </w:r>
+      <w:r>
+        <w:t xml:space="preserve"> </w:t>
+      </w:r>
+      <w:r>
+        <w:t xml:space="preserve">thêm vào</w:t>
+      </w:r>
+      <w:r>
+        <w:t xml:space="preserve"> </w:t>
+      </w:r>
+      <w:r>
+        <w:rPr>
+          <w:rStyle w:val="VerbatimChar"/>
+        </w:rPr>
+        <w:t xml:space="preserve">SCHEMA</w:t>
       </w:r>
       <w:r>
         <w:t xml:space="preserve">.</w:t>
@@ -6649,100 +6782,55 @@
         </w:numPr>
       </w:pPr>
       <w:r>
-        <w:t xml:space="preserve">Đọc theo thứ tự:</w:t>
-      </w:r>
-      <w:r>
-        <w:t xml:space="preserve"> </w:t>
-      </w:r>
-      <w:r>
-        <w:rPr>
-          <w:rStyle w:val="VerbatimChar"/>
-        </w:rPr>
-        <w:t xml:space="preserve">CLAUDE.md</w:t>
-      </w:r>
-      <w:r>
-        <w:t xml:space="preserve"> </w:t>
-      </w:r>
-      <w:r>
-        <w:t xml:space="preserve">(quy ước: luôn commit + push; sửa</w:t>
-      </w:r>
-      <w:r>
-        <w:t xml:space="preserve"> </w:t>
-      </w:r>
-      <w:r>
-        <w:rPr>
-          <w:rStyle w:val="VerbatimChar"/>
-        </w:rPr>
-        <w:t xml:space="preserve">PLAN.md</w:t>
-      </w:r>
-      <w:r>
-        <w:t xml:space="preserve"> </w:t>
-      </w:r>
-      <w:r>
-        <w:t xml:space="preserve">thì chạy</w:t>
-      </w:r>
-      <w:r>
-        <w:t xml:space="preserve"> </w:t>
-      </w:r>
-      <w:r>
-        <w:rPr>
-          <w:rStyle w:val="VerbatimChar"/>
-        </w:rPr>
-        <w:t xml:space="preserve">bash tools/build_docs.sh</w:t>
-      </w:r>
-      <w:r>
-        <w:t xml:space="preserve">; luôn cập nhật</w:t>
-      </w:r>
-      <w:r>
-        <w:t xml:space="preserve"> </w:t>
-      </w:r>
-      <w:r>
-        <w:rPr>
-          <w:rStyle w:val="VerbatimChar"/>
-        </w:rPr>
-        <w:t xml:space="preserve">TODO.md</w:t>
-      </w:r>
-      <w:r>
-        <w:t xml:space="preserve"> </w:t>
-      </w:r>
-      <w:r>
-        <w:t xml:space="preserve">trong cùng commit), file này, PLAN.md 3.8–3.9 + Mục 5,</w:t>
-      </w:r>
-      <w:r>
-        <w:t xml:space="preserve"> </w:t>
-      </w:r>
-      <w:r>
-        <w:rPr>
-          <w:rStyle w:val="VerbatimChar"/>
-        </w:rPr>
-        <w:t xml:space="preserve">TODO.md</w:t>
-      </w:r>
-      <w:r>
-        <w:t xml:space="preserve">,</w:t>
-      </w:r>
-      <w:r>
-        <w:t xml:space="preserve"> </w:t>
-      </w:r>
-      <w:r>
-        <w:rPr>
-          <w:rStyle w:val="VerbatimChar"/>
-        </w:rPr>
-        <w:t xml:space="preserve">docs/V2_TEST_REPORT.md</w:t>
-      </w:r>
-      <w:r>
-        <w:t xml:space="preserve">,</w:t>
-      </w:r>
-      <w:r>
-        <w:t xml:space="preserve"> </w:t>
-      </w:r>
-      <w:r>
-        <w:rPr>
-          <w:rStyle w:val="VerbatimChar"/>
-        </w:rPr>
-        <w:t xml:space="preserve">docs/PHAN_TICH_2026-09-23_NHAT_QUAN_DIRECTOR_LIPSYNC_STORYBOARD.md</w:t>
-      </w:r>
-      <w:r>
-        <w:t xml:space="preserve">.</w:t>
+        <w:rPr>
+          <w:rStyle w:val="VerbatimChar"/>
+        </w:rPr>
+        <w:t xml:space="preserve">dialogue.scene_lines</w:t>
+      </w:r>
+      <w:r>
+        <w:t xml:space="preserve">: dòng có</w:t>
+      </w:r>
+      <w:r>
+        <w:t xml:space="preserve"> </w:t>
+      </w:r>
+      <w:r>
+        <w:rPr>
+          <w:rStyle w:val="VerbatimChar"/>
+        </w:rPr>
+        <w:t xml:space="preserve">shot_no</w:t>
+      </w:r>
+      <w:r>
+        <w:t xml:space="preserve"> </w:t>
+      </w:r>
+      <w:r>
+        <w:t xml:space="preserve">mà</w:t>
+      </w:r>
+      <w:r>
+        <w:t xml:space="preserve"> </w:t>
+      </w:r>
+      <w:r>
+        <w:rPr>
+          <w:rStyle w:val="VerbatimChar"/>
+        </w:rPr>
+        <w:t xml:space="preserve">dialogue == []</w:t>
+      </w:r>
+      <w:r>
+        <w:t xml:space="preserve"> </w:t>
+      </w:r>
+      <w:r>
+        <w:t xml:space="preserve">→ không có thoại (không rơi về</w:t>
+      </w:r>
+      <w:r>
+        <w:t xml:space="preserve"> </w:t>
+      </w:r>
+      <w:r>
+        <w:rPr>
+          <w:rStyle w:val="VerbatimChar"/>
+        </w:rPr>
+        <w:t xml:space="preserve">text</w:t>
+      </w:r>
+      <w:r>
+        <w:t xml:space="preserve">).</w:t>
       </w:r>
     </w:p>
     <w:p>
@@ -6754,30 +6842,166 @@
         </w:numPr>
       </w:pPr>
       <w:r>
-        <w:t xml:space="preserve">Giao tiếp với người dùng</w:t>
-      </w:r>
-      <w:r>
-        <w:t xml:space="preserve"> </w:t>
-      </w:r>
-      <w:r>
-        <w:rPr>
-          <w:b/>
-          <w:bCs/>
-        </w:rPr>
-        <w:t xml:space="preserve">bằng tiếng Việt</w:t>
-      </w:r>
-      <w:r>
-        <w:t xml:space="preserve">. Hỏi trước mọi việc tốn credit.</w:t>
-      </w:r>
-    </w:p>
+        <w:t xml:space="preserve">Độ dài dùng/cắt: đề xuất giữ file gốc</w:t>
+      </w:r>
+      <w:r>
+        <w:t xml:space="preserve"> </w:t>
+      </w:r>
+      <w:r>
+        <w:rPr>
+          <w:rStyle w:val="VerbatimChar"/>
+        </w:rPr>
+        <w:t xml:space="preserve">videos/{idx}_raw.mp4</w:t>
+      </w:r>
+      <w:r>
+        <w:t xml:space="preserve">, cắt ra</w:t>
+      </w:r>
+      <w:r>
+        <w:t xml:space="preserve"> </w:t>
+      </w:r>
+      <w:r>
+        <w:rPr>
+          <w:rStyle w:val="VerbatimChar"/>
+        </w:rPr>
+        <w:t xml:space="preserve">videos/{idx}.mp4</w:t>
+      </w:r>
+      <w:r>
+        <w:t xml:space="preserve"> </w:t>
+      </w:r>
+      <w:r>
+        <w:t xml:space="preserve">khi tải về (runner) →</w:t>
+      </w:r>
+      <w:r>
+        <w:t xml:space="preserve"> </w:t>
+      </w:r>
+      <w:r>
+        <w:rPr>
+          <w:rStyle w:val="VerbatimChar"/>
+        </w:rPr>
+        <w:t xml:space="preserve">final_cut.clip_seconds</w:t>
+      </w:r>
+      <w:r>
+        <w:t xml:space="preserve"> </w:t>
+      </w:r>
+      <w:r>
+        <w:t xml:space="preserve">(đọc độ dài thật bằng ffmpeg), render,</w:t>
+      </w:r>
+      <w:r>
+        <w:t xml:space="preserve"> </w:t>
+      </w:r>
+      <w:r>
+        <w:rPr>
+          <w:rStyle w:val="VerbatimChar"/>
+        </w:rPr>
+        <w:t xml:space="preserve">voice.place_on_timeline</w:t>
+      </w:r>
+      <w:r>
+        <w:t xml:space="preserve">,</w:t>
+      </w:r>
+      <w:r>
+        <w:t xml:space="preserve"> </w:t>
+      </w:r>
+      <w:r>
+        <w:rPr>
+          <w:rStyle w:val="VerbatimChar"/>
+        </w:rPr>
+        <w:t xml:space="preserve">subtitles.build_cues</w:t>
+      </w:r>
+      <w:r>
+        <w:t xml:space="preserve"> </w:t>
+      </w:r>
+      <w:r>
+        <w:t xml:space="preserve">tự dùng đúng độ dài đã cắt, không phải sửa từng nơi; chi phí tính theo giây bị tính tiền (</w:t>
+      </w:r>
+      <w:r>
+        <w:rPr>
+          <w:rStyle w:val="VerbatimChar"/>
+        </w:rPr>
+        <w:t xml:space="preserve">max(use_s, min_sec)</w:t>
+      </w:r>
+      <w:r>
+        <w:t xml:space="preserve">).</w:t>
+      </w:r>
+    </w:p>
+    <w:p>
+      <w:pPr>
+        <w:pStyle w:val="Compact"/>
+        <w:numPr>
+          <w:ilvl w:val="0"/>
+          <w:numId w:val="1014"/>
+        </w:numPr>
+      </w:pPr>
+      <w:r>
+        <w:t xml:space="preserve">Multi-shot:</w:t>
+      </w:r>
+      <w:r>
+        <w:t xml:space="preserve"> </w:t>
+      </w:r>
+      <w:r>
+        <w:rPr>
+          <w:rStyle w:val="VerbatimChar"/>
+        </w:rPr>
+        <w:t xml:space="preserve">ClipAIVideoProvider.submit(multi_prompt=…)</w:t>
+      </w:r>
+      <w:r>
+        <w:t xml:space="preserve"> </w:t>
+      </w:r>
+      <w:r>
+        <w:t xml:space="preserve">đã có (từ</w:t>
+      </w:r>
+      <w:r>
+        <w:t xml:space="preserve"> </w:t>
+      </w:r>
+      <w:r>
+        <w:rPr>
+          <w:rStyle w:val="VerbatimChar"/>
+        </w:rPr>
+        <w:t xml:space="preserve">core/experiments.py</w:t>
+      </w:r>
+      <w:r>
+        <w:t xml:space="preserve">); cần thêm</w:t>
+      </w:r>
+      <w:r>
+        <w:t xml:space="preserve"> </w:t>
+      </w:r>
+      <w:r>
+        <w:rPr>
+          <w:rStyle w:val="VerbatimChar"/>
+        </w:rPr>
+        <w:t xml:space="preserve">role: last_frame</w:t>
+      </w:r>
+      <w:r>
+        <w:t xml:space="preserve"> </w:t>
+      </w:r>
+      <w:r>
+        <w:t xml:space="preserve">cho Seedance.</w:t>
+      </w:r>
+    </w:p>
+    <w:p>
+      <w:r>
+        <w:pict>
+          <v:rect style="width:0;height:1.5pt" o:hralign="center" o:hrstd="t" o:hr="t"/>
+        </w:pict>
+      </w:r>
+    </w:p>
+    <w:bookmarkEnd w:id="25"/>
     <w:bookmarkEnd w:id="26"/>
-    <w:bookmarkStart w:id="27" w:name="trạng-thái-hiện-tại"/>
+    <w:bookmarkStart w:id="33" w:name="X4e74bbea56bf0474fd821a17856e182245ad907"/>
+    <w:p>
+      <w:pPr>
+        <w:pStyle w:val="Heading2"/>
+      </w:pPr>
+      <w:r>
+        <w:t xml:space="preserve">Bàn giao cho phiên thực hiện (tài khoản phụ)</w:t>
+      </w:r>
+    </w:p>
+    <w:bookmarkStart w:id="27" w:name="bắt-đầu"/>
     <w:p>
       <w:pPr>
         <w:pStyle w:val="Heading3"/>
       </w:pPr>
       <w:r>
-        <w:t xml:space="preserve">Trạng thái hiện tại</w:t>
+        <w:t xml:space="preserve">Bắt đầu</w:t>
       </w:r>
     </w:p>
     <w:p>
@@ -6789,7 +7013,16 @@
         </w:numPr>
       </w:pPr>
       <w:r>
-        <w:t xml:space="preserve">Dashboard v2 đã xong và ở</w:t>
+        <w:rPr>
+          <w:rStyle w:val="VerbatimChar"/>
+        </w:rPr>
+        <w:t xml:space="preserve">git pull</w:t>
+      </w:r>
+      <w:r>
+        <w:t xml:space="preserve"> </w:t>
+      </w:r>
+      <w:r>
+        <w:t xml:space="preserve">trên</w:t>
       </w:r>
       <w:r>
         <w:t xml:space="preserve"> </w:t>
@@ -6804,55 +7037,19 @@
         <w:t xml:space="preserve"> </w:t>
       </w:r>
       <w:r>
-        <w:t xml:space="preserve">(632 test pass): lineage</w:t>
-      </w:r>
-      <w:r>
-        <w:t xml:space="preserve"> </w:t>
-      </w:r>
-      <w:r>
-        <w:t xml:space="preserve">“⚠ cũ”</w:t>
-      </w:r>
-      <w:r>
-        <w:t xml:space="preserve">, Director JSON v2 + khóa 🔒, tỉ lệ khung theo dự án (mặc định 9:16), model theo từng cảnh (</w:t>
-      </w:r>
-      <w:r>
-        <w:rPr>
-          <w:rStyle w:val="VerbatimChar"/>
-        </w:rPr>
-        <w:t xml:space="preserve">core/model_router.py</w:t>
-      </w:r>
-      <w:r>
-        <w:t xml:space="preserve">,</w:t>
-      </w:r>
-      <w:r>
-        <w:t xml:space="preserve"> </w:t>
-      </w:r>
-      <w:r>
-        <w:rPr>
-          <w:rStyle w:val="VerbatimChar"/>
-        </w:rPr>
-        <w:t xml:space="preserve">data/video_models.json</w:t>
-      </w:r>
-      <w:r>
-        <w:t xml:space="preserve">, 3 mức ưu tiên), giọng TTS theo nhân vật (</w:t>
-      </w:r>
-      <w:r>
-        <w:rPr>
-          <w:rStyle w:val="VerbatimChar"/>
-        </w:rPr>
-        <w:t xml:space="preserve">core/voice.py</w:t>
-      </w:r>
-      <w:r>
-        <w:t xml:space="preserve">), bản giao dựng → phụ đề → card cuối → kích thước (</w:t>
-      </w:r>
-      <w:r>
-        <w:rPr>
-          <w:rStyle w:val="VerbatimChar"/>
-        </w:rPr>
-        <w:t xml:space="preserve">core/delivery.py</w:t>
-      </w:r>
-      <w:r>
-        <w:t xml:space="preserve">), QC video, chế độ tự động v2.</w:t>
+        <w:t xml:space="preserve">(commit chốt kế hoạch này), tạo nhánh</w:t>
+      </w:r>
+      <w:r>
+        <w:t xml:space="preserve"> </w:t>
+      </w:r>
+      <w:r>
+        <w:rPr>
+          <w:rStyle w:val="VerbatimChar"/>
+        </w:rPr>
+        <w:t xml:space="preserve">v3-shots</w:t>
+      </w:r>
+      <w:r>
+        <w:t xml:space="preserve">.</w:t>
       </w:r>
     </w:p>
     <w:p>
@@ -6864,74 +7061,135 @@
         </w:numPr>
       </w:pPr>
       <w:r>
-        <w:t xml:space="preserve">Chạy thử không tốn credit:</w:t>
-      </w:r>
-      <w:r>
-        <w:t xml:space="preserve"> </w:t>
-      </w:r>
-      <w:r>
-        <w:rPr>
-          <w:rStyle w:val="VerbatimChar"/>
-        </w:rPr>
-        <w:t xml:space="preserve">py tools/seed_demo.py</w:t>
-      </w:r>
-      <w:r>
-        <w:t xml:space="preserve"> </w:t>
-      </w:r>
-      <w:r>
-        <w:t xml:space="preserve">rồi</w:t>
-      </w:r>
-      <w:r>
-        <w:t xml:space="preserve"> </w:t>
-      </w:r>
-      <w:r>
-        <w:rPr>
-          <w:rStyle w:val="VerbatimChar"/>
-        </w:rPr>
-        <w:t xml:space="preserve">powershell -File tools/run_demo.ps1</w:t>
-      </w:r>
-      <w:r>
-        <w:t xml:space="preserve"> </w:t>
-      </w:r>
-      <w:r>
-        <w:t xml:space="preserve">(đã bật</w:t>
-      </w:r>
-      <w:r>
-        <w:t xml:space="preserve"> </w:t>
-      </w:r>
-      <w:r>
-        <w:rPr>
-          <w:rStyle w:val="VerbatimChar"/>
-        </w:rPr>
-        <w:t xml:space="preserve">MOCK_REAL_MEDIA=1</w:t>
-      </w:r>
-      <w:r>
-        <w:t xml:space="preserve">: ảnh/clip giả lập là file thật nhỏ, dựng/xuất được). Bộ test:</w:t>
-      </w:r>
-      <w:r>
-        <w:t xml:space="preserve"> </w:t>
-      </w:r>
-      <w:r>
-        <w:rPr>
-          <w:rStyle w:val="VerbatimChar"/>
-        </w:rPr>
-        <w:t xml:space="preserve">py -m unittest discover -s tests -t .</w:t>
-      </w:r>
-      <w:r>
-        <w:t xml:space="preserve"> </w:t>
-      </w:r>
-      <w:r>
-        <w:t xml:space="preserve">(~5 phút).</w:t>
+        <w:t xml:space="preserve">Đọc theo thứ tự:</w:t>
+      </w:r>
+      <w:r>
+        <w:t xml:space="preserve"> </w:t>
+      </w:r>
+      <w:r>
+        <w:rPr>
+          <w:rStyle w:val="VerbatimChar"/>
+        </w:rPr>
+        <w:t xml:space="preserve">CLAUDE.md</w:t>
+      </w:r>
+      <w:r>
+        <w:t xml:space="preserve"> </w:t>
+      </w:r>
+      <w:r>
+        <w:t xml:space="preserve">(quy ước: luôn commit + push; sửa</w:t>
+      </w:r>
+      <w:r>
+        <w:t xml:space="preserve"> </w:t>
+      </w:r>
+      <w:r>
+        <w:rPr>
+          <w:rStyle w:val="VerbatimChar"/>
+        </w:rPr>
+        <w:t xml:space="preserve">PLAN.md</w:t>
+      </w:r>
+      <w:r>
+        <w:t xml:space="preserve"> </w:t>
+      </w:r>
+      <w:r>
+        <w:t xml:space="preserve">thì chạy</w:t>
+      </w:r>
+      <w:r>
+        <w:t xml:space="preserve"> </w:t>
+      </w:r>
+      <w:r>
+        <w:rPr>
+          <w:rStyle w:val="VerbatimChar"/>
+        </w:rPr>
+        <w:t xml:space="preserve">bash tools/build_docs.sh</w:t>
+      </w:r>
+      <w:r>
+        <w:t xml:space="preserve">; luôn cập nhật</w:t>
+      </w:r>
+      <w:r>
+        <w:t xml:space="preserve"> </w:t>
+      </w:r>
+      <w:r>
+        <w:rPr>
+          <w:rStyle w:val="VerbatimChar"/>
+        </w:rPr>
+        <w:t xml:space="preserve">TODO.md</w:t>
+      </w:r>
+      <w:r>
+        <w:t xml:space="preserve"> </w:t>
+      </w:r>
+      <w:r>
+        <w:t xml:space="preserve">trong cùng commit), file này, PLAN.md 3.8–3.9 + Mục 5,</w:t>
+      </w:r>
+      <w:r>
+        <w:t xml:space="preserve"> </w:t>
+      </w:r>
+      <w:r>
+        <w:rPr>
+          <w:rStyle w:val="VerbatimChar"/>
+        </w:rPr>
+        <w:t xml:space="preserve">TODO.md</w:t>
+      </w:r>
+      <w:r>
+        <w:t xml:space="preserve">,</w:t>
+      </w:r>
+      <w:r>
+        <w:t xml:space="preserve"> </w:t>
+      </w:r>
+      <w:r>
+        <w:rPr>
+          <w:rStyle w:val="VerbatimChar"/>
+        </w:rPr>
+        <w:t xml:space="preserve">docs/V2_TEST_REPORT.md</w:t>
+      </w:r>
+      <w:r>
+        <w:t xml:space="preserve">,</w:t>
+      </w:r>
+      <w:r>
+        <w:t xml:space="preserve"> </w:t>
+      </w:r>
+      <w:r>
+        <w:rPr>
+          <w:rStyle w:val="VerbatimChar"/>
+        </w:rPr>
+        <w:t xml:space="preserve">docs/PHAN_TICH_2026-09-23_NHAT_QUAN_DIRECTOR_LIPSYNC_STORYBOARD.md</w:t>
+      </w:r>
+      <w:r>
+        <w:t xml:space="preserve">.</w:t>
+      </w:r>
+    </w:p>
+    <w:p>
+      <w:pPr>
+        <w:pStyle w:val="Compact"/>
+        <w:numPr>
+          <w:ilvl w:val="0"/>
+          <w:numId w:val="1015"/>
+        </w:numPr>
+      </w:pPr>
+      <w:r>
+        <w:t xml:space="preserve">Giao tiếp với người dùng</w:t>
+      </w:r>
+      <w:r>
+        <w:t xml:space="preserve"> </w:t>
+      </w:r>
+      <w:r>
+        <w:rPr>
+          <w:b/>
+          <w:bCs/>
+        </w:rPr>
+        <w:t xml:space="preserve">bằng tiếng Việt</w:t>
+      </w:r>
+      <w:r>
+        <w:t xml:space="preserve">. Hỏi trước mọi việc tốn credit.</w:t>
       </w:r>
     </w:p>
     <w:bookmarkEnd w:id="27"/>
-    <w:bookmarkStart w:id="28" w:name="môi-trường-windows"/>
+    <w:bookmarkStart w:id="28" w:name="trạng-thái-hiện-tại"/>
     <w:p>
       <w:pPr>
         <w:pStyle w:val="Heading3"/>
       </w:pPr>
       <w:r>
-        <w:t xml:space="preserve">Môi trường (Windows)</w:t>
+        <w:t xml:space="preserve">Trạng thái hiện tại</w:t>
       </w:r>
     </w:p>
     <w:p>
@@ -6943,34 +7201,70 @@
         </w:numPr>
       </w:pPr>
       <w:r>
-        <w:t xml:space="preserve">Python gọi bằng</w:t>
-      </w:r>
-      <w:r>
-        <w:t xml:space="preserve"> </w:t>
-      </w:r>
-      <w:r>
-        <w:rPr>
-          <w:rStyle w:val="VerbatimChar"/>
-        </w:rPr>
-        <w:t xml:space="preserve">py</w:t>
-      </w:r>
-      <w:r>
-        <w:t xml:space="preserve"> </w:t>
-      </w:r>
-      <w:r>
-        <w:t xml:space="preserve">(trong Git Bash không có</w:t>
-      </w:r>
-      <w:r>
-        <w:t xml:space="preserve"> </w:t>
-      </w:r>
-      <w:r>
-        <w:rPr>
-          <w:rStyle w:val="VerbatimChar"/>
-        </w:rPr>
-        <w:t xml:space="preserve">python</w:t>
-      </w:r>
-      <w:r>
-        <w:t xml:space="preserve">). ffmpeg có sẵn trong PATH. pandoc + Chrome cho build docs.</w:t>
+        <w:t xml:space="preserve">Dashboard v2 đã xong và ở</w:t>
+      </w:r>
+      <w:r>
+        <w:t xml:space="preserve"> </w:t>
+      </w:r>
+      <w:r>
+        <w:rPr>
+          <w:rStyle w:val="VerbatimChar"/>
+        </w:rPr>
+        <w:t xml:space="preserve">main</w:t>
+      </w:r>
+      <w:r>
+        <w:t xml:space="preserve"> </w:t>
+      </w:r>
+      <w:r>
+        <w:t xml:space="preserve">(632 test pass): lineage</w:t>
+      </w:r>
+      <w:r>
+        <w:t xml:space="preserve"> </w:t>
+      </w:r>
+      <w:r>
+        <w:t xml:space="preserve">“⚠ cũ”</w:t>
+      </w:r>
+      <w:r>
+        <w:t xml:space="preserve">, Director JSON v2 + khóa 🔒, tỉ lệ khung theo dự án (mặc định 9:16), model theo từng cảnh (</w:t>
+      </w:r>
+      <w:r>
+        <w:rPr>
+          <w:rStyle w:val="VerbatimChar"/>
+        </w:rPr>
+        <w:t xml:space="preserve">core/model_router.py</w:t>
+      </w:r>
+      <w:r>
+        <w:t xml:space="preserve">,</w:t>
+      </w:r>
+      <w:r>
+        <w:t xml:space="preserve"> </w:t>
+      </w:r>
+      <w:r>
+        <w:rPr>
+          <w:rStyle w:val="VerbatimChar"/>
+        </w:rPr>
+        <w:t xml:space="preserve">data/video_models.json</w:t>
+      </w:r>
+      <w:r>
+        <w:t xml:space="preserve">, 3 mức ưu tiên), giọng TTS theo nhân vật (</w:t>
+      </w:r>
+      <w:r>
+        <w:rPr>
+          <w:rStyle w:val="VerbatimChar"/>
+        </w:rPr>
+        <w:t xml:space="preserve">core/voice.py</w:t>
+      </w:r>
+      <w:r>
+        <w:t xml:space="preserve">), bản giao dựng → phụ đề → card cuối → kích thước (</w:t>
+      </w:r>
+      <w:r>
+        <w:rPr>
+          <w:rStyle w:val="VerbatimChar"/>
+        </w:rPr>
+        <w:t xml:space="preserve">core/delivery.py</w:t>
+      </w:r>
+      <w:r>
+        <w:t xml:space="preserve">), QC video, chế độ tự động v2.</w:t>
       </w:r>
     </w:p>
     <w:p>
@@ -6982,159 +7276,74 @@
         </w:numPr>
       </w:pPr>
       <w:r>
-        <w:t xml:space="preserve">Token</w:t>
-      </w:r>
-      <w:r>
-        <w:t xml:space="preserve"> </w:t>
-      </w:r>
-      <w:r>
-        <w:rPr>
-          <w:rStyle w:val="VerbatimChar"/>
-        </w:rPr>
-        <w:t xml:space="preserve">CLIPAI_TOKEN</w:t>
-      </w:r>
-      <w:r>
-        <w:t xml:space="preserve">,</w:t>
-      </w:r>
-      <w:r>
-        <w:t xml:space="preserve"> </w:t>
-      </w:r>
-      <w:r>
-        <w:rPr>
-          <w:rStyle w:val="VerbatimChar"/>
-        </w:rPr>
-        <w:t xml:space="preserve">DEEPIX_TOKEN</w:t>
-      </w:r>
-      <w:r>
-        <w:t xml:space="preserve"> </w:t>
-      </w:r>
-      <w:r>
-        <w:t xml:space="preserve">nằm trong biến môi trường người dùng —</w:t>
-      </w:r>
-      <w:r>
-        <w:t xml:space="preserve"> </w:t>
-      </w:r>
-      <w:r>
-        <w:rPr>
-          <w:b/>
-          <w:bCs/>
-        </w:rPr>
-        <w:t xml:space="preserve">không in, không ghi vào repo/log</w:t>
-      </w:r>
-      <w:r>
-        <w:t xml:space="preserve">. Claude cho Dashboard:</w:t>
-      </w:r>
-      <w:r>
-        <w:t xml:space="preserve"> </w:t>
-      </w:r>
-      <w:r>
-        <w:rPr>
-          <w:rStyle w:val="VerbatimChar"/>
-        </w:rPr>
-        <w:t xml:space="preserve">LLM_PROVIDER=claude_cli</w:t>
-      </w:r>
-      <w:r>
-        <w:t xml:space="preserve"> </w:t>
-      </w:r>
-      <w:r>
-        <w:t xml:space="preserve">(dùng chung hạn mức tài khoản).</w:t>
-      </w:r>
-    </w:p>
-    <w:p>
-      <w:pPr>
-        <w:pStyle w:val="Compact"/>
-        <w:numPr>
-          <w:ilvl w:val="0"/>
-          <w:numId w:val="1016"/>
-        </w:numPr>
-      </w:pPr>
-      <w:r>
-        <w:t xml:space="preserve">Kịch bản thử:</w:t>
-      </w:r>
-      <w:r>
-        <w:t xml:space="preserve"> </w:t>
-      </w:r>
-      <w:r>
-        <w:t xml:space="preserve">“KỊCH BẢN FREE FIRE: KENTA XUYÊN TƯỜNG CƯỚP KILL?!”</w:t>
-      </w:r>
-      <w:r>
-        <w:t xml:space="preserve"> </w:t>
-      </w:r>
-      <w:r>
-        <w:t xml:space="preserve">(3 cảnh, Kelly/Maxim/Kenta, 14 câu thoại,</w:t>
-      </w:r>
-      <w:r>
-        <w:t xml:space="preserve"> </w:t>
-      </w:r>
-      <w:r>
-        <w:t xml:space="preserve">“TEXT CUỐI”</w:t>
-      </w:r>
-      <w:r>
-        <w:t xml:space="preserve">). Nguyên văn ở</w:t>
-      </w:r>
-      <w:r>
-        <w:t xml:space="preserve"> </w:t>
-      </w:r>
-      <w:r>
-        <w:rPr>
-          <w:rStyle w:val="VerbatimChar"/>
-        </w:rPr>
-        <w:t xml:space="preserve">samples/kenta_xuyen_tuong_cuop_kill.txt</w:t>
-      </w:r>
-      <w:r>
-        <w:t xml:space="preserve">.</w:t>
-      </w:r>
-    </w:p>
-    <w:p>
-      <w:pPr>
-        <w:pStyle w:val="Compact"/>
-        <w:numPr>
-          <w:ilvl w:val="0"/>
-          <w:numId w:val="1016"/>
-        </w:numPr>
-      </w:pPr>
-      <w:r>
-        <w:t xml:space="preserve">Video Free Fire nội bộ trên máy:</w:t>
-      </w:r>
-      <w:r>
-        <w:t xml:space="preserve"> </w:t>
-      </w:r>
-      <w:r>
-        <w:rPr>
-          <w:rStyle w:val="VerbatimChar"/>
-        </w:rPr>
-        <w:t xml:space="preserve">D:/2026/OB55/</w:t>
-      </w:r>
-      <w:r>
-        <w:t xml:space="preserve"> </w:t>
-      </w:r>
-      <w:r>
-        <w:t xml:space="preserve">(combo Kenta, tình huống Kenta…),</w:t>
-      </w:r>
-      <w:r>
-        <w:t xml:space="preserve"> </w:t>
-      </w:r>
-      <w:r>
-        <w:rPr>
-          <w:rStyle w:val="VerbatimChar"/>
-        </w:rPr>
-        <w:t xml:space="preserve">D:/2025/</w:t>
-      </w:r>
-      <w:r>
-        <w:t xml:space="preserve"> </w:t>
-      </w:r>
-      <w:r>
-        <w:t xml:space="preserve">— dùng để phân tích, không đưa vào repo.</w:t>
+        <w:t xml:space="preserve">Chạy thử không tốn credit:</w:t>
+      </w:r>
+      <w:r>
+        <w:t xml:space="preserve"> </w:t>
+      </w:r>
+      <w:r>
+        <w:rPr>
+          <w:rStyle w:val="VerbatimChar"/>
+        </w:rPr>
+        <w:t xml:space="preserve">py tools/seed_demo.py</w:t>
+      </w:r>
+      <w:r>
+        <w:t xml:space="preserve"> </w:t>
+      </w:r>
+      <w:r>
+        <w:t xml:space="preserve">rồi</w:t>
+      </w:r>
+      <w:r>
+        <w:t xml:space="preserve"> </w:t>
+      </w:r>
+      <w:r>
+        <w:rPr>
+          <w:rStyle w:val="VerbatimChar"/>
+        </w:rPr>
+        <w:t xml:space="preserve">powershell -File tools/run_demo.ps1</w:t>
+      </w:r>
+      <w:r>
+        <w:t xml:space="preserve"> </w:t>
+      </w:r>
+      <w:r>
+        <w:t xml:space="preserve">(đã bật</w:t>
+      </w:r>
+      <w:r>
+        <w:t xml:space="preserve"> </w:t>
+      </w:r>
+      <w:r>
+        <w:rPr>
+          <w:rStyle w:val="VerbatimChar"/>
+        </w:rPr>
+        <w:t xml:space="preserve">MOCK_REAL_MEDIA=1</w:t>
+      </w:r>
+      <w:r>
+        <w:t xml:space="preserve">: ảnh/clip giả lập là file thật nhỏ, dựng/xuất được). Bộ test:</w:t>
+      </w:r>
+      <w:r>
+        <w:t xml:space="preserve"> </w:t>
+      </w:r>
+      <w:r>
+        <w:rPr>
+          <w:rStyle w:val="VerbatimChar"/>
+        </w:rPr>
+        <w:t xml:space="preserve">py -m unittest discover -s tests -t .</w:t>
+      </w:r>
+      <w:r>
+        <w:t xml:space="preserve"> </w:t>
+      </w:r>
+      <w:r>
+        <w:t xml:space="preserve">(~5 phút).</w:t>
       </w:r>
     </w:p>
     <w:bookmarkEnd w:id="28"/>
-    <w:bookmarkStart w:id="29" w:name="sự-thật-về-api-tra-2026-09-23-chỉ-đọc"/>
+    <w:bookmarkStart w:id="29" w:name="môi-trường-windows"/>
     <w:p>
       <w:pPr>
         <w:pStyle w:val="Heading3"/>
       </w:pPr>
       <w:r>
-        <w:t xml:space="preserve">Sự thật về API (tra 2026-09-23, chỉ đọc)</w:t>
+        <w:t xml:space="preserve">Môi trường (Windows)</w:t>
       </w:r>
     </w:p>
     <w:p>
@@ -7146,178 +7355,34 @@
         </w:numPr>
       </w:pPr>
       <w:r>
-        <w:t xml:space="preserve">Token dùng được 12 endpoint trong skill</w:t>
-      </w:r>
-      <w:r>
-        <w:t xml:space="preserve"> </w:t>
-      </w:r>
-      <w:r>
-        <w:rPr>
-          <w:rStyle w:val="VerbatimChar"/>
-        </w:rPr>
-        <w:t xml:space="preserve">clipai 1.3.1</w:t>
-      </w:r>
-      <w:r>
-        <w:t xml:space="preserve"> </w:t>
-      </w:r>
-      <w:r>
-        <w:t xml:space="preserve">(</w:t>
-      </w:r>
-      <w:r>
-        <w:rPr>
-          <w:rStyle w:val="VerbatimChar"/>
-        </w:rPr>
-        <w:t xml:space="preserve">Get this Skill to Claude/clipai-1.3.1/clipai/reference.md</w:t>
-      </w:r>
-      <w:r>
-        <w:t xml:space="preserve">): Kling Omni (có</w:t>
-      </w:r>
-      <w:r>
-        <w:t xml:space="preserve"> </w:t>
-      </w:r>
-      <w:r>
-        <w:rPr>
-          <w:rStyle w:val="VerbatimChar"/>
-        </w:rPr>
-        <w:t xml:space="preserve">multi_shot</w:t>
-      </w:r>
-      <w:r>
-        <w:t xml:space="preserve">/</w:t>
-      </w:r>
-      <w:r>
-        <w:rPr>
-          <w:rStyle w:val="VerbatimChar"/>
-        </w:rPr>
-        <w:t xml:space="preserve">multi_prompt</w:t>
-      </w:r>
-      <w:r>
-        <w:t xml:space="preserve">,</w:t>
-      </w:r>
-      <w:r>
-        <w:t xml:space="preserve"> </w:t>
-      </w:r>
-      <w:r>
-        <w:rPr>
-          <w:rStyle w:val="VerbatimChar"/>
-        </w:rPr>
-        <w:t xml:space="preserve">image_list</w:t>
-      </w:r>
-      <w:r>
-        <w:t xml:space="preserve"> </w:t>
-      </w:r>
-      <w:r>
-        <w:t xml:space="preserve">chỉ</w:t>
-      </w:r>
-      <w:r>
-        <w:t xml:space="preserve"> </w:t>
-      </w:r>
-      <w:r>
-        <w:rPr>
-          <w:rStyle w:val="VerbatimChar"/>
-        </w:rPr>
-        <w:t xml:space="preserve">first_frame</w:t>
-      </w:r>
-      <w:r>
-        <w:t xml:space="preserve">,</w:t>
-      </w:r>
-      <w:r>
-        <w:t xml:space="preserve"> </w:t>
-      </w:r>
-      <w:r>
-        <w:rPr>
-          <w:rStyle w:val="VerbatimChar"/>
-        </w:rPr>
-        <w:t xml:space="preserve">element_list</w:t>
-      </w:r>
-      <w:r>
-        <w:t xml:space="preserve"> </w:t>
-      </w:r>
-      <w:r>
-        <w:t xml:space="preserve">— nhưng tạo Element chỉ trên web), Seedance (</w:t>
-      </w:r>
-      <w:r>
-        <w:rPr>
-          <w:rStyle w:val="VerbatimChar"/>
-        </w:rPr>
-        <w:t xml:space="preserve">content</w:t>
-      </w:r>
-      <w:r>
-        <w:t xml:space="preserve"> </w:t>
-      </w:r>
-      <w:r>
-        <w:t xml:space="preserve">với role</w:t>
-      </w:r>
-      <w:r>
-        <w:t xml:space="preserve"> </w:t>
-      </w:r>
-      <w:r>
-        <w:rPr>
-          <w:rStyle w:val="VerbatimChar"/>
-        </w:rPr>
-        <w:t xml:space="preserve">first_frame</w:t>
-      </w:r>
-      <w:r>
-        <w:t xml:space="preserve"> </w:t>
-      </w:r>
-      <w:r>
-        <w:t xml:space="preserve">/</w:t>
-      </w:r>
-      <w:r>
-        <w:t xml:space="preserve"> </w:t>
-      </w:r>
-      <w:r>
-        <w:rPr>
-          <w:rStyle w:val="VerbatimChar"/>
-        </w:rPr>
-        <w:t xml:space="preserve">last_frame</w:t>
-      </w:r>
-      <w:r>
-        <w:t xml:space="preserve"> </w:t>
-      </w:r>
-      <w:r>
-        <w:t xml:space="preserve">/</w:t>
-      </w:r>
-      <w:r>
-        <w:t xml:space="preserve"> </w:t>
-      </w:r>
-      <w:r>
-        <w:rPr>
-          <w:rStyle w:val="VerbatimChar"/>
-        </w:rPr>
-        <w:t xml:space="preserve">reference_image</w:t>
-      </w:r>
-      <w:r>
-        <w:t xml:space="preserve"> </w:t>
-      </w:r>
-      <w:r>
-        <w:t xml:space="preserve">/</w:t>
-      </w:r>
-      <w:r>
-        <w:t xml:space="preserve"> </w:t>
-      </w:r>
-      <w:r>
-        <w:rPr>
-          <w:rStyle w:val="VerbatimChar"/>
-        </w:rPr>
-        <w:t xml:space="preserve">reference_video</w:t>
-      </w:r>
-      <w:r>
-        <w:t xml:space="preserve"> </w:t>
-      </w:r>
-      <w:r>
-        <w:t xml:space="preserve">/</w:t>
-      </w:r>
-      <w:r>
-        <w:t xml:space="preserve"> </w:t>
-      </w:r>
-      <w:r>
-        <w:rPr>
-          <w:rStyle w:val="VerbatimChar"/>
-        </w:rPr>
-        <w:t xml:space="preserve">reference_audio</w:t>
-      </w:r>
-      <w:r>
-        <w:t xml:space="preserve">; 2.0 dài 4–15s, 2.5 dài 4–30s; 480p/720p), video-list, âm thanh (TTS/SFX/nhạc, voice-actors), kho chủ thể Seedance.</w:t>
+        <w:t xml:space="preserve">Python gọi bằng</w:t>
+      </w:r>
+      <w:r>
+        <w:t xml:space="preserve"> </w:t>
+      </w:r>
+      <w:r>
+        <w:rPr>
+          <w:rStyle w:val="VerbatimChar"/>
+        </w:rPr>
+        <w:t xml:space="preserve">py</w:t>
+      </w:r>
+      <w:r>
+        <w:t xml:space="preserve"> </w:t>
+      </w:r>
+      <w:r>
+        <w:t xml:space="preserve">(trong Git Bash không có</w:t>
+      </w:r>
+      <w:r>
+        <w:t xml:space="preserve"> </w:t>
+      </w:r>
+      <w:r>
+        <w:rPr>
+          <w:rStyle w:val="VerbatimChar"/>
+        </w:rPr>
+        <w:t xml:space="preserve">python</w:t>
+      </w:r>
+      <w:r>
+        <w:t xml:space="preserve">). ffmpeg có sẵn trong PATH. pandoc + Chrome cho build docs.</w:t>
       </w:r>
     </w:p>
     <w:p>
@@ -7329,28 +7394,16 @@
         </w:numPr>
       </w:pPr>
       <w:r>
-        <w:t xml:space="preserve">Endpoint chỉ có trên web (token trả</w:t>
-      </w:r>
-      <w:r>
-        <w:t xml:space="preserve"> </w:t>
-      </w:r>
-      <w:r>
-        <w:rPr>
-          <w:rStyle w:val="VerbatimChar"/>
-        </w:rPr>
-        <w:t xml:space="preserve">code 1102 LoginErr</w:t>
-      </w:r>
-      <w:r>
-        <w:t xml:space="preserve">):</w:t>
-      </w:r>
-      <w:r>
-        <w:t xml:space="preserve"> </w:t>
-      </w:r>
-      <w:r>
-        <w:rPr>
-          <w:rStyle w:val="VerbatimChar"/>
-        </w:rPr>
-        <w:t xml:space="preserve">/kling/lip-sync</w:t>
+        <w:t xml:space="preserve">Token</w:t>
+      </w:r>
+      <w:r>
+        <w:t xml:space="preserve"> </w:t>
+      </w:r>
+      <w:r>
+        <w:rPr>
+          <w:rStyle w:val="VerbatimChar"/>
+        </w:rPr>
+        <w:t xml:space="preserve">CLIPAI_TOKEN</w:t>
       </w:r>
       <w:r>
         <w:t xml:space="preserve">,</w:t>
@@ -7362,46 +7415,13 @@
         <w:rPr>
           <w:rStyle w:val="VerbatimChar"/>
         </w:rPr>
-        <w:t xml:space="preserve">/kling/element-create|list</w:t>
-      </w:r>
-      <w:r>
-        <w:t xml:space="preserve">,</w:t>
-      </w:r>
-      <w:r>
-        <w:t xml:space="preserve"> </w:t>
-      </w:r>
-      <w:r>
-        <w:rPr>
-          <w:rStyle w:val="VerbatimChar"/>
-        </w:rPr>
-        <w:t xml:space="preserve">/kling/custom-voice-list</w:t>
-      </w:r>
-      <w:r>
-        <w:t xml:space="preserve">,</w:t>
-      </w:r>
-      <w:r>
-        <w:t xml:space="preserve"> </w:t>
-      </w:r>
-      <w:r>
-        <w:rPr>
-          <w:rStyle w:val="VerbatimChar"/>
-        </w:rPr>
-        <w:t xml:space="preserve">/sound/voice-actors/design|clone</w:t>
-      </w:r>
-      <w:r>
-        <w:t xml:space="preserve">,</w:t>
-      </w:r>
-      <w:r>
-        <w:t xml:space="preserve"> </w:t>
-      </w:r>
-      <w:r>
-        <w:rPr>
-          <w:rStyle w:val="VerbatimChar"/>
-        </w:rPr>
-        <w:t xml:space="preserve">/kling/motion-control</w:t>
-      </w:r>
-      <w:r>
-        <w:t xml:space="preserve">, Director Workspace →</w:t>
+        <w:t xml:space="preserve">DEEPIX_TOKEN</w:t>
+      </w:r>
+      <w:r>
+        <w:t xml:space="preserve"> </w:t>
+      </w:r>
+      <w:r>
+        <w:t xml:space="preserve">nằm trong biến môi trường người dùng —</w:t>
       </w:r>
       <w:r>
         <w:t xml:space="preserve"> </w:t>
@@ -7411,13 +7431,25 @@
           <w:b/>
           <w:bCs/>
         </w:rPr>
-        <w:t xml:space="preserve">không dùng</w:t>
-      </w:r>
-      <w:r>
-        <w:t xml:space="preserve"> </w:t>
-      </w:r>
-      <w:r>
-        <w:t xml:space="preserve">(quyết định 6).</w:t>
+        <w:t xml:space="preserve">không in, không ghi vào repo/log</w:t>
+      </w:r>
+      <w:r>
+        <w:t xml:space="preserve">. Claude cho Dashboard:</w:t>
+      </w:r>
+      <w:r>
+        <w:t xml:space="preserve"> </w:t>
+      </w:r>
+      <w:r>
+        <w:rPr>
+          <w:rStyle w:val="VerbatimChar"/>
+        </w:rPr>
+        <w:t xml:space="preserve">LLM_PROVIDER=claude_cli</w:t>
+      </w:r>
+      <w:r>
+        <w:t xml:space="preserve"> </w:t>
+      </w:r>
+      <w:r>
+        <w:t xml:space="preserve">(dùng chung hạn mức tài khoản).</w:t>
       </w:r>
     </w:p>
     <w:p>
@@ -7429,50 +7461,40 @@
         </w:numPr>
       </w:pPr>
       <w:r>
-        <w:t xml:space="preserve">Giọng có</w:t>
-      </w:r>
-      <w:r>
-        <w:t xml:space="preserve"> </w:t>
-      </w:r>
-      <w:r>
-        <w:rPr>
-          <w:rStyle w:val="VerbatimChar"/>
-        </w:rPr>
-        <w:t xml:space="preserve">vi</w:t>
-      </w:r>
-      <w:r>
-        <w:t xml:space="preserve"> </w:t>
-      </w:r>
-      <w:r>
-        <w:t xml:space="preserve">(5 giọng, id trùng 2 bản): Xinghe Jiang (30002/2, nam), Austin (30003/3, nam),</w:t>
-      </w:r>
-      <w:r>
-        <w:t xml:space="preserve"> </w:t>
-      </w:r>
-      <w:r>
-        <w:rPr>
-          <w:b/>
-          <w:bCs/>
-        </w:rPr>
-        <w:t xml:space="preserve">Arabella (30007/7, nữ)</w:t>
-      </w:r>
-      <w:r>
-        <w:t xml:space="preserve">, Ethan Zhang (30017/17, nam), Mark (30020/20, nam). Không có giọng gốc Việt. Truyền</w:t>
-      </w:r>
-      <w:r>
-        <w:t xml:space="preserve"> </w:t>
-      </w:r>
-      <w:r>
-        <w:rPr>
-          <w:rStyle w:val="VerbatimChar"/>
-        </w:rPr>
-        <w:t xml:space="preserve">language_code="vi"</w:t>
-      </w:r>
-      <w:r>
-        <w:t xml:space="preserve"> </w:t>
-      </w:r>
-      <w:r>
-        <w:t xml:space="preserve">cho TTS gây HTTP 400 → không truyền.</w:t>
+        <w:t xml:space="preserve">Kịch bản thử:</w:t>
+      </w:r>
+      <w:r>
+        <w:t xml:space="preserve"> </w:t>
+      </w:r>
+      <w:r>
+        <w:t xml:space="preserve">“KỊCH BẢN FREE FIRE: KENTA XUYÊN TƯỜNG CƯỚP KILL?!”</w:t>
+      </w:r>
+      <w:r>
+        <w:t xml:space="preserve"> </w:t>
+      </w:r>
+      <w:r>
+        <w:t xml:space="preserve">(3 cảnh, Kelly/Maxim/Kenta, 14 câu thoại,</w:t>
+      </w:r>
+      <w:r>
+        <w:t xml:space="preserve"> </w:t>
+      </w:r>
+      <w:r>
+        <w:t xml:space="preserve">“TEXT CUỐI”</w:t>
+      </w:r>
+      <w:r>
+        <w:t xml:space="preserve">). Nguyên văn ở</w:t>
+      </w:r>
+      <w:r>
+        <w:t xml:space="preserve"> </w:t>
+      </w:r>
+      <w:r>
+        <w:rPr>
+          <w:rStyle w:val="VerbatimChar"/>
+        </w:rPr>
+        <w:t xml:space="preserve">samples/kenta_xuyen_tuong_cuop_kill.txt</w:t>
+      </w:r>
+      <w:r>
+        <w:t xml:space="preserve">.</w:t>
       </w:r>
     </w:p>
     <w:p>
@@ -7484,35 +7506,47 @@
         </w:numPr>
       </w:pPr>
       <w:r>
-        <w:t xml:space="preserve">Độ dài tối thiểu: Kling 3s, Seedance 4s (</w:t>
-      </w:r>
-      <w:r>
-        <w:rPr>
-          <w:rStyle w:val="VerbatimChar"/>
-        </w:rPr>
-        <w:t xml:space="preserve">core/adapters/clipai.py::effective_duration</w:t>
-      </w:r>
-      <w:r>
-        <w:t xml:space="preserve">). Giá ước tính (USD/giây): Kling 0,08; Seedance 2.0 0,15; 2.0 Fast 0,12; 2.5 0,23 (</w:t>
-      </w:r>
-      <w:r>
-        <w:rPr>
-          <w:rStyle w:val="VerbatimChar"/>
-        </w:rPr>
-        <w:t xml:space="preserve">data/pricing.json</w:t>
-      </w:r>
-      <w:r>
-        <w:t xml:space="preserve">, chưa đo thật). Deepix chưa có giá.</w:t>
+        <w:t xml:space="preserve">Video Free Fire nội bộ trên máy:</w:t>
+      </w:r>
+      <w:r>
+        <w:t xml:space="preserve"> </w:t>
+      </w:r>
+      <w:r>
+        <w:rPr>
+          <w:rStyle w:val="VerbatimChar"/>
+        </w:rPr>
+        <w:t xml:space="preserve">D:/2026/OB55/</w:t>
+      </w:r>
+      <w:r>
+        <w:t xml:space="preserve"> </w:t>
+      </w:r>
+      <w:r>
+        <w:t xml:space="preserve">(combo Kenta, tình huống Kenta…),</w:t>
+      </w:r>
+      <w:r>
+        <w:t xml:space="preserve"> </w:t>
+      </w:r>
+      <w:r>
+        <w:rPr>
+          <w:rStyle w:val="VerbatimChar"/>
+        </w:rPr>
+        <w:t xml:space="preserve">D:/2025/</w:t>
+      </w:r>
+      <w:r>
+        <w:t xml:space="preserve"> </w:t>
+      </w:r>
+      <w:r>
+        <w:t xml:space="preserve">— dùng để phân tích, không đưa vào repo.</w:t>
       </w:r>
     </w:p>
     <w:bookmarkEnd w:id="29"/>
-    <w:bookmarkStart w:id="30" w:name="nghiên-cứu-video-youtube-gđ1"/>
+    <w:bookmarkStart w:id="30" w:name="sự-thật-về-api-tra-2026-09-23-chỉ-đọc"/>
     <w:p>
       <w:pPr>
         <w:pStyle w:val="Heading3"/>
       </w:pPr>
       <w:r>
-        <w:t xml:space="preserve">Nghiên cứu video YouTube (GĐ1)</w:t>
+        <w:t xml:space="preserve">Sự thật về API (tra 2026-09-23, chỉ đọc)</w:t>
       </w:r>
     </w:p>
     <w:p>
@@ -7524,23 +7558,178 @@
         </w:numPr>
       </w:pPr>
       <w:r>
-        <w:rPr>
-          <w:b/>
-          <w:bCs/>
-        </w:rPr>
-        <w:t xml:space="preserve">Trình duyệt tích hợp mở được YouTube</w:t>
-      </w:r>
-      <w:r>
-        <w:t xml:space="preserve">; tải bằng dòng lệnh (urllib) bị 404, chỉ RSS đọc được. Kênh: https://www.youtube.com/</w:t>
-      </w:r>
-      <w:r>
-        <w:t xml:space="preserve">@GarenaFreeFireVN/videos</w:t>
-      </w:r>
-      <w:r>
-        <w:t xml:space="preserve"> </w:t>
-      </w:r>
-      <w:r>
-        <w:t xml:space="preserve">(tab Popular để lấy video nhiều lượt xem).</w:t>
+        <w:t xml:space="preserve">Token dùng được 12 endpoint trong skill</w:t>
+      </w:r>
+      <w:r>
+        <w:t xml:space="preserve"> </w:t>
+      </w:r>
+      <w:r>
+        <w:rPr>
+          <w:rStyle w:val="VerbatimChar"/>
+        </w:rPr>
+        <w:t xml:space="preserve">clipai 1.3.1</w:t>
+      </w:r>
+      <w:r>
+        <w:t xml:space="preserve"> </w:t>
+      </w:r>
+      <w:r>
+        <w:t xml:space="preserve">(</w:t>
+      </w:r>
+      <w:r>
+        <w:rPr>
+          <w:rStyle w:val="VerbatimChar"/>
+        </w:rPr>
+        <w:t xml:space="preserve">Get this Skill to Claude/clipai-1.3.1/clipai/reference.md</w:t>
+      </w:r>
+      <w:r>
+        <w:t xml:space="preserve">): Kling Omni (có</w:t>
+      </w:r>
+      <w:r>
+        <w:t xml:space="preserve"> </w:t>
+      </w:r>
+      <w:r>
+        <w:rPr>
+          <w:rStyle w:val="VerbatimChar"/>
+        </w:rPr>
+        <w:t xml:space="preserve">multi_shot</w:t>
+      </w:r>
+      <w:r>
+        <w:t xml:space="preserve">/</w:t>
+      </w:r>
+      <w:r>
+        <w:rPr>
+          <w:rStyle w:val="VerbatimChar"/>
+        </w:rPr>
+        <w:t xml:space="preserve">multi_prompt</w:t>
+      </w:r>
+      <w:r>
+        <w:t xml:space="preserve">,</w:t>
+      </w:r>
+      <w:r>
+        <w:t xml:space="preserve"> </w:t>
+      </w:r>
+      <w:r>
+        <w:rPr>
+          <w:rStyle w:val="VerbatimChar"/>
+        </w:rPr>
+        <w:t xml:space="preserve">image_list</w:t>
+      </w:r>
+      <w:r>
+        <w:t xml:space="preserve"> </w:t>
+      </w:r>
+      <w:r>
+        <w:t xml:space="preserve">chỉ</w:t>
+      </w:r>
+      <w:r>
+        <w:t xml:space="preserve"> </w:t>
+      </w:r>
+      <w:r>
+        <w:rPr>
+          <w:rStyle w:val="VerbatimChar"/>
+        </w:rPr>
+        <w:t xml:space="preserve">first_frame</w:t>
+      </w:r>
+      <w:r>
+        <w:t xml:space="preserve">,</w:t>
+      </w:r>
+      <w:r>
+        <w:t xml:space="preserve"> </w:t>
+      </w:r>
+      <w:r>
+        <w:rPr>
+          <w:rStyle w:val="VerbatimChar"/>
+        </w:rPr>
+        <w:t xml:space="preserve">element_list</w:t>
+      </w:r>
+      <w:r>
+        <w:t xml:space="preserve"> </w:t>
+      </w:r>
+      <w:r>
+        <w:t xml:space="preserve">— nhưng tạo Element chỉ trên web), Seedance (</w:t>
+      </w:r>
+      <w:r>
+        <w:rPr>
+          <w:rStyle w:val="VerbatimChar"/>
+        </w:rPr>
+        <w:t xml:space="preserve">content</w:t>
+      </w:r>
+      <w:r>
+        <w:t xml:space="preserve"> </w:t>
+      </w:r>
+      <w:r>
+        <w:t xml:space="preserve">với role</w:t>
+      </w:r>
+      <w:r>
+        <w:t xml:space="preserve"> </w:t>
+      </w:r>
+      <w:r>
+        <w:rPr>
+          <w:rStyle w:val="VerbatimChar"/>
+        </w:rPr>
+        <w:t xml:space="preserve">first_frame</w:t>
+      </w:r>
+      <w:r>
+        <w:t xml:space="preserve"> </w:t>
+      </w:r>
+      <w:r>
+        <w:t xml:space="preserve">/</w:t>
+      </w:r>
+      <w:r>
+        <w:t xml:space="preserve"> </w:t>
+      </w:r>
+      <w:r>
+        <w:rPr>
+          <w:rStyle w:val="VerbatimChar"/>
+        </w:rPr>
+        <w:t xml:space="preserve">last_frame</w:t>
+      </w:r>
+      <w:r>
+        <w:t xml:space="preserve"> </w:t>
+      </w:r>
+      <w:r>
+        <w:t xml:space="preserve">/</w:t>
+      </w:r>
+      <w:r>
+        <w:t xml:space="preserve"> </w:t>
+      </w:r>
+      <w:r>
+        <w:rPr>
+          <w:rStyle w:val="VerbatimChar"/>
+        </w:rPr>
+        <w:t xml:space="preserve">reference_image</w:t>
+      </w:r>
+      <w:r>
+        <w:t xml:space="preserve"> </w:t>
+      </w:r>
+      <w:r>
+        <w:t xml:space="preserve">/</w:t>
+      </w:r>
+      <w:r>
+        <w:t xml:space="preserve"> </w:t>
+      </w:r>
+      <w:r>
+        <w:rPr>
+          <w:rStyle w:val="VerbatimChar"/>
+        </w:rPr>
+        <w:t xml:space="preserve">reference_video</w:t>
+      </w:r>
+      <w:r>
+        <w:t xml:space="preserve"> </w:t>
+      </w:r>
+      <w:r>
+        <w:t xml:space="preserve">/</w:t>
+      </w:r>
+      <w:r>
+        <w:t xml:space="preserve"> </w:t>
+      </w:r>
+      <w:r>
+        <w:rPr>
+          <w:rStyle w:val="VerbatimChar"/>
+        </w:rPr>
+        <w:t xml:space="preserve">reference_audio</w:t>
+      </w:r>
+      <w:r>
+        <w:t xml:space="preserve">; 2.0 dài 4–15s, 2.5 dài 4–30s; 480p/720p), video-list, âm thanh (TTS/SFX/nhạc, voice-actors), kho chủ thể Seedance.</w:t>
       </w:r>
     </w:p>
     <w:p>
@@ -7552,2055 +7741,190 @@
         </w:numPr>
       </w:pPr>
       <w:r>
-        <w:t xml:space="preserve">Cách đã chạy được trên</w:t>
-      </w:r>
-      <w:r>
-        <w:t xml:space="preserve"> </w:t>
-      </w:r>
-      <w:r>
-        <w:t xml:space="preserve">“Kenta’s Obsession”</w:t>
-      </w:r>
-      <w:r>
-        <w:t xml:space="preserve"> </w:t>
-      </w:r>
-      <w:r>
-        <w:t xml:space="preserve">(https://www.youtube.com/watch?v=cUQ1PhwvfAE): mở trang video, rồi chạy JS (từng đoạn ≤ 20 giây video mỗi lần gọi vì giới hạn 45 giây của công cụ):</w:t>
-      </w:r>
-    </w:p>
-    <w:p>
-      <w:pPr>
-        <w:pStyle w:val="SourceCode"/>
-      </w:pPr>
-      <w:r>
-        <w:rPr>
-          <w:rStyle w:val="BuiltInTok"/>
-        </w:rPr>
-        <w:t xml:space="preserve">window</w:t>
-      </w:r>
-      <w:r>
-        <w:rPr>
-          <w:rStyle w:val="OperatorTok"/>
-        </w:rPr>
-        <w:t xml:space="preserve">.</w:t>
-      </w:r>
-      <w:r>
-        <w:rPr>
-          <w:rStyle w:val="AttributeTok"/>
-        </w:rPr>
-        <w:t xml:space="preserve">__scan</w:t>
-      </w:r>
-      <w:r>
-        <w:rPr>
-          <w:rStyle w:val="NormalTok"/>
-        </w:rPr>
-        <w:t xml:space="preserve"> </w:t>
-      </w:r>
-      <w:r>
-        <w:rPr>
-          <w:rStyle w:val="OperatorTok"/>
-        </w:rPr>
-        <w:t xml:space="preserve">=</w:t>
-      </w:r>
-      <w:r>
-        <w:rPr>
-          <w:rStyle w:val="NormalTok"/>
-        </w:rPr>
-        <w:t xml:space="preserve"> </w:t>
-      </w:r>
-      <w:r>
-        <w:rPr>
-          <w:rStyle w:val="KeywordTok"/>
-        </w:rPr>
-        <w:t xml:space="preserve">async</w:t>
-      </w:r>
-      <w:r>
-        <w:rPr>
-          <w:rStyle w:val="NormalTok"/>
-        </w:rPr>
-        <w:t xml:space="preserve"> </w:t>
-      </w:r>
-      <w:r>
-        <w:rPr>
-          <w:rStyle w:val="KeywordTok"/>
-        </w:rPr>
-        <w:t xml:space="preserve">function</w:t>
-      </w:r>
-      <w:r>
-        <w:rPr>
-          <w:rStyle w:val="NormalTok"/>
-        </w:rPr>
-        <w:t xml:space="preserve">(</w:t>
-      </w:r>
-      <w:r>
-        <w:rPr>
-          <w:rStyle w:val="ImportTok"/>
-        </w:rPr>
-        <w:t xml:space="preserve">from</w:t>
-      </w:r>
-      <w:r>
-        <w:rPr>
-          <w:rStyle w:val="OperatorTok"/>
-        </w:rPr>
+        <w:t xml:space="preserve">Endpoint chỉ có trên web (token trả</w:t>
+      </w:r>
+      <w:r>
+        <w:t xml:space="preserve"> </w:t>
+      </w:r>
+      <w:r>
+        <w:rPr>
+          <w:rStyle w:val="VerbatimChar"/>
+        </w:rPr>
+        <w:t xml:space="preserve">code 1102 LoginErr</w:t>
+      </w:r>
+      <w:r>
+        <w:t xml:space="preserve">):</w:t>
+      </w:r>
+      <w:r>
+        <w:t xml:space="preserve"> </w:t>
+      </w:r>
+      <w:r>
+        <w:rPr>
+          <w:rStyle w:val="VerbatimChar"/>
+        </w:rPr>
+        <w:t xml:space="preserve">/kling/lip-sync</w:t>
+      </w:r>
+      <w:r>
         <w:t xml:space="preserve">,</w:t>
       </w:r>
       <w:r>
-        <w:rPr>
-          <w:rStyle w:val="NormalTok"/>
-        </w:rPr>
-        <w:t xml:space="preserve"> to</w:t>
-      </w:r>
-      <w:r>
-        <w:rPr>
-          <w:rStyle w:val="OperatorTok"/>
-        </w:rPr>
+        <w:t xml:space="preserve"> </w:t>
+      </w:r>
+      <w:r>
+        <w:rPr>
+          <w:rStyle w:val="VerbatimChar"/>
+        </w:rPr>
+        <w:t xml:space="preserve">/kling/element-create|list</w:t>
+      </w:r>
+      <w:r>
         <w:t xml:space="preserve">,</w:t>
       </w:r>
       <w:r>
-        <w:rPr>
-          <w:rStyle w:val="NormalTok"/>
-        </w:rPr>
-        <w:t xml:space="preserve"> step){</w:t>
-      </w:r>
-      <w:r>
-        <w:br/>
-      </w:r>
-      <w:r>
-        <w:rPr>
-          <w:rStyle w:val="NormalTok"/>
-        </w:rPr>
-        <w:t xml:space="preserve">  </w:t>
-      </w:r>
-      <w:r>
-        <w:rPr>
-          <w:rStyle w:val="KeywordTok"/>
-        </w:rPr>
-        <w:t xml:space="preserve">const</w:t>
-      </w:r>
-      <w:r>
-        <w:rPr>
-          <w:rStyle w:val="NormalTok"/>
-        </w:rPr>
-        <w:t xml:space="preserve"> v</w:t>
-      </w:r>
-      <w:r>
-        <w:rPr>
-          <w:rStyle w:val="OperatorTok"/>
-        </w:rPr>
-        <w:t xml:space="preserve">=</w:t>
-      </w:r>
-      <w:r>
-        <w:rPr>
-          <w:rStyle w:val="BuiltInTok"/>
-        </w:rPr>
-        <w:t xml:space="preserve">document</w:t>
-      </w:r>
-      <w:r>
-        <w:rPr>
-          <w:rStyle w:val="OperatorTok"/>
-        </w:rPr>
-        <w:t xml:space="preserve">.</w:t>
-      </w:r>
-      <w:r>
-        <w:rPr>
-          <w:rStyle w:val="FunctionTok"/>
-        </w:rPr>
-        <w:t xml:space="preserve">querySelector</w:t>
-      </w:r>
-      <w:r>
-        <w:rPr>
-          <w:rStyle w:val="NormalTok"/>
-        </w:rPr>
-        <w:t xml:space="preserve">(</w:t>
-      </w:r>
-      <w:r>
-        <w:rPr>
-          <w:rStyle w:val="StringTok"/>
-        </w:rPr>
-        <w:t xml:space="preserve">'video'</w:t>
-      </w:r>
-      <w:r>
-        <w:rPr>
-          <w:rStyle w:val="NormalTok"/>
-        </w:rPr>
-        <w:t xml:space="preserve">)</w:t>
-      </w:r>
-      <w:r>
-        <w:rPr>
-          <w:rStyle w:val="OperatorTok"/>
-        </w:rPr>
-        <w:t xml:space="preserve">;</w:t>
-      </w:r>
-      <w:r>
-        <w:rPr>
-          <w:rStyle w:val="NormalTok"/>
-        </w:rPr>
-        <w:t xml:space="preserve"> v</w:t>
-      </w:r>
-      <w:r>
-        <w:rPr>
-          <w:rStyle w:val="OperatorTok"/>
-        </w:rPr>
-        <w:t xml:space="preserve">.</w:t>
-      </w:r>
-      <w:r>
-        <w:rPr>
-          <w:rStyle w:val="AttributeTok"/>
-        </w:rPr>
-        <w:t xml:space="preserve">muted</w:t>
-      </w:r>
-      <w:r>
-        <w:rPr>
-          <w:rStyle w:val="OperatorTok"/>
-        </w:rPr>
-        <w:t xml:space="preserve">=</w:t>
-      </w:r>
-      <w:r>
-        <w:rPr>
-          <w:rStyle w:val="KeywordTok"/>
-        </w:rPr>
-        <w:t xml:space="preserve">true</w:t>
-      </w:r>
-      <w:r>
-        <w:rPr>
-          <w:rStyle w:val="OperatorTok"/>
-        </w:rPr>
-        <w:t xml:space="preserve">;</w:t>
-      </w:r>
-      <w:r>
-        <w:rPr>
-          <w:rStyle w:val="NormalTok"/>
-        </w:rPr>
-        <w:t xml:space="preserve"> v</w:t>
-      </w:r>
-      <w:r>
-        <w:rPr>
-          <w:rStyle w:val="OperatorTok"/>
-        </w:rPr>
-        <w:t xml:space="preserve">.</w:t>
-      </w:r>
-      <w:r>
-        <w:rPr>
-          <w:rStyle w:val="FunctionTok"/>
-        </w:rPr>
-        <w:t xml:space="preserve">pause</w:t>
-      </w:r>
-      <w:r>
-        <w:rPr>
-          <w:rStyle w:val="NormalTok"/>
-        </w:rPr>
-        <w:t xml:space="preserve">()</w:t>
-      </w:r>
-      <w:r>
-        <w:rPr>
-          <w:rStyle w:val="OperatorTok"/>
-        </w:rPr>
-        <w:t xml:space="preserve">;</w:t>
-      </w:r>
-      <w:r>
-        <w:br/>
-      </w:r>
-      <w:r>
-        <w:rPr>
-          <w:rStyle w:val="NormalTok"/>
-        </w:rPr>
-        <w:t xml:space="preserve">  </w:t>
-      </w:r>
-      <w:r>
-        <w:rPr>
-          <w:rStyle w:val="KeywordTok"/>
-        </w:rPr>
-        <w:t xml:space="preserve">const</w:t>
-      </w:r>
-      <w:r>
-        <w:rPr>
-          <w:rStyle w:val="NormalTok"/>
-        </w:rPr>
-        <w:t xml:space="preserve"> c</w:t>
-      </w:r>
-      <w:r>
-        <w:rPr>
-          <w:rStyle w:val="OperatorTok"/>
-        </w:rPr>
-        <w:t xml:space="preserve">=</w:t>
-      </w:r>
-      <w:r>
-        <w:rPr>
-          <w:rStyle w:val="BuiltInTok"/>
-        </w:rPr>
-        <w:t xml:space="preserve">document</w:t>
-      </w:r>
-      <w:r>
-        <w:rPr>
-          <w:rStyle w:val="OperatorTok"/>
-        </w:rPr>
-        <w:t xml:space="preserve">.</w:t>
-      </w:r>
-      <w:r>
-        <w:rPr>
-          <w:rStyle w:val="FunctionTok"/>
-        </w:rPr>
-        <w:t xml:space="preserve">createElement</w:t>
-      </w:r>
-      <w:r>
-        <w:rPr>
-          <w:rStyle w:val="NormalTok"/>
-        </w:rPr>
-        <w:t xml:space="preserve">(</w:t>
-      </w:r>
-      <w:r>
-        <w:rPr>
-          <w:rStyle w:val="StringTok"/>
-        </w:rPr>
-        <w:t xml:space="preserve">'canvas'</w:t>
-      </w:r>
-      <w:r>
-        <w:rPr>
-          <w:rStyle w:val="NormalTok"/>
-        </w:rPr>
-        <w:t xml:space="preserve">)</w:t>
-      </w:r>
-      <w:r>
-        <w:rPr>
-          <w:rStyle w:val="OperatorTok"/>
-        </w:rPr>
-        <w:t xml:space="preserve">;</w:t>
-      </w:r>
-      <w:r>
-        <w:rPr>
-          <w:rStyle w:val="NormalTok"/>
-        </w:rPr>
-        <w:t xml:space="preserve"> c</w:t>
-      </w:r>
-      <w:r>
-        <w:rPr>
-          <w:rStyle w:val="OperatorTok"/>
-        </w:rPr>
-        <w:t xml:space="preserve">.</w:t>
-      </w:r>
-      <w:r>
-        <w:rPr>
-          <w:rStyle w:val="AttributeTok"/>
-        </w:rPr>
-        <w:t xml:space="preserve">width</w:t>
-      </w:r>
-      <w:r>
-        <w:rPr>
-          <w:rStyle w:val="OperatorTok"/>
-        </w:rPr>
-        <w:t xml:space="preserve">=</w:t>
-      </w:r>
-      <w:r>
-        <w:rPr>
-          <w:rStyle w:val="DecValTok"/>
-        </w:rPr>
-        <w:t xml:space="preserve">48</w:t>
-      </w:r>
-      <w:r>
-        <w:rPr>
-          <w:rStyle w:val="OperatorTok"/>
-        </w:rPr>
-        <w:t xml:space="preserve">;</w:t>
-      </w:r>
-      <w:r>
-        <w:rPr>
-          <w:rStyle w:val="NormalTok"/>
-        </w:rPr>
-        <w:t xml:space="preserve"> c</w:t>
-      </w:r>
-      <w:r>
-        <w:rPr>
-          <w:rStyle w:val="OperatorTok"/>
-        </w:rPr>
-        <w:t xml:space="preserve">.</w:t>
-      </w:r>
-      <w:r>
-        <w:rPr>
-          <w:rStyle w:val="AttributeTok"/>
-        </w:rPr>
-        <w:t xml:space="preserve">height</w:t>
-      </w:r>
-      <w:r>
-        <w:rPr>
-          <w:rStyle w:val="OperatorTok"/>
-        </w:rPr>
-        <w:t xml:space="preserve">=</w:t>
-      </w:r>
-      <w:r>
-        <w:rPr>
-          <w:rStyle w:val="DecValTok"/>
-        </w:rPr>
-        <w:t xml:space="preserve">27</w:t>
-      </w:r>
-      <w:r>
-        <w:rPr>
-          <w:rStyle w:val="OperatorTok"/>
-        </w:rPr>
-        <w:t xml:space="preserve">;</w:t>
-      </w:r>
-      <w:r>
-        <w:br/>
-      </w:r>
-      <w:r>
-        <w:rPr>
-          <w:rStyle w:val="NormalTok"/>
-        </w:rPr>
-        <w:t xml:space="preserve">  </w:t>
-      </w:r>
-      <w:r>
-        <w:rPr>
-          <w:rStyle w:val="KeywordTok"/>
-        </w:rPr>
-        <w:t xml:space="preserve">const</w:t>
-      </w:r>
-      <w:r>
-        <w:rPr>
-          <w:rStyle w:val="NormalTok"/>
-        </w:rPr>
-        <w:t xml:space="preserve"> x</w:t>
-      </w:r>
-      <w:r>
-        <w:rPr>
-          <w:rStyle w:val="OperatorTok"/>
-        </w:rPr>
-        <w:t xml:space="preserve">=</w:t>
-      </w:r>
-      <w:r>
-        <w:rPr>
-          <w:rStyle w:val="NormalTok"/>
-        </w:rPr>
-        <w:t xml:space="preserve">c</w:t>
-      </w:r>
-      <w:r>
-        <w:rPr>
-          <w:rStyle w:val="OperatorTok"/>
-        </w:rPr>
-        <w:t xml:space="preserve">.</w:t>
-      </w:r>
-      <w:r>
-        <w:rPr>
-          <w:rStyle w:val="FunctionTok"/>
-        </w:rPr>
-        <w:t xml:space="preserve">getContext</w:t>
-      </w:r>
-      <w:r>
-        <w:rPr>
-          <w:rStyle w:val="NormalTok"/>
-        </w:rPr>
-        <w:t xml:space="preserve">(</w:t>
-      </w:r>
-      <w:r>
-        <w:rPr>
-          <w:rStyle w:val="StringTok"/>
-        </w:rPr>
-        <w:t xml:space="preserve">'2d'</w:t>
-      </w:r>
-      <w:r>
-        <w:rPr>
-          <w:rStyle w:val="OperatorTok"/>
-        </w:rPr>
+        <w:t xml:space="preserve"> </w:t>
+      </w:r>
+      <w:r>
+        <w:rPr>
+          <w:rStyle w:val="VerbatimChar"/>
+        </w:rPr>
+        <w:t xml:space="preserve">/kling/custom-voice-list</w:t>
+      </w:r>
+      <w:r>
         <w:t xml:space="preserve">,</w:t>
       </w:r>
       <w:r>
-        <w:rPr>
-          <w:rStyle w:val="NormalTok"/>
-        </w:rPr>
-        <w:t xml:space="preserve">{</w:t>
-      </w:r>
-      <w:r>
-        <w:rPr>
-          <w:rStyle w:val="DataTypeTok"/>
-        </w:rPr>
-        <w:t xml:space="preserve">willReadFrequently</w:t>
-      </w:r>
-      <w:r>
-        <w:rPr>
-          <w:rStyle w:val="OperatorTok"/>
-        </w:rPr>
-        <w:t xml:space="preserve">:</w:t>
-      </w:r>
-      <w:r>
-        <w:rPr>
-          <w:rStyle w:val="KeywordTok"/>
-        </w:rPr>
-        <w:t xml:space="preserve">true</w:t>
-      </w:r>
-      <w:r>
-        <w:rPr>
-          <w:rStyle w:val="NormalTok"/>
-        </w:rPr>
-        <w:t xml:space="preserve">})</w:t>
-      </w:r>
-      <w:r>
-        <w:rPr>
-          <w:rStyle w:val="OperatorTok"/>
-        </w:rPr>
-        <w:t xml:space="preserve">;</w:t>
-      </w:r>
-      <w:r>
-        <w:br/>
-      </w:r>
-      <w:r>
-        <w:rPr>
-          <w:rStyle w:val="NormalTok"/>
-        </w:rPr>
-        <w:t xml:space="preserve">  </w:t>
-      </w:r>
-      <w:r>
-        <w:rPr>
-          <w:rStyle w:val="BuiltInTok"/>
-        </w:rPr>
-        <w:t xml:space="preserve">window</w:t>
-      </w:r>
-      <w:r>
-        <w:rPr>
-          <w:rStyle w:val="OperatorTok"/>
-        </w:rPr>
-        <w:t xml:space="preserve">.</w:t>
-      </w:r>
-      <w:r>
-        <w:rPr>
-          <w:rStyle w:val="AttributeTok"/>
-        </w:rPr>
-        <w:t xml:space="preserve">__diffs</w:t>
-      </w:r>
-      <w:r>
-        <w:rPr>
-          <w:rStyle w:val="OperatorTok"/>
-        </w:rPr>
-        <w:t xml:space="preserve">=</w:t>
-      </w:r>
-      <w:r>
-        <w:rPr>
-          <w:rStyle w:val="BuiltInTok"/>
-        </w:rPr>
-        <w:t xml:space="preserve">window</w:t>
-      </w:r>
-      <w:r>
-        <w:rPr>
-          <w:rStyle w:val="OperatorTok"/>
-        </w:rPr>
-        <w:t xml:space="preserve">.</w:t>
-      </w:r>
-      <w:r>
-        <w:rPr>
-          <w:rStyle w:val="AttributeTok"/>
-        </w:rPr>
-        <w:t xml:space="preserve">__diffs</w:t>
-      </w:r>
-      <w:r>
-        <w:rPr>
-          <w:rStyle w:val="OperatorTok"/>
-        </w:rPr>
-        <w:t xml:space="preserve">||</w:t>
-      </w:r>
-      <w:r>
-        <w:rPr>
-          <w:rStyle w:val="NormalTok"/>
-        </w:rPr>
-        <w:t xml:space="preserve">[]</w:t>
-      </w:r>
-      <w:r>
-        <w:rPr>
-          <w:rStyle w:val="OperatorTok"/>
-        </w:rPr>
-        <w:t xml:space="preserve">;</w:t>
-      </w:r>
-      <w:r>
-        <w:rPr>
-          <w:rStyle w:val="NormalTok"/>
-        </w:rPr>
-        <w:t xml:space="preserve"> </w:t>
-      </w:r>
-      <w:r>
-        <w:rPr>
-          <w:rStyle w:val="KeywordTok"/>
-        </w:rPr>
-        <w:t xml:space="preserve">let</w:t>
-      </w:r>
-      <w:r>
-        <w:rPr>
-          <w:rStyle w:val="NormalTok"/>
-        </w:rPr>
-        <w:t xml:space="preserve"> prev</w:t>
-      </w:r>
-      <w:r>
-        <w:rPr>
-          <w:rStyle w:val="OperatorTok"/>
-        </w:rPr>
-        <w:t xml:space="preserve">=</w:t>
-      </w:r>
-      <w:r>
-        <w:rPr>
-          <w:rStyle w:val="BuiltInTok"/>
-        </w:rPr>
-        <w:t xml:space="preserve">window</w:t>
-      </w:r>
-      <w:r>
-        <w:rPr>
-          <w:rStyle w:val="OperatorTok"/>
-        </w:rPr>
-        <w:t xml:space="preserve">.</w:t>
-      </w:r>
-      <w:r>
-        <w:rPr>
-          <w:rStyle w:val="AttributeTok"/>
-        </w:rPr>
-        <w:t xml:space="preserve">__prev</w:t>
-      </w:r>
-      <w:r>
-        <w:rPr>
-          <w:rStyle w:val="OperatorTok"/>
-        </w:rPr>
-        <w:t xml:space="preserve">||</w:t>
-      </w:r>
-      <w:r>
-        <w:rPr>
-          <w:rStyle w:val="KeywordTok"/>
-        </w:rPr>
-        <w:t xml:space="preserve">null</w:t>
-      </w:r>
-      <w:r>
-        <w:rPr>
-          <w:rStyle w:val="OperatorTok"/>
-        </w:rPr>
-        <w:t xml:space="preserve">;</w:t>
-      </w:r>
-      <w:r>
-        <w:br/>
-      </w:r>
-      <w:r>
-        <w:rPr>
-          <w:rStyle w:val="NormalTok"/>
-        </w:rPr>
-        <w:t xml:space="preserve">  </w:t>
-      </w:r>
-      <w:r>
-        <w:rPr>
-          <w:rStyle w:val="ControlFlowTok"/>
-        </w:rPr>
-        <w:t xml:space="preserve">for</w:t>
-      </w:r>
-      <w:r>
-        <w:rPr>
-          <w:rStyle w:val="NormalTok"/>
-        </w:rPr>
-        <w:t xml:space="preserve">(</w:t>
-      </w:r>
-      <w:r>
-        <w:rPr>
-          <w:rStyle w:val="KeywordTok"/>
-        </w:rPr>
-        <w:t xml:space="preserve">let</w:t>
-      </w:r>
-      <w:r>
-        <w:rPr>
-          <w:rStyle w:val="NormalTok"/>
-        </w:rPr>
-        <w:t xml:space="preserve"> t</w:t>
-      </w:r>
-      <w:r>
-        <w:rPr>
-          <w:rStyle w:val="OperatorTok"/>
-        </w:rPr>
-        <w:t xml:space="preserve">=</w:t>
-      </w:r>
-      <w:r>
-        <w:rPr>
-          <w:rStyle w:val="ImportTok"/>
-        </w:rPr>
-        <w:t xml:space="preserve">from</w:t>
-      </w:r>
-      <w:r>
-        <w:rPr>
-          <w:rStyle w:val="OperatorTok"/>
-        </w:rPr>
-        <w:t xml:space="preserve">;</w:t>
-      </w:r>
-      <w:r>
-        <w:rPr>
-          <w:rStyle w:val="NormalTok"/>
-        </w:rPr>
-        <w:t xml:space="preserve">t</w:t>
-      </w:r>
-      <w:r>
-        <w:rPr>
-          <w:rStyle w:val="OperatorTok"/>
-        </w:rPr>
-        <w:t xml:space="preserve">&lt;</w:t>
-      </w:r>
-      <w:r>
-        <w:rPr>
-          <w:rStyle w:val="NormalTok"/>
-        </w:rPr>
-        <w:t xml:space="preserve">to</w:t>
-      </w:r>
-      <w:r>
-        <w:rPr>
-          <w:rStyle w:val="OperatorTok"/>
-        </w:rPr>
-        <w:t xml:space="preserve">;</w:t>
-      </w:r>
-      <w:r>
-        <w:rPr>
-          <w:rStyle w:val="NormalTok"/>
-        </w:rPr>
-        <w:t xml:space="preserve">t</w:t>
-      </w:r>
-      <w:r>
-        <w:rPr>
-          <w:rStyle w:val="OperatorTok"/>
-        </w:rPr>
-        <w:t xml:space="preserve">+=</w:t>
-      </w:r>
-      <w:r>
-        <w:rPr>
-          <w:rStyle w:val="NormalTok"/>
-        </w:rPr>
-        <w:t xml:space="preserve">step){</w:t>
-      </w:r>
-      <w:r>
-        <w:br/>
-      </w:r>
-      <w:r>
-        <w:rPr>
-          <w:rStyle w:val="NormalTok"/>
-        </w:rPr>
-        <w:t xml:space="preserve">    </w:t>
-      </w:r>
-      <w:r>
-        <w:rPr>
-          <w:rStyle w:val="ControlFlowTok"/>
-        </w:rPr>
-        <w:t xml:space="preserve">await</w:t>
-      </w:r>
-      <w:r>
-        <w:rPr>
-          <w:rStyle w:val="NormalTok"/>
-        </w:rPr>
-        <w:t xml:space="preserve"> </w:t>
-      </w:r>
-      <w:r>
-        <w:rPr>
-          <w:rStyle w:val="KeywordTok"/>
-        </w:rPr>
-        <w:t xml:space="preserve">new</w:t>
-      </w:r>
-      <w:r>
-        <w:rPr>
-          <w:rStyle w:val="NormalTok"/>
-        </w:rPr>
-        <w:t xml:space="preserve"> </w:t>
-      </w:r>
-      <w:r>
-        <w:rPr>
-          <w:rStyle w:val="BuiltInTok"/>
-        </w:rPr>
-        <w:t xml:space="preserve">Promise</w:t>
-      </w:r>
-      <w:r>
-        <w:rPr>
-          <w:rStyle w:val="NormalTok"/>
-        </w:rPr>
-        <w:t xml:space="preserve">(r</w:t>
-      </w:r>
-      <w:r>
-        <w:rPr>
-          <w:rStyle w:val="KeywordTok"/>
-        </w:rPr>
-        <w:t xml:space="preserve">=&gt;</w:t>
-      </w:r>
-      <w:r>
-        <w:rPr>
-          <w:rStyle w:val="NormalTok"/>
-        </w:rPr>
-        <w:t xml:space="preserve">{</w:t>
-      </w:r>
-      <w:r>
-        <w:rPr>
-          <w:rStyle w:val="KeywordTok"/>
-        </w:rPr>
-        <w:t xml:space="preserve">const</w:t>
-      </w:r>
-      <w:r>
-        <w:rPr>
-          <w:rStyle w:val="NormalTok"/>
-        </w:rPr>
-        <w:t xml:space="preserve"> h</w:t>
-      </w:r>
-      <w:r>
-        <w:rPr>
-          <w:rStyle w:val="OperatorTok"/>
-        </w:rPr>
-        <w:t xml:space="preserve">=</w:t>
-      </w:r>
-      <w:r>
-        <w:rPr>
-          <w:rStyle w:val="NormalTok"/>
-        </w:rPr>
-        <w:t xml:space="preserve">()</w:t>
-      </w:r>
-      <w:r>
-        <w:rPr>
-          <w:rStyle w:val="KeywordTok"/>
-        </w:rPr>
-        <w:t xml:space="preserve">=&gt;</w:t>
-      </w:r>
-      <w:r>
-        <w:rPr>
-          <w:rStyle w:val="NormalTok"/>
-        </w:rPr>
-        <w:t xml:space="preserve">{v</w:t>
-      </w:r>
-      <w:r>
-        <w:rPr>
-          <w:rStyle w:val="OperatorTok"/>
-        </w:rPr>
-        <w:t xml:space="preserve">.</w:t>
-      </w:r>
-      <w:r>
-        <w:rPr>
-          <w:rStyle w:val="FunctionTok"/>
-        </w:rPr>
-        <w:t xml:space="preserve">removeEventListener</w:t>
-      </w:r>
-      <w:r>
-        <w:rPr>
-          <w:rStyle w:val="NormalTok"/>
-        </w:rPr>
-        <w:t xml:space="preserve">(</w:t>
-      </w:r>
-      <w:r>
-        <w:rPr>
-          <w:rStyle w:val="StringTok"/>
-        </w:rPr>
-        <w:t xml:space="preserve">'seeked'</w:t>
-      </w:r>
-      <w:r>
-        <w:rPr>
-          <w:rStyle w:val="OperatorTok"/>
-        </w:rPr>
+        <w:t xml:space="preserve"> </w:t>
+      </w:r>
+      <w:r>
+        <w:rPr>
+          <w:rStyle w:val="VerbatimChar"/>
+        </w:rPr>
+        <w:t xml:space="preserve">/sound/voice-actors/design|clone</w:t>
+      </w:r>
+      <w:r>
         <w:t xml:space="preserve">,</w:t>
       </w:r>
       <w:r>
-        <w:rPr>
-          <w:rStyle w:val="NormalTok"/>
-        </w:rPr>
-        <w:t xml:space="preserve">h)</w:t>
-      </w:r>
-      <w:r>
-        <w:rPr>
-          <w:rStyle w:val="OperatorTok"/>
-        </w:rPr>
-        <w:t xml:space="preserve">;</w:t>
-      </w:r>
-      <w:r>
-        <w:rPr>
-          <w:rStyle w:val="FunctionTok"/>
-        </w:rPr>
-        <w:t xml:space="preserve">r</w:t>
-      </w:r>
-      <w:r>
-        <w:rPr>
-          <w:rStyle w:val="NormalTok"/>
-        </w:rPr>
-        <w:t xml:space="preserve">()}</w:t>
-      </w:r>
-      <w:r>
-        <w:rPr>
-          <w:rStyle w:val="OperatorTok"/>
-        </w:rPr>
-        <w:t xml:space="preserve">;</w:t>
-      </w:r>
-      <w:r>
-        <w:rPr>
-          <w:rStyle w:val="NormalTok"/>
-        </w:rPr>
-        <w:t xml:space="preserve"> v</w:t>
-      </w:r>
-      <w:r>
-        <w:rPr>
-          <w:rStyle w:val="OperatorTok"/>
-        </w:rPr>
-        <w:t xml:space="preserve">.</w:t>
-      </w:r>
-      <w:r>
-        <w:rPr>
-          <w:rStyle w:val="FunctionTok"/>
-        </w:rPr>
-        <w:t xml:space="preserve">addEventListener</w:t>
-      </w:r>
-      <w:r>
-        <w:rPr>
-          <w:rStyle w:val="NormalTok"/>
-        </w:rPr>
-        <w:t xml:space="preserve">(</w:t>
-      </w:r>
-      <w:r>
-        <w:rPr>
-          <w:rStyle w:val="StringTok"/>
-        </w:rPr>
-        <w:t xml:space="preserve">'seeked'</w:t>
-      </w:r>
-      <w:r>
-        <w:rPr>
-          <w:rStyle w:val="OperatorTok"/>
-        </w:rPr>
-        <w:t xml:space="preserve">,</w:t>
-      </w:r>
-      <w:r>
-        <w:rPr>
-          <w:rStyle w:val="NormalTok"/>
-        </w:rPr>
-        <w:t xml:space="preserve">h)</w:t>
-      </w:r>
-      <w:r>
-        <w:rPr>
-          <w:rStyle w:val="OperatorTok"/>
-        </w:rPr>
-        <w:t xml:space="preserve">;</w:t>
-      </w:r>
-      <w:r>
-        <w:rPr>
-          <w:rStyle w:val="NormalTok"/>
-        </w:rPr>
-        <w:t xml:space="preserve"> v</w:t>
-      </w:r>
-      <w:r>
-        <w:rPr>
-          <w:rStyle w:val="OperatorTok"/>
-        </w:rPr>
-        <w:t xml:space="preserve">.</w:t>
-      </w:r>
-      <w:r>
-        <w:rPr>
-          <w:rStyle w:val="AttributeTok"/>
-        </w:rPr>
-        <w:t xml:space="preserve">currentTime</w:t>
-      </w:r>
-      <w:r>
-        <w:rPr>
-          <w:rStyle w:val="OperatorTok"/>
-        </w:rPr>
-        <w:t xml:space="preserve">=</w:t>
-      </w:r>
-      <w:r>
-        <w:rPr>
-          <w:rStyle w:val="NormalTok"/>
-        </w:rPr>
-        <w:t xml:space="preserve">t</w:t>
-      </w:r>
-      <w:r>
-        <w:rPr>
-          <w:rStyle w:val="OperatorTok"/>
-        </w:rPr>
-        <w:t xml:space="preserve">;</w:t>
-      </w:r>
-      <w:r>
-        <w:rPr>
-          <w:rStyle w:val="NormalTok"/>
-        </w:rPr>
-        <w:t xml:space="preserve"> </w:t>
-      </w:r>
-      <w:r>
-        <w:rPr>
-          <w:rStyle w:val="PreprocessorTok"/>
-        </w:rPr>
-        <w:t xml:space="preserve">setTimeout</w:t>
-      </w:r>
-      <w:r>
-        <w:rPr>
-          <w:rStyle w:val="NormalTok"/>
-        </w:rPr>
-        <w:t xml:space="preserve">(r</w:t>
-      </w:r>
-      <w:r>
-        <w:rPr>
-          <w:rStyle w:val="OperatorTok"/>
-        </w:rPr>
-        <w:t xml:space="preserve">,</w:t>
-      </w:r>
-      <w:r>
-        <w:rPr>
-          <w:rStyle w:val="DecValTok"/>
-        </w:rPr>
-        <w:t xml:space="preserve">800</w:t>
-      </w:r>
-      <w:r>
-        <w:rPr>
-          <w:rStyle w:val="NormalTok"/>
-        </w:rPr>
-        <w:t xml:space="preserve">)})</w:t>
-      </w:r>
-      <w:r>
-        <w:rPr>
-          <w:rStyle w:val="OperatorTok"/>
-        </w:rPr>
-        <w:t xml:space="preserve">;</w:t>
-      </w:r>
-      <w:r>
-        <w:br/>
-      </w:r>
-      <w:r>
-        <w:rPr>
-          <w:rStyle w:val="NormalTok"/>
-        </w:rPr>
-        <w:t xml:space="preserve">    x</w:t>
-      </w:r>
-      <w:r>
-        <w:rPr>
-          <w:rStyle w:val="OperatorTok"/>
-        </w:rPr>
-        <w:t xml:space="preserve">.</w:t>
-      </w:r>
-      <w:r>
-        <w:rPr>
-          <w:rStyle w:val="FunctionTok"/>
-        </w:rPr>
-        <w:t xml:space="preserve">drawImage</w:t>
-      </w:r>
-      <w:r>
-        <w:rPr>
-          <w:rStyle w:val="NormalTok"/>
-        </w:rPr>
-        <w:t xml:space="preserve">(v</w:t>
-      </w:r>
-      <w:r>
-        <w:rPr>
-          <w:rStyle w:val="OperatorTok"/>
-        </w:rPr>
-        <w:t xml:space="preserve">,</w:t>
-      </w:r>
-      <w:r>
-        <w:rPr>
-          <w:rStyle w:val="DecValTok"/>
-        </w:rPr>
-        <w:t xml:space="preserve">0</w:t>
-      </w:r>
-      <w:r>
-        <w:rPr>
-          <w:rStyle w:val="OperatorTok"/>
-        </w:rPr>
-        <w:t xml:space="preserve">,</w:t>
-      </w:r>
-      <w:r>
-        <w:rPr>
-          <w:rStyle w:val="DecValTok"/>
-        </w:rPr>
-        <w:t xml:space="preserve">0</w:t>
-      </w:r>
-      <w:r>
-        <w:rPr>
-          <w:rStyle w:val="OperatorTok"/>
-        </w:rPr>
-        <w:t xml:space="preserve">,</w:t>
-      </w:r>
-      <w:r>
-        <w:rPr>
-          <w:rStyle w:val="DecValTok"/>
-        </w:rPr>
-        <w:t xml:space="preserve">48</w:t>
-      </w:r>
-      <w:r>
-        <w:rPr>
-          <w:rStyle w:val="OperatorTok"/>
-        </w:rPr>
-        <w:t xml:space="preserve">,</w:t>
-      </w:r>
-      <w:r>
-        <w:rPr>
-          <w:rStyle w:val="DecValTok"/>
-        </w:rPr>
-        <w:t xml:space="preserve">27</w:t>
-      </w:r>
-      <w:r>
-        <w:rPr>
-          <w:rStyle w:val="NormalTok"/>
-        </w:rPr>
-        <w:t xml:space="preserve">)</w:t>
-      </w:r>
-      <w:r>
-        <w:rPr>
-          <w:rStyle w:val="OperatorTok"/>
-        </w:rPr>
-        <w:t xml:space="preserve">;</w:t>
-      </w:r>
-      <w:r>
-        <w:rPr>
-          <w:rStyle w:val="NormalTok"/>
-        </w:rPr>
-        <w:t xml:space="preserve"> </w:t>
-      </w:r>
-      <w:r>
-        <w:rPr>
-          <w:rStyle w:val="KeywordTok"/>
-        </w:rPr>
-        <w:t xml:space="preserve">const</w:t>
-      </w:r>
-      <w:r>
-        <w:rPr>
-          <w:rStyle w:val="NormalTok"/>
-        </w:rPr>
-        <w:t xml:space="preserve"> d</w:t>
-      </w:r>
-      <w:r>
-        <w:rPr>
-          <w:rStyle w:val="OperatorTok"/>
-        </w:rPr>
-        <w:t xml:space="preserve">=</w:t>
-      </w:r>
-      <w:r>
-        <w:rPr>
-          <w:rStyle w:val="NormalTok"/>
-        </w:rPr>
-        <w:t xml:space="preserve">x</w:t>
-      </w:r>
-      <w:r>
-        <w:rPr>
-          <w:rStyle w:val="OperatorTok"/>
-        </w:rPr>
-        <w:t xml:space="preserve">.</w:t>
-      </w:r>
-      <w:r>
-        <w:rPr>
-          <w:rStyle w:val="FunctionTok"/>
-        </w:rPr>
-        <w:t xml:space="preserve">getImageData</w:t>
-      </w:r>
-      <w:r>
-        <w:rPr>
-          <w:rStyle w:val="NormalTok"/>
-        </w:rPr>
-        <w:t xml:space="preserve">(</w:t>
-      </w:r>
-      <w:r>
-        <w:rPr>
-          <w:rStyle w:val="DecValTok"/>
-        </w:rPr>
-        <w:t xml:space="preserve">0</w:t>
-      </w:r>
-      <w:r>
-        <w:rPr>
-          <w:rStyle w:val="OperatorTok"/>
-        </w:rPr>
-        <w:t xml:space="preserve">,</w:t>
-      </w:r>
-      <w:r>
-        <w:rPr>
-          <w:rStyle w:val="DecValTok"/>
-        </w:rPr>
-        <w:t xml:space="preserve">0</w:t>
-      </w:r>
-      <w:r>
-        <w:rPr>
-          <w:rStyle w:val="OperatorTok"/>
-        </w:rPr>
-        <w:t xml:space="preserve">,</w:t>
-      </w:r>
-      <w:r>
-        <w:rPr>
-          <w:rStyle w:val="DecValTok"/>
-        </w:rPr>
-        <w:t xml:space="preserve">48</w:t>
-      </w:r>
-      <w:r>
-        <w:rPr>
-          <w:rStyle w:val="OperatorTok"/>
-        </w:rPr>
-        <w:t xml:space="preserve">,</w:t>
-      </w:r>
-      <w:r>
-        <w:rPr>
-          <w:rStyle w:val="DecValTok"/>
-        </w:rPr>
-        <w:t xml:space="preserve">27</w:t>
-      </w:r>
-      <w:r>
-        <w:rPr>
-          <w:rStyle w:val="NormalTok"/>
-        </w:rPr>
-        <w:t xml:space="preserve">)</w:t>
-      </w:r>
-      <w:r>
-        <w:rPr>
-          <w:rStyle w:val="OperatorTok"/>
-        </w:rPr>
-        <w:t xml:space="preserve">.</w:t>
-      </w:r>
-      <w:r>
-        <w:rPr>
-          <w:rStyle w:val="AttributeTok"/>
-        </w:rPr>
-        <w:t xml:space="preserve">data</w:t>
-      </w:r>
-      <w:r>
-        <w:rPr>
-          <w:rStyle w:val="OperatorTok"/>
-        </w:rPr>
-        <w:t xml:space="preserve">;</w:t>
-      </w:r>
-      <w:r>
-        <w:rPr>
-          <w:rStyle w:val="NormalTok"/>
-        </w:rPr>
-        <w:t xml:space="preserve"> </w:t>
-      </w:r>
-      <w:r>
-        <w:rPr>
-          <w:rStyle w:val="KeywordTok"/>
-        </w:rPr>
-        <w:t xml:space="preserve">const</w:t>
-      </w:r>
-      <w:r>
-        <w:rPr>
-          <w:rStyle w:val="NormalTok"/>
-        </w:rPr>
-        <w:t xml:space="preserve"> g</w:t>
-      </w:r>
-      <w:r>
-        <w:rPr>
-          <w:rStyle w:val="OperatorTok"/>
-        </w:rPr>
-        <w:t xml:space="preserve">=</w:t>
-      </w:r>
-      <w:r>
-        <w:rPr>
-          <w:rStyle w:val="KeywordTok"/>
-        </w:rPr>
-        <w:t xml:space="preserve">new</w:t>
-      </w:r>
-      <w:r>
-        <w:rPr>
-          <w:rStyle w:val="NormalTok"/>
-        </w:rPr>
-        <w:t xml:space="preserve"> </w:t>
-      </w:r>
-      <w:r>
-        <w:rPr>
-          <w:rStyle w:val="BuiltInTok"/>
-        </w:rPr>
-        <w:t xml:space="preserve">Float32Array</w:t>
-      </w:r>
-      <w:r>
-        <w:rPr>
-          <w:rStyle w:val="NormalTok"/>
-        </w:rPr>
-        <w:t xml:space="preserve">(</w:t>
-      </w:r>
-      <w:r>
-        <w:rPr>
-          <w:rStyle w:val="DecValTok"/>
-        </w:rPr>
-        <w:t xml:space="preserve">48</w:t>
-      </w:r>
-      <w:r>
-        <w:rPr>
-          <w:rStyle w:val="OperatorTok"/>
-        </w:rPr>
-        <w:t xml:space="preserve">*</w:t>
-      </w:r>
-      <w:r>
-        <w:rPr>
-          <w:rStyle w:val="DecValTok"/>
-        </w:rPr>
-        <w:t xml:space="preserve">27</w:t>
-      </w:r>
-      <w:r>
-        <w:rPr>
-          <w:rStyle w:val="NormalTok"/>
-        </w:rPr>
-        <w:t xml:space="preserve">)</w:t>
-      </w:r>
-      <w:r>
-        <w:rPr>
-          <w:rStyle w:val="OperatorTok"/>
-        </w:rPr>
-        <w:t xml:space="preserve">;</w:t>
-      </w:r>
-      <w:r>
-        <w:br/>
-      </w:r>
-      <w:r>
-        <w:rPr>
-          <w:rStyle w:val="NormalTok"/>
-        </w:rPr>
-        <w:t xml:space="preserve">    </w:t>
-      </w:r>
-      <w:r>
-        <w:rPr>
-          <w:rStyle w:val="ControlFlowTok"/>
-        </w:rPr>
-        <w:t xml:space="preserve">for</w:t>
-      </w:r>
-      <w:r>
-        <w:rPr>
-          <w:rStyle w:val="NormalTok"/>
-        </w:rPr>
-        <w:t xml:space="preserve">(</w:t>
-      </w:r>
-      <w:r>
-        <w:rPr>
-          <w:rStyle w:val="KeywordTok"/>
-        </w:rPr>
-        <w:t xml:space="preserve">let</w:t>
-      </w:r>
-      <w:r>
-        <w:rPr>
-          <w:rStyle w:val="NormalTok"/>
-        </w:rPr>
-        <w:t xml:space="preserve"> i</w:t>
-      </w:r>
-      <w:r>
-        <w:rPr>
-          <w:rStyle w:val="OperatorTok"/>
-        </w:rPr>
-        <w:t xml:space="preserve">=</w:t>
-      </w:r>
-      <w:r>
-        <w:rPr>
-          <w:rStyle w:val="DecValTok"/>
-        </w:rPr>
-        <w:t xml:space="preserve">0</w:t>
-      </w:r>
-      <w:r>
-        <w:rPr>
-          <w:rStyle w:val="OperatorTok"/>
-        </w:rPr>
-        <w:t xml:space="preserve">;</w:t>
-      </w:r>
-      <w:r>
-        <w:rPr>
-          <w:rStyle w:val="NormalTok"/>
-        </w:rPr>
-        <w:t xml:space="preserve">i</w:t>
-      </w:r>
-      <w:r>
-        <w:rPr>
-          <w:rStyle w:val="OperatorTok"/>
-        </w:rPr>
-        <w:t xml:space="preserve">&lt;</w:t>
-      </w:r>
-      <w:r>
-        <w:rPr>
-          <w:rStyle w:val="NormalTok"/>
-        </w:rPr>
-        <w:t xml:space="preserve">g</w:t>
-      </w:r>
-      <w:r>
-        <w:rPr>
-          <w:rStyle w:val="OperatorTok"/>
-        </w:rPr>
-        <w:t xml:space="preserve">.</w:t>
-      </w:r>
-      <w:r>
-        <w:rPr>
-          <w:rStyle w:val="AttributeTok"/>
-        </w:rPr>
-        <w:t xml:space="preserve">length</w:t>
-      </w:r>
-      <w:r>
-        <w:rPr>
-          <w:rStyle w:val="OperatorTok"/>
-        </w:rPr>
-        <w:t xml:space="preserve">;</w:t>
-      </w:r>
-      <w:r>
-        <w:rPr>
-          <w:rStyle w:val="NormalTok"/>
-        </w:rPr>
-        <w:t xml:space="preserve">i</w:t>
-      </w:r>
-      <w:r>
-        <w:rPr>
-          <w:rStyle w:val="OperatorTok"/>
-        </w:rPr>
-        <w:t xml:space="preserve">++</w:t>
-      </w:r>
-      <w:r>
-        <w:rPr>
-          <w:rStyle w:val="NormalTok"/>
-        </w:rPr>
-        <w:t xml:space="preserve">) g[i]</w:t>
-      </w:r>
-      <w:r>
-        <w:rPr>
-          <w:rStyle w:val="OperatorTok"/>
-        </w:rPr>
-        <w:t xml:space="preserve">=</w:t>
-      </w:r>
-      <w:r>
-        <w:rPr>
-          <w:rStyle w:val="NormalTok"/>
-        </w:rPr>
-        <w:t xml:space="preserve">(d[i</w:t>
-      </w:r>
-      <w:r>
-        <w:rPr>
-          <w:rStyle w:val="OperatorTok"/>
-        </w:rPr>
-        <w:t xml:space="preserve">*</w:t>
-      </w:r>
-      <w:r>
-        <w:rPr>
-          <w:rStyle w:val="DecValTok"/>
-        </w:rPr>
-        <w:t xml:space="preserve">4</w:t>
-      </w:r>
-      <w:r>
-        <w:rPr>
-          <w:rStyle w:val="NormalTok"/>
-        </w:rPr>
-        <w:t xml:space="preserve">]</w:t>
-      </w:r>
-      <w:r>
-        <w:rPr>
-          <w:rStyle w:val="OperatorTok"/>
-        </w:rPr>
-        <w:t xml:space="preserve">+</w:t>
-      </w:r>
-      <w:r>
-        <w:rPr>
-          <w:rStyle w:val="NormalTok"/>
-        </w:rPr>
-        <w:t xml:space="preserve">d[i</w:t>
-      </w:r>
-      <w:r>
-        <w:rPr>
-          <w:rStyle w:val="OperatorTok"/>
-        </w:rPr>
-        <w:t xml:space="preserve">*</w:t>
-      </w:r>
-      <w:r>
-        <w:rPr>
-          <w:rStyle w:val="DecValTok"/>
-        </w:rPr>
-        <w:t xml:space="preserve">4</w:t>
-      </w:r>
-      <w:r>
-        <w:rPr>
-          <w:rStyle w:val="OperatorTok"/>
-        </w:rPr>
-        <w:t xml:space="preserve">+</w:t>
-      </w:r>
-      <w:r>
-        <w:rPr>
-          <w:rStyle w:val="DecValTok"/>
-        </w:rPr>
-        <w:t xml:space="preserve">1</w:t>
-      </w:r>
-      <w:r>
-        <w:rPr>
-          <w:rStyle w:val="NormalTok"/>
-        </w:rPr>
-        <w:t xml:space="preserve">]</w:t>
-      </w:r>
-      <w:r>
-        <w:rPr>
-          <w:rStyle w:val="OperatorTok"/>
-        </w:rPr>
-        <w:t xml:space="preserve">+</w:t>
-      </w:r>
-      <w:r>
-        <w:rPr>
-          <w:rStyle w:val="NormalTok"/>
-        </w:rPr>
-        <w:t xml:space="preserve">d[i</w:t>
-      </w:r>
-      <w:r>
-        <w:rPr>
-          <w:rStyle w:val="OperatorTok"/>
-        </w:rPr>
-        <w:t xml:space="preserve">*</w:t>
-      </w:r>
-      <w:r>
-        <w:rPr>
-          <w:rStyle w:val="DecValTok"/>
-        </w:rPr>
-        <w:t xml:space="preserve">4</w:t>
-      </w:r>
-      <w:r>
-        <w:rPr>
-          <w:rStyle w:val="OperatorTok"/>
-        </w:rPr>
-        <w:t xml:space="preserve">+</w:t>
-      </w:r>
-      <w:r>
-        <w:rPr>
-          <w:rStyle w:val="DecValTok"/>
-        </w:rPr>
-        <w:t xml:space="preserve">2</w:t>
-      </w:r>
-      <w:r>
-        <w:rPr>
-          <w:rStyle w:val="NormalTok"/>
-        </w:rPr>
-        <w:t xml:space="preserve">])</w:t>
-      </w:r>
-      <w:r>
-        <w:rPr>
-          <w:rStyle w:val="OperatorTok"/>
-        </w:rPr>
-        <w:t xml:space="preserve">/</w:t>
-      </w:r>
-      <w:r>
-        <w:rPr>
-          <w:rStyle w:val="DecValTok"/>
-        </w:rPr>
-        <w:t xml:space="preserve">3</w:t>
-      </w:r>
-      <w:r>
-        <w:rPr>
-          <w:rStyle w:val="OperatorTok"/>
-        </w:rPr>
-        <w:t xml:space="preserve">;</w:t>
-      </w:r>
-      <w:r>
-        <w:br/>
-      </w:r>
-      <w:r>
-        <w:rPr>
-          <w:rStyle w:val="NormalTok"/>
-        </w:rPr>
-        <w:t xml:space="preserve">    </w:t>
-      </w:r>
-      <w:r>
-        <w:rPr>
-          <w:rStyle w:val="ControlFlowTok"/>
-        </w:rPr>
-        <w:t xml:space="preserve">if</w:t>
-      </w:r>
-      <w:r>
-        <w:rPr>
-          <w:rStyle w:val="NormalTok"/>
-        </w:rPr>
-        <w:t xml:space="preserve">(prev){</w:t>
-      </w:r>
-      <w:r>
-        <w:rPr>
-          <w:rStyle w:val="KeywordTok"/>
-        </w:rPr>
-        <w:t xml:space="preserve">let</w:t>
-      </w:r>
-      <w:r>
-        <w:rPr>
-          <w:rStyle w:val="NormalTok"/>
-        </w:rPr>
-        <w:t xml:space="preserve"> s</w:t>
-      </w:r>
-      <w:r>
-        <w:rPr>
-          <w:rStyle w:val="OperatorTok"/>
-        </w:rPr>
-        <w:t xml:space="preserve">=</w:t>
-      </w:r>
-      <w:r>
-        <w:rPr>
-          <w:rStyle w:val="DecValTok"/>
-        </w:rPr>
-        <w:t xml:space="preserve">0</w:t>
-      </w:r>
-      <w:r>
-        <w:rPr>
-          <w:rStyle w:val="OperatorTok"/>
-        </w:rPr>
-        <w:t xml:space="preserve">;</w:t>
-      </w:r>
-      <w:r>
-        <w:rPr>
-          <w:rStyle w:val="NormalTok"/>
-        </w:rPr>
-        <w:t xml:space="preserve"> </w:t>
-      </w:r>
-      <w:r>
-        <w:rPr>
-          <w:rStyle w:val="ControlFlowTok"/>
-        </w:rPr>
-        <w:t xml:space="preserve">for</w:t>
-      </w:r>
-      <w:r>
-        <w:rPr>
-          <w:rStyle w:val="NormalTok"/>
-        </w:rPr>
-        <w:t xml:space="preserve">(</w:t>
-      </w:r>
-      <w:r>
-        <w:rPr>
-          <w:rStyle w:val="KeywordTok"/>
-        </w:rPr>
-        <w:t xml:space="preserve">let</w:t>
-      </w:r>
-      <w:r>
-        <w:rPr>
-          <w:rStyle w:val="NormalTok"/>
-        </w:rPr>
-        <w:t xml:space="preserve"> i</w:t>
-      </w:r>
-      <w:r>
-        <w:rPr>
-          <w:rStyle w:val="OperatorTok"/>
-        </w:rPr>
-        <w:t xml:space="preserve">=</w:t>
-      </w:r>
-      <w:r>
-        <w:rPr>
-          <w:rStyle w:val="DecValTok"/>
-        </w:rPr>
-        <w:t xml:space="preserve">0</w:t>
-      </w:r>
-      <w:r>
-        <w:rPr>
-          <w:rStyle w:val="OperatorTok"/>
-        </w:rPr>
-        <w:t xml:space="preserve">;</w:t>
-      </w:r>
-      <w:r>
-        <w:rPr>
-          <w:rStyle w:val="NormalTok"/>
-        </w:rPr>
-        <w:t xml:space="preserve">i</w:t>
-      </w:r>
-      <w:r>
-        <w:rPr>
-          <w:rStyle w:val="OperatorTok"/>
-        </w:rPr>
-        <w:t xml:space="preserve">&lt;</w:t>
-      </w:r>
-      <w:r>
-        <w:rPr>
-          <w:rStyle w:val="NormalTok"/>
-        </w:rPr>
-        <w:t xml:space="preserve">g</w:t>
-      </w:r>
-      <w:r>
-        <w:rPr>
-          <w:rStyle w:val="OperatorTok"/>
-        </w:rPr>
-        <w:t xml:space="preserve">.</w:t>
-      </w:r>
-      <w:r>
-        <w:rPr>
-          <w:rStyle w:val="AttributeTok"/>
-        </w:rPr>
-        <w:t xml:space="preserve">length</w:t>
-      </w:r>
-      <w:r>
-        <w:rPr>
-          <w:rStyle w:val="OperatorTok"/>
-        </w:rPr>
-        <w:t xml:space="preserve">;</w:t>
-      </w:r>
-      <w:r>
-        <w:rPr>
-          <w:rStyle w:val="NormalTok"/>
-        </w:rPr>
-        <w:t xml:space="preserve">i</w:t>
-      </w:r>
-      <w:r>
-        <w:rPr>
-          <w:rStyle w:val="OperatorTok"/>
-        </w:rPr>
-        <w:t xml:space="preserve">++</w:t>
-      </w:r>
-      <w:r>
-        <w:rPr>
-          <w:rStyle w:val="NormalTok"/>
-        </w:rPr>
-        <w:t xml:space="preserve">) s</w:t>
-      </w:r>
-      <w:r>
-        <w:rPr>
-          <w:rStyle w:val="OperatorTok"/>
-        </w:rPr>
-        <w:t xml:space="preserve">+=</w:t>
-      </w:r>
-      <w:r>
-        <w:rPr>
-          <w:rStyle w:val="BuiltInTok"/>
-        </w:rPr>
-        <w:t xml:space="preserve">Math</w:t>
-      </w:r>
-      <w:r>
-        <w:rPr>
-          <w:rStyle w:val="OperatorTok"/>
-        </w:rPr>
-        <w:t xml:space="preserve">.</w:t>
-      </w:r>
-      <w:r>
-        <w:rPr>
-          <w:rStyle w:val="FunctionTok"/>
-        </w:rPr>
-        <w:t xml:space="preserve">abs</w:t>
-      </w:r>
-      <w:r>
-        <w:rPr>
-          <w:rStyle w:val="NormalTok"/>
-        </w:rPr>
-        <w:t xml:space="preserve">(g[i]</w:t>
-      </w:r>
-      <w:r>
-        <w:rPr>
-          <w:rStyle w:val="OperatorTok"/>
-        </w:rPr>
-        <w:t xml:space="preserve">-</w:t>
-      </w:r>
-      <w:r>
-        <w:rPr>
-          <w:rStyle w:val="NormalTok"/>
-        </w:rPr>
-        <w:t xml:space="preserve">prev[i])</w:t>
-      </w:r>
-      <w:r>
-        <w:rPr>
-          <w:rStyle w:val="OperatorTok"/>
-        </w:rPr>
-        <w:t xml:space="preserve">;</w:t>
-      </w:r>
-      <w:r>
-        <w:rPr>
-          <w:rStyle w:val="NormalTok"/>
-        </w:rPr>
-        <w:t xml:space="preserve"> </w:t>
-      </w:r>
-      <w:r>
-        <w:rPr>
-          <w:rStyle w:val="BuiltInTok"/>
-        </w:rPr>
-        <w:t xml:space="preserve">window</w:t>
-      </w:r>
-      <w:r>
-        <w:rPr>
-          <w:rStyle w:val="OperatorTok"/>
-        </w:rPr>
-        <w:t xml:space="preserve">.</w:t>
-      </w:r>
-      <w:r>
-        <w:rPr>
-          <w:rStyle w:val="AttributeTok"/>
-        </w:rPr>
-        <w:t xml:space="preserve">__diffs</w:t>
-      </w:r>
-      <w:r>
-        <w:rPr>
-          <w:rStyle w:val="OperatorTok"/>
-        </w:rPr>
-        <w:t xml:space="preserve">.</w:t>
-      </w:r>
-      <w:r>
-        <w:rPr>
-          <w:rStyle w:val="FunctionTok"/>
-        </w:rPr>
-        <w:t xml:space="preserve">push</w:t>
-      </w:r>
-      <w:r>
-        <w:rPr>
-          <w:rStyle w:val="NormalTok"/>
-        </w:rPr>
-        <w:t xml:space="preserve">([</w:t>
-      </w:r>
-      <w:r>
-        <w:rPr>
-          <w:rStyle w:val="OperatorTok"/>
-        </w:rPr>
-        <w:t xml:space="preserve">+</w:t>
-      </w:r>
-      <w:r>
-        <w:rPr>
-          <w:rStyle w:val="NormalTok"/>
-        </w:rPr>
-        <w:t xml:space="preserve">t</w:t>
-      </w:r>
-      <w:r>
-        <w:rPr>
-          <w:rStyle w:val="OperatorTok"/>
-        </w:rPr>
-        <w:t xml:space="preserve">.</w:t>
-      </w:r>
-      <w:r>
-        <w:rPr>
-          <w:rStyle w:val="FunctionTok"/>
-        </w:rPr>
-        <w:t xml:space="preserve">toFixed</w:t>
-      </w:r>
-      <w:r>
-        <w:rPr>
-          <w:rStyle w:val="NormalTok"/>
-        </w:rPr>
-        <w:t xml:space="preserve">(</w:t>
-      </w:r>
-      <w:r>
-        <w:rPr>
-          <w:rStyle w:val="DecValTok"/>
-        </w:rPr>
-        <w:t xml:space="preserve">2</w:t>
-      </w:r>
-      <w:r>
-        <w:rPr>
-          <w:rStyle w:val="NormalTok"/>
-        </w:rPr>
-        <w:t xml:space="preserve">)</w:t>
-      </w:r>
-      <w:r>
-        <w:rPr>
-          <w:rStyle w:val="OperatorTok"/>
-        </w:rPr>
-        <w:t xml:space="preserve">,</w:t>
-      </w:r>
-      <w:r>
-        <w:rPr>
-          <w:rStyle w:val="NormalTok"/>
-        </w:rPr>
-        <w:t xml:space="preserve"> </w:t>
-      </w:r>
-      <w:r>
-        <w:rPr>
-          <w:rStyle w:val="OperatorTok"/>
-        </w:rPr>
-        <w:t xml:space="preserve">+</w:t>
-      </w:r>
-      <w:r>
-        <w:rPr>
-          <w:rStyle w:val="NormalTok"/>
-        </w:rPr>
-        <w:t xml:space="preserve">(s</w:t>
-      </w:r>
-      <w:r>
-        <w:rPr>
-          <w:rStyle w:val="OperatorTok"/>
-        </w:rPr>
-        <w:t xml:space="preserve">/</w:t>
-      </w:r>
-      <w:r>
-        <w:rPr>
-          <w:rStyle w:val="NormalTok"/>
-        </w:rPr>
-        <w:t xml:space="preserve">g</w:t>
-      </w:r>
-      <w:r>
-        <w:rPr>
-          <w:rStyle w:val="OperatorTok"/>
-        </w:rPr>
-        <w:t xml:space="preserve">.</w:t>
-      </w:r>
-      <w:r>
-        <w:rPr>
-          <w:rStyle w:val="AttributeTok"/>
-        </w:rPr>
-        <w:t xml:space="preserve">length</w:t>
-      </w:r>
-      <w:r>
-        <w:rPr>
-          <w:rStyle w:val="NormalTok"/>
-        </w:rPr>
-        <w:t xml:space="preserve">)</w:t>
-      </w:r>
-      <w:r>
-        <w:rPr>
-          <w:rStyle w:val="OperatorTok"/>
-        </w:rPr>
-        <w:t xml:space="preserve">.</w:t>
-      </w:r>
-      <w:r>
-        <w:rPr>
-          <w:rStyle w:val="FunctionTok"/>
-        </w:rPr>
-        <w:t xml:space="preserve">toFixed</w:t>
-      </w:r>
-      <w:r>
-        <w:rPr>
-          <w:rStyle w:val="NormalTok"/>
-        </w:rPr>
-        <w:t xml:space="preserve">(</w:t>
-      </w:r>
-      <w:r>
-        <w:rPr>
-          <w:rStyle w:val="DecValTok"/>
-        </w:rPr>
-        <w:t xml:space="preserve">1</w:t>
-      </w:r>
-      <w:r>
-        <w:rPr>
-          <w:rStyle w:val="NormalTok"/>
-        </w:rPr>
-        <w:t xml:space="preserve">)])</w:t>
-      </w:r>
-      <w:r>
-        <w:rPr>
-          <w:rStyle w:val="OperatorTok"/>
-        </w:rPr>
-        <w:t xml:space="preserve">;</w:t>
-      </w:r>
-      <w:r>
-        <w:rPr>
-          <w:rStyle w:val="NormalTok"/>
-        </w:rPr>
-        <w:t xml:space="preserve">}</w:t>
-      </w:r>
-      <w:r>
-        <w:br/>
-      </w:r>
-      <w:r>
-        <w:rPr>
-          <w:rStyle w:val="NormalTok"/>
-        </w:rPr>
-        <w:t xml:space="preserve">    prev</w:t>
-      </w:r>
-      <w:r>
-        <w:rPr>
-          <w:rStyle w:val="OperatorTok"/>
-        </w:rPr>
-        <w:t xml:space="preserve">=</w:t>
-      </w:r>
-      <w:r>
-        <w:rPr>
-          <w:rStyle w:val="NormalTok"/>
-        </w:rPr>
-        <w:t xml:space="preserve">g</w:t>
-      </w:r>
-      <w:r>
-        <w:rPr>
-          <w:rStyle w:val="OperatorTok"/>
-        </w:rPr>
-        <w:t xml:space="preserve">;</w:t>
-      </w:r>
-      <w:r>
-        <w:br/>
-      </w:r>
-      <w:r>
-        <w:rPr>
-          <w:rStyle w:val="NormalTok"/>
-        </w:rPr>
-        <w:t xml:space="preserve">  }</w:t>
-      </w:r>
-      <w:r>
-        <w:br/>
-      </w:r>
-      <w:r>
-        <w:rPr>
-          <w:rStyle w:val="NormalTok"/>
-        </w:rPr>
-        <w:t xml:space="preserve">  </w:t>
-      </w:r>
-      <w:r>
-        <w:rPr>
-          <w:rStyle w:val="BuiltInTok"/>
-        </w:rPr>
-        <w:t xml:space="preserve">window</w:t>
-      </w:r>
-      <w:r>
-        <w:rPr>
-          <w:rStyle w:val="OperatorTok"/>
-        </w:rPr>
-        <w:t xml:space="preserve">.</w:t>
-      </w:r>
-      <w:r>
-        <w:rPr>
-          <w:rStyle w:val="AttributeTok"/>
-        </w:rPr>
-        <w:t xml:space="preserve">__prev</w:t>
-      </w:r>
-      <w:r>
-        <w:rPr>
-          <w:rStyle w:val="OperatorTok"/>
-        </w:rPr>
-        <w:t xml:space="preserve">=</w:t>
-      </w:r>
-      <w:r>
-        <w:rPr>
-          <w:rStyle w:val="NormalTok"/>
-        </w:rPr>
-        <w:t xml:space="preserve">prev</w:t>
-      </w:r>
-      <w:r>
-        <w:rPr>
-          <w:rStyle w:val="OperatorTok"/>
-        </w:rPr>
-        <w:t xml:space="preserve">;</w:t>
-      </w:r>
-      <w:r>
-        <w:rPr>
-          <w:rStyle w:val="NormalTok"/>
-        </w:rPr>
-        <w:t xml:space="preserve"> </w:t>
-      </w:r>
-      <w:r>
-        <w:rPr>
-          <w:rStyle w:val="ControlFlowTok"/>
-        </w:rPr>
-        <w:t xml:space="preserve">return</w:t>
-      </w:r>
-      <w:r>
-        <w:rPr>
-          <w:rStyle w:val="NormalTok"/>
-        </w:rPr>
-        <w:t xml:space="preserve"> </w:t>
-      </w:r>
-      <w:r>
-        <w:rPr>
-          <w:rStyle w:val="BuiltInTok"/>
-        </w:rPr>
-        <w:t xml:space="preserve">window</w:t>
-      </w:r>
-      <w:r>
-        <w:rPr>
-          <w:rStyle w:val="OperatorTok"/>
-        </w:rPr>
-        <w:t xml:space="preserve">.</w:t>
-      </w:r>
-      <w:r>
-        <w:rPr>
-          <w:rStyle w:val="AttributeTok"/>
-        </w:rPr>
-        <w:t xml:space="preserve">__diffs</w:t>
-      </w:r>
-      <w:r>
-        <w:rPr>
-          <w:rStyle w:val="OperatorTok"/>
-        </w:rPr>
-        <w:t xml:space="preserve">.</w:t>
-      </w:r>
-      <w:r>
-        <w:rPr>
-          <w:rStyle w:val="AttributeTok"/>
-        </w:rPr>
-        <w:t xml:space="preserve">length</w:t>
-      </w:r>
-      <w:r>
-        <w:rPr>
-          <w:rStyle w:val="OperatorTok"/>
-        </w:rPr>
-        <w:t xml:space="preserve">;</w:t>
-      </w:r>
-      <w:r>
-        <w:br/>
-      </w:r>
-      <w:r>
-        <w:rPr>
-          <w:rStyle w:val="NormalTok"/>
-        </w:rPr>
-        <w:t xml:space="preserve">}</w:t>
-      </w:r>
-      <w:r>
-        <w:rPr>
-          <w:rStyle w:val="OperatorTok"/>
-        </w:rPr>
-        <w:t xml:space="preserve">;</w:t>
-      </w:r>
-      <w:r>
-        <w:br/>
-      </w:r>
-      <w:r>
-        <w:rPr>
-          <w:rStyle w:val="CommentTok"/>
-        </w:rPr>
-        <w:t xml:space="preserve">// gọi: window.__diffs=[]; window.__prev=null; await __scan(0,20,0.2); await __scan(20,40,0.2); ...</w:t>
-      </w:r>
-      <w:r>
-        <w:br/>
-      </w:r>
-      <w:r>
-        <w:rPr>
-          <w:rStyle w:val="CommentTok"/>
-        </w:rPr>
-        <w:t xml:space="preserve">// điểm cắt: diff &gt; max(18, 4 × trung vị), bỏ các điểm liền kề</w:t>
+        <w:t xml:space="preserve"> </w:t>
+      </w:r>
+      <w:r>
+        <w:rPr>
+          <w:rStyle w:val="VerbatimChar"/>
+        </w:rPr>
+        <w:t xml:space="preserve">/kling/motion-control</w:t>
+      </w:r>
+      <w:r>
+        <w:t xml:space="preserve">, Director Workspace →</w:t>
+      </w:r>
+      <w:r>
+        <w:t xml:space="preserve"> </w:t>
+      </w:r>
+      <w:r>
+        <w:rPr>
+          <w:b/>
+          <w:bCs/>
+        </w:rPr>
+        <w:t xml:space="preserve">không dùng</w:t>
+      </w:r>
+      <w:r>
+        <w:t xml:space="preserve"> </w:t>
+      </w:r>
+      <w:r>
+        <w:t xml:space="preserve">(quyết định 6).</w:t>
+      </w:r>
+    </w:p>
+    <w:p>
+      <w:pPr>
+        <w:pStyle w:val="Compact"/>
+        <w:numPr>
+          <w:ilvl w:val="0"/>
+          <w:numId w:val="1018"/>
+        </w:numPr>
+      </w:pPr>
+      <w:r>
+        <w:t xml:space="preserve">Giọng có</w:t>
+      </w:r>
+      <w:r>
+        <w:t xml:space="preserve"> </w:t>
+      </w:r>
+      <w:r>
+        <w:rPr>
+          <w:rStyle w:val="VerbatimChar"/>
+        </w:rPr>
+        <w:t xml:space="preserve">vi</w:t>
+      </w:r>
+      <w:r>
+        <w:t xml:space="preserve"> </w:t>
+      </w:r>
+      <w:r>
+        <w:t xml:space="preserve">(5 giọng, id trùng 2 bản): Xinghe Jiang (30002/2, nam), Austin (30003/3, nam),</w:t>
+      </w:r>
+      <w:r>
+        <w:t xml:space="preserve"> </w:t>
+      </w:r>
+      <w:r>
+        <w:rPr>
+          <w:b/>
+          <w:bCs/>
+        </w:rPr>
+        <w:t xml:space="preserve">Arabella (30007/7, nữ)</w:t>
+      </w:r>
+      <w:r>
+        <w:t xml:space="preserve">, Ethan Zhang (30017/17, nam), Mark (30020/20, nam). Không có giọng gốc Việt. Truyền</w:t>
+      </w:r>
+      <w:r>
+        <w:t xml:space="preserve"> </w:t>
+      </w:r>
+      <w:r>
+        <w:rPr>
+          <w:rStyle w:val="VerbatimChar"/>
+        </w:rPr>
+        <w:t xml:space="preserve">language_code="vi"</w:t>
+      </w:r>
+      <w:r>
+        <w:t xml:space="preserve"> </w:t>
+      </w:r>
+      <w:r>
+        <w:t xml:space="preserve">cho TTS gây HTTP 400 → không truyền.</w:t>
+      </w:r>
+    </w:p>
+    <w:p>
+      <w:pPr>
+        <w:pStyle w:val="Compact"/>
+        <w:numPr>
+          <w:ilvl w:val="0"/>
+          <w:numId w:val="1018"/>
+        </w:numPr>
+      </w:pPr>
+      <w:r>
+        <w:t xml:space="preserve">Độ dài tối thiểu: Kling 3s, Seedance 4s (</w:t>
+      </w:r>
+      <w:r>
+        <w:rPr>
+          <w:rStyle w:val="VerbatimChar"/>
+        </w:rPr>
+        <w:t xml:space="preserve">core/adapters/clipai.py::effective_duration</w:t>
+      </w:r>
+      <w:r>
+        <w:t xml:space="preserve">). Giá ước tính (USD/giây): Kling 0,08; Seedance 2.0 0,15; 2.0 Fast 0,12; 2.5 0,23 (</w:t>
+      </w:r>
+      <w:r>
+        <w:rPr>
+          <w:rStyle w:val="VerbatimChar"/>
+        </w:rPr>
+        <w:t xml:space="preserve">data/pricing.json</w:t>
+      </w:r>
+      <w:r>
+        <w:t xml:space="preserve">, chưa đo thật). Deepix chưa có giá.</w:t>
+      </w:r>
+    </w:p>
+    <w:bookmarkEnd w:id="30"/>
+    <w:bookmarkStart w:id="31" w:name="nghiên-cứu-video-youtube-gđ1"/>
+    <w:p>
+      <w:pPr>
+        <w:pStyle w:val="Heading3"/>
+      </w:pPr>
+      <w:r>
+        <w:t xml:space="preserve">Nghiên cứu video YouTube (GĐ1)</w:t>
       </w:r>
     </w:p>
     <w:p>
@@ -9612,19 +7936,23 @@
         </w:numPr>
       </w:pPr>
       <w:r>
-        <w:t xml:space="preserve">Kết quả mẫu: Kenta’s Obsession 75,7s, ~42 điểm cắt (1,6 · 4 · 6,2 · 7,4 · 9,8 · 11,2 · 11,6 · 13,6 · 14,2 · 15,6 · 18,4 · 21,2 · 22,2 · 24 · 24,6 · 25,4 · 25,8 · 26,2 · 27,6 · 28,2 · 29,2 · 30,4 · 31 · 32,2 · 34,8 · 35,8 · 37,8 · 39,8 · 40,6 · 41,6 · 42,6 · 43,6 · 44,8 · 46,8 · 51,8 · 56 · 60,2 · 61,4 · 64 · 66 · 70,2 · 73,6s); phong cách anime, xen toàn–trung–cận–cận đặc tả–chèn hiệu ứng, logo cuối. Video nội bộ Kenta OB55 (ffmpeg</w:t>
-      </w:r>
-      <w:r>
-        <w:t xml:space="preserve"> </w:t>
-      </w:r>
-      <w:r>
-        <w:rPr>
-          <w:rStyle w:val="VerbatimChar"/>
-        </w:rPr>
-        <w:t xml:space="preserve">select='gt(scene,0.30)'</w:t>
-      </w:r>
-      <w:r>
-        <w:t xml:space="preserve">): 38,8s, ~12 shot, mở bằng nhân vật tạo dáng + tiêu đề, thân là gameplay góc thứ ba sau lưng + chữ chương, kết bằng câu kêu gọi.</w:t>
+        <w:rPr>
+          <w:b/>
+          <w:bCs/>
+        </w:rPr>
+        <w:t xml:space="preserve">Trình duyệt tích hợp mở được YouTube</w:t>
+      </w:r>
+      <w:r>
+        <w:t xml:space="preserve">; tải bằng dòng lệnh (urllib) bị 404, chỉ RSS đọc được. Kênh: https://www.youtube.com/</w:t>
+      </w:r>
+      <w:r>
+        <w:t xml:space="preserve">@GarenaFreeFireVN/videos</w:t>
+      </w:r>
+      <w:r>
+        <w:t xml:space="preserve"> </w:t>
+      </w:r>
+      <w:r>
+        <w:t xml:space="preserve">(tab Popular để lấy video nhiều lượt xem).</w:t>
       </w:r>
     </w:p>
     <w:p>
@@ -9636,59 +7964,2055 @@
         </w:numPr>
       </w:pPr>
       <w:r>
-        <w:t xml:space="preserve">Xem khung hình: vẽ khung giữa mỗi shot vào một canvas lớn, gắn thành</w:t>
-      </w:r>
-      <w:r>
-        <w:t xml:space="preserve"> </w:t>
-      </w:r>
-      <w:r>
-        <w:rPr>
-          <w:rStyle w:val="VerbatimChar"/>
-        </w:rPr>
-        <w:t xml:space="preserve">&lt;img&gt;</w:t>
-      </w:r>
-      <w:r>
-        <w:t xml:space="preserve"> </w:t>
-      </w:r>
-      <w:r>
-        <w:t xml:space="preserve">phủ lên trang rồi chụp màn hình (kết quả</w:t>
-      </w:r>
-      <w:r>
-        <w:t xml:space="preserve"> </w:t>
-      </w:r>
-      <w:r>
-        <w:rPr>
-          <w:rStyle w:val="VerbatimChar"/>
-        </w:rPr>
-        <w:t xml:space="preserve">toDataURL</w:t>
-      </w:r>
-      <w:r>
-        <w:t xml:space="preserve"> </w:t>
-      </w:r>
-      <w:r>
-        <w:t xml:space="preserve">quá lớn để trả về trực tiếp; chia bảng thành từng phần nếu cần xem rõ).</w:t>
-      </w:r>
-    </w:p>
-    <w:p>
-      <w:pPr>
-        <w:pStyle w:val="Compact"/>
-        <w:numPr>
-          <w:ilvl w:val="0"/>
-          <w:numId w:val="1019"/>
-        </w:numPr>
-      </w:pPr>
-      <w:r>
-        <w:t xml:space="preserve">Chỉ lưu dữ liệu chữ (mốc cắt, nhãn, thống kê) vào repo; không lưu hình của video.</w:t>
-      </w:r>
-    </w:p>
-    <w:bookmarkEnd w:id="30"/>
-    <w:bookmarkStart w:id="31" w:name="bài-học-kỹ-thuật-tránh-lặp-lỗi"/>
-    <w:p>
-      <w:pPr>
-        <w:pStyle w:val="Heading3"/>
-      </w:pPr>
-      <w:r>
-        <w:t xml:space="preserve">Bài học kỹ thuật (tránh lặp lỗi)</w:t>
+        <w:t xml:space="preserve">Cách đã chạy được trên</w:t>
+      </w:r>
+      <w:r>
+        <w:t xml:space="preserve"> </w:t>
+      </w:r>
+      <w:r>
+        <w:t xml:space="preserve">“Kenta’s Obsession”</w:t>
+      </w:r>
+      <w:r>
+        <w:t xml:space="preserve"> </w:t>
+      </w:r>
+      <w:r>
+        <w:t xml:space="preserve">(https://www.youtube.com/watch?v=cUQ1PhwvfAE): mở trang video, rồi chạy JS (từng đoạn ≤ 20 giây video mỗi lần gọi vì giới hạn 45 giây của công cụ):</w:t>
+      </w:r>
+    </w:p>
+    <w:p>
+      <w:pPr>
+        <w:pStyle w:val="SourceCode"/>
+      </w:pPr>
+      <w:r>
+        <w:rPr>
+          <w:rStyle w:val="BuiltInTok"/>
+        </w:rPr>
+        <w:t xml:space="preserve">window</w:t>
+      </w:r>
+      <w:r>
+        <w:rPr>
+          <w:rStyle w:val="OperatorTok"/>
+        </w:rPr>
+        <w:t xml:space="preserve">.</w:t>
+      </w:r>
+      <w:r>
+        <w:rPr>
+          <w:rStyle w:val="AttributeTok"/>
+        </w:rPr>
+        <w:t xml:space="preserve">__scan</w:t>
+      </w:r>
+      <w:r>
+        <w:rPr>
+          <w:rStyle w:val="NormalTok"/>
+        </w:rPr>
+        <w:t xml:space="preserve"> </w:t>
+      </w:r>
+      <w:r>
+        <w:rPr>
+          <w:rStyle w:val="OperatorTok"/>
+        </w:rPr>
+        <w:t xml:space="preserve">=</w:t>
+      </w:r>
+      <w:r>
+        <w:rPr>
+          <w:rStyle w:val="NormalTok"/>
+        </w:rPr>
+        <w:t xml:space="preserve"> </w:t>
+      </w:r>
+      <w:r>
+        <w:rPr>
+          <w:rStyle w:val="KeywordTok"/>
+        </w:rPr>
+        <w:t xml:space="preserve">async</w:t>
+      </w:r>
+      <w:r>
+        <w:rPr>
+          <w:rStyle w:val="NormalTok"/>
+        </w:rPr>
+        <w:t xml:space="preserve"> </w:t>
+      </w:r>
+      <w:r>
+        <w:rPr>
+          <w:rStyle w:val="KeywordTok"/>
+        </w:rPr>
+        <w:t xml:space="preserve">function</w:t>
+      </w:r>
+      <w:r>
+        <w:rPr>
+          <w:rStyle w:val="NormalTok"/>
+        </w:rPr>
+        <w:t xml:space="preserve">(</w:t>
+      </w:r>
+      <w:r>
+        <w:rPr>
+          <w:rStyle w:val="ImportTok"/>
+        </w:rPr>
+        <w:t xml:space="preserve">from</w:t>
+      </w:r>
+      <w:r>
+        <w:rPr>
+          <w:rStyle w:val="OperatorTok"/>
+        </w:rPr>
+        <w:t xml:space="preserve">,</w:t>
+      </w:r>
+      <w:r>
+        <w:rPr>
+          <w:rStyle w:val="NormalTok"/>
+        </w:rPr>
+        <w:t xml:space="preserve"> to</w:t>
+      </w:r>
+      <w:r>
+        <w:rPr>
+          <w:rStyle w:val="OperatorTok"/>
+        </w:rPr>
+        <w:t xml:space="preserve">,</w:t>
+      </w:r>
+      <w:r>
+        <w:rPr>
+          <w:rStyle w:val="NormalTok"/>
+        </w:rPr>
+        <w:t xml:space="preserve"> step){</w:t>
+      </w:r>
+      <w:r>
+        <w:br/>
+      </w:r>
+      <w:r>
+        <w:rPr>
+          <w:rStyle w:val="NormalTok"/>
+        </w:rPr>
+        <w:t xml:space="preserve">  </w:t>
+      </w:r>
+      <w:r>
+        <w:rPr>
+          <w:rStyle w:val="KeywordTok"/>
+        </w:rPr>
+        <w:t xml:space="preserve">const</w:t>
+      </w:r>
+      <w:r>
+        <w:rPr>
+          <w:rStyle w:val="NormalTok"/>
+        </w:rPr>
+        <w:t xml:space="preserve"> v</w:t>
+      </w:r>
+      <w:r>
+        <w:rPr>
+          <w:rStyle w:val="OperatorTok"/>
+        </w:rPr>
+        <w:t xml:space="preserve">=</w:t>
+      </w:r>
+      <w:r>
+        <w:rPr>
+          <w:rStyle w:val="BuiltInTok"/>
+        </w:rPr>
+        <w:t xml:space="preserve">document</w:t>
+      </w:r>
+      <w:r>
+        <w:rPr>
+          <w:rStyle w:val="OperatorTok"/>
+        </w:rPr>
+        <w:t xml:space="preserve">.</w:t>
+      </w:r>
+      <w:r>
+        <w:rPr>
+          <w:rStyle w:val="FunctionTok"/>
+        </w:rPr>
+        <w:t xml:space="preserve">querySelector</w:t>
+      </w:r>
+      <w:r>
+        <w:rPr>
+          <w:rStyle w:val="NormalTok"/>
+        </w:rPr>
+        <w:t xml:space="preserve">(</w:t>
+      </w:r>
+      <w:r>
+        <w:rPr>
+          <w:rStyle w:val="StringTok"/>
+        </w:rPr>
+        <w:t xml:space="preserve">'video'</w:t>
+      </w:r>
+      <w:r>
+        <w:rPr>
+          <w:rStyle w:val="NormalTok"/>
+        </w:rPr>
+        <w:t xml:space="preserve">)</w:t>
+      </w:r>
+      <w:r>
+        <w:rPr>
+          <w:rStyle w:val="OperatorTok"/>
+        </w:rPr>
+        <w:t xml:space="preserve">;</w:t>
+      </w:r>
+      <w:r>
+        <w:rPr>
+          <w:rStyle w:val="NormalTok"/>
+        </w:rPr>
+        <w:t xml:space="preserve"> v</w:t>
+      </w:r>
+      <w:r>
+        <w:rPr>
+          <w:rStyle w:val="OperatorTok"/>
+        </w:rPr>
+        <w:t xml:space="preserve">.</w:t>
+      </w:r>
+      <w:r>
+        <w:rPr>
+          <w:rStyle w:val="AttributeTok"/>
+        </w:rPr>
+        <w:t xml:space="preserve">muted</w:t>
+      </w:r>
+      <w:r>
+        <w:rPr>
+          <w:rStyle w:val="OperatorTok"/>
+        </w:rPr>
+        <w:t xml:space="preserve">=</w:t>
+      </w:r>
+      <w:r>
+        <w:rPr>
+          <w:rStyle w:val="KeywordTok"/>
+        </w:rPr>
+        <w:t xml:space="preserve">true</w:t>
+      </w:r>
+      <w:r>
+        <w:rPr>
+          <w:rStyle w:val="OperatorTok"/>
+        </w:rPr>
+        <w:t xml:space="preserve">;</w:t>
+      </w:r>
+      <w:r>
+        <w:rPr>
+          <w:rStyle w:val="NormalTok"/>
+        </w:rPr>
+        <w:t xml:space="preserve"> v</w:t>
+      </w:r>
+      <w:r>
+        <w:rPr>
+          <w:rStyle w:val="OperatorTok"/>
+        </w:rPr>
+        <w:t xml:space="preserve">.</w:t>
+      </w:r>
+      <w:r>
+        <w:rPr>
+          <w:rStyle w:val="FunctionTok"/>
+        </w:rPr>
+        <w:t xml:space="preserve">pause</w:t>
+      </w:r>
+      <w:r>
+        <w:rPr>
+          <w:rStyle w:val="NormalTok"/>
+        </w:rPr>
+        <w:t xml:space="preserve">()</w:t>
+      </w:r>
+      <w:r>
+        <w:rPr>
+          <w:rStyle w:val="OperatorTok"/>
+        </w:rPr>
+        <w:t xml:space="preserve">;</w:t>
+      </w:r>
+      <w:r>
+        <w:br/>
+      </w:r>
+      <w:r>
+        <w:rPr>
+          <w:rStyle w:val="NormalTok"/>
+        </w:rPr>
+        <w:t xml:space="preserve">  </w:t>
+      </w:r>
+      <w:r>
+        <w:rPr>
+          <w:rStyle w:val="KeywordTok"/>
+        </w:rPr>
+        <w:t xml:space="preserve">const</w:t>
+      </w:r>
+      <w:r>
+        <w:rPr>
+          <w:rStyle w:val="NormalTok"/>
+        </w:rPr>
+        <w:t xml:space="preserve"> c</w:t>
+      </w:r>
+      <w:r>
+        <w:rPr>
+          <w:rStyle w:val="OperatorTok"/>
+        </w:rPr>
+        <w:t xml:space="preserve">=</w:t>
+      </w:r>
+      <w:r>
+        <w:rPr>
+          <w:rStyle w:val="BuiltInTok"/>
+        </w:rPr>
+        <w:t xml:space="preserve">document</w:t>
+      </w:r>
+      <w:r>
+        <w:rPr>
+          <w:rStyle w:val="OperatorTok"/>
+        </w:rPr>
+        <w:t xml:space="preserve">.</w:t>
+      </w:r>
+      <w:r>
+        <w:rPr>
+          <w:rStyle w:val="FunctionTok"/>
+        </w:rPr>
+        <w:t xml:space="preserve">createElement</w:t>
+      </w:r>
+      <w:r>
+        <w:rPr>
+          <w:rStyle w:val="NormalTok"/>
+        </w:rPr>
+        <w:t xml:space="preserve">(</w:t>
+      </w:r>
+      <w:r>
+        <w:rPr>
+          <w:rStyle w:val="StringTok"/>
+        </w:rPr>
+        <w:t xml:space="preserve">'canvas'</w:t>
+      </w:r>
+      <w:r>
+        <w:rPr>
+          <w:rStyle w:val="NormalTok"/>
+        </w:rPr>
+        <w:t xml:space="preserve">)</w:t>
+      </w:r>
+      <w:r>
+        <w:rPr>
+          <w:rStyle w:val="OperatorTok"/>
+        </w:rPr>
+        <w:t xml:space="preserve">;</w:t>
+      </w:r>
+      <w:r>
+        <w:rPr>
+          <w:rStyle w:val="NormalTok"/>
+        </w:rPr>
+        <w:t xml:space="preserve"> c</w:t>
+      </w:r>
+      <w:r>
+        <w:rPr>
+          <w:rStyle w:val="OperatorTok"/>
+        </w:rPr>
+        <w:t xml:space="preserve">.</w:t>
+      </w:r>
+      <w:r>
+        <w:rPr>
+          <w:rStyle w:val="AttributeTok"/>
+        </w:rPr>
+        <w:t xml:space="preserve">width</w:t>
+      </w:r>
+      <w:r>
+        <w:rPr>
+          <w:rStyle w:val="OperatorTok"/>
+        </w:rPr>
+        <w:t xml:space="preserve">=</w:t>
+      </w:r>
+      <w:r>
+        <w:rPr>
+          <w:rStyle w:val="DecValTok"/>
+        </w:rPr>
+        <w:t xml:space="preserve">48</w:t>
+      </w:r>
+      <w:r>
+        <w:rPr>
+          <w:rStyle w:val="OperatorTok"/>
+        </w:rPr>
+        <w:t xml:space="preserve">;</w:t>
+      </w:r>
+      <w:r>
+        <w:rPr>
+          <w:rStyle w:val="NormalTok"/>
+        </w:rPr>
+        <w:t xml:space="preserve"> c</w:t>
+      </w:r>
+      <w:r>
+        <w:rPr>
+          <w:rStyle w:val="OperatorTok"/>
+        </w:rPr>
+        <w:t xml:space="preserve">.</w:t>
+      </w:r>
+      <w:r>
+        <w:rPr>
+          <w:rStyle w:val="AttributeTok"/>
+        </w:rPr>
+        <w:t xml:space="preserve">height</w:t>
+      </w:r>
+      <w:r>
+        <w:rPr>
+          <w:rStyle w:val="OperatorTok"/>
+        </w:rPr>
+        <w:t xml:space="preserve">=</w:t>
+      </w:r>
+      <w:r>
+        <w:rPr>
+          <w:rStyle w:val="DecValTok"/>
+        </w:rPr>
+        <w:t xml:space="preserve">27</w:t>
+      </w:r>
+      <w:r>
+        <w:rPr>
+          <w:rStyle w:val="OperatorTok"/>
+        </w:rPr>
+        <w:t xml:space="preserve">;</w:t>
+      </w:r>
+      <w:r>
+        <w:br/>
+      </w:r>
+      <w:r>
+        <w:rPr>
+          <w:rStyle w:val="NormalTok"/>
+        </w:rPr>
+        <w:t xml:space="preserve">  </w:t>
+      </w:r>
+      <w:r>
+        <w:rPr>
+          <w:rStyle w:val="KeywordTok"/>
+        </w:rPr>
+        <w:t xml:space="preserve">const</w:t>
+      </w:r>
+      <w:r>
+        <w:rPr>
+          <w:rStyle w:val="NormalTok"/>
+        </w:rPr>
+        <w:t xml:space="preserve"> x</w:t>
+      </w:r>
+      <w:r>
+        <w:rPr>
+          <w:rStyle w:val="OperatorTok"/>
+        </w:rPr>
+        <w:t xml:space="preserve">=</w:t>
+      </w:r>
+      <w:r>
+        <w:rPr>
+          <w:rStyle w:val="NormalTok"/>
+        </w:rPr>
+        <w:t xml:space="preserve">c</w:t>
+      </w:r>
+      <w:r>
+        <w:rPr>
+          <w:rStyle w:val="OperatorTok"/>
+        </w:rPr>
+        <w:t xml:space="preserve">.</w:t>
+      </w:r>
+      <w:r>
+        <w:rPr>
+          <w:rStyle w:val="FunctionTok"/>
+        </w:rPr>
+        <w:t xml:space="preserve">getContext</w:t>
+      </w:r>
+      <w:r>
+        <w:rPr>
+          <w:rStyle w:val="NormalTok"/>
+        </w:rPr>
+        <w:t xml:space="preserve">(</w:t>
+      </w:r>
+      <w:r>
+        <w:rPr>
+          <w:rStyle w:val="StringTok"/>
+        </w:rPr>
+        <w:t xml:space="preserve">'2d'</w:t>
+      </w:r>
+      <w:r>
+        <w:rPr>
+          <w:rStyle w:val="OperatorTok"/>
+        </w:rPr>
+        <w:t xml:space="preserve">,</w:t>
+      </w:r>
+      <w:r>
+        <w:rPr>
+          <w:rStyle w:val="NormalTok"/>
+        </w:rPr>
+        <w:t xml:space="preserve">{</w:t>
+      </w:r>
+      <w:r>
+        <w:rPr>
+          <w:rStyle w:val="DataTypeTok"/>
+        </w:rPr>
+        <w:t xml:space="preserve">willReadFrequently</w:t>
+      </w:r>
+      <w:r>
+        <w:rPr>
+          <w:rStyle w:val="OperatorTok"/>
+        </w:rPr>
+        <w:t xml:space="preserve">:</w:t>
+      </w:r>
+      <w:r>
+        <w:rPr>
+          <w:rStyle w:val="KeywordTok"/>
+        </w:rPr>
+        <w:t xml:space="preserve">true</w:t>
+      </w:r>
+      <w:r>
+        <w:rPr>
+          <w:rStyle w:val="NormalTok"/>
+        </w:rPr>
+        <w:t xml:space="preserve">})</w:t>
+      </w:r>
+      <w:r>
+        <w:rPr>
+          <w:rStyle w:val="OperatorTok"/>
+        </w:rPr>
+        <w:t xml:space="preserve">;</w:t>
+      </w:r>
+      <w:r>
+        <w:br/>
+      </w:r>
+      <w:r>
+        <w:rPr>
+          <w:rStyle w:val="NormalTok"/>
+        </w:rPr>
+        <w:t xml:space="preserve">  </w:t>
+      </w:r>
+      <w:r>
+        <w:rPr>
+          <w:rStyle w:val="BuiltInTok"/>
+        </w:rPr>
+        <w:t xml:space="preserve">window</w:t>
+      </w:r>
+      <w:r>
+        <w:rPr>
+          <w:rStyle w:val="OperatorTok"/>
+        </w:rPr>
+        <w:t xml:space="preserve">.</w:t>
+      </w:r>
+      <w:r>
+        <w:rPr>
+          <w:rStyle w:val="AttributeTok"/>
+        </w:rPr>
+        <w:t xml:space="preserve">__diffs</w:t>
+      </w:r>
+      <w:r>
+        <w:rPr>
+          <w:rStyle w:val="OperatorTok"/>
+        </w:rPr>
+        <w:t xml:space="preserve">=</w:t>
+      </w:r>
+      <w:r>
+        <w:rPr>
+          <w:rStyle w:val="BuiltInTok"/>
+        </w:rPr>
+        <w:t xml:space="preserve">window</w:t>
+      </w:r>
+      <w:r>
+        <w:rPr>
+          <w:rStyle w:val="OperatorTok"/>
+        </w:rPr>
+        <w:t xml:space="preserve">.</w:t>
+      </w:r>
+      <w:r>
+        <w:rPr>
+          <w:rStyle w:val="AttributeTok"/>
+        </w:rPr>
+        <w:t xml:space="preserve">__diffs</w:t>
+      </w:r>
+      <w:r>
+        <w:rPr>
+          <w:rStyle w:val="OperatorTok"/>
+        </w:rPr>
+        <w:t xml:space="preserve">||</w:t>
+      </w:r>
+      <w:r>
+        <w:rPr>
+          <w:rStyle w:val="NormalTok"/>
+        </w:rPr>
+        <w:t xml:space="preserve">[]</w:t>
+      </w:r>
+      <w:r>
+        <w:rPr>
+          <w:rStyle w:val="OperatorTok"/>
+        </w:rPr>
+        <w:t xml:space="preserve">;</w:t>
+      </w:r>
+      <w:r>
+        <w:rPr>
+          <w:rStyle w:val="NormalTok"/>
+        </w:rPr>
+        <w:t xml:space="preserve"> </w:t>
+      </w:r>
+      <w:r>
+        <w:rPr>
+          <w:rStyle w:val="KeywordTok"/>
+        </w:rPr>
+        <w:t xml:space="preserve">let</w:t>
+      </w:r>
+      <w:r>
+        <w:rPr>
+          <w:rStyle w:val="NormalTok"/>
+        </w:rPr>
+        <w:t xml:space="preserve"> prev</w:t>
+      </w:r>
+      <w:r>
+        <w:rPr>
+          <w:rStyle w:val="OperatorTok"/>
+        </w:rPr>
+        <w:t xml:space="preserve">=</w:t>
+      </w:r>
+      <w:r>
+        <w:rPr>
+          <w:rStyle w:val="BuiltInTok"/>
+        </w:rPr>
+        <w:t xml:space="preserve">window</w:t>
+      </w:r>
+      <w:r>
+        <w:rPr>
+          <w:rStyle w:val="OperatorTok"/>
+        </w:rPr>
+        <w:t xml:space="preserve">.</w:t>
+      </w:r>
+      <w:r>
+        <w:rPr>
+          <w:rStyle w:val="AttributeTok"/>
+        </w:rPr>
+        <w:t xml:space="preserve">__prev</w:t>
+      </w:r>
+      <w:r>
+        <w:rPr>
+          <w:rStyle w:val="OperatorTok"/>
+        </w:rPr>
+        <w:t xml:space="preserve">||</w:t>
+      </w:r>
+      <w:r>
+        <w:rPr>
+          <w:rStyle w:val="KeywordTok"/>
+        </w:rPr>
+        <w:t xml:space="preserve">null</w:t>
+      </w:r>
+      <w:r>
+        <w:rPr>
+          <w:rStyle w:val="OperatorTok"/>
+        </w:rPr>
+        <w:t xml:space="preserve">;</w:t>
+      </w:r>
+      <w:r>
+        <w:br/>
+      </w:r>
+      <w:r>
+        <w:rPr>
+          <w:rStyle w:val="NormalTok"/>
+        </w:rPr>
+        <w:t xml:space="preserve">  </w:t>
+      </w:r>
+      <w:r>
+        <w:rPr>
+          <w:rStyle w:val="ControlFlowTok"/>
+        </w:rPr>
+        <w:t xml:space="preserve">for</w:t>
+      </w:r>
+      <w:r>
+        <w:rPr>
+          <w:rStyle w:val="NormalTok"/>
+        </w:rPr>
+        <w:t xml:space="preserve">(</w:t>
+      </w:r>
+      <w:r>
+        <w:rPr>
+          <w:rStyle w:val="KeywordTok"/>
+        </w:rPr>
+        <w:t xml:space="preserve">let</w:t>
+      </w:r>
+      <w:r>
+        <w:rPr>
+          <w:rStyle w:val="NormalTok"/>
+        </w:rPr>
+        <w:t xml:space="preserve"> t</w:t>
+      </w:r>
+      <w:r>
+        <w:rPr>
+          <w:rStyle w:val="OperatorTok"/>
+        </w:rPr>
+        <w:t xml:space="preserve">=</w:t>
+      </w:r>
+      <w:r>
+        <w:rPr>
+          <w:rStyle w:val="ImportTok"/>
+        </w:rPr>
+        <w:t xml:space="preserve">from</w:t>
+      </w:r>
+      <w:r>
+        <w:rPr>
+          <w:rStyle w:val="OperatorTok"/>
+        </w:rPr>
+        <w:t xml:space="preserve">;</w:t>
+      </w:r>
+      <w:r>
+        <w:rPr>
+          <w:rStyle w:val="NormalTok"/>
+        </w:rPr>
+        <w:t xml:space="preserve">t</w:t>
+      </w:r>
+      <w:r>
+        <w:rPr>
+          <w:rStyle w:val="OperatorTok"/>
+        </w:rPr>
+        <w:t xml:space="preserve">&lt;</w:t>
+      </w:r>
+      <w:r>
+        <w:rPr>
+          <w:rStyle w:val="NormalTok"/>
+        </w:rPr>
+        <w:t xml:space="preserve">to</w:t>
+      </w:r>
+      <w:r>
+        <w:rPr>
+          <w:rStyle w:val="OperatorTok"/>
+        </w:rPr>
+        <w:t xml:space="preserve">;</w:t>
+      </w:r>
+      <w:r>
+        <w:rPr>
+          <w:rStyle w:val="NormalTok"/>
+        </w:rPr>
+        <w:t xml:space="preserve">t</w:t>
+      </w:r>
+      <w:r>
+        <w:rPr>
+          <w:rStyle w:val="OperatorTok"/>
+        </w:rPr>
+        <w:t xml:space="preserve">+=</w:t>
+      </w:r>
+      <w:r>
+        <w:rPr>
+          <w:rStyle w:val="NormalTok"/>
+        </w:rPr>
+        <w:t xml:space="preserve">step){</w:t>
+      </w:r>
+      <w:r>
+        <w:br/>
+      </w:r>
+      <w:r>
+        <w:rPr>
+          <w:rStyle w:val="NormalTok"/>
+        </w:rPr>
+        <w:t xml:space="preserve">    </w:t>
+      </w:r>
+      <w:r>
+        <w:rPr>
+          <w:rStyle w:val="ControlFlowTok"/>
+        </w:rPr>
+        <w:t xml:space="preserve">await</w:t>
+      </w:r>
+      <w:r>
+        <w:rPr>
+          <w:rStyle w:val="NormalTok"/>
+        </w:rPr>
+        <w:t xml:space="preserve"> </w:t>
+      </w:r>
+      <w:r>
+        <w:rPr>
+          <w:rStyle w:val="KeywordTok"/>
+        </w:rPr>
+        <w:t xml:space="preserve">new</w:t>
+      </w:r>
+      <w:r>
+        <w:rPr>
+          <w:rStyle w:val="NormalTok"/>
+        </w:rPr>
+        <w:t xml:space="preserve"> </w:t>
+      </w:r>
+      <w:r>
+        <w:rPr>
+          <w:rStyle w:val="BuiltInTok"/>
+        </w:rPr>
+        <w:t xml:space="preserve">Promise</w:t>
+      </w:r>
+      <w:r>
+        <w:rPr>
+          <w:rStyle w:val="NormalTok"/>
+        </w:rPr>
+        <w:t xml:space="preserve">(r</w:t>
+      </w:r>
+      <w:r>
+        <w:rPr>
+          <w:rStyle w:val="KeywordTok"/>
+        </w:rPr>
+        <w:t xml:space="preserve">=&gt;</w:t>
+      </w:r>
+      <w:r>
+        <w:rPr>
+          <w:rStyle w:val="NormalTok"/>
+        </w:rPr>
+        <w:t xml:space="preserve">{</w:t>
+      </w:r>
+      <w:r>
+        <w:rPr>
+          <w:rStyle w:val="KeywordTok"/>
+        </w:rPr>
+        <w:t xml:space="preserve">const</w:t>
+      </w:r>
+      <w:r>
+        <w:rPr>
+          <w:rStyle w:val="NormalTok"/>
+        </w:rPr>
+        <w:t xml:space="preserve"> h</w:t>
+      </w:r>
+      <w:r>
+        <w:rPr>
+          <w:rStyle w:val="OperatorTok"/>
+        </w:rPr>
+        <w:t xml:space="preserve">=</w:t>
+      </w:r>
+      <w:r>
+        <w:rPr>
+          <w:rStyle w:val="NormalTok"/>
+        </w:rPr>
+        <w:t xml:space="preserve">()</w:t>
+      </w:r>
+      <w:r>
+        <w:rPr>
+          <w:rStyle w:val="KeywordTok"/>
+        </w:rPr>
+        <w:t xml:space="preserve">=&gt;</w:t>
+      </w:r>
+      <w:r>
+        <w:rPr>
+          <w:rStyle w:val="NormalTok"/>
+        </w:rPr>
+        <w:t xml:space="preserve">{v</w:t>
+      </w:r>
+      <w:r>
+        <w:rPr>
+          <w:rStyle w:val="OperatorTok"/>
+        </w:rPr>
+        <w:t xml:space="preserve">.</w:t>
+      </w:r>
+      <w:r>
+        <w:rPr>
+          <w:rStyle w:val="FunctionTok"/>
+        </w:rPr>
+        <w:t xml:space="preserve">removeEventListener</w:t>
+      </w:r>
+      <w:r>
+        <w:rPr>
+          <w:rStyle w:val="NormalTok"/>
+        </w:rPr>
+        <w:t xml:space="preserve">(</w:t>
+      </w:r>
+      <w:r>
+        <w:rPr>
+          <w:rStyle w:val="StringTok"/>
+        </w:rPr>
+        <w:t xml:space="preserve">'seeked'</w:t>
+      </w:r>
+      <w:r>
+        <w:rPr>
+          <w:rStyle w:val="OperatorTok"/>
+        </w:rPr>
+        <w:t xml:space="preserve">,</w:t>
+      </w:r>
+      <w:r>
+        <w:rPr>
+          <w:rStyle w:val="NormalTok"/>
+        </w:rPr>
+        <w:t xml:space="preserve">h)</w:t>
+      </w:r>
+      <w:r>
+        <w:rPr>
+          <w:rStyle w:val="OperatorTok"/>
+        </w:rPr>
+        <w:t xml:space="preserve">;</w:t>
+      </w:r>
+      <w:r>
+        <w:rPr>
+          <w:rStyle w:val="FunctionTok"/>
+        </w:rPr>
+        <w:t xml:space="preserve">r</w:t>
+      </w:r>
+      <w:r>
+        <w:rPr>
+          <w:rStyle w:val="NormalTok"/>
+        </w:rPr>
+        <w:t xml:space="preserve">()}</w:t>
+      </w:r>
+      <w:r>
+        <w:rPr>
+          <w:rStyle w:val="OperatorTok"/>
+        </w:rPr>
+        <w:t xml:space="preserve">;</w:t>
+      </w:r>
+      <w:r>
+        <w:rPr>
+          <w:rStyle w:val="NormalTok"/>
+        </w:rPr>
+        <w:t xml:space="preserve"> v</w:t>
+      </w:r>
+      <w:r>
+        <w:rPr>
+          <w:rStyle w:val="OperatorTok"/>
+        </w:rPr>
+        <w:t xml:space="preserve">.</w:t>
+      </w:r>
+      <w:r>
+        <w:rPr>
+          <w:rStyle w:val="FunctionTok"/>
+        </w:rPr>
+        <w:t xml:space="preserve">addEventListener</w:t>
+      </w:r>
+      <w:r>
+        <w:rPr>
+          <w:rStyle w:val="NormalTok"/>
+        </w:rPr>
+        <w:t xml:space="preserve">(</w:t>
+      </w:r>
+      <w:r>
+        <w:rPr>
+          <w:rStyle w:val="StringTok"/>
+        </w:rPr>
+        <w:t xml:space="preserve">'seeked'</w:t>
+      </w:r>
+      <w:r>
+        <w:rPr>
+          <w:rStyle w:val="OperatorTok"/>
+        </w:rPr>
+        <w:t xml:space="preserve">,</w:t>
+      </w:r>
+      <w:r>
+        <w:rPr>
+          <w:rStyle w:val="NormalTok"/>
+        </w:rPr>
+        <w:t xml:space="preserve">h)</w:t>
+      </w:r>
+      <w:r>
+        <w:rPr>
+          <w:rStyle w:val="OperatorTok"/>
+        </w:rPr>
+        <w:t xml:space="preserve">;</w:t>
+      </w:r>
+      <w:r>
+        <w:rPr>
+          <w:rStyle w:val="NormalTok"/>
+        </w:rPr>
+        <w:t xml:space="preserve"> v</w:t>
+      </w:r>
+      <w:r>
+        <w:rPr>
+          <w:rStyle w:val="OperatorTok"/>
+        </w:rPr>
+        <w:t xml:space="preserve">.</w:t>
+      </w:r>
+      <w:r>
+        <w:rPr>
+          <w:rStyle w:val="AttributeTok"/>
+        </w:rPr>
+        <w:t xml:space="preserve">currentTime</w:t>
+      </w:r>
+      <w:r>
+        <w:rPr>
+          <w:rStyle w:val="OperatorTok"/>
+        </w:rPr>
+        <w:t xml:space="preserve">=</w:t>
+      </w:r>
+      <w:r>
+        <w:rPr>
+          <w:rStyle w:val="NormalTok"/>
+        </w:rPr>
+        <w:t xml:space="preserve">t</w:t>
+      </w:r>
+      <w:r>
+        <w:rPr>
+          <w:rStyle w:val="OperatorTok"/>
+        </w:rPr>
+        <w:t xml:space="preserve">;</w:t>
+      </w:r>
+      <w:r>
+        <w:rPr>
+          <w:rStyle w:val="NormalTok"/>
+        </w:rPr>
+        <w:t xml:space="preserve"> </w:t>
+      </w:r>
+      <w:r>
+        <w:rPr>
+          <w:rStyle w:val="PreprocessorTok"/>
+        </w:rPr>
+        <w:t xml:space="preserve">setTimeout</w:t>
+      </w:r>
+      <w:r>
+        <w:rPr>
+          <w:rStyle w:val="NormalTok"/>
+        </w:rPr>
+        <w:t xml:space="preserve">(r</w:t>
+      </w:r>
+      <w:r>
+        <w:rPr>
+          <w:rStyle w:val="OperatorTok"/>
+        </w:rPr>
+        <w:t xml:space="preserve">,</w:t>
+      </w:r>
+      <w:r>
+        <w:rPr>
+          <w:rStyle w:val="DecValTok"/>
+        </w:rPr>
+        <w:t xml:space="preserve">800</w:t>
+      </w:r>
+      <w:r>
+        <w:rPr>
+          <w:rStyle w:val="NormalTok"/>
+        </w:rPr>
+        <w:t xml:space="preserve">)})</w:t>
+      </w:r>
+      <w:r>
+        <w:rPr>
+          <w:rStyle w:val="OperatorTok"/>
+        </w:rPr>
+        <w:t xml:space="preserve">;</w:t>
+      </w:r>
+      <w:r>
+        <w:br/>
+      </w:r>
+      <w:r>
+        <w:rPr>
+          <w:rStyle w:val="NormalTok"/>
+        </w:rPr>
+        <w:t xml:space="preserve">    x</w:t>
+      </w:r>
+      <w:r>
+        <w:rPr>
+          <w:rStyle w:val="OperatorTok"/>
+        </w:rPr>
+        <w:t xml:space="preserve">.</w:t>
+      </w:r>
+      <w:r>
+        <w:rPr>
+          <w:rStyle w:val="FunctionTok"/>
+        </w:rPr>
+        <w:t xml:space="preserve">drawImage</w:t>
+      </w:r>
+      <w:r>
+        <w:rPr>
+          <w:rStyle w:val="NormalTok"/>
+        </w:rPr>
+        <w:t xml:space="preserve">(v</w:t>
+      </w:r>
+      <w:r>
+        <w:rPr>
+          <w:rStyle w:val="OperatorTok"/>
+        </w:rPr>
+        <w:t xml:space="preserve">,</w:t>
+      </w:r>
+      <w:r>
+        <w:rPr>
+          <w:rStyle w:val="DecValTok"/>
+        </w:rPr>
+        <w:t xml:space="preserve">0</w:t>
+      </w:r>
+      <w:r>
+        <w:rPr>
+          <w:rStyle w:val="OperatorTok"/>
+        </w:rPr>
+        <w:t xml:space="preserve">,</w:t>
+      </w:r>
+      <w:r>
+        <w:rPr>
+          <w:rStyle w:val="DecValTok"/>
+        </w:rPr>
+        <w:t xml:space="preserve">0</w:t>
+      </w:r>
+      <w:r>
+        <w:rPr>
+          <w:rStyle w:val="OperatorTok"/>
+        </w:rPr>
+        <w:t xml:space="preserve">,</w:t>
+      </w:r>
+      <w:r>
+        <w:rPr>
+          <w:rStyle w:val="DecValTok"/>
+        </w:rPr>
+        <w:t xml:space="preserve">48</w:t>
+      </w:r>
+      <w:r>
+        <w:rPr>
+          <w:rStyle w:val="OperatorTok"/>
+        </w:rPr>
+        <w:t xml:space="preserve">,</w:t>
+      </w:r>
+      <w:r>
+        <w:rPr>
+          <w:rStyle w:val="DecValTok"/>
+        </w:rPr>
+        <w:t xml:space="preserve">27</w:t>
+      </w:r>
+      <w:r>
+        <w:rPr>
+          <w:rStyle w:val="NormalTok"/>
+        </w:rPr>
+        <w:t xml:space="preserve">)</w:t>
+      </w:r>
+      <w:r>
+        <w:rPr>
+          <w:rStyle w:val="OperatorTok"/>
+        </w:rPr>
+        <w:t xml:space="preserve">;</w:t>
+      </w:r>
+      <w:r>
+        <w:rPr>
+          <w:rStyle w:val="NormalTok"/>
+        </w:rPr>
+        <w:t xml:space="preserve"> </w:t>
+      </w:r>
+      <w:r>
+        <w:rPr>
+          <w:rStyle w:val="KeywordTok"/>
+        </w:rPr>
+        <w:t xml:space="preserve">const</w:t>
+      </w:r>
+      <w:r>
+        <w:rPr>
+          <w:rStyle w:val="NormalTok"/>
+        </w:rPr>
+        <w:t xml:space="preserve"> d</w:t>
+      </w:r>
+      <w:r>
+        <w:rPr>
+          <w:rStyle w:val="OperatorTok"/>
+        </w:rPr>
+        <w:t xml:space="preserve">=</w:t>
+      </w:r>
+      <w:r>
+        <w:rPr>
+          <w:rStyle w:val="NormalTok"/>
+        </w:rPr>
+        <w:t xml:space="preserve">x</w:t>
+      </w:r>
+      <w:r>
+        <w:rPr>
+          <w:rStyle w:val="OperatorTok"/>
+        </w:rPr>
+        <w:t xml:space="preserve">.</w:t>
+      </w:r>
+      <w:r>
+        <w:rPr>
+          <w:rStyle w:val="FunctionTok"/>
+        </w:rPr>
+        <w:t xml:space="preserve">getImageData</w:t>
+      </w:r>
+      <w:r>
+        <w:rPr>
+          <w:rStyle w:val="NormalTok"/>
+        </w:rPr>
+        <w:t xml:space="preserve">(</w:t>
+      </w:r>
+      <w:r>
+        <w:rPr>
+          <w:rStyle w:val="DecValTok"/>
+        </w:rPr>
+        <w:t xml:space="preserve">0</w:t>
+      </w:r>
+      <w:r>
+        <w:rPr>
+          <w:rStyle w:val="OperatorTok"/>
+        </w:rPr>
+        <w:t xml:space="preserve">,</w:t>
+      </w:r>
+      <w:r>
+        <w:rPr>
+          <w:rStyle w:val="DecValTok"/>
+        </w:rPr>
+        <w:t xml:space="preserve">0</w:t>
+      </w:r>
+      <w:r>
+        <w:rPr>
+          <w:rStyle w:val="OperatorTok"/>
+        </w:rPr>
+        <w:t xml:space="preserve">,</w:t>
+      </w:r>
+      <w:r>
+        <w:rPr>
+          <w:rStyle w:val="DecValTok"/>
+        </w:rPr>
+        <w:t xml:space="preserve">48</w:t>
+      </w:r>
+      <w:r>
+        <w:rPr>
+          <w:rStyle w:val="OperatorTok"/>
+        </w:rPr>
+        <w:t xml:space="preserve">,</w:t>
+      </w:r>
+      <w:r>
+        <w:rPr>
+          <w:rStyle w:val="DecValTok"/>
+        </w:rPr>
+        <w:t xml:space="preserve">27</w:t>
+      </w:r>
+      <w:r>
+        <w:rPr>
+          <w:rStyle w:val="NormalTok"/>
+        </w:rPr>
+        <w:t xml:space="preserve">)</w:t>
+      </w:r>
+      <w:r>
+        <w:rPr>
+          <w:rStyle w:val="OperatorTok"/>
+        </w:rPr>
+        <w:t xml:space="preserve">.</w:t>
+      </w:r>
+      <w:r>
+        <w:rPr>
+          <w:rStyle w:val="AttributeTok"/>
+        </w:rPr>
+        <w:t xml:space="preserve">data</w:t>
+      </w:r>
+      <w:r>
+        <w:rPr>
+          <w:rStyle w:val="OperatorTok"/>
+        </w:rPr>
+        <w:t xml:space="preserve">;</w:t>
+      </w:r>
+      <w:r>
+        <w:rPr>
+          <w:rStyle w:val="NormalTok"/>
+        </w:rPr>
+        <w:t xml:space="preserve"> </w:t>
+      </w:r>
+      <w:r>
+        <w:rPr>
+          <w:rStyle w:val="KeywordTok"/>
+        </w:rPr>
+        <w:t xml:space="preserve">const</w:t>
+      </w:r>
+      <w:r>
+        <w:rPr>
+          <w:rStyle w:val="NormalTok"/>
+        </w:rPr>
+        <w:t xml:space="preserve"> g</w:t>
+      </w:r>
+      <w:r>
+        <w:rPr>
+          <w:rStyle w:val="OperatorTok"/>
+        </w:rPr>
+        <w:t xml:space="preserve">=</w:t>
+      </w:r>
+      <w:r>
+        <w:rPr>
+          <w:rStyle w:val="KeywordTok"/>
+        </w:rPr>
+        <w:t xml:space="preserve">new</w:t>
+      </w:r>
+      <w:r>
+        <w:rPr>
+          <w:rStyle w:val="NormalTok"/>
+        </w:rPr>
+        <w:t xml:space="preserve"> </w:t>
+      </w:r>
+      <w:r>
+        <w:rPr>
+          <w:rStyle w:val="BuiltInTok"/>
+        </w:rPr>
+        <w:t xml:space="preserve">Float32Array</w:t>
+      </w:r>
+      <w:r>
+        <w:rPr>
+          <w:rStyle w:val="NormalTok"/>
+        </w:rPr>
+        <w:t xml:space="preserve">(</w:t>
+      </w:r>
+      <w:r>
+        <w:rPr>
+          <w:rStyle w:val="DecValTok"/>
+        </w:rPr>
+        <w:t xml:space="preserve">48</w:t>
+      </w:r>
+      <w:r>
+        <w:rPr>
+          <w:rStyle w:val="OperatorTok"/>
+        </w:rPr>
+        <w:t xml:space="preserve">*</w:t>
+      </w:r>
+      <w:r>
+        <w:rPr>
+          <w:rStyle w:val="DecValTok"/>
+        </w:rPr>
+        <w:t xml:space="preserve">27</w:t>
+      </w:r>
+      <w:r>
+        <w:rPr>
+          <w:rStyle w:val="NormalTok"/>
+        </w:rPr>
+        <w:t xml:space="preserve">)</w:t>
+      </w:r>
+      <w:r>
+        <w:rPr>
+          <w:rStyle w:val="OperatorTok"/>
+        </w:rPr>
+        <w:t xml:space="preserve">;</w:t>
+      </w:r>
+      <w:r>
+        <w:br/>
+      </w:r>
+      <w:r>
+        <w:rPr>
+          <w:rStyle w:val="NormalTok"/>
+        </w:rPr>
+        <w:t xml:space="preserve">    </w:t>
+      </w:r>
+      <w:r>
+        <w:rPr>
+          <w:rStyle w:val="ControlFlowTok"/>
+        </w:rPr>
+        <w:t xml:space="preserve">for</w:t>
+      </w:r>
+      <w:r>
+        <w:rPr>
+          <w:rStyle w:val="NormalTok"/>
+        </w:rPr>
+        <w:t xml:space="preserve">(</w:t>
+      </w:r>
+      <w:r>
+        <w:rPr>
+          <w:rStyle w:val="KeywordTok"/>
+        </w:rPr>
+        <w:t xml:space="preserve">let</w:t>
+      </w:r>
+      <w:r>
+        <w:rPr>
+          <w:rStyle w:val="NormalTok"/>
+        </w:rPr>
+        <w:t xml:space="preserve"> i</w:t>
+      </w:r>
+      <w:r>
+        <w:rPr>
+          <w:rStyle w:val="OperatorTok"/>
+        </w:rPr>
+        <w:t xml:space="preserve">=</w:t>
+      </w:r>
+      <w:r>
+        <w:rPr>
+          <w:rStyle w:val="DecValTok"/>
+        </w:rPr>
+        <w:t xml:space="preserve">0</w:t>
+      </w:r>
+      <w:r>
+        <w:rPr>
+          <w:rStyle w:val="OperatorTok"/>
+        </w:rPr>
+        <w:t xml:space="preserve">;</w:t>
+      </w:r>
+      <w:r>
+        <w:rPr>
+          <w:rStyle w:val="NormalTok"/>
+        </w:rPr>
+        <w:t xml:space="preserve">i</w:t>
+      </w:r>
+      <w:r>
+        <w:rPr>
+          <w:rStyle w:val="OperatorTok"/>
+        </w:rPr>
+        <w:t xml:space="preserve">&lt;</w:t>
+      </w:r>
+      <w:r>
+        <w:rPr>
+          <w:rStyle w:val="NormalTok"/>
+        </w:rPr>
+        <w:t xml:space="preserve">g</w:t>
+      </w:r>
+      <w:r>
+        <w:rPr>
+          <w:rStyle w:val="OperatorTok"/>
+        </w:rPr>
+        <w:t xml:space="preserve">.</w:t>
+      </w:r>
+      <w:r>
+        <w:rPr>
+          <w:rStyle w:val="AttributeTok"/>
+        </w:rPr>
+        <w:t xml:space="preserve">length</w:t>
+      </w:r>
+      <w:r>
+        <w:rPr>
+          <w:rStyle w:val="OperatorTok"/>
+        </w:rPr>
+        <w:t xml:space="preserve">;</w:t>
+      </w:r>
+      <w:r>
+        <w:rPr>
+          <w:rStyle w:val="NormalTok"/>
+        </w:rPr>
+        <w:t xml:space="preserve">i</w:t>
+      </w:r>
+      <w:r>
+        <w:rPr>
+          <w:rStyle w:val="OperatorTok"/>
+        </w:rPr>
+        <w:t xml:space="preserve">++</w:t>
+      </w:r>
+      <w:r>
+        <w:rPr>
+          <w:rStyle w:val="NormalTok"/>
+        </w:rPr>
+        <w:t xml:space="preserve">) g[i]</w:t>
+      </w:r>
+      <w:r>
+        <w:rPr>
+          <w:rStyle w:val="OperatorTok"/>
+        </w:rPr>
+        <w:t xml:space="preserve">=</w:t>
+      </w:r>
+      <w:r>
+        <w:rPr>
+          <w:rStyle w:val="NormalTok"/>
+        </w:rPr>
+        <w:t xml:space="preserve">(d[i</w:t>
+      </w:r>
+      <w:r>
+        <w:rPr>
+          <w:rStyle w:val="OperatorTok"/>
+        </w:rPr>
+        <w:t xml:space="preserve">*</w:t>
+      </w:r>
+      <w:r>
+        <w:rPr>
+          <w:rStyle w:val="DecValTok"/>
+        </w:rPr>
+        <w:t xml:space="preserve">4</w:t>
+      </w:r>
+      <w:r>
+        <w:rPr>
+          <w:rStyle w:val="NormalTok"/>
+        </w:rPr>
+        <w:t xml:space="preserve">]</w:t>
+      </w:r>
+      <w:r>
+        <w:rPr>
+          <w:rStyle w:val="OperatorTok"/>
+        </w:rPr>
+        <w:t xml:space="preserve">+</w:t>
+      </w:r>
+      <w:r>
+        <w:rPr>
+          <w:rStyle w:val="NormalTok"/>
+        </w:rPr>
+        <w:t xml:space="preserve">d[i</w:t>
+      </w:r>
+      <w:r>
+        <w:rPr>
+          <w:rStyle w:val="OperatorTok"/>
+        </w:rPr>
+        <w:t xml:space="preserve">*</w:t>
+      </w:r>
+      <w:r>
+        <w:rPr>
+          <w:rStyle w:val="DecValTok"/>
+        </w:rPr>
+        <w:t xml:space="preserve">4</w:t>
+      </w:r>
+      <w:r>
+        <w:rPr>
+          <w:rStyle w:val="OperatorTok"/>
+        </w:rPr>
+        <w:t xml:space="preserve">+</w:t>
+      </w:r>
+      <w:r>
+        <w:rPr>
+          <w:rStyle w:val="DecValTok"/>
+        </w:rPr>
+        <w:t xml:space="preserve">1</w:t>
+      </w:r>
+      <w:r>
+        <w:rPr>
+          <w:rStyle w:val="NormalTok"/>
+        </w:rPr>
+        <w:t xml:space="preserve">]</w:t>
+      </w:r>
+      <w:r>
+        <w:rPr>
+          <w:rStyle w:val="OperatorTok"/>
+        </w:rPr>
+        <w:t xml:space="preserve">+</w:t>
+      </w:r>
+      <w:r>
+        <w:rPr>
+          <w:rStyle w:val="NormalTok"/>
+        </w:rPr>
+        <w:t xml:space="preserve">d[i</w:t>
+      </w:r>
+      <w:r>
+        <w:rPr>
+          <w:rStyle w:val="OperatorTok"/>
+        </w:rPr>
+        <w:t xml:space="preserve">*</w:t>
+      </w:r>
+      <w:r>
+        <w:rPr>
+          <w:rStyle w:val="DecValTok"/>
+        </w:rPr>
+        <w:t xml:space="preserve">4</w:t>
+      </w:r>
+      <w:r>
+        <w:rPr>
+          <w:rStyle w:val="OperatorTok"/>
+        </w:rPr>
+        <w:t xml:space="preserve">+</w:t>
+      </w:r>
+      <w:r>
+        <w:rPr>
+          <w:rStyle w:val="DecValTok"/>
+        </w:rPr>
+        <w:t xml:space="preserve">2</w:t>
+      </w:r>
+      <w:r>
+        <w:rPr>
+          <w:rStyle w:val="NormalTok"/>
+        </w:rPr>
+        <w:t xml:space="preserve">])</w:t>
+      </w:r>
+      <w:r>
+        <w:rPr>
+          <w:rStyle w:val="OperatorTok"/>
+        </w:rPr>
+        <w:t xml:space="preserve">/</w:t>
+      </w:r>
+      <w:r>
+        <w:rPr>
+          <w:rStyle w:val="DecValTok"/>
+        </w:rPr>
+        <w:t xml:space="preserve">3</w:t>
+      </w:r>
+      <w:r>
+        <w:rPr>
+          <w:rStyle w:val="OperatorTok"/>
+        </w:rPr>
+        <w:t xml:space="preserve">;</w:t>
+      </w:r>
+      <w:r>
+        <w:br/>
+      </w:r>
+      <w:r>
+        <w:rPr>
+          <w:rStyle w:val="NormalTok"/>
+        </w:rPr>
+        <w:t xml:space="preserve">    </w:t>
+      </w:r>
+      <w:r>
+        <w:rPr>
+          <w:rStyle w:val="ControlFlowTok"/>
+        </w:rPr>
+        <w:t xml:space="preserve">if</w:t>
+      </w:r>
+      <w:r>
+        <w:rPr>
+          <w:rStyle w:val="NormalTok"/>
+        </w:rPr>
+        <w:t xml:space="preserve">(prev){</w:t>
+      </w:r>
+      <w:r>
+        <w:rPr>
+          <w:rStyle w:val="KeywordTok"/>
+        </w:rPr>
+        <w:t xml:space="preserve">let</w:t>
+      </w:r>
+      <w:r>
+        <w:rPr>
+          <w:rStyle w:val="NormalTok"/>
+        </w:rPr>
+        <w:t xml:space="preserve"> s</w:t>
+      </w:r>
+      <w:r>
+        <w:rPr>
+          <w:rStyle w:val="OperatorTok"/>
+        </w:rPr>
+        <w:t xml:space="preserve">=</w:t>
+      </w:r>
+      <w:r>
+        <w:rPr>
+          <w:rStyle w:val="DecValTok"/>
+        </w:rPr>
+        <w:t xml:space="preserve">0</w:t>
+      </w:r>
+      <w:r>
+        <w:rPr>
+          <w:rStyle w:val="OperatorTok"/>
+        </w:rPr>
+        <w:t xml:space="preserve">;</w:t>
+      </w:r>
+      <w:r>
+        <w:rPr>
+          <w:rStyle w:val="NormalTok"/>
+        </w:rPr>
+        <w:t xml:space="preserve"> </w:t>
+      </w:r>
+      <w:r>
+        <w:rPr>
+          <w:rStyle w:val="ControlFlowTok"/>
+        </w:rPr>
+        <w:t xml:space="preserve">for</w:t>
+      </w:r>
+      <w:r>
+        <w:rPr>
+          <w:rStyle w:val="NormalTok"/>
+        </w:rPr>
+        <w:t xml:space="preserve">(</w:t>
+      </w:r>
+      <w:r>
+        <w:rPr>
+          <w:rStyle w:val="KeywordTok"/>
+        </w:rPr>
+        <w:t xml:space="preserve">let</w:t>
+      </w:r>
+      <w:r>
+        <w:rPr>
+          <w:rStyle w:val="NormalTok"/>
+        </w:rPr>
+        <w:t xml:space="preserve"> i</w:t>
+      </w:r>
+      <w:r>
+        <w:rPr>
+          <w:rStyle w:val="OperatorTok"/>
+        </w:rPr>
+        <w:t xml:space="preserve">=</w:t>
+      </w:r>
+      <w:r>
+        <w:rPr>
+          <w:rStyle w:val="DecValTok"/>
+        </w:rPr>
+        <w:t xml:space="preserve">0</w:t>
+      </w:r>
+      <w:r>
+        <w:rPr>
+          <w:rStyle w:val="OperatorTok"/>
+        </w:rPr>
+        <w:t xml:space="preserve">;</w:t>
+      </w:r>
+      <w:r>
+        <w:rPr>
+          <w:rStyle w:val="NormalTok"/>
+        </w:rPr>
+        <w:t xml:space="preserve">i</w:t>
+      </w:r>
+      <w:r>
+        <w:rPr>
+          <w:rStyle w:val="OperatorTok"/>
+        </w:rPr>
+        <w:t xml:space="preserve">&lt;</w:t>
+      </w:r>
+      <w:r>
+        <w:rPr>
+          <w:rStyle w:val="NormalTok"/>
+        </w:rPr>
+        <w:t xml:space="preserve">g</w:t>
+      </w:r>
+      <w:r>
+        <w:rPr>
+          <w:rStyle w:val="OperatorTok"/>
+        </w:rPr>
+        <w:t xml:space="preserve">.</w:t>
+      </w:r>
+      <w:r>
+        <w:rPr>
+          <w:rStyle w:val="AttributeTok"/>
+        </w:rPr>
+        <w:t xml:space="preserve">length</w:t>
+      </w:r>
+      <w:r>
+        <w:rPr>
+          <w:rStyle w:val="OperatorTok"/>
+        </w:rPr>
+        <w:t xml:space="preserve">;</w:t>
+      </w:r>
+      <w:r>
+        <w:rPr>
+          <w:rStyle w:val="NormalTok"/>
+        </w:rPr>
+        <w:t xml:space="preserve">i</w:t>
+      </w:r>
+      <w:r>
+        <w:rPr>
+          <w:rStyle w:val="OperatorTok"/>
+        </w:rPr>
+        <w:t xml:space="preserve">++</w:t>
+      </w:r>
+      <w:r>
+        <w:rPr>
+          <w:rStyle w:val="NormalTok"/>
+        </w:rPr>
+        <w:t xml:space="preserve">) s</w:t>
+      </w:r>
+      <w:r>
+        <w:rPr>
+          <w:rStyle w:val="OperatorTok"/>
+        </w:rPr>
+        <w:t xml:space="preserve">+=</w:t>
+      </w:r>
+      <w:r>
+        <w:rPr>
+          <w:rStyle w:val="BuiltInTok"/>
+        </w:rPr>
+        <w:t xml:space="preserve">Math</w:t>
+      </w:r>
+      <w:r>
+        <w:rPr>
+          <w:rStyle w:val="OperatorTok"/>
+        </w:rPr>
+        <w:t xml:space="preserve">.</w:t>
+      </w:r>
+      <w:r>
+        <w:rPr>
+          <w:rStyle w:val="FunctionTok"/>
+        </w:rPr>
+        <w:t xml:space="preserve">abs</w:t>
+      </w:r>
+      <w:r>
+        <w:rPr>
+          <w:rStyle w:val="NormalTok"/>
+        </w:rPr>
+        <w:t xml:space="preserve">(g[i]</w:t>
+      </w:r>
+      <w:r>
+        <w:rPr>
+          <w:rStyle w:val="OperatorTok"/>
+        </w:rPr>
+        <w:t xml:space="preserve">-</w:t>
+      </w:r>
+      <w:r>
+        <w:rPr>
+          <w:rStyle w:val="NormalTok"/>
+        </w:rPr>
+        <w:t xml:space="preserve">prev[i])</w:t>
+      </w:r>
+      <w:r>
+        <w:rPr>
+          <w:rStyle w:val="OperatorTok"/>
+        </w:rPr>
+        <w:t xml:space="preserve">;</w:t>
+      </w:r>
+      <w:r>
+        <w:rPr>
+          <w:rStyle w:val="NormalTok"/>
+        </w:rPr>
+        <w:t xml:space="preserve"> </w:t>
+      </w:r>
+      <w:r>
+        <w:rPr>
+          <w:rStyle w:val="BuiltInTok"/>
+        </w:rPr>
+        <w:t xml:space="preserve">window</w:t>
+      </w:r>
+      <w:r>
+        <w:rPr>
+          <w:rStyle w:val="OperatorTok"/>
+        </w:rPr>
+        <w:t xml:space="preserve">.</w:t>
+      </w:r>
+      <w:r>
+        <w:rPr>
+          <w:rStyle w:val="AttributeTok"/>
+        </w:rPr>
+        <w:t xml:space="preserve">__diffs</w:t>
+      </w:r>
+      <w:r>
+        <w:rPr>
+          <w:rStyle w:val="OperatorTok"/>
+        </w:rPr>
+        <w:t xml:space="preserve">.</w:t>
+      </w:r>
+      <w:r>
+        <w:rPr>
+          <w:rStyle w:val="FunctionTok"/>
+        </w:rPr>
+        <w:t xml:space="preserve">push</w:t>
+      </w:r>
+      <w:r>
+        <w:rPr>
+          <w:rStyle w:val="NormalTok"/>
+        </w:rPr>
+        <w:t xml:space="preserve">([</w:t>
+      </w:r>
+      <w:r>
+        <w:rPr>
+          <w:rStyle w:val="OperatorTok"/>
+        </w:rPr>
+        <w:t xml:space="preserve">+</w:t>
+      </w:r>
+      <w:r>
+        <w:rPr>
+          <w:rStyle w:val="NormalTok"/>
+        </w:rPr>
+        <w:t xml:space="preserve">t</w:t>
+      </w:r>
+      <w:r>
+        <w:rPr>
+          <w:rStyle w:val="OperatorTok"/>
+        </w:rPr>
+        <w:t xml:space="preserve">.</w:t>
+      </w:r>
+      <w:r>
+        <w:rPr>
+          <w:rStyle w:val="FunctionTok"/>
+        </w:rPr>
+        <w:t xml:space="preserve">toFixed</w:t>
+      </w:r>
+      <w:r>
+        <w:rPr>
+          <w:rStyle w:val="NormalTok"/>
+        </w:rPr>
+        <w:t xml:space="preserve">(</w:t>
+      </w:r>
+      <w:r>
+        <w:rPr>
+          <w:rStyle w:val="DecValTok"/>
+        </w:rPr>
+        <w:t xml:space="preserve">2</w:t>
+      </w:r>
+      <w:r>
+        <w:rPr>
+          <w:rStyle w:val="NormalTok"/>
+        </w:rPr>
+        <w:t xml:space="preserve">)</w:t>
+      </w:r>
+      <w:r>
+        <w:rPr>
+          <w:rStyle w:val="OperatorTok"/>
+        </w:rPr>
+        <w:t xml:space="preserve">,</w:t>
+      </w:r>
+      <w:r>
+        <w:rPr>
+          <w:rStyle w:val="NormalTok"/>
+        </w:rPr>
+        <w:t xml:space="preserve"> </w:t>
+      </w:r>
+      <w:r>
+        <w:rPr>
+          <w:rStyle w:val="OperatorTok"/>
+        </w:rPr>
+        <w:t xml:space="preserve">+</w:t>
+      </w:r>
+      <w:r>
+        <w:rPr>
+          <w:rStyle w:val="NormalTok"/>
+        </w:rPr>
+        <w:t xml:space="preserve">(s</w:t>
+      </w:r>
+      <w:r>
+        <w:rPr>
+          <w:rStyle w:val="OperatorTok"/>
+        </w:rPr>
+        <w:t xml:space="preserve">/</w:t>
+      </w:r>
+      <w:r>
+        <w:rPr>
+          <w:rStyle w:val="NormalTok"/>
+        </w:rPr>
+        <w:t xml:space="preserve">g</w:t>
+      </w:r>
+      <w:r>
+        <w:rPr>
+          <w:rStyle w:val="OperatorTok"/>
+        </w:rPr>
+        <w:t xml:space="preserve">.</w:t>
+      </w:r>
+      <w:r>
+        <w:rPr>
+          <w:rStyle w:val="AttributeTok"/>
+        </w:rPr>
+        <w:t xml:space="preserve">length</w:t>
+      </w:r>
+      <w:r>
+        <w:rPr>
+          <w:rStyle w:val="NormalTok"/>
+        </w:rPr>
+        <w:t xml:space="preserve">)</w:t>
+      </w:r>
+      <w:r>
+        <w:rPr>
+          <w:rStyle w:val="OperatorTok"/>
+        </w:rPr>
+        <w:t xml:space="preserve">.</w:t>
+      </w:r>
+      <w:r>
+        <w:rPr>
+          <w:rStyle w:val="FunctionTok"/>
+        </w:rPr>
+        <w:t xml:space="preserve">toFixed</w:t>
+      </w:r>
+      <w:r>
+        <w:rPr>
+          <w:rStyle w:val="NormalTok"/>
+        </w:rPr>
+        <w:t xml:space="preserve">(</w:t>
+      </w:r>
+      <w:r>
+        <w:rPr>
+          <w:rStyle w:val="DecValTok"/>
+        </w:rPr>
+        <w:t xml:space="preserve">1</w:t>
+      </w:r>
+      <w:r>
+        <w:rPr>
+          <w:rStyle w:val="NormalTok"/>
+        </w:rPr>
+        <w:t xml:space="preserve">)])</w:t>
+      </w:r>
+      <w:r>
+        <w:rPr>
+          <w:rStyle w:val="OperatorTok"/>
+        </w:rPr>
+        <w:t xml:space="preserve">;</w:t>
+      </w:r>
+      <w:r>
+        <w:rPr>
+          <w:rStyle w:val="NormalTok"/>
+        </w:rPr>
+        <w:t xml:space="preserve">}</w:t>
+      </w:r>
+      <w:r>
+        <w:br/>
+      </w:r>
+      <w:r>
+        <w:rPr>
+          <w:rStyle w:val="NormalTok"/>
+        </w:rPr>
+        <w:t xml:space="preserve">    prev</w:t>
+      </w:r>
+      <w:r>
+        <w:rPr>
+          <w:rStyle w:val="OperatorTok"/>
+        </w:rPr>
+        <w:t xml:space="preserve">=</w:t>
+      </w:r>
+      <w:r>
+        <w:rPr>
+          <w:rStyle w:val="NormalTok"/>
+        </w:rPr>
+        <w:t xml:space="preserve">g</w:t>
+      </w:r>
+      <w:r>
+        <w:rPr>
+          <w:rStyle w:val="OperatorTok"/>
+        </w:rPr>
+        <w:t xml:space="preserve">;</w:t>
+      </w:r>
+      <w:r>
+        <w:br/>
+      </w:r>
+      <w:r>
+        <w:rPr>
+          <w:rStyle w:val="NormalTok"/>
+        </w:rPr>
+        <w:t xml:space="preserve">  }</w:t>
+      </w:r>
+      <w:r>
+        <w:br/>
+      </w:r>
+      <w:r>
+        <w:rPr>
+          <w:rStyle w:val="NormalTok"/>
+        </w:rPr>
+        <w:t xml:space="preserve">  </w:t>
+      </w:r>
+      <w:r>
+        <w:rPr>
+          <w:rStyle w:val="BuiltInTok"/>
+        </w:rPr>
+        <w:t xml:space="preserve">window</w:t>
+      </w:r>
+      <w:r>
+        <w:rPr>
+          <w:rStyle w:val="OperatorTok"/>
+        </w:rPr>
+        <w:t xml:space="preserve">.</w:t>
+      </w:r>
+      <w:r>
+        <w:rPr>
+          <w:rStyle w:val="AttributeTok"/>
+        </w:rPr>
+        <w:t xml:space="preserve">__prev</w:t>
+      </w:r>
+      <w:r>
+        <w:rPr>
+          <w:rStyle w:val="OperatorTok"/>
+        </w:rPr>
+        <w:t xml:space="preserve">=</w:t>
+      </w:r>
+      <w:r>
+        <w:rPr>
+          <w:rStyle w:val="NormalTok"/>
+        </w:rPr>
+        <w:t xml:space="preserve">prev</w:t>
+      </w:r>
+      <w:r>
+        <w:rPr>
+          <w:rStyle w:val="OperatorTok"/>
+        </w:rPr>
+        <w:t xml:space="preserve">;</w:t>
+      </w:r>
+      <w:r>
+        <w:rPr>
+          <w:rStyle w:val="NormalTok"/>
+        </w:rPr>
+        <w:t xml:space="preserve"> </w:t>
+      </w:r>
+      <w:r>
+        <w:rPr>
+          <w:rStyle w:val="ControlFlowTok"/>
+        </w:rPr>
+        <w:t xml:space="preserve">return</w:t>
+      </w:r>
+      <w:r>
+        <w:rPr>
+          <w:rStyle w:val="NormalTok"/>
+        </w:rPr>
+        <w:t xml:space="preserve"> </w:t>
+      </w:r>
+      <w:r>
+        <w:rPr>
+          <w:rStyle w:val="BuiltInTok"/>
+        </w:rPr>
+        <w:t xml:space="preserve">window</w:t>
+      </w:r>
+      <w:r>
+        <w:rPr>
+          <w:rStyle w:val="OperatorTok"/>
+        </w:rPr>
+        <w:t xml:space="preserve">.</w:t>
+      </w:r>
+      <w:r>
+        <w:rPr>
+          <w:rStyle w:val="AttributeTok"/>
+        </w:rPr>
+        <w:t xml:space="preserve">__diffs</w:t>
+      </w:r>
+      <w:r>
+        <w:rPr>
+          <w:rStyle w:val="OperatorTok"/>
+        </w:rPr>
+        <w:t xml:space="preserve">.</w:t>
+      </w:r>
+      <w:r>
+        <w:rPr>
+          <w:rStyle w:val="AttributeTok"/>
+        </w:rPr>
+        <w:t xml:space="preserve">length</w:t>
+      </w:r>
+      <w:r>
+        <w:rPr>
+          <w:rStyle w:val="OperatorTok"/>
+        </w:rPr>
+        <w:t xml:space="preserve">;</w:t>
+      </w:r>
+      <w:r>
+        <w:br/>
+      </w:r>
+      <w:r>
+        <w:rPr>
+          <w:rStyle w:val="NormalTok"/>
+        </w:rPr>
+        <w:t xml:space="preserve">}</w:t>
+      </w:r>
+      <w:r>
+        <w:rPr>
+          <w:rStyle w:val="OperatorTok"/>
+        </w:rPr>
+        <w:t xml:space="preserve">;</w:t>
+      </w:r>
+      <w:r>
+        <w:br/>
+      </w:r>
+      <w:r>
+        <w:rPr>
+          <w:rStyle w:val="CommentTok"/>
+        </w:rPr>
+        <w:t xml:space="preserve">// gọi: window.__diffs=[]; window.__prev=null; await __scan(0,20,0.2); await __scan(20,40,0.2); ...</w:t>
+      </w:r>
+      <w:r>
+        <w:br/>
+      </w:r>
+      <w:r>
+        <w:rPr>
+          <w:rStyle w:val="CommentTok"/>
+        </w:rPr>
+        <w:t xml:space="preserve">// điểm cắt: diff &gt; max(18, 4 × trung vị), bỏ các điểm liền kề</w:t>
       </w:r>
     </w:p>
     <w:p>
@@ -9700,7 +10024,19 @@
         </w:numPr>
       </w:pPr>
       <w:r>
-        <w:t xml:space="preserve">Heredoc bash chứa tiếng Việt / ký tự thoát dễ hỏng file → dùng Write/Edit tool hoặc script Python trong scratchpad.</w:t>
+        <w:t xml:space="preserve">Kết quả mẫu: Kenta’s Obsession 75,7s, ~42 điểm cắt (1,6 · 4 · 6,2 · 7,4 · 9,8 · 11,2 · 11,6 · 13,6 · 14,2 · 15,6 · 18,4 · 21,2 · 22,2 · 24 · 24,6 · 25,4 · 25,8 · 26,2 · 27,6 · 28,2 · 29,2 · 30,4 · 31 · 32,2 · 34,8 · 35,8 · 37,8 · 39,8 · 40,6 · 41,6 · 42,6 · 43,6 · 44,8 · 46,8 · 51,8 · 56 · 60,2 · 61,4 · 64 · 66 · 70,2 · 73,6s); phong cách anime, xen toàn–trung–cận–cận đặc tả–chèn hiệu ứng, logo cuối. Video nội bộ Kenta OB55 (ffmpeg</w:t>
+      </w:r>
+      <w:r>
+        <w:t xml:space="preserve"> </w:t>
+      </w:r>
+      <w:r>
+        <w:rPr>
+          <w:rStyle w:val="VerbatimChar"/>
+        </w:rPr>
+        <w:t xml:space="preserve">select='gt(scene,0.30)'</w:t>
+      </w:r>
+      <w:r>
+        <w:t xml:space="preserve">): 38,8s, ~12 shot, mở bằng nhân vật tạo dáng + tiêu đề, thân là gameplay góc thứ ba sau lưng + chữ chương, kết bằng câu kêu gọi.</w:t>
       </w:r>
     </w:p>
     <w:p>
@@ -9712,34 +10048,37 @@
         </w:numPr>
       </w:pPr>
       <w:r>
-        <w:t xml:space="preserve">Streamlit không tự nạp lại module</w:t>
-      </w:r>
-      <w:r>
-        <w:t xml:space="preserve"> </w:t>
-      </w:r>
-      <w:r>
-        <w:rPr>
-          <w:rStyle w:val="VerbatimChar"/>
-        </w:rPr>
-        <w:t xml:space="preserve">core/</w:t>
-      </w:r>
-      <w:r>
-        <w:t xml:space="preserve">,</w:t>
-      </w:r>
-      <w:r>
-        <w:t xml:space="preserve"> </w:t>
-      </w:r>
-      <w:r>
-        <w:rPr>
-          <w:rStyle w:val="VerbatimChar"/>
-        </w:rPr>
-        <w:t xml:space="preserve">dashboard/steps/</w:t>
-      </w:r>
-      <w:r>
-        <w:t xml:space="preserve"> </w:t>
-      </w:r>
-      <w:r>
-        <w:t xml:space="preserve">khi sửa → khởi động lại server để thử.</w:t>
+        <w:t xml:space="preserve">Xem khung hình: vẽ khung giữa mỗi shot vào một canvas lớn, gắn thành</w:t>
+      </w:r>
+      <w:r>
+        <w:t xml:space="preserve"> </w:t>
+      </w:r>
+      <w:r>
+        <w:rPr>
+          <w:rStyle w:val="VerbatimChar"/>
+        </w:rPr>
+        <w:t xml:space="preserve">&lt;img&gt;</w:t>
+      </w:r>
+      <w:r>
+        <w:t xml:space="preserve"> </w:t>
+      </w:r>
+      <w:r>
+        <w:t xml:space="preserve">phủ lên trang rồi chụp màn hình (kết quả</w:t>
+      </w:r>
+      <w:r>
+        <w:t xml:space="preserve"> </w:t>
+      </w:r>
+      <w:r>
+        <w:rPr>
+          <w:rStyle w:val="VerbatimChar"/>
+        </w:rPr>
+        <w:t xml:space="preserve">toDataURL</w:t>
+      </w:r>
+      <w:r>
+        <w:t xml:space="preserve"> </w:t>
+      </w:r>
+      <w:r>
+        <w:t xml:space="preserve">quá lớn để trả về trực tiếp; chia bảng thành từng phần nếu cần xem rõ).</w:t>
       </w:r>
     </w:p>
     <w:p>
@@ -9751,22 +10090,17 @@
         </w:numPr>
       </w:pPr>
       <w:r>
-        <w:t xml:space="preserve">Widget Streamlit có</w:t>
-      </w:r>
-      <w:r>
-        <w:t xml:space="preserve"> </w:t>
-      </w:r>
-      <w:r>
-        <w:rPr>
-          <w:rStyle w:val="VerbatimChar"/>
-        </w:rPr>
-        <w:t xml:space="preserve">key</w:t>
-      </w:r>
-      <w:r>
-        <w:t xml:space="preserve"> </w:t>
-      </w:r>
-      <w:r>
-        <w:t xml:space="preserve">giữ giá trị cũ khi dữ liệu đổi ở nơi khác → key phải gắn theo giá trị trong dữ liệu (đã sửa ở bảng trộn âm Bước 5) hoặc xóa state sau khi đổi.</w:t>
+        <w:t xml:space="preserve">Chỉ lưu dữ liệu chữ (mốc cắt, nhãn, thống kê) vào repo; không lưu hình của video.</w:t>
+      </w:r>
+    </w:p>
+    <w:bookmarkEnd w:id="31"/>
+    <w:bookmarkStart w:id="32" w:name="bài-học-kỹ-thuật-tránh-lặp-lỗi"/>
+    <w:p>
+      <w:pPr>
+        <w:pStyle w:val="Heading3"/>
+      </w:pPr>
+      <w:r>
+        <w:t xml:space="preserve">Bài học kỹ thuật (tránh lặp lỗi)</w:t>
       </w:r>
     </w:p>
     <w:p>
@@ -9774,53 +10108,11 @@
         <w:pStyle w:val="Compact"/>
         <w:numPr>
           <w:ilvl w:val="0"/>
-          <w:numId w:val="1020"/>
+          <w:numId w:val="1021"/>
         </w:numPr>
       </w:pPr>
       <w:r>
-        <w:t xml:space="preserve">Thanh bước là</w:t>
-      </w:r>
-      <w:r>
-        <w:t xml:space="preserve"> </w:t>
-      </w:r>
-      <w:r>
-        <w:rPr>
-          <w:rStyle w:val="VerbatimChar"/>
-        </w:rPr>
-        <w:t xml:space="preserve">st.radio</w:t>
-      </w:r>
-      <w:r>
-        <w:t xml:space="preserve"> </w:t>
-      </w:r>
-      <w:r>
-        <w:t xml:space="preserve">có nhãn động → phải gán lại</w:t>
-      </w:r>
-      <w:r>
-        <w:t xml:space="preserve"> </w:t>
-      </w:r>
-      <w:r>
-        <w:rPr>
-          <w:rStyle w:val="VerbatimChar"/>
-        </w:rPr>
-        <w:t xml:space="preserve">st.session_state["step"]</w:t>
-      </w:r>
-      <w:r>
-        <w:t xml:space="preserve"> </w:t>
-      </w:r>
-      <w:r>
-        <w:t xml:space="preserve">trước khi vẽ (đã sửa trong</w:t>
-      </w:r>
-      <w:r>
-        <w:t xml:space="preserve"> </w:t>
-      </w:r>
-      <w:r>
-        <w:rPr>
-          <w:rStyle w:val="VerbatimChar"/>
-        </w:rPr>
-        <w:t xml:space="preserve">dashboard/app.py</w:t>
-      </w:r>
-      <w:r>
-        <w:t xml:space="preserve">).</w:t>
+        <w:t xml:space="preserve">Heredoc bash chứa tiếng Việt / ký tự thoát dễ hỏng file → dùng Write/Edit tool hoặc script Python trong scratchpad.</w:t>
       </w:r>
     </w:p>
     <w:p>
@@ -9828,20 +10120,38 @@
         <w:pStyle w:val="Compact"/>
         <w:numPr>
           <w:ilvl w:val="0"/>
-          <w:numId w:val="1020"/>
+          <w:numId w:val="1021"/>
         </w:numPr>
       </w:pPr>
       <w:r>
-        <w:t xml:space="preserve">Callback nút (</w:t>
-      </w:r>
-      <w:r>
-        <w:rPr>
-          <w:rStyle w:val="VerbatimChar"/>
-        </w:rPr>
-        <w:t xml:space="preserve">on_click</w:t>
-      </w:r>
-      <w:r>
-        <w:t xml:space="preserve">) chạy ở luồng khác → mở kết nối SQLite mới trong callback.</w:t>
+        <w:t xml:space="preserve">Streamlit không tự nạp lại module</w:t>
+      </w:r>
+      <w:r>
+        <w:t xml:space="preserve"> </w:t>
+      </w:r>
+      <w:r>
+        <w:rPr>
+          <w:rStyle w:val="VerbatimChar"/>
+        </w:rPr>
+        <w:t xml:space="preserve">core/</w:t>
+      </w:r>
+      <w:r>
+        <w:t xml:space="preserve">,</w:t>
+      </w:r>
+      <w:r>
+        <w:t xml:space="preserve"> </w:t>
+      </w:r>
+      <w:r>
+        <w:rPr>
+          <w:rStyle w:val="VerbatimChar"/>
+        </w:rPr>
+        <w:t xml:space="preserve">dashboard/steps/</w:t>
+      </w:r>
+      <w:r>
+        <w:t xml:space="preserve"> </w:t>
+      </w:r>
+      <w:r>
+        <w:t xml:space="preserve">khi sửa → khởi động lại server để thử.</w:t>
       </w:r>
     </w:p>
     <w:p>
@@ -9849,10 +10159,112 @@
         <w:pStyle w:val="Compact"/>
         <w:numPr>
           <w:ilvl w:val="0"/>
-          <w:numId w:val="1020"/>
+          <w:numId w:val="1021"/>
         </w:numPr>
       </w:pPr>
       <w:r>
+        <w:t xml:space="preserve">Widget Streamlit có</w:t>
+      </w:r>
+      <w:r>
+        <w:t xml:space="preserve"> </w:t>
+      </w:r>
+      <w:r>
+        <w:rPr>
+          <w:rStyle w:val="VerbatimChar"/>
+        </w:rPr>
+        <w:t xml:space="preserve">key</w:t>
+      </w:r>
+      <w:r>
+        <w:t xml:space="preserve"> </w:t>
+      </w:r>
+      <w:r>
+        <w:t xml:space="preserve">giữ giá trị cũ khi dữ liệu đổi ở nơi khác → key phải gắn theo giá trị trong dữ liệu (đã sửa ở bảng trộn âm Bước 5) hoặc xóa state sau khi đổi.</w:t>
+      </w:r>
+    </w:p>
+    <w:p>
+      <w:pPr>
+        <w:pStyle w:val="Compact"/>
+        <w:numPr>
+          <w:ilvl w:val="0"/>
+          <w:numId w:val="1021"/>
+        </w:numPr>
+      </w:pPr>
+      <w:r>
+        <w:t xml:space="preserve">Thanh bước là</w:t>
+      </w:r>
+      <w:r>
+        <w:t xml:space="preserve"> </w:t>
+      </w:r>
+      <w:r>
+        <w:rPr>
+          <w:rStyle w:val="VerbatimChar"/>
+        </w:rPr>
+        <w:t xml:space="preserve">st.radio</w:t>
+      </w:r>
+      <w:r>
+        <w:t xml:space="preserve"> </w:t>
+      </w:r>
+      <w:r>
+        <w:t xml:space="preserve">có nhãn động → phải gán lại</w:t>
+      </w:r>
+      <w:r>
+        <w:t xml:space="preserve"> </w:t>
+      </w:r>
+      <w:r>
+        <w:rPr>
+          <w:rStyle w:val="VerbatimChar"/>
+        </w:rPr>
+        <w:t xml:space="preserve">st.session_state["step"]</w:t>
+      </w:r>
+      <w:r>
+        <w:t xml:space="preserve"> </w:t>
+      </w:r>
+      <w:r>
+        <w:t xml:space="preserve">trước khi vẽ (đã sửa trong</w:t>
+      </w:r>
+      <w:r>
+        <w:t xml:space="preserve"> </w:t>
+      </w:r>
+      <w:r>
+        <w:rPr>
+          <w:rStyle w:val="VerbatimChar"/>
+        </w:rPr>
+        <w:t xml:space="preserve">dashboard/app.py</w:t>
+      </w:r>
+      <w:r>
+        <w:t xml:space="preserve">).</w:t>
+      </w:r>
+    </w:p>
+    <w:p>
+      <w:pPr>
+        <w:pStyle w:val="Compact"/>
+        <w:numPr>
+          <w:ilvl w:val="0"/>
+          <w:numId w:val="1021"/>
+        </w:numPr>
+      </w:pPr>
+      <w:r>
+        <w:t xml:space="preserve">Callback nút (</w:t>
+      </w:r>
+      <w:r>
+        <w:rPr>
+          <w:rStyle w:val="VerbatimChar"/>
+        </w:rPr>
+        <w:t xml:space="preserve">on_click</w:t>
+      </w:r>
+      <w:r>
+        <w:t xml:space="preserve">) chạy ở luồng khác → mở kết nối SQLite mới trong callback.</w:t>
+      </w:r>
+    </w:p>
+    <w:p>
+      <w:pPr>
+        <w:pStyle w:val="Compact"/>
+        <w:numPr>
+          <w:ilvl w:val="0"/>
+          <w:numId w:val="1021"/>
+        </w:numPr>
+      </w:pPr>
+      <w:r>
         <w:rPr>
           <w:rStyle w:val="VerbatimChar"/>
         </w:rPr>
@@ -9889,9 +10301,9 @@
         <w:t xml:space="preserve">.</w:t>
       </w:r>
     </w:p>
-    <w:bookmarkEnd w:id="31"/>
     <w:bookmarkEnd w:id="32"/>
     <w:bookmarkEnd w:id="33"/>
+    <w:bookmarkEnd w:id="34"/>
     <w:sectPr>
       <w:footnotePr>
         <w:numRestart w:val="eachSect"/>
@@ -10287,6 +10699,9 @@
     <w:abstractNumId w:val="991"/>
   </w:num>
   <w:num w:numId="1014">
+    <w:abstractNumId w:val="991"/>
+  </w:num>
+  <w:num w:numId="1015">
     <w:abstractNumId w:val="99411"/>
     <w:lvlOverride w:ilvl="0">
       <w:startOverride w:val="1"/>
@@ -10316,9 +10731,6 @@
       <w:startOverride w:val="1"/>
     </w:lvlOverride>
   </w:num>
-  <w:num w:numId="1015">
-    <w:abstractNumId w:val="991"/>
-  </w:num>
   <w:num w:numId="1016">
     <w:abstractNumId w:val="991"/>
   </w:num>
@@ -10332,6 +10744,9 @@
     <w:abstractNumId w:val="991"/>
   </w:num>
   <w:num w:numId="1020">
+    <w:abstractNumId w:val="991"/>
+  </w:num>
+  <w:num w:numId="1021">
     <w:abstractNumId w:val="991"/>
   </w:num>
 </w:numbering>

--- a/docs/KE_HOACH_V3_CHINH_THUC.docx
+++ b/docs/KE_HOACH_V3_CHINH_THUC.docx
@@ -2,7 +2,7 @@
 <file path=word/document.xml><?xml version="1.0" encoding="utf-8"?>
 <w:document xmlns:w="http://schemas.openxmlformats.org/wordprocessingml/2006/main" xmlns:m="http://schemas.openxmlformats.org/officeDocument/2006/math" xmlns:r="http://schemas.openxmlformats.org/officeDocument/2006/relationships" xmlns:o="urn:schemas-microsoft-com:office:office" xmlns:v="urn:schemas-microsoft-com:vml" xmlns:w10="urn:schemas-microsoft-com:office:word" xmlns:a="http://schemas.openxmlformats.org/drawingml/2006/main" xmlns:pic="http://schemas.openxmlformats.org/drawingml/2006/picture" xmlns:wp="http://schemas.openxmlformats.org/drawingml/2006/wordprocessingDrawing">
   <w:body>
-    <w:bookmarkStart w:id="34" w:name="Xf591083e63529cee6e3df27d0737062e7768a88"/>
+    <w:bookmarkStart w:id="35" w:name="Xf591083e63529cee6e3df27d0737062e7768a88"/>
     <w:p>
       <w:pPr>
         <w:pStyle w:val="Heading1"/>
@@ -3686,7 +3686,7 @@
       </w:r>
     </w:p>
     <w:bookmarkEnd w:id="18"/>
-    <w:bookmarkStart w:id="26" w:name="Xd3e174a69b9a66d038c9d75605c63b17407e4a7"/>
+    <w:bookmarkStart w:id="27" w:name="Xd3e174a69b9a66d038c9d75605c63b17407e4a7"/>
     <w:p>
       <w:pPr>
         <w:pStyle w:val="Heading2"/>
@@ -3966,7 +3966,17 @@
               <w:pStyle w:val="Compact"/>
             </w:pPr>
             <w:r>
-              <w:t xml:space="preserve">Chưa bắt đầu</w:t>
+              <w:rPr>
+                <w:b/>
+                <w:bCs/>
+              </w:rPr>
+              <w:t xml:space="preserve">Xong phần không tốn credit</w:t>
+            </w:r>
+            <w:r>
+              <w:t xml:space="preserve"> </w:t>
+            </w:r>
+            <w:r>
+              <w:t xml:space="preserve">(2026-09-24)</w:t>
             </w:r>
           </w:p>
         </w:tc>
@@ -3977,7 +3987,22 @@
               <w:pStyle w:val="Compact"/>
             </w:pPr>
             <w:r>
-              <w:t xml:space="preserve">So</w:t>
+              <w:t xml:space="preserve">Giọng có</w:t>
+            </w:r>
+            <w:r>
+              <w:t xml:space="preserve"> </w:t>
+            </w:r>
+            <w:r>
+              <w:rPr>
+                <w:rStyle w:val="VerbatimChar"/>
+              </w:rPr>
+              <w:t xml:space="preserve">vi</w:t>
+            </w:r>
+            <w:r>
+              <w:t xml:space="preserve"> </w:t>
+            </w:r>
+            <w:r>
+              <w:t xml:space="preserve">lên đầu + chọn giọng chỉ trong đó, bảng cách đọc từ game, nghe thử câu mẫu, storyboard theo shot; so</w:t>
             </w:r>
             <w:r>
               <w:t xml:space="preserve"> </w:t>
@@ -4001,7 +4026,7 @@
               <w:t xml:space="preserve"> </w:t>
             </w:r>
             <w:r>
-              <w:t xml:space="preserve">tốn credit → hỏi trước</w:t>
+              <w:t xml:space="preserve">dời sang GĐ6; 652 test pass</w:t>
             </w:r>
           </w:p>
         </w:tc>
@@ -6698,13 +6723,13 @@
       </w:r>
     </w:p>
     <w:bookmarkEnd w:id="24"/>
-    <w:bookmarkStart w:id="25" w:name="X7d22d232cb620e45b5bcbf31317bdc106111190"/>
+    <w:bookmarkStart w:id="25" w:name="Xb6c6af4a01621272e281ab2747763fc3aa0b613"/>
     <w:p>
       <w:pPr>
         <w:pStyle w:val="Heading3"/>
       </w:pPr>
       <w:r>
-        <w:t xml:space="preserve">Ghi chú thiết kế cho GĐ2–3 (đọc code, chưa làm)</w:t>
+        <w:t xml:space="preserve">GĐ4 — đã xong phần không tốn credit (2026-09-24)</w:t>
       </w:r>
     </w:p>
     <w:p>
@@ -6716,61 +6741,101 @@
         </w:numPr>
       </w:pPr>
       <w:r>
-        <w:t xml:space="preserve">Cột mới theo mẫu</w:t>
-      </w:r>
-      <w:r>
-        <w:t xml:space="preserve"> </w:t>
-      </w:r>
-      <w:r>
-        <w:rPr>
-          <w:rStyle w:val="VerbatimChar"/>
-        </w:rPr>
-        <w:t xml:space="preserve">V2_COLUMNS</w:t>
-      </w:r>
-      <w:r>
-        <w:t xml:space="preserve"> </w:t>
-      </w:r>
-      <w:r>
-        <w:t xml:space="preserve">trong</w:t>
-      </w:r>
-      <w:r>
-        <w:t xml:space="preserve"> </w:t>
-      </w:r>
-      <w:r>
-        <w:rPr>
-          <w:rStyle w:val="VerbatimChar"/>
-        </w:rPr>
-        <w:t xml:space="preserve">core/db.py</w:t>
-      </w:r>
-      <w:r>
-        <w:t xml:space="preserve">; bảng</w:t>
-      </w:r>
-      <w:r>
-        <w:t xml:space="preserve"> </w:t>
-      </w:r>
-      <w:r>
-        <w:rPr>
-          <w:rStyle w:val="VerbatimChar"/>
-        </w:rPr>
-        <w:t xml:space="preserve">story_scenes</w:t>
-      </w:r>
-      <w:r>
-        <w:t xml:space="preserve"> </w:t>
-      </w:r>
-      <w:r>
-        <w:t xml:space="preserve">thêm vào</w:t>
-      </w:r>
-      <w:r>
-        <w:t xml:space="preserve"> </w:t>
-      </w:r>
-      <w:r>
-        <w:rPr>
-          <w:rStyle w:val="VerbatimChar"/>
-        </w:rPr>
-        <w:t xml:space="preserve">SCHEMA</w:t>
-      </w:r>
-      <w:r>
-        <w:t xml:space="preserve">.</w:t>
+        <w:rPr>
+          <w:b/>
+          <w:bCs/>
+        </w:rPr>
+        <w:t xml:space="preserve">Giọng tiếng Việt (chỉ API):</w:t>
+      </w:r>
+      <w:r>
+        <w:t xml:space="preserve"> </w:t>
+      </w:r>
+      <w:r>
+        <w:rPr>
+          <w:rStyle w:val="VerbatimChar"/>
+        </w:rPr>
+        <w:t xml:space="preserve">voice.speaks_vi</w:t>
+      </w:r>
+      <w:r>
+        <w:t xml:space="preserve"> </w:t>
+      </w:r>
+      <w:r>
+        <w:t xml:space="preserve">/</w:t>
+      </w:r>
+      <w:r>
+        <w:t xml:space="preserve"> </w:t>
+      </w:r>
+      <w:r>
+        <w:rPr>
+          <w:rStyle w:val="VerbatimChar"/>
+        </w:rPr>
+        <w:t xml:space="preserve">vietnamese_first</w:t>
+      </w:r>
+      <w:r>
+        <w:t xml:space="preserve"> </w:t>
+      </w:r>
+      <w:r>
+        <w:t xml:space="preserve">/</w:t>
+      </w:r>
+      <w:r>
+        <w:t xml:space="preserve"> </w:t>
+      </w:r>
+      <w:r>
+        <w:rPr>
+          <w:rStyle w:val="VerbatimChar"/>
+        </w:rPr>
+        <w:t xml:space="preserve">casting_pool</w:t>
+      </w:r>
+      <w:r>
+        <w:t xml:space="preserve"> </w:t>
+      </w:r>
+      <w:r>
+        <w:t xml:space="preserve">— danh sách giọng ở Character Bible xếp giọng có</w:t>
+      </w:r>
+      <w:r>
+        <w:t xml:space="preserve"> </w:t>
+      </w:r>
+      <w:r>
+        <w:rPr>
+          <w:rStyle w:val="VerbatimChar"/>
+        </w:rPr>
+        <w:t xml:space="preserve">vi</w:t>
+      </w:r>
+      <w:r>
+        <w:t xml:space="preserve"> </w:t>
+      </w:r>
+      <w:r>
+        <w:t xml:space="preserve">lên đầu (🇻🇳, bỏ bản trùng tên), Claude chọn giọng chỉ trong các giọng có</w:t>
+      </w:r>
+      <w:r>
+        <w:t xml:space="preserve"> </w:t>
+      </w:r>
+      <w:r>
+        <w:rPr>
+          <w:rStyle w:val="VerbatimChar"/>
+        </w:rPr>
+        <w:t xml:space="preserve">vi</w:t>
+      </w:r>
+      <w:r>
+        <w:t xml:space="preserve"> </w:t>
+      </w:r>
+      <w:r>
+        <w:t xml:space="preserve">(kèm giới tính;</w:t>
+      </w:r>
+      <w:r>
+        <w:t xml:space="preserve"> </w:t>
+      </w:r>
+      <w:r>
+        <w:rPr>
+          <w:rStyle w:val="VerbatimChar"/>
+        </w:rPr>
+        <w:t xml:space="preserve">prompts/15</w:t>
+      </w:r>
+      <w:r>
+        <w:t xml:space="preserve"> </w:t>
+      </w:r>
+      <w:r>
+        <w:t xml:space="preserve">ghi rõ), dòng thông báo số giọng Việt (nữ) và cảnh báo khi số nhân vật có thoại nhiều hơn số giọng Việt.</w:t>
       </w:r>
     </w:p>
     <w:p>
@@ -6783,54 +6848,50 @@
       </w:pPr>
       <w:r>
         <w:rPr>
-          <w:rStyle w:val="VerbatimChar"/>
-        </w:rPr>
-        <w:t xml:space="preserve">dialogue.scene_lines</w:t>
-      </w:r>
-      <w:r>
-        <w:t xml:space="preserve">: dòng có</w:t>
-      </w:r>
-      <w:r>
-        <w:t xml:space="preserve"> </w:t>
-      </w:r>
-      <w:r>
-        <w:rPr>
-          <w:rStyle w:val="VerbatimChar"/>
-        </w:rPr>
-        <w:t xml:space="preserve">shot_no</w:t>
-      </w:r>
-      <w:r>
-        <w:t xml:space="preserve"> </w:t>
-      </w:r>
-      <w:r>
-        <w:t xml:space="preserve">mà</w:t>
-      </w:r>
-      <w:r>
-        <w:t xml:space="preserve"> </w:t>
-      </w:r>
-      <w:r>
-        <w:rPr>
-          <w:rStyle w:val="VerbatimChar"/>
-        </w:rPr>
-        <w:t xml:space="preserve">dialogue == []</w:t>
-      </w:r>
-      <w:r>
-        <w:t xml:space="preserve"> </w:t>
-      </w:r>
-      <w:r>
-        <w:t xml:space="preserve">→ không có thoại (không rơi về</w:t>
-      </w:r>
-      <w:r>
-        <w:t xml:space="preserve"> </w:t>
-      </w:r>
-      <w:r>
-        <w:rPr>
-          <w:rStyle w:val="VerbatimChar"/>
-        </w:rPr>
-        <w:t xml:space="preserve">text</w:t>
-      </w:r>
-      <w:r>
-        <w:t xml:space="preserve">).</w:t>
+          <w:b/>
+          <w:bCs/>
+        </w:rPr>
+        <w:t xml:space="preserve">Cách đọc từ game:</w:t>
+      </w:r>
+      <w:r>
+        <w:t xml:space="preserve"> </w:t>
+      </w:r>
+      <w:r>
+        <w:rPr>
+          <w:rStyle w:val="VerbatimChar"/>
+        </w:rPr>
+        <w:t xml:space="preserve">data/pronunciation_vi.json</w:t>
+      </w:r>
+      <w:r>
+        <w:t xml:space="preserve"> </w:t>
+      </w:r>
+      <w:r>
+        <w:t xml:space="preserve">(loot → lút, skill → xờ-kiu, Booyah → Bu-da, tên nhân vật, IQ…) áp vào</w:t>
+      </w:r>
+      <w:r>
+        <w:t xml:space="preserve"> </w:t>
+      </w:r>
+      <w:r>
+        <w:rPr>
+          <w:b/>
+          <w:bCs/>
+        </w:rPr>
+        <w:t xml:space="preserve">chữ gửi TTS</w:t>
+      </w:r>
+      <w:r>
+        <w:t xml:space="preserve"> </w:t>
+      </w:r>
+      <w:r>
+        <w:t xml:space="preserve">(</w:t>
+      </w:r>
+      <w:r>
+        <w:rPr>
+          <w:rStyle w:val="VerbatimChar"/>
+        </w:rPr>
+        <w:t xml:space="preserve">voice.speakable</w:t>
+      </w:r>
+      <w:r>
+        <w:t xml:space="preserve">, thay nguyên từ, không phân biệt hoa thường); phụ đề và việc khớp dòng vẫn dùng chữ gốc của kịch bản.</w:t>
       </w:r>
     </w:p>
     <w:p>
@@ -6842,85 +6903,29 @@
         </w:numPr>
       </w:pPr>
       <w:r>
-        <w:t xml:space="preserve">Độ dài dùng/cắt: đề xuất giữ file gốc</w:t>
-      </w:r>
-      <w:r>
-        <w:t xml:space="preserve"> </w:t>
-      </w:r>
-      <w:r>
-        <w:rPr>
-          <w:rStyle w:val="VerbatimChar"/>
-        </w:rPr>
-        <w:t xml:space="preserve">videos/{idx}_raw.mp4</w:t>
-      </w:r>
-      <w:r>
-        <w:t xml:space="preserve">, cắt ra</w:t>
-      </w:r>
-      <w:r>
-        <w:t xml:space="preserve"> </w:t>
-      </w:r>
-      <w:r>
-        <w:rPr>
-          <w:rStyle w:val="VerbatimChar"/>
-        </w:rPr>
-        <w:t xml:space="preserve">videos/{idx}.mp4</w:t>
-      </w:r>
-      <w:r>
-        <w:t xml:space="preserve"> </w:t>
-      </w:r>
-      <w:r>
-        <w:t xml:space="preserve">khi tải về (runner) →</w:t>
-      </w:r>
-      <w:r>
-        <w:t xml:space="preserve"> </w:t>
-      </w:r>
-      <w:r>
-        <w:rPr>
-          <w:rStyle w:val="VerbatimChar"/>
-        </w:rPr>
-        <w:t xml:space="preserve">final_cut.clip_seconds</w:t>
-      </w:r>
-      <w:r>
-        <w:t xml:space="preserve"> </w:t>
-      </w:r>
-      <w:r>
-        <w:t xml:space="preserve">(đọc độ dài thật bằng ffmpeg), render,</w:t>
-      </w:r>
-      <w:r>
-        <w:t xml:space="preserve"> </w:t>
-      </w:r>
-      <w:r>
-        <w:rPr>
-          <w:rStyle w:val="VerbatimChar"/>
-        </w:rPr>
-        <w:t xml:space="preserve">voice.place_on_timeline</w:t>
-      </w:r>
-      <w:r>
-        <w:t xml:space="preserve">,</w:t>
-      </w:r>
-      <w:r>
-        <w:t xml:space="preserve"> </w:t>
-      </w:r>
-      <w:r>
-        <w:rPr>
-          <w:rStyle w:val="VerbatimChar"/>
-        </w:rPr>
-        <w:t xml:space="preserve">subtitles.build_cues</w:t>
-      </w:r>
-      <w:r>
-        <w:t xml:space="preserve"> </w:t>
-      </w:r>
-      <w:r>
-        <w:t xml:space="preserve">tự dùng đúng độ dài đã cắt, không phải sửa từng nơi; chi phí tính theo giây bị tính tiền (</w:t>
-      </w:r>
-      <w:r>
-        <w:rPr>
-          <w:rStyle w:val="VerbatimChar"/>
-        </w:rPr>
-        <w:t xml:space="preserve">max(use_s, min_sec)</w:t>
-      </w:r>
-      <w:r>
-        <w:t xml:space="preserve">).</w:t>
+        <w:rPr>
+          <w:b/>
+          <w:bCs/>
+        </w:rPr>
+        <w:t xml:space="preserve">Nghe thử câu mẫu tiếng Việt:</w:t>
+      </w:r>
+      <w:r>
+        <w:t xml:space="preserve"> </w:t>
+      </w:r>
+      <w:r>
+        <w:t xml:space="preserve">nút 🔈 cạnh giọng của từng nhân vật (1 câu TTS — tốn một chút credit âm thanh khi dùng API thật; lưu riêng ở</w:t>
+      </w:r>
+      <w:r>
+        <w:t xml:space="preserve"> </w:t>
+      </w:r>
+      <w:r>
+        <w:rPr>
+          <w:rStyle w:val="VerbatimChar"/>
+        </w:rPr>
+        <w:t xml:space="preserve">voice_previews/</w:t>
+      </w:r>
+      <w:r>
+        <w:t xml:space="preserve">, không vào bản trộn).</w:t>
       </w:r>
     </w:p>
     <w:p>
@@ -6932,76 +6937,122 @@
         </w:numPr>
       </w:pPr>
       <w:r>
-        <w:t xml:space="preserve">Multi-shot:</w:t>
-      </w:r>
-      <w:r>
-        <w:t xml:space="preserve"> </w:t>
-      </w:r>
-      <w:r>
-        <w:rPr>
-          <w:rStyle w:val="VerbatimChar"/>
-        </w:rPr>
-        <w:t xml:space="preserve">ClipAIVideoProvider.submit(multi_prompt=…)</w:t>
-      </w:r>
-      <w:r>
-        <w:t xml:space="preserve"> </w:t>
-      </w:r>
-      <w:r>
-        <w:t xml:space="preserve">đã có (từ</w:t>
-      </w:r>
-      <w:r>
-        <w:t xml:space="preserve"> </w:t>
-      </w:r>
-      <w:r>
-        <w:rPr>
-          <w:rStyle w:val="VerbatimChar"/>
-        </w:rPr>
-        <w:t xml:space="preserve">core/experiments.py</w:t>
-      </w:r>
-      <w:r>
-        <w:t xml:space="preserve">); cần thêm</w:t>
-      </w:r>
-      <w:r>
-        <w:t xml:space="preserve"> </w:t>
-      </w:r>
-      <w:r>
-        <w:rPr>
-          <w:rStyle w:val="VerbatimChar"/>
-        </w:rPr>
-        <w:t xml:space="preserve">role: last_frame</w:t>
-      </w:r>
-      <w:r>
-        <w:t xml:space="preserve"> </w:t>
-      </w:r>
-      <w:r>
-        <w:t xml:space="preserve">cho Seedance.</w:t>
-      </w:r>
-    </w:p>
-    <w:p>
-      <w:r>
-        <w:pict>
-          <v:rect style="width:0;height:1.5pt" o:hralign="center" o:hrstd="t" o:hr="t"/>
-        </w:pict>
+        <w:rPr>
+          <w:b/>
+          <w:bCs/>
+        </w:rPr>
+        <w:t xml:space="preserve">Storyboard theo shot:</w:t>
+      </w:r>
+      <w:r>
+        <w:t xml:space="preserve"> </w:t>
+      </w:r>
+      <w:r>
+        <w:t xml:space="preserve">khối</w:t>
+      </w:r>
+      <w:r>
+        <w:t xml:space="preserve"> </w:t>
+      </w:r>
+      <w:r>
+        <w:t xml:space="preserve">“🎞 Storyboard theo shot”</w:t>
+      </w:r>
+      <w:r>
+        <w:t xml:space="preserve"> </w:t>
+      </w:r>
+      <w:r>
+        <w:t xml:space="preserve">ở Bước 2 — ảnh khung đầu mọi shot theo thứ tự phim kèm cỡ cảnh, vai trò, độ dài, thoại, dấu ➜ cho shot nối liền; duyệt nhịp trước khi gen video.</w:t>
+      </w:r>
+    </w:p>
+    <w:p>
+      <w:pPr>
+        <w:pStyle w:val="Compact"/>
+        <w:numPr>
+          <w:ilvl w:val="0"/>
+          <w:numId w:val="1014"/>
+        </w:numPr>
+      </w:pPr>
+      <w:r>
+        <w:rPr>
+          <w:b/>
+          <w:bCs/>
+        </w:rPr>
+        <w:t xml:space="preserve">Dời sang GĐ6 (cần duyệt chi):</w:t>
+      </w:r>
+      <w:r>
+        <w:t xml:space="preserve"> </w:t>
+      </w:r>
+      <w:r>
+        <w:t xml:space="preserve">so</w:t>
+      </w:r>
+      <w:r>
+        <w:t xml:space="preserve"> </w:t>
+      </w:r>
+      <w:r>
+        <w:rPr>
+          <w:rStyle w:val="VerbatimChar"/>
+        </w:rPr>
+        <w:t xml:space="preserve">eleven_v3</w:t>
+      </w:r>
+      <w:r>
+        <w:t xml:space="preserve"> </w:t>
+      </w:r>
+      <w:r>
+        <w:t xml:space="preserve">với</w:t>
+      </w:r>
+      <w:r>
+        <w:t xml:space="preserve"> </w:t>
+      </w:r>
+      <w:r>
+        <w:rPr>
+          <w:rStyle w:val="VerbatimChar"/>
+        </w:rPr>
+        <w:t xml:space="preserve">eleven_multilingual_v2</w:t>
+      </w:r>
+      <w:r>
+        <w:t xml:space="preserve"> </w:t>
+      </w:r>
+      <w:r>
+        <w:t xml:space="preserve">trên 2 câu × 5 giọng Việt.</w:t>
+      </w:r>
+    </w:p>
+    <w:p>
+      <w:pPr>
+        <w:pStyle w:val="Compact"/>
+        <w:numPr>
+          <w:ilvl w:val="0"/>
+          <w:numId w:val="1014"/>
+        </w:numPr>
+      </w:pPr>
+      <w:r>
+        <w:rPr>
+          <w:b/>
+          <w:bCs/>
+        </w:rPr>
+        <w:t xml:space="preserve">Test:</w:t>
+      </w:r>
+      <w:r>
+        <w:t xml:space="preserve"> </w:t>
+      </w:r>
+      <w:r>
+        <w:t xml:space="preserve">4 test mới (</w:t>
+      </w:r>
+      <w:r>
+        <w:rPr>
+          <w:rStyle w:val="VerbatimChar"/>
+        </w:rPr>
+        <w:t xml:space="preserve">VietnameseVoiceTests</w:t>
+      </w:r>
+      <w:r>
+        <w:t xml:space="preserve">), toàn bộ 652 test pass.</w:t>
       </w:r>
     </w:p>
     <w:bookmarkEnd w:id="25"/>
-    <w:bookmarkEnd w:id="26"/>
-    <w:bookmarkStart w:id="33" w:name="X4e74bbea56bf0474fd821a17856e182245ad907"/>
-    <w:p>
-      <w:pPr>
-        <w:pStyle w:val="Heading2"/>
-      </w:pPr>
-      <w:r>
-        <w:t xml:space="preserve">Bàn giao cho phiên thực hiện (tài khoản phụ)</w:t>
-      </w:r>
-    </w:p>
-    <w:bookmarkStart w:id="27" w:name="bắt-đầu"/>
+    <w:bookmarkStart w:id="26" w:name="X7d22d232cb620e45b5bcbf31317bdc106111190"/>
     <w:p>
       <w:pPr>
         <w:pStyle w:val="Heading3"/>
       </w:pPr>
       <w:r>
-        <w:t xml:space="preserve">Bắt đầu</w:t>
+        <w:t xml:space="preserve">Ghi chú thiết kế cho GĐ2–3 (đọc code, chưa làm)</w:t>
       </w:r>
     </w:p>
     <w:p>
@@ -7013,40 +7064,58 @@
         </w:numPr>
       </w:pPr>
       <w:r>
-        <w:rPr>
-          <w:rStyle w:val="VerbatimChar"/>
-        </w:rPr>
-        <w:t xml:space="preserve">git pull</w:t>
-      </w:r>
-      <w:r>
-        <w:t xml:space="preserve"> </w:t>
-      </w:r>
-      <w:r>
-        <w:t xml:space="preserve">trên</w:t>
-      </w:r>
-      <w:r>
-        <w:t xml:space="preserve"> </w:t>
-      </w:r>
-      <w:r>
-        <w:rPr>
-          <w:rStyle w:val="VerbatimChar"/>
-        </w:rPr>
-        <w:t xml:space="preserve">main</w:t>
-      </w:r>
-      <w:r>
-        <w:t xml:space="preserve"> </w:t>
-      </w:r>
-      <w:r>
-        <w:t xml:space="preserve">(commit chốt kế hoạch này), tạo nhánh</w:t>
-      </w:r>
-      <w:r>
-        <w:t xml:space="preserve"> </w:t>
-      </w:r>
-      <w:r>
-        <w:rPr>
-          <w:rStyle w:val="VerbatimChar"/>
-        </w:rPr>
-        <w:t xml:space="preserve">v3-shots</w:t>
+        <w:t xml:space="preserve">Cột mới theo mẫu</w:t>
+      </w:r>
+      <w:r>
+        <w:t xml:space="preserve"> </w:t>
+      </w:r>
+      <w:r>
+        <w:rPr>
+          <w:rStyle w:val="VerbatimChar"/>
+        </w:rPr>
+        <w:t xml:space="preserve">V2_COLUMNS</w:t>
+      </w:r>
+      <w:r>
+        <w:t xml:space="preserve"> </w:t>
+      </w:r>
+      <w:r>
+        <w:t xml:space="preserve">trong</w:t>
+      </w:r>
+      <w:r>
+        <w:t xml:space="preserve"> </w:t>
+      </w:r>
+      <w:r>
+        <w:rPr>
+          <w:rStyle w:val="VerbatimChar"/>
+        </w:rPr>
+        <w:t xml:space="preserve">core/db.py</w:t>
+      </w:r>
+      <w:r>
+        <w:t xml:space="preserve">; bảng</w:t>
+      </w:r>
+      <w:r>
+        <w:t xml:space="preserve"> </w:t>
+      </w:r>
+      <w:r>
+        <w:rPr>
+          <w:rStyle w:val="VerbatimChar"/>
+        </w:rPr>
+        <w:t xml:space="preserve">story_scenes</w:t>
+      </w:r>
+      <w:r>
+        <w:t xml:space="preserve"> </w:t>
+      </w:r>
+      <w:r>
+        <w:t xml:space="preserve">thêm vào</w:t>
+      </w:r>
+      <w:r>
+        <w:t xml:space="preserve"> </w:t>
+      </w:r>
+      <w:r>
+        <w:rPr>
+          <w:rStyle w:val="VerbatimChar"/>
+        </w:rPr>
+        <w:t xml:space="preserve">SCHEMA</w:t>
       </w:r>
       <w:r>
         <w:t xml:space="preserve">.</w:t>
@@ -7061,100 +7130,55 @@
         </w:numPr>
       </w:pPr>
       <w:r>
-        <w:t xml:space="preserve">Đọc theo thứ tự:</w:t>
-      </w:r>
-      <w:r>
-        <w:t xml:space="preserve"> </w:t>
-      </w:r>
-      <w:r>
-        <w:rPr>
-          <w:rStyle w:val="VerbatimChar"/>
-        </w:rPr>
-        <w:t xml:space="preserve">CLAUDE.md</w:t>
-      </w:r>
-      <w:r>
-        <w:t xml:space="preserve"> </w:t>
-      </w:r>
-      <w:r>
-        <w:t xml:space="preserve">(quy ước: luôn commit + push; sửa</w:t>
-      </w:r>
-      <w:r>
-        <w:t xml:space="preserve"> </w:t>
-      </w:r>
-      <w:r>
-        <w:rPr>
-          <w:rStyle w:val="VerbatimChar"/>
-        </w:rPr>
-        <w:t xml:space="preserve">PLAN.md</w:t>
-      </w:r>
-      <w:r>
-        <w:t xml:space="preserve"> </w:t>
-      </w:r>
-      <w:r>
-        <w:t xml:space="preserve">thì chạy</w:t>
-      </w:r>
-      <w:r>
-        <w:t xml:space="preserve"> </w:t>
-      </w:r>
-      <w:r>
-        <w:rPr>
-          <w:rStyle w:val="VerbatimChar"/>
-        </w:rPr>
-        <w:t xml:space="preserve">bash tools/build_docs.sh</w:t>
-      </w:r>
-      <w:r>
-        <w:t xml:space="preserve">; luôn cập nhật</w:t>
-      </w:r>
-      <w:r>
-        <w:t xml:space="preserve"> </w:t>
-      </w:r>
-      <w:r>
-        <w:rPr>
-          <w:rStyle w:val="VerbatimChar"/>
-        </w:rPr>
-        <w:t xml:space="preserve">TODO.md</w:t>
-      </w:r>
-      <w:r>
-        <w:t xml:space="preserve"> </w:t>
-      </w:r>
-      <w:r>
-        <w:t xml:space="preserve">trong cùng commit), file này, PLAN.md 3.8–3.9 + Mục 5,</w:t>
-      </w:r>
-      <w:r>
-        <w:t xml:space="preserve"> </w:t>
-      </w:r>
-      <w:r>
-        <w:rPr>
-          <w:rStyle w:val="VerbatimChar"/>
-        </w:rPr>
-        <w:t xml:space="preserve">TODO.md</w:t>
-      </w:r>
-      <w:r>
-        <w:t xml:space="preserve">,</w:t>
-      </w:r>
-      <w:r>
-        <w:t xml:space="preserve"> </w:t>
-      </w:r>
-      <w:r>
-        <w:rPr>
-          <w:rStyle w:val="VerbatimChar"/>
-        </w:rPr>
-        <w:t xml:space="preserve">docs/V2_TEST_REPORT.md</w:t>
-      </w:r>
-      <w:r>
-        <w:t xml:space="preserve">,</w:t>
-      </w:r>
-      <w:r>
-        <w:t xml:space="preserve"> </w:t>
-      </w:r>
-      <w:r>
-        <w:rPr>
-          <w:rStyle w:val="VerbatimChar"/>
-        </w:rPr>
-        <w:t xml:space="preserve">docs/PHAN_TICH_2026-09-23_NHAT_QUAN_DIRECTOR_LIPSYNC_STORYBOARD.md</w:t>
-      </w:r>
-      <w:r>
-        <w:t xml:space="preserve">.</w:t>
+        <w:rPr>
+          <w:rStyle w:val="VerbatimChar"/>
+        </w:rPr>
+        <w:t xml:space="preserve">dialogue.scene_lines</w:t>
+      </w:r>
+      <w:r>
+        <w:t xml:space="preserve">: dòng có</w:t>
+      </w:r>
+      <w:r>
+        <w:t xml:space="preserve"> </w:t>
+      </w:r>
+      <w:r>
+        <w:rPr>
+          <w:rStyle w:val="VerbatimChar"/>
+        </w:rPr>
+        <w:t xml:space="preserve">shot_no</w:t>
+      </w:r>
+      <w:r>
+        <w:t xml:space="preserve"> </w:t>
+      </w:r>
+      <w:r>
+        <w:t xml:space="preserve">mà</w:t>
+      </w:r>
+      <w:r>
+        <w:t xml:space="preserve"> </w:t>
+      </w:r>
+      <w:r>
+        <w:rPr>
+          <w:rStyle w:val="VerbatimChar"/>
+        </w:rPr>
+        <w:t xml:space="preserve">dialogue == []</w:t>
+      </w:r>
+      <w:r>
+        <w:t xml:space="preserve"> </w:t>
+      </w:r>
+      <w:r>
+        <w:t xml:space="preserve">→ không có thoại (không rơi về</w:t>
+      </w:r>
+      <w:r>
+        <w:t xml:space="preserve"> </w:t>
+      </w:r>
+      <w:r>
+        <w:rPr>
+          <w:rStyle w:val="VerbatimChar"/>
+        </w:rPr>
+        <w:t xml:space="preserve">text</w:t>
+      </w:r>
+      <w:r>
+        <w:t xml:space="preserve">).</w:t>
       </w:r>
     </w:p>
     <w:p>
@@ -7166,30 +7190,166 @@
         </w:numPr>
       </w:pPr>
       <w:r>
-        <w:t xml:space="preserve">Giao tiếp với người dùng</w:t>
-      </w:r>
-      <w:r>
-        <w:t xml:space="preserve"> </w:t>
-      </w:r>
-      <w:r>
-        <w:rPr>
-          <w:b/>
-          <w:bCs/>
-        </w:rPr>
-        <w:t xml:space="preserve">bằng tiếng Việt</w:t>
-      </w:r>
-      <w:r>
-        <w:t xml:space="preserve">. Hỏi trước mọi việc tốn credit.</w:t>
-      </w:r>
-    </w:p>
+        <w:t xml:space="preserve">Độ dài dùng/cắt: đề xuất giữ file gốc</w:t>
+      </w:r>
+      <w:r>
+        <w:t xml:space="preserve"> </w:t>
+      </w:r>
+      <w:r>
+        <w:rPr>
+          <w:rStyle w:val="VerbatimChar"/>
+        </w:rPr>
+        <w:t xml:space="preserve">videos/{idx}_raw.mp4</w:t>
+      </w:r>
+      <w:r>
+        <w:t xml:space="preserve">, cắt ra</w:t>
+      </w:r>
+      <w:r>
+        <w:t xml:space="preserve"> </w:t>
+      </w:r>
+      <w:r>
+        <w:rPr>
+          <w:rStyle w:val="VerbatimChar"/>
+        </w:rPr>
+        <w:t xml:space="preserve">videos/{idx}.mp4</w:t>
+      </w:r>
+      <w:r>
+        <w:t xml:space="preserve"> </w:t>
+      </w:r>
+      <w:r>
+        <w:t xml:space="preserve">khi tải về (runner) →</w:t>
+      </w:r>
+      <w:r>
+        <w:t xml:space="preserve"> </w:t>
+      </w:r>
+      <w:r>
+        <w:rPr>
+          <w:rStyle w:val="VerbatimChar"/>
+        </w:rPr>
+        <w:t xml:space="preserve">final_cut.clip_seconds</w:t>
+      </w:r>
+      <w:r>
+        <w:t xml:space="preserve"> </w:t>
+      </w:r>
+      <w:r>
+        <w:t xml:space="preserve">(đọc độ dài thật bằng ffmpeg), render,</w:t>
+      </w:r>
+      <w:r>
+        <w:t xml:space="preserve"> </w:t>
+      </w:r>
+      <w:r>
+        <w:rPr>
+          <w:rStyle w:val="VerbatimChar"/>
+        </w:rPr>
+        <w:t xml:space="preserve">voice.place_on_timeline</w:t>
+      </w:r>
+      <w:r>
+        <w:t xml:space="preserve">,</w:t>
+      </w:r>
+      <w:r>
+        <w:t xml:space="preserve"> </w:t>
+      </w:r>
+      <w:r>
+        <w:rPr>
+          <w:rStyle w:val="VerbatimChar"/>
+        </w:rPr>
+        <w:t xml:space="preserve">subtitles.build_cues</w:t>
+      </w:r>
+      <w:r>
+        <w:t xml:space="preserve"> </w:t>
+      </w:r>
+      <w:r>
+        <w:t xml:space="preserve">tự dùng đúng độ dài đã cắt, không phải sửa từng nơi; chi phí tính theo giây bị tính tiền (</w:t>
+      </w:r>
+      <w:r>
+        <w:rPr>
+          <w:rStyle w:val="VerbatimChar"/>
+        </w:rPr>
+        <w:t xml:space="preserve">max(use_s, min_sec)</w:t>
+      </w:r>
+      <w:r>
+        <w:t xml:space="preserve">).</w:t>
+      </w:r>
+    </w:p>
+    <w:p>
+      <w:pPr>
+        <w:pStyle w:val="Compact"/>
+        <w:numPr>
+          <w:ilvl w:val="0"/>
+          <w:numId w:val="1015"/>
+        </w:numPr>
+      </w:pPr>
+      <w:r>
+        <w:t xml:space="preserve">Multi-shot:</w:t>
+      </w:r>
+      <w:r>
+        <w:t xml:space="preserve"> </w:t>
+      </w:r>
+      <w:r>
+        <w:rPr>
+          <w:rStyle w:val="VerbatimChar"/>
+        </w:rPr>
+        <w:t xml:space="preserve">ClipAIVideoProvider.submit(multi_prompt=…)</w:t>
+      </w:r>
+      <w:r>
+        <w:t xml:space="preserve"> </w:t>
+      </w:r>
+      <w:r>
+        <w:t xml:space="preserve">đã có (từ</w:t>
+      </w:r>
+      <w:r>
+        <w:t xml:space="preserve"> </w:t>
+      </w:r>
+      <w:r>
+        <w:rPr>
+          <w:rStyle w:val="VerbatimChar"/>
+        </w:rPr>
+        <w:t xml:space="preserve">core/experiments.py</w:t>
+      </w:r>
+      <w:r>
+        <w:t xml:space="preserve">); cần thêm</w:t>
+      </w:r>
+      <w:r>
+        <w:t xml:space="preserve"> </w:t>
+      </w:r>
+      <w:r>
+        <w:rPr>
+          <w:rStyle w:val="VerbatimChar"/>
+        </w:rPr>
+        <w:t xml:space="preserve">role: last_frame</w:t>
+      </w:r>
+      <w:r>
+        <w:t xml:space="preserve"> </w:t>
+      </w:r>
+      <w:r>
+        <w:t xml:space="preserve">cho Seedance.</w:t>
+      </w:r>
+    </w:p>
+    <w:p>
+      <w:r>
+        <w:pict>
+          <v:rect style="width:0;height:1.5pt" o:hralign="center" o:hrstd="t" o:hr="t"/>
+        </w:pict>
+      </w:r>
+    </w:p>
+    <w:bookmarkEnd w:id="26"/>
     <w:bookmarkEnd w:id="27"/>
-    <w:bookmarkStart w:id="28" w:name="trạng-thái-hiện-tại"/>
+    <w:bookmarkStart w:id="34" w:name="X4e74bbea56bf0474fd821a17856e182245ad907"/>
+    <w:p>
+      <w:pPr>
+        <w:pStyle w:val="Heading2"/>
+      </w:pPr>
+      <w:r>
+        <w:t xml:space="preserve">Bàn giao cho phiên thực hiện (tài khoản phụ)</w:t>
+      </w:r>
+    </w:p>
+    <w:bookmarkStart w:id="28" w:name="bắt-đầu"/>
     <w:p>
       <w:pPr>
         <w:pStyle w:val="Heading3"/>
       </w:pPr>
       <w:r>
-        <w:t xml:space="preserve">Trạng thái hiện tại</w:t>
+        <w:t xml:space="preserve">Bắt đầu</w:t>
       </w:r>
     </w:p>
     <w:p>
@@ -7201,7 +7361,16 @@
         </w:numPr>
       </w:pPr>
       <w:r>
-        <w:t xml:space="preserve">Dashboard v2 đã xong và ở</w:t>
+        <w:rPr>
+          <w:rStyle w:val="VerbatimChar"/>
+        </w:rPr>
+        <w:t xml:space="preserve">git pull</w:t>
+      </w:r>
+      <w:r>
+        <w:t xml:space="preserve"> </w:t>
+      </w:r>
+      <w:r>
+        <w:t xml:space="preserve">trên</w:t>
       </w:r>
       <w:r>
         <w:t xml:space="preserve"> </w:t>
@@ -7216,55 +7385,19 @@
         <w:t xml:space="preserve"> </w:t>
       </w:r>
       <w:r>
-        <w:t xml:space="preserve">(632 test pass): lineage</w:t>
-      </w:r>
-      <w:r>
-        <w:t xml:space="preserve"> </w:t>
-      </w:r>
-      <w:r>
-        <w:t xml:space="preserve">“⚠ cũ”</w:t>
-      </w:r>
-      <w:r>
-        <w:t xml:space="preserve">, Director JSON v2 + khóa 🔒, tỉ lệ khung theo dự án (mặc định 9:16), model theo từng cảnh (</w:t>
-      </w:r>
-      <w:r>
-        <w:rPr>
-          <w:rStyle w:val="VerbatimChar"/>
-        </w:rPr>
-        <w:t xml:space="preserve">core/model_router.py</w:t>
-      </w:r>
-      <w:r>
-        <w:t xml:space="preserve">,</w:t>
-      </w:r>
-      <w:r>
-        <w:t xml:space="preserve"> </w:t>
-      </w:r>
-      <w:r>
-        <w:rPr>
-          <w:rStyle w:val="VerbatimChar"/>
-        </w:rPr>
-        <w:t xml:space="preserve">data/video_models.json</w:t>
-      </w:r>
-      <w:r>
-        <w:t xml:space="preserve">, 3 mức ưu tiên), giọng TTS theo nhân vật (</w:t>
-      </w:r>
-      <w:r>
-        <w:rPr>
-          <w:rStyle w:val="VerbatimChar"/>
-        </w:rPr>
-        <w:t xml:space="preserve">core/voice.py</w:t>
-      </w:r>
-      <w:r>
-        <w:t xml:space="preserve">), bản giao dựng → phụ đề → card cuối → kích thước (</w:t>
-      </w:r>
-      <w:r>
-        <w:rPr>
-          <w:rStyle w:val="VerbatimChar"/>
-        </w:rPr>
-        <w:t xml:space="preserve">core/delivery.py</w:t>
-      </w:r>
-      <w:r>
-        <w:t xml:space="preserve">), QC video, chế độ tự động v2.</w:t>
+        <w:t xml:space="preserve">(commit chốt kế hoạch này), tạo nhánh</w:t>
+      </w:r>
+      <w:r>
+        <w:t xml:space="preserve"> </w:t>
+      </w:r>
+      <w:r>
+        <w:rPr>
+          <w:rStyle w:val="VerbatimChar"/>
+        </w:rPr>
+        <w:t xml:space="preserve">v3-shots</w:t>
+      </w:r>
+      <w:r>
+        <w:t xml:space="preserve">.</w:t>
       </w:r>
     </w:p>
     <w:p>
@@ -7276,74 +7409,135 @@
         </w:numPr>
       </w:pPr>
       <w:r>
-        <w:t xml:space="preserve">Chạy thử không tốn credit:</w:t>
-      </w:r>
-      <w:r>
-        <w:t xml:space="preserve"> </w:t>
-      </w:r>
-      <w:r>
-        <w:rPr>
-          <w:rStyle w:val="VerbatimChar"/>
-        </w:rPr>
-        <w:t xml:space="preserve">py tools/seed_demo.py</w:t>
-      </w:r>
-      <w:r>
-        <w:t xml:space="preserve"> </w:t>
-      </w:r>
-      <w:r>
-        <w:t xml:space="preserve">rồi</w:t>
-      </w:r>
-      <w:r>
-        <w:t xml:space="preserve"> </w:t>
-      </w:r>
-      <w:r>
-        <w:rPr>
-          <w:rStyle w:val="VerbatimChar"/>
-        </w:rPr>
-        <w:t xml:space="preserve">powershell -File tools/run_demo.ps1</w:t>
-      </w:r>
-      <w:r>
-        <w:t xml:space="preserve"> </w:t>
-      </w:r>
-      <w:r>
-        <w:t xml:space="preserve">(đã bật</w:t>
-      </w:r>
-      <w:r>
-        <w:t xml:space="preserve"> </w:t>
-      </w:r>
-      <w:r>
-        <w:rPr>
-          <w:rStyle w:val="VerbatimChar"/>
-        </w:rPr>
-        <w:t xml:space="preserve">MOCK_REAL_MEDIA=1</w:t>
-      </w:r>
-      <w:r>
-        <w:t xml:space="preserve">: ảnh/clip giả lập là file thật nhỏ, dựng/xuất được). Bộ test:</w:t>
-      </w:r>
-      <w:r>
-        <w:t xml:space="preserve"> </w:t>
-      </w:r>
-      <w:r>
-        <w:rPr>
-          <w:rStyle w:val="VerbatimChar"/>
-        </w:rPr>
-        <w:t xml:space="preserve">py -m unittest discover -s tests -t .</w:t>
-      </w:r>
-      <w:r>
-        <w:t xml:space="preserve"> </w:t>
-      </w:r>
-      <w:r>
-        <w:t xml:space="preserve">(~5 phút).</w:t>
+        <w:t xml:space="preserve">Đọc theo thứ tự:</w:t>
+      </w:r>
+      <w:r>
+        <w:t xml:space="preserve"> </w:t>
+      </w:r>
+      <w:r>
+        <w:rPr>
+          <w:rStyle w:val="VerbatimChar"/>
+        </w:rPr>
+        <w:t xml:space="preserve">CLAUDE.md</w:t>
+      </w:r>
+      <w:r>
+        <w:t xml:space="preserve"> </w:t>
+      </w:r>
+      <w:r>
+        <w:t xml:space="preserve">(quy ước: luôn commit + push; sửa</w:t>
+      </w:r>
+      <w:r>
+        <w:t xml:space="preserve"> </w:t>
+      </w:r>
+      <w:r>
+        <w:rPr>
+          <w:rStyle w:val="VerbatimChar"/>
+        </w:rPr>
+        <w:t xml:space="preserve">PLAN.md</w:t>
+      </w:r>
+      <w:r>
+        <w:t xml:space="preserve"> </w:t>
+      </w:r>
+      <w:r>
+        <w:t xml:space="preserve">thì chạy</w:t>
+      </w:r>
+      <w:r>
+        <w:t xml:space="preserve"> </w:t>
+      </w:r>
+      <w:r>
+        <w:rPr>
+          <w:rStyle w:val="VerbatimChar"/>
+        </w:rPr>
+        <w:t xml:space="preserve">bash tools/build_docs.sh</w:t>
+      </w:r>
+      <w:r>
+        <w:t xml:space="preserve">; luôn cập nhật</w:t>
+      </w:r>
+      <w:r>
+        <w:t xml:space="preserve"> </w:t>
+      </w:r>
+      <w:r>
+        <w:rPr>
+          <w:rStyle w:val="VerbatimChar"/>
+        </w:rPr>
+        <w:t xml:space="preserve">TODO.md</w:t>
+      </w:r>
+      <w:r>
+        <w:t xml:space="preserve"> </w:t>
+      </w:r>
+      <w:r>
+        <w:t xml:space="preserve">trong cùng commit), file này, PLAN.md 3.8–3.9 + Mục 5,</w:t>
+      </w:r>
+      <w:r>
+        <w:t xml:space="preserve"> </w:t>
+      </w:r>
+      <w:r>
+        <w:rPr>
+          <w:rStyle w:val="VerbatimChar"/>
+        </w:rPr>
+        <w:t xml:space="preserve">TODO.md</w:t>
+      </w:r>
+      <w:r>
+        <w:t xml:space="preserve">,</w:t>
+      </w:r>
+      <w:r>
+        <w:t xml:space="preserve"> </w:t>
+      </w:r>
+      <w:r>
+        <w:rPr>
+          <w:rStyle w:val="VerbatimChar"/>
+        </w:rPr>
+        <w:t xml:space="preserve">docs/V2_TEST_REPORT.md</w:t>
+      </w:r>
+      <w:r>
+        <w:t xml:space="preserve">,</w:t>
+      </w:r>
+      <w:r>
+        <w:t xml:space="preserve"> </w:t>
+      </w:r>
+      <w:r>
+        <w:rPr>
+          <w:rStyle w:val="VerbatimChar"/>
+        </w:rPr>
+        <w:t xml:space="preserve">docs/PHAN_TICH_2026-09-23_NHAT_QUAN_DIRECTOR_LIPSYNC_STORYBOARD.md</w:t>
+      </w:r>
+      <w:r>
+        <w:t xml:space="preserve">.</w:t>
+      </w:r>
+    </w:p>
+    <w:p>
+      <w:pPr>
+        <w:pStyle w:val="Compact"/>
+        <w:numPr>
+          <w:ilvl w:val="0"/>
+          <w:numId w:val="1016"/>
+        </w:numPr>
+      </w:pPr>
+      <w:r>
+        <w:t xml:space="preserve">Giao tiếp với người dùng</w:t>
+      </w:r>
+      <w:r>
+        <w:t xml:space="preserve"> </w:t>
+      </w:r>
+      <w:r>
+        <w:rPr>
+          <w:b/>
+          <w:bCs/>
+        </w:rPr>
+        <w:t xml:space="preserve">bằng tiếng Việt</w:t>
+      </w:r>
+      <w:r>
+        <w:t xml:space="preserve">. Hỏi trước mọi việc tốn credit.</w:t>
       </w:r>
     </w:p>
     <w:bookmarkEnd w:id="28"/>
-    <w:bookmarkStart w:id="29" w:name="môi-trường-windows"/>
+    <w:bookmarkStart w:id="29" w:name="trạng-thái-hiện-tại"/>
     <w:p>
       <w:pPr>
         <w:pStyle w:val="Heading3"/>
       </w:pPr>
       <w:r>
-        <w:t xml:space="preserve">Môi trường (Windows)</w:t>
+        <w:t xml:space="preserve">Trạng thái hiện tại</w:t>
       </w:r>
     </w:p>
     <w:p>
@@ -7355,34 +7549,70 @@
         </w:numPr>
       </w:pPr>
       <w:r>
-        <w:t xml:space="preserve">Python gọi bằng</w:t>
-      </w:r>
-      <w:r>
-        <w:t xml:space="preserve"> </w:t>
-      </w:r>
-      <w:r>
-        <w:rPr>
-          <w:rStyle w:val="VerbatimChar"/>
-        </w:rPr>
-        <w:t xml:space="preserve">py</w:t>
-      </w:r>
-      <w:r>
-        <w:t xml:space="preserve"> </w:t>
-      </w:r>
-      <w:r>
-        <w:t xml:space="preserve">(trong Git Bash không có</w:t>
-      </w:r>
-      <w:r>
-        <w:t xml:space="preserve"> </w:t>
-      </w:r>
-      <w:r>
-        <w:rPr>
-          <w:rStyle w:val="VerbatimChar"/>
-        </w:rPr>
-        <w:t xml:space="preserve">python</w:t>
-      </w:r>
-      <w:r>
-        <w:t xml:space="preserve">). ffmpeg có sẵn trong PATH. pandoc + Chrome cho build docs.</w:t>
+        <w:t xml:space="preserve">Dashboard v2 đã xong và ở</w:t>
+      </w:r>
+      <w:r>
+        <w:t xml:space="preserve"> </w:t>
+      </w:r>
+      <w:r>
+        <w:rPr>
+          <w:rStyle w:val="VerbatimChar"/>
+        </w:rPr>
+        <w:t xml:space="preserve">main</w:t>
+      </w:r>
+      <w:r>
+        <w:t xml:space="preserve"> </w:t>
+      </w:r>
+      <w:r>
+        <w:t xml:space="preserve">(632 test pass): lineage</w:t>
+      </w:r>
+      <w:r>
+        <w:t xml:space="preserve"> </w:t>
+      </w:r>
+      <w:r>
+        <w:t xml:space="preserve">“⚠ cũ”</w:t>
+      </w:r>
+      <w:r>
+        <w:t xml:space="preserve">, Director JSON v2 + khóa 🔒, tỉ lệ khung theo dự án (mặc định 9:16), model theo từng cảnh (</w:t>
+      </w:r>
+      <w:r>
+        <w:rPr>
+          <w:rStyle w:val="VerbatimChar"/>
+        </w:rPr>
+        <w:t xml:space="preserve">core/model_router.py</w:t>
+      </w:r>
+      <w:r>
+        <w:t xml:space="preserve">,</w:t>
+      </w:r>
+      <w:r>
+        <w:t xml:space="preserve"> </w:t>
+      </w:r>
+      <w:r>
+        <w:rPr>
+          <w:rStyle w:val="VerbatimChar"/>
+        </w:rPr>
+        <w:t xml:space="preserve">data/video_models.json</w:t>
+      </w:r>
+      <w:r>
+        <w:t xml:space="preserve">, 3 mức ưu tiên), giọng TTS theo nhân vật (</w:t>
+      </w:r>
+      <w:r>
+        <w:rPr>
+          <w:rStyle w:val="VerbatimChar"/>
+        </w:rPr>
+        <w:t xml:space="preserve">core/voice.py</w:t>
+      </w:r>
+      <w:r>
+        <w:t xml:space="preserve">), bản giao dựng → phụ đề → card cuối → kích thước (</w:t>
+      </w:r>
+      <w:r>
+        <w:rPr>
+          <w:rStyle w:val="VerbatimChar"/>
+        </w:rPr>
+        <w:t xml:space="preserve">core/delivery.py</w:t>
+      </w:r>
+      <w:r>
+        <w:t xml:space="preserve">), QC video, chế độ tự động v2.</w:t>
       </w:r>
     </w:p>
     <w:p>
@@ -7394,159 +7624,74 @@
         </w:numPr>
       </w:pPr>
       <w:r>
-        <w:t xml:space="preserve">Token</w:t>
-      </w:r>
-      <w:r>
-        <w:t xml:space="preserve"> </w:t>
-      </w:r>
-      <w:r>
-        <w:rPr>
-          <w:rStyle w:val="VerbatimChar"/>
-        </w:rPr>
-        <w:t xml:space="preserve">CLIPAI_TOKEN</w:t>
-      </w:r>
-      <w:r>
-        <w:t xml:space="preserve">,</w:t>
-      </w:r>
-      <w:r>
-        <w:t xml:space="preserve"> </w:t>
-      </w:r>
-      <w:r>
-        <w:rPr>
-          <w:rStyle w:val="VerbatimChar"/>
-        </w:rPr>
-        <w:t xml:space="preserve">DEEPIX_TOKEN</w:t>
-      </w:r>
-      <w:r>
-        <w:t xml:space="preserve"> </w:t>
-      </w:r>
-      <w:r>
-        <w:t xml:space="preserve">nằm trong biến môi trường người dùng —</w:t>
-      </w:r>
-      <w:r>
-        <w:t xml:space="preserve"> </w:t>
-      </w:r>
-      <w:r>
-        <w:rPr>
-          <w:b/>
-          <w:bCs/>
-        </w:rPr>
-        <w:t xml:space="preserve">không in, không ghi vào repo/log</w:t>
-      </w:r>
-      <w:r>
-        <w:t xml:space="preserve">. Claude cho Dashboard:</w:t>
-      </w:r>
-      <w:r>
-        <w:t xml:space="preserve"> </w:t>
-      </w:r>
-      <w:r>
-        <w:rPr>
-          <w:rStyle w:val="VerbatimChar"/>
-        </w:rPr>
-        <w:t xml:space="preserve">LLM_PROVIDER=claude_cli</w:t>
-      </w:r>
-      <w:r>
-        <w:t xml:space="preserve"> </w:t>
-      </w:r>
-      <w:r>
-        <w:t xml:space="preserve">(dùng chung hạn mức tài khoản).</w:t>
-      </w:r>
-    </w:p>
-    <w:p>
-      <w:pPr>
-        <w:pStyle w:val="Compact"/>
-        <w:numPr>
-          <w:ilvl w:val="0"/>
-          <w:numId w:val="1017"/>
-        </w:numPr>
-      </w:pPr>
-      <w:r>
-        <w:t xml:space="preserve">Kịch bản thử:</w:t>
-      </w:r>
-      <w:r>
-        <w:t xml:space="preserve"> </w:t>
-      </w:r>
-      <w:r>
-        <w:t xml:space="preserve">“KỊCH BẢN FREE FIRE: KENTA XUYÊN TƯỜNG CƯỚP KILL?!”</w:t>
-      </w:r>
-      <w:r>
-        <w:t xml:space="preserve"> </w:t>
-      </w:r>
-      <w:r>
-        <w:t xml:space="preserve">(3 cảnh, Kelly/Maxim/Kenta, 14 câu thoại,</w:t>
-      </w:r>
-      <w:r>
-        <w:t xml:space="preserve"> </w:t>
-      </w:r>
-      <w:r>
-        <w:t xml:space="preserve">“TEXT CUỐI”</w:t>
-      </w:r>
-      <w:r>
-        <w:t xml:space="preserve">). Nguyên văn ở</w:t>
-      </w:r>
-      <w:r>
-        <w:t xml:space="preserve"> </w:t>
-      </w:r>
-      <w:r>
-        <w:rPr>
-          <w:rStyle w:val="VerbatimChar"/>
-        </w:rPr>
-        <w:t xml:space="preserve">samples/kenta_xuyen_tuong_cuop_kill.txt</w:t>
-      </w:r>
-      <w:r>
-        <w:t xml:space="preserve">.</w:t>
-      </w:r>
-    </w:p>
-    <w:p>
-      <w:pPr>
-        <w:pStyle w:val="Compact"/>
-        <w:numPr>
-          <w:ilvl w:val="0"/>
-          <w:numId w:val="1017"/>
-        </w:numPr>
-      </w:pPr>
-      <w:r>
-        <w:t xml:space="preserve">Video Free Fire nội bộ trên máy:</w:t>
-      </w:r>
-      <w:r>
-        <w:t xml:space="preserve"> </w:t>
-      </w:r>
-      <w:r>
-        <w:rPr>
-          <w:rStyle w:val="VerbatimChar"/>
-        </w:rPr>
-        <w:t xml:space="preserve">D:/2026/OB55/</w:t>
-      </w:r>
-      <w:r>
-        <w:t xml:space="preserve"> </w:t>
-      </w:r>
-      <w:r>
-        <w:t xml:space="preserve">(combo Kenta, tình huống Kenta…),</w:t>
-      </w:r>
-      <w:r>
-        <w:t xml:space="preserve"> </w:t>
-      </w:r>
-      <w:r>
-        <w:rPr>
-          <w:rStyle w:val="VerbatimChar"/>
-        </w:rPr>
-        <w:t xml:space="preserve">D:/2025/</w:t>
-      </w:r>
-      <w:r>
-        <w:t xml:space="preserve"> </w:t>
-      </w:r>
-      <w:r>
-        <w:t xml:space="preserve">— dùng để phân tích, không đưa vào repo.</w:t>
+        <w:t xml:space="preserve">Chạy thử không tốn credit:</w:t>
+      </w:r>
+      <w:r>
+        <w:t xml:space="preserve"> </w:t>
+      </w:r>
+      <w:r>
+        <w:rPr>
+          <w:rStyle w:val="VerbatimChar"/>
+        </w:rPr>
+        <w:t xml:space="preserve">py tools/seed_demo.py</w:t>
+      </w:r>
+      <w:r>
+        <w:t xml:space="preserve"> </w:t>
+      </w:r>
+      <w:r>
+        <w:t xml:space="preserve">rồi</w:t>
+      </w:r>
+      <w:r>
+        <w:t xml:space="preserve"> </w:t>
+      </w:r>
+      <w:r>
+        <w:rPr>
+          <w:rStyle w:val="VerbatimChar"/>
+        </w:rPr>
+        <w:t xml:space="preserve">powershell -File tools/run_demo.ps1</w:t>
+      </w:r>
+      <w:r>
+        <w:t xml:space="preserve"> </w:t>
+      </w:r>
+      <w:r>
+        <w:t xml:space="preserve">(đã bật</w:t>
+      </w:r>
+      <w:r>
+        <w:t xml:space="preserve"> </w:t>
+      </w:r>
+      <w:r>
+        <w:rPr>
+          <w:rStyle w:val="VerbatimChar"/>
+        </w:rPr>
+        <w:t xml:space="preserve">MOCK_REAL_MEDIA=1</w:t>
+      </w:r>
+      <w:r>
+        <w:t xml:space="preserve">: ảnh/clip giả lập là file thật nhỏ, dựng/xuất được). Bộ test:</w:t>
+      </w:r>
+      <w:r>
+        <w:t xml:space="preserve"> </w:t>
+      </w:r>
+      <w:r>
+        <w:rPr>
+          <w:rStyle w:val="VerbatimChar"/>
+        </w:rPr>
+        <w:t xml:space="preserve">py -m unittest discover -s tests -t .</w:t>
+      </w:r>
+      <w:r>
+        <w:t xml:space="preserve"> </w:t>
+      </w:r>
+      <w:r>
+        <w:t xml:space="preserve">(~5 phút).</w:t>
       </w:r>
     </w:p>
     <w:bookmarkEnd w:id="29"/>
-    <w:bookmarkStart w:id="30" w:name="sự-thật-về-api-tra-2026-09-23-chỉ-đọc"/>
+    <w:bookmarkStart w:id="30" w:name="môi-trường-windows"/>
     <w:p>
       <w:pPr>
         <w:pStyle w:val="Heading3"/>
       </w:pPr>
       <w:r>
-        <w:t xml:space="preserve">Sự thật về API (tra 2026-09-23, chỉ đọc)</w:t>
+        <w:t xml:space="preserve">Môi trường (Windows)</w:t>
       </w:r>
     </w:p>
     <w:p>
@@ -7558,178 +7703,34 @@
         </w:numPr>
       </w:pPr>
       <w:r>
-        <w:t xml:space="preserve">Token dùng được 12 endpoint trong skill</w:t>
-      </w:r>
-      <w:r>
-        <w:t xml:space="preserve"> </w:t>
-      </w:r>
-      <w:r>
-        <w:rPr>
-          <w:rStyle w:val="VerbatimChar"/>
-        </w:rPr>
-        <w:t xml:space="preserve">clipai 1.3.1</w:t>
-      </w:r>
-      <w:r>
-        <w:t xml:space="preserve"> </w:t>
-      </w:r>
-      <w:r>
-        <w:t xml:space="preserve">(</w:t>
-      </w:r>
-      <w:r>
-        <w:rPr>
-          <w:rStyle w:val="VerbatimChar"/>
-        </w:rPr>
-        <w:t xml:space="preserve">Get this Skill to Claude/clipai-1.3.1/clipai/reference.md</w:t>
-      </w:r>
-      <w:r>
-        <w:t xml:space="preserve">): Kling Omni (có</w:t>
-      </w:r>
-      <w:r>
-        <w:t xml:space="preserve"> </w:t>
-      </w:r>
-      <w:r>
-        <w:rPr>
-          <w:rStyle w:val="VerbatimChar"/>
-        </w:rPr>
-        <w:t xml:space="preserve">multi_shot</w:t>
-      </w:r>
-      <w:r>
-        <w:t xml:space="preserve">/</w:t>
-      </w:r>
-      <w:r>
-        <w:rPr>
-          <w:rStyle w:val="VerbatimChar"/>
-        </w:rPr>
-        <w:t xml:space="preserve">multi_prompt</w:t>
-      </w:r>
-      <w:r>
-        <w:t xml:space="preserve">,</w:t>
-      </w:r>
-      <w:r>
-        <w:t xml:space="preserve"> </w:t>
-      </w:r>
-      <w:r>
-        <w:rPr>
-          <w:rStyle w:val="VerbatimChar"/>
-        </w:rPr>
-        <w:t xml:space="preserve">image_list</w:t>
-      </w:r>
-      <w:r>
-        <w:t xml:space="preserve"> </w:t>
-      </w:r>
-      <w:r>
-        <w:t xml:space="preserve">chỉ</w:t>
-      </w:r>
-      <w:r>
-        <w:t xml:space="preserve"> </w:t>
-      </w:r>
-      <w:r>
-        <w:rPr>
-          <w:rStyle w:val="VerbatimChar"/>
-        </w:rPr>
-        <w:t xml:space="preserve">first_frame</w:t>
-      </w:r>
-      <w:r>
-        <w:t xml:space="preserve">,</w:t>
-      </w:r>
-      <w:r>
-        <w:t xml:space="preserve"> </w:t>
-      </w:r>
-      <w:r>
-        <w:rPr>
-          <w:rStyle w:val="VerbatimChar"/>
-        </w:rPr>
-        <w:t xml:space="preserve">element_list</w:t>
-      </w:r>
-      <w:r>
-        <w:t xml:space="preserve"> </w:t>
-      </w:r>
-      <w:r>
-        <w:t xml:space="preserve">— nhưng tạo Element chỉ trên web), Seedance (</w:t>
-      </w:r>
-      <w:r>
-        <w:rPr>
-          <w:rStyle w:val="VerbatimChar"/>
-        </w:rPr>
-        <w:t xml:space="preserve">content</w:t>
-      </w:r>
-      <w:r>
-        <w:t xml:space="preserve"> </w:t>
-      </w:r>
-      <w:r>
-        <w:t xml:space="preserve">với role</w:t>
-      </w:r>
-      <w:r>
-        <w:t xml:space="preserve"> </w:t>
-      </w:r>
-      <w:r>
-        <w:rPr>
-          <w:rStyle w:val="VerbatimChar"/>
-        </w:rPr>
-        <w:t xml:space="preserve">first_frame</w:t>
-      </w:r>
-      <w:r>
-        <w:t xml:space="preserve"> </w:t>
-      </w:r>
-      <w:r>
-        <w:t xml:space="preserve">/</w:t>
-      </w:r>
-      <w:r>
-        <w:t xml:space="preserve"> </w:t>
-      </w:r>
-      <w:r>
-        <w:rPr>
-          <w:rStyle w:val="VerbatimChar"/>
-        </w:rPr>
-        <w:t xml:space="preserve">last_frame</w:t>
-      </w:r>
-      <w:r>
-        <w:t xml:space="preserve"> </w:t>
-      </w:r>
-      <w:r>
-        <w:t xml:space="preserve">/</w:t>
-      </w:r>
-      <w:r>
-        <w:t xml:space="preserve"> </w:t>
-      </w:r>
-      <w:r>
-        <w:rPr>
-          <w:rStyle w:val="VerbatimChar"/>
-        </w:rPr>
-        <w:t xml:space="preserve">reference_image</w:t>
-      </w:r>
-      <w:r>
-        <w:t xml:space="preserve"> </w:t>
-      </w:r>
-      <w:r>
-        <w:t xml:space="preserve">/</w:t>
-      </w:r>
-      <w:r>
-        <w:t xml:space="preserve"> </w:t>
-      </w:r>
-      <w:r>
-        <w:rPr>
-          <w:rStyle w:val="VerbatimChar"/>
-        </w:rPr>
-        <w:t xml:space="preserve">reference_video</w:t>
-      </w:r>
-      <w:r>
-        <w:t xml:space="preserve"> </w:t>
-      </w:r>
-      <w:r>
-        <w:t xml:space="preserve">/</w:t>
-      </w:r>
-      <w:r>
-        <w:t xml:space="preserve"> </w:t>
-      </w:r>
-      <w:r>
-        <w:rPr>
-          <w:rStyle w:val="VerbatimChar"/>
-        </w:rPr>
-        <w:t xml:space="preserve">reference_audio</w:t>
-      </w:r>
-      <w:r>
-        <w:t xml:space="preserve">; 2.0 dài 4–15s, 2.5 dài 4–30s; 480p/720p), video-list, âm thanh (TTS/SFX/nhạc, voice-actors), kho chủ thể Seedance.</w:t>
+        <w:t xml:space="preserve">Python gọi bằng</w:t>
+      </w:r>
+      <w:r>
+        <w:t xml:space="preserve"> </w:t>
+      </w:r>
+      <w:r>
+        <w:rPr>
+          <w:rStyle w:val="VerbatimChar"/>
+        </w:rPr>
+        <w:t xml:space="preserve">py</w:t>
+      </w:r>
+      <w:r>
+        <w:t xml:space="preserve"> </w:t>
+      </w:r>
+      <w:r>
+        <w:t xml:space="preserve">(trong Git Bash không có</w:t>
+      </w:r>
+      <w:r>
+        <w:t xml:space="preserve"> </w:t>
+      </w:r>
+      <w:r>
+        <w:rPr>
+          <w:rStyle w:val="VerbatimChar"/>
+        </w:rPr>
+        <w:t xml:space="preserve">python</w:t>
+      </w:r>
+      <w:r>
+        <w:t xml:space="preserve">). ffmpeg có sẵn trong PATH. pandoc + Chrome cho build docs.</w:t>
       </w:r>
     </w:p>
     <w:p>
@@ -7741,28 +7742,16 @@
         </w:numPr>
       </w:pPr>
       <w:r>
-        <w:t xml:space="preserve">Endpoint chỉ có trên web (token trả</w:t>
-      </w:r>
-      <w:r>
-        <w:t xml:space="preserve"> </w:t>
-      </w:r>
-      <w:r>
-        <w:rPr>
-          <w:rStyle w:val="VerbatimChar"/>
-        </w:rPr>
-        <w:t xml:space="preserve">code 1102 LoginErr</w:t>
-      </w:r>
-      <w:r>
-        <w:t xml:space="preserve">):</w:t>
-      </w:r>
-      <w:r>
-        <w:t xml:space="preserve"> </w:t>
-      </w:r>
-      <w:r>
-        <w:rPr>
-          <w:rStyle w:val="VerbatimChar"/>
-        </w:rPr>
-        <w:t xml:space="preserve">/kling/lip-sync</w:t>
+        <w:t xml:space="preserve">Token</w:t>
+      </w:r>
+      <w:r>
+        <w:t xml:space="preserve"> </w:t>
+      </w:r>
+      <w:r>
+        <w:rPr>
+          <w:rStyle w:val="VerbatimChar"/>
+        </w:rPr>
+        <w:t xml:space="preserve">CLIPAI_TOKEN</w:t>
       </w:r>
       <w:r>
         <w:t xml:space="preserve">,</w:t>
@@ -7774,46 +7763,13 @@
         <w:rPr>
           <w:rStyle w:val="VerbatimChar"/>
         </w:rPr>
-        <w:t xml:space="preserve">/kling/element-create|list</w:t>
-      </w:r>
-      <w:r>
-        <w:t xml:space="preserve">,</w:t>
-      </w:r>
-      <w:r>
-        <w:t xml:space="preserve"> </w:t>
-      </w:r>
-      <w:r>
-        <w:rPr>
-          <w:rStyle w:val="VerbatimChar"/>
-        </w:rPr>
-        <w:t xml:space="preserve">/kling/custom-voice-list</w:t>
-      </w:r>
-      <w:r>
-        <w:t xml:space="preserve">,</w:t>
-      </w:r>
-      <w:r>
-        <w:t xml:space="preserve"> </w:t>
-      </w:r>
-      <w:r>
-        <w:rPr>
-          <w:rStyle w:val="VerbatimChar"/>
-        </w:rPr>
-        <w:t xml:space="preserve">/sound/voice-actors/design|clone</w:t>
-      </w:r>
-      <w:r>
-        <w:t xml:space="preserve">,</w:t>
-      </w:r>
-      <w:r>
-        <w:t xml:space="preserve"> </w:t>
-      </w:r>
-      <w:r>
-        <w:rPr>
-          <w:rStyle w:val="VerbatimChar"/>
-        </w:rPr>
-        <w:t xml:space="preserve">/kling/motion-control</w:t>
-      </w:r>
-      <w:r>
-        <w:t xml:space="preserve">, Director Workspace →</w:t>
+        <w:t xml:space="preserve">DEEPIX_TOKEN</w:t>
+      </w:r>
+      <w:r>
+        <w:t xml:space="preserve"> </w:t>
+      </w:r>
+      <w:r>
+        <w:t xml:space="preserve">nằm trong biến môi trường người dùng —</w:t>
       </w:r>
       <w:r>
         <w:t xml:space="preserve"> </w:t>
@@ -7823,13 +7779,25 @@
           <w:b/>
           <w:bCs/>
         </w:rPr>
-        <w:t xml:space="preserve">không dùng</w:t>
-      </w:r>
-      <w:r>
-        <w:t xml:space="preserve"> </w:t>
-      </w:r>
-      <w:r>
-        <w:t xml:space="preserve">(quyết định 6).</w:t>
+        <w:t xml:space="preserve">không in, không ghi vào repo/log</w:t>
+      </w:r>
+      <w:r>
+        <w:t xml:space="preserve">. Claude cho Dashboard:</w:t>
+      </w:r>
+      <w:r>
+        <w:t xml:space="preserve"> </w:t>
+      </w:r>
+      <w:r>
+        <w:rPr>
+          <w:rStyle w:val="VerbatimChar"/>
+        </w:rPr>
+        <w:t xml:space="preserve">LLM_PROVIDER=claude_cli</w:t>
+      </w:r>
+      <w:r>
+        <w:t xml:space="preserve"> </w:t>
+      </w:r>
+      <w:r>
+        <w:t xml:space="preserve">(dùng chung hạn mức tài khoản).</w:t>
       </w:r>
     </w:p>
     <w:p>
@@ -7841,50 +7809,40 @@
         </w:numPr>
       </w:pPr>
       <w:r>
-        <w:t xml:space="preserve">Giọng có</w:t>
-      </w:r>
-      <w:r>
-        <w:t xml:space="preserve"> </w:t>
-      </w:r>
-      <w:r>
-        <w:rPr>
-          <w:rStyle w:val="VerbatimChar"/>
-        </w:rPr>
-        <w:t xml:space="preserve">vi</w:t>
-      </w:r>
-      <w:r>
-        <w:t xml:space="preserve"> </w:t>
-      </w:r>
-      <w:r>
-        <w:t xml:space="preserve">(5 giọng, id trùng 2 bản): Xinghe Jiang (30002/2, nam), Austin (30003/3, nam),</w:t>
-      </w:r>
-      <w:r>
-        <w:t xml:space="preserve"> </w:t>
-      </w:r>
-      <w:r>
-        <w:rPr>
-          <w:b/>
-          <w:bCs/>
-        </w:rPr>
-        <w:t xml:space="preserve">Arabella (30007/7, nữ)</w:t>
-      </w:r>
-      <w:r>
-        <w:t xml:space="preserve">, Ethan Zhang (30017/17, nam), Mark (30020/20, nam). Không có giọng gốc Việt. Truyền</w:t>
-      </w:r>
-      <w:r>
-        <w:t xml:space="preserve"> </w:t>
-      </w:r>
-      <w:r>
-        <w:rPr>
-          <w:rStyle w:val="VerbatimChar"/>
-        </w:rPr>
-        <w:t xml:space="preserve">language_code="vi"</w:t>
-      </w:r>
-      <w:r>
-        <w:t xml:space="preserve"> </w:t>
-      </w:r>
-      <w:r>
-        <w:t xml:space="preserve">cho TTS gây HTTP 400 → không truyền.</w:t>
+        <w:t xml:space="preserve">Kịch bản thử:</w:t>
+      </w:r>
+      <w:r>
+        <w:t xml:space="preserve"> </w:t>
+      </w:r>
+      <w:r>
+        <w:t xml:space="preserve">“KỊCH BẢN FREE FIRE: KENTA XUYÊN TƯỜNG CƯỚP KILL?!”</w:t>
+      </w:r>
+      <w:r>
+        <w:t xml:space="preserve"> </w:t>
+      </w:r>
+      <w:r>
+        <w:t xml:space="preserve">(3 cảnh, Kelly/Maxim/Kenta, 14 câu thoại,</w:t>
+      </w:r>
+      <w:r>
+        <w:t xml:space="preserve"> </w:t>
+      </w:r>
+      <w:r>
+        <w:t xml:space="preserve">“TEXT CUỐI”</w:t>
+      </w:r>
+      <w:r>
+        <w:t xml:space="preserve">). Nguyên văn ở</w:t>
+      </w:r>
+      <w:r>
+        <w:t xml:space="preserve"> </w:t>
+      </w:r>
+      <w:r>
+        <w:rPr>
+          <w:rStyle w:val="VerbatimChar"/>
+        </w:rPr>
+        <w:t xml:space="preserve">samples/kenta_xuyen_tuong_cuop_kill.txt</w:t>
+      </w:r>
+      <w:r>
+        <w:t xml:space="preserve">.</w:t>
       </w:r>
     </w:p>
     <w:p>
@@ -7896,35 +7854,47 @@
         </w:numPr>
       </w:pPr>
       <w:r>
-        <w:t xml:space="preserve">Độ dài tối thiểu: Kling 3s, Seedance 4s (</w:t>
-      </w:r>
-      <w:r>
-        <w:rPr>
-          <w:rStyle w:val="VerbatimChar"/>
-        </w:rPr>
-        <w:t xml:space="preserve">core/adapters/clipai.py::effective_duration</w:t>
-      </w:r>
-      <w:r>
-        <w:t xml:space="preserve">). Giá ước tính (USD/giây): Kling 0,08; Seedance 2.0 0,15; 2.0 Fast 0,12; 2.5 0,23 (</w:t>
-      </w:r>
-      <w:r>
-        <w:rPr>
-          <w:rStyle w:val="VerbatimChar"/>
-        </w:rPr>
-        <w:t xml:space="preserve">data/pricing.json</w:t>
-      </w:r>
-      <w:r>
-        <w:t xml:space="preserve">, chưa đo thật). Deepix chưa có giá.</w:t>
+        <w:t xml:space="preserve">Video Free Fire nội bộ trên máy:</w:t>
+      </w:r>
+      <w:r>
+        <w:t xml:space="preserve"> </w:t>
+      </w:r>
+      <w:r>
+        <w:rPr>
+          <w:rStyle w:val="VerbatimChar"/>
+        </w:rPr>
+        <w:t xml:space="preserve">D:/2026/OB55/</w:t>
+      </w:r>
+      <w:r>
+        <w:t xml:space="preserve"> </w:t>
+      </w:r>
+      <w:r>
+        <w:t xml:space="preserve">(combo Kenta, tình huống Kenta…),</w:t>
+      </w:r>
+      <w:r>
+        <w:t xml:space="preserve"> </w:t>
+      </w:r>
+      <w:r>
+        <w:rPr>
+          <w:rStyle w:val="VerbatimChar"/>
+        </w:rPr>
+        <w:t xml:space="preserve">D:/2025/</w:t>
+      </w:r>
+      <w:r>
+        <w:t xml:space="preserve"> </w:t>
+      </w:r>
+      <w:r>
+        <w:t xml:space="preserve">— dùng để phân tích, không đưa vào repo.</w:t>
       </w:r>
     </w:p>
     <w:bookmarkEnd w:id="30"/>
-    <w:bookmarkStart w:id="31" w:name="nghiên-cứu-video-youtube-gđ1"/>
+    <w:bookmarkStart w:id="31" w:name="sự-thật-về-api-tra-2026-09-23-chỉ-đọc"/>
     <w:p>
       <w:pPr>
         <w:pStyle w:val="Heading3"/>
       </w:pPr>
       <w:r>
-        <w:t xml:space="preserve">Nghiên cứu video YouTube (GĐ1)</w:t>
+        <w:t xml:space="preserve">Sự thật về API (tra 2026-09-23, chỉ đọc)</w:t>
       </w:r>
     </w:p>
     <w:p>
@@ -7936,23 +7906,178 @@
         </w:numPr>
       </w:pPr>
       <w:r>
-        <w:rPr>
-          <w:b/>
-          <w:bCs/>
-        </w:rPr>
-        <w:t xml:space="preserve">Trình duyệt tích hợp mở được YouTube</w:t>
-      </w:r>
-      <w:r>
-        <w:t xml:space="preserve">; tải bằng dòng lệnh (urllib) bị 404, chỉ RSS đọc được. Kênh: https://www.youtube.com/</w:t>
-      </w:r>
-      <w:r>
-        <w:t xml:space="preserve">@GarenaFreeFireVN/videos</w:t>
-      </w:r>
-      <w:r>
-        <w:t xml:space="preserve"> </w:t>
-      </w:r>
-      <w:r>
-        <w:t xml:space="preserve">(tab Popular để lấy video nhiều lượt xem).</w:t>
+        <w:t xml:space="preserve">Token dùng được 12 endpoint trong skill</w:t>
+      </w:r>
+      <w:r>
+        <w:t xml:space="preserve"> </w:t>
+      </w:r>
+      <w:r>
+        <w:rPr>
+          <w:rStyle w:val="VerbatimChar"/>
+        </w:rPr>
+        <w:t xml:space="preserve">clipai 1.3.1</w:t>
+      </w:r>
+      <w:r>
+        <w:t xml:space="preserve"> </w:t>
+      </w:r>
+      <w:r>
+        <w:t xml:space="preserve">(</w:t>
+      </w:r>
+      <w:r>
+        <w:rPr>
+          <w:rStyle w:val="VerbatimChar"/>
+        </w:rPr>
+        <w:t xml:space="preserve">Get this Skill to Claude/clipai-1.3.1/clipai/reference.md</w:t>
+      </w:r>
+      <w:r>
+        <w:t xml:space="preserve">): Kling Omni (có</w:t>
+      </w:r>
+      <w:r>
+        <w:t xml:space="preserve"> </w:t>
+      </w:r>
+      <w:r>
+        <w:rPr>
+          <w:rStyle w:val="VerbatimChar"/>
+        </w:rPr>
+        <w:t xml:space="preserve">multi_shot</w:t>
+      </w:r>
+      <w:r>
+        <w:t xml:space="preserve">/</w:t>
+      </w:r>
+      <w:r>
+        <w:rPr>
+          <w:rStyle w:val="VerbatimChar"/>
+        </w:rPr>
+        <w:t xml:space="preserve">multi_prompt</w:t>
+      </w:r>
+      <w:r>
+        <w:t xml:space="preserve">,</w:t>
+      </w:r>
+      <w:r>
+        <w:t xml:space="preserve"> </w:t>
+      </w:r>
+      <w:r>
+        <w:rPr>
+          <w:rStyle w:val="VerbatimChar"/>
+        </w:rPr>
+        <w:t xml:space="preserve">image_list</w:t>
+      </w:r>
+      <w:r>
+        <w:t xml:space="preserve"> </w:t>
+      </w:r>
+      <w:r>
+        <w:t xml:space="preserve">chỉ</w:t>
+      </w:r>
+      <w:r>
+        <w:t xml:space="preserve"> </w:t>
+      </w:r>
+      <w:r>
+        <w:rPr>
+          <w:rStyle w:val="VerbatimChar"/>
+        </w:rPr>
+        <w:t xml:space="preserve">first_frame</w:t>
+      </w:r>
+      <w:r>
+        <w:t xml:space="preserve">,</w:t>
+      </w:r>
+      <w:r>
+        <w:t xml:space="preserve"> </w:t>
+      </w:r>
+      <w:r>
+        <w:rPr>
+          <w:rStyle w:val="VerbatimChar"/>
+        </w:rPr>
+        <w:t xml:space="preserve">element_list</w:t>
+      </w:r>
+      <w:r>
+        <w:t xml:space="preserve"> </w:t>
+      </w:r>
+      <w:r>
+        <w:t xml:space="preserve">— nhưng tạo Element chỉ trên web), Seedance (</w:t>
+      </w:r>
+      <w:r>
+        <w:rPr>
+          <w:rStyle w:val="VerbatimChar"/>
+        </w:rPr>
+        <w:t xml:space="preserve">content</w:t>
+      </w:r>
+      <w:r>
+        <w:t xml:space="preserve"> </w:t>
+      </w:r>
+      <w:r>
+        <w:t xml:space="preserve">với role</w:t>
+      </w:r>
+      <w:r>
+        <w:t xml:space="preserve"> </w:t>
+      </w:r>
+      <w:r>
+        <w:rPr>
+          <w:rStyle w:val="VerbatimChar"/>
+        </w:rPr>
+        <w:t xml:space="preserve">first_frame</w:t>
+      </w:r>
+      <w:r>
+        <w:t xml:space="preserve"> </w:t>
+      </w:r>
+      <w:r>
+        <w:t xml:space="preserve">/</w:t>
+      </w:r>
+      <w:r>
+        <w:t xml:space="preserve"> </w:t>
+      </w:r>
+      <w:r>
+        <w:rPr>
+          <w:rStyle w:val="VerbatimChar"/>
+        </w:rPr>
+        <w:t xml:space="preserve">last_frame</w:t>
+      </w:r>
+      <w:r>
+        <w:t xml:space="preserve"> </w:t>
+      </w:r>
+      <w:r>
+        <w:t xml:space="preserve">/</w:t>
+      </w:r>
+      <w:r>
+        <w:t xml:space="preserve"> </w:t>
+      </w:r>
+      <w:r>
+        <w:rPr>
+          <w:rStyle w:val="VerbatimChar"/>
+        </w:rPr>
+        <w:t xml:space="preserve">reference_image</w:t>
+      </w:r>
+      <w:r>
+        <w:t xml:space="preserve"> </w:t>
+      </w:r>
+      <w:r>
+        <w:t xml:space="preserve">/</w:t>
+      </w:r>
+      <w:r>
+        <w:t xml:space="preserve"> </w:t>
+      </w:r>
+      <w:r>
+        <w:rPr>
+          <w:rStyle w:val="VerbatimChar"/>
+        </w:rPr>
+        <w:t xml:space="preserve">reference_video</w:t>
+      </w:r>
+      <w:r>
+        <w:t xml:space="preserve"> </w:t>
+      </w:r>
+      <w:r>
+        <w:t xml:space="preserve">/</w:t>
+      </w:r>
+      <w:r>
+        <w:t xml:space="preserve"> </w:t>
+      </w:r>
+      <w:r>
+        <w:rPr>
+          <w:rStyle w:val="VerbatimChar"/>
+        </w:rPr>
+        <w:t xml:space="preserve">reference_audio</w:t>
+      </w:r>
+      <w:r>
+        <w:t xml:space="preserve">; 2.0 dài 4–15s, 2.5 dài 4–30s; 480p/720p), video-list, âm thanh (TTS/SFX/nhạc, voice-actors), kho chủ thể Seedance.</w:t>
       </w:r>
     </w:p>
     <w:p>
@@ -7964,2055 +8089,190 @@
         </w:numPr>
       </w:pPr>
       <w:r>
-        <w:t xml:space="preserve">Cách đã chạy được trên</w:t>
-      </w:r>
-      <w:r>
-        <w:t xml:space="preserve"> </w:t>
-      </w:r>
-      <w:r>
-        <w:t xml:space="preserve">“Kenta’s Obsession”</w:t>
-      </w:r>
-      <w:r>
-        <w:t xml:space="preserve"> </w:t>
-      </w:r>
-      <w:r>
-        <w:t xml:space="preserve">(https://www.youtube.com/watch?v=cUQ1PhwvfAE): mở trang video, rồi chạy JS (từng đoạn ≤ 20 giây video mỗi lần gọi vì giới hạn 45 giây của công cụ):</w:t>
-      </w:r>
-    </w:p>
-    <w:p>
-      <w:pPr>
-        <w:pStyle w:val="SourceCode"/>
-      </w:pPr>
-      <w:r>
-        <w:rPr>
-          <w:rStyle w:val="BuiltInTok"/>
-        </w:rPr>
-        <w:t xml:space="preserve">window</w:t>
-      </w:r>
-      <w:r>
-        <w:rPr>
-          <w:rStyle w:val="OperatorTok"/>
-        </w:rPr>
-        <w:t xml:space="preserve">.</w:t>
-      </w:r>
-      <w:r>
-        <w:rPr>
-          <w:rStyle w:val="AttributeTok"/>
-        </w:rPr>
-        <w:t xml:space="preserve">__scan</w:t>
-      </w:r>
-      <w:r>
-        <w:rPr>
-          <w:rStyle w:val="NormalTok"/>
-        </w:rPr>
-        <w:t xml:space="preserve"> </w:t>
-      </w:r>
-      <w:r>
-        <w:rPr>
-          <w:rStyle w:val="OperatorTok"/>
-        </w:rPr>
-        <w:t xml:space="preserve">=</w:t>
-      </w:r>
-      <w:r>
-        <w:rPr>
-          <w:rStyle w:val="NormalTok"/>
-        </w:rPr>
-        <w:t xml:space="preserve"> </w:t>
-      </w:r>
-      <w:r>
-        <w:rPr>
-          <w:rStyle w:val="KeywordTok"/>
-        </w:rPr>
-        <w:t xml:space="preserve">async</w:t>
-      </w:r>
-      <w:r>
-        <w:rPr>
-          <w:rStyle w:val="NormalTok"/>
-        </w:rPr>
-        <w:t xml:space="preserve"> </w:t>
-      </w:r>
-      <w:r>
-        <w:rPr>
-          <w:rStyle w:val="KeywordTok"/>
-        </w:rPr>
-        <w:t xml:space="preserve">function</w:t>
-      </w:r>
-      <w:r>
-        <w:rPr>
-          <w:rStyle w:val="NormalTok"/>
-        </w:rPr>
-        <w:t xml:space="preserve">(</w:t>
-      </w:r>
-      <w:r>
-        <w:rPr>
-          <w:rStyle w:val="ImportTok"/>
-        </w:rPr>
-        <w:t xml:space="preserve">from</w:t>
-      </w:r>
-      <w:r>
-        <w:rPr>
-          <w:rStyle w:val="OperatorTok"/>
-        </w:rPr>
+        <w:t xml:space="preserve">Endpoint chỉ có trên web (token trả</w:t>
+      </w:r>
+      <w:r>
+        <w:t xml:space="preserve"> </w:t>
+      </w:r>
+      <w:r>
+        <w:rPr>
+          <w:rStyle w:val="VerbatimChar"/>
+        </w:rPr>
+        <w:t xml:space="preserve">code 1102 LoginErr</w:t>
+      </w:r>
+      <w:r>
+        <w:t xml:space="preserve">):</w:t>
+      </w:r>
+      <w:r>
+        <w:t xml:space="preserve"> </w:t>
+      </w:r>
+      <w:r>
+        <w:rPr>
+          <w:rStyle w:val="VerbatimChar"/>
+        </w:rPr>
+        <w:t xml:space="preserve">/kling/lip-sync</w:t>
+      </w:r>
+      <w:r>
         <w:t xml:space="preserve">,</w:t>
       </w:r>
       <w:r>
-        <w:rPr>
-          <w:rStyle w:val="NormalTok"/>
-        </w:rPr>
-        <w:t xml:space="preserve"> to</w:t>
-      </w:r>
-      <w:r>
-        <w:rPr>
-          <w:rStyle w:val="OperatorTok"/>
-        </w:rPr>
+        <w:t xml:space="preserve"> </w:t>
+      </w:r>
+      <w:r>
+        <w:rPr>
+          <w:rStyle w:val="VerbatimChar"/>
+        </w:rPr>
+        <w:t xml:space="preserve">/kling/element-create|list</w:t>
+      </w:r>
+      <w:r>
         <w:t xml:space="preserve">,</w:t>
       </w:r>
       <w:r>
-        <w:rPr>
-          <w:rStyle w:val="NormalTok"/>
-        </w:rPr>
-        <w:t xml:space="preserve"> step){</w:t>
-      </w:r>
-      <w:r>
-        <w:br/>
-      </w:r>
-      <w:r>
-        <w:rPr>
-          <w:rStyle w:val="NormalTok"/>
-        </w:rPr>
-        <w:t xml:space="preserve">  </w:t>
-      </w:r>
-      <w:r>
-        <w:rPr>
-          <w:rStyle w:val="KeywordTok"/>
-        </w:rPr>
-        <w:t xml:space="preserve">const</w:t>
-      </w:r>
-      <w:r>
-        <w:rPr>
-          <w:rStyle w:val="NormalTok"/>
-        </w:rPr>
-        <w:t xml:space="preserve"> v</w:t>
-      </w:r>
-      <w:r>
-        <w:rPr>
-          <w:rStyle w:val="OperatorTok"/>
-        </w:rPr>
-        <w:t xml:space="preserve">=</w:t>
-      </w:r>
-      <w:r>
-        <w:rPr>
-          <w:rStyle w:val="BuiltInTok"/>
-        </w:rPr>
-        <w:t xml:space="preserve">document</w:t>
-      </w:r>
-      <w:r>
-        <w:rPr>
-          <w:rStyle w:val="OperatorTok"/>
-        </w:rPr>
-        <w:t xml:space="preserve">.</w:t>
-      </w:r>
-      <w:r>
-        <w:rPr>
-          <w:rStyle w:val="FunctionTok"/>
-        </w:rPr>
-        <w:t xml:space="preserve">querySelector</w:t>
-      </w:r>
-      <w:r>
-        <w:rPr>
-          <w:rStyle w:val="NormalTok"/>
-        </w:rPr>
-        <w:t xml:space="preserve">(</w:t>
-      </w:r>
-      <w:r>
-        <w:rPr>
-          <w:rStyle w:val="StringTok"/>
-        </w:rPr>
-        <w:t xml:space="preserve">'video'</w:t>
-      </w:r>
-      <w:r>
-        <w:rPr>
-          <w:rStyle w:val="NormalTok"/>
-        </w:rPr>
-        <w:t xml:space="preserve">)</w:t>
-      </w:r>
-      <w:r>
-        <w:rPr>
-          <w:rStyle w:val="OperatorTok"/>
-        </w:rPr>
-        <w:t xml:space="preserve">;</w:t>
-      </w:r>
-      <w:r>
-        <w:rPr>
-          <w:rStyle w:val="NormalTok"/>
-        </w:rPr>
-        <w:t xml:space="preserve"> v</w:t>
-      </w:r>
-      <w:r>
-        <w:rPr>
-          <w:rStyle w:val="OperatorTok"/>
-        </w:rPr>
-        <w:t xml:space="preserve">.</w:t>
-      </w:r>
-      <w:r>
-        <w:rPr>
-          <w:rStyle w:val="AttributeTok"/>
-        </w:rPr>
-        <w:t xml:space="preserve">muted</w:t>
-      </w:r>
-      <w:r>
-        <w:rPr>
-          <w:rStyle w:val="OperatorTok"/>
-        </w:rPr>
-        <w:t xml:space="preserve">=</w:t>
-      </w:r>
-      <w:r>
-        <w:rPr>
-          <w:rStyle w:val="KeywordTok"/>
-        </w:rPr>
-        <w:t xml:space="preserve">true</w:t>
-      </w:r>
-      <w:r>
-        <w:rPr>
-          <w:rStyle w:val="OperatorTok"/>
-        </w:rPr>
-        <w:t xml:space="preserve">;</w:t>
-      </w:r>
-      <w:r>
-        <w:rPr>
-          <w:rStyle w:val="NormalTok"/>
-        </w:rPr>
-        <w:t xml:space="preserve"> v</w:t>
-      </w:r>
-      <w:r>
-        <w:rPr>
-          <w:rStyle w:val="OperatorTok"/>
-        </w:rPr>
-        <w:t xml:space="preserve">.</w:t>
-      </w:r>
-      <w:r>
-        <w:rPr>
-          <w:rStyle w:val="FunctionTok"/>
-        </w:rPr>
-        <w:t xml:space="preserve">pause</w:t>
-      </w:r>
-      <w:r>
-        <w:rPr>
-          <w:rStyle w:val="NormalTok"/>
-        </w:rPr>
-        <w:t xml:space="preserve">()</w:t>
-      </w:r>
-      <w:r>
-        <w:rPr>
-          <w:rStyle w:val="OperatorTok"/>
-        </w:rPr>
-        <w:t xml:space="preserve">;</w:t>
-      </w:r>
-      <w:r>
-        <w:br/>
-      </w:r>
-      <w:r>
-        <w:rPr>
-          <w:rStyle w:val="NormalTok"/>
-        </w:rPr>
-        <w:t xml:space="preserve">  </w:t>
-      </w:r>
-      <w:r>
-        <w:rPr>
-          <w:rStyle w:val="KeywordTok"/>
-        </w:rPr>
-        <w:t xml:space="preserve">const</w:t>
-      </w:r>
-      <w:r>
-        <w:rPr>
-          <w:rStyle w:val="NormalTok"/>
-        </w:rPr>
-        <w:t xml:space="preserve"> c</w:t>
-      </w:r>
-      <w:r>
-        <w:rPr>
-          <w:rStyle w:val="OperatorTok"/>
-        </w:rPr>
-        <w:t xml:space="preserve">=</w:t>
-      </w:r>
-      <w:r>
-        <w:rPr>
-          <w:rStyle w:val="BuiltInTok"/>
-        </w:rPr>
-        <w:t xml:space="preserve">document</w:t>
-      </w:r>
-      <w:r>
-        <w:rPr>
-          <w:rStyle w:val="OperatorTok"/>
-        </w:rPr>
-        <w:t xml:space="preserve">.</w:t>
-      </w:r>
-      <w:r>
-        <w:rPr>
-          <w:rStyle w:val="FunctionTok"/>
-        </w:rPr>
-        <w:t xml:space="preserve">createElement</w:t>
-      </w:r>
-      <w:r>
-        <w:rPr>
-          <w:rStyle w:val="NormalTok"/>
-        </w:rPr>
-        <w:t xml:space="preserve">(</w:t>
-      </w:r>
-      <w:r>
-        <w:rPr>
-          <w:rStyle w:val="StringTok"/>
-        </w:rPr>
-        <w:t xml:space="preserve">'canvas'</w:t>
-      </w:r>
-      <w:r>
-        <w:rPr>
-          <w:rStyle w:val="NormalTok"/>
-        </w:rPr>
-        <w:t xml:space="preserve">)</w:t>
-      </w:r>
-      <w:r>
-        <w:rPr>
-          <w:rStyle w:val="OperatorTok"/>
-        </w:rPr>
-        <w:t xml:space="preserve">;</w:t>
-      </w:r>
-      <w:r>
-        <w:rPr>
-          <w:rStyle w:val="NormalTok"/>
-        </w:rPr>
-        <w:t xml:space="preserve"> c</w:t>
-      </w:r>
-      <w:r>
-        <w:rPr>
-          <w:rStyle w:val="OperatorTok"/>
-        </w:rPr>
-        <w:t xml:space="preserve">.</w:t>
-      </w:r>
-      <w:r>
-        <w:rPr>
-          <w:rStyle w:val="AttributeTok"/>
-        </w:rPr>
-        <w:t xml:space="preserve">width</w:t>
-      </w:r>
-      <w:r>
-        <w:rPr>
-          <w:rStyle w:val="OperatorTok"/>
-        </w:rPr>
-        <w:t xml:space="preserve">=</w:t>
-      </w:r>
-      <w:r>
-        <w:rPr>
-          <w:rStyle w:val="DecValTok"/>
-        </w:rPr>
-        <w:t xml:space="preserve">48</w:t>
-      </w:r>
-      <w:r>
-        <w:rPr>
-          <w:rStyle w:val="OperatorTok"/>
-        </w:rPr>
-        <w:t xml:space="preserve">;</w:t>
-      </w:r>
-      <w:r>
-        <w:rPr>
-          <w:rStyle w:val="NormalTok"/>
-        </w:rPr>
-        <w:t xml:space="preserve"> c</w:t>
-      </w:r>
-      <w:r>
-        <w:rPr>
-          <w:rStyle w:val="OperatorTok"/>
-        </w:rPr>
-        <w:t xml:space="preserve">.</w:t>
-      </w:r>
-      <w:r>
-        <w:rPr>
-          <w:rStyle w:val="AttributeTok"/>
-        </w:rPr>
-        <w:t xml:space="preserve">height</w:t>
-      </w:r>
-      <w:r>
-        <w:rPr>
-          <w:rStyle w:val="OperatorTok"/>
-        </w:rPr>
-        <w:t xml:space="preserve">=</w:t>
-      </w:r>
-      <w:r>
-        <w:rPr>
-          <w:rStyle w:val="DecValTok"/>
-        </w:rPr>
-        <w:t xml:space="preserve">27</w:t>
-      </w:r>
-      <w:r>
-        <w:rPr>
-          <w:rStyle w:val="OperatorTok"/>
-        </w:rPr>
-        <w:t xml:space="preserve">;</w:t>
-      </w:r>
-      <w:r>
-        <w:br/>
-      </w:r>
-      <w:r>
-        <w:rPr>
-          <w:rStyle w:val="NormalTok"/>
-        </w:rPr>
-        <w:t xml:space="preserve">  </w:t>
-      </w:r>
-      <w:r>
-        <w:rPr>
-          <w:rStyle w:val="KeywordTok"/>
-        </w:rPr>
-        <w:t xml:space="preserve">const</w:t>
-      </w:r>
-      <w:r>
-        <w:rPr>
-          <w:rStyle w:val="NormalTok"/>
-        </w:rPr>
-        <w:t xml:space="preserve"> x</w:t>
-      </w:r>
-      <w:r>
-        <w:rPr>
-          <w:rStyle w:val="OperatorTok"/>
-        </w:rPr>
-        <w:t xml:space="preserve">=</w:t>
-      </w:r>
-      <w:r>
-        <w:rPr>
-          <w:rStyle w:val="NormalTok"/>
-        </w:rPr>
-        <w:t xml:space="preserve">c</w:t>
-      </w:r>
-      <w:r>
-        <w:rPr>
-          <w:rStyle w:val="OperatorTok"/>
-        </w:rPr>
-        <w:t xml:space="preserve">.</w:t>
-      </w:r>
-      <w:r>
-        <w:rPr>
-          <w:rStyle w:val="FunctionTok"/>
-        </w:rPr>
-        <w:t xml:space="preserve">getContext</w:t>
-      </w:r>
-      <w:r>
-        <w:rPr>
-          <w:rStyle w:val="NormalTok"/>
-        </w:rPr>
-        <w:t xml:space="preserve">(</w:t>
-      </w:r>
-      <w:r>
-        <w:rPr>
-          <w:rStyle w:val="StringTok"/>
-        </w:rPr>
-        <w:t xml:space="preserve">'2d'</w:t>
-      </w:r>
-      <w:r>
-        <w:rPr>
-          <w:rStyle w:val="OperatorTok"/>
-        </w:rPr>
+        <w:t xml:space="preserve"> </w:t>
+      </w:r>
+      <w:r>
+        <w:rPr>
+          <w:rStyle w:val="VerbatimChar"/>
+        </w:rPr>
+        <w:t xml:space="preserve">/kling/custom-voice-list</w:t>
+      </w:r>
+      <w:r>
         <w:t xml:space="preserve">,</w:t>
       </w:r>
       <w:r>
-        <w:rPr>
-          <w:rStyle w:val="NormalTok"/>
-        </w:rPr>
-        <w:t xml:space="preserve">{</w:t>
-      </w:r>
-      <w:r>
-        <w:rPr>
-          <w:rStyle w:val="DataTypeTok"/>
-        </w:rPr>
-        <w:t xml:space="preserve">willReadFrequently</w:t>
-      </w:r>
-      <w:r>
-        <w:rPr>
-          <w:rStyle w:val="OperatorTok"/>
-        </w:rPr>
-        <w:t xml:space="preserve">:</w:t>
-      </w:r>
-      <w:r>
-        <w:rPr>
-          <w:rStyle w:val="KeywordTok"/>
-        </w:rPr>
-        <w:t xml:space="preserve">true</w:t>
-      </w:r>
-      <w:r>
-        <w:rPr>
-          <w:rStyle w:val="NormalTok"/>
-        </w:rPr>
-        <w:t xml:space="preserve">})</w:t>
-      </w:r>
-      <w:r>
-        <w:rPr>
-          <w:rStyle w:val="OperatorTok"/>
-        </w:rPr>
-        <w:t xml:space="preserve">;</w:t>
-      </w:r>
-      <w:r>
-        <w:br/>
-      </w:r>
-      <w:r>
-        <w:rPr>
-          <w:rStyle w:val="NormalTok"/>
-        </w:rPr>
-        <w:t xml:space="preserve">  </w:t>
-      </w:r>
-      <w:r>
-        <w:rPr>
-          <w:rStyle w:val="BuiltInTok"/>
-        </w:rPr>
-        <w:t xml:space="preserve">window</w:t>
-      </w:r>
-      <w:r>
-        <w:rPr>
-          <w:rStyle w:val="OperatorTok"/>
-        </w:rPr>
-        <w:t xml:space="preserve">.</w:t>
-      </w:r>
-      <w:r>
-        <w:rPr>
-          <w:rStyle w:val="AttributeTok"/>
-        </w:rPr>
-        <w:t xml:space="preserve">__diffs</w:t>
-      </w:r>
-      <w:r>
-        <w:rPr>
-          <w:rStyle w:val="OperatorTok"/>
-        </w:rPr>
-        <w:t xml:space="preserve">=</w:t>
-      </w:r>
-      <w:r>
-        <w:rPr>
-          <w:rStyle w:val="BuiltInTok"/>
-        </w:rPr>
-        <w:t xml:space="preserve">window</w:t>
-      </w:r>
-      <w:r>
-        <w:rPr>
-          <w:rStyle w:val="OperatorTok"/>
-        </w:rPr>
-        <w:t xml:space="preserve">.</w:t>
-      </w:r>
-      <w:r>
-        <w:rPr>
-          <w:rStyle w:val="AttributeTok"/>
-        </w:rPr>
-        <w:t xml:space="preserve">__diffs</w:t>
-      </w:r>
-      <w:r>
-        <w:rPr>
-          <w:rStyle w:val="OperatorTok"/>
-        </w:rPr>
-        <w:t xml:space="preserve">||</w:t>
-      </w:r>
-      <w:r>
-        <w:rPr>
-          <w:rStyle w:val="NormalTok"/>
-        </w:rPr>
-        <w:t xml:space="preserve">[]</w:t>
-      </w:r>
-      <w:r>
-        <w:rPr>
-          <w:rStyle w:val="OperatorTok"/>
-        </w:rPr>
-        <w:t xml:space="preserve">;</w:t>
-      </w:r>
-      <w:r>
-        <w:rPr>
-          <w:rStyle w:val="NormalTok"/>
-        </w:rPr>
-        <w:t xml:space="preserve"> </w:t>
-      </w:r>
-      <w:r>
-        <w:rPr>
-          <w:rStyle w:val="KeywordTok"/>
-        </w:rPr>
-        <w:t xml:space="preserve">let</w:t>
-      </w:r>
-      <w:r>
-        <w:rPr>
-          <w:rStyle w:val="NormalTok"/>
-        </w:rPr>
-        <w:t xml:space="preserve"> prev</w:t>
-      </w:r>
-      <w:r>
-        <w:rPr>
-          <w:rStyle w:val="OperatorTok"/>
-        </w:rPr>
-        <w:t xml:space="preserve">=</w:t>
-      </w:r>
-      <w:r>
-        <w:rPr>
-          <w:rStyle w:val="BuiltInTok"/>
-        </w:rPr>
-        <w:t xml:space="preserve">window</w:t>
-      </w:r>
-      <w:r>
-        <w:rPr>
-          <w:rStyle w:val="OperatorTok"/>
-        </w:rPr>
-        <w:t xml:space="preserve">.</w:t>
-      </w:r>
-      <w:r>
-        <w:rPr>
-          <w:rStyle w:val="AttributeTok"/>
-        </w:rPr>
-        <w:t xml:space="preserve">__prev</w:t>
-      </w:r>
-      <w:r>
-        <w:rPr>
-          <w:rStyle w:val="OperatorTok"/>
-        </w:rPr>
-        <w:t xml:space="preserve">||</w:t>
-      </w:r>
-      <w:r>
-        <w:rPr>
-          <w:rStyle w:val="KeywordTok"/>
-        </w:rPr>
-        <w:t xml:space="preserve">null</w:t>
-      </w:r>
-      <w:r>
-        <w:rPr>
-          <w:rStyle w:val="OperatorTok"/>
-        </w:rPr>
-        <w:t xml:space="preserve">;</w:t>
-      </w:r>
-      <w:r>
-        <w:br/>
-      </w:r>
-      <w:r>
-        <w:rPr>
-          <w:rStyle w:val="NormalTok"/>
-        </w:rPr>
-        <w:t xml:space="preserve">  </w:t>
-      </w:r>
-      <w:r>
-        <w:rPr>
-          <w:rStyle w:val="ControlFlowTok"/>
-        </w:rPr>
-        <w:t xml:space="preserve">for</w:t>
-      </w:r>
-      <w:r>
-        <w:rPr>
-          <w:rStyle w:val="NormalTok"/>
-        </w:rPr>
-        <w:t xml:space="preserve">(</w:t>
-      </w:r>
-      <w:r>
-        <w:rPr>
-          <w:rStyle w:val="KeywordTok"/>
-        </w:rPr>
-        <w:t xml:space="preserve">let</w:t>
-      </w:r>
-      <w:r>
-        <w:rPr>
-          <w:rStyle w:val="NormalTok"/>
-        </w:rPr>
-        <w:t xml:space="preserve"> t</w:t>
-      </w:r>
-      <w:r>
-        <w:rPr>
-          <w:rStyle w:val="OperatorTok"/>
-        </w:rPr>
-        <w:t xml:space="preserve">=</w:t>
-      </w:r>
-      <w:r>
-        <w:rPr>
-          <w:rStyle w:val="ImportTok"/>
-        </w:rPr>
-        <w:t xml:space="preserve">from</w:t>
-      </w:r>
-      <w:r>
-        <w:rPr>
-          <w:rStyle w:val="OperatorTok"/>
-        </w:rPr>
-        <w:t xml:space="preserve">;</w:t>
-      </w:r>
-      <w:r>
-        <w:rPr>
-          <w:rStyle w:val="NormalTok"/>
-        </w:rPr>
-        <w:t xml:space="preserve">t</w:t>
-      </w:r>
-      <w:r>
-        <w:rPr>
-          <w:rStyle w:val="OperatorTok"/>
-        </w:rPr>
-        <w:t xml:space="preserve">&lt;</w:t>
-      </w:r>
-      <w:r>
-        <w:rPr>
-          <w:rStyle w:val="NormalTok"/>
-        </w:rPr>
-        <w:t xml:space="preserve">to</w:t>
-      </w:r>
-      <w:r>
-        <w:rPr>
-          <w:rStyle w:val="OperatorTok"/>
-        </w:rPr>
-        <w:t xml:space="preserve">;</w:t>
-      </w:r>
-      <w:r>
-        <w:rPr>
-          <w:rStyle w:val="NormalTok"/>
-        </w:rPr>
-        <w:t xml:space="preserve">t</w:t>
-      </w:r>
-      <w:r>
-        <w:rPr>
-          <w:rStyle w:val="OperatorTok"/>
-        </w:rPr>
-        <w:t xml:space="preserve">+=</w:t>
-      </w:r>
-      <w:r>
-        <w:rPr>
-          <w:rStyle w:val="NormalTok"/>
-        </w:rPr>
-        <w:t xml:space="preserve">step){</w:t>
-      </w:r>
-      <w:r>
-        <w:br/>
-      </w:r>
-      <w:r>
-        <w:rPr>
-          <w:rStyle w:val="NormalTok"/>
-        </w:rPr>
-        <w:t xml:space="preserve">    </w:t>
-      </w:r>
-      <w:r>
-        <w:rPr>
-          <w:rStyle w:val="ControlFlowTok"/>
-        </w:rPr>
-        <w:t xml:space="preserve">await</w:t>
-      </w:r>
-      <w:r>
-        <w:rPr>
-          <w:rStyle w:val="NormalTok"/>
-        </w:rPr>
-        <w:t xml:space="preserve"> </w:t>
-      </w:r>
-      <w:r>
-        <w:rPr>
-          <w:rStyle w:val="KeywordTok"/>
-        </w:rPr>
-        <w:t xml:space="preserve">new</w:t>
-      </w:r>
-      <w:r>
-        <w:rPr>
-          <w:rStyle w:val="NormalTok"/>
-        </w:rPr>
-        <w:t xml:space="preserve"> </w:t>
-      </w:r>
-      <w:r>
-        <w:rPr>
-          <w:rStyle w:val="BuiltInTok"/>
-        </w:rPr>
-        <w:t xml:space="preserve">Promise</w:t>
-      </w:r>
-      <w:r>
-        <w:rPr>
-          <w:rStyle w:val="NormalTok"/>
-        </w:rPr>
-        <w:t xml:space="preserve">(r</w:t>
-      </w:r>
-      <w:r>
-        <w:rPr>
-          <w:rStyle w:val="KeywordTok"/>
-        </w:rPr>
-        <w:t xml:space="preserve">=&gt;</w:t>
-      </w:r>
-      <w:r>
-        <w:rPr>
-          <w:rStyle w:val="NormalTok"/>
-        </w:rPr>
-        <w:t xml:space="preserve">{</w:t>
-      </w:r>
-      <w:r>
-        <w:rPr>
-          <w:rStyle w:val="KeywordTok"/>
-        </w:rPr>
-        <w:t xml:space="preserve">const</w:t>
-      </w:r>
-      <w:r>
-        <w:rPr>
-          <w:rStyle w:val="NormalTok"/>
-        </w:rPr>
-        <w:t xml:space="preserve"> h</w:t>
-      </w:r>
-      <w:r>
-        <w:rPr>
-          <w:rStyle w:val="OperatorTok"/>
-        </w:rPr>
-        <w:t xml:space="preserve">=</w:t>
-      </w:r>
-      <w:r>
-        <w:rPr>
-          <w:rStyle w:val="NormalTok"/>
-        </w:rPr>
-        <w:t xml:space="preserve">()</w:t>
-      </w:r>
-      <w:r>
-        <w:rPr>
-          <w:rStyle w:val="KeywordTok"/>
-        </w:rPr>
-        <w:t xml:space="preserve">=&gt;</w:t>
-      </w:r>
-      <w:r>
-        <w:rPr>
-          <w:rStyle w:val="NormalTok"/>
-        </w:rPr>
-        <w:t xml:space="preserve">{v</w:t>
-      </w:r>
-      <w:r>
-        <w:rPr>
-          <w:rStyle w:val="OperatorTok"/>
-        </w:rPr>
-        <w:t xml:space="preserve">.</w:t>
-      </w:r>
-      <w:r>
-        <w:rPr>
-          <w:rStyle w:val="FunctionTok"/>
-        </w:rPr>
-        <w:t xml:space="preserve">removeEventListener</w:t>
-      </w:r>
-      <w:r>
-        <w:rPr>
-          <w:rStyle w:val="NormalTok"/>
-        </w:rPr>
-        <w:t xml:space="preserve">(</w:t>
-      </w:r>
-      <w:r>
-        <w:rPr>
-          <w:rStyle w:val="StringTok"/>
-        </w:rPr>
-        <w:t xml:space="preserve">'seeked'</w:t>
-      </w:r>
-      <w:r>
-        <w:rPr>
-          <w:rStyle w:val="OperatorTok"/>
-        </w:rPr>
+        <w:t xml:space="preserve"> </w:t>
+      </w:r>
+      <w:r>
+        <w:rPr>
+          <w:rStyle w:val="VerbatimChar"/>
+        </w:rPr>
+        <w:t xml:space="preserve">/sound/voice-actors/design|clone</w:t>
+      </w:r>
+      <w:r>
         <w:t xml:space="preserve">,</w:t>
       </w:r>
       <w:r>
-        <w:rPr>
-          <w:rStyle w:val="NormalTok"/>
-        </w:rPr>
-        <w:t xml:space="preserve">h)</w:t>
-      </w:r>
-      <w:r>
-        <w:rPr>
-          <w:rStyle w:val="OperatorTok"/>
-        </w:rPr>
-        <w:t xml:space="preserve">;</w:t>
-      </w:r>
-      <w:r>
-        <w:rPr>
-          <w:rStyle w:val="FunctionTok"/>
-        </w:rPr>
-        <w:t xml:space="preserve">r</w:t>
-      </w:r>
-      <w:r>
-        <w:rPr>
-          <w:rStyle w:val="NormalTok"/>
-        </w:rPr>
-        <w:t xml:space="preserve">()}</w:t>
-      </w:r>
-      <w:r>
-        <w:rPr>
-          <w:rStyle w:val="OperatorTok"/>
-        </w:rPr>
-        <w:t xml:space="preserve">;</w:t>
-      </w:r>
-      <w:r>
-        <w:rPr>
-          <w:rStyle w:val="NormalTok"/>
-        </w:rPr>
-        <w:t xml:space="preserve"> v</w:t>
-      </w:r>
-      <w:r>
-        <w:rPr>
-          <w:rStyle w:val="OperatorTok"/>
-        </w:rPr>
-        <w:t xml:space="preserve">.</w:t>
-      </w:r>
-      <w:r>
-        <w:rPr>
-          <w:rStyle w:val="FunctionTok"/>
-        </w:rPr>
-        <w:t xml:space="preserve">addEventListener</w:t>
-      </w:r>
-      <w:r>
-        <w:rPr>
-          <w:rStyle w:val="NormalTok"/>
-        </w:rPr>
-        <w:t xml:space="preserve">(</w:t>
-      </w:r>
-      <w:r>
-        <w:rPr>
-          <w:rStyle w:val="StringTok"/>
-        </w:rPr>
-        <w:t xml:space="preserve">'seeked'</w:t>
-      </w:r>
-      <w:r>
-        <w:rPr>
-          <w:rStyle w:val="OperatorTok"/>
-        </w:rPr>
-        <w:t xml:space="preserve">,</w:t>
-      </w:r>
-      <w:r>
-        <w:rPr>
-          <w:rStyle w:val="NormalTok"/>
-        </w:rPr>
-        <w:t xml:space="preserve">h)</w:t>
-      </w:r>
-      <w:r>
-        <w:rPr>
-          <w:rStyle w:val="OperatorTok"/>
-        </w:rPr>
-        <w:t xml:space="preserve">;</w:t>
-      </w:r>
-      <w:r>
-        <w:rPr>
-          <w:rStyle w:val="NormalTok"/>
-        </w:rPr>
-        <w:t xml:space="preserve"> v</w:t>
-      </w:r>
-      <w:r>
-        <w:rPr>
-          <w:rStyle w:val="OperatorTok"/>
-        </w:rPr>
-        <w:t xml:space="preserve">.</w:t>
-      </w:r>
-      <w:r>
-        <w:rPr>
-          <w:rStyle w:val="AttributeTok"/>
-        </w:rPr>
-        <w:t xml:space="preserve">currentTime</w:t>
-      </w:r>
-      <w:r>
-        <w:rPr>
-          <w:rStyle w:val="OperatorTok"/>
-        </w:rPr>
-        <w:t xml:space="preserve">=</w:t>
-      </w:r>
-      <w:r>
-        <w:rPr>
-          <w:rStyle w:val="NormalTok"/>
-        </w:rPr>
-        <w:t xml:space="preserve">t</w:t>
-      </w:r>
-      <w:r>
-        <w:rPr>
-          <w:rStyle w:val="OperatorTok"/>
-        </w:rPr>
-        <w:t xml:space="preserve">;</w:t>
-      </w:r>
-      <w:r>
-        <w:rPr>
-          <w:rStyle w:val="NormalTok"/>
-        </w:rPr>
-        <w:t xml:space="preserve"> </w:t>
-      </w:r>
-      <w:r>
-        <w:rPr>
-          <w:rStyle w:val="PreprocessorTok"/>
-        </w:rPr>
-        <w:t xml:space="preserve">setTimeout</w:t>
-      </w:r>
-      <w:r>
-        <w:rPr>
-          <w:rStyle w:val="NormalTok"/>
-        </w:rPr>
-        <w:t xml:space="preserve">(r</w:t>
-      </w:r>
-      <w:r>
-        <w:rPr>
-          <w:rStyle w:val="OperatorTok"/>
-        </w:rPr>
-        <w:t xml:space="preserve">,</w:t>
-      </w:r>
-      <w:r>
-        <w:rPr>
-          <w:rStyle w:val="DecValTok"/>
-        </w:rPr>
-        <w:t xml:space="preserve">800</w:t>
-      </w:r>
-      <w:r>
-        <w:rPr>
-          <w:rStyle w:val="NormalTok"/>
-        </w:rPr>
-        <w:t xml:space="preserve">)})</w:t>
-      </w:r>
-      <w:r>
-        <w:rPr>
-          <w:rStyle w:val="OperatorTok"/>
-        </w:rPr>
-        <w:t xml:space="preserve">;</w:t>
-      </w:r>
-      <w:r>
-        <w:br/>
-      </w:r>
-      <w:r>
-        <w:rPr>
-          <w:rStyle w:val="NormalTok"/>
-        </w:rPr>
-        <w:t xml:space="preserve">    x</w:t>
-      </w:r>
-      <w:r>
-        <w:rPr>
-          <w:rStyle w:val="OperatorTok"/>
-        </w:rPr>
-        <w:t xml:space="preserve">.</w:t>
-      </w:r>
-      <w:r>
-        <w:rPr>
-          <w:rStyle w:val="FunctionTok"/>
-        </w:rPr>
-        <w:t xml:space="preserve">drawImage</w:t>
-      </w:r>
-      <w:r>
-        <w:rPr>
-          <w:rStyle w:val="NormalTok"/>
-        </w:rPr>
-        <w:t xml:space="preserve">(v</w:t>
-      </w:r>
-      <w:r>
-        <w:rPr>
-          <w:rStyle w:val="OperatorTok"/>
-        </w:rPr>
-        <w:t xml:space="preserve">,</w:t>
-      </w:r>
-      <w:r>
-        <w:rPr>
-          <w:rStyle w:val="DecValTok"/>
-        </w:rPr>
-        <w:t xml:space="preserve">0</w:t>
-      </w:r>
-      <w:r>
-        <w:rPr>
-          <w:rStyle w:val="OperatorTok"/>
-        </w:rPr>
-        <w:t xml:space="preserve">,</w:t>
-      </w:r>
-      <w:r>
-        <w:rPr>
-          <w:rStyle w:val="DecValTok"/>
-        </w:rPr>
-        <w:t xml:space="preserve">0</w:t>
-      </w:r>
-      <w:r>
-        <w:rPr>
-          <w:rStyle w:val="OperatorTok"/>
-        </w:rPr>
-        <w:t xml:space="preserve">,</w:t>
-      </w:r>
-      <w:r>
-        <w:rPr>
-          <w:rStyle w:val="DecValTok"/>
-        </w:rPr>
-        <w:t xml:space="preserve">48</w:t>
-      </w:r>
-      <w:r>
-        <w:rPr>
-          <w:rStyle w:val="OperatorTok"/>
-        </w:rPr>
-        <w:t xml:space="preserve">,</w:t>
-      </w:r>
-      <w:r>
-        <w:rPr>
-          <w:rStyle w:val="DecValTok"/>
-        </w:rPr>
-        <w:t xml:space="preserve">27</w:t>
-      </w:r>
-      <w:r>
-        <w:rPr>
-          <w:rStyle w:val="NormalTok"/>
-        </w:rPr>
-        <w:t xml:space="preserve">)</w:t>
-      </w:r>
-      <w:r>
-        <w:rPr>
-          <w:rStyle w:val="OperatorTok"/>
-        </w:rPr>
-        <w:t xml:space="preserve">;</w:t>
-      </w:r>
-      <w:r>
-        <w:rPr>
-          <w:rStyle w:val="NormalTok"/>
-        </w:rPr>
-        <w:t xml:space="preserve"> </w:t>
-      </w:r>
-      <w:r>
-        <w:rPr>
-          <w:rStyle w:val="KeywordTok"/>
-        </w:rPr>
-        <w:t xml:space="preserve">const</w:t>
-      </w:r>
-      <w:r>
-        <w:rPr>
-          <w:rStyle w:val="NormalTok"/>
-        </w:rPr>
-        <w:t xml:space="preserve"> d</w:t>
-      </w:r>
-      <w:r>
-        <w:rPr>
-          <w:rStyle w:val="OperatorTok"/>
-        </w:rPr>
-        <w:t xml:space="preserve">=</w:t>
-      </w:r>
-      <w:r>
-        <w:rPr>
-          <w:rStyle w:val="NormalTok"/>
-        </w:rPr>
-        <w:t xml:space="preserve">x</w:t>
-      </w:r>
-      <w:r>
-        <w:rPr>
-          <w:rStyle w:val="OperatorTok"/>
-        </w:rPr>
-        <w:t xml:space="preserve">.</w:t>
-      </w:r>
-      <w:r>
-        <w:rPr>
-          <w:rStyle w:val="FunctionTok"/>
-        </w:rPr>
-        <w:t xml:space="preserve">getImageData</w:t>
-      </w:r>
-      <w:r>
-        <w:rPr>
-          <w:rStyle w:val="NormalTok"/>
-        </w:rPr>
-        <w:t xml:space="preserve">(</w:t>
-      </w:r>
-      <w:r>
-        <w:rPr>
-          <w:rStyle w:val="DecValTok"/>
-        </w:rPr>
-        <w:t xml:space="preserve">0</w:t>
-      </w:r>
-      <w:r>
-        <w:rPr>
-          <w:rStyle w:val="OperatorTok"/>
-        </w:rPr>
-        <w:t xml:space="preserve">,</w:t>
-      </w:r>
-      <w:r>
-        <w:rPr>
-          <w:rStyle w:val="DecValTok"/>
-        </w:rPr>
-        <w:t xml:space="preserve">0</w:t>
-      </w:r>
-      <w:r>
-        <w:rPr>
-          <w:rStyle w:val="OperatorTok"/>
-        </w:rPr>
-        <w:t xml:space="preserve">,</w:t>
-      </w:r>
-      <w:r>
-        <w:rPr>
-          <w:rStyle w:val="DecValTok"/>
-        </w:rPr>
-        <w:t xml:space="preserve">48</w:t>
-      </w:r>
-      <w:r>
-        <w:rPr>
-          <w:rStyle w:val="OperatorTok"/>
-        </w:rPr>
-        <w:t xml:space="preserve">,</w:t>
-      </w:r>
-      <w:r>
-        <w:rPr>
-          <w:rStyle w:val="DecValTok"/>
-        </w:rPr>
-        <w:t xml:space="preserve">27</w:t>
-      </w:r>
-      <w:r>
-        <w:rPr>
-          <w:rStyle w:val="NormalTok"/>
-        </w:rPr>
-        <w:t xml:space="preserve">)</w:t>
-      </w:r>
-      <w:r>
-        <w:rPr>
-          <w:rStyle w:val="OperatorTok"/>
-        </w:rPr>
-        <w:t xml:space="preserve">.</w:t>
-      </w:r>
-      <w:r>
-        <w:rPr>
-          <w:rStyle w:val="AttributeTok"/>
-        </w:rPr>
-        <w:t xml:space="preserve">data</w:t>
-      </w:r>
-      <w:r>
-        <w:rPr>
-          <w:rStyle w:val="OperatorTok"/>
-        </w:rPr>
-        <w:t xml:space="preserve">;</w:t>
-      </w:r>
-      <w:r>
-        <w:rPr>
-          <w:rStyle w:val="NormalTok"/>
-        </w:rPr>
-        <w:t xml:space="preserve"> </w:t>
-      </w:r>
-      <w:r>
-        <w:rPr>
-          <w:rStyle w:val="KeywordTok"/>
-        </w:rPr>
-        <w:t xml:space="preserve">const</w:t>
-      </w:r>
-      <w:r>
-        <w:rPr>
-          <w:rStyle w:val="NormalTok"/>
-        </w:rPr>
-        <w:t xml:space="preserve"> g</w:t>
-      </w:r>
-      <w:r>
-        <w:rPr>
-          <w:rStyle w:val="OperatorTok"/>
-        </w:rPr>
-        <w:t xml:space="preserve">=</w:t>
-      </w:r>
-      <w:r>
-        <w:rPr>
-          <w:rStyle w:val="KeywordTok"/>
-        </w:rPr>
-        <w:t xml:space="preserve">new</w:t>
-      </w:r>
-      <w:r>
-        <w:rPr>
-          <w:rStyle w:val="NormalTok"/>
-        </w:rPr>
-        <w:t xml:space="preserve"> </w:t>
-      </w:r>
-      <w:r>
-        <w:rPr>
-          <w:rStyle w:val="BuiltInTok"/>
-        </w:rPr>
-        <w:t xml:space="preserve">Float32Array</w:t>
-      </w:r>
-      <w:r>
-        <w:rPr>
-          <w:rStyle w:val="NormalTok"/>
-        </w:rPr>
-        <w:t xml:space="preserve">(</w:t>
-      </w:r>
-      <w:r>
-        <w:rPr>
-          <w:rStyle w:val="DecValTok"/>
-        </w:rPr>
-        <w:t xml:space="preserve">48</w:t>
-      </w:r>
-      <w:r>
-        <w:rPr>
-          <w:rStyle w:val="OperatorTok"/>
-        </w:rPr>
-        <w:t xml:space="preserve">*</w:t>
-      </w:r>
-      <w:r>
-        <w:rPr>
-          <w:rStyle w:val="DecValTok"/>
-        </w:rPr>
-        <w:t xml:space="preserve">27</w:t>
-      </w:r>
-      <w:r>
-        <w:rPr>
-          <w:rStyle w:val="NormalTok"/>
-        </w:rPr>
-        <w:t xml:space="preserve">)</w:t>
-      </w:r>
-      <w:r>
-        <w:rPr>
-          <w:rStyle w:val="OperatorTok"/>
-        </w:rPr>
-        <w:t xml:space="preserve">;</w:t>
-      </w:r>
-      <w:r>
-        <w:br/>
-      </w:r>
-      <w:r>
-        <w:rPr>
-          <w:rStyle w:val="NormalTok"/>
-        </w:rPr>
-        <w:t xml:space="preserve">    </w:t>
-      </w:r>
-      <w:r>
-        <w:rPr>
-          <w:rStyle w:val="ControlFlowTok"/>
-        </w:rPr>
-        <w:t xml:space="preserve">for</w:t>
-      </w:r>
-      <w:r>
-        <w:rPr>
-          <w:rStyle w:val="NormalTok"/>
-        </w:rPr>
-        <w:t xml:space="preserve">(</w:t>
-      </w:r>
-      <w:r>
-        <w:rPr>
-          <w:rStyle w:val="KeywordTok"/>
-        </w:rPr>
-        <w:t xml:space="preserve">let</w:t>
-      </w:r>
-      <w:r>
-        <w:rPr>
-          <w:rStyle w:val="NormalTok"/>
-        </w:rPr>
-        <w:t xml:space="preserve"> i</w:t>
-      </w:r>
-      <w:r>
-        <w:rPr>
-          <w:rStyle w:val="OperatorTok"/>
-        </w:rPr>
-        <w:t xml:space="preserve">=</w:t>
-      </w:r>
-      <w:r>
-        <w:rPr>
-          <w:rStyle w:val="DecValTok"/>
-        </w:rPr>
-        <w:t xml:space="preserve">0</w:t>
-      </w:r>
-      <w:r>
-        <w:rPr>
-          <w:rStyle w:val="OperatorTok"/>
-        </w:rPr>
-        <w:t xml:space="preserve">;</w:t>
-      </w:r>
-      <w:r>
-        <w:rPr>
-          <w:rStyle w:val="NormalTok"/>
-        </w:rPr>
-        <w:t xml:space="preserve">i</w:t>
-      </w:r>
-      <w:r>
-        <w:rPr>
-          <w:rStyle w:val="OperatorTok"/>
-        </w:rPr>
-        <w:t xml:space="preserve">&lt;</w:t>
-      </w:r>
-      <w:r>
-        <w:rPr>
-          <w:rStyle w:val="NormalTok"/>
-        </w:rPr>
-        <w:t xml:space="preserve">g</w:t>
-      </w:r>
-      <w:r>
-        <w:rPr>
-          <w:rStyle w:val="OperatorTok"/>
-        </w:rPr>
-        <w:t xml:space="preserve">.</w:t>
-      </w:r>
-      <w:r>
-        <w:rPr>
-          <w:rStyle w:val="AttributeTok"/>
-        </w:rPr>
-        <w:t xml:space="preserve">length</w:t>
-      </w:r>
-      <w:r>
-        <w:rPr>
-          <w:rStyle w:val="OperatorTok"/>
-        </w:rPr>
-        <w:t xml:space="preserve">;</w:t>
-      </w:r>
-      <w:r>
-        <w:rPr>
-          <w:rStyle w:val="NormalTok"/>
-        </w:rPr>
-        <w:t xml:space="preserve">i</w:t>
-      </w:r>
-      <w:r>
-        <w:rPr>
-          <w:rStyle w:val="OperatorTok"/>
-        </w:rPr>
-        <w:t xml:space="preserve">++</w:t>
-      </w:r>
-      <w:r>
-        <w:rPr>
-          <w:rStyle w:val="NormalTok"/>
-        </w:rPr>
-        <w:t xml:space="preserve">) g[i]</w:t>
-      </w:r>
-      <w:r>
-        <w:rPr>
-          <w:rStyle w:val="OperatorTok"/>
-        </w:rPr>
-        <w:t xml:space="preserve">=</w:t>
-      </w:r>
-      <w:r>
-        <w:rPr>
-          <w:rStyle w:val="NormalTok"/>
-        </w:rPr>
-        <w:t xml:space="preserve">(d[i</w:t>
-      </w:r>
-      <w:r>
-        <w:rPr>
-          <w:rStyle w:val="OperatorTok"/>
-        </w:rPr>
-        <w:t xml:space="preserve">*</w:t>
-      </w:r>
-      <w:r>
-        <w:rPr>
-          <w:rStyle w:val="DecValTok"/>
-        </w:rPr>
-        <w:t xml:space="preserve">4</w:t>
-      </w:r>
-      <w:r>
-        <w:rPr>
-          <w:rStyle w:val="NormalTok"/>
-        </w:rPr>
-        <w:t xml:space="preserve">]</w:t>
-      </w:r>
-      <w:r>
-        <w:rPr>
-          <w:rStyle w:val="OperatorTok"/>
-        </w:rPr>
-        <w:t xml:space="preserve">+</w:t>
-      </w:r>
-      <w:r>
-        <w:rPr>
-          <w:rStyle w:val="NormalTok"/>
-        </w:rPr>
-        <w:t xml:space="preserve">d[i</w:t>
-      </w:r>
-      <w:r>
-        <w:rPr>
-          <w:rStyle w:val="OperatorTok"/>
-        </w:rPr>
-        <w:t xml:space="preserve">*</w:t>
-      </w:r>
-      <w:r>
-        <w:rPr>
-          <w:rStyle w:val="DecValTok"/>
-        </w:rPr>
-        <w:t xml:space="preserve">4</w:t>
-      </w:r>
-      <w:r>
-        <w:rPr>
-          <w:rStyle w:val="OperatorTok"/>
-        </w:rPr>
-        <w:t xml:space="preserve">+</w:t>
-      </w:r>
-      <w:r>
-        <w:rPr>
-          <w:rStyle w:val="DecValTok"/>
-        </w:rPr>
-        <w:t xml:space="preserve">1</w:t>
-      </w:r>
-      <w:r>
-        <w:rPr>
-          <w:rStyle w:val="NormalTok"/>
-        </w:rPr>
-        <w:t xml:space="preserve">]</w:t>
-      </w:r>
-      <w:r>
-        <w:rPr>
-          <w:rStyle w:val="OperatorTok"/>
-        </w:rPr>
-        <w:t xml:space="preserve">+</w:t>
-      </w:r>
-      <w:r>
-        <w:rPr>
-          <w:rStyle w:val="NormalTok"/>
-        </w:rPr>
-        <w:t xml:space="preserve">d[i</w:t>
-      </w:r>
-      <w:r>
-        <w:rPr>
-          <w:rStyle w:val="OperatorTok"/>
-        </w:rPr>
-        <w:t xml:space="preserve">*</w:t>
-      </w:r>
-      <w:r>
-        <w:rPr>
-          <w:rStyle w:val="DecValTok"/>
-        </w:rPr>
-        <w:t xml:space="preserve">4</w:t>
-      </w:r>
-      <w:r>
-        <w:rPr>
-          <w:rStyle w:val="OperatorTok"/>
-        </w:rPr>
-        <w:t xml:space="preserve">+</w:t>
-      </w:r>
-      <w:r>
-        <w:rPr>
-          <w:rStyle w:val="DecValTok"/>
-        </w:rPr>
-        <w:t xml:space="preserve">2</w:t>
-      </w:r>
-      <w:r>
-        <w:rPr>
-          <w:rStyle w:val="NormalTok"/>
-        </w:rPr>
-        <w:t xml:space="preserve">])</w:t>
-      </w:r>
-      <w:r>
-        <w:rPr>
-          <w:rStyle w:val="OperatorTok"/>
-        </w:rPr>
-        <w:t xml:space="preserve">/</w:t>
-      </w:r>
-      <w:r>
-        <w:rPr>
-          <w:rStyle w:val="DecValTok"/>
-        </w:rPr>
-        <w:t xml:space="preserve">3</w:t>
-      </w:r>
-      <w:r>
-        <w:rPr>
-          <w:rStyle w:val="OperatorTok"/>
-        </w:rPr>
-        <w:t xml:space="preserve">;</w:t>
-      </w:r>
-      <w:r>
-        <w:br/>
-      </w:r>
-      <w:r>
-        <w:rPr>
-          <w:rStyle w:val="NormalTok"/>
-        </w:rPr>
-        <w:t xml:space="preserve">    </w:t>
-      </w:r>
-      <w:r>
-        <w:rPr>
-          <w:rStyle w:val="ControlFlowTok"/>
-        </w:rPr>
-        <w:t xml:space="preserve">if</w:t>
-      </w:r>
-      <w:r>
-        <w:rPr>
-          <w:rStyle w:val="NormalTok"/>
-        </w:rPr>
-        <w:t xml:space="preserve">(prev){</w:t>
-      </w:r>
-      <w:r>
-        <w:rPr>
-          <w:rStyle w:val="KeywordTok"/>
-        </w:rPr>
-        <w:t xml:space="preserve">let</w:t>
-      </w:r>
-      <w:r>
-        <w:rPr>
-          <w:rStyle w:val="NormalTok"/>
-        </w:rPr>
-        <w:t xml:space="preserve"> s</w:t>
-      </w:r>
-      <w:r>
-        <w:rPr>
-          <w:rStyle w:val="OperatorTok"/>
-        </w:rPr>
-        <w:t xml:space="preserve">=</w:t>
-      </w:r>
-      <w:r>
-        <w:rPr>
-          <w:rStyle w:val="DecValTok"/>
-        </w:rPr>
-        <w:t xml:space="preserve">0</w:t>
-      </w:r>
-      <w:r>
-        <w:rPr>
-          <w:rStyle w:val="OperatorTok"/>
-        </w:rPr>
-        <w:t xml:space="preserve">;</w:t>
-      </w:r>
-      <w:r>
-        <w:rPr>
-          <w:rStyle w:val="NormalTok"/>
-        </w:rPr>
-        <w:t xml:space="preserve"> </w:t>
-      </w:r>
-      <w:r>
-        <w:rPr>
-          <w:rStyle w:val="ControlFlowTok"/>
-        </w:rPr>
-        <w:t xml:space="preserve">for</w:t>
-      </w:r>
-      <w:r>
-        <w:rPr>
-          <w:rStyle w:val="NormalTok"/>
-        </w:rPr>
-        <w:t xml:space="preserve">(</w:t>
-      </w:r>
-      <w:r>
-        <w:rPr>
-          <w:rStyle w:val="KeywordTok"/>
-        </w:rPr>
-        <w:t xml:space="preserve">let</w:t>
-      </w:r>
-      <w:r>
-        <w:rPr>
-          <w:rStyle w:val="NormalTok"/>
-        </w:rPr>
-        <w:t xml:space="preserve"> i</w:t>
-      </w:r>
-      <w:r>
-        <w:rPr>
-          <w:rStyle w:val="OperatorTok"/>
-        </w:rPr>
-        <w:t xml:space="preserve">=</w:t>
-      </w:r>
-      <w:r>
-        <w:rPr>
-          <w:rStyle w:val="DecValTok"/>
-        </w:rPr>
-        <w:t xml:space="preserve">0</w:t>
-      </w:r>
-      <w:r>
-        <w:rPr>
-          <w:rStyle w:val="OperatorTok"/>
-        </w:rPr>
-        <w:t xml:space="preserve">;</w:t>
-      </w:r>
-      <w:r>
-        <w:rPr>
-          <w:rStyle w:val="NormalTok"/>
-        </w:rPr>
-        <w:t xml:space="preserve">i</w:t>
-      </w:r>
-      <w:r>
-        <w:rPr>
-          <w:rStyle w:val="OperatorTok"/>
-        </w:rPr>
-        <w:t xml:space="preserve">&lt;</w:t>
-      </w:r>
-      <w:r>
-        <w:rPr>
-          <w:rStyle w:val="NormalTok"/>
-        </w:rPr>
-        <w:t xml:space="preserve">g</w:t>
-      </w:r>
-      <w:r>
-        <w:rPr>
-          <w:rStyle w:val="OperatorTok"/>
-        </w:rPr>
-        <w:t xml:space="preserve">.</w:t>
-      </w:r>
-      <w:r>
-        <w:rPr>
-          <w:rStyle w:val="AttributeTok"/>
-        </w:rPr>
-        <w:t xml:space="preserve">length</w:t>
-      </w:r>
-      <w:r>
-        <w:rPr>
-          <w:rStyle w:val="OperatorTok"/>
-        </w:rPr>
-        <w:t xml:space="preserve">;</w:t>
-      </w:r>
-      <w:r>
-        <w:rPr>
-          <w:rStyle w:val="NormalTok"/>
-        </w:rPr>
-        <w:t xml:space="preserve">i</w:t>
-      </w:r>
-      <w:r>
-        <w:rPr>
-          <w:rStyle w:val="OperatorTok"/>
-        </w:rPr>
-        <w:t xml:space="preserve">++</w:t>
-      </w:r>
-      <w:r>
-        <w:rPr>
-          <w:rStyle w:val="NormalTok"/>
-        </w:rPr>
-        <w:t xml:space="preserve">) s</w:t>
-      </w:r>
-      <w:r>
-        <w:rPr>
-          <w:rStyle w:val="OperatorTok"/>
-        </w:rPr>
-        <w:t xml:space="preserve">+=</w:t>
-      </w:r>
-      <w:r>
-        <w:rPr>
-          <w:rStyle w:val="BuiltInTok"/>
-        </w:rPr>
-        <w:t xml:space="preserve">Math</w:t>
-      </w:r>
-      <w:r>
-        <w:rPr>
-          <w:rStyle w:val="OperatorTok"/>
-        </w:rPr>
-        <w:t xml:space="preserve">.</w:t>
-      </w:r>
-      <w:r>
-        <w:rPr>
-          <w:rStyle w:val="FunctionTok"/>
-        </w:rPr>
-        <w:t xml:space="preserve">abs</w:t>
-      </w:r>
-      <w:r>
-        <w:rPr>
-          <w:rStyle w:val="NormalTok"/>
-        </w:rPr>
-        <w:t xml:space="preserve">(g[i]</w:t>
-      </w:r>
-      <w:r>
-        <w:rPr>
-          <w:rStyle w:val="OperatorTok"/>
-        </w:rPr>
-        <w:t xml:space="preserve">-</w:t>
-      </w:r>
-      <w:r>
-        <w:rPr>
-          <w:rStyle w:val="NormalTok"/>
-        </w:rPr>
-        <w:t xml:space="preserve">prev[i])</w:t>
-      </w:r>
-      <w:r>
-        <w:rPr>
-          <w:rStyle w:val="OperatorTok"/>
-        </w:rPr>
-        <w:t xml:space="preserve">;</w:t>
-      </w:r>
-      <w:r>
-        <w:rPr>
-          <w:rStyle w:val="NormalTok"/>
-        </w:rPr>
-        <w:t xml:space="preserve"> </w:t>
-      </w:r>
-      <w:r>
-        <w:rPr>
-          <w:rStyle w:val="BuiltInTok"/>
-        </w:rPr>
-        <w:t xml:space="preserve">window</w:t>
-      </w:r>
-      <w:r>
-        <w:rPr>
-          <w:rStyle w:val="OperatorTok"/>
-        </w:rPr>
-        <w:t xml:space="preserve">.</w:t>
-      </w:r>
-      <w:r>
-        <w:rPr>
-          <w:rStyle w:val="AttributeTok"/>
-        </w:rPr>
-        <w:t xml:space="preserve">__diffs</w:t>
-      </w:r>
-      <w:r>
-        <w:rPr>
-          <w:rStyle w:val="OperatorTok"/>
-        </w:rPr>
-        <w:t xml:space="preserve">.</w:t>
-      </w:r>
-      <w:r>
-        <w:rPr>
-          <w:rStyle w:val="FunctionTok"/>
-        </w:rPr>
-        <w:t xml:space="preserve">push</w:t>
-      </w:r>
-      <w:r>
-        <w:rPr>
-          <w:rStyle w:val="NormalTok"/>
-        </w:rPr>
-        <w:t xml:space="preserve">([</w:t>
-      </w:r>
-      <w:r>
-        <w:rPr>
-          <w:rStyle w:val="OperatorTok"/>
-        </w:rPr>
-        <w:t xml:space="preserve">+</w:t>
-      </w:r>
-      <w:r>
-        <w:rPr>
-          <w:rStyle w:val="NormalTok"/>
-        </w:rPr>
-        <w:t xml:space="preserve">t</w:t>
-      </w:r>
-      <w:r>
-        <w:rPr>
-          <w:rStyle w:val="OperatorTok"/>
-        </w:rPr>
-        <w:t xml:space="preserve">.</w:t>
-      </w:r>
-      <w:r>
-        <w:rPr>
-          <w:rStyle w:val="FunctionTok"/>
-        </w:rPr>
-        <w:t xml:space="preserve">toFixed</w:t>
-      </w:r>
-      <w:r>
-        <w:rPr>
-          <w:rStyle w:val="NormalTok"/>
-        </w:rPr>
-        <w:t xml:space="preserve">(</w:t>
-      </w:r>
-      <w:r>
-        <w:rPr>
-          <w:rStyle w:val="DecValTok"/>
-        </w:rPr>
-        <w:t xml:space="preserve">2</w:t>
-      </w:r>
-      <w:r>
-        <w:rPr>
-          <w:rStyle w:val="NormalTok"/>
-        </w:rPr>
-        <w:t xml:space="preserve">)</w:t>
-      </w:r>
-      <w:r>
-        <w:rPr>
-          <w:rStyle w:val="OperatorTok"/>
-        </w:rPr>
-        <w:t xml:space="preserve">,</w:t>
-      </w:r>
-      <w:r>
-        <w:rPr>
-          <w:rStyle w:val="NormalTok"/>
-        </w:rPr>
-        <w:t xml:space="preserve"> </w:t>
-      </w:r>
-      <w:r>
-        <w:rPr>
-          <w:rStyle w:val="OperatorTok"/>
-        </w:rPr>
-        <w:t xml:space="preserve">+</w:t>
-      </w:r>
-      <w:r>
-        <w:rPr>
-          <w:rStyle w:val="NormalTok"/>
-        </w:rPr>
-        <w:t xml:space="preserve">(s</w:t>
-      </w:r>
-      <w:r>
-        <w:rPr>
-          <w:rStyle w:val="OperatorTok"/>
-        </w:rPr>
-        <w:t xml:space="preserve">/</w:t>
-      </w:r>
-      <w:r>
-        <w:rPr>
-          <w:rStyle w:val="NormalTok"/>
-        </w:rPr>
-        <w:t xml:space="preserve">g</w:t>
-      </w:r>
-      <w:r>
-        <w:rPr>
-          <w:rStyle w:val="OperatorTok"/>
-        </w:rPr>
-        <w:t xml:space="preserve">.</w:t>
-      </w:r>
-      <w:r>
-        <w:rPr>
-          <w:rStyle w:val="AttributeTok"/>
-        </w:rPr>
-        <w:t xml:space="preserve">length</w:t>
-      </w:r>
-      <w:r>
-        <w:rPr>
-          <w:rStyle w:val="NormalTok"/>
-        </w:rPr>
-        <w:t xml:space="preserve">)</w:t>
-      </w:r>
-      <w:r>
-        <w:rPr>
-          <w:rStyle w:val="OperatorTok"/>
-        </w:rPr>
-        <w:t xml:space="preserve">.</w:t>
-      </w:r>
-      <w:r>
-        <w:rPr>
-          <w:rStyle w:val="FunctionTok"/>
-        </w:rPr>
-        <w:t xml:space="preserve">toFixed</w:t>
-      </w:r>
-      <w:r>
-        <w:rPr>
-          <w:rStyle w:val="NormalTok"/>
-        </w:rPr>
-        <w:t xml:space="preserve">(</w:t>
-      </w:r>
-      <w:r>
-        <w:rPr>
-          <w:rStyle w:val="DecValTok"/>
-        </w:rPr>
-        <w:t xml:space="preserve">1</w:t>
-      </w:r>
-      <w:r>
-        <w:rPr>
-          <w:rStyle w:val="NormalTok"/>
-        </w:rPr>
-        <w:t xml:space="preserve">)])</w:t>
-      </w:r>
-      <w:r>
-        <w:rPr>
-          <w:rStyle w:val="OperatorTok"/>
-        </w:rPr>
-        <w:t xml:space="preserve">;</w:t>
-      </w:r>
-      <w:r>
-        <w:rPr>
-          <w:rStyle w:val="NormalTok"/>
-        </w:rPr>
-        <w:t xml:space="preserve">}</w:t>
-      </w:r>
-      <w:r>
-        <w:br/>
-      </w:r>
-      <w:r>
-        <w:rPr>
-          <w:rStyle w:val="NormalTok"/>
-        </w:rPr>
-        <w:t xml:space="preserve">    prev</w:t>
-      </w:r>
-      <w:r>
-        <w:rPr>
-          <w:rStyle w:val="OperatorTok"/>
-        </w:rPr>
-        <w:t xml:space="preserve">=</w:t>
-      </w:r>
-      <w:r>
-        <w:rPr>
-          <w:rStyle w:val="NormalTok"/>
-        </w:rPr>
-        <w:t xml:space="preserve">g</w:t>
-      </w:r>
-      <w:r>
-        <w:rPr>
-          <w:rStyle w:val="OperatorTok"/>
-        </w:rPr>
-        <w:t xml:space="preserve">;</w:t>
-      </w:r>
-      <w:r>
-        <w:br/>
-      </w:r>
-      <w:r>
-        <w:rPr>
-          <w:rStyle w:val="NormalTok"/>
-        </w:rPr>
-        <w:t xml:space="preserve">  }</w:t>
-      </w:r>
-      <w:r>
-        <w:br/>
-      </w:r>
-      <w:r>
-        <w:rPr>
-          <w:rStyle w:val="NormalTok"/>
-        </w:rPr>
-        <w:t xml:space="preserve">  </w:t>
-      </w:r>
-      <w:r>
-        <w:rPr>
-          <w:rStyle w:val="BuiltInTok"/>
-        </w:rPr>
-        <w:t xml:space="preserve">window</w:t>
-      </w:r>
-      <w:r>
-        <w:rPr>
-          <w:rStyle w:val="OperatorTok"/>
-        </w:rPr>
-        <w:t xml:space="preserve">.</w:t>
-      </w:r>
-      <w:r>
-        <w:rPr>
-          <w:rStyle w:val="AttributeTok"/>
-        </w:rPr>
-        <w:t xml:space="preserve">__prev</w:t>
-      </w:r>
-      <w:r>
-        <w:rPr>
-          <w:rStyle w:val="OperatorTok"/>
-        </w:rPr>
-        <w:t xml:space="preserve">=</w:t>
-      </w:r>
-      <w:r>
-        <w:rPr>
-          <w:rStyle w:val="NormalTok"/>
-        </w:rPr>
-        <w:t xml:space="preserve">prev</w:t>
-      </w:r>
-      <w:r>
-        <w:rPr>
-          <w:rStyle w:val="OperatorTok"/>
-        </w:rPr>
-        <w:t xml:space="preserve">;</w:t>
-      </w:r>
-      <w:r>
-        <w:rPr>
-          <w:rStyle w:val="NormalTok"/>
-        </w:rPr>
-        <w:t xml:space="preserve"> </w:t>
-      </w:r>
-      <w:r>
-        <w:rPr>
-          <w:rStyle w:val="ControlFlowTok"/>
-        </w:rPr>
-        <w:t xml:space="preserve">return</w:t>
-      </w:r>
-      <w:r>
-        <w:rPr>
-          <w:rStyle w:val="NormalTok"/>
-        </w:rPr>
-        <w:t xml:space="preserve"> </w:t>
-      </w:r>
-      <w:r>
-        <w:rPr>
-          <w:rStyle w:val="BuiltInTok"/>
-        </w:rPr>
-        <w:t xml:space="preserve">window</w:t>
-      </w:r>
-      <w:r>
-        <w:rPr>
-          <w:rStyle w:val="OperatorTok"/>
-        </w:rPr>
-        <w:t xml:space="preserve">.</w:t>
-      </w:r>
-      <w:r>
-        <w:rPr>
-          <w:rStyle w:val="AttributeTok"/>
-        </w:rPr>
-        <w:t xml:space="preserve">__diffs</w:t>
-      </w:r>
-      <w:r>
-        <w:rPr>
-          <w:rStyle w:val="OperatorTok"/>
-        </w:rPr>
-        <w:t xml:space="preserve">.</w:t>
-      </w:r>
-      <w:r>
-        <w:rPr>
-          <w:rStyle w:val="AttributeTok"/>
-        </w:rPr>
-        <w:t xml:space="preserve">length</w:t>
-      </w:r>
-      <w:r>
-        <w:rPr>
-          <w:rStyle w:val="OperatorTok"/>
-        </w:rPr>
-        <w:t xml:space="preserve">;</w:t>
-      </w:r>
-      <w:r>
-        <w:br/>
-      </w:r>
-      <w:r>
-        <w:rPr>
-          <w:rStyle w:val="NormalTok"/>
-        </w:rPr>
-        <w:t xml:space="preserve">}</w:t>
-      </w:r>
-      <w:r>
-        <w:rPr>
-          <w:rStyle w:val="OperatorTok"/>
-        </w:rPr>
-        <w:t xml:space="preserve">;</w:t>
-      </w:r>
-      <w:r>
-        <w:br/>
-      </w:r>
-      <w:r>
-        <w:rPr>
-          <w:rStyle w:val="CommentTok"/>
-        </w:rPr>
-        <w:t xml:space="preserve">// gọi: window.__diffs=[]; window.__prev=null; await __scan(0,20,0.2); await __scan(20,40,0.2); ...</w:t>
-      </w:r>
-      <w:r>
-        <w:br/>
-      </w:r>
-      <w:r>
-        <w:rPr>
-          <w:rStyle w:val="CommentTok"/>
-        </w:rPr>
-        <w:t xml:space="preserve">// điểm cắt: diff &gt; max(18, 4 × trung vị), bỏ các điểm liền kề</w:t>
+        <w:t xml:space="preserve"> </w:t>
+      </w:r>
+      <w:r>
+        <w:rPr>
+          <w:rStyle w:val="VerbatimChar"/>
+        </w:rPr>
+        <w:t xml:space="preserve">/kling/motion-control</w:t>
+      </w:r>
+      <w:r>
+        <w:t xml:space="preserve">, Director Workspace →</w:t>
+      </w:r>
+      <w:r>
+        <w:t xml:space="preserve"> </w:t>
+      </w:r>
+      <w:r>
+        <w:rPr>
+          <w:b/>
+          <w:bCs/>
+        </w:rPr>
+        <w:t xml:space="preserve">không dùng</w:t>
+      </w:r>
+      <w:r>
+        <w:t xml:space="preserve"> </w:t>
+      </w:r>
+      <w:r>
+        <w:t xml:space="preserve">(quyết định 6).</w:t>
+      </w:r>
+    </w:p>
+    <w:p>
+      <w:pPr>
+        <w:pStyle w:val="Compact"/>
+        <w:numPr>
+          <w:ilvl w:val="0"/>
+          <w:numId w:val="1019"/>
+        </w:numPr>
+      </w:pPr>
+      <w:r>
+        <w:t xml:space="preserve">Giọng có</w:t>
+      </w:r>
+      <w:r>
+        <w:t xml:space="preserve"> </w:t>
+      </w:r>
+      <w:r>
+        <w:rPr>
+          <w:rStyle w:val="VerbatimChar"/>
+        </w:rPr>
+        <w:t xml:space="preserve">vi</w:t>
+      </w:r>
+      <w:r>
+        <w:t xml:space="preserve"> </w:t>
+      </w:r>
+      <w:r>
+        <w:t xml:space="preserve">(5 giọng, id trùng 2 bản): Xinghe Jiang (30002/2, nam), Austin (30003/3, nam),</w:t>
+      </w:r>
+      <w:r>
+        <w:t xml:space="preserve"> </w:t>
+      </w:r>
+      <w:r>
+        <w:rPr>
+          <w:b/>
+          <w:bCs/>
+        </w:rPr>
+        <w:t xml:space="preserve">Arabella (30007/7, nữ)</w:t>
+      </w:r>
+      <w:r>
+        <w:t xml:space="preserve">, Ethan Zhang (30017/17, nam), Mark (30020/20, nam). Không có giọng gốc Việt. Truyền</w:t>
+      </w:r>
+      <w:r>
+        <w:t xml:space="preserve"> </w:t>
+      </w:r>
+      <w:r>
+        <w:rPr>
+          <w:rStyle w:val="VerbatimChar"/>
+        </w:rPr>
+        <w:t xml:space="preserve">language_code="vi"</w:t>
+      </w:r>
+      <w:r>
+        <w:t xml:space="preserve"> </w:t>
+      </w:r>
+      <w:r>
+        <w:t xml:space="preserve">cho TTS gây HTTP 400 → không truyền.</w:t>
+      </w:r>
+    </w:p>
+    <w:p>
+      <w:pPr>
+        <w:pStyle w:val="Compact"/>
+        <w:numPr>
+          <w:ilvl w:val="0"/>
+          <w:numId w:val="1019"/>
+        </w:numPr>
+      </w:pPr>
+      <w:r>
+        <w:t xml:space="preserve">Độ dài tối thiểu: Kling 3s, Seedance 4s (</w:t>
+      </w:r>
+      <w:r>
+        <w:rPr>
+          <w:rStyle w:val="VerbatimChar"/>
+        </w:rPr>
+        <w:t xml:space="preserve">core/adapters/clipai.py::effective_duration</w:t>
+      </w:r>
+      <w:r>
+        <w:t xml:space="preserve">). Giá ước tính (USD/giây): Kling 0,08; Seedance 2.0 0,15; 2.0 Fast 0,12; 2.5 0,23 (</w:t>
+      </w:r>
+      <w:r>
+        <w:rPr>
+          <w:rStyle w:val="VerbatimChar"/>
+        </w:rPr>
+        <w:t xml:space="preserve">data/pricing.json</w:t>
+      </w:r>
+      <w:r>
+        <w:t xml:space="preserve">, chưa đo thật). Deepix chưa có giá.</w:t>
+      </w:r>
+    </w:p>
+    <w:bookmarkEnd w:id="31"/>
+    <w:bookmarkStart w:id="32" w:name="nghiên-cứu-video-youtube-gđ1"/>
+    <w:p>
+      <w:pPr>
+        <w:pStyle w:val="Heading3"/>
+      </w:pPr>
+      <w:r>
+        <w:t xml:space="preserve">Nghiên cứu video YouTube (GĐ1)</w:t>
       </w:r>
     </w:p>
     <w:p>
@@ -10024,19 +8284,23 @@
         </w:numPr>
       </w:pPr>
       <w:r>
-        <w:t xml:space="preserve">Kết quả mẫu: Kenta’s Obsession 75,7s, ~42 điểm cắt (1,6 · 4 · 6,2 · 7,4 · 9,8 · 11,2 · 11,6 · 13,6 · 14,2 · 15,6 · 18,4 · 21,2 · 22,2 · 24 · 24,6 · 25,4 · 25,8 · 26,2 · 27,6 · 28,2 · 29,2 · 30,4 · 31 · 32,2 · 34,8 · 35,8 · 37,8 · 39,8 · 40,6 · 41,6 · 42,6 · 43,6 · 44,8 · 46,8 · 51,8 · 56 · 60,2 · 61,4 · 64 · 66 · 70,2 · 73,6s); phong cách anime, xen toàn–trung–cận–cận đặc tả–chèn hiệu ứng, logo cuối. Video nội bộ Kenta OB55 (ffmpeg</w:t>
-      </w:r>
-      <w:r>
-        <w:t xml:space="preserve"> </w:t>
-      </w:r>
-      <w:r>
-        <w:rPr>
-          <w:rStyle w:val="VerbatimChar"/>
-        </w:rPr>
-        <w:t xml:space="preserve">select='gt(scene,0.30)'</w:t>
-      </w:r>
-      <w:r>
-        <w:t xml:space="preserve">): 38,8s, ~12 shot, mở bằng nhân vật tạo dáng + tiêu đề, thân là gameplay góc thứ ba sau lưng + chữ chương, kết bằng câu kêu gọi.</w:t>
+        <w:rPr>
+          <w:b/>
+          <w:bCs/>
+        </w:rPr>
+        <w:t xml:space="preserve">Trình duyệt tích hợp mở được YouTube</w:t>
+      </w:r>
+      <w:r>
+        <w:t xml:space="preserve">; tải bằng dòng lệnh (urllib) bị 404, chỉ RSS đọc được. Kênh: https://www.youtube.com/</w:t>
+      </w:r>
+      <w:r>
+        <w:t xml:space="preserve">@GarenaFreeFireVN/videos</w:t>
+      </w:r>
+      <w:r>
+        <w:t xml:space="preserve"> </w:t>
+      </w:r>
+      <w:r>
+        <w:t xml:space="preserve">(tab Popular để lấy video nhiều lượt xem).</w:t>
       </w:r>
     </w:p>
     <w:p>
@@ -10048,59 +8312,2055 @@
         </w:numPr>
       </w:pPr>
       <w:r>
-        <w:t xml:space="preserve">Xem khung hình: vẽ khung giữa mỗi shot vào một canvas lớn, gắn thành</w:t>
-      </w:r>
-      <w:r>
-        <w:t xml:space="preserve"> </w:t>
-      </w:r>
-      <w:r>
-        <w:rPr>
-          <w:rStyle w:val="VerbatimChar"/>
-        </w:rPr>
-        <w:t xml:space="preserve">&lt;img&gt;</w:t>
-      </w:r>
-      <w:r>
-        <w:t xml:space="preserve"> </w:t>
-      </w:r>
-      <w:r>
-        <w:t xml:space="preserve">phủ lên trang rồi chụp màn hình (kết quả</w:t>
-      </w:r>
-      <w:r>
-        <w:t xml:space="preserve"> </w:t>
-      </w:r>
-      <w:r>
-        <w:rPr>
-          <w:rStyle w:val="VerbatimChar"/>
-        </w:rPr>
-        <w:t xml:space="preserve">toDataURL</w:t>
-      </w:r>
-      <w:r>
-        <w:t xml:space="preserve"> </w:t>
-      </w:r>
-      <w:r>
-        <w:t xml:space="preserve">quá lớn để trả về trực tiếp; chia bảng thành từng phần nếu cần xem rõ).</w:t>
-      </w:r>
-    </w:p>
-    <w:p>
-      <w:pPr>
-        <w:pStyle w:val="Compact"/>
-        <w:numPr>
-          <w:ilvl w:val="0"/>
-          <w:numId w:val="1020"/>
-        </w:numPr>
-      </w:pPr>
-      <w:r>
-        <w:t xml:space="preserve">Chỉ lưu dữ liệu chữ (mốc cắt, nhãn, thống kê) vào repo; không lưu hình của video.</w:t>
-      </w:r>
-    </w:p>
-    <w:bookmarkEnd w:id="31"/>
-    <w:bookmarkStart w:id="32" w:name="bài-học-kỹ-thuật-tránh-lặp-lỗi"/>
-    <w:p>
-      <w:pPr>
-        <w:pStyle w:val="Heading3"/>
-      </w:pPr>
-      <w:r>
-        <w:t xml:space="preserve">Bài học kỹ thuật (tránh lặp lỗi)</w:t>
+        <w:t xml:space="preserve">Cách đã chạy được trên</w:t>
+      </w:r>
+      <w:r>
+        <w:t xml:space="preserve"> </w:t>
+      </w:r>
+      <w:r>
+        <w:t xml:space="preserve">“Kenta’s Obsession”</w:t>
+      </w:r>
+      <w:r>
+        <w:t xml:space="preserve"> </w:t>
+      </w:r>
+      <w:r>
+        <w:t xml:space="preserve">(https://www.youtube.com/watch?v=cUQ1PhwvfAE): mở trang video, rồi chạy JS (từng đoạn ≤ 20 giây video mỗi lần gọi vì giới hạn 45 giây của công cụ):</w:t>
+      </w:r>
+    </w:p>
+    <w:p>
+      <w:pPr>
+        <w:pStyle w:val="SourceCode"/>
+      </w:pPr>
+      <w:r>
+        <w:rPr>
+          <w:rStyle w:val="BuiltInTok"/>
+        </w:rPr>
+        <w:t xml:space="preserve">window</w:t>
+      </w:r>
+      <w:r>
+        <w:rPr>
+          <w:rStyle w:val="OperatorTok"/>
+        </w:rPr>
+        <w:t xml:space="preserve">.</w:t>
+      </w:r>
+      <w:r>
+        <w:rPr>
+          <w:rStyle w:val="AttributeTok"/>
+        </w:rPr>
+        <w:t xml:space="preserve">__scan</w:t>
+      </w:r>
+      <w:r>
+        <w:rPr>
+          <w:rStyle w:val="NormalTok"/>
+        </w:rPr>
+        <w:t xml:space="preserve"> </w:t>
+      </w:r>
+      <w:r>
+        <w:rPr>
+          <w:rStyle w:val="OperatorTok"/>
+        </w:rPr>
+        <w:t xml:space="preserve">=</w:t>
+      </w:r>
+      <w:r>
+        <w:rPr>
+          <w:rStyle w:val="NormalTok"/>
+        </w:rPr>
+        <w:t xml:space="preserve"> </w:t>
+      </w:r>
+      <w:r>
+        <w:rPr>
+          <w:rStyle w:val="KeywordTok"/>
+        </w:rPr>
+        <w:t xml:space="preserve">async</w:t>
+      </w:r>
+      <w:r>
+        <w:rPr>
+          <w:rStyle w:val="NormalTok"/>
+        </w:rPr>
+        <w:t xml:space="preserve"> </w:t>
+      </w:r>
+      <w:r>
+        <w:rPr>
+          <w:rStyle w:val="KeywordTok"/>
+        </w:rPr>
+        <w:t xml:space="preserve">function</w:t>
+      </w:r>
+      <w:r>
+        <w:rPr>
+          <w:rStyle w:val="NormalTok"/>
+        </w:rPr>
+        <w:t xml:space="preserve">(</w:t>
+      </w:r>
+      <w:r>
+        <w:rPr>
+          <w:rStyle w:val="ImportTok"/>
+        </w:rPr>
+        <w:t xml:space="preserve">from</w:t>
+      </w:r>
+      <w:r>
+        <w:rPr>
+          <w:rStyle w:val="OperatorTok"/>
+        </w:rPr>
+        <w:t xml:space="preserve">,</w:t>
+      </w:r>
+      <w:r>
+        <w:rPr>
+          <w:rStyle w:val="NormalTok"/>
+        </w:rPr>
+        <w:t xml:space="preserve"> to</w:t>
+      </w:r>
+      <w:r>
+        <w:rPr>
+          <w:rStyle w:val="OperatorTok"/>
+        </w:rPr>
+        <w:t xml:space="preserve">,</w:t>
+      </w:r>
+      <w:r>
+        <w:rPr>
+          <w:rStyle w:val="NormalTok"/>
+        </w:rPr>
+        <w:t xml:space="preserve"> step){</w:t>
+      </w:r>
+      <w:r>
+        <w:br/>
+      </w:r>
+      <w:r>
+        <w:rPr>
+          <w:rStyle w:val="NormalTok"/>
+        </w:rPr>
+        <w:t xml:space="preserve">  </w:t>
+      </w:r>
+      <w:r>
+        <w:rPr>
+          <w:rStyle w:val="KeywordTok"/>
+        </w:rPr>
+        <w:t xml:space="preserve">const</w:t>
+      </w:r>
+      <w:r>
+        <w:rPr>
+          <w:rStyle w:val="NormalTok"/>
+        </w:rPr>
+        <w:t xml:space="preserve"> v</w:t>
+      </w:r>
+      <w:r>
+        <w:rPr>
+          <w:rStyle w:val="OperatorTok"/>
+        </w:rPr>
+        <w:t xml:space="preserve">=</w:t>
+      </w:r>
+      <w:r>
+        <w:rPr>
+          <w:rStyle w:val="BuiltInTok"/>
+        </w:rPr>
+        <w:t xml:space="preserve">document</w:t>
+      </w:r>
+      <w:r>
+        <w:rPr>
+          <w:rStyle w:val="OperatorTok"/>
+        </w:rPr>
+        <w:t xml:space="preserve">.</w:t>
+      </w:r>
+      <w:r>
+        <w:rPr>
+          <w:rStyle w:val="FunctionTok"/>
+        </w:rPr>
+        <w:t xml:space="preserve">querySelector</w:t>
+      </w:r>
+      <w:r>
+        <w:rPr>
+          <w:rStyle w:val="NormalTok"/>
+        </w:rPr>
+        <w:t xml:space="preserve">(</w:t>
+      </w:r>
+      <w:r>
+        <w:rPr>
+          <w:rStyle w:val="StringTok"/>
+        </w:rPr>
+        <w:t xml:space="preserve">'video'</w:t>
+      </w:r>
+      <w:r>
+        <w:rPr>
+          <w:rStyle w:val="NormalTok"/>
+        </w:rPr>
+        <w:t xml:space="preserve">)</w:t>
+      </w:r>
+      <w:r>
+        <w:rPr>
+          <w:rStyle w:val="OperatorTok"/>
+        </w:rPr>
+        <w:t xml:space="preserve">;</w:t>
+      </w:r>
+      <w:r>
+        <w:rPr>
+          <w:rStyle w:val="NormalTok"/>
+        </w:rPr>
+        <w:t xml:space="preserve"> v</w:t>
+      </w:r>
+      <w:r>
+        <w:rPr>
+          <w:rStyle w:val="OperatorTok"/>
+        </w:rPr>
+        <w:t xml:space="preserve">.</w:t>
+      </w:r>
+      <w:r>
+        <w:rPr>
+          <w:rStyle w:val="AttributeTok"/>
+        </w:rPr>
+        <w:t xml:space="preserve">muted</w:t>
+      </w:r>
+      <w:r>
+        <w:rPr>
+          <w:rStyle w:val="OperatorTok"/>
+        </w:rPr>
+        <w:t xml:space="preserve">=</w:t>
+      </w:r>
+      <w:r>
+        <w:rPr>
+          <w:rStyle w:val="KeywordTok"/>
+        </w:rPr>
+        <w:t xml:space="preserve">true</w:t>
+      </w:r>
+      <w:r>
+        <w:rPr>
+          <w:rStyle w:val="OperatorTok"/>
+        </w:rPr>
+        <w:t xml:space="preserve">;</w:t>
+      </w:r>
+      <w:r>
+        <w:rPr>
+          <w:rStyle w:val="NormalTok"/>
+        </w:rPr>
+        <w:t xml:space="preserve"> v</w:t>
+      </w:r>
+      <w:r>
+        <w:rPr>
+          <w:rStyle w:val="OperatorTok"/>
+        </w:rPr>
+        <w:t xml:space="preserve">.</w:t>
+      </w:r>
+      <w:r>
+        <w:rPr>
+          <w:rStyle w:val="FunctionTok"/>
+        </w:rPr>
+        <w:t xml:space="preserve">pause</w:t>
+      </w:r>
+      <w:r>
+        <w:rPr>
+          <w:rStyle w:val="NormalTok"/>
+        </w:rPr>
+        <w:t xml:space="preserve">()</w:t>
+      </w:r>
+      <w:r>
+        <w:rPr>
+          <w:rStyle w:val="OperatorTok"/>
+        </w:rPr>
+        <w:t xml:space="preserve">;</w:t>
+      </w:r>
+      <w:r>
+        <w:br/>
+      </w:r>
+      <w:r>
+        <w:rPr>
+          <w:rStyle w:val="NormalTok"/>
+        </w:rPr>
+        <w:t xml:space="preserve">  </w:t>
+      </w:r>
+      <w:r>
+        <w:rPr>
+          <w:rStyle w:val="KeywordTok"/>
+        </w:rPr>
+        <w:t xml:space="preserve">const</w:t>
+      </w:r>
+      <w:r>
+        <w:rPr>
+          <w:rStyle w:val="NormalTok"/>
+        </w:rPr>
+        <w:t xml:space="preserve"> c</w:t>
+      </w:r>
+      <w:r>
+        <w:rPr>
+          <w:rStyle w:val="OperatorTok"/>
+        </w:rPr>
+        <w:t xml:space="preserve">=</w:t>
+      </w:r>
+      <w:r>
+        <w:rPr>
+          <w:rStyle w:val="BuiltInTok"/>
+        </w:rPr>
+        <w:t xml:space="preserve">document</w:t>
+      </w:r>
+      <w:r>
+        <w:rPr>
+          <w:rStyle w:val="OperatorTok"/>
+        </w:rPr>
+        <w:t xml:space="preserve">.</w:t>
+      </w:r>
+      <w:r>
+        <w:rPr>
+          <w:rStyle w:val="FunctionTok"/>
+        </w:rPr>
+        <w:t xml:space="preserve">createElement</w:t>
+      </w:r>
+      <w:r>
+        <w:rPr>
+          <w:rStyle w:val="NormalTok"/>
+        </w:rPr>
+        <w:t xml:space="preserve">(</w:t>
+      </w:r>
+      <w:r>
+        <w:rPr>
+          <w:rStyle w:val="StringTok"/>
+        </w:rPr>
+        <w:t xml:space="preserve">'canvas'</w:t>
+      </w:r>
+      <w:r>
+        <w:rPr>
+          <w:rStyle w:val="NormalTok"/>
+        </w:rPr>
+        <w:t xml:space="preserve">)</w:t>
+      </w:r>
+      <w:r>
+        <w:rPr>
+          <w:rStyle w:val="OperatorTok"/>
+        </w:rPr>
+        <w:t xml:space="preserve">;</w:t>
+      </w:r>
+      <w:r>
+        <w:rPr>
+          <w:rStyle w:val="NormalTok"/>
+        </w:rPr>
+        <w:t xml:space="preserve"> c</w:t>
+      </w:r>
+      <w:r>
+        <w:rPr>
+          <w:rStyle w:val="OperatorTok"/>
+        </w:rPr>
+        <w:t xml:space="preserve">.</w:t>
+      </w:r>
+      <w:r>
+        <w:rPr>
+          <w:rStyle w:val="AttributeTok"/>
+        </w:rPr>
+        <w:t xml:space="preserve">width</w:t>
+      </w:r>
+      <w:r>
+        <w:rPr>
+          <w:rStyle w:val="OperatorTok"/>
+        </w:rPr>
+        <w:t xml:space="preserve">=</w:t>
+      </w:r>
+      <w:r>
+        <w:rPr>
+          <w:rStyle w:val="DecValTok"/>
+        </w:rPr>
+        <w:t xml:space="preserve">48</w:t>
+      </w:r>
+      <w:r>
+        <w:rPr>
+          <w:rStyle w:val="OperatorTok"/>
+        </w:rPr>
+        <w:t xml:space="preserve">;</w:t>
+      </w:r>
+      <w:r>
+        <w:rPr>
+          <w:rStyle w:val="NormalTok"/>
+        </w:rPr>
+        <w:t xml:space="preserve"> c</w:t>
+      </w:r>
+      <w:r>
+        <w:rPr>
+          <w:rStyle w:val="OperatorTok"/>
+        </w:rPr>
+        <w:t xml:space="preserve">.</w:t>
+      </w:r>
+      <w:r>
+        <w:rPr>
+          <w:rStyle w:val="AttributeTok"/>
+        </w:rPr>
+        <w:t xml:space="preserve">height</w:t>
+      </w:r>
+      <w:r>
+        <w:rPr>
+          <w:rStyle w:val="OperatorTok"/>
+        </w:rPr>
+        <w:t xml:space="preserve">=</w:t>
+      </w:r>
+      <w:r>
+        <w:rPr>
+          <w:rStyle w:val="DecValTok"/>
+        </w:rPr>
+        <w:t xml:space="preserve">27</w:t>
+      </w:r>
+      <w:r>
+        <w:rPr>
+          <w:rStyle w:val="OperatorTok"/>
+        </w:rPr>
+        <w:t xml:space="preserve">;</w:t>
+      </w:r>
+      <w:r>
+        <w:br/>
+      </w:r>
+      <w:r>
+        <w:rPr>
+          <w:rStyle w:val="NormalTok"/>
+        </w:rPr>
+        <w:t xml:space="preserve">  </w:t>
+      </w:r>
+      <w:r>
+        <w:rPr>
+          <w:rStyle w:val="KeywordTok"/>
+        </w:rPr>
+        <w:t xml:space="preserve">const</w:t>
+      </w:r>
+      <w:r>
+        <w:rPr>
+          <w:rStyle w:val="NormalTok"/>
+        </w:rPr>
+        <w:t xml:space="preserve"> x</w:t>
+      </w:r>
+      <w:r>
+        <w:rPr>
+          <w:rStyle w:val="OperatorTok"/>
+        </w:rPr>
+        <w:t xml:space="preserve">=</w:t>
+      </w:r>
+      <w:r>
+        <w:rPr>
+          <w:rStyle w:val="NormalTok"/>
+        </w:rPr>
+        <w:t xml:space="preserve">c</w:t>
+      </w:r>
+      <w:r>
+        <w:rPr>
+          <w:rStyle w:val="OperatorTok"/>
+        </w:rPr>
+        <w:t xml:space="preserve">.</w:t>
+      </w:r>
+      <w:r>
+        <w:rPr>
+          <w:rStyle w:val="FunctionTok"/>
+        </w:rPr>
+        <w:t xml:space="preserve">getContext</w:t>
+      </w:r>
+      <w:r>
+        <w:rPr>
+          <w:rStyle w:val="NormalTok"/>
+        </w:rPr>
+        <w:t xml:space="preserve">(</w:t>
+      </w:r>
+      <w:r>
+        <w:rPr>
+          <w:rStyle w:val="StringTok"/>
+        </w:rPr>
+        <w:t xml:space="preserve">'2d'</w:t>
+      </w:r>
+      <w:r>
+        <w:rPr>
+          <w:rStyle w:val="OperatorTok"/>
+        </w:rPr>
+        <w:t xml:space="preserve">,</w:t>
+      </w:r>
+      <w:r>
+        <w:rPr>
+          <w:rStyle w:val="NormalTok"/>
+        </w:rPr>
+        <w:t xml:space="preserve">{</w:t>
+      </w:r>
+      <w:r>
+        <w:rPr>
+          <w:rStyle w:val="DataTypeTok"/>
+        </w:rPr>
+        <w:t xml:space="preserve">willReadFrequently</w:t>
+      </w:r>
+      <w:r>
+        <w:rPr>
+          <w:rStyle w:val="OperatorTok"/>
+        </w:rPr>
+        <w:t xml:space="preserve">:</w:t>
+      </w:r>
+      <w:r>
+        <w:rPr>
+          <w:rStyle w:val="KeywordTok"/>
+        </w:rPr>
+        <w:t xml:space="preserve">true</w:t>
+      </w:r>
+      <w:r>
+        <w:rPr>
+          <w:rStyle w:val="NormalTok"/>
+        </w:rPr>
+        <w:t xml:space="preserve">})</w:t>
+      </w:r>
+      <w:r>
+        <w:rPr>
+          <w:rStyle w:val="OperatorTok"/>
+        </w:rPr>
+        <w:t xml:space="preserve">;</w:t>
+      </w:r>
+      <w:r>
+        <w:br/>
+      </w:r>
+      <w:r>
+        <w:rPr>
+          <w:rStyle w:val="NormalTok"/>
+        </w:rPr>
+        <w:t xml:space="preserve">  </w:t>
+      </w:r>
+      <w:r>
+        <w:rPr>
+          <w:rStyle w:val="BuiltInTok"/>
+        </w:rPr>
+        <w:t xml:space="preserve">window</w:t>
+      </w:r>
+      <w:r>
+        <w:rPr>
+          <w:rStyle w:val="OperatorTok"/>
+        </w:rPr>
+        <w:t xml:space="preserve">.</w:t>
+      </w:r>
+      <w:r>
+        <w:rPr>
+          <w:rStyle w:val="AttributeTok"/>
+        </w:rPr>
+        <w:t xml:space="preserve">__diffs</w:t>
+      </w:r>
+      <w:r>
+        <w:rPr>
+          <w:rStyle w:val="OperatorTok"/>
+        </w:rPr>
+        <w:t xml:space="preserve">=</w:t>
+      </w:r>
+      <w:r>
+        <w:rPr>
+          <w:rStyle w:val="BuiltInTok"/>
+        </w:rPr>
+        <w:t xml:space="preserve">window</w:t>
+      </w:r>
+      <w:r>
+        <w:rPr>
+          <w:rStyle w:val="OperatorTok"/>
+        </w:rPr>
+        <w:t xml:space="preserve">.</w:t>
+      </w:r>
+      <w:r>
+        <w:rPr>
+          <w:rStyle w:val="AttributeTok"/>
+        </w:rPr>
+        <w:t xml:space="preserve">__diffs</w:t>
+      </w:r>
+      <w:r>
+        <w:rPr>
+          <w:rStyle w:val="OperatorTok"/>
+        </w:rPr>
+        <w:t xml:space="preserve">||</w:t>
+      </w:r>
+      <w:r>
+        <w:rPr>
+          <w:rStyle w:val="NormalTok"/>
+        </w:rPr>
+        <w:t xml:space="preserve">[]</w:t>
+      </w:r>
+      <w:r>
+        <w:rPr>
+          <w:rStyle w:val="OperatorTok"/>
+        </w:rPr>
+        <w:t xml:space="preserve">;</w:t>
+      </w:r>
+      <w:r>
+        <w:rPr>
+          <w:rStyle w:val="NormalTok"/>
+        </w:rPr>
+        <w:t xml:space="preserve"> </w:t>
+      </w:r>
+      <w:r>
+        <w:rPr>
+          <w:rStyle w:val="KeywordTok"/>
+        </w:rPr>
+        <w:t xml:space="preserve">let</w:t>
+      </w:r>
+      <w:r>
+        <w:rPr>
+          <w:rStyle w:val="NormalTok"/>
+        </w:rPr>
+        <w:t xml:space="preserve"> prev</w:t>
+      </w:r>
+      <w:r>
+        <w:rPr>
+          <w:rStyle w:val="OperatorTok"/>
+        </w:rPr>
+        <w:t xml:space="preserve">=</w:t>
+      </w:r>
+      <w:r>
+        <w:rPr>
+          <w:rStyle w:val="BuiltInTok"/>
+        </w:rPr>
+        <w:t xml:space="preserve">window</w:t>
+      </w:r>
+      <w:r>
+        <w:rPr>
+          <w:rStyle w:val="OperatorTok"/>
+        </w:rPr>
+        <w:t xml:space="preserve">.</w:t>
+      </w:r>
+      <w:r>
+        <w:rPr>
+          <w:rStyle w:val="AttributeTok"/>
+        </w:rPr>
+        <w:t xml:space="preserve">__prev</w:t>
+      </w:r>
+      <w:r>
+        <w:rPr>
+          <w:rStyle w:val="OperatorTok"/>
+        </w:rPr>
+        <w:t xml:space="preserve">||</w:t>
+      </w:r>
+      <w:r>
+        <w:rPr>
+          <w:rStyle w:val="KeywordTok"/>
+        </w:rPr>
+        <w:t xml:space="preserve">null</w:t>
+      </w:r>
+      <w:r>
+        <w:rPr>
+          <w:rStyle w:val="OperatorTok"/>
+        </w:rPr>
+        <w:t xml:space="preserve">;</w:t>
+      </w:r>
+      <w:r>
+        <w:br/>
+      </w:r>
+      <w:r>
+        <w:rPr>
+          <w:rStyle w:val="NormalTok"/>
+        </w:rPr>
+        <w:t xml:space="preserve">  </w:t>
+      </w:r>
+      <w:r>
+        <w:rPr>
+          <w:rStyle w:val="ControlFlowTok"/>
+        </w:rPr>
+        <w:t xml:space="preserve">for</w:t>
+      </w:r>
+      <w:r>
+        <w:rPr>
+          <w:rStyle w:val="NormalTok"/>
+        </w:rPr>
+        <w:t xml:space="preserve">(</w:t>
+      </w:r>
+      <w:r>
+        <w:rPr>
+          <w:rStyle w:val="KeywordTok"/>
+        </w:rPr>
+        <w:t xml:space="preserve">let</w:t>
+      </w:r>
+      <w:r>
+        <w:rPr>
+          <w:rStyle w:val="NormalTok"/>
+        </w:rPr>
+        <w:t xml:space="preserve"> t</w:t>
+      </w:r>
+      <w:r>
+        <w:rPr>
+          <w:rStyle w:val="OperatorTok"/>
+        </w:rPr>
+        <w:t xml:space="preserve">=</w:t>
+      </w:r>
+      <w:r>
+        <w:rPr>
+          <w:rStyle w:val="ImportTok"/>
+        </w:rPr>
+        <w:t xml:space="preserve">from</w:t>
+      </w:r>
+      <w:r>
+        <w:rPr>
+          <w:rStyle w:val="OperatorTok"/>
+        </w:rPr>
+        <w:t xml:space="preserve">;</w:t>
+      </w:r>
+      <w:r>
+        <w:rPr>
+          <w:rStyle w:val="NormalTok"/>
+        </w:rPr>
+        <w:t xml:space="preserve">t</w:t>
+      </w:r>
+      <w:r>
+        <w:rPr>
+          <w:rStyle w:val="OperatorTok"/>
+        </w:rPr>
+        <w:t xml:space="preserve">&lt;</w:t>
+      </w:r>
+      <w:r>
+        <w:rPr>
+          <w:rStyle w:val="NormalTok"/>
+        </w:rPr>
+        <w:t xml:space="preserve">to</w:t>
+      </w:r>
+      <w:r>
+        <w:rPr>
+          <w:rStyle w:val="OperatorTok"/>
+        </w:rPr>
+        <w:t xml:space="preserve">;</w:t>
+      </w:r>
+      <w:r>
+        <w:rPr>
+          <w:rStyle w:val="NormalTok"/>
+        </w:rPr>
+        <w:t xml:space="preserve">t</w:t>
+      </w:r>
+      <w:r>
+        <w:rPr>
+          <w:rStyle w:val="OperatorTok"/>
+        </w:rPr>
+        <w:t xml:space="preserve">+=</w:t>
+      </w:r>
+      <w:r>
+        <w:rPr>
+          <w:rStyle w:val="NormalTok"/>
+        </w:rPr>
+        <w:t xml:space="preserve">step){</w:t>
+      </w:r>
+      <w:r>
+        <w:br/>
+      </w:r>
+      <w:r>
+        <w:rPr>
+          <w:rStyle w:val="NormalTok"/>
+        </w:rPr>
+        <w:t xml:space="preserve">    </w:t>
+      </w:r>
+      <w:r>
+        <w:rPr>
+          <w:rStyle w:val="ControlFlowTok"/>
+        </w:rPr>
+        <w:t xml:space="preserve">await</w:t>
+      </w:r>
+      <w:r>
+        <w:rPr>
+          <w:rStyle w:val="NormalTok"/>
+        </w:rPr>
+        <w:t xml:space="preserve"> </w:t>
+      </w:r>
+      <w:r>
+        <w:rPr>
+          <w:rStyle w:val="KeywordTok"/>
+        </w:rPr>
+        <w:t xml:space="preserve">new</w:t>
+      </w:r>
+      <w:r>
+        <w:rPr>
+          <w:rStyle w:val="NormalTok"/>
+        </w:rPr>
+        <w:t xml:space="preserve"> </w:t>
+      </w:r>
+      <w:r>
+        <w:rPr>
+          <w:rStyle w:val="BuiltInTok"/>
+        </w:rPr>
+        <w:t xml:space="preserve">Promise</w:t>
+      </w:r>
+      <w:r>
+        <w:rPr>
+          <w:rStyle w:val="NormalTok"/>
+        </w:rPr>
+        <w:t xml:space="preserve">(r</w:t>
+      </w:r>
+      <w:r>
+        <w:rPr>
+          <w:rStyle w:val="KeywordTok"/>
+        </w:rPr>
+        <w:t xml:space="preserve">=&gt;</w:t>
+      </w:r>
+      <w:r>
+        <w:rPr>
+          <w:rStyle w:val="NormalTok"/>
+        </w:rPr>
+        <w:t xml:space="preserve">{</w:t>
+      </w:r>
+      <w:r>
+        <w:rPr>
+          <w:rStyle w:val="KeywordTok"/>
+        </w:rPr>
+        <w:t xml:space="preserve">const</w:t>
+      </w:r>
+      <w:r>
+        <w:rPr>
+          <w:rStyle w:val="NormalTok"/>
+        </w:rPr>
+        <w:t xml:space="preserve"> h</w:t>
+      </w:r>
+      <w:r>
+        <w:rPr>
+          <w:rStyle w:val="OperatorTok"/>
+        </w:rPr>
+        <w:t xml:space="preserve">=</w:t>
+      </w:r>
+      <w:r>
+        <w:rPr>
+          <w:rStyle w:val="NormalTok"/>
+        </w:rPr>
+        <w:t xml:space="preserve">()</w:t>
+      </w:r>
+      <w:r>
+        <w:rPr>
+          <w:rStyle w:val="KeywordTok"/>
+        </w:rPr>
+        <w:t xml:space="preserve">=&gt;</w:t>
+      </w:r>
+      <w:r>
+        <w:rPr>
+          <w:rStyle w:val="NormalTok"/>
+        </w:rPr>
+        <w:t xml:space="preserve">{v</w:t>
+      </w:r>
+      <w:r>
+        <w:rPr>
+          <w:rStyle w:val="OperatorTok"/>
+        </w:rPr>
+        <w:t xml:space="preserve">.</w:t>
+      </w:r>
+      <w:r>
+        <w:rPr>
+          <w:rStyle w:val="FunctionTok"/>
+        </w:rPr>
+        <w:t xml:space="preserve">removeEventListener</w:t>
+      </w:r>
+      <w:r>
+        <w:rPr>
+          <w:rStyle w:val="NormalTok"/>
+        </w:rPr>
+        <w:t xml:space="preserve">(</w:t>
+      </w:r>
+      <w:r>
+        <w:rPr>
+          <w:rStyle w:val="StringTok"/>
+        </w:rPr>
+        <w:t xml:space="preserve">'seeked'</w:t>
+      </w:r>
+      <w:r>
+        <w:rPr>
+          <w:rStyle w:val="OperatorTok"/>
+        </w:rPr>
+        <w:t xml:space="preserve">,</w:t>
+      </w:r>
+      <w:r>
+        <w:rPr>
+          <w:rStyle w:val="NormalTok"/>
+        </w:rPr>
+        <w:t xml:space="preserve">h)</w:t>
+      </w:r>
+      <w:r>
+        <w:rPr>
+          <w:rStyle w:val="OperatorTok"/>
+        </w:rPr>
+        <w:t xml:space="preserve">;</w:t>
+      </w:r>
+      <w:r>
+        <w:rPr>
+          <w:rStyle w:val="FunctionTok"/>
+        </w:rPr>
+        <w:t xml:space="preserve">r</w:t>
+      </w:r>
+      <w:r>
+        <w:rPr>
+          <w:rStyle w:val="NormalTok"/>
+        </w:rPr>
+        <w:t xml:space="preserve">()}</w:t>
+      </w:r>
+      <w:r>
+        <w:rPr>
+          <w:rStyle w:val="OperatorTok"/>
+        </w:rPr>
+        <w:t xml:space="preserve">;</w:t>
+      </w:r>
+      <w:r>
+        <w:rPr>
+          <w:rStyle w:val="NormalTok"/>
+        </w:rPr>
+        <w:t xml:space="preserve"> v</w:t>
+      </w:r>
+      <w:r>
+        <w:rPr>
+          <w:rStyle w:val="OperatorTok"/>
+        </w:rPr>
+        <w:t xml:space="preserve">.</w:t>
+      </w:r>
+      <w:r>
+        <w:rPr>
+          <w:rStyle w:val="FunctionTok"/>
+        </w:rPr>
+        <w:t xml:space="preserve">addEventListener</w:t>
+      </w:r>
+      <w:r>
+        <w:rPr>
+          <w:rStyle w:val="NormalTok"/>
+        </w:rPr>
+        <w:t xml:space="preserve">(</w:t>
+      </w:r>
+      <w:r>
+        <w:rPr>
+          <w:rStyle w:val="StringTok"/>
+        </w:rPr>
+        <w:t xml:space="preserve">'seeked'</w:t>
+      </w:r>
+      <w:r>
+        <w:rPr>
+          <w:rStyle w:val="OperatorTok"/>
+        </w:rPr>
+        <w:t xml:space="preserve">,</w:t>
+      </w:r>
+      <w:r>
+        <w:rPr>
+          <w:rStyle w:val="NormalTok"/>
+        </w:rPr>
+        <w:t xml:space="preserve">h)</w:t>
+      </w:r>
+      <w:r>
+        <w:rPr>
+          <w:rStyle w:val="OperatorTok"/>
+        </w:rPr>
+        <w:t xml:space="preserve">;</w:t>
+      </w:r>
+      <w:r>
+        <w:rPr>
+          <w:rStyle w:val="NormalTok"/>
+        </w:rPr>
+        <w:t xml:space="preserve"> v</w:t>
+      </w:r>
+      <w:r>
+        <w:rPr>
+          <w:rStyle w:val="OperatorTok"/>
+        </w:rPr>
+        <w:t xml:space="preserve">.</w:t>
+      </w:r>
+      <w:r>
+        <w:rPr>
+          <w:rStyle w:val="AttributeTok"/>
+        </w:rPr>
+        <w:t xml:space="preserve">currentTime</w:t>
+      </w:r>
+      <w:r>
+        <w:rPr>
+          <w:rStyle w:val="OperatorTok"/>
+        </w:rPr>
+        <w:t xml:space="preserve">=</w:t>
+      </w:r>
+      <w:r>
+        <w:rPr>
+          <w:rStyle w:val="NormalTok"/>
+        </w:rPr>
+        <w:t xml:space="preserve">t</w:t>
+      </w:r>
+      <w:r>
+        <w:rPr>
+          <w:rStyle w:val="OperatorTok"/>
+        </w:rPr>
+        <w:t xml:space="preserve">;</w:t>
+      </w:r>
+      <w:r>
+        <w:rPr>
+          <w:rStyle w:val="NormalTok"/>
+        </w:rPr>
+        <w:t xml:space="preserve"> </w:t>
+      </w:r>
+      <w:r>
+        <w:rPr>
+          <w:rStyle w:val="PreprocessorTok"/>
+        </w:rPr>
+        <w:t xml:space="preserve">setTimeout</w:t>
+      </w:r>
+      <w:r>
+        <w:rPr>
+          <w:rStyle w:val="NormalTok"/>
+        </w:rPr>
+        <w:t xml:space="preserve">(r</w:t>
+      </w:r>
+      <w:r>
+        <w:rPr>
+          <w:rStyle w:val="OperatorTok"/>
+        </w:rPr>
+        <w:t xml:space="preserve">,</w:t>
+      </w:r>
+      <w:r>
+        <w:rPr>
+          <w:rStyle w:val="DecValTok"/>
+        </w:rPr>
+        <w:t xml:space="preserve">800</w:t>
+      </w:r>
+      <w:r>
+        <w:rPr>
+          <w:rStyle w:val="NormalTok"/>
+        </w:rPr>
+        <w:t xml:space="preserve">)})</w:t>
+      </w:r>
+      <w:r>
+        <w:rPr>
+          <w:rStyle w:val="OperatorTok"/>
+        </w:rPr>
+        <w:t xml:space="preserve">;</w:t>
+      </w:r>
+      <w:r>
+        <w:br/>
+      </w:r>
+      <w:r>
+        <w:rPr>
+          <w:rStyle w:val="NormalTok"/>
+        </w:rPr>
+        <w:t xml:space="preserve">    x</w:t>
+      </w:r>
+      <w:r>
+        <w:rPr>
+          <w:rStyle w:val="OperatorTok"/>
+        </w:rPr>
+        <w:t xml:space="preserve">.</w:t>
+      </w:r>
+      <w:r>
+        <w:rPr>
+          <w:rStyle w:val="FunctionTok"/>
+        </w:rPr>
+        <w:t xml:space="preserve">drawImage</w:t>
+      </w:r>
+      <w:r>
+        <w:rPr>
+          <w:rStyle w:val="NormalTok"/>
+        </w:rPr>
+        <w:t xml:space="preserve">(v</w:t>
+      </w:r>
+      <w:r>
+        <w:rPr>
+          <w:rStyle w:val="OperatorTok"/>
+        </w:rPr>
+        <w:t xml:space="preserve">,</w:t>
+      </w:r>
+      <w:r>
+        <w:rPr>
+          <w:rStyle w:val="DecValTok"/>
+        </w:rPr>
+        <w:t xml:space="preserve">0</w:t>
+      </w:r>
+      <w:r>
+        <w:rPr>
+          <w:rStyle w:val="OperatorTok"/>
+        </w:rPr>
+        <w:t xml:space="preserve">,</w:t>
+      </w:r>
+      <w:r>
+        <w:rPr>
+          <w:rStyle w:val="DecValTok"/>
+        </w:rPr>
+        <w:t xml:space="preserve">0</w:t>
+      </w:r>
+      <w:r>
+        <w:rPr>
+          <w:rStyle w:val="OperatorTok"/>
+        </w:rPr>
+        <w:t xml:space="preserve">,</w:t>
+      </w:r>
+      <w:r>
+        <w:rPr>
+          <w:rStyle w:val="DecValTok"/>
+        </w:rPr>
+        <w:t xml:space="preserve">48</w:t>
+      </w:r>
+      <w:r>
+        <w:rPr>
+          <w:rStyle w:val="OperatorTok"/>
+        </w:rPr>
+        <w:t xml:space="preserve">,</w:t>
+      </w:r>
+      <w:r>
+        <w:rPr>
+          <w:rStyle w:val="DecValTok"/>
+        </w:rPr>
+        <w:t xml:space="preserve">27</w:t>
+      </w:r>
+      <w:r>
+        <w:rPr>
+          <w:rStyle w:val="NormalTok"/>
+        </w:rPr>
+        <w:t xml:space="preserve">)</w:t>
+      </w:r>
+      <w:r>
+        <w:rPr>
+          <w:rStyle w:val="OperatorTok"/>
+        </w:rPr>
+        <w:t xml:space="preserve">;</w:t>
+      </w:r>
+      <w:r>
+        <w:rPr>
+          <w:rStyle w:val="NormalTok"/>
+        </w:rPr>
+        <w:t xml:space="preserve"> </w:t>
+      </w:r>
+      <w:r>
+        <w:rPr>
+          <w:rStyle w:val="KeywordTok"/>
+        </w:rPr>
+        <w:t xml:space="preserve">const</w:t>
+      </w:r>
+      <w:r>
+        <w:rPr>
+          <w:rStyle w:val="NormalTok"/>
+        </w:rPr>
+        <w:t xml:space="preserve"> d</w:t>
+      </w:r>
+      <w:r>
+        <w:rPr>
+          <w:rStyle w:val="OperatorTok"/>
+        </w:rPr>
+        <w:t xml:space="preserve">=</w:t>
+      </w:r>
+      <w:r>
+        <w:rPr>
+          <w:rStyle w:val="NormalTok"/>
+        </w:rPr>
+        <w:t xml:space="preserve">x</w:t>
+      </w:r>
+      <w:r>
+        <w:rPr>
+          <w:rStyle w:val="OperatorTok"/>
+        </w:rPr>
+        <w:t xml:space="preserve">.</w:t>
+      </w:r>
+      <w:r>
+        <w:rPr>
+          <w:rStyle w:val="FunctionTok"/>
+        </w:rPr>
+        <w:t xml:space="preserve">getImageData</w:t>
+      </w:r>
+      <w:r>
+        <w:rPr>
+          <w:rStyle w:val="NormalTok"/>
+        </w:rPr>
+        <w:t xml:space="preserve">(</w:t>
+      </w:r>
+      <w:r>
+        <w:rPr>
+          <w:rStyle w:val="DecValTok"/>
+        </w:rPr>
+        <w:t xml:space="preserve">0</w:t>
+      </w:r>
+      <w:r>
+        <w:rPr>
+          <w:rStyle w:val="OperatorTok"/>
+        </w:rPr>
+        <w:t xml:space="preserve">,</w:t>
+      </w:r>
+      <w:r>
+        <w:rPr>
+          <w:rStyle w:val="DecValTok"/>
+        </w:rPr>
+        <w:t xml:space="preserve">0</w:t>
+      </w:r>
+      <w:r>
+        <w:rPr>
+          <w:rStyle w:val="OperatorTok"/>
+        </w:rPr>
+        <w:t xml:space="preserve">,</w:t>
+      </w:r>
+      <w:r>
+        <w:rPr>
+          <w:rStyle w:val="DecValTok"/>
+        </w:rPr>
+        <w:t xml:space="preserve">48</w:t>
+      </w:r>
+      <w:r>
+        <w:rPr>
+          <w:rStyle w:val="OperatorTok"/>
+        </w:rPr>
+        <w:t xml:space="preserve">,</w:t>
+      </w:r>
+      <w:r>
+        <w:rPr>
+          <w:rStyle w:val="DecValTok"/>
+        </w:rPr>
+        <w:t xml:space="preserve">27</w:t>
+      </w:r>
+      <w:r>
+        <w:rPr>
+          <w:rStyle w:val="NormalTok"/>
+        </w:rPr>
+        <w:t xml:space="preserve">)</w:t>
+      </w:r>
+      <w:r>
+        <w:rPr>
+          <w:rStyle w:val="OperatorTok"/>
+        </w:rPr>
+        <w:t xml:space="preserve">.</w:t>
+      </w:r>
+      <w:r>
+        <w:rPr>
+          <w:rStyle w:val="AttributeTok"/>
+        </w:rPr>
+        <w:t xml:space="preserve">data</w:t>
+      </w:r>
+      <w:r>
+        <w:rPr>
+          <w:rStyle w:val="OperatorTok"/>
+        </w:rPr>
+        <w:t xml:space="preserve">;</w:t>
+      </w:r>
+      <w:r>
+        <w:rPr>
+          <w:rStyle w:val="NormalTok"/>
+        </w:rPr>
+        <w:t xml:space="preserve"> </w:t>
+      </w:r>
+      <w:r>
+        <w:rPr>
+          <w:rStyle w:val="KeywordTok"/>
+        </w:rPr>
+        <w:t xml:space="preserve">const</w:t>
+      </w:r>
+      <w:r>
+        <w:rPr>
+          <w:rStyle w:val="NormalTok"/>
+        </w:rPr>
+        <w:t xml:space="preserve"> g</w:t>
+      </w:r>
+      <w:r>
+        <w:rPr>
+          <w:rStyle w:val="OperatorTok"/>
+        </w:rPr>
+        <w:t xml:space="preserve">=</w:t>
+      </w:r>
+      <w:r>
+        <w:rPr>
+          <w:rStyle w:val="KeywordTok"/>
+        </w:rPr>
+        <w:t xml:space="preserve">new</w:t>
+      </w:r>
+      <w:r>
+        <w:rPr>
+          <w:rStyle w:val="NormalTok"/>
+        </w:rPr>
+        <w:t xml:space="preserve"> </w:t>
+      </w:r>
+      <w:r>
+        <w:rPr>
+          <w:rStyle w:val="BuiltInTok"/>
+        </w:rPr>
+        <w:t xml:space="preserve">Float32Array</w:t>
+      </w:r>
+      <w:r>
+        <w:rPr>
+          <w:rStyle w:val="NormalTok"/>
+        </w:rPr>
+        <w:t xml:space="preserve">(</w:t>
+      </w:r>
+      <w:r>
+        <w:rPr>
+          <w:rStyle w:val="DecValTok"/>
+        </w:rPr>
+        <w:t xml:space="preserve">48</w:t>
+      </w:r>
+      <w:r>
+        <w:rPr>
+          <w:rStyle w:val="OperatorTok"/>
+        </w:rPr>
+        <w:t xml:space="preserve">*</w:t>
+      </w:r>
+      <w:r>
+        <w:rPr>
+          <w:rStyle w:val="DecValTok"/>
+        </w:rPr>
+        <w:t xml:space="preserve">27</w:t>
+      </w:r>
+      <w:r>
+        <w:rPr>
+          <w:rStyle w:val="NormalTok"/>
+        </w:rPr>
+        <w:t xml:space="preserve">)</w:t>
+      </w:r>
+      <w:r>
+        <w:rPr>
+          <w:rStyle w:val="OperatorTok"/>
+        </w:rPr>
+        <w:t xml:space="preserve">;</w:t>
+      </w:r>
+      <w:r>
+        <w:br/>
+      </w:r>
+      <w:r>
+        <w:rPr>
+          <w:rStyle w:val="NormalTok"/>
+        </w:rPr>
+        <w:t xml:space="preserve">    </w:t>
+      </w:r>
+      <w:r>
+        <w:rPr>
+          <w:rStyle w:val="ControlFlowTok"/>
+        </w:rPr>
+        <w:t xml:space="preserve">for</w:t>
+      </w:r>
+      <w:r>
+        <w:rPr>
+          <w:rStyle w:val="NormalTok"/>
+        </w:rPr>
+        <w:t xml:space="preserve">(</w:t>
+      </w:r>
+      <w:r>
+        <w:rPr>
+          <w:rStyle w:val="KeywordTok"/>
+        </w:rPr>
+        <w:t xml:space="preserve">let</w:t>
+      </w:r>
+      <w:r>
+        <w:rPr>
+          <w:rStyle w:val="NormalTok"/>
+        </w:rPr>
+        <w:t xml:space="preserve"> i</w:t>
+      </w:r>
+      <w:r>
+        <w:rPr>
+          <w:rStyle w:val="OperatorTok"/>
+        </w:rPr>
+        <w:t xml:space="preserve">=</w:t>
+      </w:r>
+      <w:r>
+        <w:rPr>
+          <w:rStyle w:val="DecValTok"/>
+        </w:rPr>
+        <w:t xml:space="preserve">0</w:t>
+      </w:r>
+      <w:r>
+        <w:rPr>
+          <w:rStyle w:val="OperatorTok"/>
+        </w:rPr>
+        <w:t xml:space="preserve">;</w:t>
+      </w:r>
+      <w:r>
+        <w:rPr>
+          <w:rStyle w:val="NormalTok"/>
+        </w:rPr>
+        <w:t xml:space="preserve">i</w:t>
+      </w:r>
+      <w:r>
+        <w:rPr>
+          <w:rStyle w:val="OperatorTok"/>
+        </w:rPr>
+        <w:t xml:space="preserve">&lt;</w:t>
+      </w:r>
+      <w:r>
+        <w:rPr>
+          <w:rStyle w:val="NormalTok"/>
+        </w:rPr>
+        <w:t xml:space="preserve">g</w:t>
+      </w:r>
+      <w:r>
+        <w:rPr>
+          <w:rStyle w:val="OperatorTok"/>
+        </w:rPr>
+        <w:t xml:space="preserve">.</w:t>
+      </w:r>
+      <w:r>
+        <w:rPr>
+          <w:rStyle w:val="AttributeTok"/>
+        </w:rPr>
+        <w:t xml:space="preserve">length</w:t>
+      </w:r>
+      <w:r>
+        <w:rPr>
+          <w:rStyle w:val="OperatorTok"/>
+        </w:rPr>
+        <w:t xml:space="preserve">;</w:t>
+      </w:r>
+      <w:r>
+        <w:rPr>
+          <w:rStyle w:val="NormalTok"/>
+        </w:rPr>
+        <w:t xml:space="preserve">i</w:t>
+      </w:r>
+      <w:r>
+        <w:rPr>
+          <w:rStyle w:val="OperatorTok"/>
+        </w:rPr>
+        <w:t xml:space="preserve">++</w:t>
+      </w:r>
+      <w:r>
+        <w:rPr>
+          <w:rStyle w:val="NormalTok"/>
+        </w:rPr>
+        <w:t xml:space="preserve">) g[i]</w:t>
+      </w:r>
+      <w:r>
+        <w:rPr>
+          <w:rStyle w:val="OperatorTok"/>
+        </w:rPr>
+        <w:t xml:space="preserve">=</w:t>
+      </w:r>
+      <w:r>
+        <w:rPr>
+          <w:rStyle w:val="NormalTok"/>
+        </w:rPr>
+        <w:t xml:space="preserve">(d[i</w:t>
+      </w:r>
+      <w:r>
+        <w:rPr>
+          <w:rStyle w:val="OperatorTok"/>
+        </w:rPr>
+        <w:t xml:space="preserve">*</w:t>
+      </w:r>
+      <w:r>
+        <w:rPr>
+          <w:rStyle w:val="DecValTok"/>
+        </w:rPr>
+        <w:t xml:space="preserve">4</w:t>
+      </w:r>
+      <w:r>
+        <w:rPr>
+          <w:rStyle w:val="NormalTok"/>
+        </w:rPr>
+        <w:t xml:space="preserve">]</w:t>
+      </w:r>
+      <w:r>
+        <w:rPr>
+          <w:rStyle w:val="OperatorTok"/>
+        </w:rPr>
+        <w:t xml:space="preserve">+</w:t>
+      </w:r>
+      <w:r>
+        <w:rPr>
+          <w:rStyle w:val="NormalTok"/>
+        </w:rPr>
+        <w:t xml:space="preserve">d[i</w:t>
+      </w:r>
+      <w:r>
+        <w:rPr>
+          <w:rStyle w:val="OperatorTok"/>
+        </w:rPr>
+        <w:t xml:space="preserve">*</w:t>
+      </w:r>
+      <w:r>
+        <w:rPr>
+          <w:rStyle w:val="DecValTok"/>
+        </w:rPr>
+        <w:t xml:space="preserve">4</w:t>
+      </w:r>
+      <w:r>
+        <w:rPr>
+          <w:rStyle w:val="OperatorTok"/>
+        </w:rPr>
+        <w:t xml:space="preserve">+</w:t>
+      </w:r>
+      <w:r>
+        <w:rPr>
+          <w:rStyle w:val="DecValTok"/>
+        </w:rPr>
+        <w:t xml:space="preserve">1</w:t>
+      </w:r>
+      <w:r>
+        <w:rPr>
+          <w:rStyle w:val="NormalTok"/>
+        </w:rPr>
+        <w:t xml:space="preserve">]</w:t>
+      </w:r>
+      <w:r>
+        <w:rPr>
+          <w:rStyle w:val="OperatorTok"/>
+        </w:rPr>
+        <w:t xml:space="preserve">+</w:t>
+      </w:r>
+      <w:r>
+        <w:rPr>
+          <w:rStyle w:val="NormalTok"/>
+        </w:rPr>
+        <w:t xml:space="preserve">d[i</w:t>
+      </w:r>
+      <w:r>
+        <w:rPr>
+          <w:rStyle w:val="OperatorTok"/>
+        </w:rPr>
+        <w:t xml:space="preserve">*</w:t>
+      </w:r>
+      <w:r>
+        <w:rPr>
+          <w:rStyle w:val="DecValTok"/>
+        </w:rPr>
+        <w:t xml:space="preserve">4</w:t>
+      </w:r>
+      <w:r>
+        <w:rPr>
+          <w:rStyle w:val="OperatorTok"/>
+        </w:rPr>
+        <w:t xml:space="preserve">+</w:t>
+      </w:r>
+      <w:r>
+        <w:rPr>
+          <w:rStyle w:val="DecValTok"/>
+        </w:rPr>
+        <w:t xml:space="preserve">2</w:t>
+      </w:r>
+      <w:r>
+        <w:rPr>
+          <w:rStyle w:val="NormalTok"/>
+        </w:rPr>
+        <w:t xml:space="preserve">])</w:t>
+      </w:r>
+      <w:r>
+        <w:rPr>
+          <w:rStyle w:val="OperatorTok"/>
+        </w:rPr>
+        <w:t xml:space="preserve">/</w:t>
+      </w:r>
+      <w:r>
+        <w:rPr>
+          <w:rStyle w:val="DecValTok"/>
+        </w:rPr>
+        <w:t xml:space="preserve">3</w:t>
+      </w:r>
+      <w:r>
+        <w:rPr>
+          <w:rStyle w:val="OperatorTok"/>
+        </w:rPr>
+        <w:t xml:space="preserve">;</w:t>
+      </w:r>
+      <w:r>
+        <w:br/>
+      </w:r>
+      <w:r>
+        <w:rPr>
+          <w:rStyle w:val="NormalTok"/>
+        </w:rPr>
+        <w:t xml:space="preserve">    </w:t>
+      </w:r>
+      <w:r>
+        <w:rPr>
+          <w:rStyle w:val="ControlFlowTok"/>
+        </w:rPr>
+        <w:t xml:space="preserve">if</w:t>
+      </w:r>
+      <w:r>
+        <w:rPr>
+          <w:rStyle w:val="NormalTok"/>
+        </w:rPr>
+        <w:t xml:space="preserve">(prev){</w:t>
+      </w:r>
+      <w:r>
+        <w:rPr>
+          <w:rStyle w:val="KeywordTok"/>
+        </w:rPr>
+        <w:t xml:space="preserve">let</w:t>
+      </w:r>
+      <w:r>
+        <w:rPr>
+          <w:rStyle w:val="NormalTok"/>
+        </w:rPr>
+        <w:t xml:space="preserve"> s</w:t>
+      </w:r>
+      <w:r>
+        <w:rPr>
+          <w:rStyle w:val="OperatorTok"/>
+        </w:rPr>
+        <w:t xml:space="preserve">=</w:t>
+      </w:r>
+      <w:r>
+        <w:rPr>
+          <w:rStyle w:val="DecValTok"/>
+        </w:rPr>
+        <w:t xml:space="preserve">0</w:t>
+      </w:r>
+      <w:r>
+        <w:rPr>
+          <w:rStyle w:val="OperatorTok"/>
+        </w:rPr>
+        <w:t xml:space="preserve">;</w:t>
+      </w:r>
+      <w:r>
+        <w:rPr>
+          <w:rStyle w:val="NormalTok"/>
+        </w:rPr>
+        <w:t xml:space="preserve"> </w:t>
+      </w:r>
+      <w:r>
+        <w:rPr>
+          <w:rStyle w:val="ControlFlowTok"/>
+        </w:rPr>
+        <w:t xml:space="preserve">for</w:t>
+      </w:r>
+      <w:r>
+        <w:rPr>
+          <w:rStyle w:val="NormalTok"/>
+        </w:rPr>
+        <w:t xml:space="preserve">(</w:t>
+      </w:r>
+      <w:r>
+        <w:rPr>
+          <w:rStyle w:val="KeywordTok"/>
+        </w:rPr>
+        <w:t xml:space="preserve">let</w:t>
+      </w:r>
+      <w:r>
+        <w:rPr>
+          <w:rStyle w:val="NormalTok"/>
+        </w:rPr>
+        <w:t xml:space="preserve"> i</w:t>
+      </w:r>
+      <w:r>
+        <w:rPr>
+          <w:rStyle w:val="OperatorTok"/>
+        </w:rPr>
+        <w:t xml:space="preserve">=</w:t>
+      </w:r>
+      <w:r>
+        <w:rPr>
+          <w:rStyle w:val="DecValTok"/>
+        </w:rPr>
+        <w:t xml:space="preserve">0</w:t>
+      </w:r>
+      <w:r>
+        <w:rPr>
+          <w:rStyle w:val="OperatorTok"/>
+        </w:rPr>
+        <w:t xml:space="preserve">;</w:t>
+      </w:r>
+      <w:r>
+        <w:rPr>
+          <w:rStyle w:val="NormalTok"/>
+        </w:rPr>
+        <w:t xml:space="preserve">i</w:t>
+      </w:r>
+      <w:r>
+        <w:rPr>
+          <w:rStyle w:val="OperatorTok"/>
+        </w:rPr>
+        <w:t xml:space="preserve">&lt;</w:t>
+      </w:r>
+      <w:r>
+        <w:rPr>
+          <w:rStyle w:val="NormalTok"/>
+        </w:rPr>
+        <w:t xml:space="preserve">g</w:t>
+      </w:r>
+      <w:r>
+        <w:rPr>
+          <w:rStyle w:val="OperatorTok"/>
+        </w:rPr>
+        <w:t xml:space="preserve">.</w:t>
+      </w:r>
+      <w:r>
+        <w:rPr>
+          <w:rStyle w:val="AttributeTok"/>
+        </w:rPr>
+        <w:t xml:space="preserve">length</w:t>
+      </w:r>
+      <w:r>
+        <w:rPr>
+          <w:rStyle w:val="OperatorTok"/>
+        </w:rPr>
+        <w:t xml:space="preserve">;</w:t>
+      </w:r>
+      <w:r>
+        <w:rPr>
+          <w:rStyle w:val="NormalTok"/>
+        </w:rPr>
+        <w:t xml:space="preserve">i</w:t>
+      </w:r>
+      <w:r>
+        <w:rPr>
+          <w:rStyle w:val="OperatorTok"/>
+        </w:rPr>
+        <w:t xml:space="preserve">++</w:t>
+      </w:r>
+      <w:r>
+        <w:rPr>
+          <w:rStyle w:val="NormalTok"/>
+        </w:rPr>
+        <w:t xml:space="preserve">) s</w:t>
+      </w:r>
+      <w:r>
+        <w:rPr>
+          <w:rStyle w:val="OperatorTok"/>
+        </w:rPr>
+        <w:t xml:space="preserve">+=</w:t>
+      </w:r>
+      <w:r>
+        <w:rPr>
+          <w:rStyle w:val="BuiltInTok"/>
+        </w:rPr>
+        <w:t xml:space="preserve">Math</w:t>
+      </w:r>
+      <w:r>
+        <w:rPr>
+          <w:rStyle w:val="OperatorTok"/>
+        </w:rPr>
+        <w:t xml:space="preserve">.</w:t>
+      </w:r>
+      <w:r>
+        <w:rPr>
+          <w:rStyle w:val="FunctionTok"/>
+        </w:rPr>
+        <w:t xml:space="preserve">abs</w:t>
+      </w:r>
+      <w:r>
+        <w:rPr>
+          <w:rStyle w:val="NormalTok"/>
+        </w:rPr>
+        <w:t xml:space="preserve">(g[i]</w:t>
+      </w:r>
+      <w:r>
+        <w:rPr>
+          <w:rStyle w:val="OperatorTok"/>
+        </w:rPr>
+        <w:t xml:space="preserve">-</w:t>
+      </w:r>
+      <w:r>
+        <w:rPr>
+          <w:rStyle w:val="NormalTok"/>
+        </w:rPr>
+        <w:t xml:space="preserve">prev[i])</w:t>
+      </w:r>
+      <w:r>
+        <w:rPr>
+          <w:rStyle w:val="OperatorTok"/>
+        </w:rPr>
+        <w:t xml:space="preserve">;</w:t>
+      </w:r>
+      <w:r>
+        <w:rPr>
+          <w:rStyle w:val="NormalTok"/>
+        </w:rPr>
+        <w:t xml:space="preserve"> </w:t>
+      </w:r>
+      <w:r>
+        <w:rPr>
+          <w:rStyle w:val="BuiltInTok"/>
+        </w:rPr>
+        <w:t xml:space="preserve">window</w:t>
+      </w:r>
+      <w:r>
+        <w:rPr>
+          <w:rStyle w:val="OperatorTok"/>
+        </w:rPr>
+        <w:t xml:space="preserve">.</w:t>
+      </w:r>
+      <w:r>
+        <w:rPr>
+          <w:rStyle w:val="AttributeTok"/>
+        </w:rPr>
+        <w:t xml:space="preserve">__diffs</w:t>
+      </w:r>
+      <w:r>
+        <w:rPr>
+          <w:rStyle w:val="OperatorTok"/>
+        </w:rPr>
+        <w:t xml:space="preserve">.</w:t>
+      </w:r>
+      <w:r>
+        <w:rPr>
+          <w:rStyle w:val="FunctionTok"/>
+        </w:rPr>
+        <w:t xml:space="preserve">push</w:t>
+      </w:r>
+      <w:r>
+        <w:rPr>
+          <w:rStyle w:val="NormalTok"/>
+        </w:rPr>
+        <w:t xml:space="preserve">([</w:t>
+      </w:r>
+      <w:r>
+        <w:rPr>
+          <w:rStyle w:val="OperatorTok"/>
+        </w:rPr>
+        <w:t xml:space="preserve">+</w:t>
+      </w:r>
+      <w:r>
+        <w:rPr>
+          <w:rStyle w:val="NormalTok"/>
+        </w:rPr>
+        <w:t xml:space="preserve">t</w:t>
+      </w:r>
+      <w:r>
+        <w:rPr>
+          <w:rStyle w:val="OperatorTok"/>
+        </w:rPr>
+        <w:t xml:space="preserve">.</w:t>
+      </w:r>
+      <w:r>
+        <w:rPr>
+          <w:rStyle w:val="FunctionTok"/>
+        </w:rPr>
+        <w:t xml:space="preserve">toFixed</w:t>
+      </w:r>
+      <w:r>
+        <w:rPr>
+          <w:rStyle w:val="NormalTok"/>
+        </w:rPr>
+        <w:t xml:space="preserve">(</w:t>
+      </w:r>
+      <w:r>
+        <w:rPr>
+          <w:rStyle w:val="DecValTok"/>
+        </w:rPr>
+        <w:t xml:space="preserve">2</w:t>
+      </w:r>
+      <w:r>
+        <w:rPr>
+          <w:rStyle w:val="NormalTok"/>
+        </w:rPr>
+        <w:t xml:space="preserve">)</w:t>
+      </w:r>
+      <w:r>
+        <w:rPr>
+          <w:rStyle w:val="OperatorTok"/>
+        </w:rPr>
+        <w:t xml:space="preserve">,</w:t>
+      </w:r>
+      <w:r>
+        <w:rPr>
+          <w:rStyle w:val="NormalTok"/>
+        </w:rPr>
+        <w:t xml:space="preserve"> </w:t>
+      </w:r>
+      <w:r>
+        <w:rPr>
+          <w:rStyle w:val="OperatorTok"/>
+        </w:rPr>
+        <w:t xml:space="preserve">+</w:t>
+      </w:r>
+      <w:r>
+        <w:rPr>
+          <w:rStyle w:val="NormalTok"/>
+        </w:rPr>
+        <w:t xml:space="preserve">(s</w:t>
+      </w:r>
+      <w:r>
+        <w:rPr>
+          <w:rStyle w:val="OperatorTok"/>
+        </w:rPr>
+        <w:t xml:space="preserve">/</w:t>
+      </w:r>
+      <w:r>
+        <w:rPr>
+          <w:rStyle w:val="NormalTok"/>
+        </w:rPr>
+        <w:t xml:space="preserve">g</w:t>
+      </w:r>
+      <w:r>
+        <w:rPr>
+          <w:rStyle w:val="OperatorTok"/>
+        </w:rPr>
+        <w:t xml:space="preserve">.</w:t>
+      </w:r>
+      <w:r>
+        <w:rPr>
+          <w:rStyle w:val="AttributeTok"/>
+        </w:rPr>
+        <w:t xml:space="preserve">length</w:t>
+      </w:r>
+      <w:r>
+        <w:rPr>
+          <w:rStyle w:val="NormalTok"/>
+        </w:rPr>
+        <w:t xml:space="preserve">)</w:t>
+      </w:r>
+      <w:r>
+        <w:rPr>
+          <w:rStyle w:val="OperatorTok"/>
+        </w:rPr>
+        <w:t xml:space="preserve">.</w:t>
+      </w:r>
+      <w:r>
+        <w:rPr>
+          <w:rStyle w:val="FunctionTok"/>
+        </w:rPr>
+        <w:t xml:space="preserve">toFixed</w:t>
+      </w:r>
+      <w:r>
+        <w:rPr>
+          <w:rStyle w:val="NormalTok"/>
+        </w:rPr>
+        <w:t xml:space="preserve">(</w:t>
+      </w:r>
+      <w:r>
+        <w:rPr>
+          <w:rStyle w:val="DecValTok"/>
+        </w:rPr>
+        <w:t xml:space="preserve">1</w:t>
+      </w:r>
+      <w:r>
+        <w:rPr>
+          <w:rStyle w:val="NormalTok"/>
+        </w:rPr>
+        <w:t xml:space="preserve">)])</w:t>
+      </w:r>
+      <w:r>
+        <w:rPr>
+          <w:rStyle w:val="OperatorTok"/>
+        </w:rPr>
+        <w:t xml:space="preserve">;</w:t>
+      </w:r>
+      <w:r>
+        <w:rPr>
+          <w:rStyle w:val="NormalTok"/>
+        </w:rPr>
+        <w:t xml:space="preserve">}</w:t>
+      </w:r>
+      <w:r>
+        <w:br/>
+      </w:r>
+      <w:r>
+        <w:rPr>
+          <w:rStyle w:val="NormalTok"/>
+        </w:rPr>
+        <w:t xml:space="preserve">    prev</w:t>
+      </w:r>
+      <w:r>
+        <w:rPr>
+          <w:rStyle w:val="OperatorTok"/>
+        </w:rPr>
+        <w:t xml:space="preserve">=</w:t>
+      </w:r>
+      <w:r>
+        <w:rPr>
+          <w:rStyle w:val="NormalTok"/>
+        </w:rPr>
+        <w:t xml:space="preserve">g</w:t>
+      </w:r>
+      <w:r>
+        <w:rPr>
+          <w:rStyle w:val="OperatorTok"/>
+        </w:rPr>
+        <w:t xml:space="preserve">;</w:t>
+      </w:r>
+      <w:r>
+        <w:br/>
+      </w:r>
+      <w:r>
+        <w:rPr>
+          <w:rStyle w:val="NormalTok"/>
+        </w:rPr>
+        <w:t xml:space="preserve">  }</w:t>
+      </w:r>
+      <w:r>
+        <w:br/>
+      </w:r>
+      <w:r>
+        <w:rPr>
+          <w:rStyle w:val="NormalTok"/>
+        </w:rPr>
+        <w:t xml:space="preserve">  </w:t>
+      </w:r>
+      <w:r>
+        <w:rPr>
+          <w:rStyle w:val="BuiltInTok"/>
+        </w:rPr>
+        <w:t xml:space="preserve">window</w:t>
+      </w:r>
+      <w:r>
+        <w:rPr>
+          <w:rStyle w:val="OperatorTok"/>
+        </w:rPr>
+        <w:t xml:space="preserve">.</w:t>
+      </w:r>
+      <w:r>
+        <w:rPr>
+          <w:rStyle w:val="AttributeTok"/>
+        </w:rPr>
+        <w:t xml:space="preserve">__prev</w:t>
+      </w:r>
+      <w:r>
+        <w:rPr>
+          <w:rStyle w:val="OperatorTok"/>
+        </w:rPr>
+        <w:t xml:space="preserve">=</w:t>
+      </w:r>
+      <w:r>
+        <w:rPr>
+          <w:rStyle w:val="NormalTok"/>
+        </w:rPr>
+        <w:t xml:space="preserve">prev</w:t>
+      </w:r>
+      <w:r>
+        <w:rPr>
+          <w:rStyle w:val="OperatorTok"/>
+        </w:rPr>
+        <w:t xml:space="preserve">;</w:t>
+      </w:r>
+      <w:r>
+        <w:rPr>
+          <w:rStyle w:val="NormalTok"/>
+        </w:rPr>
+        <w:t xml:space="preserve"> </w:t>
+      </w:r>
+      <w:r>
+        <w:rPr>
+          <w:rStyle w:val="ControlFlowTok"/>
+        </w:rPr>
+        <w:t xml:space="preserve">return</w:t>
+      </w:r>
+      <w:r>
+        <w:rPr>
+          <w:rStyle w:val="NormalTok"/>
+        </w:rPr>
+        <w:t xml:space="preserve"> </w:t>
+      </w:r>
+      <w:r>
+        <w:rPr>
+          <w:rStyle w:val="BuiltInTok"/>
+        </w:rPr>
+        <w:t xml:space="preserve">window</w:t>
+      </w:r>
+      <w:r>
+        <w:rPr>
+          <w:rStyle w:val="OperatorTok"/>
+        </w:rPr>
+        <w:t xml:space="preserve">.</w:t>
+      </w:r>
+      <w:r>
+        <w:rPr>
+          <w:rStyle w:val="AttributeTok"/>
+        </w:rPr>
+        <w:t xml:space="preserve">__diffs</w:t>
+      </w:r>
+      <w:r>
+        <w:rPr>
+          <w:rStyle w:val="OperatorTok"/>
+        </w:rPr>
+        <w:t xml:space="preserve">.</w:t>
+      </w:r>
+      <w:r>
+        <w:rPr>
+          <w:rStyle w:val="AttributeTok"/>
+        </w:rPr>
+        <w:t xml:space="preserve">length</w:t>
+      </w:r>
+      <w:r>
+        <w:rPr>
+          <w:rStyle w:val="OperatorTok"/>
+        </w:rPr>
+        <w:t xml:space="preserve">;</w:t>
+      </w:r>
+      <w:r>
+        <w:br/>
+      </w:r>
+      <w:r>
+        <w:rPr>
+          <w:rStyle w:val="NormalTok"/>
+        </w:rPr>
+        <w:t xml:space="preserve">}</w:t>
+      </w:r>
+      <w:r>
+        <w:rPr>
+          <w:rStyle w:val="OperatorTok"/>
+        </w:rPr>
+        <w:t xml:space="preserve">;</w:t>
+      </w:r>
+      <w:r>
+        <w:br/>
+      </w:r>
+      <w:r>
+        <w:rPr>
+          <w:rStyle w:val="CommentTok"/>
+        </w:rPr>
+        <w:t xml:space="preserve">// gọi: window.__diffs=[]; window.__prev=null; await __scan(0,20,0.2); await __scan(20,40,0.2); ...</w:t>
+      </w:r>
+      <w:r>
+        <w:br/>
+      </w:r>
+      <w:r>
+        <w:rPr>
+          <w:rStyle w:val="CommentTok"/>
+        </w:rPr>
+        <w:t xml:space="preserve">// điểm cắt: diff &gt; max(18, 4 × trung vị), bỏ các điểm liền kề</w:t>
       </w:r>
     </w:p>
     <w:p>
@@ -10112,7 +10372,19 @@
         </w:numPr>
       </w:pPr>
       <w:r>
-        <w:t xml:space="preserve">Heredoc bash chứa tiếng Việt / ký tự thoát dễ hỏng file → dùng Write/Edit tool hoặc script Python trong scratchpad.</w:t>
+        <w:t xml:space="preserve">Kết quả mẫu: Kenta’s Obsession 75,7s, ~42 điểm cắt (1,6 · 4 · 6,2 · 7,4 · 9,8 · 11,2 · 11,6 · 13,6 · 14,2 · 15,6 · 18,4 · 21,2 · 22,2 · 24 · 24,6 · 25,4 · 25,8 · 26,2 · 27,6 · 28,2 · 29,2 · 30,4 · 31 · 32,2 · 34,8 · 35,8 · 37,8 · 39,8 · 40,6 · 41,6 · 42,6 · 43,6 · 44,8 · 46,8 · 51,8 · 56 · 60,2 · 61,4 · 64 · 66 · 70,2 · 73,6s); phong cách anime, xen toàn–trung–cận–cận đặc tả–chèn hiệu ứng, logo cuối. Video nội bộ Kenta OB55 (ffmpeg</w:t>
+      </w:r>
+      <w:r>
+        <w:t xml:space="preserve"> </w:t>
+      </w:r>
+      <w:r>
+        <w:rPr>
+          <w:rStyle w:val="VerbatimChar"/>
+        </w:rPr>
+        <w:t xml:space="preserve">select='gt(scene,0.30)'</w:t>
+      </w:r>
+      <w:r>
+        <w:t xml:space="preserve">): 38,8s, ~12 shot, mở bằng nhân vật tạo dáng + tiêu đề, thân là gameplay góc thứ ba sau lưng + chữ chương, kết bằng câu kêu gọi.</w:t>
       </w:r>
     </w:p>
     <w:p>
@@ -10124,34 +10396,37 @@
         </w:numPr>
       </w:pPr>
       <w:r>
-        <w:t xml:space="preserve">Streamlit không tự nạp lại module</w:t>
-      </w:r>
-      <w:r>
-        <w:t xml:space="preserve"> </w:t>
-      </w:r>
-      <w:r>
-        <w:rPr>
-          <w:rStyle w:val="VerbatimChar"/>
-        </w:rPr>
-        <w:t xml:space="preserve">core/</w:t>
-      </w:r>
-      <w:r>
-        <w:t xml:space="preserve">,</w:t>
-      </w:r>
-      <w:r>
-        <w:t xml:space="preserve"> </w:t>
-      </w:r>
-      <w:r>
-        <w:rPr>
-          <w:rStyle w:val="VerbatimChar"/>
-        </w:rPr>
-        <w:t xml:space="preserve">dashboard/steps/</w:t>
-      </w:r>
-      <w:r>
-        <w:t xml:space="preserve"> </w:t>
-      </w:r>
-      <w:r>
-        <w:t xml:space="preserve">khi sửa → khởi động lại server để thử.</w:t>
+        <w:t xml:space="preserve">Xem khung hình: vẽ khung giữa mỗi shot vào một canvas lớn, gắn thành</w:t>
+      </w:r>
+      <w:r>
+        <w:t xml:space="preserve"> </w:t>
+      </w:r>
+      <w:r>
+        <w:rPr>
+          <w:rStyle w:val="VerbatimChar"/>
+        </w:rPr>
+        <w:t xml:space="preserve">&lt;img&gt;</w:t>
+      </w:r>
+      <w:r>
+        <w:t xml:space="preserve"> </w:t>
+      </w:r>
+      <w:r>
+        <w:t xml:space="preserve">phủ lên trang rồi chụp màn hình (kết quả</w:t>
+      </w:r>
+      <w:r>
+        <w:t xml:space="preserve"> </w:t>
+      </w:r>
+      <w:r>
+        <w:rPr>
+          <w:rStyle w:val="VerbatimChar"/>
+        </w:rPr>
+        <w:t xml:space="preserve">toDataURL</w:t>
+      </w:r>
+      <w:r>
+        <w:t xml:space="preserve"> </w:t>
+      </w:r>
+      <w:r>
+        <w:t xml:space="preserve">quá lớn để trả về trực tiếp; chia bảng thành từng phần nếu cần xem rõ).</w:t>
       </w:r>
     </w:p>
     <w:p>
@@ -10163,22 +10438,17 @@
         </w:numPr>
       </w:pPr>
       <w:r>
-        <w:t xml:space="preserve">Widget Streamlit có</w:t>
-      </w:r>
-      <w:r>
-        <w:t xml:space="preserve"> </w:t>
-      </w:r>
-      <w:r>
-        <w:rPr>
-          <w:rStyle w:val="VerbatimChar"/>
-        </w:rPr>
-        <w:t xml:space="preserve">key</w:t>
-      </w:r>
-      <w:r>
-        <w:t xml:space="preserve"> </w:t>
-      </w:r>
-      <w:r>
-        <w:t xml:space="preserve">giữ giá trị cũ khi dữ liệu đổi ở nơi khác → key phải gắn theo giá trị trong dữ liệu (đã sửa ở bảng trộn âm Bước 5) hoặc xóa state sau khi đổi.</w:t>
+        <w:t xml:space="preserve">Chỉ lưu dữ liệu chữ (mốc cắt, nhãn, thống kê) vào repo; không lưu hình của video.</w:t>
+      </w:r>
+    </w:p>
+    <w:bookmarkEnd w:id="32"/>
+    <w:bookmarkStart w:id="33" w:name="bài-học-kỹ-thuật-tránh-lặp-lỗi"/>
+    <w:p>
+      <w:pPr>
+        <w:pStyle w:val="Heading3"/>
+      </w:pPr>
+      <w:r>
+        <w:t xml:space="preserve">Bài học kỹ thuật (tránh lặp lỗi)</w:t>
       </w:r>
     </w:p>
     <w:p>
@@ -10186,53 +10456,11 @@
         <w:pStyle w:val="Compact"/>
         <w:numPr>
           <w:ilvl w:val="0"/>
-          <w:numId w:val="1021"/>
+          <w:numId w:val="1022"/>
         </w:numPr>
       </w:pPr>
       <w:r>
-        <w:t xml:space="preserve">Thanh bước là</w:t>
-      </w:r>
-      <w:r>
-        <w:t xml:space="preserve"> </w:t>
-      </w:r>
-      <w:r>
-        <w:rPr>
-          <w:rStyle w:val="VerbatimChar"/>
-        </w:rPr>
-        <w:t xml:space="preserve">st.radio</w:t>
-      </w:r>
-      <w:r>
-        <w:t xml:space="preserve"> </w:t>
-      </w:r>
-      <w:r>
-        <w:t xml:space="preserve">có nhãn động → phải gán lại</w:t>
-      </w:r>
-      <w:r>
-        <w:t xml:space="preserve"> </w:t>
-      </w:r>
-      <w:r>
-        <w:rPr>
-          <w:rStyle w:val="VerbatimChar"/>
-        </w:rPr>
-        <w:t xml:space="preserve">st.session_state["step"]</w:t>
-      </w:r>
-      <w:r>
-        <w:t xml:space="preserve"> </w:t>
-      </w:r>
-      <w:r>
-        <w:t xml:space="preserve">trước khi vẽ (đã sửa trong</w:t>
-      </w:r>
-      <w:r>
-        <w:t xml:space="preserve"> </w:t>
-      </w:r>
-      <w:r>
-        <w:rPr>
-          <w:rStyle w:val="VerbatimChar"/>
-        </w:rPr>
-        <w:t xml:space="preserve">dashboard/app.py</w:t>
-      </w:r>
-      <w:r>
-        <w:t xml:space="preserve">).</w:t>
+        <w:t xml:space="preserve">Heredoc bash chứa tiếng Việt / ký tự thoát dễ hỏng file → dùng Write/Edit tool hoặc script Python trong scratchpad.</w:t>
       </w:r>
     </w:p>
     <w:p>
@@ -10240,20 +10468,38 @@
         <w:pStyle w:val="Compact"/>
         <w:numPr>
           <w:ilvl w:val="0"/>
-          <w:numId w:val="1021"/>
+          <w:numId w:val="1022"/>
         </w:numPr>
       </w:pPr>
       <w:r>
-        <w:t xml:space="preserve">Callback nút (</w:t>
-      </w:r>
-      <w:r>
-        <w:rPr>
-          <w:rStyle w:val="VerbatimChar"/>
-        </w:rPr>
-        <w:t xml:space="preserve">on_click</w:t>
-      </w:r>
-      <w:r>
-        <w:t xml:space="preserve">) chạy ở luồng khác → mở kết nối SQLite mới trong callback.</w:t>
+        <w:t xml:space="preserve">Streamlit không tự nạp lại module</w:t>
+      </w:r>
+      <w:r>
+        <w:t xml:space="preserve"> </w:t>
+      </w:r>
+      <w:r>
+        <w:rPr>
+          <w:rStyle w:val="VerbatimChar"/>
+        </w:rPr>
+        <w:t xml:space="preserve">core/</w:t>
+      </w:r>
+      <w:r>
+        <w:t xml:space="preserve">,</w:t>
+      </w:r>
+      <w:r>
+        <w:t xml:space="preserve"> </w:t>
+      </w:r>
+      <w:r>
+        <w:rPr>
+          <w:rStyle w:val="VerbatimChar"/>
+        </w:rPr>
+        <w:t xml:space="preserve">dashboard/steps/</w:t>
+      </w:r>
+      <w:r>
+        <w:t xml:space="preserve"> </w:t>
+      </w:r>
+      <w:r>
+        <w:t xml:space="preserve">khi sửa → khởi động lại server để thử.</w:t>
       </w:r>
     </w:p>
     <w:p>
@@ -10261,10 +10507,112 @@
         <w:pStyle w:val="Compact"/>
         <w:numPr>
           <w:ilvl w:val="0"/>
-          <w:numId w:val="1021"/>
+          <w:numId w:val="1022"/>
         </w:numPr>
       </w:pPr>
       <w:r>
+        <w:t xml:space="preserve">Widget Streamlit có</w:t>
+      </w:r>
+      <w:r>
+        <w:t xml:space="preserve"> </w:t>
+      </w:r>
+      <w:r>
+        <w:rPr>
+          <w:rStyle w:val="VerbatimChar"/>
+        </w:rPr>
+        <w:t xml:space="preserve">key</w:t>
+      </w:r>
+      <w:r>
+        <w:t xml:space="preserve"> </w:t>
+      </w:r>
+      <w:r>
+        <w:t xml:space="preserve">giữ giá trị cũ khi dữ liệu đổi ở nơi khác → key phải gắn theo giá trị trong dữ liệu (đã sửa ở bảng trộn âm Bước 5) hoặc xóa state sau khi đổi.</w:t>
+      </w:r>
+    </w:p>
+    <w:p>
+      <w:pPr>
+        <w:pStyle w:val="Compact"/>
+        <w:numPr>
+          <w:ilvl w:val="0"/>
+          <w:numId w:val="1022"/>
+        </w:numPr>
+      </w:pPr>
+      <w:r>
+        <w:t xml:space="preserve">Thanh bước là</w:t>
+      </w:r>
+      <w:r>
+        <w:t xml:space="preserve"> </w:t>
+      </w:r>
+      <w:r>
+        <w:rPr>
+          <w:rStyle w:val="VerbatimChar"/>
+        </w:rPr>
+        <w:t xml:space="preserve">st.radio</w:t>
+      </w:r>
+      <w:r>
+        <w:t xml:space="preserve"> </w:t>
+      </w:r>
+      <w:r>
+        <w:t xml:space="preserve">có nhãn động → phải gán lại</w:t>
+      </w:r>
+      <w:r>
+        <w:t xml:space="preserve"> </w:t>
+      </w:r>
+      <w:r>
+        <w:rPr>
+          <w:rStyle w:val="VerbatimChar"/>
+        </w:rPr>
+        <w:t xml:space="preserve">st.session_state["step"]</w:t>
+      </w:r>
+      <w:r>
+        <w:t xml:space="preserve"> </w:t>
+      </w:r>
+      <w:r>
+        <w:t xml:space="preserve">trước khi vẽ (đã sửa trong</w:t>
+      </w:r>
+      <w:r>
+        <w:t xml:space="preserve"> </w:t>
+      </w:r>
+      <w:r>
+        <w:rPr>
+          <w:rStyle w:val="VerbatimChar"/>
+        </w:rPr>
+        <w:t xml:space="preserve">dashboard/app.py</w:t>
+      </w:r>
+      <w:r>
+        <w:t xml:space="preserve">).</w:t>
+      </w:r>
+    </w:p>
+    <w:p>
+      <w:pPr>
+        <w:pStyle w:val="Compact"/>
+        <w:numPr>
+          <w:ilvl w:val="0"/>
+          <w:numId w:val="1022"/>
+        </w:numPr>
+      </w:pPr>
+      <w:r>
+        <w:t xml:space="preserve">Callback nút (</w:t>
+      </w:r>
+      <w:r>
+        <w:rPr>
+          <w:rStyle w:val="VerbatimChar"/>
+        </w:rPr>
+        <w:t xml:space="preserve">on_click</w:t>
+      </w:r>
+      <w:r>
+        <w:t xml:space="preserve">) chạy ở luồng khác → mở kết nối SQLite mới trong callback.</w:t>
+      </w:r>
+    </w:p>
+    <w:p>
+      <w:pPr>
+        <w:pStyle w:val="Compact"/>
+        <w:numPr>
+          <w:ilvl w:val="0"/>
+          <w:numId w:val="1022"/>
+        </w:numPr>
+      </w:pPr>
+      <w:r>
         <w:rPr>
           <w:rStyle w:val="VerbatimChar"/>
         </w:rPr>
@@ -10301,9 +10649,9 @@
         <w:t xml:space="preserve">.</w:t>
       </w:r>
     </w:p>
-    <w:bookmarkEnd w:id="32"/>
     <w:bookmarkEnd w:id="33"/>
     <w:bookmarkEnd w:id="34"/>
+    <w:bookmarkEnd w:id="35"/>
     <w:sectPr>
       <w:footnotePr>
         <w:numRestart w:val="eachSect"/>
@@ -10702,6 +11050,9 @@
     <w:abstractNumId w:val="991"/>
   </w:num>
   <w:num w:numId="1015">
+    <w:abstractNumId w:val="991"/>
+  </w:num>
+  <w:num w:numId="1016">
     <w:abstractNumId w:val="99411"/>
     <w:lvlOverride w:ilvl="0">
       <w:startOverride w:val="1"/>
@@ -10731,9 +11082,6 @@
       <w:startOverride w:val="1"/>
     </w:lvlOverride>
   </w:num>
-  <w:num w:numId="1016">
-    <w:abstractNumId w:val="991"/>
-  </w:num>
   <w:num w:numId="1017">
     <w:abstractNumId w:val="991"/>
   </w:num>
@@ -10747,6 +11095,9 @@
     <w:abstractNumId w:val="991"/>
   </w:num>
   <w:num w:numId="1021">
+    <w:abstractNumId w:val="991"/>
+  </w:num>
+  <w:num w:numId="1022">
     <w:abstractNumId w:val="991"/>
   </w:num>
 </w:numbering>

--- a/docs/KE_HOACH_V3_CHINH_THUC.docx
+++ b/docs/KE_HOACH_V3_CHINH_THUC.docx
@@ -2,7 +2,7 @@
 <file path=word/document.xml><?xml version="1.0" encoding="utf-8"?>
 <w:document xmlns:w="http://schemas.openxmlformats.org/wordprocessingml/2006/main" xmlns:m="http://schemas.openxmlformats.org/officeDocument/2006/math" xmlns:r="http://schemas.openxmlformats.org/officeDocument/2006/relationships" xmlns:o="urn:schemas-microsoft-com:office:office" xmlns:v="urn:schemas-microsoft-com:vml" xmlns:w10="urn:schemas-microsoft-com:office:word" xmlns:a="http://schemas.openxmlformats.org/drawingml/2006/main" xmlns:pic="http://schemas.openxmlformats.org/drawingml/2006/picture" xmlns:wp="http://schemas.openxmlformats.org/drawingml/2006/wordprocessingDrawing">
   <w:body>
-    <w:bookmarkStart w:id="35" w:name="Xf591083e63529cee6e3df27d0737062e7768a88"/>
+    <w:bookmarkStart w:id="36" w:name="Xf591083e63529cee6e3df27d0737062e7768a88"/>
     <w:p>
       <w:pPr>
         <w:pStyle w:val="Heading1"/>
@@ -3686,7 +3686,7 @@
       </w:r>
     </w:p>
     <w:bookmarkEnd w:id="18"/>
-    <w:bookmarkStart w:id="27" w:name="Xd3e174a69b9a66d038c9d75605c63b17407e4a7"/>
+    <w:bookmarkStart w:id="28" w:name="Xd3e174a69b9a66d038c9d75605c63b17407e4a7"/>
     <w:p>
       <w:pPr>
         <w:pStyle w:val="Heading2"/>
@@ -4050,7 +4050,17 @@
               <w:pStyle w:val="Compact"/>
             </w:pPr>
             <w:r>
-              <w:t xml:space="preserve">Chưa bắt đầu</w:t>
+              <w:rPr>
+                <w:b/>
+                <w:bCs/>
+              </w:rPr>
+              <w:t xml:space="preserve">Xong</w:t>
+            </w:r>
+            <w:r>
+              <w:t xml:space="preserve"> </w:t>
+            </w:r>
+            <w:r>
+              <w:t xml:space="preserve">(2026-09-24)</w:t>
             </w:r>
           </w:p>
         </w:tc>
@@ -4060,6 +4070,9 @@
             <w:pPr>
               <w:pStyle w:val="Compact"/>
             </w:pPr>
+            <w:r>
+              <w:t xml:space="preserve">Trần chi cứng ($50, bật khi bắt đầu đợt thử), chế độ thử rẻ (720p, Kling std, Seedance → Fast), nhân bản dự án, bảng so sánh + chấm điểm ở 📊 Theo dõi; multi-shot chỉ gen ảnh cho shot đầu nhóm; 657 test pass</w:t>
+            </w:r>
           </w:p>
         </w:tc>
       </w:tr>
@@ -7046,13 +7059,13 @@
       </w:r>
     </w:p>
     <w:bookmarkEnd w:id="25"/>
-    <w:bookmarkStart w:id="26" w:name="X7d22d232cb620e45b5bcbf31317bdc106111190"/>
+    <w:bookmarkStart w:id="26" w:name="gđ5-đã-xong-2026-09-24"/>
     <w:p>
       <w:pPr>
         <w:pStyle w:val="Heading3"/>
       </w:pPr>
       <w:r>
-        <w:t xml:space="preserve">Ghi chú thiết kế cho GĐ2–3 (đọc code, chưa làm)</w:t>
+        <w:t xml:space="preserve">GĐ5 — đã xong (2026-09-24)</w:t>
       </w:r>
     </w:p>
     <w:p>
@@ -7064,61 +7077,90 @@
         </w:numPr>
       </w:pPr>
       <w:r>
-        <w:t xml:space="preserve">Cột mới theo mẫu</w:t>
-      </w:r>
-      <w:r>
-        <w:t xml:space="preserve"> </w:t>
-      </w:r>
-      <w:r>
-        <w:rPr>
-          <w:rStyle w:val="VerbatimChar"/>
-        </w:rPr>
-        <w:t xml:space="preserve">V2_COLUMNS</w:t>
-      </w:r>
-      <w:r>
-        <w:t xml:space="preserve"> </w:t>
-      </w:r>
-      <w:r>
-        <w:t xml:space="preserve">trong</w:t>
-      </w:r>
-      <w:r>
-        <w:t xml:space="preserve"> </w:t>
-      </w:r>
-      <w:r>
-        <w:rPr>
-          <w:rStyle w:val="VerbatimChar"/>
-        </w:rPr>
-        <w:t xml:space="preserve">core/db.py</w:t>
-      </w:r>
-      <w:r>
-        <w:t xml:space="preserve">; bảng</w:t>
-      </w:r>
-      <w:r>
-        <w:t xml:space="preserve"> </w:t>
-      </w:r>
-      <w:r>
-        <w:rPr>
-          <w:rStyle w:val="VerbatimChar"/>
-        </w:rPr>
-        <w:t xml:space="preserve">story_scenes</w:t>
-      </w:r>
-      <w:r>
-        <w:t xml:space="preserve"> </w:t>
-      </w:r>
-      <w:r>
-        <w:t xml:space="preserve">thêm vào</w:t>
-      </w:r>
-      <w:r>
-        <w:t xml:space="preserve"> </w:t>
-      </w:r>
-      <w:r>
-        <w:rPr>
-          <w:rStyle w:val="VerbatimChar"/>
-        </w:rPr>
-        <w:t xml:space="preserve">SCHEMA</w:t>
-      </w:r>
-      <w:r>
-        <w:t xml:space="preserve">.</w:t>
+        <w:rPr>
+          <w:b/>
+          <w:bCs/>
+        </w:rPr>
+        <w:t xml:space="preserve">Trần ngân sách cứng</w:t>
+      </w:r>
+      <w:r>
+        <w:t xml:space="preserve"> </w:t>
+      </w:r>
+      <w:r>
+        <w:t xml:space="preserve">(</w:t>
+      </w:r>
+      <w:r>
+        <w:rPr>
+          <w:rStyle w:val="VerbatimChar"/>
+        </w:rPr>
+        <w:t xml:space="preserve">core/budget.py</w:t>
+      </w:r>
+      <w:r>
+        <w:t xml:space="preserve">, ⚙ → 💵 Ngân sách thử): tắt mặc định (làm video thật không bị chặn); bấm</w:t>
+      </w:r>
+      <w:r>
+        <w:t xml:space="preserve"> </w:t>
+      </w:r>
+      <w:r>
+        <w:t xml:space="preserve">“Bắt đầu đợt thử”</w:t>
+      </w:r>
+      <w:r>
+        <w:t xml:space="preserve"> </w:t>
+      </w:r>
+      <w:r>
+        <w:t xml:space="preserve">→ tính từ mốc đó, tổng chi video + âm thanh theo sổ</w:t>
+      </w:r>
+      <w:r>
+        <w:t xml:space="preserve"> </w:t>
+      </w:r>
+      <w:r>
+        <w:rPr>
+          <w:rStyle w:val="VerbatimChar"/>
+        </w:rPr>
+        <w:t xml:space="preserve">usage_events</w:t>
+      </w:r>
+      <w:r>
+        <w:t xml:space="preserve"> </w:t>
+      </w:r>
+      <w:r>
+        <w:t xml:space="preserve">(mọi dự án, theo bảng giá) + ước tính lệnh sắp gửi &gt; trần ($50, từ biến</w:t>
+      </w:r>
+      <w:r>
+        <w:t xml:space="preserve"> </w:t>
+      </w:r>
+      <w:r>
+        <w:rPr>
+          <w:rStyle w:val="VerbatimChar"/>
+        </w:rPr>
+        <w:t xml:space="preserve">BUDGET_USD</w:t>
+      </w:r>
+      <w:r>
+        <w:t xml:space="preserve">) → job</w:t>
+      </w:r>
+      <w:r>
+        <w:t xml:space="preserve"> </w:t>
+      </w:r>
+      <w:r>
+        <w:rPr>
+          <w:b/>
+          <w:bCs/>
+        </w:rPr>
+        <w:t xml:space="preserve">giữ trong hàng đợi</w:t>
+      </w:r>
+      <w:r>
+        <w:t xml:space="preserve">, báo lý do</w:t>
+      </w:r>
+      <w:r>
+        <w:t xml:space="preserve"> </w:t>
+      </w:r>
+      <w:r>
+        <w:t xml:space="preserve">“budget”</w:t>
+      </w:r>
+      <w:r>
+        <w:t xml:space="preserve"> </w:t>
+      </w:r>
+      <w:r>
+        <w:t xml:space="preserve">ở 📊 Theo dõi. Ảnh Deepix chưa có giá → đếm số ảnh, trần 80 ảnh. Nhà cung cấp giả lập không tính.</w:t>
       </w:r>
     </w:p>
     <w:p>
@@ -7131,54 +7173,52 @@
       </w:pPr>
       <w:r>
         <w:rPr>
-          <w:rStyle w:val="VerbatimChar"/>
-        </w:rPr>
-        <w:t xml:space="preserve">dialogue.scene_lines</w:t>
-      </w:r>
-      <w:r>
-        <w:t xml:space="preserve">: dòng có</w:t>
-      </w:r>
-      <w:r>
-        <w:t xml:space="preserve"> </w:t>
-      </w:r>
-      <w:r>
-        <w:rPr>
-          <w:rStyle w:val="VerbatimChar"/>
-        </w:rPr>
-        <w:t xml:space="preserve">shot_no</w:t>
-      </w:r>
-      <w:r>
-        <w:t xml:space="preserve"> </w:t>
-      </w:r>
-      <w:r>
-        <w:t xml:space="preserve">mà</w:t>
-      </w:r>
-      <w:r>
-        <w:t xml:space="preserve"> </w:t>
-      </w:r>
-      <w:r>
-        <w:rPr>
-          <w:rStyle w:val="VerbatimChar"/>
-        </w:rPr>
-        <w:t xml:space="preserve">dialogue == []</w:t>
-      </w:r>
-      <w:r>
-        <w:t xml:space="preserve"> </w:t>
-      </w:r>
-      <w:r>
-        <w:t xml:space="preserve">→ không có thoại (không rơi về</w:t>
-      </w:r>
-      <w:r>
-        <w:t xml:space="preserve"> </w:t>
-      </w:r>
-      <w:r>
-        <w:rPr>
-          <w:rStyle w:val="VerbatimChar"/>
-        </w:rPr>
-        <w:t xml:space="preserve">text</w:t>
-      </w:r>
-      <w:r>
-        <w:t xml:space="preserve">).</w:t>
+          <w:b/>
+          <w:bCs/>
+        </w:rPr>
+        <w:t xml:space="preserve">Chế độ thử rẻ</w:t>
+      </w:r>
+      <w:r>
+        <w:t xml:space="preserve"> </w:t>
+      </w:r>
+      <w:r>
+        <w:t xml:space="preserve">(cờ dự án</w:t>
+      </w:r>
+      <w:r>
+        <w:t xml:space="preserve"> </w:t>
+      </w:r>
+      <w:r>
+        <w:rPr>
+          <w:rStyle w:val="VerbatimChar"/>
+        </w:rPr>
+        <w:t xml:space="preserve">test_quality</w:t>
+      </w:r>
+      <w:r>
+        <w:t xml:space="preserve">, ô</w:t>
+      </w:r>
+      <w:r>
+        <w:t xml:space="preserve"> </w:t>
+      </w:r>
+      <w:r>
+        <w:t xml:space="preserve">“🧪 Thử rẻ”</w:t>
+      </w:r>
+      <w:r>
+        <w:t xml:space="preserve"> </w:t>
+      </w:r>
+      <w:r>
+        <w:t xml:space="preserve">trong ⚙): không xin 1080p, Kling gửi</w:t>
+      </w:r>
+      <w:r>
+        <w:t xml:space="preserve"> </w:t>
+      </w:r>
+      <w:r>
+        <w:rPr>
+          <w:rStyle w:val="VerbatimChar"/>
+        </w:rPr>
+        <w:t xml:space="preserve">mode=std</w:t>
+      </w:r>
+      <w:r>
+        <w:t xml:space="preserve">, Seedance 2.0 → 2.0 Fast; ước tính giá ở Bước 4 theo đúng lựa chọn này.</w:t>
       </w:r>
     </w:p>
     <w:p>
@@ -7190,85 +7230,26 @@
         </w:numPr>
       </w:pPr>
       <w:r>
-        <w:t xml:space="preserve">Độ dài dùng/cắt: đề xuất giữ file gốc</w:t>
-      </w:r>
-      <w:r>
-        <w:t xml:space="preserve"> </w:t>
-      </w:r>
-      <w:r>
-        <w:rPr>
-          <w:rStyle w:val="VerbatimChar"/>
-        </w:rPr>
-        <w:t xml:space="preserve">videos/{idx}_raw.mp4</w:t>
-      </w:r>
-      <w:r>
-        <w:t xml:space="preserve">, cắt ra</w:t>
-      </w:r>
-      <w:r>
-        <w:t xml:space="preserve"> </w:t>
-      </w:r>
-      <w:r>
-        <w:rPr>
-          <w:rStyle w:val="VerbatimChar"/>
-        </w:rPr>
-        <w:t xml:space="preserve">videos/{idx}.mp4</w:t>
-      </w:r>
-      <w:r>
-        <w:t xml:space="preserve"> </w:t>
-      </w:r>
-      <w:r>
-        <w:t xml:space="preserve">khi tải về (runner) →</w:t>
-      </w:r>
-      <w:r>
-        <w:t xml:space="preserve"> </w:t>
-      </w:r>
-      <w:r>
-        <w:rPr>
-          <w:rStyle w:val="VerbatimChar"/>
-        </w:rPr>
-        <w:t xml:space="preserve">final_cut.clip_seconds</w:t>
-      </w:r>
-      <w:r>
-        <w:t xml:space="preserve"> </w:t>
-      </w:r>
-      <w:r>
-        <w:t xml:space="preserve">(đọc độ dài thật bằng ffmpeg), render,</w:t>
-      </w:r>
-      <w:r>
-        <w:t xml:space="preserve"> </w:t>
-      </w:r>
-      <w:r>
-        <w:rPr>
-          <w:rStyle w:val="VerbatimChar"/>
-        </w:rPr>
-        <w:t xml:space="preserve">voice.place_on_timeline</w:t>
-      </w:r>
-      <w:r>
-        <w:t xml:space="preserve">,</w:t>
-      </w:r>
-      <w:r>
-        <w:t xml:space="preserve"> </w:t>
-      </w:r>
-      <w:r>
-        <w:rPr>
-          <w:rStyle w:val="VerbatimChar"/>
-        </w:rPr>
-        <w:t xml:space="preserve">subtitles.build_cues</w:t>
-      </w:r>
-      <w:r>
-        <w:t xml:space="preserve"> </w:t>
-      </w:r>
-      <w:r>
-        <w:t xml:space="preserve">tự dùng đúng độ dài đã cắt, không phải sửa từng nơi; chi phí tính theo giây bị tính tiền (</w:t>
-      </w:r>
-      <w:r>
-        <w:rPr>
-          <w:rStyle w:val="VerbatimChar"/>
-        </w:rPr>
-        <w:t xml:space="preserve">max(use_s, min_sec)</w:t>
-      </w:r>
-      <w:r>
-        <w:t xml:space="preserve">).</w:t>
+        <w:rPr>
+          <w:b/>
+          <w:bCs/>
+        </w:rPr>
+        <w:t xml:space="preserve">Nhân bản dự án</w:t>
+      </w:r>
+      <w:r>
+        <w:t xml:space="preserve"> </w:t>
+      </w:r>
+      <w:r>
+        <w:t xml:space="preserve">(</w:t>
+      </w:r>
+      <w:r>
+        <w:rPr>
+          <w:rStyle w:val="VerbatimChar"/>
+        </w:rPr>
+        <w:t xml:space="preserve">core/compare.clone_project</w:t>
+      </w:r>
+      <w:r>
+        <w:t xml:space="preserve">, ⚙ → 🧬): chép kịch bản, cảnh kịch bản, (tùy chọn) các dòng cảnh/shot, Character Bible + Lock + giọng + tài nguyên, World Bible, thiết lập bản giao; đổi được cách chia cảnh (v2 / từng shot / multi-shot) — không chép ảnh/prompt/clip.</w:t>
       </w:r>
     </w:p>
     <w:p>
@@ -7280,76 +7261,116 @@
         </w:numPr>
       </w:pPr>
       <w:r>
-        <w:t xml:space="preserve">Multi-shot:</w:t>
-      </w:r>
-      <w:r>
-        <w:t xml:space="preserve"> </w:t>
-      </w:r>
-      <w:r>
-        <w:rPr>
-          <w:rStyle w:val="VerbatimChar"/>
-        </w:rPr>
-        <w:t xml:space="preserve">ClipAIVideoProvider.submit(multi_prompt=…)</w:t>
-      </w:r>
-      <w:r>
-        <w:t xml:space="preserve"> </w:t>
-      </w:r>
-      <w:r>
-        <w:t xml:space="preserve">đã có (từ</w:t>
-      </w:r>
-      <w:r>
-        <w:t xml:space="preserve"> </w:t>
-      </w:r>
-      <w:r>
-        <w:rPr>
-          <w:rStyle w:val="VerbatimChar"/>
-        </w:rPr>
-        <w:t xml:space="preserve">core/experiments.py</w:t>
-      </w:r>
-      <w:r>
-        <w:t xml:space="preserve">); cần thêm</w:t>
-      </w:r>
-      <w:r>
-        <w:t xml:space="preserve"> </w:t>
-      </w:r>
-      <w:r>
-        <w:rPr>
-          <w:rStyle w:val="VerbatimChar"/>
-        </w:rPr>
-        <w:t xml:space="preserve">role: last_frame</w:t>
-      </w:r>
-      <w:r>
-        <w:t xml:space="preserve"> </w:t>
-      </w:r>
-      <w:r>
-        <w:t xml:space="preserve">cho Seedance.</w:t>
-      </w:r>
-    </w:p>
-    <w:p>
-      <w:r>
-        <w:pict>
-          <v:rect style="width:0;height:1.5pt" o:hralign="center" o:hrstd="t" o:hr="t"/>
-        </w:pict>
+        <w:rPr>
+          <w:b/>
+          <w:bCs/>
+        </w:rPr>
+        <w:t xml:space="preserve">Bảng so sánh</w:t>
+      </w:r>
+      <w:r>
+        <w:t xml:space="preserve"> </w:t>
+      </w:r>
+      <w:r>
+        <w:t xml:space="preserve">(📊 Theo dõi → ⚖): 2–3 dự án cạnh nhau, video bản giao, chỉ số (số shot, độ dài phim/shot, chi phí, số ảnh/lần gen video, giây bị tính, thời gian làm, số lần gen lại, QC ảnh/video, clip lệch, thoại không vừa clip) + ô chấm điểm 1–5 (nhân vật, bối cảnh, nhịp, chất Free Fire, tổng thể) → bảng Markdown dùng cho</w:t>
+      </w:r>
+      <w:r>
+        <w:t xml:space="preserve"> </w:t>
+      </w:r>
+      <w:r>
+        <w:rPr>
+          <w:rStyle w:val="VerbatimChar"/>
+        </w:rPr>
+        <w:t xml:space="preserve">docs/V3_AB_REPORT.md</w:t>
+      </w:r>
+      <w:r>
+        <w:t xml:space="preserve">.</w:t>
+      </w:r>
+    </w:p>
+    <w:p>
+      <w:pPr>
+        <w:pStyle w:val="Compact"/>
+        <w:numPr>
+          <w:ilvl w:val="0"/>
+          <w:numId w:val="1015"/>
+        </w:numPr>
+      </w:pPr>
+      <w:r>
+        <w:rPr>
+          <w:b/>
+          <w:bCs/>
+        </w:rPr>
+        <w:t xml:space="preserve">Multi-shot không gen ảnh thừa:</w:t>
+      </w:r>
+      <w:r>
+        <w:t xml:space="preserve"> </w:t>
+      </w:r>
+      <w:r>
+        <w:t xml:space="preserve">shot đi kèm trong nhóm Kling multi-shot không cần ảnh riêng (</w:t>
+      </w:r>
+      <w:r>
+        <w:rPr>
+          <w:rStyle w:val="VerbatimChar"/>
+        </w:rPr>
+        <w:t xml:space="preserve">shots.needs_own_image</w:t>
+      </w:r>
+      <w:r>
+        <w:t xml:space="preserve"> </w:t>
+      </w:r>
+      <w:r>
+        <w:t xml:space="preserve">/</w:t>
+      </w:r>
+      <w:r>
+        <w:t xml:space="preserve"> </w:t>
+      </w:r>
+      <w:r>
+        <w:rPr>
+          <w:rStyle w:val="VerbatimChar"/>
+        </w:rPr>
+        <w:t xml:space="preserve">image_scene</w:t>
+      </w:r>
+      <w:r>
+        <w:t xml:space="preserve">), vẫn có motion prompt riêng.</w:t>
+      </w:r>
+    </w:p>
+    <w:p>
+      <w:pPr>
+        <w:pStyle w:val="Compact"/>
+        <w:numPr>
+          <w:ilvl w:val="0"/>
+          <w:numId w:val="1015"/>
+        </w:numPr>
+      </w:pPr>
+      <w:r>
+        <w:rPr>
+          <w:b/>
+          <w:bCs/>
+        </w:rPr>
+        <w:t xml:space="preserve">Test:</w:t>
+      </w:r>
+      <w:r>
+        <w:t xml:space="preserve"> </w:t>
+      </w:r>
+      <w:r>
+        <w:t xml:space="preserve">5 test mới (</w:t>
+      </w:r>
+      <w:r>
+        <w:rPr>
+          <w:rStyle w:val="VerbatimChar"/>
+        </w:rPr>
+        <w:t xml:space="preserve">BudgetAndCompareTests</w:t>
+      </w:r>
+      <w:r>
+        <w:t xml:space="preserve">) + kiểm số ảnh multi-shot; toàn bộ 657 test pass.</w:t>
       </w:r>
     </w:p>
     <w:bookmarkEnd w:id="26"/>
-    <w:bookmarkEnd w:id="27"/>
-    <w:bookmarkStart w:id="34" w:name="X4e74bbea56bf0474fd821a17856e182245ad907"/>
-    <w:p>
-      <w:pPr>
-        <w:pStyle w:val="Heading2"/>
-      </w:pPr>
-      <w:r>
-        <w:t xml:space="preserve">Bàn giao cho phiên thực hiện (tài khoản phụ)</w:t>
-      </w:r>
-    </w:p>
-    <w:bookmarkStart w:id="28" w:name="bắt-đầu"/>
+    <w:bookmarkStart w:id="27" w:name="X7d22d232cb620e45b5bcbf31317bdc106111190"/>
     <w:p>
       <w:pPr>
         <w:pStyle w:val="Heading3"/>
       </w:pPr>
       <w:r>
-        <w:t xml:space="preserve">Bắt đầu</w:t>
+        <w:t xml:space="preserve">Ghi chú thiết kế cho GĐ2–3 (đọc code, chưa làm)</w:t>
       </w:r>
     </w:p>
     <w:p>
@@ -7361,40 +7382,58 @@
         </w:numPr>
       </w:pPr>
       <w:r>
-        <w:rPr>
-          <w:rStyle w:val="VerbatimChar"/>
-        </w:rPr>
-        <w:t xml:space="preserve">git pull</w:t>
-      </w:r>
-      <w:r>
-        <w:t xml:space="preserve"> </w:t>
-      </w:r>
-      <w:r>
-        <w:t xml:space="preserve">trên</w:t>
-      </w:r>
-      <w:r>
-        <w:t xml:space="preserve"> </w:t>
-      </w:r>
-      <w:r>
-        <w:rPr>
-          <w:rStyle w:val="VerbatimChar"/>
-        </w:rPr>
-        <w:t xml:space="preserve">main</w:t>
-      </w:r>
-      <w:r>
-        <w:t xml:space="preserve"> </w:t>
-      </w:r>
-      <w:r>
-        <w:t xml:space="preserve">(commit chốt kế hoạch này), tạo nhánh</w:t>
-      </w:r>
-      <w:r>
-        <w:t xml:space="preserve"> </w:t>
-      </w:r>
-      <w:r>
-        <w:rPr>
-          <w:rStyle w:val="VerbatimChar"/>
-        </w:rPr>
-        <w:t xml:space="preserve">v3-shots</w:t>
+        <w:t xml:space="preserve">Cột mới theo mẫu</w:t>
+      </w:r>
+      <w:r>
+        <w:t xml:space="preserve"> </w:t>
+      </w:r>
+      <w:r>
+        <w:rPr>
+          <w:rStyle w:val="VerbatimChar"/>
+        </w:rPr>
+        <w:t xml:space="preserve">V2_COLUMNS</w:t>
+      </w:r>
+      <w:r>
+        <w:t xml:space="preserve"> </w:t>
+      </w:r>
+      <w:r>
+        <w:t xml:space="preserve">trong</w:t>
+      </w:r>
+      <w:r>
+        <w:t xml:space="preserve"> </w:t>
+      </w:r>
+      <w:r>
+        <w:rPr>
+          <w:rStyle w:val="VerbatimChar"/>
+        </w:rPr>
+        <w:t xml:space="preserve">core/db.py</w:t>
+      </w:r>
+      <w:r>
+        <w:t xml:space="preserve">; bảng</w:t>
+      </w:r>
+      <w:r>
+        <w:t xml:space="preserve"> </w:t>
+      </w:r>
+      <w:r>
+        <w:rPr>
+          <w:rStyle w:val="VerbatimChar"/>
+        </w:rPr>
+        <w:t xml:space="preserve">story_scenes</w:t>
+      </w:r>
+      <w:r>
+        <w:t xml:space="preserve"> </w:t>
+      </w:r>
+      <w:r>
+        <w:t xml:space="preserve">thêm vào</w:t>
+      </w:r>
+      <w:r>
+        <w:t xml:space="preserve"> </w:t>
+      </w:r>
+      <w:r>
+        <w:rPr>
+          <w:rStyle w:val="VerbatimChar"/>
+        </w:rPr>
+        <w:t xml:space="preserve">SCHEMA</w:t>
       </w:r>
       <w:r>
         <w:t xml:space="preserve">.</w:t>
@@ -7409,100 +7448,55 @@
         </w:numPr>
       </w:pPr>
       <w:r>
-        <w:t xml:space="preserve">Đọc theo thứ tự:</w:t>
-      </w:r>
-      <w:r>
-        <w:t xml:space="preserve"> </w:t>
-      </w:r>
-      <w:r>
-        <w:rPr>
-          <w:rStyle w:val="VerbatimChar"/>
-        </w:rPr>
-        <w:t xml:space="preserve">CLAUDE.md</w:t>
-      </w:r>
-      <w:r>
-        <w:t xml:space="preserve"> </w:t>
-      </w:r>
-      <w:r>
-        <w:t xml:space="preserve">(quy ước: luôn commit + push; sửa</w:t>
-      </w:r>
-      <w:r>
-        <w:t xml:space="preserve"> </w:t>
-      </w:r>
-      <w:r>
-        <w:rPr>
-          <w:rStyle w:val="VerbatimChar"/>
-        </w:rPr>
-        <w:t xml:space="preserve">PLAN.md</w:t>
-      </w:r>
-      <w:r>
-        <w:t xml:space="preserve"> </w:t>
-      </w:r>
-      <w:r>
-        <w:t xml:space="preserve">thì chạy</w:t>
-      </w:r>
-      <w:r>
-        <w:t xml:space="preserve"> </w:t>
-      </w:r>
-      <w:r>
-        <w:rPr>
-          <w:rStyle w:val="VerbatimChar"/>
-        </w:rPr>
-        <w:t xml:space="preserve">bash tools/build_docs.sh</w:t>
-      </w:r>
-      <w:r>
-        <w:t xml:space="preserve">; luôn cập nhật</w:t>
-      </w:r>
-      <w:r>
-        <w:t xml:space="preserve"> </w:t>
-      </w:r>
-      <w:r>
-        <w:rPr>
-          <w:rStyle w:val="VerbatimChar"/>
-        </w:rPr>
-        <w:t xml:space="preserve">TODO.md</w:t>
-      </w:r>
-      <w:r>
-        <w:t xml:space="preserve"> </w:t>
-      </w:r>
-      <w:r>
-        <w:t xml:space="preserve">trong cùng commit), file này, PLAN.md 3.8–3.9 + Mục 5,</w:t>
-      </w:r>
-      <w:r>
-        <w:t xml:space="preserve"> </w:t>
-      </w:r>
-      <w:r>
-        <w:rPr>
-          <w:rStyle w:val="VerbatimChar"/>
-        </w:rPr>
-        <w:t xml:space="preserve">TODO.md</w:t>
-      </w:r>
-      <w:r>
-        <w:t xml:space="preserve">,</w:t>
-      </w:r>
-      <w:r>
-        <w:t xml:space="preserve"> </w:t>
-      </w:r>
-      <w:r>
-        <w:rPr>
-          <w:rStyle w:val="VerbatimChar"/>
-        </w:rPr>
-        <w:t xml:space="preserve">docs/V2_TEST_REPORT.md</w:t>
-      </w:r>
-      <w:r>
-        <w:t xml:space="preserve">,</w:t>
-      </w:r>
-      <w:r>
-        <w:t xml:space="preserve"> </w:t>
-      </w:r>
-      <w:r>
-        <w:rPr>
-          <w:rStyle w:val="VerbatimChar"/>
-        </w:rPr>
-        <w:t xml:space="preserve">docs/PHAN_TICH_2026-09-23_NHAT_QUAN_DIRECTOR_LIPSYNC_STORYBOARD.md</w:t>
-      </w:r>
-      <w:r>
-        <w:t xml:space="preserve">.</w:t>
+        <w:rPr>
+          <w:rStyle w:val="VerbatimChar"/>
+        </w:rPr>
+        <w:t xml:space="preserve">dialogue.scene_lines</w:t>
+      </w:r>
+      <w:r>
+        <w:t xml:space="preserve">: dòng có</w:t>
+      </w:r>
+      <w:r>
+        <w:t xml:space="preserve"> </w:t>
+      </w:r>
+      <w:r>
+        <w:rPr>
+          <w:rStyle w:val="VerbatimChar"/>
+        </w:rPr>
+        <w:t xml:space="preserve">shot_no</w:t>
+      </w:r>
+      <w:r>
+        <w:t xml:space="preserve"> </w:t>
+      </w:r>
+      <w:r>
+        <w:t xml:space="preserve">mà</w:t>
+      </w:r>
+      <w:r>
+        <w:t xml:space="preserve"> </w:t>
+      </w:r>
+      <w:r>
+        <w:rPr>
+          <w:rStyle w:val="VerbatimChar"/>
+        </w:rPr>
+        <w:t xml:space="preserve">dialogue == []</w:t>
+      </w:r>
+      <w:r>
+        <w:t xml:space="preserve"> </w:t>
+      </w:r>
+      <w:r>
+        <w:t xml:space="preserve">→ không có thoại (không rơi về</w:t>
+      </w:r>
+      <w:r>
+        <w:t xml:space="preserve"> </w:t>
+      </w:r>
+      <w:r>
+        <w:rPr>
+          <w:rStyle w:val="VerbatimChar"/>
+        </w:rPr>
+        <w:t xml:space="preserve">text</w:t>
+      </w:r>
+      <w:r>
+        <w:t xml:space="preserve">).</w:t>
       </w:r>
     </w:p>
     <w:p>
@@ -7514,30 +7508,166 @@
         </w:numPr>
       </w:pPr>
       <w:r>
-        <w:t xml:space="preserve">Giao tiếp với người dùng</w:t>
-      </w:r>
-      <w:r>
-        <w:t xml:space="preserve"> </w:t>
-      </w:r>
-      <w:r>
-        <w:rPr>
-          <w:b/>
-          <w:bCs/>
-        </w:rPr>
-        <w:t xml:space="preserve">bằng tiếng Việt</w:t>
-      </w:r>
-      <w:r>
-        <w:t xml:space="preserve">. Hỏi trước mọi việc tốn credit.</w:t>
-      </w:r>
-    </w:p>
+        <w:t xml:space="preserve">Độ dài dùng/cắt: đề xuất giữ file gốc</w:t>
+      </w:r>
+      <w:r>
+        <w:t xml:space="preserve"> </w:t>
+      </w:r>
+      <w:r>
+        <w:rPr>
+          <w:rStyle w:val="VerbatimChar"/>
+        </w:rPr>
+        <w:t xml:space="preserve">videos/{idx}_raw.mp4</w:t>
+      </w:r>
+      <w:r>
+        <w:t xml:space="preserve">, cắt ra</w:t>
+      </w:r>
+      <w:r>
+        <w:t xml:space="preserve"> </w:t>
+      </w:r>
+      <w:r>
+        <w:rPr>
+          <w:rStyle w:val="VerbatimChar"/>
+        </w:rPr>
+        <w:t xml:space="preserve">videos/{idx}.mp4</w:t>
+      </w:r>
+      <w:r>
+        <w:t xml:space="preserve"> </w:t>
+      </w:r>
+      <w:r>
+        <w:t xml:space="preserve">khi tải về (runner) →</w:t>
+      </w:r>
+      <w:r>
+        <w:t xml:space="preserve"> </w:t>
+      </w:r>
+      <w:r>
+        <w:rPr>
+          <w:rStyle w:val="VerbatimChar"/>
+        </w:rPr>
+        <w:t xml:space="preserve">final_cut.clip_seconds</w:t>
+      </w:r>
+      <w:r>
+        <w:t xml:space="preserve"> </w:t>
+      </w:r>
+      <w:r>
+        <w:t xml:space="preserve">(đọc độ dài thật bằng ffmpeg), render,</w:t>
+      </w:r>
+      <w:r>
+        <w:t xml:space="preserve"> </w:t>
+      </w:r>
+      <w:r>
+        <w:rPr>
+          <w:rStyle w:val="VerbatimChar"/>
+        </w:rPr>
+        <w:t xml:space="preserve">voice.place_on_timeline</w:t>
+      </w:r>
+      <w:r>
+        <w:t xml:space="preserve">,</w:t>
+      </w:r>
+      <w:r>
+        <w:t xml:space="preserve"> </w:t>
+      </w:r>
+      <w:r>
+        <w:rPr>
+          <w:rStyle w:val="VerbatimChar"/>
+        </w:rPr>
+        <w:t xml:space="preserve">subtitles.build_cues</w:t>
+      </w:r>
+      <w:r>
+        <w:t xml:space="preserve"> </w:t>
+      </w:r>
+      <w:r>
+        <w:t xml:space="preserve">tự dùng đúng độ dài đã cắt, không phải sửa từng nơi; chi phí tính theo giây bị tính tiền (</w:t>
+      </w:r>
+      <w:r>
+        <w:rPr>
+          <w:rStyle w:val="VerbatimChar"/>
+        </w:rPr>
+        <w:t xml:space="preserve">max(use_s, min_sec)</w:t>
+      </w:r>
+      <w:r>
+        <w:t xml:space="preserve">).</w:t>
+      </w:r>
+    </w:p>
+    <w:p>
+      <w:pPr>
+        <w:pStyle w:val="Compact"/>
+        <w:numPr>
+          <w:ilvl w:val="0"/>
+          <w:numId w:val="1016"/>
+        </w:numPr>
+      </w:pPr>
+      <w:r>
+        <w:t xml:space="preserve">Multi-shot:</w:t>
+      </w:r>
+      <w:r>
+        <w:t xml:space="preserve"> </w:t>
+      </w:r>
+      <w:r>
+        <w:rPr>
+          <w:rStyle w:val="VerbatimChar"/>
+        </w:rPr>
+        <w:t xml:space="preserve">ClipAIVideoProvider.submit(multi_prompt=…)</w:t>
+      </w:r>
+      <w:r>
+        <w:t xml:space="preserve"> </w:t>
+      </w:r>
+      <w:r>
+        <w:t xml:space="preserve">đã có (từ</w:t>
+      </w:r>
+      <w:r>
+        <w:t xml:space="preserve"> </w:t>
+      </w:r>
+      <w:r>
+        <w:rPr>
+          <w:rStyle w:val="VerbatimChar"/>
+        </w:rPr>
+        <w:t xml:space="preserve">core/experiments.py</w:t>
+      </w:r>
+      <w:r>
+        <w:t xml:space="preserve">); cần thêm</w:t>
+      </w:r>
+      <w:r>
+        <w:t xml:space="preserve"> </w:t>
+      </w:r>
+      <w:r>
+        <w:rPr>
+          <w:rStyle w:val="VerbatimChar"/>
+        </w:rPr>
+        <w:t xml:space="preserve">role: last_frame</w:t>
+      </w:r>
+      <w:r>
+        <w:t xml:space="preserve"> </w:t>
+      </w:r>
+      <w:r>
+        <w:t xml:space="preserve">cho Seedance.</w:t>
+      </w:r>
+    </w:p>
+    <w:p>
+      <w:r>
+        <w:pict>
+          <v:rect style="width:0;height:1.5pt" o:hralign="center" o:hrstd="t" o:hr="t"/>
+        </w:pict>
+      </w:r>
+    </w:p>
+    <w:bookmarkEnd w:id="27"/>
     <w:bookmarkEnd w:id="28"/>
-    <w:bookmarkStart w:id="29" w:name="trạng-thái-hiện-tại"/>
+    <w:bookmarkStart w:id="35" w:name="X4e74bbea56bf0474fd821a17856e182245ad907"/>
+    <w:p>
+      <w:pPr>
+        <w:pStyle w:val="Heading2"/>
+      </w:pPr>
+      <w:r>
+        <w:t xml:space="preserve">Bàn giao cho phiên thực hiện (tài khoản phụ)</w:t>
+      </w:r>
+    </w:p>
+    <w:bookmarkStart w:id="29" w:name="bắt-đầu"/>
     <w:p>
       <w:pPr>
         <w:pStyle w:val="Heading3"/>
       </w:pPr>
       <w:r>
-        <w:t xml:space="preserve">Trạng thái hiện tại</w:t>
+        <w:t xml:space="preserve">Bắt đầu</w:t>
       </w:r>
     </w:p>
     <w:p>
@@ -7549,7 +7679,16 @@
         </w:numPr>
       </w:pPr>
       <w:r>
-        <w:t xml:space="preserve">Dashboard v2 đã xong và ở</w:t>
+        <w:rPr>
+          <w:rStyle w:val="VerbatimChar"/>
+        </w:rPr>
+        <w:t xml:space="preserve">git pull</w:t>
+      </w:r>
+      <w:r>
+        <w:t xml:space="preserve"> </w:t>
+      </w:r>
+      <w:r>
+        <w:t xml:space="preserve">trên</w:t>
       </w:r>
       <w:r>
         <w:t xml:space="preserve"> </w:t>
@@ -7564,55 +7703,19 @@
         <w:t xml:space="preserve"> </w:t>
       </w:r>
       <w:r>
-        <w:t xml:space="preserve">(632 test pass): lineage</w:t>
-      </w:r>
-      <w:r>
-        <w:t xml:space="preserve"> </w:t>
-      </w:r>
-      <w:r>
-        <w:t xml:space="preserve">“⚠ cũ”</w:t>
-      </w:r>
-      <w:r>
-        <w:t xml:space="preserve">, Director JSON v2 + khóa 🔒, tỉ lệ khung theo dự án (mặc định 9:16), model theo từng cảnh (</w:t>
-      </w:r>
-      <w:r>
-        <w:rPr>
-          <w:rStyle w:val="VerbatimChar"/>
-        </w:rPr>
-        <w:t xml:space="preserve">core/model_router.py</w:t>
-      </w:r>
-      <w:r>
-        <w:t xml:space="preserve">,</w:t>
-      </w:r>
-      <w:r>
-        <w:t xml:space="preserve"> </w:t>
-      </w:r>
-      <w:r>
-        <w:rPr>
-          <w:rStyle w:val="VerbatimChar"/>
-        </w:rPr>
-        <w:t xml:space="preserve">data/video_models.json</w:t>
-      </w:r>
-      <w:r>
-        <w:t xml:space="preserve">, 3 mức ưu tiên), giọng TTS theo nhân vật (</w:t>
-      </w:r>
-      <w:r>
-        <w:rPr>
-          <w:rStyle w:val="VerbatimChar"/>
-        </w:rPr>
-        <w:t xml:space="preserve">core/voice.py</w:t>
-      </w:r>
-      <w:r>
-        <w:t xml:space="preserve">), bản giao dựng → phụ đề → card cuối → kích thước (</w:t>
-      </w:r>
-      <w:r>
-        <w:rPr>
-          <w:rStyle w:val="VerbatimChar"/>
-        </w:rPr>
-        <w:t xml:space="preserve">core/delivery.py</w:t>
-      </w:r>
-      <w:r>
-        <w:t xml:space="preserve">), QC video, chế độ tự động v2.</w:t>
+        <w:t xml:space="preserve">(commit chốt kế hoạch này), tạo nhánh</w:t>
+      </w:r>
+      <w:r>
+        <w:t xml:space="preserve"> </w:t>
+      </w:r>
+      <w:r>
+        <w:rPr>
+          <w:rStyle w:val="VerbatimChar"/>
+        </w:rPr>
+        <w:t xml:space="preserve">v3-shots</w:t>
+      </w:r>
+      <w:r>
+        <w:t xml:space="preserve">.</w:t>
       </w:r>
     </w:p>
     <w:p>
@@ -7624,74 +7727,135 @@
         </w:numPr>
       </w:pPr>
       <w:r>
-        <w:t xml:space="preserve">Chạy thử không tốn credit:</w:t>
-      </w:r>
-      <w:r>
-        <w:t xml:space="preserve"> </w:t>
-      </w:r>
-      <w:r>
-        <w:rPr>
-          <w:rStyle w:val="VerbatimChar"/>
-        </w:rPr>
-        <w:t xml:space="preserve">py tools/seed_demo.py</w:t>
-      </w:r>
-      <w:r>
-        <w:t xml:space="preserve"> </w:t>
-      </w:r>
-      <w:r>
-        <w:t xml:space="preserve">rồi</w:t>
-      </w:r>
-      <w:r>
-        <w:t xml:space="preserve"> </w:t>
-      </w:r>
-      <w:r>
-        <w:rPr>
-          <w:rStyle w:val="VerbatimChar"/>
-        </w:rPr>
-        <w:t xml:space="preserve">powershell -File tools/run_demo.ps1</w:t>
-      </w:r>
-      <w:r>
-        <w:t xml:space="preserve"> </w:t>
-      </w:r>
-      <w:r>
-        <w:t xml:space="preserve">(đã bật</w:t>
-      </w:r>
-      <w:r>
-        <w:t xml:space="preserve"> </w:t>
-      </w:r>
-      <w:r>
-        <w:rPr>
-          <w:rStyle w:val="VerbatimChar"/>
-        </w:rPr>
-        <w:t xml:space="preserve">MOCK_REAL_MEDIA=1</w:t>
-      </w:r>
-      <w:r>
-        <w:t xml:space="preserve">: ảnh/clip giả lập là file thật nhỏ, dựng/xuất được). Bộ test:</w:t>
-      </w:r>
-      <w:r>
-        <w:t xml:space="preserve"> </w:t>
-      </w:r>
-      <w:r>
-        <w:rPr>
-          <w:rStyle w:val="VerbatimChar"/>
-        </w:rPr>
-        <w:t xml:space="preserve">py -m unittest discover -s tests -t .</w:t>
-      </w:r>
-      <w:r>
-        <w:t xml:space="preserve"> </w:t>
-      </w:r>
-      <w:r>
-        <w:t xml:space="preserve">(~5 phút).</w:t>
+        <w:t xml:space="preserve">Đọc theo thứ tự:</w:t>
+      </w:r>
+      <w:r>
+        <w:t xml:space="preserve"> </w:t>
+      </w:r>
+      <w:r>
+        <w:rPr>
+          <w:rStyle w:val="VerbatimChar"/>
+        </w:rPr>
+        <w:t xml:space="preserve">CLAUDE.md</w:t>
+      </w:r>
+      <w:r>
+        <w:t xml:space="preserve"> </w:t>
+      </w:r>
+      <w:r>
+        <w:t xml:space="preserve">(quy ước: luôn commit + push; sửa</w:t>
+      </w:r>
+      <w:r>
+        <w:t xml:space="preserve"> </w:t>
+      </w:r>
+      <w:r>
+        <w:rPr>
+          <w:rStyle w:val="VerbatimChar"/>
+        </w:rPr>
+        <w:t xml:space="preserve">PLAN.md</w:t>
+      </w:r>
+      <w:r>
+        <w:t xml:space="preserve"> </w:t>
+      </w:r>
+      <w:r>
+        <w:t xml:space="preserve">thì chạy</w:t>
+      </w:r>
+      <w:r>
+        <w:t xml:space="preserve"> </w:t>
+      </w:r>
+      <w:r>
+        <w:rPr>
+          <w:rStyle w:val="VerbatimChar"/>
+        </w:rPr>
+        <w:t xml:space="preserve">bash tools/build_docs.sh</w:t>
+      </w:r>
+      <w:r>
+        <w:t xml:space="preserve">; luôn cập nhật</w:t>
+      </w:r>
+      <w:r>
+        <w:t xml:space="preserve"> </w:t>
+      </w:r>
+      <w:r>
+        <w:rPr>
+          <w:rStyle w:val="VerbatimChar"/>
+        </w:rPr>
+        <w:t xml:space="preserve">TODO.md</w:t>
+      </w:r>
+      <w:r>
+        <w:t xml:space="preserve"> </w:t>
+      </w:r>
+      <w:r>
+        <w:t xml:space="preserve">trong cùng commit), file này, PLAN.md 3.8–3.9 + Mục 5,</w:t>
+      </w:r>
+      <w:r>
+        <w:t xml:space="preserve"> </w:t>
+      </w:r>
+      <w:r>
+        <w:rPr>
+          <w:rStyle w:val="VerbatimChar"/>
+        </w:rPr>
+        <w:t xml:space="preserve">TODO.md</w:t>
+      </w:r>
+      <w:r>
+        <w:t xml:space="preserve">,</w:t>
+      </w:r>
+      <w:r>
+        <w:t xml:space="preserve"> </w:t>
+      </w:r>
+      <w:r>
+        <w:rPr>
+          <w:rStyle w:val="VerbatimChar"/>
+        </w:rPr>
+        <w:t xml:space="preserve">docs/V2_TEST_REPORT.md</w:t>
+      </w:r>
+      <w:r>
+        <w:t xml:space="preserve">,</w:t>
+      </w:r>
+      <w:r>
+        <w:t xml:space="preserve"> </w:t>
+      </w:r>
+      <w:r>
+        <w:rPr>
+          <w:rStyle w:val="VerbatimChar"/>
+        </w:rPr>
+        <w:t xml:space="preserve">docs/PHAN_TICH_2026-09-23_NHAT_QUAN_DIRECTOR_LIPSYNC_STORYBOARD.md</w:t>
+      </w:r>
+      <w:r>
+        <w:t xml:space="preserve">.</w:t>
+      </w:r>
+    </w:p>
+    <w:p>
+      <w:pPr>
+        <w:pStyle w:val="Compact"/>
+        <w:numPr>
+          <w:ilvl w:val="0"/>
+          <w:numId w:val="1017"/>
+        </w:numPr>
+      </w:pPr>
+      <w:r>
+        <w:t xml:space="preserve">Giao tiếp với người dùng</w:t>
+      </w:r>
+      <w:r>
+        <w:t xml:space="preserve"> </w:t>
+      </w:r>
+      <w:r>
+        <w:rPr>
+          <w:b/>
+          <w:bCs/>
+        </w:rPr>
+        <w:t xml:space="preserve">bằng tiếng Việt</w:t>
+      </w:r>
+      <w:r>
+        <w:t xml:space="preserve">. Hỏi trước mọi việc tốn credit.</w:t>
       </w:r>
     </w:p>
     <w:bookmarkEnd w:id="29"/>
-    <w:bookmarkStart w:id="30" w:name="môi-trường-windows"/>
+    <w:bookmarkStart w:id="30" w:name="trạng-thái-hiện-tại"/>
     <w:p>
       <w:pPr>
         <w:pStyle w:val="Heading3"/>
       </w:pPr>
       <w:r>
-        <w:t xml:space="preserve">Môi trường (Windows)</w:t>
+        <w:t xml:space="preserve">Trạng thái hiện tại</w:t>
       </w:r>
     </w:p>
     <w:p>
@@ -7703,34 +7867,70 @@
         </w:numPr>
       </w:pPr>
       <w:r>
-        <w:t xml:space="preserve">Python gọi bằng</w:t>
-      </w:r>
-      <w:r>
-        <w:t xml:space="preserve"> </w:t>
-      </w:r>
-      <w:r>
-        <w:rPr>
-          <w:rStyle w:val="VerbatimChar"/>
-        </w:rPr>
-        <w:t xml:space="preserve">py</w:t>
-      </w:r>
-      <w:r>
-        <w:t xml:space="preserve"> </w:t>
-      </w:r>
-      <w:r>
-        <w:t xml:space="preserve">(trong Git Bash không có</w:t>
-      </w:r>
-      <w:r>
-        <w:t xml:space="preserve"> </w:t>
-      </w:r>
-      <w:r>
-        <w:rPr>
-          <w:rStyle w:val="VerbatimChar"/>
-        </w:rPr>
-        <w:t xml:space="preserve">python</w:t>
-      </w:r>
-      <w:r>
-        <w:t xml:space="preserve">). ffmpeg có sẵn trong PATH. pandoc + Chrome cho build docs.</w:t>
+        <w:t xml:space="preserve">Dashboard v2 đã xong và ở</w:t>
+      </w:r>
+      <w:r>
+        <w:t xml:space="preserve"> </w:t>
+      </w:r>
+      <w:r>
+        <w:rPr>
+          <w:rStyle w:val="VerbatimChar"/>
+        </w:rPr>
+        <w:t xml:space="preserve">main</w:t>
+      </w:r>
+      <w:r>
+        <w:t xml:space="preserve"> </w:t>
+      </w:r>
+      <w:r>
+        <w:t xml:space="preserve">(632 test pass): lineage</w:t>
+      </w:r>
+      <w:r>
+        <w:t xml:space="preserve"> </w:t>
+      </w:r>
+      <w:r>
+        <w:t xml:space="preserve">“⚠ cũ”</w:t>
+      </w:r>
+      <w:r>
+        <w:t xml:space="preserve">, Director JSON v2 + khóa 🔒, tỉ lệ khung theo dự án (mặc định 9:16), model theo từng cảnh (</w:t>
+      </w:r>
+      <w:r>
+        <w:rPr>
+          <w:rStyle w:val="VerbatimChar"/>
+        </w:rPr>
+        <w:t xml:space="preserve">core/model_router.py</w:t>
+      </w:r>
+      <w:r>
+        <w:t xml:space="preserve">,</w:t>
+      </w:r>
+      <w:r>
+        <w:t xml:space="preserve"> </w:t>
+      </w:r>
+      <w:r>
+        <w:rPr>
+          <w:rStyle w:val="VerbatimChar"/>
+        </w:rPr>
+        <w:t xml:space="preserve">data/video_models.json</w:t>
+      </w:r>
+      <w:r>
+        <w:t xml:space="preserve">, 3 mức ưu tiên), giọng TTS theo nhân vật (</w:t>
+      </w:r>
+      <w:r>
+        <w:rPr>
+          <w:rStyle w:val="VerbatimChar"/>
+        </w:rPr>
+        <w:t xml:space="preserve">core/voice.py</w:t>
+      </w:r>
+      <w:r>
+        <w:t xml:space="preserve">), bản giao dựng → phụ đề → card cuối → kích thước (</w:t>
+      </w:r>
+      <w:r>
+        <w:rPr>
+          <w:rStyle w:val="VerbatimChar"/>
+        </w:rPr>
+        <w:t xml:space="preserve">core/delivery.py</w:t>
+      </w:r>
+      <w:r>
+        <w:t xml:space="preserve">), QC video, chế độ tự động v2.</w:t>
       </w:r>
     </w:p>
     <w:p>
@@ -7742,159 +7942,74 @@
         </w:numPr>
       </w:pPr>
       <w:r>
-        <w:t xml:space="preserve">Token</w:t>
-      </w:r>
-      <w:r>
-        <w:t xml:space="preserve"> </w:t>
-      </w:r>
-      <w:r>
-        <w:rPr>
-          <w:rStyle w:val="VerbatimChar"/>
-        </w:rPr>
-        <w:t xml:space="preserve">CLIPAI_TOKEN</w:t>
-      </w:r>
-      <w:r>
-        <w:t xml:space="preserve">,</w:t>
-      </w:r>
-      <w:r>
-        <w:t xml:space="preserve"> </w:t>
-      </w:r>
-      <w:r>
-        <w:rPr>
-          <w:rStyle w:val="VerbatimChar"/>
-        </w:rPr>
-        <w:t xml:space="preserve">DEEPIX_TOKEN</w:t>
-      </w:r>
-      <w:r>
-        <w:t xml:space="preserve"> </w:t>
-      </w:r>
-      <w:r>
-        <w:t xml:space="preserve">nằm trong biến môi trường người dùng —</w:t>
-      </w:r>
-      <w:r>
-        <w:t xml:space="preserve"> </w:t>
-      </w:r>
-      <w:r>
-        <w:rPr>
-          <w:b/>
-          <w:bCs/>
-        </w:rPr>
-        <w:t xml:space="preserve">không in, không ghi vào repo/log</w:t>
-      </w:r>
-      <w:r>
-        <w:t xml:space="preserve">. Claude cho Dashboard:</w:t>
-      </w:r>
-      <w:r>
-        <w:t xml:space="preserve"> </w:t>
-      </w:r>
-      <w:r>
-        <w:rPr>
-          <w:rStyle w:val="VerbatimChar"/>
-        </w:rPr>
-        <w:t xml:space="preserve">LLM_PROVIDER=claude_cli</w:t>
-      </w:r>
-      <w:r>
-        <w:t xml:space="preserve"> </w:t>
-      </w:r>
-      <w:r>
-        <w:t xml:space="preserve">(dùng chung hạn mức tài khoản).</w:t>
-      </w:r>
-    </w:p>
-    <w:p>
-      <w:pPr>
-        <w:pStyle w:val="Compact"/>
-        <w:numPr>
-          <w:ilvl w:val="0"/>
-          <w:numId w:val="1018"/>
-        </w:numPr>
-      </w:pPr>
-      <w:r>
-        <w:t xml:space="preserve">Kịch bản thử:</w:t>
-      </w:r>
-      <w:r>
-        <w:t xml:space="preserve"> </w:t>
-      </w:r>
-      <w:r>
-        <w:t xml:space="preserve">“KỊCH BẢN FREE FIRE: KENTA XUYÊN TƯỜNG CƯỚP KILL?!”</w:t>
-      </w:r>
-      <w:r>
-        <w:t xml:space="preserve"> </w:t>
-      </w:r>
-      <w:r>
-        <w:t xml:space="preserve">(3 cảnh, Kelly/Maxim/Kenta, 14 câu thoại,</w:t>
-      </w:r>
-      <w:r>
-        <w:t xml:space="preserve"> </w:t>
-      </w:r>
-      <w:r>
-        <w:t xml:space="preserve">“TEXT CUỐI”</w:t>
-      </w:r>
-      <w:r>
-        <w:t xml:space="preserve">). Nguyên văn ở</w:t>
-      </w:r>
-      <w:r>
-        <w:t xml:space="preserve"> </w:t>
-      </w:r>
-      <w:r>
-        <w:rPr>
-          <w:rStyle w:val="VerbatimChar"/>
-        </w:rPr>
-        <w:t xml:space="preserve">samples/kenta_xuyen_tuong_cuop_kill.txt</w:t>
-      </w:r>
-      <w:r>
-        <w:t xml:space="preserve">.</w:t>
-      </w:r>
-    </w:p>
-    <w:p>
-      <w:pPr>
-        <w:pStyle w:val="Compact"/>
-        <w:numPr>
-          <w:ilvl w:val="0"/>
-          <w:numId w:val="1018"/>
-        </w:numPr>
-      </w:pPr>
-      <w:r>
-        <w:t xml:space="preserve">Video Free Fire nội bộ trên máy:</w:t>
-      </w:r>
-      <w:r>
-        <w:t xml:space="preserve"> </w:t>
-      </w:r>
-      <w:r>
-        <w:rPr>
-          <w:rStyle w:val="VerbatimChar"/>
-        </w:rPr>
-        <w:t xml:space="preserve">D:/2026/OB55/</w:t>
-      </w:r>
-      <w:r>
-        <w:t xml:space="preserve"> </w:t>
-      </w:r>
-      <w:r>
-        <w:t xml:space="preserve">(combo Kenta, tình huống Kenta…),</w:t>
-      </w:r>
-      <w:r>
-        <w:t xml:space="preserve"> </w:t>
-      </w:r>
-      <w:r>
-        <w:rPr>
-          <w:rStyle w:val="VerbatimChar"/>
-        </w:rPr>
-        <w:t xml:space="preserve">D:/2025/</w:t>
-      </w:r>
-      <w:r>
-        <w:t xml:space="preserve"> </w:t>
-      </w:r>
-      <w:r>
-        <w:t xml:space="preserve">— dùng để phân tích, không đưa vào repo.</w:t>
+        <w:t xml:space="preserve">Chạy thử không tốn credit:</w:t>
+      </w:r>
+      <w:r>
+        <w:t xml:space="preserve"> </w:t>
+      </w:r>
+      <w:r>
+        <w:rPr>
+          <w:rStyle w:val="VerbatimChar"/>
+        </w:rPr>
+        <w:t xml:space="preserve">py tools/seed_demo.py</w:t>
+      </w:r>
+      <w:r>
+        <w:t xml:space="preserve"> </w:t>
+      </w:r>
+      <w:r>
+        <w:t xml:space="preserve">rồi</w:t>
+      </w:r>
+      <w:r>
+        <w:t xml:space="preserve"> </w:t>
+      </w:r>
+      <w:r>
+        <w:rPr>
+          <w:rStyle w:val="VerbatimChar"/>
+        </w:rPr>
+        <w:t xml:space="preserve">powershell -File tools/run_demo.ps1</w:t>
+      </w:r>
+      <w:r>
+        <w:t xml:space="preserve"> </w:t>
+      </w:r>
+      <w:r>
+        <w:t xml:space="preserve">(đã bật</w:t>
+      </w:r>
+      <w:r>
+        <w:t xml:space="preserve"> </w:t>
+      </w:r>
+      <w:r>
+        <w:rPr>
+          <w:rStyle w:val="VerbatimChar"/>
+        </w:rPr>
+        <w:t xml:space="preserve">MOCK_REAL_MEDIA=1</w:t>
+      </w:r>
+      <w:r>
+        <w:t xml:space="preserve">: ảnh/clip giả lập là file thật nhỏ, dựng/xuất được). Bộ test:</w:t>
+      </w:r>
+      <w:r>
+        <w:t xml:space="preserve"> </w:t>
+      </w:r>
+      <w:r>
+        <w:rPr>
+          <w:rStyle w:val="VerbatimChar"/>
+        </w:rPr>
+        <w:t xml:space="preserve">py -m unittest discover -s tests -t .</w:t>
+      </w:r>
+      <w:r>
+        <w:t xml:space="preserve"> </w:t>
+      </w:r>
+      <w:r>
+        <w:t xml:space="preserve">(~5 phút).</w:t>
       </w:r>
     </w:p>
     <w:bookmarkEnd w:id="30"/>
-    <w:bookmarkStart w:id="31" w:name="sự-thật-về-api-tra-2026-09-23-chỉ-đọc"/>
+    <w:bookmarkStart w:id="31" w:name="môi-trường-windows"/>
     <w:p>
       <w:pPr>
         <w:pStyle w:val="Heading3"/>
       </w:pPr>
       <w:r>
-        <w:t xml:space="preserve">Sự thật về API (tra 2026-09-23, chỉ đọc)</w:t>
+        <w:t xml:space="preserve">Môi trường (Windows)</w:t>
       </w:r>
     </w:p>
     <w:p>
@@ -7906,178 +8021,34 @@
         </w:numPr>
       </w:pPr>
       <w:r>
-        <w:t xml:space="preserve">Token dùng được 12 endpoint trong skill</w:t>
-      </w:r>
-      <w:r>
-        <w:t xml:space="preserve"> </w:t>
-      </w:r>
-      <w:r>
-        <w:rPr>
-          <w:rStyle w:val="VerbatimChar"/>
-        </w:rPr>
-        <w:t xml:space="preserve">clipai 1.3.1</w:t>
-      </w:r>
-      <w:r>
-        <w:t xml:space="preserve"> </w:t>
-      </w:r>
-      <w:r>
-        <w:t xml:space="preserve">(</w:t>
-      </w:r>
-      <w:r>
-        <w:rPr>
-          <w:rStyle w:val="VerbatimChar"/>
-        </w:rPr>
-        <w:t xml:space="preserve">Get this Skill to Claude/clipai-1.3.1/clipai/reference.md</w:t>
-      </w:r>
-      <w:r>
-        <w:t xml:space="preserve">): Kling Omni (có</w:t>
-      </w:r>
-      <w:r>
-        <w:t xml:space="preserve"> </w:t>
-      </w:r>
-      <w:r>
-        <w:rPr>
-          <w:rStyle w:val="VerbatimChar"/>
-        </w:rPr>
-        <w:t xml:space="preserve">multi_shot</w:t>
-      </w:r>
-      <w:r>
-        <w:t xml:space="preserve">/</w:t>
-      </w:r>
-      <w:r>
-        <w:rPr>
-          <w:rStyle w:val="VerbatimChar"/>
-        </w:rPr>
-        <w:t xml:space="preserve">multi_prompt</w:t>
-      </w:r>
-      <w:r>
-        <w:t xml:space="preserve">,</w:t>
-      </w:r>
-      <w:r>
-        <w:t xml:space="preserve"> </w:t>
-      </w:r>
-      <w:r>
-        <w:rPr>
-          <w:rStyle w:val="VerbatimChar"/>
-        </w:rPr>
-        <w:t xml:space="preserve">image_list</w:t>
-      </w:r>
-      <w:r>
-        <w:t xml:space="preserve"> </w:t>
-      </w:r>
-      <w:r>
-        <w:t xml:space="preserve">chỉ</w:t>
-      </w:r>
-      <w:r>
-        <w:t xml:space="preserve"> </w:t>
-      </w:r>
-      <w:r>
-        <w:rPr>
-          <w:rStyle w:val="VerbatimChar"/>
-        </w:rPr>
-        <w:t xml:space="preserve">first_frame</w:t>
-      </w:r>
-      <w:r>
-        <w:t xml:space="preserve">,</w:t>
-      </w:r>
-      <w:r>
-        <w:t xml:space="preserve"> </w:t>
-      </w:r>
-      <w:r>
-        <w:rPr>
-          <w:rStyle w:val="VerbatimChar"/>
-        </w:rPr>
-        <w:t xml:space="preserve">element_list</w:t>
-      </w:r>
-      <w:r>
-        <w:t xml:space="preserve"> </w:t>
-      </w:r>
-      <w:r>
-        <w:t xml:space="preserve">— nhưng tạo Element chỉ trên web), Seedance (</w:t>
-      </w:r>
-      <w:r>
-        <w:rPr>
-          <w:rStyle w:val="VerbatimChar"/>
-        </w:rPr>
-        <w:t xml:space="preserve">content</w:t>
-      </w:r>
-      <w:r>
-        <w:t xml:space="preserve"> </w:t>
-      </w:r>
-      <w:r>
-        <w:t xml:space="preserve">với role</w:t>
-      </w:r>
-      <w:r>
-        <w:t xml:space="preserve"> </w:t>
-      </w:r>
-      <w:r>
-        <w:rPr>
-          <w:rStyle w:val="VerbatimChar"/>
-        </w:rPr>
-        <w:t xml:space="preserve">first_frame</w:t>
-      </w:r>
-      <w:r>
-        <w:t xml:space="preserve"> </w:t>
-      </w:r>
-      <w:r>
-        <w:t xml:space="preserve">/</w:t>
-      </w:r>
-      <w:r>
-        <w:t xml:space="preserve"> </w:t>
-      </w:r>
-      <w:r>
-        <w:rPr>
-          <w:rStyle w:val="VerbatimChar"/>
-        </w:rPr>
-        <w:t xml:space="preserve">last_frame</w:t>
-      </w:r>
-      <w:r>
-        <w:t xml:space="preserve"> </w:t>
-      </w:r>
-      <w:r>
-        <w:t xml:space="preserve">/</w:t>
-      </w:r>
-      <w:r>
-        <w:t xml:space="preserve"> </w:t>
-      </w:r>
-      <w:r>
-        <w:rPr>
-          <w:rStyle w:val="VerbatimChar"/>
-        </w:rPr>
-        <w:t xml:space="preserve">reference_image</w:t>
-      </w:r>
-      <w:r>
-        <w:t xml:space="preserve"> </w:t>
-      </w:r>
-      <w:r>
-        <w:t xml:space="preserve">/</w:t>
-      </w:r>
-      <w:r>
-        <w:t xml:space="preserve"> </w:t>
-      </w:r>
-      <w:r>
-        <w:rPr>
-          <w:rStyle w:val="VerbatimChar"/>
-        </w:rPr>
-        <w:t xml:space="preserve">reference_video</w:t>
-      </w:r>
-      <w:r>
-        <w:t xml:space="preserve"> </w:t>
-      </w:r>
-      <w:r>
-        <w:t xml:space="preserve">/</w:t>
-      </w:r>
-      <w:r>
-        <w:t xml:space="preserve"> </w:t>
-      </w:r>
-      <w:r>
-        <w:rPr>
-          <w:rStyle w:val="VerbatimChar"/>
-        </w:rPr>
-        <w:t xml:space="preserve">reference_audio</w:t>
-      </w:r>
-      <w:r>
-        <w:t xml:space="preserve">; 2.0 dài 4–15s, 2.5 dài 4–30s; 480p/720p), video-list, âm thanh (TTS/SFX/nhạc, voice-actors), kho chủ thể Seedance.</w:t>
+        <w:t xml:space="preserve">Python gọi bằng</w:t>
+      </w:r>
+      <w:r>
+        <w:t xml:space="preserve"> </w:t>
+      </w:r>
+      <w:r>
+        <w:rPr>
+          <w:rStyle w:val="VerbatimChar"/>
+        </w:rPr>
+        <w:t xml:space="preserve">py</w:t>
+      </w:r>
+      <w:r>
+        <w:t xml:space="preserve"> </w:t>
+      </w:r>
+      <w:r>
+        <w:t xml:space="preserve">(trong Git Bash không có</w:t>
+      </w:r>
+      <w:r>
+        <w:t xml:space="preserve"> </w:t>
+      </w:r>
+      <w:r>
+        <w:rPr>
+          <w:rStyle w:val="VerbatimChar"/>
+        </w:rPr>
+        <w:t xml:space="preserve">python</w:t>
+      </w:r>
+      <w:r>
+        <w:t xml:space="preserve">). ffmpeg có sẵn trong PATH. pandoc + Chrome cho build docs.</w:t>
       </w:r>
     </w:p>
     <w:p>
@@ -8089,28 +8060,16 @@
         </w:numPr>
       </w:pPr>
       <w:r>
-        <w:t xml:space="preserve">Endpoint chỉ có trên web (token trả</w:t>
-      </w:r>
-      <w:r>
-        <w:t xml:space="preserve"> </w:t>
-      </w:r>
-      <w:r>
-        <w:rPr>
-          <w:rStyle w:val="VerbatimChar"/>
-        </w:rPr>
-        <w:t xml:space="preserve">code 1102 LoginErr</w:t>
-      </w:r>
-      <w:r>
-        <w:t xml:space="preserve">):</w:t>
-      </w:r>
-      <w:r>
-        <w:t xml:space="preserve"> </w:t>
-      </w:r>
-      <w:r>
-        <w:rPr>
-          <w:rStyle w:val="VerbatimChar"/>
-        </w:rPr>
-        <w:t xml:space="preserve">/kling/lip-sync</w:t>
+        <w:t xml:space="preserve">Token</w:t>
+      </w:r>
+      <w:r>
+        <w:t xml:space="preserve"> </w:t>
+      </w:r>
+      <w:r>
+        <w:rPr>
+          <w:rStyle w:val="VerbatimChar"/>
+        </w:rPr>
+        <w:t xml:space="preserve">CLIPAI_TOKEN</w:t>
       </w:r>
       <w:r>
         <w:t xml:space="preserve">,</w:t>
@@ -8122,46 +8081,13 @@
         <w:rPr>
           <w:rStyle w:val="VerbatimChar"/>
         </w:rPr>
-        <w:t xml:space="preserve">/kling/element-create|list</w:t>
-      </w:r>
-      <w:r>
-        <w:t xml:space="preserve">,</w:t>
-      </w:r>
-      <w:r>
-        <w:t xml:space="preserve"> </w:t>
-      </w:r>
-      <w:r>
-        <w:rPr>
-          <w:rStyle w:val="VerbatimChar"/>
-        </w:rPr>
-        <w:t xml:space="preserve">/kling/custom-voice-list</w:t>
-      </w:r>
-      <w:r>
-        <w:t xml:space="preserve">,</w:t>
-      </w:r>
-      <w:r>
-        <w:t xml:space="preserve"> </w:t>
-      </w:r>
-      <w:r>
-        <w:rPr>
-          <w:rStyle w:val="VerbatimChar"/>
-        </w:rPr>
-        <w:t xml:space="preserve">/sound/voice-actors/design|clone</w:t>
-      </w:r>
-      <w:r>
-        <w:t xml:space="preserve">,</w:t>
-      </w:r>
-      <w:r>
-        <w:t xml:space="preserve"> </w:t>
-      </w:r>
-      <w:r>
-        <w:rPr>
-          <w:rStyle w:val="VerbatimChar"/>
-        </w:rPr>
-        <w:t xml:space="preserve">/kling/motion-control</w:t>
-      </w:r>
-      <w:r>
-        <w:t xml:space="preserve">, Director Workspace →</w:t>
+        <w:t xml:space="preserve">DEEPIX_TOKEN</w:t>
+      </w:r>
+      <w:r>
+        <w:t xml:space="preserve"> </w:t>
+      </w:r>
+      <w:r>
+        <w:t xml:space="preserve">nằm trong biến môi trường người dùng —</w:t>
       </w:r>
       <w:r>
         <w:t xml:space="preserve"> </w:t>
@@ -8171,13 +8097,25 @@
           <w:b/>
           <w:bCs/>
         </w:rPr>
-        <w:t xml:space="preserve">không dùng</w:t>
-      </w:r>
-      <w:r>
-        <w:t xml:space="preserve"> </w:t>
-      </w:r>
-      <w:r>
-        <w:t xml:space="preserve">(quyết định 6).</w:t>
+        <w:t xml:space="preserve">không in, không ghi vào repo/log</w:t>
+      </w:r>
+      <w:r>
+        <w:t xml:space="preserve">. Claude cho Dashboard:</w:t>
+      </w:r>
+      <w:r>
+        <w:t xml:space="preserve"> </w:t>
+      </w:r>
+      <w:r>
+        <w:rPr>
+          <w:rStyle w:val="VerbatimChar"/>
+        </w:rPr>
+        <w:t xml:space="preserve">LLM_PROVIDER=claude_cli</w:t>
+      </w:r>
+      <w:r>
+        <w:t xml:space="preserve"> </w:t>
+      </w:r>
+      <w:r>
+        <w:t xml:space="preserve">(dùng chung hạn mức tài khoản).</w:t>
       </w:r>
     </w:p>
     <w:p>
@@ -8189,50 +8127,40 @@
         </w:numPr>
       </w:pPr>
       <w:r>
-        <w:t xml:space="preserve">Giọng có</w:t>
-      </w:r>
-      <w:r>
-        <w:t xml:space="preserve"> </w:t>
-      </w:r>
-      <w:r>
-        <w:rPr>
-          <w:rStyle w:val="VerbatimChar"/>
-        </w:rPr>
-        <w:t xml:space="preserve">vi</w:t>
-      </w:r>
-      <w:r>
-        <w:t xml:space="preserve"> </w:t>
-      </w:r>
-      <w:r>
-        <w:t xml:space="preserve">(5 giọng, id trùng 2 bản): Xinghe Jiang (30002/2, nam), Austin (30003/3, nam),</w:t>
-      </w:r>
-      <w:r>
-        <w:t xml:space="preserve"> </w:t>
-      </w:r>
-      <w:r>
-        <w:rPr>
-          <w:b/>
-          <w:bCs/>
-        </w:rPr>
-        <w:t xml:space="preserve">Arabella (30007/7, nữ)</w:t>
-      </w:r>
-      <w:r>
-        <w:t xml:space="preserve">, Ethan Zhang (30017/17, nam), Mark (30020/20, nam). Không có giọng gốc Việt. Truyền</w:t>
-      </w:r>
-      <w:r>
-        <w:t xml:space="preserve"> </w:t>
-      </w:r>
-      <w:r>
-        <w:rPr>
-          <w:rStyle w:val="VerbatimChar"/>
-        </w:rPr>
-        <w:t xml:space="preserve">language_code="vi"</w:t>
-      </w:r>
-      <w:r>
-        <w:t xml:space="preserve"> </w:t>
-      </w:r>
-      <w:r>
-        <w:t xml:space="preserve">cho TTS gây HTTP 400 → không truyền.</w:t>
+        <w:t xml:space="preserve">Kịch bản thử:</w:t>
+      </w:r>
+      <w:r>
+        <w:t xml:space="preserve"> </w:t>
+      </w:r>
+      <w:r>
+        <w:t xml:space="preserve">“KỊCH BẢN FREE FIRE: KENTA XUYÊN TƯỜNG CƯỚP KILL?!”</w:t>
+      </w:r>
+      <w:r>
+        <w:t xml:space="preserve"> </w:t>
+      </w:r>
+      <w:r>
+        <w:t xml:space="preserve">(3 cảnh, Kelly/Maxim/Kenta, 14 câu thoại,</w:t>
+      </w:r>
+      <w:r>
+        <w:t xml:space="preserve"> </w:t>
+      </w:r>
+      <w:r>
+        <w:t xml:space="preserve">“TEXT CUỐI”</w:t>
+      </w:r>
+      <w:r>
+        <w:t xml:space="preserve">). Nguyên văn ở</w:t>
+      </w:r>
+      <w:r>
+        <w:t xml:space="preserve"> </w:t>
+      </w:r>
+      <w:r>
+        <w:rPr>
+          <w:rStyle w:val="VerbatimChar"/>
+        </w:rPr>
+        <w:t xml:space="preserve">samples/kenta_xuyen_tuong_cuop_kill.txt</w:t>
+      </w:r>
+      <w:r>
+        <w:t xml:space="preserve">.</w:t>
       </w:r>
     </w:p>
     <w:p>
@@ -8244,35 +8172,47 @@
         </w:numPr>
       </w:pPr>
       <w:r>
-        <w:t xml:space="preserve">Độ dài tối thiểu: Kling 3s, Seedance 4s (</w:t>
-      </w:r>
-      <w:r>
-        <w:rPr>
-          <w:rStyle w:val="VerbatimChar"/>
-        </w:rPr>
-        <w:t xml:space="preserve">core/adapters/clipai.py::effective_duration</w:t>
-      </w:r>
-      <w:r>
-        <w:t xml:space="preserve">). Giá ước tính (USD/giây): Kling 0,08; Seedance 2.0 0,15; 2.0 Fast 0,12; 2.5 0,23 (</w:t>
-      </w:r>
-      <w:r>
-        <w:rPr>
-          <w:rStyle w:val="VerbatimChar"/>
-        </w:rPr>
-        <w:t xml:space="preserve">data/pricing.json</w:t>
-      </w:r>
-      <w:r>
-        <w:t xml:space="preserve">, chưa đo thật). Deepix chưa có giá.</w:t>
+        <w:t xml:space="preserve">Video Free Fire nội bộ trên máy:</w:t>
+      </w:r>
+      <w:r>
+        <w:t xml:space="preserve"> </w:t>
+      </w:r>
+      <w:r>
+        <w:rPr>
+          <w:rStyle w:val="VerbatimChar"/>
+        </w:rPr>
+        <w:t xml:space="preserve">D:/2026/OB55/</w:t>
+      </w:r>
+      <w:r>
+        <w:t xml:space="preserve"> </w:t>
+      </w:r>
+      <w:r>
+        <w:t xml:space="preserve">(combo Kenta, tình huống Kenta…),</w:t>
+      </w:r>
+      <w:r>
+        <w:t xml:space="preserve"> </w:t>
+      </w:r>
+      <w:r>
+        <w:rPr>
+          <w:rStyle w:val="VerbatimChar"/>
+        </w:rPr>
+        <w:t xml:space="preserve">D:/2025/</w:t>
+      </w:r>
+      <w:r>
+        <w:t xml:space="preserve"> </w:t>
+      </w:r>
+      <w:r>
+        <w:t xml:space="preserve">— dùng để phân tích, không đưa vào repo.</w:t>
       </w:r>
     </w:p>
     <w:bookmarkEnd w:id="31"/>
-    <w:bookmarkStart w:id="32" w:name="nghiên-cứu-video-youtube-gđ1"/>
+    <w:bookmarkStart w:id="32" w:name="sự-thật-về-api-tra-2026-09-23-chỉ-đọc"/>
     <w:p>
       <w:pPr>
         <w:pStyle w:val="Heading3"/>
       </w:pPr>
       <w:r>
-        <w:t xml:space="preserve">Nghiên cứu video YouTube (GĐ1)</w:t>
+        <w:t xml:space="preserve">Sự thật về API (tra 2026-09-23, chỉ đọc)</w:t>
       </w:r>
     </w:p>
     <w:p>
@@ -8284,23 +8224,178 @@
         </w:numPr>
       </w:pPr>
       <w:r>
-        <w:rPr>
-          <w:b/>
-          <w:bCs/>
-        </w:rPr>
-        <w:t xml:space="preserve">Trình duyệt tích hợp mở được YouTube</w:t>
-      </w:r>
-      <w:r>
-        <w:t xml:space="preserve">; tải bằng dòng lệnh (urllib) bị 404, chỉ RSS đọc được. Kênh: https://www.youtube.com/</w:t>
-      </w:r>
-      <w:r>
-        <w:t xml:space="preserve">@GarenaFreeFireVN/videos</w:t>
-      </w:r>
-      <w:r>
-        <w:t xml:space="preserve"> </w:t>
-      </w:r>
-      <w:r>
-        <w:t xml:space="preserve">(tab Popular để lấy video nhiều lượt xem).</w:t>
+        <w:t xml:space="preserve">Token dùng được 12 endpoint trong skill</w:t>
+      </w:r>
+      <w:r>
+        <w:t xml:space="preserve"> </w:t>
+      </w:r>
+      <w:r>
+        <w:rPr>
+          <w:rStyle w:val="VerbatimChar"/>
+        </w:rPr>
+        <w:t xml:space="preserve">clipai 1.3.1</w:t>
+      </w:r>
+      <w:r>
+        <w:t xml:space="preserve"> </w:t>
+      </w:r>
+      <w:r>
+        <w:t xml:space="preserve">(</w:t>
+      </w:r>
+      <w:r>
+        <w:rPr>
+          <w:rStyle w:val="VerbatimChar"/>
+        </w:rPr>
+        <w:t xml:space="preserve">Get this Skill to Claude/clipai-1.3.1/clipai/reference.md</w:t>
+      </w:r>
+      <w:r>
+        <w:t xml:space="preserve">): Kling Omni (có</w:t>
+      </w:r>
+      <w:r>
+        <w:t xml:space="preserve"> </w:t>
+      </w:r>
+      <w:r>
+        <w:rPr>
+          <w:rStyle w:val="VerbatimChar"/>
+        </w:rPr>
+        <w:t xml:space="preserve">multi_shot</w:t>
+      </w:r>
+      <w:r>
+        <w:t xml:space="preserve">/</w:t>
+      </w:r>
+      <w:r>
+        <w:rPr>
+          <w:rStyle w:val="VerbatimChar"/>
+        </w:rPr>
+        <w:t xml:space="preserve">multi_prompt</w:t>
+      </w:r>
+      <w:r>
+        <w:t xml:space="preserve">,</w:t>
+      </w:r>
+      <w:r>
+        <w:t xml:space="preserve"> </w:t>
+      </w:r>
+      <w:r>
+        <w:rPr>
+          <w:rStyle w:val="VerbatimChar"/>
+        </w:rPr>
+        <w:t xml:space="preserve">image_list</w:t>
+      </w:r>
+      <w:r>
+        <w:t xml:space="preserve"> </w:t>
+      </w:r>
+      <w:r>
+        <w:t xml:space="preserve">chỉ</w:t>
+      </w:r>
+      <w:r>
+        <w:t xml:space="preserve"> </w:t>
+      </w:r>
+      <w:r>
+        <w:rPr>
+          <w:rStyle w:val="VerbatimChar"/>
+        </w:rPr>
+        <w:t xml:space="preserve">first_frame</w:t>
+      </w:r>
+      <w:r>
+        <w:t xml:space="preserve">,</w:t>
+      </w:r>
+      <w:r>
+        <w:t xml:space="preserve"> </w:t>
+      </w:r>
+      <w:r>
+        <w:rPr>
+          <w:rStyle w:val="VerbatimChar"/>
+        </w:rPr>
+        <w:t xml:space="preserve">element_list</w:t>
+      </w:r>
+      <w:r>
+        <w:t xml:space="preserve"> </w:t>
+      </w:r>
+      <w:r>
+        <w:t xml:space="preserve">— nhưng tạo Element chỉ trên web), Seedance (</w:t>
+      </w:r>
+      <w:r>
+        <w:rPr>
+          <w:rStyle w:val="VerbatimChar"/>
+        </w:rPr>
+        <w:t xml:space="preserve">content</w:t>
+      </w:r>
+      <w:r>
+        <w:t xml:space="preserve"> </w:t>
+      </w:r>
+      <w:r>
+        <w:t xml:space="preserve">với role</w:t>
+      </w:r>
+      <w:r>
+        <w:t xml:space="preserve"> </w:t>
+      </w:r>
+      <w:r>
+        <w:rPr>
+          <w:rStyle w:val="VerbatimChar"/>
+        </w:rPr>
+        <w:t xml:space="preserve">first_frame</w:t>
+      </w:r>
+      <w:r>
+        <w:t xml:space="preserve"> </w:t>
+      </w:r>
+      <w:r>
+        <w:t xml:space="preserve">/</w:t>
+      </w:r>
+      <w:r>
+        <w:t xml:space="preserve"> </w:t>
+      </w:r>
+      <w:r>
+        <w:rPr>
+          <w:rStyle w:val="VerbatimChar"/>
+        </w:rPr>
+        <w:t xml:space="preserve">last_frame</w:t>
+      </w:r>
+      <w:r>
+        <w:t xml:space="preserve"> </w:t>
+      </w:r>
+      <w:r>
+        <w:t xml:space="preserve">/</w:t>
+      </w:r>
+      <w:r>
+        <w:t xml:space="preserve"> </w:t>
+      </w:r>
+      <w:r>
+        <w:rPr>
+          <w:rStyle w:val="VerbatimChar"/>
+        </w:rPr>
+        <w:t xml:space="preserve">reference_image</w:t>
+      </w:r>
+      <w:r>
+        <w:t xml:space="preserve"> </w:t>
+      </w:r>
+      <w:r>
+        <w:t xml:space="preserve">/</w:t>
+      </w:r>
+      <w:r>
+        <w:t xml:space="preserve"> </w:t>
+      </w:r>
+      <w:r>
+        <w:rPr>
+          <w:rStyle w:val="VerbatimChar"/>
+        </w:rPr>
+        <w:t xml:space="preserve">reference_video</w:t>
+      </w:r>
+      <w:r>
+        <w:t xml:space="preserve"> </w:t>
+      </w:r>
+      <w:r>
+        <w:t xml:space="preserve">/</w:t>
+      </w:r>
+      <w:r>
+        <w:t xml:space="preserve"> </w:t>
+      </w:r>
+      <w:r>
+        <w:rPr>
+          <w:rStyle w:val="VerbatimChar"/>
+        </w:rPr>
+        <w:t xml:space="preserve">reference_audio</w:t>
+      </w:r>
+      <w:r>
+        <w:t xml:space="preserve">; 2.0 dài 4–15s, 2.5 dài 4–30s; 480p/720p), video-list, âm thanh (TTS/SFX/nhạc, voice-actors), kho chủ thể Seedance.</w:t>
       </w:r>
     </w:p>
     <w:p>
@@ -8312,2055 +8407,190 @@
         </w:numPr>
       </w:pPr>
       <w:r>
-        <w:t xml:space="preserve">Cách đã chạy được trên</w:t>
-      </w:r>
-      <w:r>
-        <w:t xml:space="preserve"> </w:t>
-      </w:r>
-      <w:r>
-        <w:t xml:space="preserve">“Kenta’s Obsession”</w:t>
-      </w:r>
-      <w:r>
-        <w:t xml:space="preserve"> </w:t>
-      </w:r>
-      <w:r>
-        <w:t xml:space="preserve">(https://www.youtube.com/watch?v=cUQ1PhwvfAE): mở trang video, rồi chạy JS (từng đoạn ≤ 20 giây video mỗi lần gọi vì giới hạn 45 giây của công cụ):</w:t>
-      </w:r>
-    </w:p>
-    <w:p>
-      <w:pPr>
-        <w:pStyle w:val="SourceCode"/>
-      </w:pPr>
-      <w:r>
-        <w:rPr>
-          <w:rStyle w:val="BuiltInTok"/>
-        </w:rPr>
-        <w:t xml:space="preserve">window</w:t>
-      </w:r>
-      <w:r>
-        <w:rPr>
-          <w:rStyle w:val="OperatorTok"/>
-        </w:rPr>
-        <w:t xml:space="preserve">.</w:t>
-      </w:r>
-      <w:r>
-        <w:rPr>
-          <w:rStyle w:val="AttributeTok"/>
-        </w:rPr>
-        <w:t xml:space="preserve">__scan</w:t>
-      </w:r>
-      <w:r>
-        <w:rPr>
-          <w:rStyle w:val="NormalTok"/>
-        </w:rPr>
-        <w:t xml:space="preserve"> </w:t>
-      </w:r>
-      <w:r>
-        <w:rPr>
-          <w:rStyle w:val="OperatorTok"/>
-        </w:rPr>
-        <w:t xml:space="preserve">=</w:t>
-      </w:r>
-      <w:r>
-        <w:rPr>
-          <w:rStyle w:val="NormalTok"/>
-        </w:rPr>
-        <w:t xml:space="preserve"> </w:t>
-      </w:r>
-      <w:r>
-        <w:rPr>
-          <w:rStyle w:val="KeywordTok"/>
-        </w:rPr>
-        <w:t xml:space="preserve">async</w:t>
-      </w:r>
-      <w:r>
-        <w:rPr>
-          <w:rStyle w:val="NormalTok"/>
-        </w:rPr>
-        <w:t xml:space="preserve"> </w:t>
-      </w:r>
-      <w:r>
-        <w:rPr>
-          <w:rStyle w:val="KeywordTok"/>
-        </w:rPr>
-        <w:t xml:space="preserve">function</w:t>
-      </w:r>
-      <w:r>
-        <w:rPr>
-          <w:rStyle w:val="NormalTok"/>
-        </w:rPr>
-        <w:t xml:space="preserve">(</w:t>
-      </w:r>
-      <w:r>
-        <w:rPr>
-          <w:rStyle w:val="ImportTok"/>
-        </w:rPr>
-        <w:t xml:space="preserve">from</w:t>
-      </w:r>
-      <w:r>
-        <w:rPr>
-          <w:rStyle w:val="OperatorTok"/>
-        </w:rPr>
+        <w:t xml:space="preserve">Endpoint chỉ có trên web (token trả</w:t>
+      </w:r>
+      <w:r>
+        <w:t xml:space="preserve"> </w:t>
+      </w:r>
+      <w:r>
+        <w:rPr>
+          <w:rStyle w:val="VerbatimChar"/>
+        </w:rPr>
+        <w:t xml:space="preserve">code 1102 LoginErr</w:t>
+      </w:r>
+      <w:r>
+        <w:t xml:space="preserve">):</w:t>
+      </w:r>
+      <w:r>
+        <w:t xml:space="preserve"> </w:t>
+      </w:r>
+      <w:r>
+        <w:rPr>
+          <w:rStyle w:val="VerbatimChar"/>
+        </w:rPr>
+        <w:t xml:space="preserve">/kling/lip-sync</w:t>
+      </w:r>
+      <w:r>
         <w:t xml:space="preserve">,</w:t>
       </w:r>
       <w:r>
-        <w:rPr>
-          <w:rStyle w:val="NormalTok"/>
-        </w:rPr>
-        <w:t xml:space="preserve"> to</w:t>
-      </w:r>
-      <w:r>
-        <w:rPr>
-          <w:rStyle w:val="OperatorTok"/>
-        </w:rPr>
+        <w:t xml:space="preserve"> </w:t>
+      </w:r>
+      <w:r>
+        <w:rPr>
+          <w:rStyle w:val="VerbatimChar"/>
+        </w:rPr>
+        <w:t xml:space="preserve">/kling/element-create|list</w:t>
+      </w:r>
+      <w:r>
         <w:t xml:space="preserve">,</w:t>
       </w:r>
       <w:r>
-        <w:rPr>
-          <w:rStyle w:val="NormalTok"/>
-        </w:rPr>
-        <w:t xml:space="preserve"> step){</w:t>
-      </w:r>
-      <w:r>
-        <w:br/>
-      </w:r>
-      <w:r>
-        <w:rPr>
-          <w:rStyle w:val="NormalTok"/>
-        </w:rPr>
-        <w:t xml:space="preserve">  </w:t>
-      </w:r>
-      <w:r>
-        <w:rPr>
-          <w:rStyle w:val="KeywordTok"/>
-        </w:rPr>
-        <w:t xml:space="preserve">const</w:t>
-      </w:r>
-      <w:r>
-        <w:rPr>
-          <w:rStyle w:val="NormalTok"/>
-        </w:rPr>
-        <w:t xml:space="preserve"> v</w:t>
-      </w:r>
-      <w:r>
-        <w:rPr>
-          <w:rStyle w:val="OperatorTok"/>
-        </w:rPr>
-        <w:t xml:space="preserve">=</w:t>
-      </w:r>
-      <w:r>
-        <w:rPr>
-          <w:rStyle w:val="BuiltInTok"/>
-        </w:rPr>
-        <w:t xml:space="preserve">document</w:t>
-      </w:r>
-      <w:r>
-        <w:rPr>
-          <w:rStyle w:val="OperatorTok"/>
-        </w:rPr>
-        <w:t xml:space="preserve">.</w:t>
-      </w:r>
-      <w:r>
-        <w:rPr>
-          <w:rStyle w:val="FunctionTok"/>
-        </w:rPr>
-        <w:t xml:space="preserve">querySelector</w:t>
-      </w:r>
-      <w:r>
-        <w:rPr>
-          <w:rStyle w:val="NormalTok"/>
-        </w:rPr>
-        <w:t xml:space="preserve">(</w:t>
-      </w:r>
-      <w:r>
-        <w:rPr>
-          <w:rStyle w:val="StringTok"/>
-        </w:rPr>
-        <w:t xml:space="preserve">'video'</w:t>
-      </w:r>
-      <w:r>
-        <w:rPr>
-          <w:rStyle w:val="NormalTok"/>
-        </w:rPr>
-        <w:t xml:space="preserve">)</w:t>
-      </w:r>
-      <w:r>
-        <w:rPr>
-          <w:rStyle w:val="OperatorTok"/>
-        </w:rPr>
-        <w:t xml:space="preserve">;</w:t>
-      </w:r>
-      <w:r>
-        <w:rPr>
-          <w:rStyle w:val="NormalTok"/>
-        </w:rPr>
-        <w:t xml:space="preserve"> v</w:t>
-      </w:r>
-      <w:r>
-        <w:rPr>
-          <w:rStyle w:val="OperatorTok"/>
-        </w:rPr>
-        <w:t xml:space="preserve">.</w:t>
-      </w:r>
-      <w:r>
-        <w:rPr>
-          <w:rStyle w:val="AttributeTok"/>
-        </w:rPr>
-        <w:t xml:space="preserve">muted</w:t>
-      </w:r>
-      <w:r>
-        <w:rPr>
-          <w:rStyle w:val="OperatorTok"/>
-        </w:rPr>
-        <w:t xml:space="preserve">=</w:t>
-      </w:r>
-      <w:r>
-        <w:rPr>
-          <w:rStyle w:val="KeywordTok"/>
-        </w:rPr>
-        <w:t xml:space="preserve">true</w:t>
-      </w:r>
-      <w:r>
-        <w:rPr>
-          <w:rStyle w:val="OperatorTok"/>
-        </w:rPr>
-        <w:t xml:space="preserve">;</w:t>
-      </w:r>
-      <w:r>
-        <w:rPr>
-          <w:rStyle w:val="NormalTok"/>
-        </w:rPr>
-        <w:t xml:space="preserve"> v</w:t>
-      </w:r>
-      <w:r>
-        <w:rPr>
-          <w:rStyle w:val="OperatorTok"/>
-        </w:rPr>
-        <w:t xml:space="preserve">.</w:t>
-      </w:r>
-      <w:r>
-        <w:rPr>
-          <w:rStyle w:val="FunctionTok"/>
-        </w:rPr>
-        <w:t xml:space="preserve">pause</w:t>
-      </w:r>
-      <w:r>
-        <w:rPr>
-          <w:rStyle w:val="NormalTok"/>
-        </w:rPr>
-        <w:t xml:space="preserve">()</w:t>
-      </w:r>
-      <w:r>
-        <w:rPr>
-          <w:rStyle w:val="OperatorTok"/>
-        </w:rPr>
-        <w:t xml:space="preserve">;</w:t>
-      </w:r>
-      <w:r>
-        <w:br/>
-      </w:r>
-      <w:r>
-        <w:rPr>
-          <w:rStyle w:val="NormalTok"/>
-        </w:rPr>
-        <w:t xml:space="preserve">  </w:t>
-      </w:r>
-      <w:r>
-        <w:rPr>
-          <w:rStyle w:val="KeywordTok"/>
-        </w:rPr>
-        <w:t xml:space="preserve">const</w:t>
-      </w:r>
-      <w:r>
-        <w:rPr>
-          <w:rStyle w:val="NormalTok"/>
-        </w:rPr>
-        <w:t xml:space="preserve"> c</w:t>
-      </w:r>
-      <w:r>
-        <w:rPr>
-          <w:rStyle w:val="OperatorTok"/>
-        </w:rPr>
-        <w:t xml:space="preserve">=</w:t>
-      </w:r>
-      <w:r>
-        <w:rPr>
-          <w:rStyle w:val="BuiltInTok"/>
-        </w:rPr>
-        <w:t xml:space="preserve">document</w:t>
-      </w:r>
-      <w:r>
-        <w:rPr>
-          <w:rStyle w:val="OperatorTok"/>
-        </w:rPr>
-        <w:t xml:space="preserve">.</w:t>
-      </w:r>
-      <w:r>
-        <w:rPr>
-          <w:rStyle w:val="FunctionTok"/>
-        </w:rPr>
-        <w:t xml:space="preserve">createElement</w:t>
-      </w:r>
-      <w:r>
-        <w:rPr>
-          <w:rStyle w:val="NormalTok"/>
-        </w:rPr>
-        <w:t xml:space="preserve">(</w:t>
-      </w:r>
-      <w:r>
-        <w:rPr>
-          <w:rStyle w:val="StringTok"/>
-        </w:rPr>
-        <w:t xml:space="preserve">'canvas'</w:t>
-      </w:r>
-      <w:r>
-        <w:rPr>
-          <w:rStyle w:val="NormalTok"/>
-        </w:rPr>
-        <w:t xml:space="preserve">)</w:t>
-      </w:r>
-      <w:r>
-        <w:rPr>
-          <w:rStyle w:val="OperatorTok"/>
-        </w:rPr>
-        <w:t xml:space="preserve">;</w:t>
-      </w:r>
-      <w:r>
-        <w:rPr>
-          <w:rStyle w:val="NormalTok"/>
-        </w:rPr>
-        <w:t xml:space="preserve"> c</w:t>
-      </w:r>
-      <w:r>
-        <w:rPr>
-          <w:rStyle w:val="OperatorTok"/>
-        </w:rPr>
-        <w:t xml:space="preserve">.</w:t>
-      </w:r>
-      <w:r>
-        <w:rPr>
-          <w:rStyle w:val="AttributeTok"/>
-        </w:rPr>
-        <w:t xml:space="preserve">width</w:t>
-      </w:r>
-      <w:r>
-        <w:rPr>
-          <w:rStyle w:val="OperatorTok"/>
-        </w:rPr>
-        <w:t xml:space="preserve">=</w:t>
-      </w:r>
-      <w:r>
-        <w:rPr>
-          <w:rStyle w:val="DecValTok"/>
-        </w:rPr>
-        <w:t xml:space="preserve">48</w:t>
-      </w:r>
-      <w:r>
-        <w:rPr>
-          <w:rStyle w:val="OperatorTok"/>
-        </w:rPr>
-        <w:t xml:space="preserve">;</w:t>
-      </w:r>
-      <w:r>
-        <w:rPr>
-          <w:rStyle w:val="NormalTok"/>
-        </w:rPr>
-        <w:t xml:space="preserve"> c</w:t>
-      </w:r>
-      <w:r>
-        <w:rPr>
-          <w:rStyle w:val="OperatorTok"/>
-        </w:rPr>
-        <w:t xml:space="preserve">.</w:t>
-      </w:r>
-      <w:r>
-        <w:rPr>
-          <w:rStyle w:val="AttributeTok"/>
-        </w:rPr>
-        <w:t xml:space="preserve">height</w:t>
-      </w:r>
-      <w:r>
-        <w:rPr>
-          <w:rStyle w:val="OperatorTok"/>
-        </w:rPr>
-        <w:t xml:space="preserve">=</w:t>
-      </w:r>
-      <w:r>
-        <w:rPr>
-          <w:rStyle w:val="DecValTok"/>
-        </w:rPr>
-        <w:t xml:space="preserve">27</w:t>
-      </w:r>
-      <w:r>
-        <w:rPr>
-          <w:rStyle w:val="OperatorTok"/>
-        </w:rPr>
-        <w:t xml:space="preserve">;</w:t>
-      </w:r>
-      <w:r>
-        <w:br/>
-      </w:r>
-      <w:r>
-        <w:rPr>
-          <w:rStyle w:val="NormalTok"/>
-        </w:rPr>
-        <w:t xml:space="preserve">  </w:t>
-      </w:r>
-      <w:r>
-        <w:rPr>
-          <w:rStyle w:val="KeywordTok"/>
-        </w:rPr>
-        <w:t xml:space="preserve">const</w:t>
-      </w:r>
-      <w:r>
-        <w:rPr>
-          <w:rStyle w:val="NormalTok"/>
-        </w:rPr>
-        <w:t xml:space="preserve"> x</w:t>
-      </w:r>
-      <w:r>
-        <w:rPr>
-          <w:rStyle w:val="OperatorTok"/>
-        </w:rPr>
-        <w:t xml:space="preserve">=</w:t>
-      </w:r>
-      <w:r>
-        <w:rPr>
-          <w:rStyle w:val="NormalTok"/>
-        </w:rPr>
-        <w:t xml:space="preserve">c</w:t>
-      </w:r>
-      <w:r>
-        <w:rPr>
-          <w:rStyle w:val="OperatorTok"/>
-        </w:rPr>
-        <w:t xml:space="preserve">.</w:t>
-      </w:r>
-      <w:r>
-        <w:rPr>
-          <w:rStyle w:val="FunctionTok"/>
-        </w:rPr>
-        <w:t xml:space="preserve">getContext</w:t>
-      </w:r>
-      <w:r>
-        <w:rPr>
-          <w:rStyle w:val="NormalTok"/>
-        </w:rPr>
-        <w:t xml:space="preserve">(</w:t>
-      </w:r>
-      <w:r>
-        <w:rPr>
-          <w:rStyle w:val="StringTok"/>
-        </w:rPr>
-        <w:t xml:space="preserve">'2d'</w:t>
-      </w:r>
-      <w:r>
-        <w:rPr>
-          <w:rStyle w:val="OperatorTok"/>
-        </w:rPr>
+        <w:t xml:space="preserve"> </w:t>
+      </w:r>
+      <w:r>
+        <w:rPr>
+          <w:rStyle w:val="VerbatimChar"/>
+        </w:rPr>
+        <w:t xml:space="preserve">/kling/custom-voice-list</w:t>
+      </w:r>
+      <w:r>
         <w:t xml:space="preserve">,</w:t>
       </w:r>
       <w:r>
-        <w:rPr>
-          <w:rStyle w:val="NormalTok"/>
-        </w:rPr>
-        <w:t xml:space="preserve">{</w:t>
-      </w:r>
-      <w:r>
-        <w:rPr>
-          <w:rStyle w:val="DataTypeTok"/>
-        </w:rPr>
-        <w:t xml:space="preserve">willReadFrequently</w:t>
-      </w:r>
-      <w:r>
-        <w:rPr>
-          <w:rStyle w:val="OperatorTok"/>
-        </w:rPr>
-        <w:t xml:space="preserve">:</w:t>
-      </w:r>
-      <w:r>
-        <w:rPr>
-          <w:rStyle w:val="KeywordTok"/>
-        </w:rPr>
-        <w:t xml:space="preserve">true</w:t>
-      </w:r>
-      <w:r>
-        <w:rPr>
-          <w:rStyle w:val="NormalTok"/>
-        </w:rPr>
-        <w:t xml:space="preserve">})</w:t>
-      </w:r>
-      <w:r>
-        <w:rPr>
-          <w:rStyle w:val="OperatorTok"/>
-        </w:rPr>
-        <w:t xml:space="preserve">;</w:t>
-      </w:r>
-      <w:r>
-        <w:br/>
-      </w:r>
-      <w:r>
-        <w:rPr>
-          <w:rStyle w:val="NormalTok"/>
-        </w:rPr>
-        <w:t xml:space="preserve">  </w:t>
-      </w:r>
-      <w:r>
-        <w:rPr>
-          <w:rStyle w:val="BuiltInTok"/>
-        </w:rPr>
-        <w:t xml:space="preserve">window</w:t>
-      </w:r>
-      <w:r>
-        <w:rPr>
-          <w:rStyle w:val="OperatorTok"/>
-        </w:rPr>
-        <w:t xml:space="preserve">.</w:t>
-      </w:r>
-      <w:r>
-        <w:rPr>
-          <w:rStyle w:val="AttributeTok"/>
-        </w:rPr>
-        <w:t xml:space="preserve">__diffs</w:t>
-      </w:r>
-      <w:r>
-        <w:rPr>
-          <w:rStyle w:val="OperatorTok"/>
-        </w:rPr>
-        <w:t xml:space="preserve">=</w:t>
-      </w:r>
-      <w:r>
-        <w:rPr>
-          <w:rStyle w:val="BuiltInTok"/>
-        </w:rPr>
-        <w:t xml:space="preserve">window</w:t>
-      </w:r>
-      <w:r>
-        <w:rPr>
-          <w:rStyle w:val="OperatorTok"/>
-        </w:rPr>
-        <w:t xml:space="preserve">.</w:t>
-      </w:r>
-      <w:r>
-        <w:rPr>
-          <w:rStyle w:val="AttributeTok"/>
-        </w:rPr>
-        <w:t xml:space="preserve">__diffs</w:t>
-      </w:r>
-      <w:r>
-        <w:rPr>
-          <w:rStyle w:val="OperatorTok"/>
-        </w:rPr>
-        <w:t xml:space="preserve">||</w:t>
-      </w:r>
-      <w:r>
-        <w:rPr>
-          <w:rStyle w:val="NormalTok"/>
-        </w:rPr>
-        <w:t xml:space="preserve">[]</w:t>
-      </w:r>
-      <w:r>
-        <w:rPr>
-          <w:rStyle w:val="OperatorTok"/>
-        </w:rPr>
-        <w:t xml:space="preserve">;</w:t>
-      </w:r>
-      <w:r>
-        <w:rPr>
-          <w:rStyle w:val="NormalTok"/>
-        </w:rPr>
-        <w:t xml:space="preserve"> </w:t>
-      </w:r>
-      <w:r>
-        <w:rPr>
-          <w:rStyle w:val="KeywordTok"/>
-        </w:rPr>
-        <w:t xml:space="preserve">let</w:t>
-      </w:r>
-      <w:r>
-        <w:rPr>
-          <w:rStyle w:val="NormalTok"/>
-        </w:rPr>
-        <w:t xml:space="preserve"> prev</w:t>
-      </w:r>
-      <w:r>
-        <w:rPr>
-          <w:rStyle w:val="OperatorTok"/>
-        </w:rPr>
-        <w:t xml:space="preserve">=</w:t>
-      </w:r>
-      <w:r>
-        <w:rPr>
-          <w:rStyle w:val="BuiltInTok"/>
-        </w:rPr>
-        <w:t xml:space="preserve">window</w:t>
-      </w:r>
-      <w:r>
-        <w:rPr>
-          <w:rStyle w:val="OperatorTok"/>
-        </w:rPr>
-        <w:t xml:space="preserve">.</w:t>
-      </w:r>
-      <w:r>
-        <w:rPr>
-          <w:rStyle w:val="AttributeTok"/>
-        </w:rPr>
-        <w:t xml:space="preserve">__prev</w:t>
-      </w:r>
-      <w:r>
-        <w:rPr>
-          <w:rStyle w:val="OperatorTok"/>
-        </w:rPr>
-        <w:t xml:space="preserve">||</w:t>
-      </w:r>
-      <w:r>
-        <w:rPr>
-          <w:rStyle w:val="KeywordTok"/>
-        </w:rPr>
-        <w:t xml:space="preserve">null</w:t>
-      </w:r>
-      <w:r>
-        <w:rPr>
-          <w:rStyle w:val="OperatorTok"/>
-        </w:rPr>
-        <w:t xml:space="preserve">;</w:t>
-      </w:r>
-      <w:r>
-        <w:br/>
-      </w:r>
-      <w:r>
-        <w:rPr>
-          <w:rStyle w:val="NormalTok"/>
-        </w:rPr>
-        <w:t xml:space="preserve">  </w:t>
-      </w:r>
-      <w:r>
-        <w:rPr>
-          <w:rStyle w:val="ControlFlowTok"/>
-        </w:rPr>
-        <w:t xml:space="preserve">for</w:t>
-      </w:r>
-      <w:r>
-        <w:rPr>
-          <w:rStyle w:val="NormalTok"/>
-        </w:rPr>
-        <w:t xml:space="preserve">(</w:t>
-      </w:r>
-      <w:r>
-        <w:rPr>
-          <w:rStyle w:val="KeywordTok"/>
-        </w:rPr>
-        <w:t xml:space="preserve">let</w:t>
-      </w:r>
-      <w:r>
-        <w:rPr>
-          <w:rStyle w:val="NormalTok"/>
-        </w:rPr>
-        <w:t xml:space="preserve"> t</w:t>
-      </w:r>
-      <w:r>
-        <w:rPr>
-          <w:rStyle w:val="OperatorTok"/>
-        </w:rPr>
-        <w:t xml:space="preserve">=</w:t>
-      </w:r>
-      <w:r>
-        <w:rPr>
-          <w:rStyle w:val="ImportTok"/>
-        </w:rPr>
-        <w:t xml:space="preserve">from</w:t>
-      </w:r>
-      <w:r>
-        <w:rPr>
-          <w:rStyle w:val="OperatorTok"/>
-        </w:rPr>
-        <w:t xml:space="preserve">;</w:t>
-      </w:r>
-      <w:r>
-        <w:rPr>
-          <w:rStyle w:val="NormalTok"/>
-        </w:rPr>
-        <w:t xml:space="preserve">t</w:t>
-      </w:r>
-      <w:r>
-        <w:rPr>
-          <w:rStyle w:val="OperatorTok"/>
-        </w:rPr>
-        <w:t xml:space="preserve">&lt;</w:t>
-      </w:r>
-      <w:r>
-        <w:rPr>
-          <w:rStyle w:val="NormalTok"/>
-        </w:rPr>
-        <w:t xml:space="preserve">to</w:t>
-      </w:r>
-      <w:r>
-        <w:rPr>
-          <w:rStyle w:val="OperatorTok"/>
-        </w:rPr>
-        <w:t xml:space="preserve">;</w:t>
-      </w:r>
-      <w:r>
-        <w:rPr>
-          <w:rStyle w:val="NormalTok"/>
-        </w:rPr>
-        <w:t xml:space="preserve">t</w:t>
-      </w:r>
-      <w:r>
-        <w:rPr>
-          <w:rStyle w:val="OperatorTok"/>
-        </w:rPr>
-        <w:t xml:space="preserve">+=</w:t>
-      </w:r>
-      <w:r>
-        <w:rPr>
-          <w:rStyle w:val="NormalTok"/>
-        </w:rPr>
-        <w:t xml:space="preserve">step){</w:t>
-      </w:r>
-      <w:r>
-        <w:br/>
-      </w:r>
-      <w:r>
-        <w:rPr>
-          <w:rStyle w:val="NormalTok"/>
-        </w:rPr>
-        <w:t xml:space="preserve">    </w:t>
-      </w:r>
-      <w:r>
-        <w:rPr>
-          <w:rStyle w:val="ControlFlowTok"/>
-        </w:rPr>
-        <w:t xml:space="preserve">await</w:t>
-      </w:r>
-      <w:r>
-        <w:rPr>
-          <w:rStyle w:val="NormalTok"/>
-        </w:rPr>
-        <w:t xml:space="preserve"> </w:t>
-      </w:r>
-      <w:r>
-        <w:rPr>
-          <w:rStyle w:val="KeywordTok"/>
-        </w:rPr>
-        <w:t xml:space="preserve">new</w:t>
-      </w:r>
-      <w:r>
-        <w:rPr>
-          <w:rStyle w:val="NormalTok"/>
-        </w:rPr>
-        <w:t xml:space="preserve"> </w:t>
-      </w:r>
-      <w:r>
-        <w:rPr>
-          <w:rStyle w:val="BuiltInTok"/>
-        </w:rPr>
-        <w:t xml:space="preserve">Promise</w:t>
-      </w:r>
-      <w:r>
-        <w:rPr>
-          <w:rStyle w:val="NormalTok"/>
-        </w:rPr>
-        <w:t xml:space="preserve">(r</w:t>
-      </w:r>
-      <w:r>
-        <w:rPr>
-          <w:rStyle w:val="KeywordTok"/>
-        </w:rPr>
-        <w:t xml:space="preserve">=&gt;</w:t>
-      </w:r>
-      <w:r>
-        <w:rPr>
-          <w:rStyle w:val="NormalTok"/>
-        </w:rPr>
-        <w:t xml:space="preserve">{</w:t>
-      </w:r>
-      <w:r>
-        <w:rPr>
-          <w:rStyle w:val="KeywordTok"/>
-        </w:rPr>
-        <w:t xml:space="preserve">const</w:t>
-      </w:r>
-      <w:r>
-        <w:rPr>
-          <w:rStyle w:val="NormalTok"/>
-        </w:rPr>
-        <w:t xml:space="preserve"> h</w:t>
-      </w:r>
-      <w:r>
-        <w:rPr>
-          <w:rStyle w:val="OperatorTok"/>
-        </w:rPr>
-        <w:t xml:space="preserve">=</w:t>
-      </w:r>
-      <w:r>
-        <w:rPr>
-          <w:rStyle w:val="NormalTok"/>
-        </w:rPr>
-        <w:t xml:space="preserve">()</w:t>
-      </w:r>
-      <w:r>
-        <w:rPr>
-          <w:rStyle w:val="KeywordTok"/>
-        </w:rPr>
-        <w:t xml:space="preserve">=&gt;</w:t>
-      </w:r>
-      <w:r>
-        <w:rPr>
-          <w:rStyle w:val="NormalTok"/>
-        </w:rPr>
-        <w:t xml:space="preserve">{v</w:t>
-      </w:r>
-      <w:r>
-        <w:rPr>
-          <w:rStyle w:val="OperatorTok"/>
-        </w:rPr>
-        <w:t xml:space="preserve">.</w:t>
-      </w:r>
-      <w:r>
-        <w:rPr>
-          <w:rStyle w:val="FunctionTok"/>
-        </w:rPr>
-        <w:t xml:space="preserve">removeEventListener</w:t>
-      </w:r>
-      <w:r>
-        <w:rPr>
-          <w:rStyle w:val="NormalTok"/>
-        </w:rPr>
-        <w:t xml:space="preserve">(</w:t>
-      </w:r>
-      <w:r>
-        <w:rPr>
-          <w:rStyle w:val="StringTok"/>
-        </w:rPr>
-        <w:t xml:space="preserve">'seeked'</w:t>
-      </w:r>
-      <w:r>
-        <w:rPr>
-          <w:rStyle w:val="OperatorTok"/>
-        </w:rPr>
+        <w:t xml:space="preserve"> </w:t>
+      </w:r>
+      <w:r>
+        <w:rPr>
+          <w:rStyle w:val="VerbatimChar"/>
+        </w:rPr>
+        <w:t xml:space="preserve">/sound/voice-actors/design|clone</w:t>
+      </w:r>
+      <w:r>
         <w:t xml:space="preserve">,</w:t>
       </w:r>
       <w:r>
-        <w:rPr>
-          <w:rStyle w:val="NormalTok"/>
-        </w:rPr>
-        <w:t xml:space="preserve">h)</w:t>
-      </w:r>
-      <w:r>
-        <w:rPr>
-          <w:rStyle w:val="OperatorTok"/>
-        </w:rPr>
-        <w:t xml:space="preserve">;</w:t>
-      </w:r>
-      <w:r>
-        <w:rPr>
-          <w:rStyle w:val="FunctionTok"/>
-        </w:rPr>
-        <w:t xml:space="preserve">r</w:t>
-      </w:r>
-      <w:r>
-        <w:rPr>
-          <w:rStyle w:val="NormalTok"/>
-        </w:rPr>
-        <w:t xml:space="preserve">()}</w:t>
-      </w:r>
-      <w:r>
-        <w:rPr>
-          <w:rStyle w:val="OperatorTok"/>
-        </w:rPr>
-        <w:t xml:space="preserve">;</w:t>
-      </w:r>
-      <w:r>
-        <w:rPr>
-          <w:rStyle w:val="NormalTok"/>
-        </w:rPr>
-        <w:t xml:space="preserve"> v</w:t>
-      </w:r>
-      <w:r>
-        <w:rPr>
-          <w:rStyle w:val="OperatorTok"/>
-        </w:rPr>
-        <w:t xml:space="preserve">.</w:t>
-      </w:r>
-      <w:r>
-        <w:rPr>
-          <w:rStyle w:val="FunctionTok"/>
-        </w:rPr>
-        <w:t xml:space="preserve">addEventListener</w:t>
-      </w:r>
-      <w:r>
-        <w:rPr>
-          <w:rStyle w:val="NormalTok"/>
-        </w:rPr>
-        <w:t xml:space="preserve">(</w:t>
-      </w:r>
-      <w:r>
-        <w:rPr>
-          <w:rStyle w:val="StringTok"/>
-        </w:rPr>
-        <w:t xml:space="preserve">'seeked'</w:t>
-      </w:r>
-      <w:r>
-        <w:rPr>
-          <w:rStyle w:val="OperatorTok"/>
-        </w:rPr>
-        <w:t xml:space="preserve">,</w:t>
-      </w:r>
-      <w:r>
-        <w:rPr>
-          <w:rStyle w:val="NormalTok"/>
-        </w:rPr>
-        <w:t xml:space="preserve">h)</w:t>
-      </w:r>
-      <w:r>
-        <w:rPr>
-          <w:rStyle w:val="OperatorTok"/>
-        </w:rPr>
-        <w:t xml:space="preserve">;</w:t>
-      </w:r>
-      <w:r>
-        <w:rPr>
-          <w:rStyle w:val="NormalTok"/>
-        </w:rPr>
-        <w:t xml:space="preserve"> v</w:t>
-      </w:r>
-      <w:r>
-        <w:rPr>
-          <w:rStyle w:val="OperatorTok"/>
-        </w:rPr>
-        <w:t xml:space="preserve">.</w:t>
-      </w:r>
-      <w:r>
-        <w:rPr>
-          <w:rStyle w:val="AttributeTok"/>
-        </w:rPr>
-        <w:t xml:space="preserve">currentTime</w:t>
-      </w:r>
-      <w:r>
-        <w:rPr>
-          <w:rStyle w:val="OperatorTok"/>
-        </w:rPr>
-        <w:t xml:space="preserve">=</w:t>
-      </w:r>
-      <w:r>
-        <w:rPr>
-          <w:rStyle w:val="NormalTok"/>
-        </w:rPr>
-        <w:t xml:space="preserve">t</w:t>
-      </w:r>
-      <w:r>
-        <w:rPr>
-          <w:rStyle w:val="OperatorTok"/>
-        </w:rPr>
-        <w:t xml:space="preserve">;</w:t>
-      </w:r>
-      <w:r>
-        <w:rPr>
-          <w:rStyle w:val="NormalTok"/>
-        </w:rPr>
-        <w:t xml:space="preserve"> </w:t>
-      </w:r>
-      <w:r>
-        <w:rPr>
-          <w:rStyle w:val="PreprocessorTok"/>
-        </w:rPr>
-        <w:t xml:space="preserve">setTimeout</w:t>
-      </w:r>
-      <w:r>
-        <w:rPr>
-          <w:rStyle w:val="NormalTok"/>
-        </w:rPr>
-        <w:t xml:space="preserve">(r</w:t>
-      </w:r>
-      <w:r>
-        <w:rPr>
-          <w:rStyle w:val="OperatorTok"/>
-        </w:rPr>
-        <w:t xml:space="preserve">,</w:t>
-      </w:r>
-      <w:r>
-        <w:rPr>
-          <w:rStyle w:val="DecValTok"/>
-        </w:rPr>
-        <w:t xml:space="preserve">800</w:t>
-      </w:r>
-      <w:r>
-        <w:rPr>
-          <w:rStyle w:val="NormalTok"/>
-        </w:rPr>
-        <w:t xml:space="preserve">)})</w:t>
-      </w:r>
-      <w:r>
-        <w:rPr>
-          <w:rStyle w:val="OperatorTok"/>
-        </w:rPr>
-        <w:t xml:space="preserve">;</w:t>
-      </w:r>
-      <w:r>
-        <w:br/>
-      </w:r>
-      <w:r>
-        <w:rPr>
-          <w:rStyle w:val="NormalTok"/>
-        </w:rPr>
-        <w:t xml:space="preserve">    x</w:t>
-      </w:r>
-      <w:r>
-        <w:rPr>
-          <w:rStyle w:val="OperatorTok"/>
-        </w:rPr>
-        <w:t xml:space="preserve">.</w:t>
-      </w:r>
-      <w:r>
-        <w:rPr>
-          <w:rStyle w:val="FunctionTok"/>
-        </w:rPr>
-        <w:t xml:space="preserve">drawImage</w:t>
-      </w:r>
-      <w:r>
-        <w:rPr>
-          <w:rStyle w:val="NormalTok"/>
-        </w:rPr>
-        <w:t xml:space="preserve">(v</w:t>
-      </w:r>
-      <w:r>
-        <w:rPr>
-          <w:rStyle w:val="OperatorTok"/>
-        </w:rPr>
-        <w:t xml:space="preserve">,</w:t>
-      </w:r>
-      <w:r>
-        <w:rPr>
-          <w:rStyle w:val="DecValTok"/>
-        </w:rPr>
-        <w:t xml:space="preserve">0</w:t>
-      </w:r>
-      <w:r>
-        <w:rPr>
-          <w:rStyle w:val="OperatorTok"/>
-        </w:rPr>
-        <w:t xml:space="preserve">,</w:t>
-      </w:r>
-      <w:r>
-        <w:rPr>
-          <w:rStyle w:val="DecValTok"/>
-        </w:rPr>
-        <w:t xml:space="preserve">0</w:t>
-      </w:r>
-      <w:r>
-        <w:rPr>
-          <w:rStyle w:val="OperatorTok"/>
-        </w:rPr>
-        <w:t xml:space="preserve">,</w:t>
-      </w:r>
-      <w:r>
-        <w:rPr>
-          <w:rStyle w:val="DecValTok"/>
-        </w:rPr>
-        <w:t xml:space="preserve">48</w:t>
-      </w:r>
-      <w:r>
-        <w:rPr>
-          <w:rStyle w:val="OperatorTok"/>
-        </w:rPr>
-        <w:t xml:space="preserve">,</w:t>
-      </w:r>
-      <w:r>
-        <w:rPr>
-          <w:rStyle w:val="DecValTok"/>
-        </w:rPr>
-        <w:t xml:space="preserve">27</w:t>
-      </w:r>
-      <w:r>
-        <w:rPr>
-          <w:rStyle w:val="NormalTok"/>
-        </w:rPr>
-        <w:t xml:space="preserve">)</w:t>
-      </w:r>
-      <w:r>
-        <w:rPr>
-          <w:rStyle w:val="OperatorTok"/>
-        </w:rPr>
-        <w:t xml:space="preserve">;</w:t>
-      </w:r>
-      <w:r>
-        <w:rPr>
-          <w:rStyle w:val="NormalTok"/>
-        </w:rPr>
-        <w:t xml:space="preserve"> </w:t>
-      </w:r>
-      <w:r>
-        <w:rPr>
-          <w:rStyle w:val="KeywordTok"/>
-        </w:rPr>
-        <w:t xml:space="preserve">const</w:t>
-      </w:r>
-      <w:r>
-        <w:rPr>
-          <w:rStyle w:val="NormalTok"/>
-        </w:rPr>
-        <w:t xml:space="preserve"> d</w:t>
-      </w:r>
-      <w:r>
-        <w:rPr>
-          <w:rStyle w:val="OperatorTok"/>
-        </w:rPr>
-        <w:t xml:space="preserve">=</w:t>
-      </w:r>
-      <w:r>
-        <w:rPr>
-          <w:rStyle w:val="NormalTok"/>
-        </w:rPr>
-        <w:t xml:space="preserve">x</w:t>
-      </w:r>
-      <w:r>
-        <w:rPr>
-          <w:rStyle w:val="OperatorTok"/>
-        </w:rPr>
-        <w:t xml:space="preserve">.</w:t>
-      </w:r>
-      <w:r>
-        <w:rPr>
-          <w:rStyle w:val="FunctionTok"/>
-        </w:rPr>
-        <w:t xml:space="preserve">getImageData</w:t>
-      </w:r>
-      <w:r>
-        <w:rPr>
-          <w:rStyle w:val="NormalTok"/>
-        </w:rPr>
-        <w:t xml:space="preserve">(</w:t>
-      </w:r>
-      <w:r>
-        <w:rPr>
-          <w:rStyle w:val="DecValTok"/>
-        </w:rPr>
-        <w:t xml:space="preserve">0</w:t>
-      </w:r>
-      <w:r>
-        <w:rPr>
-          <w:rStyle w:val="OperatorTok"/>
-        </w:rPr>
-        <w:t xml:space="preserve">,</w:t>
-      </w:r>
-      <w:r>
-        <w:rPr>
-          <w:rStyle w:val="DecValTok"/>
-        </w:rPr>
-        <w:t xml:space="preserve">0</w:t>
-      </w:r>
-      <w:r>
-        <w:rPr>
-          <w:rStyle w:val="OperatorTok"/>
-        </w:rPr>
-        <w:t xml:space="preserve">,</w:t>
-      </w:r>
-      <w:r>
-        <w:rPr>
-          <w:rStyle w:val="DecValTok"/>
-        </w:rPr>
-        <w:t xml:space="preserve">48</w:t>
-      </w:r>
-      <w:r>
-        <w:rPr>
-          <w:rStyle w:val="OperatorTok"/>
-        </w:rPr>
-        <w:t xml:space="preserve">,</w:t>
-      </w:r>
-      <w:r>
-        <w:rPr>
-          <w:rStyle w:val="DecValTok"/>
-        </w:rPr>
-        <w:t xml:space="preserve">27</w:t>
-      </w:r>
-      <w:r>
-        <w:rPr>
-          <w:rStyle w:val="NormalTok"/>
-        </w:rPr>
-        <w:t xml:space="preserve">)</w:t>
-      </w:r>
-      <w:r>
-        <w:rPr>
-          <w:rStyle w:val="OperatorTok"/>
-        </w:rPr>
-        <w:t xml:space="preserve">.</w:t>
-      </w:r>
-      <w:r>
-        <w:rPr>
-          <w:rStyle w:val="AttributeTok"/>
-        </w:rPr>
-        <w:t xml:space="preserve">data</w:t>
-      </w:r>
-      <w:r>
-        <w:rPr>
-          <w:rStyle w:val="OperatorTok"/>
-        </w:rPr>
-        <w:t xml:space="preserve">;</w:t>
-      </w:r>
-      <w:r>
-        <w:rPr>
-          <w:rStyle w:val="NormalTok"/>
-        </w:rPr>
-        <w:t xml:space="preserve"> </w:t>
-      </w:r>
-      <w:r>
-        <w:rPr>
-          <w:rStyle w:val="KeywordTok"/>
-        </w:rPr>
-        <w:t xml:space="preserve">const</w:t>
-      </w:r>
-      <w:r>
-        <w:rPr>
-          <w:rStyle w:val="NormalTok"/>
-        </w:rPr>
-        <w:t xml:space="preserve"> g</w:t>
-      </w:r>
-      <w:r>
-        <w:rPr>
-          <w:rStyle w:val="OperatorTok"/>
-        </w:rPr>
-        <w:t xml:space="preserve">=</w:t>
-      </w:r>
-      <w:r>
-        <w:rPr>
-          <w:rStyle w:val="KeywordTok"/>
-        </w:rPr>
-        <w:t xml:space="preserve">new</w:t>
-      </w:r>
-      <w:r>
-        <w:rPr>
-          <w:rStyle w:val="NormalTok"/>
-        </w:rPr>
-        <w:t xml:space="preserve"> </w:t>
-      </w:r>
-      <w:r>
-        <w:rPr>
-          <w:rStyle w:val="BuiltInTok"/>
-        </w:rPr>
-        <w:t xml:space="preserve">Float32Array</w:t>
-      </w:r>
-      <w:r>
-        <w:rPr>
-          <w:rStyle w:val="NormalTok"/>
-        </w:rPr>
-        <w:t xml:space="preserve">(</w:t>
-      </w:r>
-      <w:r>
-        <w:rPr>
-          <w:rStyle w:val="DecValTok"/>
-        </w:rPr>
-        <w:t xml:space="preserve">48</w:t>
-      </w:r>
-      <w:r>
-        <w:rPr>
-          <w:rStyle w:val="OperatorTok"/>
-        </w:rPr>
-        <w:t xml:space="preserve">*</w:t>
-      </w:r>
-      <w:r>
-        <w:rPr>
-          <w:rStyle w:val="DecValTok"/>
-        </w:rPr>
-        <w:t xml:space="preserve">27</w:t>
-      </w:r>
-      <w:r>
-        <w:rPr>
-          <w:rStyle w:val="NormalTok"/>
-        </w:rPr>
-        <w:t xml:space="preserve">)</w:t>
-      </w:r>
-      <w:r>
-        <w:rPr>
-          <w:rStyle w:val="OperatorTok"/>
-        </w:rPr>
-        <w:t xml:space="preserve">;</w:t>
-      </w:r>
-      <w:r>
-        <w:br/>
-      </w:r>
-      <w:r>
-        <w:rPr>
-          <w:rStyle w:val="NormalTok"/>
-        </w:rPr>
-        <w:t xml:space="preserve">    </w:t>
-      </w:r>
-      <w:r>
-        <w:rPr>
-          <w:rStyle w:val="ControlFlowTok"/>
-        </w:rPr>
-        <w:t xml:space="preserve">for</w:t>
-      </w:r>
-      <w:r>
-        <w:rPr>
-          <w:rStyle w:val="NormalTok"/>
-        </w:rPr>
-        <w:t xml:space="preserve">(</w:t>
-      </w:r>
-      <w:r>
-        <w:rPr>
-          <w:rStyle w:val="KeywordTok"/>
-        </w:rPr>
-        <w:t xml:space="preserve">let</w:t>
-      </w:r>
-      <w:r>
-        <w:rPr>
-          <w:rStyle w:val="NormalTok"/>
-        </w:rPr>
-        <w:t xml:space="preserve"> i</w:t>
-      </w:r>
-      <w:r>
-        <w:rPr>
-          <w:rStyle w:val="OperatorTok"/>
-        </w:rPr>
-        <w:t xml:space="preserve">=</w:t>
-      </w:r>
-      <w:r>
-        <w:rPr>
-          <w:rStyle w:val="DecValTok"/>
-        </w:rPr>
-        <w:t xml:space="preserve">0</w:t>
-      </w:r>
-      <w:r>
-        <w:rPr>
-          <w:rStyle w:val="OperatorTok"/>
-        </w:rPr>
-        <w:t xml:space="preserve">;</w:t>
-      </w:r>
-      <w:r>
-        <w:rPr>
-          <w:rStyle w:val="NormalTok"/>
-        </w:rPr>
-        <w:t xml:space="preserve">i</w:t>
-      </w:r>
-      <w:r>
-        <w:rPr>
-          <w:rStyle w:val="OperatorTok"/>
-        </w:rPr>
-        <w:t xml:space="preserve">&lt;</w:t>
-      </w:r>
-      <w:r>
-        <w:rPr>
-          <w:rStyle w:val="NormalTok"/>
-        </w:rPr>
-        <w:t xml:space="preserve">g</w:t>
-      </w:r>
-      <w:r>
-        <w:rPr>
-          <w:rStyle w:val="OperatorTok"/>
-        </w:rPr>
-        <w:t xml:space="preserve">.</w:t>
-      </w:r>
-      <w:r>
-        <w:rPr>
-          <w:rStyle w:val="AttributeTok"/>
-        </w:rPr>
-        <w:t xml:space="preserve">length</w:t>
-      </w:r>
-      <w:r>
-        <w:rPr>
-          <w:rStyle w:val="OperatorTok"/>
-        </w:rPr>
-        <w:t xml:space="preserve">;</w:t>
-      </w:r>
-      <w:r>
-        <w:rPr>
-          <w:rStyle w:val="NormalTok"/>
-        </w:rPr>
-        <w:t xml:space="preserve">i</w:t>
-      </w:r>
-      <w:r>
-        <w:rPr>
-          <w:rStyle w:val="OperatorTok"/>
-        </w:rPr>
-        <w:t xml:space="preserve">++</w:t>
-      </w:r>
-      <w:r>
-        <w:rPr>
-          <w:rStyle w:val="NormalTok"/>
-        </w:rPr>
-        <w:t xml:space="preserve">) g[i]</w:t>
-      </w:r>
-      <w:r>
-        <w:rPr>
-          <w:rStyle w:val="OperatorTok"/>
-        </w:rPr>
-        <w:t xml:space="preserve">=</w:t>
-      </w:r>
-      <w:r>
-        <w:rPr>
-          <w:rStyle w:val="NormalTok"/>
-        </w:rPr>
-        <w:t xml:space="preserve">(d[i</w:t>
-      </w:r>
-      <w:r>
-        <w:rPr>
-          <w:rStyle w:val="OperatorTok"/>
-        </w:rPr>
-        <w:t xml:space="preserve">*</w:t>
-      </w:r>
-      <w:r>
-        <w:rPr>
-          <w:rStyle w:val="DecValTok"/>
-        </w:rPr>
-        <w:t xml:space="preserve">4</w:t>
-      </w:r>
-      <w:r>
-        <w:rPr>
-          <w:rStyle w:val="NormalTok"/>
-        </w:rPr>
-        <w:t xml:space="preserve">]</w:t>
-      </w:r>
-      <w:r>
-        <w:rPr>
-          <w:rStyle w:val="OperatorTok"/>
-        </w:rPr>
-        <w:t xml:space="preserve">+</w:t>
-      </w:r>
-      <w:r>
-        <w:rPr>
-          <w:rStyle w:val="NormalTok"/>
-        </w:rPr>
-        <w:t xml:space="preserve">d[i</w:t>
-      </w:r>
-      <w:r>
-        <w:rPr>
-          <w:rStyle w:val="OperatorTok"/>
-        </w:rPr>
-        <w:t xml:space="preserve">*</w:t>
-      </w:r>
-      <w:r>
-        <w:rPr>
-          <w:rStyle w:val="DecValTok"/>
-        </w:rPr>
-        <w:t xml:space="preserve">4</w:t>
-      </w:r>
-      <w:r>
-        <w:rPr>
-          <w:rStyle w:val="OperatorTok"/>
-        </w:rPr>
-        <w:t xml:space="preserve">+</w:t>
-      </w:r>
-      <w:r>
-        <w:rPr>
-          <w:rStyle w:val="DecValTok"/>
-        </w:rPr>
-        <w:t xml:space="preserve">1</w:t>
-      </w:r>
-      <w:r>
-        <w:rPr>
-          <w:rStyle w:val="NormalTok"/>
-        </w:rPr>
-        <w:t xml:space="preserve">]</w:t>
-      </w:r>
-      <w:r>
-        <w:rPr>
-          <w:rStyle w:val="OperatorTok"/>
-        </w:rPr>
-        <w:t xml:space="preserve">+</w:t>
-      </w:r>
-      <w:r>
-        <w:rPr>
-          <w:rStyle w:val="NormalTok"/>
-        </w:rPr>
-        <w:t xml:space="preserve">d[i</w:t>
-      </w:r>
-      <w:r>
-        <w:rPr>
-          <w:rStyle w:val="OperatorTok"/>
-        </w:rPr>
-        <w:t xml:space="preserve">*</w:t>
-      </w:r>
-      <w:r>
-        <w:rPr>
-          <w:rStyle w:val="DecValTok"/>
-        </w:rPr>
-        <w:t xml:space="preserve">4</w:t>
-      </w:r>
-      <w:r>
-        <w:rPr>
-          <w:rStyle w:val="OperatorTok"/>
-        </w:rPr>
-        <w:t xml:space="preserve">+</w:t>
-      </w:r>
-      <w:r>
-        <w:rPr>
-          <w:rStyle w:val="DecValTok"/>
-        </w:rPr>
-        <w:t xml:space="preserve">2</w:t>
-      </w:r>
-      <w:r>
-        <w:rPr>
-          <w:rStyle w:val="NormalTok"/>
-        </w:rPr>
-        <w:t xml:space="preserve">])</w:t>
-      </w:r>
-      <w:r>
-        <w:rPr>
-          <w:rStyle w:val="OperatorTok"/>
-        </w:rPr>
-        <w:t xml:space="preserve">/</w:t>
-      </w:r>
-      <w:r>
-        <w:rPr>
-          <w:rStyle w:val="DecValTok"/>
-        </w:rPr>
-        <w:t xml:space="preserve">3</w:t>
-      </w:r>
-      <w:r>
-        <w:rPr>
-          <w:rStyle w:val="OperatorTok"/>
-        </w:rPr>
-        <w:t xml:space="preserve">;</w:t>
-      </w:r>
-      <w:r>
-        <w:br/>
-      </w:r>
-      <w:r>
-        <w:rPr>
-          <w:rStyle w:val="NormalTok"/>
-        </w:rPr>
-        <w:t xml:space="preserve">    </w:t>
-      </w:r>
-      <w:r>
-        <w:rPr>
-          <w:rStyle w:val="ControlFlowTok"/>
-        </w:rPr>
-        <w:t xml:space="preserve">if</w:t>
-      </w:r>
-      <w:r>
-        <w:rPr>
-          <w:rStyle w:val="NormalTok"/>
-        </w:rPr>
-        <w:t xml:space="preserve">(prev){</w:t>
-      </w:r>
-      <w:r>
-        <w:rPr>
-          <w:rStyle w:val="KeywordTok"/>
-        </w:rPr>
-        <w:t xml:space="preserve">let</w:t>
-      </w:r>
-      <w:r>
-        <w:rPr>
-          <w:rStyle w:val="NormalTok"/>
-        </w:rPr>
-        <w:t xml:space="preserve"> s</w:t>
-      </w:r>
-      <w:r>
-        <w:rPr>
-          <w:rStyle w:val="OperatorTok"/>
-        </w:rPr>
-        <w:t xml:space="preserve">=</w:t>
-      </w:r>
-      <w:r>
-        <w:rPr>
-          <w:rStyle w:val="DecValTok"/>
-        </w:rPr>
-        <w:t xml:space="preserve">0</w:t>
-      </w:r>
-      <w:r>
-        <w:rPr>
-          <w:rStyle w:val="OperatorTok"/>
-        </w:rPr>
-        <w:t xml:space="preserve">;</w:t>
-      </w:r>
-      <w:r>
-        <w:rPr>
-          <w:rStyle w:val="NormalTok"/>
-        </w:rPr>
-        <w:t xml:space="preserve"> </w:t>
-      </w:r>
-      <w:r>
-        <w:rPr>
-          <w:rStyle w:val="ControlFlowTok"/>
-        </w:rPr>
-        <w:t xml:space="preserve">for</w:t>
-      </w:r>
-      <w:r>
-        <w:rPr>
-          <w:rStyle w:val="NormalTok"/>
-        </w:rPr>
-        <w:t xml:space="preserve">(</w:t>
-      </w:r>
-      <w:r>
-        <w:rPr>
-          <w:rStyle w:val="KeywordTok"/>
-        </w:rPr>
-        <w:t xml:space="preserve">let</w:t>
-      </w:r>
-      <w:r>
-        <w:rPr>
-          <w:rStyle w:val="NormalTok"/>
-        </w:rPr>
-        <w:t xml:space="preserve"> i</w:t>
-      </w:r>
-      <w:r>
-        <w:rPr>
-          <w:rStyle w:val="OperatorTok"/>
-        </w:rPr>
-        <w:t xml:space="preserve">=</w:t>
-      </w:r>
-      <w:r>
-        <w:rPr>
-          <w:rStyle w:val="DecValTok"/>
-        </w:rPr>
-        <w:t xml:space="preserve">0</w:t>
-      </w:r>
-      <w:r>
-        <w:rPr>
-          <w:rStyle w:val="OperatorTok"/>
-        </w:rPr>
-        <w:t xml:space="preserve">;</w:t>
-      </w:r>
-      <w:r>
-        <w:rPr>
-          <w:rStyle w:val="NormalTok"/>
-        </w:rPr>
-        <w:t xml:space="preserve">i</w:t>
-      </w:r>
-      <w:r>
-        <w:rPr>
-          <w:rStyle w:val="OperatorTok"/>
-        </w:rPr>
-        <w:t xml:space="preserve">&lt;</w:t>
-      </w:r>
-      <w:r>
-        <w:rPr>
-          <w:rStyle w:val="NormalTok"/>
-        </w:rPr>
-        <w:t xml:space="preserve">g</w:t>
-      </w:r>
-      <w:r>
-        <w:rPr>
-          <w:rStyle w:val="OperatorTok"/>
-        </w:rPr>
-        <w:t xml:space="preserve">.</w:t>
-      </w:r>
-      <w:r>
-        <w:rPr>
-          <w:rStyle w:val="AttributeTok"/>
-        </w:rPr>
-        <w:t xml:space="preserve">length</w:t>
-      </w:r>
-      <w:r>
-        <w:rPr>
-          <w:rStyle w:val="OperatorTok"/>
-        </w:rPr>
-        <w:t xml:space="preserve">;</w:t>
-      </w:r>
-      <w:r>
-        <w:rPr>
-          <w:rStyle w:val="NormalTok"/>
-        </w:rPr>
-        <w:t xml:space="preserve">i</w:t>
-      </w:r>
-      <w:r>
-        <w:rPr>
-          <w:rStyle w:val="OperatorTok"/>
-        </w:rPr>
-        <w:t xml:space="preserve">++</w:t>
-      </w:r>
-      <w:r>
-        <w:rPr>
-          <w:rStyle w:val="NormalTok"/>
-        </w:rPr>
-        <w:t xml:space="preserve">) s</w:t>
-      </w:r>
-      <w:r>
-        <w:rPr>
-          <w:rStyle w:val="OperatorTok"/>
-        </w:rPr>
-        <w:t xml:space="preserve">+=</w:t>
-      </w:r>
-      <w:r>
-        <w:rPr>
-          <w:rStyle w:val="BuiltInTok"/>
-        </w:rPr>
-        <w:t xml:space="preserve">Math</w:t>
-      </w:r>
-      <w:r>
-        <w:rPr>
-          <w:rStyle w:val="OperatorTok"/>
-        </w:rPr>
-        <w:t xml:space="preserve">.</w:t>
-      </w:r>
-      <w:r>
-        <w:rPr>
-          <w:rStyle w:val="FunctionTok"/>
-        </w:rPr>
-        <w:t xml:space="preserve">abs</w:t>
-      </w:r>
-      <w:r>
-        <w:rPr>
-          <w:rStyle w:val="NormalTok"/>
-        </w:rPr>
-        <w:t xml:space="preserve">(g[i]</w:t>
-      </w:r>
-      <w:r>
-        <w:rPr>
-          <w:rStyle w:val="OperatorTok"/>
-        </w:rPr>
-        <w:t xml:space="preserve">-</w:t>
-      </w:r>
-      <w:r>
-        <w:rPr>
-          <w:rStyle w:val="NormalTok"/>
-        </w:rPr>
-        <w:t xml:space="preserve">prev[i])</w:t>
-      </w:r>
-      <w:r>
-        <w:rPr>
-          <w:rStyle w:val="OperatorTok"/>
-        </w:rPr>
-        <w:t xml:space="preserve">;</w:t>
-      </w:r>
-      <w:r>
-        <w:rPr>
-          <w:rStyle w:val="NormalTok"/>
-        </w:rPr>
-        <w:t xml:space="preserve"> </w:t>
-      </w:r>
-      <w:r>
-        <w:rPr>
-          <w:rStyle w:val="BuiltInTok"/>
-        </w:rPr>
-        <w:t xml:space="preserve">window</w:t>
-      </w:r>
-      <w:r>
-        <w:rPr>
-          <w:rStyle w:val="OperatorTok"/>
-        </w:rPr>
-        <w:t xml:space="preserve">.</w:t>
-      </w:r>
-      <w:r>
-        <w:rPr>
-          <w:rStyle w:val="AttributeTok"/>
-        </w:rPr>
-        <w:t xml:space="preserve">__diffs</w:t>
-      </w:r>
-      <w:r>
-        <w:rPr>
-          <w:rStyle w:val="OperatorTok"/>
-        </w:rPr>
-        <w:t xml:space="preserve">.</w:t>
-      </w:r>
-      <w:r>
-        <w:rPr>
-          <w:rStyle w:val="FunctionTok"/>
-        </w:rPr>
-        <w:t xml:space="preserve">push</w:t>
-      </w:r>
-      <w:r>
-        <w:rPr>
-          <w:rStyle w:val="NormalTok"/>
-        </w:rPr>
-        <w:t xml:space="preserve">([</w:t>
-      </w:r>
-      <w:r>
-        <w:rPr>
-          <w:rStyle w:val="OperatorTok"/>
-        </w:rPr>
-        <w:t xml:space="preserve">+</w:t>
-      </w:r>
-      <w:r>
-        <w:rPr>
-          <w:rStyle w:val="NormalTok"/>
-        </w:rPr>
-        <w:t xml:space="preserve">t</w:t>
-      </w:r>
-      <w:r>
-        <w:rPr>
-          <w:rStyle w:val="OperatorTok"/>
-        </w:rPr>
-        <w:t xml:space="preserve">.</w:t>
-      </w:r>
-      <w:r>
-        <w:rPr>
-          <w:rStyle w:val="FunctionTok"/>
-        </w:rPr>
-        <w:t xml:space="preserve">toFixed</w:t>
-      </w:r>
-      <w:r>
-        <w:rPr>
-          <w:rStyle w:val="NormalTok"/>
-        </w:rPr>
-        <w:t xml:space="preserve">(</w:t>
-      </w:r>
-      <w:r>
-        <w:rPr>
-          <w:rStyle w:val="DecValTok"/>
-        </w:rPr>
-        <w:t xml:space="preserve">2</w:t>
-      </w:r>
-      <w:r>
-        <w:rPr>
-          <w:rStyle w:val="NormalTok"/>
-        </w:rPr>
-        <w:t xml:space="preserve">)</w:t>
-      </w:r>
-      <w:r>
-        <w:rPr>
-          <w:rStyle w:val="OperatorTok"/>
-        </w:rPr>
-        <w:t xml:space="preserve">,</w:t>
-      </w:r>
-      <w:r>
-        <w:rPr>
-          <w:rStyle w:val="NormalTok"/>
-        </w:rPr>
-        <w:t xml:space="preserve"> </w:t>
-      </w:r>
-      <w:r>
-        <w:rPr>
-          <w:rStyle w:val="OperatorTok"/>
-        </w:rPr>
-        <w:t xml:space="preserve">+</w:t>
-      </w:r>
-      <w:r>
-        <w:rPr>
-          <w:rStyle w:val="NormalTok"/>
-        </w:rPr>
-        <w:t xml:space="preserve">(s</w:t>
-      </w:r>
-      <w:r>
-        <w:rPr>
-          <w:rStyle w:val="OperatorTok"/>
-        </w:rPr>
-        <w:t xml:space="preserve">/</w:t>
-      </w:r>
-      <w:r>
-        <w:rPr>
-          <w:rStyle w:val="NormalTok"/>
-        </w:rPr>
-        <w:t xml:space="preserve">g</w:t>
-      </w:r>
-      <w:r>
-        <w:rPr>
-          <w:rStyle w:val="OperatorTok"/>
-        </w:rPr>
-        <w:t xml:space="preserve">.</w:t>
-      </w:r>
-      <w:r>
-        <w:rPr>
-          <w:rStyle w:val="AttributeTok"/>
-        </w:rPr>
-        <w:t xml:space="preserve">length</w:t>
-      </w:r>
-      <w:r>
-        <w:rPr>
-          <w:rStyle w:val="NormalTok"/>
-        </w:rPr>
-        <w:t xml:space="preserve">)</w:t>
-      </w:r>
-      <w:r>
-        <w:rPr>
-          <w:rStyle w:val="OperatorTok"/>
-        </w:rPr>
-        <w:t xml:space="preserve">.</w:t>
-      </w:r>
-      <w:r>
-        <w:rPr>
-          <w:rStyle w:val="FunctionTok"/>
-        </w:rPr>
-        <w:t xml:space="preserve">toFixed</w:t>
-      </w:r>
-      <w:r>
-        <w:rPr>
-          <w:rStyle w:val="NormalTok"/>
-        </w:rPr>
-        <w:t xml:space="preserve">(</w:t>
-      </w:r>
-      <w:r>
-        <w:rPr>
-          <w:rStyle w:val="DecValTok"/>
-        </w:rPr>
-        <w:t xml:space="preserve">1</w:t>
-      </w:r>
-      <w:r>
-        <w:rPr>
-          <w:rStyle w:val="NormalTok"/>
-        </w:rPr>
-        <w:t xml:space="preserve">)])</w:t>
-      </w:r>
-      <w:r>
-        <w:rPr>
-          <w:rStyle w:val="OperatorTok"/>
-        </w:rPr>
-        <w:t xml:space="preserve">;</w:t>
-      </w:r>
-      <w:r>
-        <w:rPr>
-          <w:rStyle w:val="NormalTok"/>
-        </w:rPr>
-        <w:t xml:space="preserve">}</w:t>
-      </w:r>
-      <w:r>
-        <w:br/>
-      </w:r>
-      <w:r>
-        <w:rPr>
-          <w:rStyle w:val="NormalTok"/>
-        </w:rPr>
-        <w:t xml:space="preserve">    prev</w:t>
-      </w:r>
-      <w:r>
-        <w:rPr>
-          <w:rStyle w:val="OperatorTok"/>
-        </w:rPr>
-        <w:t xml:space="preserve">=</w:t>
-      </w:r>
-      <w:r>
-        <w:rPr>
-          <w:rStyle w:val="NormalTok"/>
-        </w:rPr>
-        <w:t xml:space="preserve">g</w:t>
-      </w:r>
-      <w:r>
-        <w:rPr>
-          <w:rStyle w:val="OperatorTok"/>
-        </w:rPr>
-        <w:t xml:space="preserve">;</w:t>
-      </w:r>
-      <w:r>
-        <w:br/>
-      </w:r>
-      <w:r>
-        <w:rPr>
-          <w:rStyle w:val="NormalTok"/>
-        </w:rPr>
-        <w:t xml:space="preserve">  }</w:t>
-      </w:r>
-      <w:r>
-        <w:br/>
-      </w:r>
-      <w:r>
-        <w:rPr>
-          <w:rStyle w:val="NormalTok"/>
-        </w:rPr>
-        <w:t xml:space="preserve">  </w:t>
-      </w:r>
-      <w:r>
-        <w:rPr>
-          <w:rStyle w:val="BuiltInTok"/>
-        </w:rPr>
-        <w:t xml:space="preserve">window</w:t>
-      </w:r>
-      <w:r>
-        <w:rPr>
-          <w:rStyle w:val="OperatorTok"/>
-        </w:rPr>
-        <w:t xml:space="preserve">.</w:t>
-      </w:r>
-      <w:r>
-        <w:rPr>
-          <w:rStyle w:val="AttributeTok"/>
-        </w:rPr>
-        <w:t xml:space="preserve">__prev</w:t>
-      </w:r>
-      <w:r>
-        <w:rPr>
-          <w:rStyle w:val="OperatorTok"/>
-        </w:rPr>
-        <w:t xml:space="preserve">=</w:t>
-      </w:r>
-      <w:r>
-        <w:rPr>
-          <w:rStyle w:val="NormalTok"/>
-        </w:rPr>
-        <w:t xml:space="preserve">prev</w:t>
-      </w:r>
-      <w:r>
-        <w:rPr>
-          <w:rStyle w:val="OperatorTok"/>
-        </w:rPr>
-        <w:t xml:space="preserve">;</w:t>
-      </w:r>
-      <w:r>
-        <w:rPr>
-          <w:rStyle w:val="NormalTok"/>
-        </w:rPr>
-        <w:t xml:space="preserve"> </w:t>
-      </w:r>
-      <w:r>
-        <w:rPr>
-          <w:rStyle w:val="ControlFlowTok"/>
-        </w:rPr>
-        <w:t xml:space="preserve">return</w:t>
-      </w:r>
-      <w:r>
-        <w:rPr>
-          <w:rStyle w:val="NormalTok"/>
-        </w:rPr>
-        <w:t xml:space="preserve"> </w:t>
-      </w:r>
-      <w:r>
-        <w:rPr>
-          <w:rStyle w:val="BuiltInTok"/>
-        </w:rPr>
-        <w:t xml:space="preserve">window</w:t>
-      </w:r>
-      <w:r>
-        <w:rPr>
-          <w:rStyle w:val="OperatorTok"/>
-        </w:rPr>
-        <w:t xml:space="preserve">.</w:t>
-      </w:r>
-      <w:r>
-        <w:rPr>
-          <w:rStyle w:val="AttributeTok"/>
-        </w:rPr>
-        <w:t xml:space="preserve">__diffs</w:t>
-      </w:r>
-      <w:r>
-        <w:rPr>
-          <w:rStyle w:val="OperatorTok"/>
-        </w:rPr>
-        <w:t xml:space="preserve">.</w:t>
-      </w:r>
-      <w:r>
-        <w:rPr>
-          <w:rStyle w:val="AttributeTok"/>
-        </w:rPr>
-        <w:t xml:space="preserve">length</w:t>
-      </w:r>
-      <w:r>
-        <w:rPr>
-          <w:rStyle w:val="OperatorTok"/>
-        </w:rPr>
-        <w:t xml:space="preserve">;</w:t>
-      </w:r>
-      <w:r>
-        <w:br/>
-      </w:r>
-      <w:r>
-        <w:rPr>
-          <w:rStyle w:val="NormalTok"/>
-        </w:rPr>
-        <w:t xml:space="preserve">}</w:t>
-      </w:r>
-      <w:r>
-        <w:rPr>
-          <w:rStyle w:val="OperatorTok"/>
-        </w:rPr>
-        <w:t xml:space="preserve">;</w:t>
-      </w:r>
-      <w:r>
-        <w:br/>
-      </w:r>
-      <w:r>
-        <w:rPr>
-          <w:rStyle w:val="CommentTok"/>
-        </w:rPr>
-        <w:t xml:space="preserve">// gọi: window.__diffs=[]; window.__prev=null; await __scan(0,20,0.2); await __scan(20,40,0.2); ...</w:t>
-      </w:r>
-      <w:r>
-        <w:br/>
-      </w:r>
-      <w:r>
-        <w:rPr>
-          <w:rStyle w:val="CommentTok"/>
-        </w:rPr>
-        <w:t xml:space="preserve">// điểm cắt: diff &gt; max(18, 4 × trung vị), bỏ các điểm liền kề</w:t>
+        <w:t xml:space="preserve"> </w:t>
+      </w:r>
+      <w:r>
+        <w:rPr>
+          <w:rStyle w:val="VerbatimChar"/>
+        </w:rPr>
+        <w:t xml:space="preserve">/kling/motion-control</w:t>
+      </w:r>
+      <w:r>
+        <w:t xml:space="preserve">, Director Workspace →</w:t>
+      </w:r>
+      <w:r>
+        <w:t xml:space="preserve"> </w:t>
+      </w:r>
+      <w:r>
+        <w:rPr>
+          <w:b/>
+          <w:bCs/>
+        </w:rPr>
+        <w:t xml:space="preserve">không dùng</w:t>
+      </w:r>
+      <w:r>
+        <w:t xml:space="preserve"> </w:t>
+      </w:r>
+      <w:r>
+        <w:t xml:space="preserve">(quyết định 6).</w:t>
+      </w:r>
+    </w:p>
+    <w:p>
+      <w:pPr>
+        <w:pStyle w:val="Compact"/>
+        <w:numPr>
+          <w:ilvl w:val="0"/>
+          <w:numId w:val="1020"/>
+        </w:numPr>
+      </w:pPr>
+      <w:r>
+        <w:t xml:space="preserve">Giọng có</w:t>
+      </w:r>
+      <w:r>
+        <w:t xml:space="preserve"> </w:t>
+      </w:r>
+      <w:r>
+        <w:rPr>
+          <w:rStyle w:val="VerbatimChar"/>
+        </w:rPr>
+        <w:t xml:space="preserve">vi</w:t>
+      </w:r>
+      <w:r>
+        <w:t xml:space="preserve"> </w:t>
+      </w:r>
+      <w:r>
+        <w:t xml:space="preserve">(5 giọng, id trùng 2 bản): Xinghe Jiang (30002/2, nam), Austin (30003/3, nam),</w:t>
+      </w:r>
+      <w:r>
+        <w:t xml:space="preserve"> </w:t>
+      </w:r>
+      <w:r>
+        <w:rPr>
+          <w:b/>
+          <w:bCs/>
+        </w:rPr>
+        <w:t xml:space="preserve">Arabella (30007/7, nữ)</w:t>
+      </w:r>
+      <w:r>
+        <w:t xml:space="preserve">, Ethan Zhang (30017/17, nam), Mark (30020/20, nam). Không có giọng gốc Việt. Truyền</w:t>
+      </w:r>
+      <w:r>
+        <w:t xml:space="preserve"> </w:t>
+      </w:r>
+      <w:r>
+        <w:rPr>
+          <w:rStyle w:val="VerbatimChar"/>
+        </w:rPr>
+        <w:t xml:space="preserve">language_code="vi"</w:t>
+      </w:r>
+      <w:r>
+        <w:t xml:space="preserve"> </w:t>
+      </w:r>
+      <w:r>
+        <w:t xml:space="preserve">cho TTS gây HTTP 400 → không truyền.</w:t>
+      </w:r>
+    </w:p>
+    <w:p>
+      <w:pPr>
+        <w:pStyle w:val="Compact"/>
+        <w:numPr>
+          <w:ilvl w:val="0"/>
+          <w:numId w:val="1020"/>
+        </w:numPr>
+      </w:pPr>
+      <w:r>
+        <w:t xml:space="preserve">Độ dài tối thiểu: Kling 3s, Seedance 4s (</w:t>
+      </w:r>
+      <w:r>
+        <w:rPr>
+          <w:rStyle w:val="VerbatimChar"/>
+        </w:rPr>
+        <w:t xml:space="preserve">core/adapters/clipai.py::effective_duration</w:t>
+      </w:r>
+      <w:r>
+        <w:t xml:space="preserve">). Giá ước tính (USD/giây): Kling 0,08; Seedance 2.0 0,15; 2.0 Fast 0,12; 2.5 0,23 (</w:t>
+      </w:r>
+      <w:r>
+        <w:rPr>
+          <w:rStyle w:val="VerbatimChar"/>
+        </w:rPr>
+        <w:t xml:space="preserve">data/pricing.json</w:t>
+      </w:r>
+      <w:r>
+        <w:t xml:space="preserve">, chưa đo thật). Deepix chưa có giá.</w:t>
+      </w:r>
+    </w:p>
+    <w:bookmarkEnd w:id="32"/>
+    <w:bookmarkStart w:id="33" w:name="nghiên-cứu-video-youtube-gđ1"/>
+    <w:p>
+      <w:pPr>
+        <w:pStyle w:val="Heading3"/>
+      </w:pPr>
+      <w:r>
+        <w:t xml:space="preserve">Nghiên cứu video YouTube (GĐ1)</w:t>
       </w:r>
     </w:p>
     <w:p>
@@ -10372,19 +8602,23 @@
         </w:numPr>
       </w:pPr>
       <w:r>
-        <w:t xml:space="preserve">Kết quả mẫu: Kenta’s Obsession 75,7s, ~42 điểm cắt (1,6 · 4 · 6,2 · 7,4 · 9,8 · 11,2 · 11,6 · 13,6 · 14,2 · 15,6 · 18,4 · 21,2 · 22,2 · 24 · 24,6 · 25,4 · 25,8 · 26,2 · 27,6 · 28,2 · 29,2 · 30,4 · 31 · 32,2 · 34,8 · 35,8 · 37,8 · 39,8 · 40,6 · 41,6 · 42,6 · 43,6 · 44,8 · 46,8 · 51,8 · 56 · 60,2 · 61,4 · 64 · 66 · 70,2 · 73,6s); phong cách anime, xen toàn–trung–cận–cận đặc tả–chèn hiệu ứng, logo cuối. Video nội bộ Kenta OB55 (ffmpeg</w:t>
-      </w:r>
-      <w:r>
-        <w:t xml:space="preserve"> </w:t>
-      </w:r>
-      <w:r>
-        <w:rPr>
-          <w:rStyle w:val="VerbatimChar"/>
-        </w:rPr>
-        <w:t xml:space="preserve">select='gt(scene,0.30)'</w:t>
-      </w:r>
-      <w:r>
-        <w:t xml:space="preserve">): 38,8s, ~12 shot, mở bằng nhân vật tạo dáng + tiêu đề, thân là gameplay góc thứ ba sau lưng + chữ chương, kết bằng câu kêu gọi.</w:t>
+        <w:rPr>
+          <w:b/>
+          <w:bCs/>
+        </w:rPr>
+        <w:t xml:space="preserve">Trình duyệt tích hợp mở được YouTube</w:t>
+      </w:r>
+      <w:r>
+        <w:t xml:space="preserve">; tải bằng dòng lệnh (urllib) bị 404, chỉ RSS đọc được. Kênh: https://www.youtube.com/</w:t>
+      </w:r>
+      <w:r>
+        <w:t xml:space="preserve">@GarenaFreeFireVN/videos</w:t>
+      </w:r>
+      <w:r>
+        <w:t xml:space="preserve"> </w:t>
+      </w:r>
+      <w:r>
+        <w:t xml:space="preserve">(tab Popular để lấy video nhiều lượt xem).</w:t>
       </w:r>
     </w:p>
     <w:p>
@@ -10396,59 +8630,2055 @@
         </w:numPr>
       </w:pPr>
       <w:r>
-        <w:t xml:space="preserve">Xem khung hình: vẽ khung giữa mỗi shot vào một canvas lớn, gắn thành</w:t>
-      </w:r>
-      <w:r>
-        <w:t xml:space="preserve"> </w:t>
-      </w:r>
-      <w:r>
-        <w:rPr>
-          <w:rStyle w:val="VerbatimChar"/>
-        </w:rPr>
-        <w:t xml:space="preserve">&lt;img&gt;</w:t>
-      </w:r>
-      <w:r>
-        <w:t xml:space="preserve"> </w:t>
-      </w:r>
-      <w:r>
-        <w:t xml:space="preserve">phủ lên trang rồi chụp màn hình (kết quả</w:t>
-      </w:r>
-      <w:r>
-        <w:t xml:space="preserve"> </w:t>
-      </w:r>
-      <w:r>
-        <w:rPr>
-          <w:rStyle w:val="VerbatimChar"/>
-        </w:rPr>
-        <w:t xml:space="preserve">toDataURL</w:t>
-      </w:r>
-      <w:r>
-        <w:t xml:space="preserve"> </w:t>
-      </w:r>
-      <w:r>
-        <w:t xml:space="preserve">quá lớn để trả về trực tiếp; chia bảng thành từng phần nếu cần xem rõ).</w:t>
-      </w:r>
-    </w:p>
-    <w:p>
-      <w:pPr>
-        <w:pStyle w:val="Compact"/>
-        <w:numPr>
-          <w:ilvl w:val="0"/>
-          <w:numId w:val="1021"/>
-        </w:numPr>
-      </w:pPr>
-      <w:r>
-        <w:t xml:space="preserve">Chỉ lưu dữ liệu chữ (mốc cắt, nhãn, thống kê) vào repo; không lưu hình của video.</w:t>
-      </w:r>
-    </w:p>
-    <w:bookmarkEnd w:id="32"/>
-    <w:bookmarkStart w:id="33" w:name="bài-học-kỹ-thuật-tránh-lặp-lỗi"/>
-    <w:p>
-      <w:pPr>
-        <w:pStyle w:val="Heading3"/>
-      </w:pPr>
-      <w:r>
-        <w:t xml:space="preserve">Bài học kỹ thuật (tránh lặp lỗi)</w:t>
+        <w:t xml:space="preserve">Cách đã chạy được trên</w:t>
+      </w:r>
+      <w:r>
+        <w:t xml:space="preserve"> </w:t>
+      </w:r>
+      <w:r>
+        <w:t xml:space="preserve">“Kenta’s Obsession”</w:t>
+      </w:r>
+      <w:r>
+        <w:t xml:space="preserve"> </w:t>
+      </w:r>
+      <w:r>
+        <w:t xml:space="preserve">(https://www.youtube.com/watch?v=cUQ1PhwvfAE): mở trang video, rồi chạy JS (từng đoạn ≤ 20 giây video mỗi lần gọi vì giới hạn 45 giây của công cụ):</w:t>
+      </w:r>
+    </w:p>
+    <w:p>
+      <w:pPr>
+        <w:pStyle w:val="SourceCode"/>
+      </w:pPr>
+      <w:r>
+        <w:rPr>
+          <w:rStyle w:val="BuiltInTok"/>
+        </w:rPr>
+        <w:t xml:space="preserve">window</w:t>
+      </w:r>
+      <w:r>
+        <w:rPr>
+          <w:rStyle w:val="OperatorTok"/>
+        </w:rPr>
+        <w:t xml:space="preserve">.</w:t>
+      </w:r>
+      <w:r>
+        <w:rPr>
+          <w:rStyle w:val="AttributeTok"/>
+        </w:rPr>
+        <w:t xml:space="preserve">__scan</w:t>
+      </w:r>
+      <w:r>
+        <w:rPr>
+          <w:rStyle w:val="NormalTok"/>
+        </w:rPr>
+        <w:t xml:space="preserve"> </w:t>
+      </w:r>
+      <w:r>
+        <w:rPr>
+          <w:rStyle w:val="OperatorTok"/>
+        </w:rPr>
+        <w:t xml:space="preserve">=</w:t>
+      </w:r>
+      <w:r>
+        <w:rPr>
+          <w:rStyle w:val="NormalTok"/>
+        </w:rPr>
+        <w:t xml:space="preserve"> </w:t>
+      </w:r>
+      <w:r>
+        <w:rPr>
+          <w:rStyle w:val="KeywordTok"/>
+        </w:rPr>
+        <w:t xml:space="preserve">async</w:t>
+      </w:r>
+      <w:r>
+        <w:rPr>
+          <w:rStyle w:val="NormalTok"/>
+        </w:rPr>
+        <w:t xml:space="preserve"> </w:t>
+      </w:r>
+      <w:r>
+        <w:rPr>
+          <w:rStyle w:val="KeywordTok"/>
+        </w:rPr>
+        <w:t xml:space="preserve">function</w:t>
+      </w:r>
+      <w:r>
+        <w:rPr>
+          <w:rStyle w:val="NormalTok"/>
+        </w:rPr>
+        <w:t xml:space="preserve">(</w:t>
+      </w:r>
+      <w:r>
+        <w:rPr>
+          <w:rStyle w:val="ImportTok"/>
+        </w:rPr>
+        <w:t xml:space="preserve">from</w:t>
+      </w:r>
+      <w:r>
+        <w:rPr>
+          <w:rStyle w:val="OperatorTok"/>
+        </w:rPr>
+        <w:t xml:space="preserve">,</w:t>
+      </w:r>
+      <w:r>
+        <w:rPr>
+          <w:rStyle w:val="NormalTok"/>
+        </w:rPr>
+        <w:t xml:space="preserve"> to</w:t>
+      </w:r>
+      <w:r>
+        <w:rPr>
+          <w:rStyle w:val="OperatorTok"/>
+        </w:rPr>
+        <w:t xml:space="preserve">,</w:t>
+      </w:r>
+      <w:r>
+        <w:rPr>
+          <w:rStyle w:val="NormalTok"/>
+        </w:rPr>
+        <w:t xml:space="preserve"> step){</w:t>
+      </w:r>
+      <w:r>
+        <w:br/>
+      </w:r>
+      <w:r>
+        <w:rPr>
+          <w:rStyle w:val="NormalTok"/>
+        </w:rPr>
+        <w:t xml:space="preserve">  </w:t>
+      </w:r>
+      <w:r>
+        <w:rPr>
+          <w:rStyle w:val="KeywordTok"/>
+        </w:rPr>
+        <w:t xml:space="preserve">const</w:t>
+      </w:r>
+      <w:r>
+        <w:rPr>
+          <w:rStyle w:val="NormalTok"/>
+        </w:rPr>
+        <w:t xml:space="preserve"> v</w:t>
+      </w:r>
+      <w:r>
+        <w:rPr>
+          <w:rStyle w:val="OperatorTok"/>
+        </w:rPr>
+        <w:t xml:space="preserve">=</w:t>
+      </w:r>
+      <w:r>
+        <w:rPr>
+          <w:rStyle w:val="BuiltInTok"/>
+        </w:rPr>
+        <w:t xml:space="preserve">document</w:t>
+      </w:r>
+      <w:r>
+        <w:rPr>
+          <w:rStyle w:val="OperatorTok"/>
+        </w:rPr>
+        <w:t xml:space="preserve">.</w:t>
+      </w:r>
+      <w:r>
+        <w:rPr>
+          <w:rStyle w:val="FunctionTok"/>
+        </w:rPr>
+        <w:t xml:space="preserve">querySelector</w:t>
+      </w:r>
+      <w:r>
+        <w:rPr>
+          <w:rStyle w:val="NormalTok"/>
+        </w:rPr>
+        <w:t xml:space="preserve">(</w:t>
+      </w:r>
+      <w:r>
+        <w:rPr>
+          <w:rStyle w:val="StringTok"/>
+        </w:rPr>
+        <w:t xml:space="preserve">'video'</w:t>
+      </w:r>
+      <w:r>
+        <w:rPr>
+          <w:rStyle w:val="NormalTok"/>
+        </w:rPr>
+        <w:t xml:space="preserve">)</w:t>
+      </w:r>
+      <w:r>
+        <w:rPr>
+          <w:rStyle w:val="OperatorTok"/>
+        </w:rPr>
+        <w:t xml:space="preserve">;</w:t>
+      </w:r>
+      <w:r>
+        <w:rPr>
+          <w:rStyle w:val="NormalTok"/>
+        </w:rPr>
+        <w:t xml:space="preserve"> v</w:t>
+      </w:r>
+      <w:r>
+        <w:rPr>
+          <w:rStyle w:val="OperatorTok"/>
+        </w:rPr>
+        <w:t xml:space="preserve">.</w:t>
+      </w:r>
+      <w:r>
+        <w:rPr>
+          <w:rStyle w:val="AttributeTok"/>
+        </w:rPr>
+        <w:t xml:space="preserve">muted</w:t>
+      </w:r>
+      <w:r>
+        <w:rPr>
+          <w:rStyle w:val="OperatorTok"/>
+        </w:rPr>
+        <w:t xml:space="preserve">=</w:t>
+      </w:r>
+      <w:r>
+        <w:rPr>
+          <w:rStyle w:val="KeywordTok"/>
+        </w:rPr>
+        <w:t xml:space="preserve">true</w:t>
+      </w:r>
+      <w:r>
+        <w:rPr>
+          <w:rStyle w:val="OperatorTok"/>
+        </w:rPr>
+        <w:t xml:space="preserve">;</w:t>
+      </w:r>
+      <w:r>
+        <w:rPr>
+          <w:rStyle w:val="NormalTok"/>
+        </w:rPr>
+        <w:t xml:space="preserve"> v</w:t>
+      </w:r>
+      <w:r>
+        <w:rPr>
+          <w:rStyle w:val="OperatorTok"/>
+        </w:rPr>
+        <w:t xml:space="preserve">.</w:t>
+      </w:r>
+      <w:r>
+        <w:rPr>
+          <w:rStyle w:val="FunctionTok"/>
+        </w:rPr>
+        <w:t xml:space="preserve">pause</w:t>
+      </w:r>
+      <w:r>
+        <w:rPr>
+          <w:rStyle w:val="NormalTok"/>
+        </w:rPr>
+        <w:t xml:space="preserve">()</w:t>
+      </w:r>
+      <w:r>
+        <w:rPr>
+          <w:rStyle w:val="OperatorTok"/>
+        </w:rPr>
+        <w:t xml:space="preserve">;</w:t>
+      </w:r>
+      <w:r>
+        <w:br/>
+      </w:r>
+      <w:r>
+        <w:rPr>
+          <w:rStyle w:val="NormalTok"/>
+        </w:rPr>
+        <w:t xml:space="preserve">  </w:t>
+      </w:r>
+      <w:r>
+        <w:rPr>
+          <w:rStyle w:val="KeywordTok"/>
+        </w:rPr>
+        <w:t xml:space="preserve">const</w:t>
+      </w:r>
+      <w:r>
+        <w:rPr>
+          <w:rStyle w:val="NormalTok"/>
+        </w:rPr>
+        <w:t xml:space="preserve"> c</w:t>
+      </w:r>
+      <w:r>
+        <w:rPr>
+          <w:rStyle w:val="OperatorTok"/>
+        </w:rPr>
+        <w:t xml:space="preserve">=</w:t>
+      </w:r>
+      <w:r>
+        <w:rPr>
+          <w:rStyle w:val="BuiltInTok"/>
+        </w:rPr>
+        <w:t xml:space="preserve">document</w:t>
+      </w:r>
+      <w:r>
+        <w:rPr>
+          <w:rStyle w:val="OperatorTok"/>
+        </w:rPr>
+        <w:t xml:space="preserve">.</w:t>
+      </w:r>
+      <w:r>
+        <w:rPr>
+          <w:rStyle w:val="FunctionTok"/>
+        </w:rPr>
+        <w:t xml:space="preserve">createElement</w:t>
+      </w:r>
+      <w:r>
+        <w:rPr>
+          <w:rStyle w:val="NormalTok"/>
+        </w:rPr>
+        <w:t xml:space="preserve">(</w:t>
+      </w:r>
+      <w:r>
+        <w:rPr>
+          <w:rStyle w:val="StringTok"/>
+        </w:rPr>
+        <w:t xml:space="preserve">'canvas'</w:t>
+      </w:r>
+      <w:r>
+        <w:rPr>
+          <w:rStyle w:val="NormalTok"/>
+        </w:rPr>
+        <w:t xml:space="preserve">)</w:t>
+      </w:r>
+      <w:r>
+        <w:rPr>
+          <w:rStyle w:val="OperatorTok"/>
+        </w:rPr>
+        <w:t xml:space="preserve">;</w:t>
+      </w:r>
+      <w:r>
+        <w:rPr>
+          <w:rStyle w:val="NormalTok"/>
+        </w:rPr>
+        <w:t xml:space="preserve"> c</w:t>
+      </w:r>
+      <w:r>
+        <w:rPr>
+          <w:rStyle w:val="OperatorTok"/>
+        </w:rPr>
+        <w:t xml:space="preserve">.</w:t>
+      </w:r>
+      <w:r>
+        <w:rPr>
+          <w:rStyle w:val="AttributeTok"/>
+        </w:rPr>
+        <w:t xml:space="preserve">width</w:t>
+      </w:r>
+      <w:r>
+        <w:rPr>
+          <w:rStyle w:val="OperatorTok"/>
+        </w:rPr>
+        <w:t xml:space="preserve">=</w:t>
+      </w:r>
+      <w:r>
+        <w:rPr>
+          <w:rStyle w:val="DecValTok"/>
+        </w:rPr>
+        <w:t xml:space="preserve">48</w:t>
+      </w:r>
+      <w:r>
+        <w:rPr>
+          <w:rStyle w:val="OperatorTok"/>
+        </w:rPr>
+        <w:t xml:space="preserve">;</w:t>
+      </w:r>
+      <w:r>
+        <w:rPr>
+          <w:rStyle w:val="NormalTok"/>
+        </w:rPr>
+        <w:t xml:space="preserve"> c</w:t>
+      </w:r>
+      <w:r>
+        <w:rPr>
+          <w:rStyle w:val="OperatorTok"/>
+        </w:rPr>
+        <w:t xml:space="preserve">.</w:t>
+      </w:r>
+      <w:r>
+        <w:rPr>
+          <w:rStyle w:val="AttributeTok"/>
+        </w:rPr>
+        <w:t xml:space="preserve">height</w:t>
+      </w:r>
+      <w:r>
+        <w:rPr>
+          <w:rStyle w:val="OperatorTok"/>
+        </w:rPr>
+        <w:t xml:space="preserve">=</w:t>
+      </w:r>
+      <w:r>
+        <w:rPr>
+          <w:rStyle w:val="DecValTok"/>
+        </w:rPr>
+        <w:t xml:space="preserve">27</w:t>
+      </w:r>
+      <w:r>
+        <w:rPr>
+          <w:rStyle w:val="OperatorTok"/>
+        </w:rPr>
+        <w:t xml:space="preserve">;</w:t>
+      </w:r>
+      <w:r>
+        <w:br/>
+      </w:r>
+      <w:r>
+        <w:rPr>
+          <w:rStyle w:val="NormalTok"/>
+        </w:rPr>
+        <w:t xml:space="preserve">  </w:t>
+      </w:r>
+      <w:r>
+        <w:rPr>
+          <w:rStyle w:val="KeywordTok"/>
+        </w:rPr>
+        <w:t xml:space="preserve">const</w:t>
+      </w:r>
+      <w:r>
+        <w:rPr>
+          <w:rStyle w:val="NormalTok"/>
+        </w:rPr>
+        <w:t xml:space="preserve"> x</w:t>
+      </w:r>
+      <w:r>
+        <w:rPr>
+          <w:rStyle w:val="OperatorTok"/>
+        </w:rPr>
+        <w:t xml:space="preserve">=</w:t>
+      </w:r>
+      <w:r>
+        <w:rPr>
+          <w:rStyle w:val="NormalTok"/>
+        </w:rPr>
+        <w:t xml:space="preserve">c</w:t>
+      </w:r>
+      <w:r>
+        <w:rPr>
+          <w:rStyle w:val="OperatorTok"/>
+        </w:rPr>
+        <w:t xml:space="preserve">.</w:t>
+      </w:r>
+      <w:r>
+        <w:rPr>
+          <w:rStyle w:val="FunctionTok"/>
+        </w:rPr>
+        <w:t xml:space="preserve">getContext</w:t>
+      </w:r>
+      <w:r>
+        <w:rPr>
+          <w:rStyle w:val="NormalTok"/>
+        </w:rPr>
+        <w:t xml:space="preserve">(</w:t>
+      </w:r>
+      <w:r>
+        <w:rPr>
+          <w:rStyle w:val="StringTok"/>
+        </w:rPr>
+        <w:t xml:space="preserve">'2d'</w:t>
+      </w:r>
+      <w:r>
+        <w:rPr>
+          <w:rStyle w:val="OperatorTok"/>
+        </w:rPr>
+        <w:t xml:space="preserve">,</w:t>
+      </w:r>
+      <w:r>
+        <w:rPr>
+          <w:rStyle w:val="NormalTok"/>
+        </w:rPr>
+        <w:t xml:space="preserve">{</w:t>
+      </w:r>
+      <w:r>
+        <w:rPr>
+          <w:rStyle w:val="DataTypeTok"/>
+        </w:rPr>
+        <w:t xml:space="preserve">willReadFrequently</w:t>
+      </w:r>
+      <w:r>
+        <w:rPr>
+          <w:rStyle w:val="OperatorTok"/>
+        </w:rPr>
+        <w:t xml:space="preserve">:</w:t>
+      </w:r>
+      <w:r>
+        <w:rPr>
+          <w:rStyle w:val="KeywordTok"/>
+        </w:rPr>
+        <w:t xml:space="preserve">true</w:t>
+      </w:r>
+      <w:r>
+        <w:rPr>
+          <w:rStyle w:val="NormalTok"/>
+        </w:rPr>
+        <w:t xml:space="preserve">})</w:t>
+      </w:r>
+      <w:r>
+        <w:rPr>
+          <w:rStyle w:val="OperatorTok"/>
+        </w:rPr>
+        <w:t xml:space="preserve">;</w:t>
+      </w:r>
+      <w:r>
+        <w:br/>
+      </w:r>
+      <w:r>
+        <w:rPr>
+          <w:rStyle w:val="NormalTok"/>
+        </w:rPr>
+        <w:t xml:space="preserve">  </w:t>
+      </w:r>
+      <w:r>
+        <w:rPr>
+          <w:rStyle w:val="BuiltInTok"/>
+        </w:rPr>
+        <w:t xml:space="preserve">window</w:t>
+      </w:r>
+      <w:r>
+        <w:rPr>
+          <w:rStyle w:val="OperatorTok"/>
+        </w:rPr>
+        <w:t xml:space="preserve">.</w:t>
+      </w:r>
+      <w:r>
+        <w:rPr>
+          <w:rStyle w:val="AttributeTok"/>
+        </w:rPr>
+        <w:t xml:space="preserve">__diffs</w:t>
+      </w:r>
+      <w:r>
+        <w:rPr>
+          <w:rStyle w:val="OperatorTok"/>
+        </w:rPr>
+        <w:t xml:space="preserve">=</w:t>
+      </w:r>
+      <w:r>
+        <w:rPr>
+          <w:rStyle w:val="BuiltInTok"/>
+        </w:rPr>
+        <w:t xml:space="preserve">window</w:t>
+      </w:r>
+      <w:r>
+        <w:rPr>
+          <w:rStyle w:val="OperatorTok"/>
+        </w:rPr>
+        <w:t xml:space="preserve">.</w:t>
+      </w:r>
+      <w:r>
+        <w:rPr>
+          <w:rStyle w:val="AttributeTok"/>
+        </w:rPr>
+        <w:t xml:space="preserve">__diffs</w:t>
+      </w:r>
+      <w:r>
+        <w:rPr>
+          <w:rStyle w:val="OperatorTok"/>
+        </w:rPr>
+        <w:t xml:space="preserve">||</w:t>
+      </w:r>
+      <w:r>
+        <w:rPr>
+          <w:rStyle w:val="NormalTok"/>
+        </w:rPr>
+        <w:t xml:space="preserve">[]</w:t>
+      </w:r>
+      <w:r>
+        <w:rPr>
+          <w:rStyle w:val="OperatorTok"/>
+        </w:rPr>
+        <w:t xml:space="preserve">;</w:t>
+      </w:r>
+      <w:r>
+        <w:rPr>
+          <w:rStyle w:val="NormalTok"/>
+        </w:rPr>
+        <w:t xml:space="preserve"> </w:t>
+      </w:r>
+      <w:r>
+        <w:rPr>
+          <w:rStyle w:val="KeywordTok"/>
+        </w:rPr>
+        <w:t xml:space="preserve">let</w:t>
+      </w:r>
+      <w:r>
+        <w:rPr>
+          <w:rStyle w:val="NormalTok"/>
+        </w:rPr>
+        <w:t xml:space="preserve"> prev</w:t>
+      </w:r>
+      <w:r>
+        <w:rPr>
+          <w:rStyle w:val="OperatorTok"/>
+        </w:rPr>
+        <w:t xml:space="preserve">=</w:t>
+      </w:r>
+      <w:r>
+        <w:rPr>
+          <w:rStyle w:val="BuiltInTok"/>
+        </w:rPr>
+        <w:t xml:space="preserve">window</w:t>
+      </w:r>
+      <w:r>
+        <w:rPr>
+          <w:rStyle w:val="OperatorTok"/>
+        </w:rPr>
+        <w:t xml:space="preserve">.</w:t>
+      </w:r>
+      <w:r>
+        <w:rPr>
+          <w:rStyle w:val="AttributeTok"/>
+        </w:rPr>
+        <w:t xml:space="preserve">__prev</w:t>
+      </w:r>
+      <w:r>
+        <w:rPr>
+          <w:rStyle w:val="OperatorTok"/>
+        </w:rPr>
+        <w:t xml:space="preserve">||</w:t>
+      </w:r>
+      <w:r>
+        <w:rPr>
+          <w:rStyle w:val="KeywordTok"/>
+        </w:rPr>
+        <w:t xml:space="preserve">null</w:t>
+      </w:r>
+      <w:r>
+        <w:rPr>
+          <w:rStyle w:val="OperatorTok"/>
+        </w:rPr>
+        <w:t xml:space="preserve">;</w:t>
+      </w:r>
+      <w:r>
+        <w:br/>
+      </w:r>
+      <w:r>
+        <w:rPr>
+          <w:rStyle w:val="NormalTok"/>
+        </w:rPr>
+        <w:t xml:space="preserve">  </w:t>
+      </w:r>
+      <w:r>
+        <w:rPr>
+          <w:rStyle w:val="ControlFlowTok"/>
+        </w:rPr>
+        <w:t xml:space="preserve">for</w:t>
+      </w:r>
+      <w:r>
+        <w:rPr>
+          <w:rStyle w:val="NormalTok"/>
+        </w:rPr>
+        <w:t xml:space="preserve">(</w:t>
+      </w:r>
+      <w:r>
+        <w:rPr>
+          <w:rStyle w:val="KeywordTok"/>
+        </w:rPr>
+        <w:t xml:space="preserve">let</w:t>
+      </w:r>
+      <w:r>
+        <w:rPr>
+          <w:rStyle w:val="NormalTok"/>
+        </w:rPr>
+        <w:t xml:space="preserve"> t</w:t>
+      </w:r>
+      <w:r>
+        <w:rPr>
+          <w:rStyle w:val="OperatorTok"/>
+        </w:rPr>
+        <w:t xml:space="preserve">=</w:t>
+      </w:r>
+      <w:r>
+        <w:rPr>
+          <w:rStyle w:val="ImportTok"/>
+        </w:rPr>
+        <w:t xml:space="preserve">from</w:t>
+      </w:r>
+      <w:r>
+        <w:rPr>
+          <w:rStyle w:val="OperatorTok"/>
+        </w:rPr>
+        <w:t xml:space="preserve">;</w:t>
+      </w:r>
+      <w:r>
+        <w:rPr>
+          <w:rStyle w:val="NormalTok"/>
+        </w:rPr>
+        <w:t xml:space="preserve">t</w:t>
+      </w:r>
+      <w:r>
+        <w:rPr>
+          <w:rStyle w:val="OperatorTok"/>
+        </w:rPr>
+        <w:t xml:space="preserve">&lt;</w:t>
+      </w:r>
+      <w:r>
+        <w:rPr>
+          <w:rStyle w:val="NormalTok"/>
+        </w:rPr>
+        <w:t xml:space="preserve">to</w:t>
+      </w:r>
+      <w:r>
+        <w:rPr>
+          <w:rStyle w:val="OperatorTok"/>
+        </w:rPr>
+        <w:t xml:space="preserve">;</w:t>
+      </w:r>
+      <w:r>
+        <w:rPr>
+          <w:rStyle w:val="NormalTok"/>
+        </w:rPr>
+        <w:t xml:space="preserve">t</w:t>
+      </w:r>
+      <w:r>
+        <w:rPr>
+          <w:rStyle w:val="OperatorTok"/>
+        </w:rPr>
+        <w:t xml:space="preserve">+=</w:t>
+      </w:r>
+      <w:r>
+        <w:rPr>
+          <w:rStyle w:val="NormalTok"/>
+        </w:rPr>
+        <w:t xml:space="preserve">step){</w:t>
+      </w:r>
+      <w:r>
+        <w:br/>
+      </w:r>
+      <w:r>
+        <w:rPr>
+          <w:rStyle w:val="NormalTok"/>
+        </w:rPr>
+        <w:t xml:space="preserve">    </w:t>
+      </w:r>
+      <w:r>
+        <w:rPr>
+          <w:rStyle w:val="ControlFlowTok"/>
+        </w:rPr>
+        <w:t xml:space="preserve">await</w:t>
+      </w:r>
+      <w:r>
+        <w:rPr>
+          <w:rStyle w:val="NormalTok"/>
+        </w:rPr>
+        <w:t xml:space="preserve"> </w:t>
+      </w:r>
+      <w:r>
+        <w:rPr>
+          <w:rStyle w:val="KeywordTok"/>
+        </w:rPr>
+        <w:t xml:space="preserve">new</w:t>
+      </w:r>
+      <w:r>
+        <w:rPr>
+          <w:rStyle w:val="NormalTok"/>
+        </w:rPr>
+        <w:t xml:space="preserve"> </w:t>
+      </w:r>
+      <w:r>
+        <w:rPr>
+          <w:rStyle w:val="BuiltInTok"/>
+        </w:rPr>
+        <w:t xml:space="preserve">Promise</w:t>
+      </w:r>
+      <w:r>
+        <w:rPr>
+          <w:rStyle w:val="NormalTok"/>
+        </w:rPr>
+        <w:t xml:space="preserve">(r</w:t>
+      </w:r>
+      <w:r>
+        <w:rPr>
+          <w:rStyle w:val="KeywordTok"/>
+        </w:rPr>
+        <w:t xml:space="preserve">=&gt;</w:t>
+      </w:r>
+      <w:r>
+        <w:rPr>
+          <w:rStyle w:val="NormalTok"/>
+        </w:rPr>
+        <w:t xml:space="preserve">{</w:t>
+      </w:r>
+      <w:r>
+        <w:rPr>
+          <w:rStyle w:val="KeywordTok"/>
+        </w:rPr>
+        <w:t xml:space="preserve">const</w:t>
+      </w:r>
+      <w:r>
+        <w:rPr>
+          <w:rStyle w:val="NormalTok"/>
+        </w:rPr>
+        <w:t xml:space="preserve"> h</w:t>
+      </w:r>
+      <w:r>
+        <w:rPr>
+          <w:rStyle w:val="OperatorTok"/>
+        </w:rPr>
+        <w:t xml:space="preserve">=</w:t>
+      </w:r>
+      <w:r>
+        <w:rPr>
+          <w:rStyle w:val="NormalTok"/>
+        </w:rPr>
+        <w:t xml:space="preserve">()</w:t>
+      </w:r>
+      <w:r>
+        <w:rPr>
+          <w:rStyle w:val="KeywordTok"/>
+        </w:rPr>
+        <w:t xml:space="preserve">=&gt;</w:t>
+      </w:r>
+      <w:r>
+        <w:rPr>
+          <w:rStyle w:val="NormalTok"/>
+        </w:rPr>
+        <w:t xml:space="preserve">{v</w:t>
+      </w:r>
+      <w:r>
+        <w:rPr>
+          <w:rStyle w:val="OperatorTok"/>
+        </w:rPr>
+        <w:t xml:space="preserve">.</w:t>
+      </w:r>
+      <w:r>
+        <w:rPr>
+          <w:rStyle w:val="FunctionTok"/>
+        </w:rPr>
+        <w:t xml:space="preserve">removeEventListener</w:t>
+      </w:r>
+      <w:r>
+        <w:rPr>
+          <w:rStyle w:val="NormalTok"/>
+        </w:rPr>
+        <w:t xml:space="preserve">(</w:t>
+      </w:r>
+      <w:r>
+        <w:rPr>
+          <w:rStyle w:val="StringTok"/>
+        </w:rPr>
+        <w:t xml:space="preserve">'seeked'</w:t>
+      </w:r>
+      <w:r>
+        <w:rPr>
+          <w:rStyle w:val="OperatorTok"/>
+        </w:rPr>
+        <w:t xml:space="preserve">,</w:t>
+      </w:r>
+      <w:r>
+        <w:rPr>
+          <w:rStyle w:val="NormalTok"/>
+        </w:rPr>
+        <w:t xml:space="preserve">h)</w:t>
+      </w:r>
+      <w:r>
+        <w:rPr>
+          <w:rStyle w:val="OperatorTok"/>
+        </w:rPr>
+        <w:t xml:space="preserve">;</w:t>
+      </w:r>
+      <w:r>
+        <w:rPr>
+          <w:rStyle w:val="FunctionTok"/>
+        </w:rPr>
+        <w:t xml:space="preserve">r</w:t>
+      </w:r>
+      <w:r>
+        <w:rPr>
+          <w:rStyle w:val="NormalTok"/>
+        </w:rPr>
+        <w:t xml:space="preserve">()}</w:t>
+      </w:r>
+      <w:r>
+        <w:rPr>
+          <w:rStyle w:val="OperatorTok"/>
+        </w:rPr>
+        <w:t xml:space="preserve">;</w:t>
+      </w:r>
+      <w:r>
+        <w:rPr>
+          <w:rStyle w:val="NormalTok"/>
+        </w:rPr>
+        <w:t xml:space="preserve"> v</w:t>
+      </w:r>
+      <w:r>
+        <w:rPr>
+          <w:rStyle w:val="OperatorTok"/>
+        </w:rPr>
+        <w:t xml:space="preserve">.</w:t>
+      </w:r>
+      <w:r>
+        <w:rPr>
+          <w:rStyle w:val="FunctionTok"/>
+        </w:rPr>
+        <w:t xml:space="preserve">addEventListener</w:t>
+      </w:r>
+      <w:r>
+        <w:rPr>
+          <w:rStyle w:val="NormalTok"/>
+        </w:rPr>
+        <w:t xml:space="preserve">(</w:t>
+      </w:r>
+      <w:r>
+        <w:rPr>
+          <w:rStyle w:val="StringTok"/>
+        </w:rPr>
+        <w:t xml:space="preserve">'seeked'</w:t>
+      </w:r>
+      <w:r>
+        <w:rPr>
+          <w:rStyle w:val="OperatorTok"/>
+        </w:rPr>
+        <w:t xml:space="preserve">,</w:t>
+      </w:r>
+      <w:r>
+        <w:rPr>
+          <w:rStyle w:val="NormalTok"/>
+        </w:rPr>
+        <w:t xml:space="preserve">h)</w:t>
+      </w:r>
+      <w:r>
+        <w:rPr>
+          <w:rStyle w:val="OperatorTok"/>
+        </w:rPr>
+        <w:t xml:space="preserve">;</w:t>
+      </w:r>
+      <w:r>
+        <w:rPr>
+          <w:rStyle w:val="NormalTok"/>
+        </w:rPr>
+        <w:t xml:space="preserve"> v</w:t>
+      </w:r>
+      <w:r>
+        <w:rPr>
+          <w:rStyle w:val="OperatorTok"/>
+        </w:rPr>
+        <w:t xml:space="preserve">.</w:t>
+      </w:r>
+      <w:r>
+        <w:rPr>
+          <w:rStyle w:val="AttributeTok"/>
+        </w:rPr>
+        <w:t xml:space="preserve">currentTime</w:t>
+      </w:r>
+      <w:r>
+        <w:rPr>
+          <w:rStyle w:val="OperatorTok"/>
+        </w:rPr>
+        <w:t xml:space="preserve">=</w:t>
+      </w:r>
+      <w:r>
+        <w:rPr>
+          <w:rStyle w:val="NormalTok"/>
+        </w:rPr>
+        <w:t xml:space="preserve">t</w:t>
+      </w:r>
+      <w:r>
+        <w:rPr>
+          <w:rStyle w:val="OperatorTok"/>
+        </w:rPr>
+        <w:t xml:space="preserve">;</w:t>
+      </w:r>
+      <w:r>
+        <w:rPr>
+          <w:rStyle w:val="NormalTok"/>
+        </w:rPr>
+        <w:t xml:space="preserve"> </w:t>
+      </w:r>
+      <w:r>
+        <w:rPr>
+          <w:rStyle w:val="PreprocessorTok"/>
+        </w:rPr>
+        <w:t xml:space="preserve">setTimeout</w:t>
+      </w:r>
+      <w:r>
+        <w:rPr>
+          <w:rStyle w:val="NormalTok"/>
+        </w:rPr>
+        <w:t xml:space="preserve">(r</w:t>
+      </w:r>
+      <w:r>
+        <w:rPr>
+          <w:rStyle w:val="OperatorTok"/>
+        </w:rPr>
+        <w:t xml:space="preserve">,</w:t>
+      </w:r>
+      <w:r>
+        <w:rPr>
+          <w:rStyle w:val="DecValTok"/>
+        </w:rPr>
+        <w:t xml:space="preserve">800</w:t>
+      </w:r>
+      <w:r>
+        <w:rPr>
+          <w:rStyle w:val="NormalTok"/>
+        </w:rPr>
+        <w:t xml:space="preserve">)})</w:t>
+      </w:r>
+      <w:r>
+        <w:rPr>
+          <w:rStyle w:val="OperatorTok"/>
+        </w:rPr>
+        <w:t xml:space="preserve">;</w:t>
+      </w:r>
+      <w:r>
+        <w:br/>
+      </w:r>
+      <w:r>
+        <w:rPr>
+          <w:rStyle w:val="NormalTok"/>
+        </w:rPr>
+        <w:t xml:space="preserve">    x</w:t>
+      </w:r>
+      <w:r>
+        <w:rPr>
+          <w:rStyle w:val="OperatorTok"/>
+        </w:rPr>
+        <w:t xml:space="preserve">.</w:t>
+      </w:r>
+      <w:r>
+        <w:rPr>
+          <w:rStyle w:val="FunctionTok"/>
+        </w:rPr>
+        <w:t xml:space="preserve">drawImage</w:t>
+      </w:r>
+      <w:r>
+        <w:rPr>
+          <w:rStyle w:val="NormalTok"/>
+        </w:rPr>
+        <w:t xml:space="preserve">(v</w:t>
+      </w:r>
+      <w:r>
+        <w:rPr>
+          <w:rStyle w:val="OperatorTok"/>
+        </w:rPr>
+        <w:t xml:space="preserve">,</w:t>
+      </w:r>
+      <w:r>
+        <w:rPr>
+          <w:rStyle w:val="DecValTok"/>
+        </w:rPr>
+        <w:t xml:space="preserve">0</w:t>
+      </w:r>
+      <w:r>
+        <w:rPr>
+          <w:rStyle w:val="OperatorTok"/>
+        </w:rPr>
+        <w:t xml:space="preserve">,</w:t>
+      </w:r>
+      <w:r>
+        <w:rPr>
+          <w:rStyle w:val="DecValTok"/>
+        </w:rPr>
+        <w:t xml:space="preserve">0</w:t>
+      </w:r>
+      <w:r>
+        <w:rPr>
+          <w:rStyle w:val="OperatorTok"/>
+        </w:rPr>
+        <w:t xml:space="preserve">,</w:t>
+      </w:r>
+      <w:r>
+        <w:rPr>
+          <w:rStyle w:val="DecValTok"/>
+        </w:rPr>
+        <w:t xml:space="preserve">48</w:t>
+      </w:r>
+      <w:r>
+        <w:rPr>
+          <w:rStyle w:val="OperatorTok"/>
+        </w:rPr>
+        <w:t xml:space="preserve">,</w:t>
+      </w:r>
+      <w:r>
+        <w:rPr>
+          <w:rStyle w:val="DecValTok"/>
+        </w:rPr>
+        <w:t xml:space="preserve">27</w:t>
+      </w:r>
+      <w:r>
+        <w:rPr>
+          <w:rStyle w:val="NormalTok"/>
+        </w:rPr>
+        <w:t xml:space="preserve">)</w:t>
+      </w:r>
+      <w:r>
+        <w:rPr>
+          <w:rStyle w:val="OperatorTok"/>
+        </w:rPr>
+        <w:t xml:space="preserve">;</w:t>
+      </w:r>
+      <w:r>
+        <w:rPr>
+          <w:rStyle w:val="NormalTok"/>
+        </w:rPr>
+        <w:t xml:space="preserve"> </w:t>
+      </w:r>
+      <w:r>
+        <w:rPr>
+          <w:rStyle w:val="KeywordTok"/>
+        </w:rPr>
+        <w:t xml:space="preserve">const</w:t>
+      </w:r>
+      <w:r>
+        <w:rPr>
+          <w:rStyle w:val="NormalTok"/>
+        </w:rPr>
+        <w:t xml:space="preserve"> d</w:t>
+      </w:r>
+      <w:r>
+        <w:rPr>
+          <w:rStyle w:val="OperatorTok"/>
+        </w:rPr>
+        <w:t xml:space="preserve">=</w:t>
+      </w:r>
+      <w:r>
+        <w:rPr>
+          <w:rStyle w:val="NormalTok"/>
+        </w:rPr>
+        <w:t xml:space="preserve">x</w:t>
+      </w:r>
+      <w:r>
+        <w:rPr>
+          <w:rStyle w:val="OperatorTok"/>
+        </w:rPr>
+        <w:t xml:space="preserve">.</w:t>
+      </w:r>
+      <w:r>
+        <w:rPr>
+          <w:rStyle w:val="FunctionTok"/>
+        </w:rPr>
+        <w:t xml:space="preserve">getImageData</w:t>
+      </w:r>
+      <w:r>
+        <w:rPr>
+          <w:rStyle w:val="NormalTok"/>
+        </w:rPr>
+        <w:t xml:space="preserve">(</w:t>
+      </w:r>
+      <w:r>
+        <w:rPr>
+          <w:rStyle w:val="DecValTok"/>
+        </w:rPr>
+        <w:t xml:space="preserve">0</w:t>
+      </w:r>
+      <w:r>
+        <w:rPr>
+          <w:rStyle w:val="OperatorTok"/>
+        </w:rPr>
+        <w:t xml:space="preserve">,</w:t>
+      </w:r>
+      <w:r>
+        <w:rPr>
+          <w:rStyle w:val="DecValTok"/>
+        </w:rPr>
+        <w:t xml:space="preserve">0</w:t>
+      </w:r>
+      <w:r>
+        <w:rPr>
+          <w:rStyle w:val="OperatorTok"/>
+        </w:rPr>
+        <w:t xml:space="preserve">,</w:t>
+      </w:r>
+      <w:r>
+        <w:rPr>
+          <w:rStyle w:val="DecValTok"/>
+        </w:rPr>
+        <w:t xml:space="preserve">48</w:t>
+      </w:r>
+      <w:r>
+        <w:rPr>
+          <w:rStyle w:val="OperatorTok"/>
+        </w:rPr>
+        <w:t xml:space="preserve">,</w:t>
+      </w:r>
+      <w:r>
+        <w:rPr>
+          <w:rStyle w:val="DecValTok"/>
+        </w:rPr>
+        <w:t xml:space="preserve">27</w:t>
+      </w:r>
+      <w:r>
+        <w:rPr>
+          <w:rStyle w:val="NormalTok"/>
+        </w:rPr>
+        <w:t xml:space="preserve">)</w:t>
+      </w:r>
+      <w:r>
+        <w:rPr>
+          <w:rStyle w:val="OperatorTok"/>
+        </w:rPr>
+        <w:t xml:space="preserve">.</w:t>
+      </w:r>
+      <w:r>
+        <w:rPr>
+          <w:rStyle w:val="AttributeTok"/>
+        </w:rPr>
+        <w:t xml:space="preserve">data</w:t>
+      </w:r>
+      <w:r>
+        <w:rPr>
+          <w:rStyle w:val="OperatorTok"/>
+        </w:rPr>
+        <w:t xml:space="preserve">;</w:t>
+      </w:r>
+      <w:r>
+        <w:rPr>
+          <w:rStyle w:val="NormalTok"/>
+        </w:rPr>
+        <w:t xml:space="preserve"> </w:t>
+      </w:r>
+      <w:r>
+        <w:rPr>
+          <w:rStyle w:val="KeywordTok"/>
+        </w:rPr>
+        <w:t xml:space="preserve">const</w:t>
+      </w:r>
+      <w:r>
+        <w:rPr>
+          <w:rStyle w:val="NormalTok"/>
+        </w:rPr>
+        <w:t xml:space="preserve"> g</w:t>
+      </w:r>
+      <w:r>
+        <w:rPr>
+          <w:rStyle w:val="OperatorTok"/>
+        </w:rPr>
+        <w:t xml:space="preserve">=</w:t>
+      </w:r>
+      <w:r>
+        <w:rPr>
+          <w:rStyle w:val="KeywordTok"/>
+        </w:rPr>
+        <w:t xml:space="preserve">new</w:t>
+      </w:r>
+      <w:r>
+        <w:rPr>
+          <w:rStyle w:val="NormalTok"/>
+        </w:rPr>
+        <w:t xml:space="preserve"> </w:t>
+      </w:r>
+      <w:r>
+        <w:rPr>
+          <w:rStyle w:val="BuiltInTok"/>
+        </w:rPr>
+        <w:t xml:space="preserve">Float32Array</w:t>
+      </w:r>
+      <w:r>
+        <w:rPr>
+          <w:rStyle w:val="NormalTok"/>
+        </w:rPr>
+        <w:t xml:space="preserve">(</w:t>
+      </w:r>
+      <w:r>
+        <w:rPr>
+          <w:rStyle w:val="DecValTok"/>
+        </w:rPr>
+        <w:t xml:space="preserve">48</w:t>
+      </w:r>
+      <w:r>
+        <w:rPr>
+          <w:rStyle w:val="OperatorTok"/>
+        </w:rPr>
+        <w:t xml:space="preserve">*</w:t>
+      </w:r>
+      <w:r>
+        <w:rPr>
+          <w:rStyle w:val="DecValTok"/>
+        </w:rPr>
+        <w:t xml:space="preserve">27</w:t>
+      </w:r>
+      <w:r>
+        <w:rPr>
+          <w:rStyle w:val="NormalTok"/>
+        </w:rPr>
+        <w:t xml:space="preserve">)</w:t>
+      </w:r>
+      <w:r>
+        <w:rPr>
+          <w:rStyle w:val="OperatorTok"/>
+        </w:rPr>
+        <w:t xml:space="preserve">;</w:t>
+      </w:r>
+      <w:r>
+        <w:br/>
+      </w:r>
+      <w:r>
+        <w:rPr>
+          <w:rStyle w:val="NormalTok"/>
+        </w:rPr>
+        <w:t xml:space="preserve">    </w:t>
+      </w:r>
+      <w:r>
+        <w:rPr>
+          <w:rStyle w:val="ControlFlowTok"/>
+        </w:rPr>
+        <w:t xml:space="preserve">for</w:t>
+      </w:r>
+      <w:r>
+        <w:rPr>
+          <w:rStyle w:val="NormalTok"/>
+        </w:rPr>
+        <w:t xml:space="preserve">(</w:t>
+      </w:r>
+      <w:r>
+        <w:rPr>
+          <w:rStyle w:val="KeywordTok"/>
+        </w:rPr>
+        <w:t xml:space="preserve">let</w:t>
+      </w:r>
+      <w:r>
+        <w:rPr>
+          <w:rStyle w:val="NormalTok"/>
+        </w:rPr>
+        <w:t xml:space="preserve"> i</w:t>
+      </w:r>
+      <w:r>
+        <w:rPr>
+          <w:rStyle w:val="OperatorTok"/>
+        </w:rPr>
+        <w:t xml:space="preserve">=</w:t>
+      </w:r>
+      <w:r>
+        <w:rPr>
+          <w:rStyle w:val="DecValTok"/>
+        </w:rPr>
+        <w:t xml:space="preserve">0</w:t>
+      </w:r>
+      <w:r>
+        <w:rPr>
+          <w:rStyle w:val="OperatorTok"/>
+        </w:rPr>
+        <w:t xml:space="preserve">;</w:t>
+      </w:r>
+      <w:r>
+        <w:rPr>
+          <w:rStyle w:val="NormalTok"/>
+        </w:rPr>
+        <w:t xml:space="preserve">i</w:t>
+      </w:r>
+      <w:r>
+        <w:rPr>
+          <w:rStyle w:val="OperatorTok"/>
+        </w:rPr>
+        <w:t xml:space="preserve">&lt;</w:t>
+      </w:r>
+      <w:r>
+        <w:rPr>
+          <w:rStyle w:val="NormalTok"/>
+        </w:rPr>
+        <w:t xml:space="preserve">g</w:t>
+      </w:r>
+      <w:r>
+        <w:rPr>
+          <w:rStyle w:val="OperatorTok"/>
+        </w:rPr>
+        <w:t xml:space="preserve">.</w:t>
+      </w:r>
+      <w:r>
+        <w:rPr>
+          <w:rStyle w:val="AttributeTok"/>
+        </w:rPr>
+        <w:t xml:space="preserve">length</w:t>
+      </w:r>
+      <w:r>
+        <w:rPr>
+          <w:rStyle w:val="OperatorTok"/>
+        </w:rPr>
+        <w:t xml:space="preserve">;</w:t>
+      </w:r>
+      <w:r>
+        <w:rPr>
+          <w:rStyle w:val="NormalTok"/>
+        </w:rPr>
+        <w:t xml:space="preserve">i</w:t>
+      </w:r>
+      <w:r>
+        <w:rPr>
+          <w:rStyle w:val="OperatorTok"/>
+        </w:rPr>
+        <w:t xml:space="preserve">++</w:t>
+      </w:r>
+      <w:r>
+        <w:rPr>
+          <w:rStyle w:val="NormalTok"/>
+        </w:rPr>
+        <w:t xml:space="preserve">) g[i]</w:t>
+      </w:r>
+      <w:r>
+        <w:rPr>
+          <w:rStyle w:val="OperatorTok"/>
+        </w:rPr>
+        <w:t xml:space="preserve">=</w:t>
+      </w:r>
+      <w:r>
+        <w:rPr>
+          <w:rStyle w:val="NormalTok"/>
+        </w:rPr>
+        <w:t xml:space="preserve">(d[i</w:t>
+      </w:r>
+      <w:r>
+        <w:rPr>
+          <w:rStyle w:val="OperatorTok"/>
+        </w:rPr>
+        <w:t xml:space="preserve">*</w:t>
+      </w:r>
+      <w:r>
+        <w:rPr>
+          <w:rStyle w:val="DecValTok"/>
+        </w:rPr>
+        <w:t xml:space="preserve">4</w:t>
+      </w:r>
+      <w:r>
+        <w:rPr>
+          <w:rStyle w:val="NormalTok"/>
+        </w:rPr>
+        <w:t xml:space="preserve">]</w:t>
+      </w:r>
+      <w:r>
+        <w:rPr>
+          <w:rStyle w:val="OperatorTok"/>
+        </w:rPr>
+        <w:t xml:space="preserve">+</w:t>
+      </w:r>
+      <w:r>
+        <w:rPr>
+          <w:rStyle w:val="NormalTok"/>
+        </w:rPr>
+        <w:t xml:space="preserve">d[i</w:t>
+      </w:r>
+      <w:r>
+        <w:rPr>
+          <w:rStyle w:val="OperatorTok"/>
+        </w:rPr>
+        <w:t xml:space="preserve">*</w:t>
+      </w:r>
+      <w:r>
+        <w:rPr>
+          <w:rStyle w:val="DecValTok"/>
+        </w:rPr>
+        <w:t xml:space="preserve">4</w:t>
+      </w:r>
+      <w:r>
+        <w:rPr>
+          <w:rStyle w:val="OperatorTok"/>
+        </w:rPr>
+        <w:t xml:space="preserve">+</w:t>
+      </w:r>
+      <w:r>
+        <w:rPr>
+          <w:rStyle w:val="DecValTok"/>
+        </w:rPr>
+        <w:t xml:space="preserve">1</w:t>
+      </w:r>
+      <w:r>
+        <w:rPr>
+          <w:rStyle w:val="NormalTok"/>
+        </w:rPr>
+        <w:t xml:space="preserve">]</w:t>
+      </w:r>
+      <w:r>
+        <w:rPr>
+          <w:rStyle w:val="OperatorTok"/>
+        </w:rPr>
+        <w:t xml:space="preserve">+</w:t>
+      </w:r>
+      <w:r>
+        <w:rPr>
+          <w:rStyle w:val="NormalTok"/>
+        </w:rPr>
+        <w:t xml:space="preserve">d[i</w:t>
+      </w:r>
+      <w:r>
+        <w:rPr>
+          <w:rStyle w:val="OperatorTok"/>
+        </w:rPr>
+        <w:t xml:space="preserve">*</w:t>
+      </w:r>
+      <w:r>
+        <w:rPr>
+          <w:rStyle w:val="DecValTok"/>
+        </w:rPr>
+        <w:t xml:space="preserve">4</w:t>
+      </w:r>
+      <w:r>
+        <w:rPr>
+          <w:rStyle w:val="OperatorTok"/>
+        </w:rPr>
+        <w:t xml:space="preserve">+</w:t>
+      </w:r>
+      <w:r>
+        <w:rPr>
+          <w:rStyle w:val="DecValTok"/>
+        </w:rPr>
+        <w:t xml:space="preserve">2</w:t>
+      </w:r>
+      <w:r>
+        <w:rPr>
+          <w:rStyle w:val="NormalTok"/>
+        </w:rPr>
+        <w:t xml:space="preserve">])</w:t>
+      </w:r>
+      <w:r>
+        <w:rPr>
+          <w:rStyle w:val="OperatorTok"/>
+        </w:rPr>
+        <w:t xml:space="preserve">/</w:t>
+      </w:r>
+      <w:r>
+        <w:rPr>
+          <w:rStyle w:val="DecValTok"/>
+        </w:rPr>
+        <w:t xml:space="preserve">3</w:t>
+      </w:r>
+      <w:r>
+        <w:rPr>
+          <w:rStyle w:val="OperatorTok"/>
+        </w:rPr>
+        <w:t xml:space="preserve">;</w:t>
+      </w:r>
+      <w:r>
+        <w:br/>
+      </w:r>
+      <w:r>
+        <w:rPr>
+          <w:rStyle w:val="NormalTok"/>
+        </w:rPr>
+        <w:t xml:space="preserve">    </w:t>
+      </w:r>
+      <w:r>
+        <w:rPr>
+          <w:rStyle w:val="ControlFlowTok"/>
+        </w:rPr>
+        <w:t xml:space="preserve">if</w:t>
+      </w:r>
+      <w:r>
+        <w:rPr>
+          <w:rStyle w:val="NormalTok"/>
+        </w:rPr>
+        <w:t xml:space="preserve">(prev){</w:t>
+      </w:r>
+      <w:r>
+        <w:rPr>
+          <w:rStyle w:val="KeywordTok"/>
+        </w:rPr>
+        <w:t xml:space="preserve">let</w:t>
+      </w:r>
+      <w:r>
+        <w:rPr>
+          <w:rStyle w:val="NormalTok"/>
+        </w:rPr>
+        <w:t xml:space="preserve"> s</w:t>
+      </w:r>
+      <w:r>
+        <w:rPr>
+          <w:rStyle w:val="OperatorTok"/>
+        </w:rPr>
+        <w:t xml:space="preserve">=</w:t>
+      </w:r>
+      <w:r>
+        <w:rPr>
+          <w:rStyle w:val="DecValTok"/>
+        </w:rPr>
+        <w:t xml:space="preserve">0</w:t>
+      </w:r>
+      <w:r>
+        <w:rPr>
+          <w:rStyle w:val="OperatorTok"/>
+        </w:rPr>
+        <w:t xml:space="preserve">;</w:t>
+      </w:r>
+      <w:r>
+        <w:rPr>
+          <w:rStyle w:val="NormalTok"/>
+        </w:rPr>
+        <w:t xml:space="preserve"> </w:t>
+      </w:r>
+      <w:r>
+        <w:rPr>
+          <w:rStyle w:val="ControlFlowTok"/>
+        </w:rPr>
+        <w:t xml:space="preserve">for</w:t>
+      </w:r>
+      <w:r>
+        <w:rPr>
+          <w:rStyle w:val="NormalTok"/>
+        </w:rPr>
+        <w:t xml:space="preserve">(</w:t>
+      </w:r>
+      <w:r>
+        <w:rPr>
+          <w:rStyle w:val="KeywordTok"/>
+        </w:rPr>
+        <w:t xml:space="preserve">let</w:t>
+      </w:r>
+      <w:r>
+        <w:rPr>
+          <w:rStyle w:val="NormalTok"/>
+        </w:rPr>
+        <w:t xml:space="preserve"> i</w:t>
+      </w:r>
+      <w:r>
+        <w:rPr>
+          <w:rStyle w:val="OperatorTok"/>
+        </w:rPr>
+        <w:t xml:space="preserve">=</w:t>
+      </w:r>
+      <w:r>
+        <w:rPr>
+          <w:rStyle w:val="DecValTok"/>
+        </w:rPr>
+        <w:t xml:space="preserve">0</w:t>
+      </w:r>
+      <w:r>
+        <w:rPr>
+          <w:rStyle w:val="OperatorTok"/>
+        </w:rPr>
+        <w:t xml:space="preserve">;</w:t>
+      </w:r>
+      <w:r>
+        <w:rPr>
+          <w:rStyle w:val="NormalTok"/>
+        </w:rPr>
+        <w:t xml:space="preserve">i</w:t>
+      </w:r>
+      <w:r>
+        <w:rPr>
+          <w:rStyle w:val="OperatorTok"/>
+        </w:rPr>
+        <w:t xml:space="preserve">&lt;</w:t>
+      </w:r>
+      <w:r>
+        <w:rPr>
+          <w:rStyle w:val="NormalTok"/>
+        </w:rPr>
+        <w:t xml:space="preserve">g</w:t>
+      </w:r>
+      <w:r>
+        <w:rPr>
+          <w:rStyle w:val="OperatorTok"/>
+        </w:rPr>
+        <w:t xml:space="preserve">.</w:t>
+      </w:r>
+      <w:r>
+        <w:rPr>
+          <w:rStyle w:val="AttributeTok"/>
+        </w:rPr>
+        <w:t xml:space="preserve">length</w:t>
+      </w:r>
+      <w:r>
+        <w:rPr>
+          <w:rStyle w:val="OperatorTok"/>
+        </w:rPr>
+        <w:t xml:space="preserve">;</w:t>
+      </w:r>
+      <w:r>
+        <w:rPr>
+          <w:rStyle w:val="NormalTok"/>
+        </w:rPr>
+        <w:t xml:space="preserve">i</w:t>
+      </w:r>
+      <w:r>
+        <w:rPr>
+          <w:rStyle w:val="OperatorTok"/>
+        </w:rPr>
+        <w:t xml:space="preserve">++</w:t>
+      </w:r>
+      <w:r>
+        <w:rPr>
+          <w:rStyle w:val="NormalTok"/>
+        </w:rPr>
+        <w:t xml:space="preserve">) s</w:t>
+      </w:r>
+      <w:r>
+        <w:rPr>
+          <w:rStyle w:val="OperatorTok"/>
+        </w:rPr>
+        <w:t xml:space="preserve">+=</w:t>
+      </w:r>
+      <w:r>
+        <w:rPr>
+          <w:rStyle w:val="BuiltInTok"/>
+        </w:rPr>
+        <w:t xml:space="preserve">Math</w:t>
+      </w:r>
+      <w:r>
+        <w:rPr>
+          <w:rStyle w:val="OperatorTok"/>
+        </w:rPr>
+        <w:t xml:space="preserve">.</w:t>
+      </w:r>
+      <w:r>
+        <w:rPr>
+          <w:rStyle w:val="FunctionTok"/>
+        </w:rPr>
+        <w:t xml:space="preserve">abs</w:t>
+      </w:r>
+      <w:r>
+        <w:rPr>
+          <w:rStyle w:val="NormalTok"/>
+        </w:rPr>
+        <w:t xml:space="preserve">(g[i]</w:t>
+      </w:r>
+      <w:r>
+        <w:rPr>
+          <w:rStyle w:val="OperatorTok"/>
+        </w:rPr>
+        <w:t xml:space="preserve">-</w:t>
+      </w:r>
+      <w:r>
+        <w:rPr>
+          <w:rStyle w:val="NormalTok"/>
+        </w:rPr>
+        <w:t xml:space="preserve">prev[i])</w:t>
+      </w:r>
+      <w:r>
+        <w:rPr>
+          <w:rStyle w:val="OperatorTok"/>
+        </w:rPr>
+        <w:t xml:space="preserve">;</w:t>
+      </w:r>
+      <w:r>
+        <w:rPr>
+          <w:rStyle w:val="NormalTok"/>
+        </w:rPr>
+        <w:t xml:space="preserve"> </w:t>
+      </w:r>
+      <w:r>
+        <w:rPr>
+          <w:rStyle w:val="BuiltInTok"/>
+        </w:rPr>
+        <w:t xml:space="preserve">window</w:t>
+      </w:r>
+      <w:r>
+        <w:rPr>
+          <w:rStyle w:val="OperatorTok"/>
+        </w:rPr>
+        <w:t xml:space="preserve">.</w:t>
+      </w:r>
+      <w:r>
+        <w:rPr>
+          <w:rStyle w:val="AttributeTok"/>
+        </w:rPr>
+        <w:t xml:space="preserve">__diffs</w:t>
+      </w:r>
+      <w:r>
+        <w:rPr>
+          <w:rStyle w:val="OperatorTok"/>
+        </w:rPr>
+        <w:t xml:space="preserve">.</w:t>
+      </w:r>
+      <w:r>
+        <w:rPr>
+          <w:rStyle w:val="FunctionTok"/>
+        </w:rPr>
+        <w:t xml:space="preserve">push</w:t>
+      </w:r>
+      <w:r>
+        <w:rPr>
+          <w:rStyle w:val="NormalTok"/>
+        </w:rPr>
+        <w:t xml:space="preserve">([</w:t>
+      </w:r>
+      <w:r>
+        <w:rPr>
+          <w:rStyle w:val="OperatorTok"/>
+        </w:rPr>
+        <w:t xml:space="preserve">+</w:t>
+      </w:r>
+      <w:r>
+        <w:rPr>
+          <w:rStyle w:val="NormalTok"/>
+        </w:rPr>
+        <w:t xml:space="preserve">t</w:t>
+      </w:r>
+      <w:r>
+        <w:rPr>
+          <w:rStyle w:val="OperatorTok"/>
+        </w:rPr>
+        <w:t xml:space="preserve">.</w:t>
+      </w:r>
+      <w:r>
+        <w:rPr>
+          <w:rStyle w:val="FunctionTok"/>
+        </w:rPr>
+        <w:t xml:space="preserve">toFixed</w:t>
+      </w:r>
+      <w:r>
+        <w:rPr>
+          <w:rStyle w:val="NormalTok"/>
+        </w:rPr>
+        <w:t xml:space="preserve">(</w:t>
+      </w:r>
+      <w:r>
+        <w:rPr>
+          <w:rStyle w:val="DecValTok"/>
+        </w:rPr>
+        <w:t xml:space="preserve">2</w:t>
+      </w:r>
+      <w:r>
+        <w:rPr>
+          <w:rStyle w:val="NormalTok"/>
+        </w:rPr>
+        <w:t xml:space="preserve">)</w:t>
+      </w:r>
+      <w:r>
+        <w:rPr>
+          <w:rStyle w:val="OperatorTok"/>
+        </w:rPr>
+        <w:t xml:space="preserve">,</w:t>
+      </w:r>
+      <w:r>
+        <w:rPr>
+          <w:rStyle w:val="NormalTok"/>
+        </w:rPr>
+        <w:t xml:space="preserve"> </w:t>
+      </w:r>
+      <w:r>
+        <w:rPr>
+          <w:rStyle w:val="OperatorTok"/>
+        </w:rPr>
+        <w:t xml:space="preserve">+</w:t>
+      </w:r>
+      <w:r>
+        <w:rPr>
+          <w:rStyle w:val="NormalTok"/>
+        </w:rPr>
+        <w:t xml:space="preserve">(s</w:t>
+      </w:r>
+      <w:r>
+        <w:rPr>
+          <w:rStyle w:val="OperatorTok"/>
+        </w:rPr>
+        <w:t xml:space="preserve">/</w:t>
+      </w:r>
+      <w:r>
+        <w:rPr>
+          <w:rStyle w:val="NormalTok"/>
+        </w:rPr>
+        <w:t xml:space="preserve">g</w:t>
+      </w:r>
+      <w:r>
+        <w:rPr>
+          <w:rStyle w:val="OperatorTok"/>
+        </w:rPr>
+        <w:t xml:space="preserve">.</w:t>
+      </w:r>
+      <w:r>
+        <w:rPr>
+          <w:rStyle w:val="AttributeTok"/>
+        </w:rPr>
+        <w:t xml:space="preserve">length</w:t>
+      </w:r>
+      <w:r>
+        <w:rPr>
+          <w:rStyle w:val="NormalTok"/>
+        </w:rPr>
+        <w:t xml:space="preserve">)</w:t>
+      </w:r>
+      <w:r>
+        <w:rPr>
+          <w:rStyle w:val="OperatorTok"/>
+        </w:rPr>
+        <w:t xml:space="preserve">.</w:t>
+      </w:r>
+      <w:r>
+        <w:rPr>
+          <w:rStyle w:val="FunctionTok"/>
+        </w:rPr>
+        <w:t xml:space="preserve">toFixed</w:t>
+      </w:r>
+      <w:r>
+        <w:rPr>
+          <w:rStyle w:val="NormalTok"/>
+        </w:rPr>
+        <w:t xml:space="preserve">(</w:t>
+      </w:r>
+      <w:r>
+        <w:rPr>
+          <w:rStyle w:val="DecValTok"/>
+        </w:rPr>
+        <w:t xml:space="preserve">1</w:t>
+      </w:r>
+      <w:r>
+        <w:rPr>
+          <w:rStyle w:val="NormalTok"/>
+        </w:rPr>
+        <w:t xml:space="preserve">)])</w:t>
+      </w:r>
+      <w:r>
+        <w:rPr>
+          <w:rStyle w:val="OperatorTok"/>
+        </w:rPr>
+        <w:t xml:space="preserve">;</w:t>
+      </w:r>
+      <w:r>
+        <w:rPr>
+          <w:rStyle w:val="NormalTok"/>
+        </w:rPr>
+        <w:t xml:space="preserve">}</w:t>
+      </w:r>
+      <w:r>
+        <w:br/>
+      </w:r>
+      <w:r>
+        <w:rPr>
+          <w:rStyle w:val="NormalTok"/>
+        </w:rPr>
+        <w:t xml:space="preserve">    prev</w:t>
+      </w:r>
+      <w:r>
+        <w:rPr>
+          <w:rStyle w:val="OperatorTok"/>
+        </w:rPr>
+        <w:t xml:space="preserve">=</w:t>
+      </w:r>
+      <w:r>
+        <w:rPr>
+          <w:rStyle w:val="NormalTok"/>
+        </w:rPr>
+        <w:t xml:space="preserve">g</w:t>
+      </w:r>
+      <w:r>
+        <w:rPr>
+          <w:rStyle w:val="OperatorTok"/>
+        </w:rPr>
+        <w:t xml:space="preserve">;</w:t>
+      </w:r>
+      <w:r>
+        <w:br/>
+      </w:r>
+      <w:r>
+        <w:rPr>
+          <w:rStyle w:val="NormalTok"/>
+        </w:rPr>
+        <w:t xml:space="preserve">  }</w:t>
+      </w:r>
+      <w:r>
+        <w:br/>
+      </w:r>
+      <w:r>
+        <w:rPr>
+          <w:rStyle w:val="NormalTok"/>
+        </w:rPr>
+        <w:t xml:space="preserve">  </w:t>
+      </w:r>
+      <w:r>
+        <w:rPr>
+          <w:rStyle w:val="BuiltInTok"/>
+        </w:rPr>
+        <w:t xml:space="preserve">window</w:t>
+      </w:r>
+      <w:r>
+        <w:rPr>
+          <w:rStyle w:val="OperatorTok"/>
+        </w:rPr>
+        <w:t xml:space="preserve">.</w:t>
+      </w:r>
+      <w:r>
+        <w:rPr>
+          <w:rStyle w:val="AttributeTok"/>
+        </w:rPr>
+        <w:t xml:space="preserve">__prev</w:t>
+      </w:r>
+      <w:r>
+        <w:rPr>
+          <w:rStyle w:val="OperatorTok"/>
+        </w:rPr>
+        <w:t xml:space="preserve">=</w:t>
+      </w:r>
+      <w:r>
+        <w:rPr>
+          <w:rStyle w:val="NormalTok"/>
+        </w:rPr>
+        <w:t xml:space="preserve">prev</w:t>
+      </w:r>
+      <w:r>
+        <w:rPr>
+          <w:rStyle w:val="OperatorTok"/>
+        </w:rPr>
+        <w:t xml:space="preserve">;</w:t>
+      </w:r>
+      <w:r>
+        <w:rPr>
+          <w:rStyle w:val="NormalTok"/>
+        </w:rPr>
+        <w:t xml:space="preserve"> </w:t>
+      </w:r>
+      <w:r>
+        <w:rPr>
+          <w:rStyle w:val="ControlFlowTok"/>
+        </w:rPr>
+        <w:t xml:space="preserve">return</w:t>
+      </w:r>
+      <w:r>
+        <w:rPr>
+          <w:rStyle w:val="NormalTok"/>
+        </w:rPr>
+        <w:t xml:space="preserve"> </w:t>
+      </w:r>
+      <w:r>
+        <w:rPr>
+          <w:rStyle w:val="BuiltInTok"/>
+        </w:rPr>
+        <w:t xml:space="preserve">window</w:t>
+      </w:r>
+      <w:r>
+        <w:rPr>
+          <w:rStyle w:val="OperatorTok"/>
+        </w:rPr>
+        <w:t xml:space="preserve">.</w:t>
+      </w:r>
+      <w:r>
+        <w:rPr>
+          <w:rStyle w:val="AttributeTok"/>
+        </w:rPr>
+        <w:t xml:space="preserve">__diffs</w:t>
+      </w:r>
+      <w:r>
+        <w:rPr>
+          <w:rStyle w:val="OperatorTok"/>
+        </w:rPr>
+        <w:t xml:space="preserve">.</w:t>
+      </w:r>
+      <w:r>
+        <w:rPr>
+          <w:rStyle w:val="AttributeTok"/>
+        </w:rPr>
+        <w:t xml:space="preserve">length</w:t>
+      </w:r>
+      <w:r>
+        <w:rPr>
+          <w:rStyle w:val="OperatorTok"/>
+        </w:rPr>
+        <w:t xml:space="preserve">;</w:t>
+      </w:r>
+      <w:r>
+        <w:br/>
+      </w:r>
+      <w:r>
+        <w:rPr>
+          <w:rStyle w:val="NormalTok"/>
+        </w:rPr>
+        <w:t xml:space="preserve">}</w:t>
+      </w:r>
+      <w:r>
+        <w:rPr>
+          <w:rStyle w:val="OperatorTok"/>
+        </w:rPr>
+        <w:t xml:space="preserve">;</w:t>
+      </w:r>
+      <w:r>
+        <w:br/>
+      </w:r>
+      <w:r>
+        <w:rPr>
+          <w:rStyle w:val="CommentTok"/>
+        </w:rPr>
+        <w:t xml:space="preserve">// gọi: window.__diffs=[]; window.__prev=null; await __scan(0,20,0.2); await __scan(20,40,0.2); ...</w:t>
+      </w:r>
+      <w:r>
+        <w:br/>
+      </w:r>
+      <w:r>
+        <w:rPr>
+          <w:rStyle w:val="CommentTok"/>
+        </w:rPr>
+        <w:t xml:space="preserve">// điểm cắt: diff &gt; max(18, 4 × trung vị), bỏ các điểm liền kề</w:t>
       </w:r>
     </w:p>
     <w:p>
@@ -10460,7 +10690,19 @@
         </w:numPr>
       </w:pPr>
       <w:r>
-        <w:t xml:space="preserve">Heredoc bash chứa tiếng Việt / ký tự thoát dễ hỏng file → dùng Write/Edit tool hoặc script Python trong scratchpad.</w:t>
+        <w:t xml:space="preserve">Kết quả mẫu: Kenta’s Obsession 75,7s, ~42 điểm cắt (1,6 · 4 · 6,2 · 7,4 · 9,8 · 11,2 · 11,6 · 13,6 · 14,2 · 15,6 · 18,4 · 21,2 · 22,2 · 24 · 24,6 · 25,4 · 25,8 · 26,2 · 27,6 · 28,2 · 29,2 · 30,4 · 31 · 32,2 · 34,8 · 35,8 · 37,8 · 39,8 · 40,6 · 41,6 · 42,6 · 43,6 · 44,8 · 46,8 · 51,8 · 56 · 60,2 · 61,4 · 64 · 66 · 70,2 · 73,6s); phong cách anime, xen toàn–trung–cận–cận đặc tả–chèn hiệu ứng, logo cuối. Video nội bộ Kenta OB55 (ffmpeg</w:t>
+      </w:r>
+      <w:r>
+        <w:t xml:space="preserve"> </w:t>
+      </w:r>
+      <w:r>
+        <w:rPr>
+          <w:rStyle w:val="VerbatimChar"/>
+        </w:rPr>
+        <w:t xml:space="preserve">select='gt(scene,0.30)'</w:t>
+      </w:r>
+      <w:r>
+        <w:t xml:space="preserve">): 38,8s, ~12 shot, mở bằng nhân vật tạo dáng + tiêu đề, thân là gameplay góc thứ ba sau lưng + chữ chương, kết bằng câu kêu gọi.</w:t>
       </w:r>
     </w:p>
     <w:p>
@@ -10472,34 +10714,37 @@
         </w:numPr>
       </w:pPr>
       <w:r>
-        <w:t xml:space="preserve">Streamlit không tự nạp lại module</w:t>
-      </w:r>
-      <w:r>
-        <w:t xml:space="preserve"> </w:t>
-      </w:r>
-      <w:r>
-        <w:rPr>
-          <w:rStyle w:val="VerbatimChar"/>
-        </w:rPr>
-        <w:t xml:space="preserve">core/</w:t>
-      </w:r>
-      <w:r>
-        <w:t xml:space="preserve">,</w:t>
-      </w:r>
-      <w:r>
-        <w:t xml:space="preserve"> </w:t>
-      </w:r>
-      <w:r>
-        <w:rPr>
-          <w:rStyle w:val="VerbatimChar"/>
-        </w:rPr>
-        <w:t xml:space="preserve">dashboard/steps/</w:t>
-      </w:r>
-      <w:r>
-        <w:t xml:space="preserve"> </w:t>
-      </w:r>
-      <w:r>
-        <w:t xml:space="preserve">khi sửa → khởi động lại server để thử.</w:t>
+        <w:t xml:space="preserve">Xem khung hình: vẽ khung giữa mỗi shot vào một canvas lớn, gắn thành</w:t>
+      </w:r>
+      <w:r>
+        <w:t xml:space="preserve"> </w:t>
+      </w:r>
+      <w:r>
+        <w:rPr>
+          <w:rStyle w:val="VerbatimChar"/>
+        </w:rPr>
+        <w:t xml:space="preserve">&lt;img&gt;</w:t>
+      </w:r>
+      <w:r>
+        <w:t xml:space="preserve"> </w:t>
+      </w:r>
+      <w:r>
+        <w:t xml:space="preserve">phủ lên trang rồi chụp màn hình (kết quả</w:t>
+      </w:r>
+      <w:r>
+        <w:t xml:space="preserve"> </w:t>
+      </w:r>
+      <w:r>
+        <w:rPr>
+          <w:rStyle w:val="VerbatimChar"/>
+        </w:rPr>
+        <w:t xml:space="preserve">toDataURL</w:t>
+      </w:r>
+      <w:r>
+        <w:t xml:space="preserve"> </w:t>
+      </w:r>
+      <w:r>
+        <w:t xml:space="preserve">quá lớn để trả về trực tiếp; chia bảng thành từng phần nếu cần xem rõ).</w:t>
       </w:r>
     </w:p>
     <w:p>
@@ -10511,22 +10756,17 @@
         </w:numPr>
       </w:pPr>
       <w:r>
-        <w:t xml:space="preserve">Widget Streamlit có</w:t>
-      </w:r>
-      <w:r>
-        <w:t xml:space="preserve"> </w:t>
-      </w:r>
-      <w:r>
-        <w:rPr>
-          <w:rStyle w:val="VerbatimChar"/>
-        </w:rPr>
-        <w:t xml:space="preserve">key</w:t>
-      </w:r>
-      <w:r>
-        <w:t xml:space="preserve"> </w:t>
-      </w:r>
-      <w:r>
-        <w:t xml:space="preserve">giữ giá trị cũ khi dữ liệu đổi ở nơi khác → key phải gắn theo giá trị trong dữ liệu (đã sửa ở bảng trộn âm Bước 5) hoặc xóa state sau khi đổi.</w:t>
+        <w:t xml:space="preserve">Chỉ lưu dữ liệu chữ (mốc cắt, nhãn, thống kê) vào repo; không lưu hình của video.</w:t>
+      </w:r>
+    </w:p>
+    <w:bookmarkEnd w:id="33"/>
+    <w:bookmarkStart w:id="34" w:name="bài-học-kỹ-thuật-tránh-lặp-lỗi"/>
+    <w:p>
+      <w:pPr>
+        <w:pStyle w:val="Heading3"/>
+      </w:pPr>
+      <w:r>
+        <w:t xml:space="preserve">Bài học kỹ thuật (tránh lặp lỗi)</w:t>
       </w:r>
     </w:p>
     <w:p>
@@ -10534,53 +10774,11 @@
         <w:pStyle w:val="Compact"/>
         <w:numPr>
           <w:ilvl w:val="0"/>
-          <w:numId w:val="1022"/>
+          <w:numId w:val="1023"/>
         </w:numPr>
       </w:pPr>
       <w:r>
-        <w:t xml:space="preserve">Thanh bước là</w:t>
-      </w:r>
-      <w:r>
-        <w:t xml:space="preserve"> </w:t>
-      </w:r>
-      <w:r>
-        <w:rPr>
-          <w:rStyle w:val="VerbatimChar"/>
-        </w:rPr>
-        <w:t xml:space="preserve">st.radio</w:t>
-      </w:r>
-      <w:r>
-        <w:t xml:space="preserve"> </w:t>
-      </w:r>
-      <w:r>
-        <w:t xml:space="preserve">có nhãn động → phải gán lại</w:t>
-      </w:r>
-      <w:r>
-        <w:t xml:space="preserve"> </w:t>
-      </w:r>
-      <w:r>
-        <w:rPr>
-          <w:rStyle w:val="VerbatimChar"/>
-        </w:rPr>
-        <w:t xml:space="preserve">st.session_state["step"]</w:t>
-      </w:r>
-      <w:r>
-        <w:t xml:space="preserve"> </w:t>
-      </w:r>
-      <w:r>
-        <w:t xml:space="preserve">trước khi vẽ (đã sửa trong</w:t>
-      </w:r>
-      <w:r>
-        <w:t xml:space="preserve"> </w:t>
-      </w:r>
-      <w:r>
-        <w:rPr>
-          <w:rStyle w:val="VerbatimChar"/>
-        </w:rPr>
-        <w:t xml:space="preserve">dashboard/app.py</w:t>
-      </w:r>
-      <w:r>
-        <w:t xml:space="preserve">).</w:t>
+        <w:t xml:space="preserve">Heredoc bash chứa tiếng Việt / ký tự thoát dễ hỏng file → dùng Write/Edit tool hoặc script Python trong scratchpad.</w:t>
       </w:r>
     </w:p>
     <w:p>
@@ -10588,20 +10786,38 @@
         <w:pStyle w:val="Compact"/>
         <w:numPr>
           <w:ilvl w:val="0"/>
-          <w:numId w:val="1022"/>
+          <w:numId w:val="1023"/>
         </w:numPr>
       </w:pPr>
       <w:r>
-        <w:t xml:space="preserve">Callback nút (</w:t>
-      </w:r>
-      <w:r>
-        <w:rPr>
-          <w:rStyle w:val="VerbatimChar"/>
-        </w:rPr>
-        <w:t xml:space="preserve">on_click</w:t>
-      </w:r>
-      <w:r>
-        <w:t xml:space="preserve">) chạy ở luồng khác → mở kết nối SQLite mới trong callback.</w:t>
+        <w:t xml:space="preserve">Streamlit không tự nạp lại module</w:t>
+      </w:r>
+      <w:r>
+        <w:t xml:space="preserve"> </w:t>
+      </w:r>
+      <w:r>
+        <w:rPr>
+          <w:rStyle w:val="VerbatimChar"/>
+        </w:rPr>
+        <w:t xml:space="preserve">core/</w:t>
+      </w:r>
+      <w:r>
+        <w:t xml:space="preserve">,</w:t>
+      </w:r>
+      <w:r>
+        <w:t xml:space="preserve"> </w:t>
+      </w:r>
+      <w:r>
+        <w:rPr>
+          <w:rStyle w:val="VerbatimChar"/>
+        </w:rPr>
+        <w:t xml:space="preserve">dashboard/steps/</w:t>
+      </w:r>
+      <w:r>
+        <w:t xml:space="preserve"> </w:t>
+      </w:r>
+      <w:r>
+        <w:t xml:space="preserve">khi sửa → khởi động lại server để thử.</w:t>
       </w:r>
     </w:p>
     <w:p>
@@ -10609,10 +10825,112 @@
         <w:pStyle w:val="Compact"/>
         <w:numPr>
           <w:ilvl w:val="0"/>
-          <w:numId w:val="1022"/>
+          <w:numId w:val="1023"/>
         </w:numPr>
       </w:pPr>
       <w:r>
+        <w:t xml:space="preserve">Widget Streamlit có</w:t>
+      </w:r>
+      <w:r>
+        <w:t xml:space="preserve"> </w:t>
+      </w:r>
+      <w:r>
+        <w:rPr>
+          <w:rStyle w:val="VerbatimChar"/>
+        </w:rPr>
+        <w:t xml:space="preserve">key</w:t>
+      </w:r>
+      <w:r>
+        <w:t xml:space="preserve"> </w:t>
+      </w:r>
+      <w:r>
+        <w:t xml:space="preserve">giữ giá trị cũ khi dữ liệu đổi ở nơi khác → key phải gắn theo giá trị trong dữ liệu (đã sửa ở bảng trộn âm Bước 5) hoặc xóa state sau khi đổi.</w:t>
+      </w:r>
+    </w:p>
+    <w:p>
+      <w:pPr>
+        <w:pStyle w:val="Compact"/>
+        <w:numPr>
+          <w:ilvl w:val="0"/>
+          <w:numId w:val="1023"/>
+        </w:numPr>
+      </w:pPr>
+      <w:r>
+        <w:t xml:space="preserve">Thanh bước là</w:t>
+      </w:r>
+      <w:r>
+        <w:t xml:space="preserve"> </w:t>
+      </w:r>
+      <w:r>
+        <w:rPr>
+          <w:rStyle w:val="VerbatimChar"/>
+        </w:rPr>
+        <w:t xml:space="preserve">st.radio</w:t>
+      </w:r>
+      <w:r>
+        <w:t xml:space="preserve"> </w:t>
+      </w:r>
+      <w:r>
+        <w:t xml:space="preserve">có nhãn động → phải gán lại</w:t>
+      </w:r>
+      <w:r>
+        <w:t xml:space="preserve"> </w:t>
+      </w:r>
+      <w:r>
+        <w:rPr>
+          <w:rStyle w:val="VerbatimChar"/>
+        </w:rPr>
+        <w:t xml:space="preserve">st.session_state["step"]</w:t>
+      </w:r>
+      <w:r>
+        <w:t xml:space="preserve"> </w:t>
+      </w:r>
+      <w:r>
+        <w:t xml:space="preserve">trước khi vẽ (đã sửa trong</w:t>
+      </w:r>
+      <w:r>
+        <w:t xml:space="preserve"> </w:t>
+      </w:r>
+      <w:r>
+        <w:rPr>
+          <w:rStyle w:val="VerbatimChar"/>
+        </w:rPr>
+        <w:t xml:space="preserve">dashboard/app.py</w:t>
+      </w:r>
+      <w:r>
+        <w:t xml:space="preserve">).</w:t>
+      </w:r>
+    </w:p>
+    <w:p>
+      <w:pPr>
+        <w:pStyle w:val="Compact"/>
+        <w:numPr>
+          <w:ilvl w:val="0"/>
+          <w:numId w:val="1023"/>
+        </w:numPr>
+      </w:pPr>
+      <w:r>
+        <w:t xml:space="preserve">Callback nút (</w:t>
+      </w:r>
+      <w:r>
+        <w:rPr>
+          <w:rStyle w:val="VerbatimChar"/>
+        </w:rPr>
+        <w:t xml:space="preserve">on_click</w:t>
+      </w:r>
+      <w:r>
+        <w:t xml:space="preserve">) chạy ở luồng khác → mở kết nối SQLite mới trong callback.</w:t>
+      </w:r>
+    </w:p>
+    <w:p>
+      <w:pPr>
+        <w:pStyle w:val="Compact"/>
+        <w:numPr>
+          <w:ilvl w:val="0"/>
+          <w:numId w:val="1023"/>
+        </w:numPr>
+      </w:pPr>
+      <w:r>
         <w:rPr>
           <w:rStyle w:val="VerbatimChar"/>
         </w:rPr>
@@ -10649,9 +10967,9 @@
         <w:t xml:space="preserve">.</w:t>
       </w:r>
     </w:p>
-    <w:bookmarkEnd w:id="33"/>
     <w:bookmarkEnd w:id="34"/>
     <w:bookmarkEnd w:id="35"/>
+    <w:bookmarkEnd w:id="36"/>
     <w:sectPr>
       <w:footnotePr>
         <w:numRestart w:val="eachSect"/>
@@ -11053,6 +11371,9 @@
     <w:abstractNumId w:val="991"/>
   </w:num>
   <w:num w:numId="1016">
+    <w:abstractNumId w:val="991"/>
+  </w:num>
+  <w:num w:numId="1017">
     <w:abstractNumId w:val="99411"/>
     <w:lvlOverride w:ilvl="0">
       <w:startOverride w:val="1"/>
@@ -11082,9 +11403,6 @@
       <w:startOverride w:val="1"/>
     </w:lvlOverride>
   </w:num>
-  <w:num w:numId="1017">
-    <w:abstractNumId w:val="991"/>
-  </w:num>
   <w:num w:numId="1018">
     <w:abstractNumId w:val="991"/>
   </w:num>
@@ -11098,6 +11416,9 @@
     <w:abstractNumId w:val="991"/>
   </w:num>
   <w:num w:numId="1022">
+    <w:abstractNumId w:val="991"/>
+  </w:num>
+  <w:num w:numId="1023">
     <w:abstractNumId w:val="991"/>
   </w:num>
 </w:numbering>

--- a/docs/KE_HOACH_V3_CHINH_THUC.docx
+++ b/docs/KE_HOACH_V3_CHINH_THUC.docx
@@ -2,7 +2,7 @@
 <file path=word/document.xml><?xml version="1.0" encoding="utf-8"?>
 <w:document xmlns:w="http://schemas.openxmlformats.org/wordprocessingml/2006/main" xmlns:m="http://schemas.openxmlformats.org/officeDocument/2006/math" xmlns:r="http://schemas.openxmlformats.org/officeDocument/2006/relationships" xmlns:o="urn:schemas-microsoft-com:office:office" xmlns:v="urn:schemas-microsoft-com:vml" xmlns:w10="urn:schemas-microsoft-com:office:word" xmlns:a="http://schemas.openxmlformats.org/drawingml/2006/main" xmlns:pic="http://schemas.openxmlformats.org/drawingml/2006/picture" xmlns:wp="http://schemas.openxmlformats.org/drawingml/2006/wordprocessingDrawing">
   <w:body>
-    <w:bookmarkStart w:id="36" w:name="Xf591083e63529cee6e3df27d0737062e7768a88"/>
+    <w:bookmarkStart w:id="37" w:name="Xf591083e63529cee6e3df27d0737062e7768a88"/>
     <w:p>
       <w:pPr>
         <w:pStyle w:val="Heading1"/>
@@ -3686,7 +3686,7 @@
       </w:r>
     </w:p>
     <w:bookmarkEnd w:id="18"/>
-    <w:bookmarkStart w:id="28" w:name="Xd3e174a69b9a66d038c9d75605c63b17407e4a7"/>
+    <w:bookmarkStart w:id="29" w:name="Xd3e174a69b9a66d038c9d75605c63b17407e4a7"/>
     <w:p>
       <w:pPr>
         <w:pStyle w:val="Heading2"/>
@@ -4084,7 +4084,7 @@
               <w:pStyle w:val="Compact"/>
             </w:pPr>
             <w:r>
-              <w:t xml:space="preserve">GĐ6 · Thử thật 3 phương án</w:t>
+              <w:t xml:space="preserve">Chạy giả lập 3 phương án</w:t>
             </w:r>
           </w:p>
         </w:tc>
@@ -4095,7 +4095,17 @@
               <w:pStyle w:val="Compact"/>
             </w:pPr>
             <w:r>
-              <w:t xml:space="preserve">Chưa bắt đầu</w:t>
+              <w:rPr>
+                <w:b/>
+                <w:bCs/>
+              </w:rPr>
+              <w:t xml:space="preserve">Xong</w:t>
+            </w:r>
+            <w:r>
+              <w:t xml:space="preserve"> </w:t>
+            </w:r>
+            <w:r>
+              <w:t xml:space="preserve">(2026-09-24)</w:t>
             </w:r>
           </w:p>
         </w:tc>
@@ -4106,7 +4116,52 @@
               <w:pStyle w:val="Compact"/>
             </w:pPr>
             <w:r>
-              <w:t xml:space="preserve">Cần bạn duyệt chi tiêu</w:t>
+              <w:t xml:space="preserve">Kịch bản Kenta ở v2 / từng shot / multi-shot tới bản giao (tự động + bấm tay trên Dashboard); tìm và sửa 10 lỗi; 659 test pass</w:t>
+            </w:r>
+          </w:p>
+        </w:tc>
+      </w:tr>
+      <w:tr>
+        <w:tc>
+          <w:tcPr/>
+          <w:p>
+            <w:pPr>
+              <w:pStyle w:val="Compact"/>
+            </w:pPr>
+            <w:r>
+              <w:t xml:space="preserve">GĐ6 · Thử thật 3 phương án</w:t>
+            </w:r>
+          </w:p>
+        </w:tc>
+        <w:tc>
+          <w:tcPr/>
+          <w:p>
+            <w:pPr>
+              <w:pStyle w:val="Compact"/>
+            </w:pPr>
+            <w:r>
+              <w:rPr>
+                <w:b/>
+                <w:bCs/>
+              </w:rPr>
+              <w:t xml:space="preserve">Đang làm</w:t>
+            </w:r>
+            <w:r>
+              <w:t xml:space="preserve"> </w:t>
+            </w:r>
+            <w:r>
+              <w:t xml:space="preserve">(người dùng duyệt 2026-09-24)</w:t>
+            </w:r>
+          </w:p>
+        </w:tc>
+        <w:tc>
+          <w:tcPr/>
+          <w:p>
+            <w:pPr>
+              <w:pStyle w:val="Compact"/>
+            </w:pPr>
+            <w:r>
+              <w:t xml:space="preserve">Trần $50, 720p</w:t>
             </w:r>
           </w:p>
         </w:tc>
@@ -7218,7 +7273,7 @@
         <w:t xml:space="preserve">mode=std</w:t>
       </w:r>
       <w:r>
-        <w:t xml:space="preserve">, Seedance 2.0 → 2.0 Fast; ước tính giá ở Bước 4 theo đúng lựa chọn này.</w:t>
+        <w:t xml:space="preserve">, Seedance 2.0 và 2.5 → 2.0 Fast (các phương án so sánh cùng mức giá); ước tính giá ở Bước 4 theo đúng lựa chọn này.</w:t>
       </w:r>
     </w:p>
     <w:p>
@@ -7364,7 +7419,498 @@
       </w:r>
     </w:p>
     <w:bookmarkEnd w:id="26"/>
-    <w:bookmarkStart w:id="27" w:name="X7d22d232cb620e45b5bcbf31317bdc106111190"/>
+    <w:bookmarkStart w:id="27" w:name="Xff4d8ed2ec9d52b2df31be1b8b746d457e9ce83"/>
+    <w:p>
+      <w:pPr>
+        <w:pStyle w:val="Heading3"/>
+      </w:pPr>
+      <w:r>
+        <w:t xml:space="preserve">Chạy giả lập 3 phương án — kết quả (2026-09-24)</w:t>
+      </w:r>
+    </w:p>
+    <w:p>
+      <w:pPr>
+        <w:pStyle w:val="FirstParagraph"/>
+      </w:pPr>
+      <w:r>
+        <w:t xml:space="preserve">Nhà cung cấp giả lập,</w:t>
+      </w:r>
+      <w:r>
+        <w:t xml:space="preserve"> </w:t>
+      </w:r>
+      <w:r>
+        <w:rPr>
+          <w:rStyle w:val="VerbatimChar"/>
+        </w:rPr>
+        <w:t xml:space="preserve">MOCK_REAL_MEDIA=1</w:t>
+      </w:r>
+      <w:r>
+        <w:t xml:space="preserve"> </w:t>
+      </w:r>
+      <w:r>
+        <w:t xml:space="preserve">(ảnh/clip là file thật nhỏ, dựng bằng ffmpeg thật), kịch bản Kenta, 9:16, chế độ thử rẻ. Dự án V1 (từng shot) tạo từ kịch bản, V2 (multi-shot) và V0 (v2) nhân bản từ V1 bằng tính năng mới.</w:t>
+      </w:r>
+    </w:p>
+    <w:tbl>
+      <w:tblPr>
+        <w:tblStyle w:val="Table"/>
+        <w:tblW w:type="pct" w:w="5000"/>
+        <w:tblLayout w:type="fixed"/>
+        <w:tblLook w:firstRow="1" w:lastRow="0" w:firstColumn="0" w:lastColumn="0" w:noHBand="0" w:noVBand="0" w:val="0020"/>
+      </w:tblPr>
+      <w:tblGrid>
+        <w:gridCol w:w="1980"/>
+        <w:gridCol w:w="1980"/>
+        <w:gridCol w:w="1980"/>
+        <w:gridCol w:w="1980"/>
+      </w:tblGrid>
+      <w:tr>
+        <w:trPr>
+          <w:tblHeader w:val="on"/>
+        </w:trPr>
+        <w:tc>
+          <w:tcPr/>
+          <w:p>
+            <w:pPr>
+              <w:pStyle w:val="Compact"/>
+            </w:pPr>
+          </w:p>
+        </w:tc>
+        <w:tc>
+          <w:tcPr/>
+          <w:p>
+            <w:pPr>
+              <w:pStyle w:val="Compact"/>
+            </w:pPr>
+            <w:r>
+              <w:t xml:space="preserve">V0 v2</w:t>
+            </w:r>
+          </w:p>
+        </w:tc>
+        <w:tc>
+          <w:tcPr/>
+          <w:p>
+            <w:pPr>
+              <w:pStyle w:val="Compact"/>
+            </w:pPr>
+            <w:r>
+              <w:t xml:space="preserve">V1 từng shot</w:t>
+            </w:r>
+          </w:p>
+        </w:tc>
+        <w:tc>
+          <w:tcPr/>
+          <w:p>
+            <w:pPr>
+              <w:pStyle w:val="Compact"/>
+            </w:pPr>
+            <w:r>
+              <w:t xml:space="preserve">V2 multi-shot</w:t>
+            </w:r>
+          </w:p>
+        </w:tc>
+      </w:tr>
+      <w:tr>
+        <w:tc>
+          <w:tcPr/>
+          <w:p>
+            <w:pPr>
+              <w:pStyle w:val="Compact"/>
+            </w:pPr>
+            <w:r>
+              <w:t xml:space="preserve">Shot / clip</w:t>
+            </w:r>
+          </w:p>
+        </w:tc>
+        <w:tc>
+          <w:tcPr/>
+          <w:p>
+            <w:pPr>
+              <w:pStyle w:val="Compact"/>
+            </w:pPr>
+            <w:r>
+              <w:t xml:space="preserve">3</w:t>
+            </w:r>
+          </w:p>
+        </w:tc>
+        <w:tc>
+          <w:tcPr/>
+          <w:p>
+            <w:pPr>
+              <w:pStyle w:val="Compact"/>
+            </w:pPr>
+            <w:r>
+              <w:t xml:space="preserve">25</w:t>
+            </w:r>
+          </w:p>
+        </w:tc>
+        <w:tc>
+          <w:tcPr/>
+          <w:p>
+            <w:pPr>
+              <w:pStyle w:val="Compact"/>
+            </w:pPr>
+            <w:r>
+              <w:t xml:space="preserve">25</w:t>
+            </w:r>
+          </w:p>
+        </w:tc>
+      </w:tr>
+      <w:tr>
+        <w:tc>
+          <w:tcPr/>
+          <w:p>
+            <w:pPr>
+              <w:pStyle w:val="Compact"/>
+            </w:pPr>
+            <w:r>
+              <w:t xml:space="preserve">Ảnh / lần gen video</w:t>
+            </w:r>
+          </w:p>
+        </w:tc>
+        <w:tc>
+          <w:tcPr/>
+          <w:p>
+            <w:pPr>
+              <w:pStyle w:val="Compact"/>
+            </w:pPr>
+            <w:r>
+              <w:t xml:space="preserve">3 / 3</w:t>
+            </w:r>
+          </w:p>
+        </w:tc>
+        <w:tc>
+          <w:tcPr/>
+          <w:p>
+            <w:pPr>
+              <w:pStyle w:val="Compact"/>
+            </w:pPr>
+            <w:r>
+              <w:t xml:space="preserve">25 / 25</w:t>
+            </w:r>
+          </w:p>
+        </w:tc>
+        <w:tc>
+          <w:tcPr/>
+          <w:p>
+            <w:pPr>
+              <w:pStyle w:val="Compact"/>
+            </w:pPr>
+            <w:r>
+              <w:t xml:space="preserve">7 / 7</w:t>
+            </w:r>
+          </w:p>
+        </w:tc>
+      </w:tr>
+      <w:tr>
+        <w:tc>
+          <w:tcPr/>
+          <w:p>
+            <w:pPr>
+              <w:pStyle w:val="Compact"/>
+            </w:pPr>
+            <w:r>
+              <w:t xml:space="preserve">Độ dài phim (giọng giả 1,5s/câu)</w:t>
+            </w:r>
+          </w:p>
+        </w:tc>
+        <w:tc>
+          <w:tcPr/>
+          <w:p>
+            <w:pPr>
+              <w:pStyle w:val="Compact"/>
+            </w:pPr>
+            <w:r>
+              <w:t xml:space="preserve">30s</w:t>
+            </w:r>
+          </w:p>
+        </w:tc>
+        <w:tc>
+          <w:tcPr/>
+          <w:p>
+            <w:pPr>
+              <w:pStyle w:val="Compact"/>
+            </w:pPr>
+            <w:r>
+              <w:t xml:space="preserve">68s</w:t>
+            </w:r>
+          </w:p>
+        </w:tc>
+        <w:tc>
+          <w:tcPr/>
+          <w:p>
+            <w:pPr>
+              <w:pStyle w:val="Compact"/>
+            </w:pPr>
+            <w:r>
+              <w:t xml:space="preserve">68s</w:t>
+            </w:r>
+          </w:p>
+        </w:tc>
+      </w:tr>
+      <w:tr>
+        <w:tc>
+          <w:tcPr/>
+          <w:p>
+            <w:pPr>
+              <w:pStyle w:val="Compact"/>
+            </w:pPr>
+            <w:r>
+              <w:t xml:space="preserve">Ước tính chi phí video thật (theo bảng giá,</w:t>
+            </w:r>
+            <w:r>
+              <w:t xml:space="preserve"> </w:t>
+            </w:r>
+            <w:r>
+              <w:rPr>
+                <w:rStyle w:val="VerbatimChar"/>
+              </w:rPr>
+              <w:t xml:space="preserve">model_router.plan</w:t>
+            </w:r>
+            <w:r>
+              <w:t xml:space="preserve">)</w:t>
+            </w:r>
+          </w:p>
+        </w:tc>
+        <w:tc>
+          <w:tcPr/>
+          <w:p>
+            <w:pPr>
+              <w:pStyle w:val="Compact"/>
+            </w:pPr>
+            <w:r>
+              <w:t xml:space="preserve">~$2 cho 15s (Director giả; thật ~56s ≈ $5–7)</w:t>
+            </w:r>
+          </w:p>
+        </w:tc>
+        <w:tc>
+          <w:tcPr/>
+          <w:p>
+            <w:pPr>
+              <w:pStyle w:val="Compact"/>
+            </w:pPr>
+            <w:r>
+              <w:t xml:space="preserve">~$12,7 (106 giây bị tính: Seedance Fast tối thiểu 4s/shot)</w:t>
+            </w:r>
+          </w:p>
+        </w:tc>
+        <w:tc>
+          <w:tcPr/>
+          <w:p>
+            <w:pPr>
+              <w:pStyle w:val="Compact"/>
+            </w:pPr>
+            <w:r>
+              <w:t xml:space="preserve">~$7,2 (90 giây bị tính: Kling tối thiểu 3s/shot)</w:t>
+            </w:r>
+          </w:p>
+        </w:tc>
+      </w:tr>
+    </w:tbl>
+    <w:p>
+      <w:pPr>
+        <w:pStyle w:val="BodyText"/>
+      </w:pPr>
+      <w:r>
+        <w:t xml:space="preserve">Nhận xét: shot rất ngắn (1–1,5s, phản ứng/chèn) làm giá tăng vì mọi model có độ dài tối thiểu (clip được cắt lại sau); multi-shot rẻ hơn ~40% và cần ít ảnh hơn nhiều. Chất lượng thật chỉ biết ở GĐ6.</w:t>
+      </w:r>
+    </w:p>
+    <w:p>
+      <w:pPr>
+        <w:pStyle w:val="BodyText"/>
+      </w:pPr>
+      <w:r>
+        <w:rPr>
+          <w:b/>
+          <w:bCs/>
+        </w:rPr>
+        <w:t xml:space="preserve">Lỗi tìm thấy và đã sửa:</w:t>
+      </w:r>
+      <w:r>
+        <w:t xml:space="preserve"> </w:t>
+      </w:r>
+      <w:r>
+        <w:t xml:space="preserve">1. Nhân bản</w:t>
+      </w:r>
+      <w:r>
+        <w:t xml:space="preserve"> </w:t>
+      </w:r>
+      <w:r>
+        <w:t xml:space="preserve">“chạy lại Director”</w:t>
+      </w:r>
+      <w:r>
+        <w:t xml:space="preserve"> </w:t>
+      </w:r>
+      <w:r>
+        <w:t xml:space="preserve">để bản sao không có dòng cảnh nào → Director v2 báo lỗi. Nay bản sao có một dòng mỗi cảnh kịch bản.</w:t>
+      </w:r>
+      <w:r>
+        <w:t xml:space="preserve"> </w:t>
+      </w:r>
+      <w:r>
+        <w:t xml:space="preserve">2. Chế độ tự động gen ảnh cho cả 25 shot của multi-shot (chỉ cần 7).</w:t>
+      </w:r>
+      <w:r>
+        <w:t xml:space="preserve"> </w:t>
+      </w:r>
+      <w:r>
+        <w:t xml:space="preserve">3. Sau khi sửa (2): lineage coi shot đi kèm là</w:t>
+      </w:r>
+      <w:r>
+        <w:t xml:space="preserve"> </w:t>
+      </w:r>
+      <w:r>
+        <w:t xml:space="preserve">“ảnh đã bỏ duyệt”</w:t>
+      </w:r>
+      <w:r>
+        <w:t xml:space="preserve"> </w:t>
+      </w:r>
+      <w:r>
+        <w:t xml:space="preserve">→ chế độ tự động lặp mãi ở 7/25. Nay shot đi kèm được xét theo ảnh đầu nhóm; job đi kèm ghi đúng ảnh nguồn.</w:t>
+      </w:r>
+      <w:r>
+        <w:t xml:space="preserve"> </w:t>
+      </w:r>
+      <w:r>
+        <w:t xml:space="preserve">4. Bước 2 multi-shot ước tính thừa 18 ảnh; storyboard ghi</w:t>
+      </w:r>
+      <w:r>
+        <w:t xml:space="preserve"> </w:t>
+      </w:r>
+      <w:r>
+        <w:t xml:space="preserve">“7/25 ảnh”</w:t>
+      </w:r>
+      <w:r>
+        <w:t xml:space="preserve"> </w:t>
+      </w:r>
+      <w:r>
+        <w:t xml:space="preserve">→ nay</w:t>
+      </w:r>
+      <w:r>
+        <w:t xml:space="preserve"> </w:t>
+      </w:r>
+      <w:r>
+        <w:t xml:space="preserve">“7/7 ảnh · 18 shot dùng ảnh đầu nhóm”</w:t>
+      </w:r>
+      <w:r>
+        <w:t xml:space="preserve">.</w:t>
+      </w:r>
+      <w:r>
+        <w:t xml:space="preserve"> </w:t>
+      </w:r>
+      <w:r>
+        <w:t xml:space="preserve">5. Hộp thoại 💵 Ngân sách thử và 🧬 Nhân bản không mở (thiếu trong</w:t>
+      </w:r>
+      <w:r>
+        <w:t xml:space="preserve"> </w:t>
+      </w:r>
+      <w:r>
+        <w:rPr>
+          <w:rStyle w:val="VerbatimChar"/>
+        </w:rPr>
+        <w:t xml:space="preserve">DIALOG_FLAGS</w:t>
+      </w:r>
+      <w:r>
+        <w:t xml:space="preserve">) → thêm + test chặn tái diễn.</w:t>
+      </w:r>
+      <w:r>
+        <w:t xml:space="preserve"> </w:t>
+      </w:r>
+      <w:r>
+        <w:t xml:space="preserve">6. Bấm nút trong hộp thoại → lỗi SQLite khác luồng (hộp thoại chạy lại ở luồng khác). Nay mọi hộp thoại (cả Kho tài nguyên, Lịch sử, Bài học, Phân quyền) tự mở kết nối riêng.</w:t>
+      </w:r>
+      <w:r>
+        <w:t xml:space="preserve"> </w:t>
+      </w:r>
+      <w:r>
+        <w:t xml:space="preserve">7. Ký hiệu</w:t>
+      </w:r>
+      <w:r>
+        <w:t xml:space="preserve"> </w:t>
+      </w:r>
+      <w:r>
+        <w:t xml:space="preserve">“$”</w:t>
+      </w:r>
+      <w:r>
+        <w:t xml:space="preserve"> </w:t>
+      </w:r>
+      <w:r>
+        <w:t xml:space="preserve">trong hộp thoại ngân sách / bảng so sánh bị hiểu là công thức toán → mất chữ.</w:t>
+      </w:r>
+      <w:r>
+        <w:t xml:space="preserve"> </w:t>
+      </w:r>
+      <w:r>
+        <w:t xml:space="preserve">8. Lưu điểm ở bảng so sánh không cập nhật bảng ngay.</w:t>
+      </w:r>
+      <w:r>
+        <w:t xml:space="preserve"> </w:t>
+      </w:r>
+      <w:r>
+        <w:t xml:space="preserve">9. Nhãn</w:t>
+      </w:r>
+      <w:r>
+        <w:t xml:space="preserve"> </w:t>
+      </w:r>
+      <w:r>
+        <w:t xml:space="preserve">“25 cảnh”</w:t>
+      </w:r>
+      <w:r>
+        <w:t xml:space="preserve"> </w:t>
+      </w:r>
+      <w:r>
+        <w:t xml:space="preserve">ở dự án chia shot →</w:t>
+      </w:r>
+      <w:r>
+        <w:t xml:space="preserve"> </w:t>
+      </w:r>
+      <w:r>
+        <w:t xml:space="preserve">“3 cảnh · 25 shot”</w:t>
+      </w:r>
+      <w:r>
+        <w:t xml:space="preserve">; khối thử nghiệm multi-shot cũ ẩn với dự án chia shot.</w:t>
+      </w:r>
+      <w:r>
+        <w:t xml:space="preserve"> </w:t>
+      </w:r>
+      <w:r>
+        <w:t xml:space="preserve">10. Chế độ thử rẻ vẫn để Seedance 2.5 (đắt nhất) → nay 2.0 và 2.5 đều xuống 2.0 Fast (so sánh cùng mặt bằng giá).</w:t>
+      </w:r>
+    </w:p>
+    <w:p>
+      <w:pPr>
+        <w:pStyle w:val="BodyText"/>
+      </w:pPr>
+      <w:r>
+        <w:t xml:space="preserve">Không phải lỗi: shot có thoại được kéo dài theo giọng thật (đúng thiết kế); clip</w:t>
+      </w:r>
+      <w:r>
+        <w:t xml:space="preserve"> </w:t>
+      </w:r>
+      <w:r>
+        <w:t xml:space="preserve">“chờ duyệt”</w:t>
+      </w:r>
+      <w:r>
+        <w:t xml:space="preserve"> </w:t>
+      </w:r>
+      <w:r>
+        <w:t xml:space="preserve">chưa tính là</w:t>
+      </w:r>
+      <w:r>
+        <w:t xml:space="preserve"> </w:t>
+      </w:r>
+      <w:r>
+        <w:t xml:space="preserve">“dùng được”</w:t>
+      </w:r>
+      <w:r>
+        <w:t xml:space="preserve"> </w:t>
+      </w:r>
+      <w:r>
+        <w:t xml:space="preserve">ở chế độ người duyệt.</w:t>
+      </w:r>
+    </w:p>
+    <w:bookmarkEnd w:id="27"/>
+    <w:bookmarkStart w:id="28" w:name="X7d22d232cb620e45b5bcbf31317bdc106111190"/>
     <w:p>
       <w:pPr>
         <w:pStyle w:val="Heading3"/>
@@ -7650,9 +8196,9 @@
         </w:pict>
       </w:r>
     </w:p>
-    <w:bookmarkEnd w:id="27"/>
     <w:bookmarkEnd w:id="28"/>
-    <w:bookmarkStart w:id="35" w:name="X4e74bbea56bf0474fd821a17856e182245ad907"/>
+    <w:bookmarkEnd w:id="29"/>
+    <w:bookmarkStart w:id="36" w:name="X4e74bbea56bf0474fd821a17856e182245ad907"/>
     <w:p>
       <w:pPr>
         <w:pStyle w:val="Heading2"/>
@@ -7661,7 +8207,7 @@
         <w:t xml:space="preserve">Bàn giao cho phiên thực hiện (tài khoản phụ)</w:t>
       </w:r>
     </w:p>
-    <w:bookmarkStart w:id="29" w:name="bắt-đầu"/>
+    <w:bookmarkStart w:id="30" w:name="bắt-đầu"/>
     <w:p>
       <w:pPr>
         <w:pStyle w:val="Heading3"/>
@@ -7848,8 +8394,8 @@
         <w:t xml:space="preserve">. Hỏi trước mọi việc tốn credit.</w:t>
       </w:r>
     </w:p>
-    <w:bookmarkEnd w:id="29"/>
-    <w:bookmarkStart w:id="30" w:name="trạng-thái-hiện-tại"/>
+    <w:bookmarkEnd w:id="30"/>
+    <w:bookmarkStart w:id="31" w:name="trạng-thái-hiện-tại"/>
     <w:p>
       <w:pPr>
         <w:pStyle w:val="Heading3"/>
@@ -8002,8 +8548,8 @@
         <w:t xml:space="preserve">(~5 phút).</w:t>
       </w:r>
     </w:p>
-    <w:bookmarkEnd w:id="30"/>
-    <w:bookmarkStart w:id="31" w:name="môi-trường-windows"/>
+    <w:bookmarkEnd w:id="31"/>
+    <w:bookmarkStart w:id="32" w:name="môi-trường-windows"/>
     <w:p>
       <w:pPr>
         <w:pStyle w:val="Heading3"/>
@@ -8205,8 +8751,8 @@
         <w:t xml:space="preserve">— dùng để phân tích, không đưa vào repo.</w:t>
       </w:r>
     </w:p>
-    <w:bookmarkEnd w:id="31"/>
-    <w:bookmarkStart w:id="32" w:name="sự-thật-về-api-tra-2026-09-23-chỉ-đọc"/>
+    <w:bookmarkEnd w:id="32"/>
+    <w:bookmarkStart w:id="33" w:name="sự-thật-về-api-tra-2026-09-23-chỉ-đọc"/>
     <w:p>
       <w:pPr>
         <w:pStyle w:val="Heading3"/>
@@ -8583,8 +9129,8 @@
         <w:t xml:space="preserve">, chưa đo thật). Deepix chưa có giá.</w:t>
       </w:r>
     </w:p>
-    <w:bookmarkEnd w:id="32"/>
-    <w:bookmarkStart w:id="33" w:name="nghiên-cứu-video-youtube-gđ1"/>
+    <w:bookmarkEnd w:id="33"/>
+    <w:bookmarkStart w:id="34" w:name="nghiên-cứu-video-youtube-gđ1"/>
     <w:p>
       <w:pPr>
         <w:pStyle w:val="Heading3"/>
@@ -10759,8 +11305,8 @@
         <w:t xml:space="preserve">Chỉ lưu dữ liệu chữ (mốc cắt, nhãn, thống kê) vào repo; không lưu hình của video.</w:t>
       </w:r>
     </w:p>
-    <w:bookmarkEnd w:id="33"/>
-    <w:bookmarkStart w:id="34" w:name="bài-học-kỹ-thuật-tránh-lặp-lỗi"/>
+    <w:bookmarkEnd w:id="34"/>
+    <w:bookmarkStart w:id="35" w:name="bài-học-kỹ-thuật-tránh-lặp-lỗi"/>
     <w:p>
       <w:pPr>
         <w:pStyle w:val="Heading3"/>
@@ -10967,9 +11513,9 @@
         <w:t xml:space="preserve">.</w:t>
       </w:r>
     </w:p>
-    <w:bookmarkEnd w:id="34"/>
     <w:bookmarkEnd w:id="35"/>
     <w:bookmarkEnd w:id="36"/>
+    <w:bookmarkEnd w:id="37"/>
     <w:sectPr>
       <w:footnotePr>
         <w:numRestart w:val="eachSect"/>

--- a/docs/KE_HOACH_V3_CHINH_THUC.docx
+++ b/docs/KE_HOACH_V3_CHINH_THUC.docx
@@ -4144,13 +4144,13 @@
                 <w:b/>
                 <w:bCs/>
               </w:rPr>
-              <w:t xml:space="preserve">Đang làm</w:t>
+              <w:t xml:space="preserve">Tạm dừng để sửa gốc</w:t>
             </w:r>
             <w:r>
               <w:t xml:space="preserve"> </w:t>
             </w:r>
             <w:r>
-              <w:t xml:space="preserve">(người dùng duyệt 2026-09-24)</w:t>
+              <w:t xml:space="preserve">(2026-09-24)</w:t>
             </w:r>
           </w:p>
         </w:tc>
@@ -4161,7 +4161,22 @@
               <w:pStyle w:val="Compact"/>
             </w:pPr>
             <w:r>
-              <w:t xml:space="preserve">Trần $50, 720p</w:t>
+              <w:t xml:space="preserve">Đã chi $42,88/$50: V0 xong bản giao (48s); V1 21/26, V2 21/26 clip. Phần lớn tiền đi vào gen lại. Phân tích nguyên nhân gốc:</w:t>
+            </w:r>
+            <w:r>
+              <w:t xml:space="preserve"> </w:t>
+            </w:r>
+            <w:r>
+              <w:rPr>
+                <w:rStyle w:val="VerbatimChar"/>
+              </w:rPr>
+              <w:t xml:space="preserve">docs/PHAN_TICH_LOI_GD6_2026-09-24.md</w:t>
+            </w:r>
+            <w:r>
+              <w:t xml:space="preserve"> </w:t>
+            </w:r>
+            <w:r>
+              <w:t xml:space="preserve">(Bible lệch ảnh tham chiếu, xung đột phong cách, QC đồng bộ tự sửa sai, nhóm multi-shot thiếu nhân vật, tự gen lại không hội tụ) → sửa F1–F5 trước khi gen tiếp</w:t>
             </w:r>
           </w:p>
         </w:tc>

--- a/docs/KE_HOACH_V3_CHINH_THUC.docx
+++ b/docs/KE_HOACH_V3_CHINH_THUC.docx
@@ -4176,7 +4176,7 @@
               <w:t xml:space="preserve"> </w:t>
             </w:r>
             <w:r>
-              <w:t xml:space="preserve">(Bible lệch ảnh tham chiếu, xung đột phong cách, QC đồng bộ tự sửa sai, nhóm multi-shot thiếu nhân vật, tự gen lại không hội tụ) → sửa F1–F5 trước khi gen tiếp</w:t>
+              <w:t xml:space="preserve">(Bible lệch ảnh tham chiếu, xung đột phong cách, QC đồng bộ tự sửa sai, nhóm multi-shot thiếu nhân vật, tự gen lại không hội tụ, layout sai + không có thang tỉ lệ → lỗi tỉ lệ người/cảnh và cỡ cảnh) → sửa F1–F11 trước khi gen tiếp</w:t>
             </w:r>
           </w:p>
         </w:tc>

--- a/docs/KE_HOACH_V3_CHINH_THUC.docx
+++ b/docs/KE_HOACH_V3_CHINH_THUC.docx
@@ -4117,6 +4117,66 @@
             </w:pPr>
             <w:r>
               <w:t xml:space="preserve">Kịch bản Kenta ở v2 / từng shot / multi-shot tới bản giao (tự động + bấm tay trên Dashboard); tìm và sửa 10 lỗi; 659 test pass</w:t>
+            </w:r>
+          </w:p>
+        </w:tc>
+      </w:tr>
+      <w:tr>
+        <w:tc>
+          <w:tcPr/>
+          <w:p>
+            <w:pPr>
+              <w:pStyle w:val="Compact"/>
+            </w:pPr>
+            <w:r>
+              <w:t xml:space="preserve">Chuyển Claude sang API</w:t>
+            </w:r>
+          </w:p>
+        </w:tc>
+        <w:tc>
+          <w:tcPr/>
+          <w:p>
+            <w:pPr>
+              <w:pStyle w:val="Compact"/>
+            </w:pPr>
+            <w:r>
+              <w:rPr>
+                <w:b/>
+                <w:bCs/>
+              </w:rPr>
+              <w:t xml:space="preserve">Xong</w:t>
+            </w:r>
+            <w:r>
+              <w:t xml:space="preserve"> </w:t>
+            </w:r>
+            <w:r>
+              <w:t xml:space="preserve">(2026-09-24)</w:t>
+            </w:r>
+          </w:p>
+        </w:tc>
+        <w:tc>
+          <w:tcPr/>
+          <w:p>
+            <w:pPr>
+              <w:pStyle w:val="Compact"/>
+            </w:pPr>
+            <w:r>
+              <w:t xml:space="preserve">Người dùng có khóa Claude API: Dashboard gọi</w:t>
+            </w:r>
+            <w:r>
+              <w:t xml:space="preserve"> </w:t>
+            </w:r>
+            <w:r>
+              <w:rPr>
+                <w:rStyle w:val="VerbatimChar"/>
+              </w:rPr>
+              <w:t xml:space="preserve">claude-sonnet-5</w:t>
+            </w:r>
+            <w:r>
+              <w:t xml:space="preserve"> </w:t>
+            </w:r>
+            <w:r>
+              <w:t xml:space="preserve">qua API; tiền Claude vào sổ chi + trần riêng $5; sửa ảnh &gt; 5 MB và giới hạn câu trả lời 32.000 token; 1 dự án 26 shot đủ QC ≈ $2,5–3 → $5 ≈ 2 video chia shot (chi tiết PLAN.md 3.9)</w:t>
             </w:r>
           </w:p>
         </w:tc>
